--- a/skinGradientDecent_V5/Eighth ISIC Skin Image Analysis Workshop/Eighth ISIC Skin Image Analysis Workshop Submission.docx
+++ b/skinGradientDecent_V5/Eighth ISIC Skin Image Analysis Workshop/Eighth ISIC Skin Image Analysis Workshop Submission.docx
@@ -836,13 +836,9 @@
           <w:szCs w:val="20"/>
           <w14:ligatures w14:val="none"/>
         </w:rPr>
-        <w:t>LIST OF FIGURES and tables............................................................................................................................5</w:t>
-      </w:r>
-    </w:p>
-    <w:p>
-      <w:pPr>
-        <w:spacing w:line="480" w:lineRule="auto"/>
-        <w:jc w:val="center"/>
+        <w:t>LIST OF FIGURES and tables............................................................................................................................</w:t>
+      </w:r>
+      <w:r>
         <w:rPr>
           <w:rFonts w:ascii="Times New Roman" w:eastAsia="Times New Roman" w:hAnsi="Times New Roman" w:cs="Times New Roman"/>
           <w:b/>
@@ -853,9 +849,13 @@
           <w:szCs w:val="20"/>
           <w14:ligatures w14:val="none"/>
         </w:rPr>
-      </w:pPr>
-      <w:bookmarkStart w:id="0" w:name="_Hlk31478309"/>
-      <w:r>
+        <w:t>4</w:t>
+      </w:r>
+    </w:p>
+    <w:p>
+      <w:pPr>
+        <w:spacing w:line="480" w:lineRule="auto"/>
+        <w:jc w:val="center"/>
         <w:rPr>
           <w:rFonts w:ascii="Times New Roman" w:eastAsia="Times New Roman" w:hAnsi="Times New Roman" w:cs="Times New Roman"/>
           <w:b/>
@@ -866,13 +866,9 @@
           <w:szCs w:val="20"/>
           <w14:ligatures w14:val="none"/>
         </w:rPr>
-        <w:t>ACKNOWLEDGEMENT............................................................................................................................................7</w:t>
-      </w:r>
-    </w:p>
-    <w:p>
-      <w:pPr>
-        <w:spacing w:line="480" w:lineRule="auto"/>
-        <w:jc w:val="center"/>
+      </w:pPr>
+      <w:bookmarkStart w:id="0" w:name="_Hlk31478309"/>
+      <w:r>
         <w:rPr>
           <w:rFonts w:ascii="Times New Roman" w:eastAsia="Times New Roman" w:hAnsi="Times New Roman" w:cs="Times New Roman"/>
           <w:b/>
@@ -883,7 +879,8 @@
           <w:szCs w:val="20"/>
           <w14:ligatures w14:val="none"/>
         </w:rPr>
-      </w:pPr>
+        <w:t>ACKNOWLEDGEMENT............................................................................................................................................</w:t>
+      </w:r>
       <w:r>
         <w:rPr>
           <w:rFonts w:ascii="Times New Roman" w:eastAsia="Times New Roman" w:hAnsi="Times New Roman" w:cs="Times New Roman"/>
@@ -895,7 +892,49 @@
           <w:szCs w:val="20"/>
           <w14:ligatures w14:val="none"/>
         </w:rPr>
-        <w:t>Introduction.........................................................................................................................................................8</w:t>
+        <w:t>5</w:t>
+      </w:r>
+    </w:p>
+    <w:p>
+      <w:pPr>
+        <w:spacing w:line="480" w:lineRule="auto"/>
+        <w:jc w:val="center"/>
+        <w:rPr>
+          <w:rFonts w:ascii="Times New Roman" w:eastAsia="Times New Roman" w:hAnsi="Times New Roman" w:cs="Times New Roman"/>
+          <w:b/>
+          <w:bCs/>
+          <w:caps/>
+          <w:kern w:val="0"/>
+          <w:sz w:val="20"/>
+          <w:szCs w:val="20"/>
+          <w14:ligatures w14:val="none"/>
+        </w:rPr>
+      </w:pPr>
+      <w:r>
+        <w:rPr>
+          <w:rFonts w:ascii="Times New Roman" w:eastAsia="Times New Roman" w:hAnsi="Times New Roman" w:cs="Times New Roman"/>
+          <w:b/>
+          <w:bCs/>
+          <w:caps/>
+          <w:kern w:val="0"/>
+          <w:sz w:val="20"/>
+          <w:szCs w:val="20"/>
+          <w14:ligatures w14:val="none"/>
+        </w:rPr>
+        <w:t>Introduction.........................................................................................................................................................</w:t>
+      </w:r>
+      <w:r>
+        <w:rPr>
+          <w:rFonts w:ascii="Times New Roman" w:eastAsia="Times New Roman" w:hAnsi="Times New Roman" w:cs="Times New Roman"/>
+          <w:b/>
+          <w:bCs/>
+          <w:caps/>
+          <w:kern w:val="0"/>
+          <w:sz w:val="20"/>
+          <w:szCs w:val="20"/>
+          <w14:ligatures w14:val="none"/>
+        </w:rPr>
+        <w:t>6</w:t>
       </w:r>
     </w:p>
     <w:p>
@@ -1577,6 +1616,7 @@
     <w:p>
       <w:pPr>
         <w:spacing w:line="480" w:lineRule="auto"/>
+        <w:jc w:val="center"/>
         <w:rPr>
           <w:rFonts w:ascii="Times New Roman" w:eastAsia="Times New Roman" w:hAnsi="Times New Roman" w:cs="Times New Roman"/>
           <w:b/>
@@ -1588,7 +1628,11 @@
           <w14:ligatures w14:val="none"/>
         </w:rPr>
       </w:pPr>
-      <w:r>
+    </w:p>
+    <w:p>
+      <w:pPr>
+        <w:spacing w:line="480" w:lineRule="auto"/>
+        <w:jc w:val="center"/>
         <w:rPr>
           <w:rFonts w:ascii="Times New Roman" w:eastAsia="Times New Roman" w:hAnsi="Times New Roman" w:cs="Times New Roman"/>
           <w:b/>
@@ -1599,8 +1643,2317 @@
           <w:szCs w:val="20"/>
           <w14:ligatures w14:val="none"/>
         </w:rPr>
-        <w:t>Appendix……..........................................................................................................................................................39</w:t>
-      </w:r>
+      </w:pPr>
+    </w:p>
+    <w:p>
+      <w:pPr>
+        <w:spacing w:line="480" w:lineRule="auto"/>
+        <w:jc w:val="center"/>
+        <w:rPr>
+          <w:rFonts w:ascii="Times New Roman" w:eastAsia="Times New Roman" w:hAnsi="Times New Roman" w:cs="Times New Roman"/>
+          <w:caps/>
+        </w:rPr>
+      </w:pPr>
+      <w:r>
+        <w:rPr>
+          <w:rFonts w:ascii="Times New Roman" w:eastAsia="Times New Roman" w:hAnsi="Times New Roman" w:cs="Times New Roman"/>
+          <w:caps/>
+        </w:rPr>
+        <w:lastRenderedPageBreak/>
+        <w:t>LIST OF</w:t>
+      </w:r>
+      <w:r>
+        <w:rPr>
+          <w:rFonts w:ascii="Times New Roman" w:eastAsia="Times New Roman" w:hAnsi="Times New Roman" w:cs="Times New Roman"/>
+          <w:caps/>
+        </w:rPr>
+        <w:t xml:space="preserve"> </w:t>
+      </w:r>
+      <w:r>
+        <w:rPr>
+          <w:rFonts w:ascii="Times New Roman" w:eastAsia="Times New Roman" w:hAnsi="Times New Roman" w:cs="Times New Roman"/>
+          <w:caps/>
+        </w:rPr>
+        <w:t>FIGURES</w:t>
+      </w:r>
+      <w:r>
+        <w:rPr>
+          <w:rFonts w:ascii="Times New Roman" w:eastAsia="Times New Roman" w:hAnsi="Times New Roman" w:cs="Times New Roman"/>
+          <w:caps/>
+        </w:rPr>
+        <w:t xml:space="preserve"> and tables</w:t>
+      </w:r>
+    </w:p>
+    <w:p>
+      <w:pPr>
+        <w:spacing w:line="480" w:lineRule="auto"/>
+        <w:rPr>
+          <w:rFonts w:ascii="Times New Roman" w:eastAsia="Times New Roman" w:hAnsi="Times New Roman" w:cs="Times New Roman"/>
+          <w:caps/>
+        </w:rPr>
+      </w:pPr>
+    </w:p>
+    <w:p>
+      <w:pPr>
+        <w:spacing w:line="480" w:lineRule="auto"/>
+        <w:rPr>
+          <w:rFonts w:ascii="Times New Roman" w:eastAsia="Times New Roman" w:hAnsi="Times New Roman" w:cs="Times New Roman"/>
+          <w:b/>
+          <w:bCs/>
+          <w:caps/>
+          <w:sz w:val="16"/>
+          <w:szCs w:val="16"/>
+        </w:rPr>
+      </w:pPr>
+      <w:r>
+        <w:rPr>
+          <w:rFonts w:ascii="Times New Roman" w:eastAsia="Times New Roman" w:hAnsi="Times New Roman" w:cs="Times New Roman"/>
+          <w:b/>
+          <w:bCs/>
+          <w:caps/>
+          <w:sz w:val="16"/>
+          <w:szCs w:val="16"/>
+          <w:u w:val="single"/>
+        </w:rPr>
+        <w:t xml:space="preserve">Figure </w:t>
+      </w:r>
+      <w:r>
+        <w:rPr>
+          <w:rFonts w:ascii="Times New Roman" w:eastAsia="Times New Roman" w:hAnsi="Times New Roman" w:cs="Times New Roman"/>
+          <w:b/>
+          <w:bCs/>
+          <w:caps/>
+          <w:sz w:val="16"/>
+          <w:szCs w:val="16"/>
+          <w:u w:val="single"/>
+        </w:rPr>
+        <w:t>1</w:t>
+      </w:r>
+      <w:r>
+        <w:rPr>
+          <w:rFonts w:ascii="Times New Roman" w:eastAsia="Times New Roman" w:hAnsi="Times New Roman" w:cs="Times New Roman"/>
+          <w:b/>
+          <w:bCs/>
+          <w:caps/>
+          <w:sz w:val="16"/>
+          <w:szCs w:val="16"/>
+          <w:u w:val="single"/>
+        </w:rPr>
+        <w:t>:</w:t>
+      </w:r>
+      <w:r>
+        <w:rPr>
+          <w:rFonts w:ascii="Times New Roman" w:eastAsia="Times New Roman" w:hAnsi="Times New Roman" w:cs="Times New Roman"/>
+          <w:caps/>
+          <w:sz w:val="16"/>
+          <w:szCs w:val="16"/>
+        </w:rPr>
+        <w:t xml:space="preserve"> </w:t>
+      </w:r>
+      <w:r>
+        <w:rPr>
+          <w:rFonts w:ascii="Times New Roman" w:eastAsia="Times New Roman" w:hAnsi="Times New Roman" w:cs="Times New Roman"/>
+          <w:caps/>
+          <w:sz w:val="16"/>
+          <w:szCs w:val="16"/>
+        </w:rPr>
+        <w:t>Forward Difference……………………………………….………………………………………..</w:t>
+      </w:r>
+      <w:r>
+        <w:rPr>
+          <w:rFonts w:ascii="Times New Roman" w:eastAsia="Times New Roman" w:hAnsi="Times New Roman" w:cs="Times New Roman"/>
+          <w:caps/>
+          <w:sz w:val="16"/>
+          <w:szCs w:val="16"/>
+        </w:rPr>
+        <w:t>………....................</w:t>
+      </w:r>
+      <w:r>
+        <w:rPr>
+          <w:rFonts w:ascii="Times New Roman" w:eastAsia="Times New Roman" w:hAnsi="Times New Roman" w:cs="Times New Roman"/>
+          <w:caps/>
+          <w:sz w:val="16"/>
+          <w:szCs w:val="16"/>
+        </w:rPr>
+        <w:t>.</w:t>
+      </w:r>
+      <w:r>
+        <w:rPr>
+          <w:rFonts w:ascii="Times New Roman" w:eastAsia="Times New Roman" w:hAnsi="Times New Roman" w:cs="Times New Roman"/>
+          <w:caps/>
+          <w:sz w:val="16"/>
+          <w:szCs w:val="16"/>
+        </w:rPr>
+        <w:t>........</w:t>
+      </w:r>
+      <w:r>
+        <w:rPr>
+          <w:rFonts w:ascii="Times New Roman" w:eastAsia="Times New Roman" w:hAnsi="Times New Roman" w:cs="Times New Roman"/>
+          <w:b/>
+          <w:bCs/>
+          <w:caps/>
+          <w:sz w:val="16"/>
+          <w:szCs w:val="16"/>
+        </w:rPr>
+        <w:t>11</w:t>
+      </w:r>
+    </w:p>
+    <w:p>
+      <w:pPr>
+        <w:spacing w:line="480" w:lineRule="auto"/>
+        <w:rPr>
+          <w:rFonts w:ascii="Times New Roman" w:eastAsia="Times New Roman" w:hAnsi="Times New Roman" w:cs="Times New Roman"/>
+          <w:b/>
+          <w:bCs/>
+          <w:caps/>
+          <w:sz w:val="16"/>
+          <w:szCs w:val="16"/>
+        </w:rPr>
+      </w:pPr>
+      <w:r>
+        <w:rPr>
+          <w:rFonts w:ascii="Times New Roman" w:eastAsia="Times New Roman" w:hAnsi="Times New Roman" w:cs="Times New Roman"/>
+          <w:b/>
+          <w:bCs/>
+          <w:caps/>
+          <w:sz w:val="16"/>
+          <w:szCs w:val="16"/>
+          <w:u w:val="single"/>
+        </w:rPr>
+        <w:t xml:space="preserve">Figure </w:t>
+      </w:r>
+      <w:r>
+        <w:rPr>
+          <w:rFonts w:ascii="Times New Roman" w:eastAsia="Times New Roman" w:hAnsi="Times New Roman" w:cs="Times New Roman"/>
+          <w:b/>
+          <w:bCs/>
+          <w:caps/>
+          <w:sz w:val="16"/>
+          <w:szCs w:val="16"/>
+          <w:u w:val="single"/>
+        </w:rPr>
+        <w:t>2</w:t>
+      </w:r>
+      <w:r>
+        <w:rPr>
+          <w:rFonts w:ascii="Times New Roman" w:eastAsia="Times New Roman" w:hAnsi="Times New Roman" w:cs="Times New Roman"/>
+          <w:b/>
+          <w:bCs/>
+          <w:caps/>
+          <w:sz w:val="16"/>
+          <w:szCs w:val="16"/>
+          <w:u w:val="single"/>
+        </w:rPr>
+        <w:t>:</w:t>
+      </w:r>
+      <w:r>
+        <w:rPr>
+          <w:rFonts w:ascii="Times New Roman" w:eastAsia="Times New Roman" w:hAnsi="Times New Roman" w:cs="Times New Roman"/>
+          <w:caps/>
+          <w:sz w:val="16"/>
+          <w:szCs w:val="16"/>
+        </w:rPr>
+        <w:t xml:space="preserve"> </w:t>
+      </w:r>
+      <w:r>
+        <w:rPr>
+          <w:rFonts w:ascii="Times New Roman" w:eastAsia="Times New Roman" w:hAnsi="Times New Roman" w:cs="Times New Roman"/>
+          <w:caps/>
+          <w:sz w:val="16"/>
+          <w:szCs w:val="16"/>
+        </w:rPr>
+        <w:t>backward difference………………………….…………………………………………..</w:t>
+      </w:r>
+      <w:r>
+        <w:rPr>
+          <w:rFonts w:ascii="Times New Roman" w:eastAsia="Times New Roman" w:hAnsi="Times New Roman" w:cs="Times New Roman"/>
+          <w:caps/>
+          <w:sz w:val="16"/>
+          <w:szCs w:val="16"/>
+        </w:rPr>
+        <w:t>…….................................</w:t>
+      </w:r>
+      <w:r>
+        <w:rPr>
+          <w:rFonts w:ascii="Times New Roman" w:eastAsia="Times New Roman" w:hAnsi="Times New Roman" w:cs="Times New Roman"/>
+          <w:caps/>
+          <w:sz w:val="16"/>
+          <w:szCs w:val="16"/>
+        </w:rPr>
+        <w:t>.</w:t>
+      </w:r>
+      <w:r>
+        <w:rPr>
+          <w:rFonts w:ascii="Times New Roman" w:eastAsia="Times New Roman" w:hAnsi="Times New Roman" w:cs="Times New Roman"/>
+          <w:caps/>
+          <w:sz w:val="16"/>
+          <w:szCs w:val="16"/>
+        </w:rPr>
+        <w:t>............</w:t>
+      </w:r>
+      <w:r>
+        <w:rPr>
+          <w:rFonts w:ascii="Times New Roman" w:eastAsia="Times New Roman" w:hAnsi="Times New Roman" w:cs="Times New Roman"/>
+          <w:b/>
+          <w:bCs/>
+          <w:caps/>
+          <w:sz w:val="16"/>
+          <w:szCs w:val="16"/>
+        </w:rPr>
+        <w:t>11</w:t>
+      </w:r>
+    </w:p>
+    <w:p>
+      <w:pPr>
+        <w:spacing w:line="480" w:lineRule="auto"/>
+        <w:rPr>
+          <w:rFonts w:ascii="Times New Roman" w:eastAsia="Times New Roman" w:hAnsi="Times New Roman" w:cs="Times New Roman"/>
+          <w:b/>
+          <w:bCs/>
+          <w:caps/>
+          <w:sz w:val="16"/>
+          <w:szCs w:val="16"/>
+        </w:rPr>
+      </w:pPr>
+      <w:r>
+        <w:rPr>
+          <w:rFonts w:ascii="Times New Roman" w:eastAsia="Times New Roman" w:hAnsi="Times New Roman" w:cs="Times New Roman"/>
+          <w:b/>
+          <w:bCs/>
+          <w:caps/>
+          <w:sz w:val="16"/>
+          <w:szCs w:val="16"/>
+          <w:u w:val="single"/>
+        </w:rPr>
+        <w:t xml:space="preserve">Figure </w:t>
+      </w:r>
+      <w:r>
+        <w:rPr>
+          <w:rFonts w:ascii="Times New Roman" w:eastAsia="Times New Roman" w:hAnsi="Times New Roman" w:cs="Times New Roman"/>
+          <w:b/>
+          <w:bCs/>
+          <w:caps/>
+          <w:sz w:val="16"/>
+          <w:szCs w:val="16"/>
+          <w:u w:val="single"/>
+        </w:rPr>
+        <w:t>3</w:t>
+      </w:r>
+      <w:r>
+        <w:rPr>
+          <w:rFonts w:ascii="Times New Roman" w:eastAsia="Times New Roman" w:hAnsi="Times New Roman" w:cs="Times New Roman"/>
+          <w:b/>
+          <w:bCs/>
+          <w:caps/>
+          <w:sz w:val="16"/>
+          <w:szCs w:val="16"/>
+          <w:u w:val="single"/>
+        </w:rPr>
+        <w:t>:</w:t>
+      </w:r>
+      <w:r>
+        <w:rPr>
+          <w:rFonts w:ascii="Times New Roman" w:eastAsia="Times New Roman" w:hAnsi="Times New Roman" w:cs="Times New Roman"/>
+          <w:caps/>
+          <w:sz w:val="16"/>
+          <w:szCs w:val="16"/>
+        </w:rPr>
+        <w:t xml:space="preserve"> </w:t>
+      </w:r>
+      <w:r>
+        <w:rPr>
+          <w:rFonts w:ascii="Times New Roman" w:eastAsia="Times New Roman" w:hAnsi="Times New Roman" w:cs="Times New Roman"/>
+          <w:caps/>
+          <w:sz w:val="16"/>
+          <w:szCs w:val="16"/>
+        </w:rPr>
+        <w:t>Diagram of PML</w:t>
+      </w:r>
+      <w:r>
+        <w:rPr>
+          <w:rFonts w:ascii="Times New Roman" w:eastAsia="Times New Roman" w:hAnsi="Times New Roman" w:cs="Times New Roman"/>
+          <w:caps/>
+          <w:sz w:val="16"/>
+          <w:szCs w:val="16"/>
+        </w:rPr>
+        <w:t>………………………………………………………………………………………..</w:t>
+      </w:r>
+      <w:r>
+        <w:rPr>
+          <w:rFonts w:ascii="Times New Roman" w:eastAsia="Times New Roman" w:hAnsi="Times New Roman" w:cs="Times New Roman"/>
+          <w:caps/>
+          <w:sz w:val="16"/>
+          <w:szCs w:val="16"/>
+        </w:rPr>
+        <w:t>………..........................</w:t>
+      </w:r>
+      <w:r>
+        <w:rPr>
+          <w:rFonts w:ascii="Times New Roman" w:eastAsia="Times New Roman" w:hAnsi="Times New Roman" w:cs="Times New Roman"/>
+          <w:caps/>
+          <w:sz w:val="16"/>
+          <w:szCs w:val="16"/>
+        </w:rPr>
+        <w:t>.</w:t>
+      </w:r>
+      <w:r>
+        <w:rPr>
+          <w:rFonts w:ascii="Times New Roman" w:eastAsia="Times New Roman" w:hAnsi="Times New Roman" w:cs="Times New Roman"/>
+          <w:caps/>
+          <w:sz w:val="16"/>
+          <w:szCs w:val="16"/>
+        </w:rPr>
+        <w:t>.</w:t>
+      </w:r>
+      <w:r>
+        <w:rPr>
+          <w:rFonts w:ascii="Times New Roman" w:eastAsia="Times New Roman" w:hAnsi="Times New Roman" w:cs="Times New Roman"/>
+          <w:b/>
+          <w:bCs/>
+          <w:caps/>
+          <w:sz w:val="16"/>
+          <w:szCs w:val="16"/>
+        </w:rPr>
+        <w:t>15</w:t>
+      </w:r>
+    </w:p>
+    <w:p>
+      <w:pPr>
+        <w:spacing w:line="480" w:lineRule="auto"/>
+        <w:rPr>
+          <w:rFonts w:ascii="Times New Roman" w:eastAsia="Times New Roman" w:hAnsi="Times New Roman" w:cs="Times New Roman"/>
+          <w:b/>
+          <w:bCs/>
+          <w:caps/>
+          <w:sz w:val="16"/>
+          <w:szCs w:val="16"/>
+        </w:rPr>
+      </w:pPr>
+      <w:r>
+        <w:rPr>
+          <w:rFonts w:ascii="Times New Roman" w:eastAsia="Times New Roman" w:hAnsi="Times New Roman" w:cs="Times New Roman"/>
+          <w:b/>
+          <w:bCs/>
+          <w:caps/>
+          <w:sz w:val="16"/>
+          <w:szCs w:val="16"/>
+          <w:u w:val="single"/>
+        </w:rPr>
+        <w:t xml:space="preserve">Figure </w:t>
+      </w:r>
+      <w:r>
+        <w:rPr>
+          <w:rFonts w:ascii="Times New Roman" w:eastAsia="Times New Roman" w:hAnsi="Times New Roman" w:cs="Times New Roman"/>
+          <w:b/>
+          <w:bCs/>
+          <w:caps/>
+          <w:sz w:val="16"/>
+          <w:szCs w:val="16"/>
+          <w:u w:val="single"/>
+        </w:rPr>
+        <w:t>4</w:t>
+      </w:r>
+      <w:r>
+        <w:rPr>
+          <w:rFonts w:ascii="Times New Roman" w:eastAsia="Times New Roman" w:hAnsi="Times New Roman" w:cs="Times New Roman"/>
+          <w:b/>
+          <w:bCs/>
+          <w:caps/>
+          <w:sz w:val="16"/>
+          <w:szCs w:val="16"/>
+          <w:u w:val="single"/>
+        </w:rPr>
+        <w:t>:</w:t>
+      </w:r>
+      <w:r>
+        <w:rPr>
+          <w:rFonts w:ascii="Times New Roman" w:eastAsia="Times New Roman" w:hAnsi="Times New Roman" w:cs="Times New Roman"/>
+          <w:caps/>
+          <w:sz w:val="16"/>
+          <w:szCs w:val="16"/>
+        </w:rPr>
+        <w:t xml:space="preserve"> </w:t>
+      </w:r>
+      <w:r>
+        <w:rPr>
+          <w:rFonts w:ascii="Times New Roman" w:eastAsia="Times New Roman" w:hAnsi="Times New Roman" w:cs="Times New Roman"/>
+          <w:caps/>
+          <w:sz w:val="16"/>
+          <w:szCs w:val="16"/>
+        </w:rPr>
+        <w:t>Krylov Subspace Decision Tree</w:t>
+      </w:r>
+      <w:r>
+        <w:rPr>
+          <w:rFonts w:ascii="Times New Roman" w:eastAsia="Times New Roman" w:hAnsi="Times New Roman" w:cs="Times New Roman"/>
+          <w:caps/>
+          <w:sz w:val="16"/>
+          <w:szCs w:val="16"/>
+        </w:rPr>
+        <w:t>.………………………………………………………..</w:t>
+      </w:r>
+      <w:r>
+        <w:rPr>
+          <w:rFonts w:ascii="Times New Roman" w:eastAsia="Times New Roman" w:hAnsi="Times New Roman" w:cs="Times New Roman"/>
+          <w:caps/>
+          <w:sz w:val="16"/>
+          <w:szCs w:val="16"/>
+        </w:rPr>
+        <w:t>…….......................................</w:t>
+      </w:r>
+      <w:r>
+        <w:rPr>
+          <w:rFonts w:ascii="Times New Roman" w:eastAsia="Times New Roman" w:hAnsi="Times New Roman" w:cs="Times New Roman"/>
+          <w:caps/>
+          <w:sz w:val="16"/>
+          <w:szCs w:val="16"/>
+        </w:rPr>
+        <w:t>.</w:t>
+      </w:r>
+      <w:r>
+        <w:rPr>
+          <w:rFonts w:ascii="Times New Roman" w:eastAsia="Times New Roman" w:hAnsi="Times New Roman" w:cs="Times New Roman"/>
+          <w:caps/>
+          <w:sz w:val="16"/>
+          <w:szCs w:val="16"/>
+        </w:rPr>
+        <w:t>......</w:t>
+      </w:r>
+      <w:r>
+        <w:rPr>
+          <w:rFonts w:ascii="Times New Roman" w:eastAsia="Times New Roman" w:hAnsi="Times New Roman" w:cs="Times New Roman"/>
+          <w:b/>
+          <w:bCs/>
+          <w:caps/>
+          <w:sz w:val="16"/>
+          <w:szCs w:val="16"/>
+        </w:rPr>
+        <w:t>20</w:t>
+      </w:r>
+    </w:p>
+    <w:p>
+      <w:pPr>
+        <w:spacing w:line="480" w:lineRule="auto"/>
+        <w:rPr>
+          <w:rFonts w:ascii="Times New Roman" w:eastAsia="Times New Roman" w:hAnsi="Times New Roman" w:cs="Times New Roman"/>
+          <w:caps/>
+          <w:sz w:val="16"/>
+          <w:szCs w:val="16"/>
+        </w:rPr>
+      </w:pPr>
+      <w:r>
+        <w:rPr>
+          <w:rFonts w:ascii="Times New Roman" w:eastAsia="Times New Roman" w:hAnsi="Times New Roman" w:cs="Times New Roman"/>
+          <w:b/>
+          <w:bCs/>
+          <w:caps/>
+          <w:sz w:val="16"/>
+          <w:szCs w:val="16"/>
+          <w:u w:val="single"/>
+        </w:rPr>
+        <w:t xml:space="preserve">Figure </w:t>
+      </w:r>
+      <w:r>
+        <w:rPr>
+          <w:rFonts w:ascii="Times New Roman" w:eastAsia="Times New Roman" w:hAnsi="Times New Roman" w:cs="Times New Roman"/>
+          <w:b/>
+          <w:bCs/>
+          <w:caps/>
+          <w:sz w:val="16"/>
+          <w:szCs w:val="16"/>
+          <w:u w:val="single"/>
+        </w:rPr>
+        <w:t>5</w:t>
+      </w:r>
+      <w:r>
+        <w:rPr>
+          <w:rFonts w:ascii="Times New Roman" w:eastAsia="Times New Roman" w:hAnsi="Times New Roman" w:cs="Times New Roman"/>
+          <w:b/>
+          <w:bCs/>
+          <w:caps/>
+          <w:sz w:val="16"/>
+          <w:szCs w:val="16"/>
+          <w:u w:val="single"/>
+        </w:rPr>
+        <w:t>:</w:t>
+      </w:r>
+      <w:r>
+        <w:rPr>
+          <w:rFonts w:ascii="Times New Roman" w:eastAsia="Times New Roman" w:hAnsi="Times New Roman" w:cs="Times New Roman"/>
+          <w:caps/>
+          <w:sz w:val="16"/>
+          <w:szCs w:val="16"/>
+        </w:rPr>
+        <w:t xml:space="preserve"> </w:t>
+      </w:r>
+      <w:r>
+        <w:rPr>
+          <w:rFonts w:ascii="Times New Roman" w:eastAsia="Times New Roman" w:hAnsi="Times New Roman" w:cs="Times New Roman"/>
+          <w:caps/>
+          <w:sz w:val="16"/>
+          <w:szCs w:val="16"/>
+        </w:rPr>
+        <w:t>Representation of the Surface Equivalence Principle</w:t>
+      </w:r>
+      <w:r>
+        <w:rPr>
+          <w:rFonts w:ascii="Times New Roman" w:eastAsia="Times New Roman" w:hAnsi="Times New Roman" w:cs="Times New Roman"/>
+          <w:caps/>
+          <w:sz w:val="16"/>
+          <w:szCs w:val="16"/>
+        </w:rPr>
+        <w:t>.……………………………………………..</w:t>
+      </w:r>
+      <w:r>
+        <w:rPr>
+          <w:rFonts w:ascii="Times New Roman" w:eastAsia="Times New Roman" w:hAnsi="Times New Roman" w:cs="Times New Roman"/>
+          <w:caps/>
+          <w:sz w:val="16"/>
+          <w:szCs w:val="16"/>
+        </w:rPr>
+        <w:t>......</w:t>
+      </w:r>
+      <w:r>
+        <w:rPr>
+          <w:rFonts w:ascii="Times New Roman" w:eastAsia="Times New Roman" w:hAnsi="Times New Roman" w:cs="Times New Roman"/>
+          <w:caps/>
+          <w:sz w:val="16"/>
+          <w:szCs w:val="16"/>
+        </w:rPr>
+        <w:t>....</w:t>
+      </w:r>
+      <w:r>
+        <w:rPr>
+          <w:rFonts w:ascii="Times New Roman" w:eastAsia="Times New Roman" w:hAnsi="Times New Roman" w:cs="Times New Roman"/>
+          <w:caps/>
+          <w:sz w:val="16"/>
+          <w:szCs w:val="16"/>
+        </w:rPr>
+        <w:t>..........</w:t>
+      </w:r>
+      <w:r>
+        <w:rPr>
+          <w:rFonts w:ascii="Times New Roman" w:eastAsia="Times New Roman" w:hAnsi="Times New Roman" w:cs="Times New Roman"/>
+          <w:b/>
+          <w:bCs/>
+          <w:caps/>
+          <w:sz w:val="16"/>
+          <w:szCs w:val="16"/>
+        </w:rPr>
+        <w:t>22</w:t>
+      </w:r>
+    </w:p>
+    <w:p>
+      <w:pPr>
+        <w:spacing w:line="480" w:lineRule="auto"/>
+        <w:rPr>
+          <w:rFonts w:ascii="Times New Roman" w:eastAsia="Times New Roman" w:hAnsi="Times New Roman" w:cs="Times New Roman"/>
+          <w:b/>
+          <w:bCs/>
+          <w:caps/>
+          <w:sz w:val="16"/>
+          <w:szCs w:val="16"/>
+        </w:rPr>
+      </w:pPr>
+    </w:p>
+    <w:p>
+      <w:pPr>
+        <w:spacing w:line="480" w:lineRule="auto"/>
+        <w:rPr>
+          <w:rFonts w:ascii="Times New Roman" w:eastAsia="Times New Roman" w:hAnsi="Times New Roman" w:cs="Times New Roman"/>
+          <w:b/>
+          <w:bCs/>
+          <w:caps/>
+          <w:sz w:val="16"/>
+          <w:szCs w:val="16"/>
+        </w:rPr>
+      </w:pPr>
+    </w:p>
+    <w:p>
+      <w:pPr>
+        <w:spacing w:line="480" w:lineRule="auto"/>
+        <w:rPr>
+          <w:rFonts w:ascii="Times New Roman" w:eastAsia="Times New Roman" w:hAnsi="Times New Roman" w:cs="Times New Roman"/>
+          <w:b/>
+          <w:bCs/>
+          <w:caps/>
+          <w:sz w:val="16"/>
+          <w:szCs w:val="16"/>
+        </w:rPr>
+      </w:pPr>
+    </w:p>
+    <w:p>
+      <w:pPr>
+        <w:spacing w:line="480" w:lineRule="auto"/>
+        <w:rPr>
+          <w:rFonts w:ascii="Times New Roman" w:eastAsia="Times New Roman" w:hAnsi="Times New Roman" w:cs="Times New Roman"/>
+          <w:b/>
+          <w:bCs/>
+          <w:caps/>
+          <w:sz w:val="16"/>
+          <w:szCs w:val="16"/>
+        </w:rPr>
+      </w:pPr>
+    </w:p>
+    <w:p>
+      <w:pPr>
+        <w:spacing w:line="480" w:lineRule="auto"/>
+        <w:rPr>
+          <w:rFonts w:ascii="Times New Roman" w:eastAsia="Times New Roman" w:hAnsi="Times New Roman" w:cs="Times New Roman"/>
+          <w:b/>
+          <w:bCs/>
+          <w:caps/>
+          <w:sz w:val="16"/>
+          <w:szCs w:val="16"/>
+        </w:rPr>
+      </w:pPr>
+    </w:p>
+    <w:p>
+      <w:pPr>
+        <w:spacing w:line="480" w:lineRule="auto"/>
+        <w:rPr>
+          <w:rFonts w:ascii="Times New Roman" w:eastAsia="Times New Roman" w:hAnsi="Times New Roman" w:cs="Times New Roman"/>
+          <w:b/>
+          <w:bCs/>
+          <w:caps/>
+          <w:sz w:val="16"/>
+          <w:szCs w:val="16"/>
+        </w:rPr>
+      </w:pPr>
+    </w:p>
+    <w:p>
+      <w:pPr>
+        <w:spacing w:line="480" w:lineRule="auto"/>
+        <w:rPr>
+          <w:rFonts w:ascii="Times New Roman" w:eastAsia="Times New Roman" w:hAnsi="Times New Roman" w:cs="Times New Roman"/>
+          <w:b/>
+          <w:bCs/>
+          <w:caps/>
+          <w:sz w:val="16"/>
+          <w:szCs w:val="16"/>
+        </w:rPr>
+      </w:pPr>
+    </w:p>
+    <w:p>
+      <w:pPr>
+        <w:spacing w:line="480" w:lineRule="auto"/>
+        <w:rPr>
+          <w:rFonts w:ascii="Times New Roman" w:eastAsia="Times New Roman" w:hAnsi="Times New Roman" w:cs="Times New Roman"/>
+          <w:b/>
+          <w:bCs/>
+          <w:caps/>
+          <w:sz w:val="16"/>
+          <w:szCs w:val="16"/>
+        </w:rPr>
+      </w:pPr>
+    </w:p>
+    <w:p>
+      <w:pPr>
+        <w:spacing w:line="480" w:lineRule="auto"/>
+        <w:rPr>
+          <w:rFonts w:ascii="Times New Roman" w:eastAsia="Times New Roman" w:hAnsi="Times New Roman" w:cs="Times New Roman"/>
+          <w:b/>
+          <w:bCs/>
+          <w:caps/>
+          <w:sz w:val="16"/>
+          <w:szCs w:val="16"/>
+        </w:rPr>
+      </w:pPr>
+    </w:p>
+    <w:p>
+      <w:pPr>
+        <w:spacing w:line="480" w:lineRule="auto"/>
+        <w:rPr>
+          <w:rFonts w:ascii="Times New Roman" w:eastAsia="Times New Roman" w:hAnsi="Times New Roman" w:cs="Times New Roman"/>
+          <w:b/>
+          <w:bCs/>
+          <w:caps/>
+          <w:sz w:val="16"/>
+          <w:szCs w:val="16"/>
+        </w:rPr>
+      </w:pPr>
+    </w:p>
+    <w:p>
+      <w:pPr>
+        <w:spacing w:line="480" w:lineRule="auto"/>
+        <w:rPr>
+          <w:rFonts w:ascii="Times New Roman" w:eastAsia="Times New Roman" w:hAnsi="Times New Roman" w:cs="Times New Roman"/>
+          <w:b/>
+          <w:bCs/>
+          <w:caps/>
+          <w:sz w:val="16"/>
+          <w:szCs w:val="16"/>
+        </w:rPr>
+      </w:pPr>
+    </w:p>
+    <w:p>
+      <w:pPr>
+        <w:spacing w:line="480" w:lineRule="auto"/>
+        <w:rPr>
+          <w:rFonts w:ascii="Times New Roman" w:eastAsia="Times New Roman" w:hAnsi="Times New Roman" w:cs="Times New Roman"/>
+          <w:b/>
+          <w:bCs/>
+          <w:caps/>
+          <w:sz w:val="16"/>
+          <w:szCs w:val="16"/>
+        </w:rPr>
+      </w:pPr>
+    </w:p>
+    <w:p>
+      <w:pPr>
+        <w:spacing w:line="480" w:lineRule="auto"/>
+        <w:rPr>
+          <w:rFonts w:ascii="Times New Roman" w:eastAsia="Times New Roman" w:hAnsi="Times New Roman" w:cs="Times New Roman"/>
+          <w:b/>
+          <w:bCs/>
+          <w:caps/>
+          <w:sz w:val="16"/>
+          <w:szCs w:val="16"/>
+        </w:rPr>
+      </w:pPr>
+    </w:p>
+    <w:p>
+      <w:pPr>
+        <w:spacing w:line="480" w:lineRule="auto"/>
+        <w:rPr>
+          <w:rFonts w:ascii="Times New Roman" w:eastAsia="Times New Roman" w:hAnsi="Times New Roman" w:cs="Times New Roman"/>
+          <w:b/>
+          <w:bCs/>
+          <w:caps/>
+          <w:sz w:val="16"/>
+          <w:szCs w:val="16"/>
+        </w:rPr>
+      </w:pPr>
+    </w:p>
+    <w:p>
+      <w:pPr>
+        <w:spacing w:line="480" w:lineRule="auto"/>
+        <w:rPr>
+          <w:rFonts w:ascii="Times New Roman" w:eastAsia="Times New Roman" w:hAnsi="Times New Roman" w:cs="Times New Roman"/>
+          <w:b/>
+          <w:bCs/>
+          <w:caps/>
+          <w:sz w:val="16"/>
+          <w:szCs w:val="16"/>
+        </w:rPr>
+      </w:pPr>
+    </w:p>
+    <w:p>
+      <w:pPr>
+        <w:spacing w:line="480" w:lineRule="auto"/>
+        <w:rPr>
+          <w:rFonts w:ascii="Times New Roman" w:eastAsia="Times New Roman" w:hAnsi="Times New Roman" w:cs="Times New Roman"/>
+          <w:b/>
+          <w:bCs/>
+          <w:caps/>
+          <w:sz w:val="16"/>
+          <w:szCs w:val="16"/>
+        </w:rPr>
+      </w:pPr>
+    </w:p>
+    <w:p>
+      <w:pPr>
+        <w:spacing w:line="480" w:lineRule="auto"/>
+        <w:rPr>
+          <w:rFonts w:ascii="Times New Roman" w:eastAsia="Times New Roman" w:hAnsi="Times New Roman" w:cs="Times New Roman"/>
+          <w:b/>
+          <w:bCs/>
+          <w:caps/>
+          <w:sz w:val="16"/>
+          <w:szCs w:val="16"/>
+        </w:rPr>
+      </w:pPr>
+    </w:p>
+    <w:p>
+      <w:pPr>
+        <w:spacing w:line="480" w:lineRule="auto"/>
+        <w:jc w:val="center"/>
+        <w:rPr>
+          <w:rFonts w:ascii="Times New Roman" w:eastAsia="Times New Roman" w:hAnsi="Times New Roman" w:cs="Times New Roman"/>
+          <w:b/>
+          <w:bCs/>
+          <w:caps/>
+          <w:kern w:val="0"/>
+          <w:sz w:val="24"/>
+          <w:szCs w:val="24"/>
+          <w14:ligatures w14:val="none"/>
+        </w:rPr>
+      </w:pPr>
+      <w:r>
+        <w:rPr>
+          <w:rFonts w:ascii="Times New Roman" w:eastAsia="Times New Roman" w:hAnsi="Times New Roman" w:cs="Times New Roman"/>
+          <w:b/>
+          <w:bCs/>
+          <w:caps/>
+          <w:kern w:val="0"/>
+          <w:sz w:val="24"/>
+          <w:szCs w:val="24"/>
+          <w14:ligatures w14:val="none"/>
+        </w:rPr>
+        <w:lastRenderedPageBreak/>
+        <w:t>ACKNOWLEDGEMENTS</w:t>
+      </w:r>
+    </w:p>
+    <w:p>
+      <w:pPr>
+        <w:spacing w:after="0" w:line="240" w:lineRule="auto"/>
+        <w:jc w:val="center"/>
+        <w:rPr>
+          <w:rFonts w:ascii="Times New Roman" w:eastAsia="Times New Roman" w:hAnsi="Times New Roman" w:cs="Times New Roman"/>
+          <w:caps/>
+          <w:kern w:val="0"/>
+          <w14:ligatures w14:val="none"/>
+        </w:rPr>
+      </w:pPr>
+    </w:p>
+    <w:p>
+      <w:pPr>
+        <w:spacing w:after="0" w:line="240" w:lineRule="auto"/>
+        <w:jc w:val="center"/>
+        <w:rPr>
+          <w:rFonts w:ascii="Times New Roman" w:eastAsia="Times New Roman" w:hAnsi="Times New Roman" w:cs="Times New Roman"/>
+          <w:caps/>
+          <w:kern w:val="0"/>
+          <w14:ligatures w14:val="none"/>
+        </w:rPr>
+      </w:pPr>
+    </w:p>
+    <w:p>
+      <w:pPr>
+        <w:spacing w:line="480" w:lineRule="auto"/>
+        <w:ind w:firstLine="720"/>
+        <w:jc w:val="both"/>
+        <w:rPr>
+          <w:rFonts w:ascii="Times New Roman" w:eastAsia="Times New Roman" w:hAnsi="Times New Roman" w:cs="Times New Roman"/>
+          <w:caps/>
+          <w:kern w:val="0"/>
+          <w14:ligatures w14:val="none"/>
+        </w:rPr>
+      </w:pPr>
+      <w:r>
+        <w:rPr>
+          <w:rFonts w:ascii="Times New Roman" w:hAnsi="Times New Roman" w:cs="Times New Roman"/>
+          <w:kern w:val="0"/>
+          <w:sz w:val="24"/>
+          <w:szCs w:val="24"/>
+          <w14:ligatures w14:val="none"/>
+        </w:rPr>
+        <w:t>I would like to thank all my professors in the Northern Illinois University Electrical Engineering</w:t>
+      </w:r>
+      <w:r>
+        <w:rPr>
+          <w:rFonts w:ascii="Times New Roman" w:hAnsi="Times New Roman" w:cs="Times New Roman"/>
+          <w:kern w:val="0"/>
+          <w:sz w:val="24"/>
+          <w:szCs w:val="24"/>
+          <w14:ligatures w14:val="none"/>
+        </w:rPr>
+        <w:t xml:space="preserve">, Mathematics, and </w:t>
+      </w:r>
+      <w:r>
+        <w:rPr>
+          <w:rFonts w:ascii="Times New Roman" w:hAnsi="Times New Roman" w:cs="Times New Roman"/>
+          <w:kern w:val="0"/>
+          <w:sz w:val="24"/>
+          <w:szCs w:val="24"/>
+          <w14:ligatures w14:val="none"/>
+        </w:rPr>
+        <w:t xml:space="preserve">Physics </w:t>
+      </w:r>
+      <w:r>
+        <w:rPr>
+          <w:rFonts w:ascii="Times New Roman" w:hAnsi="Times New Roman" w:cs="Times New Roman"/>
+          <w:kern w:val="0"/>
+          <w:sz w:val="24"/>
+          <w:szCs w:val="24"/>
+          <w14:ligatures w14:val="none"/>
+        </w:rPr>
+        <w:t>Departments</w:t>
+      </w:r>
+      <w:r>
+        <w:rPr>
+          <w:rFonts w:ascii="Times New Roman" w:hAnsi="Times New Roman" w:cs="Times New Roman"/>
+          <w:kern w:val="0"/>
+          <w:sz w:val="24"/>
+          <w:szCs w:val="24"/>
+          <w14:ligatures w14:val="none"/>
+        </w:rPr>
+        <w:t xml:space="preserve"> for giving me a newfound perspective</w:t>
+      </w:r>
+      <w:r>
+        <w:rPr>
+          <w:rFonts w:ascii="Times New Roman" w:hAnsi="Times New Roman" w:cs="Times New Roman"/>
+          <w:kern w:val="0"/>
+          <w:sz w:val="24"/>
+          <w:szCs w:val="24"/>
+          <w14:ligatures w14:val="none"/>
+        </w:rPr>
+        <w:t xml:space="preserve">, </w:t>
+      </w:r>
+      <w:r>
+        <w:rPr>
+          <w:rFonts w:ascii="Times New Roman" w:hAnsi="Times New Roman" w:cs="Times New Roman"/>
+          <w:kern w:val="0"/>
+          <w:sz w:val="24"/>
+          <w:szCs w:val="24"/>
+          <w14:ligatures w14:val="none"/>
+        </w:rPr>
+        <w:t xml:space="preserve">vision, </w:t>
+      </w:r>
+      <w:proofErr w:type="gramStart"/>
+      <w:r>
+        <w:rPr>
+          <w:rFonts w:ascii="Times New Roman" w:hAnsi="Times New Roman" w:cs="Times New Roman"/>
+          <w:kern w:val="0"/>
+          <w:sz w:val="24"/>
+          <w:szCs w:val="24"/>
+          <w14:ligatures w14:val="none"/>
+        </w:rPr>
+        <w:t>direction</w:t>
+      </w:r>
+      <w:proofErr w:type="gramEnd"/>
+      <w:r>
+        <w:rPr>
+          <w:rFonts w:ascii="Times New Roman" w:hAnsi="Times New Roman" w:cs="Times New Roman"/>
+          <w:kern w:val="0"/>
+          <w:sz w:val="24"/>
+          <w:szCs w:val="24"/>
+          <w14:ligatures w14:val="none"/>
+        </w:rPr>
+        <w:t xml:space="preserve"> and encouragement in the present subject. Of course, this could not have been made possible without all the great men and women who have come </w:t>
+      </w:r>
+      <w:r>
+        <w:rPr>
+          <w:rFonts w:ascii="Times New Roman" w:hAnsi="Times New Roman" w:cs="Times New Roman"/>
+          <w:kern w:val="0"/>
+          <w:sz w:val="24"/>
+          <w:szCs w:val="24"/>
+          <w14:ligatures w14:val="none"/>
+        </w:rPr>
+        <w:t>before and</w:t>
+      </w:r>
+      <w:r>
+        <w:rPr>
+          <w:rFonts w:ascii="Times New Roman" w:hAnsi="Times New Roman" w:cs="Times New Roman"/>
+          <w:kern w:val="0"/>
+          <w:sz w:val="24"/>
+          <w:szCs w:val="24"/>
+          <w14:ligatures w14:val="none"/>
+        </w:rPr>
+        <w:t xml:space="preserve"> continue to contribute to the forefront of our ever-expanding knowledge of science, mathematics, and engineering.</w:t>
+      </w:r>
+    </w:p>
+    <w:p>
+      <w:pPr>
+        <w:spacing w:line="480" w:lineRule="auto"/>
+        <w:rPr>
+          <w:rFonts w:ascii="Times New Roman" w:eastAsia="Times New Roman" w:hAnsi="Times New Roman" w:cs="Times New Roman"/>
+          <w:b/>
+          <w:bCs/>
+          <w:caps/>
+          <w:sz w:val="16"/>
+          <w:szCs w:val="16"/>
+        </w:rPr>
+      </w:pPr>
+    </w:p>
+    <w:p>
+      <w:pPr>
+        <w:spacing w:line="480" w:lineRule="auto"/>
+        <w:rPr>
+          <w:rFonts w:ascii="Times New Roman" w:eastAsia="Times New Roman" w:hAnsi="Times New Roman" w:cs="Times New Roman"/>
+          <w:b/>
+          <w:bCs/>
+          <w:caps/>
+          <w:sz w:val="16"/>
+          <w:szCs w:val="16"/>
+        </w:rPr>
+      </w:pPr>
+    </w:p>
+    <w:p>
+      <w:pPr>
+        <w:spacing w:line="480" w:lineRule="auto"/>
+        <w:rPr>
+          <w:rFonts w:ascii="Times New Roman" w:eastAsia="Times New Roman" w:hAnsi="Times New Roman" w:cs="Times New Roman"/>
+          <w:b/>
+          <w:bCs/>
+          <w:caps/>
+          <w:sz w:val="16"/>
+          <w:szCs w:val="16"/>
+        </w:rPr>
+      </w:pPr>
+    </w:p>
+    <w:p>
+      <w:pPr>
+        <w:spacing w:line="480" w:lineRule="auto"/>
+        <w:rPr>
+          <w:rFonts w:ascii="Times New Roman" w:eastAsia="Times New Roman" w:hAnsi="Times New Roman" w:cs="Times New Roman"/>
+          <w:b/>
+          <w:bCs/>
+          <w:caps/>
+          <w:sz w:val="16"/>
+          <w:szCs w:val="16"/>
+        </w:rPr>
+      </w:pPr>
+    </w:p>
+    <w:p>
+      <w:pPr>
+        <w:spacing w:line="480" w:lineRule="auto"/>
+        <w:rPr>
+          <w:rFonts w:ascii="Times New Roman" w:eastAsia="Times New Roman" w:hAnsi="Times New Roman" w:cs="Times New Roman"/>
+          <w:b/>
+          <w:bCs/>
+          <w:caps/>
+          <w:sz w:val="16"/>
+          <w:szCs w:val="16"/>
+        </w:rPr>
+      </w:pPr>
+    </w:p>
+    <w:p>
+      <w:pPr>
+        <w:spacing w:line="480" w:lineRule="auto"/>
+        <w:rPr>
+          <w:rFonts w:ascii="Times New Roman" w:eastAsia="Times New Roman" w:hAnsi="Times New Roman" w:cs="Times New Roman"/>
+          <w:b/>
+          <w:bCs/>
+          <w:caps/>
+          <w:sz w:val="16"/>
+          <w:szCs w:val="16"/>
+        </w:rPr>
+      </w:pPr>
+    </w:p>
+    <w:p>
+      <w:pPr>
+        <w:spacing w:line="480" w:lineRule="auto"/>
+        <w:rPr>
+          <w:rFonts w:ascii="Times New Roman" w:eastAsia="Times New Roman" w:hAnsi="Times New Roman" w:cs="Times New Roman"/>
+          <w:b/>
+          <w:bCs/>
+          <w:caps/>
+          <w:sz w:val="16"/>
+          <w:szCs w:val="16"/>
+        </w:rPr>
+      </w:pPr>
+    </w:p>
+    <w:p>
+      <w:pPr>
+        <w:spacing w:line="480" w:lineRule="auto"/>
+        <w:rPr>
+          <w:rFonts w:ascii="Times New Roman" w:eastAsia="Times New Roman" w:hAnsi="Times New Roman" w:cs="Times New Roman"/>
+          <w:b/>
+          <w:bCs/>
+          <w:caps/>
+          <w:sz w:val="16"/>
+          <w:szCs w:val="16"/>
+        </w:rPr>
+      </w:pPr>
+    </w:p>
+    <w:p>
+      <w:pPr>
+        <w:spacing w:line="480" w:lineRule="auto"/>
+        <w:rPr>
+          <w:rFonts w:ascii="Times New Roman" w:eastAsia="Times New Roman" w:hAnsi="Times New Roman" w:cs="Times New Roman"/>
+          <w:b/>
+          <w:bCs/>
+          <w:caps/>
+          <w:sz w:val="16"/>
+          <w:szCs w:val="16"/>
+        </w:rPr>
+      </w:pPr>
+    </w:p>
+    <w:p>
+      <w:pPr>
+        <w:spacing w:line="480" w:lineRule="auto"/>
+        <w:rPr>
+          <w:rFonts w:ascii="Times New Roman" w:eastAsia="Times New Roman" w:hAnsi="Times New Roman" w:cs="Times New Roman"/>
+          <w:b/>
+          <w:bCs/>
+          <w:caps/>
+          <w:sz w:val="16"/>
+          <w:szCs w:val="16"/>
+        </w:rPr>
+      </w:pPr>
+    </w:p>
+    <w:p>
+      <w:pPr>
+        <w:spacing w:line="480" w:lineRule="auto"/>
+        <w:rPr>
+          <w:rFonts w:ascii="Times New Roman" w:eastAsia="Times New Roman" w:hAnsi="Times New Roman" w:cs="Times New Roman"/>
+          <w:b/>
+          <w:bCs/>
+          <w:caps/>
+          <w:sz w:val="16"/>
+          <w:szCs w:val="16"/>
+        </w:rPr>
+      </w:pPr>
+    </w:p>
+    <w:p>
+      <w:pPr>
+        <w:spacing w:line="480" w:lineRule="auto"/>
+        <w:rPr>
+          <w:rFonts w:ascii="Times New Roman" w:eastAsia="Times New Roman" w:hAnsi="Times New Roman" w:cs="Times New Roman"/>
+          <w:b/>
+          <w:bCs/>
+          <w:caps/>
+          <w:sz w:val="16"/>
+          <w:szCs w:val="16"/>
+        </w:rPr>
+      </w:pPr>
+    </w:p>
+    <w:p>
+      <w:pPr>
+        <w:spacing w:line="480" w:lineRule="auto"/>
+        <w:rPr>
+          <w:rFonts w:ascii="Times New Roman" w:eastAsia="Times New Roman" w:hAnsi="Times New Roman" w:cs="Times New Roman"/>
+          <w:b/>
+          <w:bCs/>
+          <w:caps/>
+          <w:sz w:val="16"/>
+          <w:szCs w:val="16"/>
+        </w:rPr>
+      </w:pPr>
+    </w:p>
+    <w:p>
+      <w:pPr>
+        <w:spacing w:line="480" w:lineRule="auto"/>
+        <w:rPr>
+          <w:rFonts w:ascii="Times New Roman" w:eastAsia="Times New Roman" w:hAnsi="Times New Roman" w:cs="Times New Roman"/>
+          <w:b/>
+          <w:bCs/>
+          <w:caps/>
+          <w:sz w:val="16"/>
+          <w:szCs w:val="16"/>
+        </w:rPr>
+      </w:pPr>
+    </w:p>
+    <w:p>
+      <w:pPr>
+        <w:spacing w:line="480" w:lineRule="auto"/>
+        <w:rPr>
+          <w:rFonts w:ascii="Times New Roman" w:eastAsia="Times New Roman" w:hAnsi="Times New Roman" w:cs="Times New Roman"/>
+          <w:b/>
+          <w:bCs/>
+          <w:caps/>
+          <w:sz w:val="16"/>
+          <w:szCs w:val="16"/>
+        </w:rPr>
+      </w:pPr>
+    </w:p>
+    <w:p>
+      <w:pPr>
+        <w:spacing w:line="480" w:lineRule="auto"/>
+        <w:rPr>
+          <w:rFonts w:ascii="Times New Roman" w:eastAsia="Times New Roman" w:hAnsi="Times New Roman" w:cs="Times New Roman"/>
+          <w:b/>
+          <w:bCs/>
+          <w:caps/>
+          <w:sz w:val="16"/>
+          <w:szCs w:val="16"/>
+        </w:rPr>
+      </w:pPr>
+    </w:p>
+    <w:p>
+      <w:pPr>
+        <w:numPr>
+          <w:ilvl w:val="0"/>
+          <w:numId w:val="1"/>
+        </w:numPr>
+        <w:spacing w:line="480" w:lineRule="auto"/>
+        <w:jc w:val="both"/>
+        <w:rPr>
+          <w:rFonts w:ascii="Times New Roman" w:hAnsi="Times New Roman" w:cs="Times New Roman"/>
+          <w:b/>
+          <w:bCs/>
+          <w:kern w:val="0"/>
+          <w:sz w:val="28"/>
+          <w:szCs w:val="28"/>
+          <w14:ligatures w14:val="none"/>
+        </w:rPr>
+      </w:pPr>
+      <w:bookmarkStart w:id="2" w:name="_Hlk59138602"/>
+      <w:r>
+        <w:rPr>
+          <w:rFonts w:ascii="Times New Roman" w:hAnsi="Times New Roman" w:cs="Times New Roman"/>
+          <w:b/>
+          <w:bCs/>
+          <w:kern w:val="0"/>
+          <w:sz w:val="28"/>
+          <w:szCs w:val="28"/>
+          <w14:ligatures w14:val="none"/>
+        </w:rPr>
+        <w:lastRenderedPageBreak/>
+        <w:t>INTRODUCTION</w:t>
+      </w:r>
+    </w:p>
+    <w:bookmarkEnd w:id="2"/>
+    <w:p>
+      <w:pPr>
+        <w:spacing w:line="480" w:lineRule="auto"/>
+        <w:ind w:firstLine="360"/>
+        <w:jc w:val="both"/>
+        <w:rPr>
+          <w:rFonts w:ascii="Times New Roman" w:hAnsi="Times New Roman" w:cs="Times New Roman"/>
+          <w:kern w:val="0"/>
+          <w:sz w:val="24"/>
+          <w:szCs w:val="24"/>
+          <w14:ligatures w14:val="none"/>
+        </w:rPr>
+      </w:pPr>
+      <w:r>
+        <w:rPr>
+          <w:rFonts w:ascii="Times New Roman" w:hAnsi="Times New Roman" w:cs="Times New Roman"/>
+          <w:kern w:val="0"/>
+          <w:sz w:val="24"/>
+          <w:szCs w:val="24"/>
+          <w14:ligatures w14:val="none"/>
+        </w:rPr>
+        <w:t>“</w:t>
+      </w:r>
+      <w:r>
+        <w:rPr>
+          <w:rFonts w:ascii="Times New Roman" w:hAnsi="Times New Roman" w:cs="Times New Roman"/>
+          <w:kern w:val="0"/>
+          <w:sz w:val="24"/>
+          <w:szCs w:val="24"/>
+          <w14:ligatures w14:val="none"/>
+        </w:rPr>
+        <w:t xml:space="preserve">I am so in favor of the actual infinite that instead of admitting that Nature abhors it, as is commonly said, I hold that Nature makes frequent use of it everywhere, </w:t>
+      </w:r>
+      <w:proofErr w:type="gramStart"/>
+      <w:r>
+        <w:rPr>
+          <w:rFonts w:ascii="Times New Roman" w:hAnsi="Times New Roman" w:cs="Times New Roman"/>
+          <w:kern w:val="0"/>
+          <w:sz w:val="24"/>
+          <w:szCs w:val="24"/>
+          <w14:ligatures w14:val="none"/>
+        </w:rPr>
+        <w:t>in order to</w:t>
+      </w:r>
+      <w:proofErr w:type="gramEnd"/>
+      <w:r>
+        <w:rPr>
+          <w:rFonts w:ascii="Times New Roman" w:hAnsi="Times New Roman" w:cs="Times New Roman"/>
+          <w:kern w:val="0"/>
+          <w:sz w:val="24"/>
+          <w:szCs w:val="24"/>
+          <w14:ligatures w14:val="none"/>
+        </w:rPr>
+        <w:t xml:space="preserve"> show more effectively the perfections of its Author. Thus</w:t>
+      </w:r>
+      <w:r>
+        <w:rPr>
+          <w:rFonts w:ascii="Times New Roman" w:hAnsi="Times New Roman" w:cs="Times New Roman"/>
+          <w:kern w:val="0"/>
+          <w:sz w:val="24"/>
+          <w:szCs w:val="24"/>
+          <w14:ligatures w14:val="none"/>
+        </w:rPr>
+        <w:t>,</w:t>
+      </w:r>
+      <w:r>
+        <w:rPr>
+          <w:rFonts w:ascii="Times New Roman" w:hAnsi="Times New Roman" w:cs="Times New Roman"/>
+          <w:kern w:val="0"/>
+          <w:sz w:val="24"/>
+          <w:szCs w:val="24"/>
+          <w14:ligatures w14:val="none"/>
+        </w:rPr>
+        <w:t xml:space="preserve"> I believe that there is no part of matter which is not - I do not say divisible - but </w:t>
+      </w:r>
+      <w:proofErr w:type="gramStart"/>
+      <w:r>
+        <w:rPr>
+          <w:rFonts w:ascii="Times New Roman" w:hAnsi="Times New Roman" w:cs="Times New Roman"/>
+          <w:kern w:val="0"/>
+          <w:sz w:val="24"/>
+          <w:szCs w:val="24"/>
+          <w14:ligatures w14:val="none"/>
+        </w:rPr>
+        <w:t>actually divisible</w:t>
+      </w:r>
+      <w:proofErr w:type="gramEnd"/>
+      <w:r>
+        <w:rPr>
+          <w:rFonts w:ascii="Times New Roman" w:hAnsi="Times New Roman" w:cs="Times New Roman"/>
+          <w:kern w:val="0"/>
+          <w:sz w:val="24"/>
+          <w:szCs w:val="24"/>
+          <w14:ligatures w14:val="none"/>
+        </w:rPr>
+        <w:t xml:space="preserve">; and </w:t>
+      </w:r>
+      <w:r>
+        <w:rPr>
+          <w:rFonts w:ascii="Times New Roman" w:hAnsi="Times New Roman" w:cs="Times New Roman"/>
+          <w:kern w:val="0"/>
+          <w:sz w:val="24"/>
+          <w:szCs w:val="24"/>
+          <w14:ligatures w14:val="none"/>
+        </w:rPr>
+        <w:t>consequently,</w:t>
+      </w:r>
+      <w:r>
+        <w:rPr>
+          <w:rFonts w:ascii="Times New Roman" w:hAnsi="Times New Roman" w:cs="Times New Roman"/>
+          <w:kern w:val="0"/>
+          <w:sz w:val="24"/>
+          <w:szCs w:val="24"/>
+          <w14:ligatures w14:val="none"/>
+        </w:rPr>
+        <w:t xml:space="preserve"> the least particle ought to be considered as a world full of an infinity of different creatures</w:t>
+      </w:r>
+      <w:r>
+        <w:rPr>
+          <w:rFonts w:ascii="Times New Roman" w:hAnsi="Times New Roman" w:cs="Times New Roman"/>
+          <w:kern w:val="0"/>
+          <w:sz w:val="24"/>
+          <w:szCs w:val="24"/>
+          <w14:ligatures w14:val="none"/>
+        </w:rPr>
+        <w:t>.”</w:t>
+      </w:r>
+    </w:p>
+    <w:p>
+      <w:pPr>
+        <w:spacing w:line="480" w:lineRule="auto"/>
+        <w:jc w:val="both"/>
+        <w:rPr>
+          <w:rFonts w:ascii="Times New Roman" w:hAnsi="Times New Roman" w:cs="Times New Roman"/>
+          <w:kern w:val="0"/>
+          <w:sz w:val="24"/>
+          <w:szCs w:val="24"/>
+          <w14:ligatures w14:val="none"/>
+        </w:rPr>
+      </w:pPr>
+      <w:r>
+        <w:rPr>
+          <w:rFonts w:ascii="Times New Roman" w:hAnsi="Times New Roman" w:cs="Times New Roman"/>
+          <w:kern w:val="0"/>
+          <w:sz w:val="24"/>
+          <w:szCs w:val="24"/>
+          <w14:ligatures w14:val="none"/>
+        </w:rPr>
+        <w:t>—</w:t>
+      </w:r>
+      <w:r>
+        <w:rPr>
+          <w:rFonts w:ascii="Times New Roman" w:hAnsi="Times New Roman" w:cs="Times New Roman"/>
+          <w:kern w:val="0"/>
+          <w:sz w:val="24"/>
+          <w:szCs w:val="24"/>
+          <w14:ligatures w14:val="none"/>
+        </w:rPr>
+        <w:t>Georg Cantor,</w:t>
+      </w:r>
+      <w:r>
+        <w:rPr>
+          <w:rFonts w:ascii="Times New Roman" w:hAnsi="Times New Roman" w:cs="Times New Roman"/>
+          <w:kern w:val="0"/>
+          <w:sz w:val="24"/>
+          <w:szCs w:val="24"/>
+          <w14:ligatures w14:val="none"/>
+        </w:rPr>
+        <w:t xml:space="preserve"> </w:t>
+      </w:r>
+      <w:r>
+        <w:rPr>
+          <w:rFonts w:ascii="Times New Roman" w:hAnsi="Times New Roman" w:cs="Times New Roman"/>
+          <w:kern w:val="0"/>
+          <w:sz w:val="24"/>
+          <w:szCs w:val="24"/>
+          <w14:ligatures w14:val="none"/>
+        </w:rPr>
+        <w:t>1845–1918</w:t>
+      </w:r>
+    </w:p>
+    <w:p>
+      <w:pPr>
+        <w:spacing w:line="480" w:lineRule="auto"/>
+        <w:jc w:val="both"/>
+        <w:rPr>
+          <w:rFonts w:ascii="Times New Roman" w:hAnsi="Times New Roman" w:cs="Times New Roman"/>
+          <w:kern w:val="0"/>
+          <w:sz w:val="24"/>
+          <w:szCs w:val="24"/>
+          <w14:ligatures w14:val="none"/>
+        </w:rPr>
+      </w:pPr>
+    </w:p>
+    <w:p>
+      <w:pPr>
+        <w:spacing w:line="480" w:lineRule="auto"/>
+        <w:jc w:val="both"/>
+        <w:rPr>
+          <w:rFonts w:ascii="Times New Roman" w:hAnsi="Times New Roman" w:cs="Times New Roman"/>
+          <w:b/>
+          <w:bCs/>
+          <w:kern w:val="0"/>
+          <w:sz w:val="28"/>
+          <w:szCs w:val="28"/>
+          <w14:ligatures w14:val="none"/>
+        </w:rPr>
+      </w:pPr>
+      <w:r>
+        <w:rPr>
+          <w:rFonts w:ascii="Times New Roman" w:hAnsi="Times New Roman" w:cs="Times New Roman"/>
+          <w:b/>
+          <w:bCs/>
+          <w:kern w:val="0"/>
+          <w:sz w:val="28"/>
+          <w:szCs w:val="28"/>
+          <w14:ligatures w14:val="none"/>
+        </w:rPr>
+        <w:t xml:space="preserve">1.1 </w:t>
+      </w:r>
+      <w:r>
+        <w:rPr>
+          <w:rFonts w:ascii="Times New Roman" w:hAnsi="Times New Roman" w:cs="Times New Roman"/>
+          <w:b/>
+          <w:bCs/>
+          <w:kern w:val="0"/>
+          <w:sz w:val="28"/>
+          <w:szCs w:val="28"/>
+          <w14:ligatures w14:val="none"/>
+        </w:rPr>
+        <w:t>Global Optimization</w:t>
+      </w:r>
+      <w:r>
+        <w:rPr>
+          <w:rFonts w:ascii="Times New Roman" w:hAnsi="Times New Roman" w:cs="Times New Roman"/>
+          <w:b/>
+          <w:bCs/>
+          <w:kern w:val="0"/>
+          <w:sz w:val="28"/>
+          <w:szCs w:val="28"/>
+          <w14:ligatures w14:val="none"/>
+        </w:rPr>
+        <w:t xml:space="preserve"> </w:t>
+      </w:r>
+    </w:p>
+    <w:p>
+      <w:pPr>
+        <w:spacing w:line="480" w:lineRule="auto"/>
+        <w:jc w:val="both"/>
+        <w:rPr>
+          <w:rFonts w:ascii="Times New Roman" w:hAnsi="Times New Roman" w:cs="Times New Roman"/>
+          <w:kern w:val="0"/>
+          <w:sz w:val="24"/>
+          <w:szCs w:val="24"/>
+          <w14:ligatures w14:val="none"/>
+        </w:rPr>
+      </w:pPr>
+      <w:r>
+        <w:rPr>
+          <w:rFonts w:ascii="Times New Roman" w:hAnsi="Times New Roman" w:cs="Times New Roman"/>
+          <w:kern w:val="0"/>
+          <w:sz w:val="24"/>
+          <w:szCs w:val="24"/>
+          <w14:ligatures w14:val="none"/>
+        </w:rPr>
+        <w:tab/>
+      </w:r>
+    </w:p>
+    <w:p>
+      <w:pPr>
+        <w:spacing w:line="480" w:lineRule="auto"/>
+        <w:jc w:val="both"/>
+        <w:rPr>
+          <w:rFonts w:ascii="Times New Roman" w:hAnsi="Times New Roman" w:cs="Times New Roman"/>
+          <w:kern w:val="0"/>
+          <w:sz w:val="24"/>
+          <w:szCs w:val="24"/>
+          <w14:ligatures w14:val="none"/>
+        </w:rPr>
+      </w:pPr>
+    </w:p>
+    <w:p>
+      <w:pPr>
+        <w:spacing w:line="480" w:lineRule="auto"/>
+        <w:jc w:val="both"/>
+        <w:rPr>
+          <w:rFonts w:ascii="Times New Roman" w:hAnsi="Times New Roman" w:cs="Times New Roman"/>
+          <w:kern w:val="0"/>
+          <w:sz w:val="24"/>
+          <w:szCs w:val="24"/>
+          <w14:ligatures w14:val="none"/>
+        </w:rPr>
+      </w:pPr>
+    </w:p>
+    <w:p>
+      <w:pPr>
+        <w:spacing w:line="480" w:lineRule="auto"/>
+        <w:jc w:val="both"/>
+        <w:rPr>
+          <w:rFonts w:ascii="Times New Roman" w:hAnsi="Times New Roman" w:cs="Times New Roman"/>
+          <w:kern w:val="0"/>
+          <w:sz w:val="24"/>
+          <w:szCs w:val="24"/>
+          <w14:ligatures w14:val="none"/>
+        </w:rPr>
+      </w:pPr>
+    </w:p>
+    <w:p>
+      <w:pPr>
+        <w:spacing w:line="480" w:lineRule="auto"/>
+        <w:jc w:val="both"/>
+        <w:rPr>
+          <w:rFonts w:ascii="Times New Roman" w:hAnsi="Times New Roman" w:cs="Times New Roman"/>
+          <w:kern w:val="0"/>
+          <w:sz w:val="24"/>
+          <w:szCs w:val="24"/>
+          <w14:ligatures w14:val="none"/>
+        </w:rPr>
+      </w:pPr>
+    </w:p>
+    <w:p>
+      <w:pPr>
+        <w:spacing w:line="480" w:lineRule="auto"/>
+        <w:jc w:val="both"/>
+        <w:rPr>
+          <w:rFonts w:ascii="Times New Roman" w:hAnsi="Times New Roman" w:cs="Times New Roman"/>
+          <w:kern w:val="0"/>
+          <w:sz w:val="24"/>
+          <w:szCs w:val="24"/>
+          <w14:ligatures w14:val="none"/>
+        </w:rPr>
+      </w:pPr>
+      <w:r>
+        <w:rPr>
+          <w:rFonts w:ascii="Times New Roman" w:hAnsi="Times New Roman" w:cs="Times New Roman"/>
+          <w:kern w:val="0"/>
+          <w:sz w:val="24"/>
+          <w:szCs w:val="24"/>
+          <w14:ligatures w14:val="none"/>
+        </w:rPr>
+        <w:t xml:space="preserve"> </w:t>
+      </w:r>
+    </w:p>
+    <w:p>
+      <w:pPr>
+        <w:spacing w:line="480" w:lineRule="auto"/>
+        <w:jc w:val="both"/>
+        <w:rPr>
+          <w:rFonts w:ascii="Times New Roman" w:hAnsi="Times New Roman" w:cs="Times New Roman"/>
+          <w:kern w:val="0"/>
+          <w:sz w:val="24"/>
+          <w:szCs w:val="24"/>
+          <w14:ligatures w14:val="none"/>
+        </w:rPr>
+      </w:pPr>
+    </w:p>
+    <w:p>
+      <w:pPr>
+        <w:spacing w:line="480" w:lineRule="auto"/>
+        <w:jc w:val="both"/>
+        <w:rPr>
+          <w:rFonts w:ascii="Times New Roman" w:hAnsi="Times New Roman" w:cs="Times New Roman"/>
+          <w:kern w:val="0"/>
+          <w:sz w:val="24"/>
+          <w:szCs w:val="24"/>
+          <w14:ligatures w14:val="none"/>
+        </w:rPr>
+      </w:pPr>
+    </w:p>
+    <w:p>
+      <w:pPr>
+        <w:spacing w:line="480" w:lineRule="auto"/>
+        <w:jc w:val="both"/>
+        <w:rPr>
+          <w:rFonts w:ascii="Times New Roman" w:hAnsi="Times New Roman" w:cs="Times New Roman"/>
+          <w:kern w:val="0"/>
+          <w:sz w:val="24"/>
+          <w:szCs w:val="24"/>
+          <w14:ligatures w14:val="none"/>
+        </w:rPr>
+      </w:pPr>
+    </w:p>
+    <w:p>
+      <w:pPr>
+        <w:spacing w:line="480" w:lineRule="auto"/>
+        <w:jc w:val="both"/>
+        <w:rPr>
+          <w:rFonts w:ascii="Times New Roman" w:hAnsi="Times New Roman" w:cs="Times New Roman"/>
+          <w:b/>
+          <w:bCs/>
+          <w:kern w:val="0"/>
+          <w:sz w:val="28"/>
+          <w:szCs w:val="28"/>
+          <w14:ligatures w14:val="none"/>
+        </w:rPr>
+      </w:pPr>
+    </w:p>
+    <w:p>
+      <w:pPr>
+        <w:spacing w:line="480" w:lineRule="auto"/>
+        <w:jc w:val="both"/>
+        <w:rPr>
+          <w:rFonts w:ascii="Times New Roman" w:hAnsi="Times New Roman" w:cs="Times New Roman"/>
+          <w:kern w:val="0"/>
+          <w:sz w:val="24"/>
+          <w:szCs w:val="24"/>
+          <w14:ligatures w14:val="none"/>
+        </w:rPr>
+      </w:pPr>
+      <w:r>
+        <w:rPr>
+          <w:rFonts w:ascii="Times New Roman" w:hAnsi="Times New Roman" w:cs="Times New Roman"/>
+          <w:b/>
+          <w:bCs/>
+          <w:kern w:val="0"/>
+          <w:sz w:val="28"/>
+          <w:szCs w:val="28"/>
+          <w14:ligatures w14:val="none"/>
+        </w:rPr>
+        <w:lastRenderedPageBreak/>
+        <w:t>1.</w:t>
+      </w:r>
+      <w:r>
+        <w:rPr>
+          <w:rFonts w:ascii="Times New Roman" w:hAnsi="Times New Roman" w:cs="Times New Roman"/>
+          <w:b/>
+          <w:bCs/>
+          <w:kern w:val="0"/>
+          <w:sz w:val="28"/>
+          <w:szCs w:val="28"/>
+          <w14:ligatures w14:val="none"/>
+        </w:rPr>
+        <w:t>1.3</w:t>
+      </w:r>
+      <w:r>
+        <w:rPr>
+          <w:rFonts w:ascii="Times New Roman" w:hAnsi="Times New Roman" w:cs="Times New Roman"/>
+          <w:b/>
+          <w:bCs/>
+          <w:kern w:val="0"/>
+          <w:sz w:val="28"/>
+          <w:szCs w:val="28"/>
+          <w14:ligatures w14:val="none"/>
+        </w:rPr>
+        <w:t xml:space="preserve">  </w:t>
+      </w:r>
+      <w:r>
+        <w:rPr>
+          <w:rFonts w:ascii="Times New Roman" w:hAnsi="Times New Roman" w:cs="Times New Roman"/>
+          <w:b/>
+          <w:bCs/>
+          <w:kern w:val="0"/>
+          <w:sz w:val="28"/>
+          <w:szCs w:val="28"/>
+          <w14:ligatures w14:val="none"/>
+        </w:rPr>
+        <w:t>Weight and K-Means Clustering</w:t>
+      </w:r>
+    </w:p>
+    <w:p>
+      <w:pPr>
+        <w:spacing w:line="480" w:lineRule="auto"/>
+        <w:jc w:val="both"/>
+        <w:rPr>
+          <w:rFonts w:ascii="Times New Roman" w:hAnsi="Times New Roman" w:cs="Times New Roman"/>
+          <w:kern w:val="0"/>
+          <w:sz w:val="24"/>
+          <w:szCs w:val="24"/>
+          <w14:ligatures w14:val="none"/>
+        </w:rPr>
+      </w:pPr>
+      <w:r>
+        <w:rPr>
+          <w:rFonts w:ascii="Times New Roman" w:hAnsi="Times New Roman" w:cs="Times New Roman"/>
+          <w:kern w:val="0"/>
+          <w:sz w:val="24"/>
+          <w:szCs w:val="24"/>
+          <w14:ligatures w14:val="none"/>
+        </w:rPr>
+        <w:tab/>
+      </w:r>
+    </w:p>
+    <w:p>
+      <w:pPr>
+        <w:spacing w:line="480" w:lineRule="auto"/>
+        <w:ind w:firstLine="720"/>
+        <w:jc w:val="both"/>
+        <w:rPr>
+          <w:rFonts w:ascii="Times New Roman" w:hAnsi="Times New Roman" w:cs="Times New Roman"/>
+          <w:kern w:val="0"/>
+          <w:sz w:val="24"/>
+          <w:szCs w:val="24"/>
+          <w14:ligatures w14:val="none"/>
+        </w:rPr>
+      </w:pPr>
+    </w:p>
+    <w:p>
+      <w:pPr>
+        <w:spacing w:after="0" w:line="240" w:lineRule="auto"/>
+        <w:rPr>
+          <w:rFonts w:ascii="Times New Roman" w:hAnsi="Times New Roman" w:cs="Times New Roman"/>
+          <w:kern w:val="0"/>
+          <w:sz w:val="24"/>
+          <w:szCs w:val="24"/>
+          <w14:ligatures w14:val="none"/>
+        </w:rPr>
+      </w:pPr>
+    </w:p>
+    <w:p>
+      <w:pPr>
+        <w:spacing w:after="0" w:line="240" w:lineRule="auto"/>
+        <w:rPr>
+          <w:rFonts w:ascii="Times New Roman" w:hAnsi="Times New Roman" w:cs="Times New Roman"/>
+          <w:kern w:val="0"/>
+          <w:sz w:val="24"/>
+          <w:szCs w:val="24"/>
+          <w14:ligatures w14:val="none"/>
+        </w:rPr>
+      </w:pPr>
+    </w:p>
+    <w:p>
+      <w:pPr>
+        <w:spacing w:after="0" w:line="240" w:lineRule="auto"/>
+        <w:rPr>
+          <w:rFonts w:ascii="Times New Roman" w:hAnsi="Times New Roman" w:cs="Times New Roman"/>
+          <w:kern w:val="0"/>
+          <w:sz w:val="24"/>
+          <w:szCs w:val="24"/>
+          <w14:ligatures w14:val="none"/>
+        </w:rPr>
+      </w:pPr>
+    </w:p>
+    <w:p>
+      <w:pPr>
+        <w:spacing w:after="0" w:line="240" w:lineRule="auto"/>
+        <w:rPr>
+          <w:rFonts w:ascii="Times New Roman" w:hAnsi="Times New Roman" w:cs="Times New Roman"/>
+          <w:kern w:val="0"/>
+          <w:sz w:val="24"/>
+          <w:szCs w:val="24"/>
+          <w14:ligatures w14:val="none"/>
+        </w:rPr>
+      </w:pPr>
+    </w:p>
+    <w:p>
+      <w:pPr>
+        <w:spacing w:after="0" w:line="240" w:lineRule="auto"/>
+        <w:rPr>
+          <w:rFonts w:ascii="Times New Roman" w:hAnsi="Times New Roman" w:cs="Times New Roman"/>
+          <w:kern w:val="0"/>
+          <w:sz w:val="24"/>
+          <w:szCs w:val="24"/>
+          <w14:ligatures w14:val="none"/>
+        </w:rPr>
+      </w:pPr>
+    </w:p>
+    <w:p>
+      <w:pPr>
+        <w:spacing w:after="0" w:line="240" w:lineRule="auto"/>
+        <w:rPr>
+          <w:rFonts w:ascii="Times New Roman" w:hAnsi="Times New Roman" w:cs="Times New Roman"/>
+          <w:kern w:val="0"/>
+          <w:sz w:val="24"/>
+          <w:szCs w:val="24"/>
+          <w14:ligatures w14:val="none"/>
+        </w:rPr>
+      </w:pPr>
+    </w:p>
+    <w:p>
+      <w:pPr>
+        <w:spacing w:after="0" w:line="240" w:lineRule="auto"/>
+        <w:rPr>
+          <w:rFonts w:ascii="Times New Roman" w:hAnsi="Times New Roman" w:cs="Times New Roman"/>
+          <w:kern w:val="0"/>
+          <w:sz w:val="24"/>
+          <w:szCs w:val="24"/>
+          <w14:ligatures w14:val="none"/>
+        </w:rPr>
+      </w:pPr>
+    </w:p>
+    <w:p>
+      <w:pPr>
+        <w:spacing w:after="0" w:line="240" w:lineRule="auto"/>
+        <w:rPr>
+          <w:rFonts w:ascii="Times New Roman" w:hAnsi="Times New Roman" w:cs="Times New Roman"/>
+          <w:kern w:val="0"/>
+          <w:sz w:val="24"/>
+          <w:szCs w:val="24"/>
+          <w14:ligatures w14:val="none"/>
+        </w:rPr>
+      </w:pPr>
+    </w:p>
+    <w:p>
+      <w:pPr>
+        <w:spacing w:after="0" w:line="240" w:lineRule="auto"/>
+        <w:rPr>
+          <w:rFonts w:ascii="Times New Roman" w:hAnsi="Times New Roman" w:cs="Times New Roman"/>
+          <w:kern w:val="0"/>
+          <w:sz w:val="24"/>
+          <w:szCs w:val="24"/>
+          <w14:ligatures w14:val="none"/>
+        </w:rPr>
+      </w:pPr>
+    </w:p>
+    <w:p>
+      <w:pPr>
+        <w:spacing w:after="0" w:line="240" w:lineRule="auto"/>
+        <w:rPr>
+          <w:rFonts w:ascii="Times New Roman" w:hAnsi="Times New Roman" w:cs="Times New Roman"/>
+          <w:kern w:val="0"/>
+          <w:sz w:val="24"/>
+          <w:szCs w:val="24"/>
+          <w14:ligatures w14:val="none"/>
+        </w:rPr>
+      </w:pPr>
+    </w:p>
+    <w:p>
+      <w:pPr>
+        <w:spacing w:after="0" w:line="240" w:lineRule="auto"/>
+        <w:rPr>
+          <w:rFonts w:ascii="Times New Roman" w:hAnsi="Times New Roman" w:cs="Times New Roman"/>
+          <w:kern w:val="0"/>
+          <w:sz w:val="24"/>
+          <w:szCs w:val="24"/>
+          <w14:ligatures w14:val="none"/>
+        </w:rPr>
+      </w:pPr>
+    </w:p>
+    <w:p>
+      <w:pPr>
+        <w:spacing w:after="0" w:line="240" w:lineRule="auto"/>
+        <w:rPr>
+          <w:rFonts w:ascii="Times New Roman" w:hAnsi="Times New Roman" w:cs="Times New Roman"/>
+          <w:kern w:val="0"/>
+          <w:sz w:val="24"/>
+          <w:szCs w:val="24"/>
+          <w14:ligatures w14:val="none"/>
+        </w:rPr>
+      </w:pPr>
+    </w:p>
+    <w:p>
+      <w:pPr>
+        <w:spacing w:after="0" w:line="240" w:lineRule="auto"/>
+        <w:rPr>
+          <w:rFonts w:ascii="Times New Roman" w:hAnsi="Times New Roman" w:cs="Times New Roman"/>
+          <w:kern w:val="0"/>
+          <w:sz w:val="24"/>
+          <w:szCs w:val="24"/>
+          <w14:ligatures w14:val="none"/>
+        </w:rPr>
+      </w:pPr>
+    </w:p>
+    <w:p>
+      <w:pPr>
+        <w:spacing w:after="0" w:line="240" w:lineRule="auto"/>
+        <w:rPr>
+          <w:rFonts w:ascii="Times New Roman" w:hAnsi="Times New Roman" w:cs="Times New Roman"/>
+          <w:kern w:val="0"/>
+          <w:sz w:val="24"/>
+          <w:szCs w:val="24"/>
+          <w14:ligatures w14:val="none"/>
+        </w:rPr>
+      </w:pPr>
+    </w:p>
+    <w:p>
+      <w:pPr>
+        <w:spacing w:after="0" w:line="240" w:lineRule="auto"/>
+        <w:rPr>
+          <w:rFonts w:ascii="Times New Roman" w:hAnsi="Times New Roman" w:cs="Times New Roman"/>
+          <w:kern w:val="0"/>
+          <w:sz w:val="24"/>
+          <w:szCs w:val="24"/>
+          <w14:ligatures w14:val="none"/>
+        </w:rPr>
+      </w:pPr>
+    </w:p>
+    <w:p>
+      <w:pPr>
+        <w:spacing w:after="0" w:line="240" w:lineRule="auto"/>
+        <w:rPr>
+          <w:rFonts w:ascii="Times New Roman" w:hAnsi="Times New Roman" w:cs="Times New Roman"/>
+          <w:kern w:val="0"/>
+          <w:sz w:val="24"/>
+          <w:szCs w:val="24"/>
+          <w14:ligatures w14:val="none"/>
+        </w:rPr>
+      </w:pPr>
+    </w:p>
+    <w:p>
+      <w:pPr>
+        <w:spacing w:after="0" w:line="240" w:lineRule="auto"/>
+        <w:rPr>
+          <w:rFonts w:ascii="Times New Roman" w:hAnsi="Times New Roman" w:cs="Times New Roman"/>
+          <w:kern w:val="0"/>
+          <w:sz w:val="24"/>
+          <w:szCs w:val="24"/>
+          <w14:ligatures w14:val="none"/>
+        </w:rPr>
+      </w:pPr>
+    </w:p>
+    <w:p>
+      <w:pPr>
+        <w:spacing w:after="0" w:line="240" w:lineRule="auto"/>
+        <w:rPr>
+          <w:rFonts w:ascii="Times New Roman" w:hAnsi="Times New Roman" w:cs="Times New Roman"/>
+          <w:kern w:val="0"/>
+          <w:sz w:val="24"/>
+          <w:szCs w:val="24"/>
+          <w14:ligatures w14:val="none"/>
+        </w:rPr>
+      </w:pPr>
+    </w:p>
+    <w:p>
+      <w:pPr>
+        <w:spacing w:after="0" w:line="240" w:lineRule="auto"/>
+        <w:rPr>
+          <w:rFonts w:ascii="Times New Roman" w:hAnsi="Times New Roman" w:cs="Times New Roman"/>
+          <w:kern w:val="0"/>
+          <w:sz w:val="24"/>
+          <w:szCs w:val="24"/>
+          <w14:ligatures w14:val="none"/>
+        </w:rPr>
+      </w:pPr>
+    </w:p>
+    <w:p>
+      <w:pPr>
+        <w:spacing w:after="0" w:line="240" w:lineRule="auto"/>
+        <w:rPr>
+          <w:rFonts w:ascii="Times New Roman" w:hAnsi="Times New Roman" w:cs="Times New Roman"/>
+          <w:kern w:val="0"/>
+          <w:sz w:val="24"/>
+          <w:szCs w:val="24"/>
+          <w14:ligatures w14:val="none"/>
+        </w:rPr>
+      </w:pPr>
+    </w:p>
+    <w:p>
+      <w:pPr>
+        <w:spacing w:after="0" w:line="240" w:lineRule="auto"/>
+        <w:rPr>
+          <w:rFonts w:ascii="Times New Roman" w:hAnsi="Times New Roman" w:cs="Times New Roman"/>
+          <w:kern w:val="0"/>
+          <w:sz w:val="24"/>
+          <w:szCs w:val="24"/>
+          <w14:ligatures w14:val="none"/>
+        </w:rPr>
+      </w:pPr>
+    </w:p>
+    <w:p>
+      <w:pPr>
+        <w:spacing w:after="0" w:line="240" w:lineRule="auto"/>
+        <w:rPr>
+          <w:rFonts w:ascii="Times New Roman" w:hAnsi="Times New Roman" w:cs="Times New Roman"/>
+          <w:kern w:val="0"/>
+          <w:sz w:val="24"/>
+          <w:szCs w:val="24"/>
+          <w14:ligatures w14:val="none"/>
+        </w:rPr>
+      </w:pPr>
+    </w:p>
+    <w:p>
+      <w:pPr>
+        <w:spacing w:after="0" w:line="240" w:lineRule="auto"/>
+        <w:rPr>
+          <w:rFonts w:ascii="Times New Roman" w:hAnsi="Times New Roman" w:cs="Times New Roman"/>
+          <w:kern w:val="0"/>
+          <w:sz w:val="24"/>
+          <w:szCs w:val="24"/>
+          <w14:ligatures w14:val="none"/>
+        </w:rPr>
+      </w:pPr>
+    </w:p>
+    <w:p>
+      <w:pPr>
+        <w:spacing w:after="0" w:line="240" w:lineRule="auto"/>
+        <w:rPr>
+          <w:rFonts w:ascii="Times New Roman" w:hAnsi="Times New Roman" w:cs="Times New Roman"/>
+          <w:kern w:val="0"/>
+          <w:sz w:val="24"/>
+          <w:szCs w:val="24"/>
+          <w14:ligatures w14:val="none"/>
+        </w:rPr>
+      </w:pPr>
+    </w:p>
+    <w:p>
+      <w:pPr>
+        <w:spacing w:after="0" w:line="240" w:lineRule="auto"/>
+        <w:rPr>
+          <w:rFonts w:ascii="Times New Roman" w:hAnsi="Times New Roman" w:cs="Times New Roman"/>
+          <w:kern w:val="0"/>
+          <w:sz w:val="24"/>
+          <w:szCs w:val="24"/>
+          <w14:ligatures w14:val="none"/>
+        </w:rPr>
+      </w:pPr>
+    </w:p>
+    <w:p>
+      <w:pPr>
+        <w:spacing w:after="0" w:line="240" w:lineRule="auto"/>
+        <w:rPr>
+          <w:rFonts w:ascii="Times New Roman" w:hAnsi="Times New Roman" w:cs="Times New Roman"/>
+          <w:kern w:val="0"/>
+          <w:sz w:val="24"/>
+          <w:szCs w:val="24"/>
+          <w14:ligatures w14:val="none"/>
+        </w:rPr>
+      </w:pPr>
+    </w:p>
+    <w:p>
+      <w:pPr>
+        <w:spacing w:after="0" w:line="240" w:lineRule="auto"/>
+        <w:rPr>
+          <w:rFonts w:ascii="Times New Roman" w:hAnsi="Times New Roman" w:cs="Times New Roman"/>
+          <w:kern w:val="0"/>
+          <w:sz w:val="24"/>
+          <w:szCs w:val="24"/>
+          <w14:ligatures w14:val="none"/>
+        </w:rPr>
+      </w:pPr>
+    </w:p>
+    <w:p>
+      <w:pPr>
+        <w:spacing w:after="0" w:line="240" w:lineRule="auto"/>
+        <w:rPr>
+          <w:rFonts w:ascii="Times New Roman" w:hAnsi="Times New Roman" w:cs="Times New Roman"/>
+          <w:kern w:val="0"/>
+          <w:sz w:val="24"/>
+          <w:szCs w:val="24"/>
+          <w14:ligatures w14:val="none"/>
+        </w:rPr>
+      </w:pPr>
+    </w:p>
+    <w:p>
+      <w:pPr>
+        <w:spacing w:after="0" w:line="240" w:lineRule="auto"/>
+        <w:rPr>
+          <w:rFonts w:ascii="Times New Roman" w:hAnsi="Times New Roman" w:cs="Times New Roman"/>
+          <w:kern w:val="0"/>
+          <w:sz w:val="24"/>
+          <w:szCs w:val="24"/>
+          <w14:ligatures w14:val="none"/>
+        </w:rPr>
+      </w:pPr>
+    </w:p>
+    <w:p>
+      <w:pPr>
+        <w:spacing w:after="0" w:line="240" w:lineRule="auto"/>
+        <w:rPr>
+          <w:rFonts w:ascii="Times New Roman" w:hAnsi="Times New Roman" w:cs="Times New Roman"/>
+          <w:kern w:val="0"/>
+          <w:sz w:val="24"/>
+          <w:szCs w:val="24"/>
+          <w14:ligatures w14:val="none"/>
+        </w:rPr>
+      </w:pPr>
+    </w:p>
+    <w:p>
+      <w:pPr>
+        <w:spacing w:after="0" w:line="240" w:lineRule="auto"/>
+        <w:rPr>
+          <w:rFonts w:ascii="Times New Roman" w:hAnsi="Times New Roman" w:cs="Times New Roman"/>
+          <w:kern w:val="0"/>
+          <w:sz w:val="24"/>
+          <w:szCs w:val="24"/>
+          <w14:ligatures w14:val="none"/>
+        </w:rPr>
+      </w:pPr>
+    </w:p>
+    <w:p>
+      <w:pPr>
+        <w:spacing w:after="0" w:line="240" w:lineRule="auto"/>
+        <w:rPr>
+          <w:rFonts w:ascii="Times New Roman" w:hAnsi="Times New Roman" w:cs="Times New Roman"/>
+          <w:kern w:val="0"/>
+          <w:sz w:val="24"/>
+          <w:szCs w:val="24"/>
+          <w14:ligatures w14:val="none"/>
+        </w:rPr>
+      </w:pPr>
+    </w:p>
+    <w:p>
+      <w:pPr>
+        <w:spacing w:after="0" w:line="240" w:lineRule="auto"/>
+        <w:rPr>
+          <w:rFonts w:ascii="Times New Roman" w:hAnsi="Times New Roman" w:cs="Times New Roman"/>
+          <w:kern w:val="0"/>
+          <w:sz w:val="24"/>
+          <w:szCs w:val="24"/>
+          <w14:ligatures w14:val="none"/>
+        </w:rPr>
+      </w:pPr>
+    </w:p>
+    <w:p>
+      <w:pPr>
+        <w:spacing w:after="0" w:line="240" w:lineRule="auto"/>
+        <w:rPr>
+          <w:rFonts w:ascii="Times New Roman" w:hAnsi="Times New Roman" w:cs="Times New Roman"/>
+          <w:kern w:val="0"/>
+          <w:sz w:val="24"/>
+          <w:szCs w:val="24"/>
+          <w14:ligatures w14:val="none"/>
+        </w:rPr>
+      </w:pPr>
+    </w:p>
+    <w:p>
+      <w:pPr>
+        <w:spacing w:after="0" w:line="240" w:lineRule="auto"/>
+        <w:rPr>
+          <w:rFonts w:ascii="Times New Roman" w:hAnsi="Times New Roman" w:cs="Times New Roman"/>
+          <w:kern w:val="0"/>
+          <w:sz w:val="24"/>
+          <w:szCs w:val="24"/>
+          <w14:ligatures w14:val="none"/>
+        </w:rPr>
+      </w:pPr>
+    </w:p>
+    <w:p>
+      <w:pPr>
+        <w:spacing w:after="0" w:line="240" w:lineRule="auto"/>
+        <w:rPr>
+          <w:rFonts w:ascii="Times New Roman" w:hAnsi="Times New Roman" w:cs="Times New Roman"/>
+          <w:kern w:val="0"/>
+          <w:sz w:val="24"/>
+          <w:szCs w:val="24"/>
+          <w14:ligatures w14:val="none"/>
+        </w:rPr>
+      </w:pPr>
+    </w:p>
+    <w:p>
+      <w:pPr>
+        <w:spacing w:after="0" w:line="240" w:lineRule="auto"/>
+        <w:rPr>
+          <w:rFonts w:ascii="Times New Roman" w:hAnsi="Times New Roman" w:cs="Times New Roman"/>
+          <w:kern w:val="0"/>
+          <w:sz w:val="24"/>
+          <w:szCs w:val="24"/>
+          <w14:ligatures w14:val="none"/>
+        </w:rPr>
+      </w:pPr>
+    </w:p>
+    <w:p>
+      <w:pPr>
+        <w:spacing w:after="0" w:line="240" w:lineRule="auto"/>
+        <w:rPr>
+          <w:rFonts w:ascii="Times New Roman" w:hAnsi="Times New Roman" w:cs="Times New Roman"/>
+          <w:kern w:val="0"/>
+          <w:sz w:val="24"/>
+          <w:szCs w:val="24"/>
+          <w14:ligatures w14:val="none"/>
+        </w:rPr>
+      </w:pPr>
+    </w:p>
+    <w:p>
+      <w:pPr>
+        <w:spacing w:after="0" w:line="240" w:lineRule="auto"/>
+        <w:rPr>
+          <w:rFonts w:ascii="Times New Roman" w:hAnsi="Times New Roman" w:cs="Times New Roman"/>
+          <w:b/>
+          <w:bCs/>
+          <w:kern w:val="0"/>
+          <w:sz w:val="28"/>
+          <w:szCs w:val="28"/>
+          <w14:ligatures w14:val="none"/>
+        </w:rPr>
+      </w:pPr>
+      <w:r>
+        <w:rPr>
+          <w:rFonts w:ascii="Times New Roman" w:hAnsi="Times New Roman" w:cs="Times New Roman"/>
+          <w:b/>
+          <w:bCs/>
+          <w:kern w:val="0"/>
+          <w:sz w:val="28"/>
+          <w:szCs w:val="28"/>
+          <w14:ligatures w14:val="none"/>
+        </w:rPr>
+        <w:lastRenderedPageBreak/>
+        <w:t>1.</w:t>
+      </w:r>
+      <w:r>
+        <w:rPr>
+          <w:rFonts w:ascii="Times New Roman" w:hAnsi="Times New Roman" w:cs="Times New Roman"/>
+          <w:b/>
+          <w:bCs/>
+          <w:kern w:val="0"/>
+          <w:sz w:val="28"/>
+          <w:szCs w:val="28"/>
+          <w14:ligatures w14:val="none"/>
+        </w:rPr>
+        <w:t>1.4</w:t>
+      </w:r>
+      <w:r>
+        <w:rPr>
+          <w:rFonts w:ascii="Times New Roman" w:hAnsi="Times New Roman" w:cs="Times New Roman"/>
+          <w:b/>
+          <w:bCs/>
+          <w:kern w:val="0"/>
+          <w:sz w:val="28"/>
+          <w:szCs w:val="28"/>
+          <w14:ligatures w14:val="none"/>
+        </w:rPr>
+        <w:t xml:space="preserve">  </w:t>
+      </w:r>
+      <w:r>
+        <w:rPr>
+          <w:rFonts w:ascii="Times New Roman" w:hAnsi="Times New Roman" w:cs="Times New Roman"/>
+          <w:b/>
+          <w:bCs/>
+          <w:kern w:val="0"/>
+          <w:sz w:val="28"/>
+          <w:szCs w:val="28"/>
+          <w14:ligatures w14:val="none"/>
+        </w:rPr>
+        <w:t>Stationary and Non-Stationary Gradient</w:t>
+      </w:r>
+    </w:p>
+    <w:p>
+      <w:pPr>
+        <w:spacing w:line="480" w:lineRule="auto"/>
+        <w:ind w:firstLine="720"/>
+        <w:jc w:val="both"/>
+        <w:rPr>
+          <w:rFonts w:ascii="Times New Roman" w:hAnsi="Times New Roman" w:cs="Times New Roman"/>
+          <w:kern w:val="0"/>
+          <w:u w:val="single"/>
+          <w14:ligatures w14:val="none"/>
+        </w:rPr>
+      </w:pPr>
+    </w:p>
+    <w:p>
+      <w:pPr>
+        <w:spacing w:line="480" w:lineRule="auto"/>
+        <w:ind w:firstLine="720"/>
+        <w:jc w:val="both"/>
+        <w:rPr>
+          <w:rFonts w:ascii="Times New Roman" w:hAnsi="Times New Roman" w:cs="Times New Roman"/>
+          <w:kern w:val="0"/>
+          <w:sz w:val="24"/>
+          <w:szCs w:val="24"/>
+          <w14:ligatures w14:val="none"/>
+        </w:rPr>
+      </w:pPr>
+    </w:p>
+    <w:p>
+      <w:pPr>
+        <w:spacing w:line="480" w:lineRule="auto"/>
+        <w:ind w:firstLine="720"/>
+        <w:jc w:val="both"/>
+        <w:rPr>
+          <w:rFonts w:ascii="Times New Roman" w:hAnsi="Times New Roman" w:cs="Times New Roman"/>
+          <w:kern w:val="0"/>
+          <w:sz w:val="24"/>
+          <w:szCs w:val="24"/>
+          <w14:ligatures w14:val="none"/>
+        </w:rPr>
+      </w:pPr>
+    </w:p>
+    <w:p>
+      <w:pPr>
+        <w:spacing w:line="480" w:lineRule="auto"/>
+        <w:ind w:firstLine="720"/>
+        <w:jc w:val="both"/>
+        <w:rPr>
+          <w:rFonts w:ascii="Times New Roman" w:hAnsi="Times New Roman" w:cs="Times New Roman"/>
+          <w:kern w:val="0"/>
+          <w:sz w:val="24"/>
+          <w:szCs w:val="24"/>
+          <w14:ligatures w14:val="none"/>
+        </w:rPr>
+      </w:pPr>
     </w:p>
     <w:p>
       <w:pPr>
@@ -1608,2111 +3961,2486 @@
         <w:ind w:firstLine="720"/>
         <w:jc w:val="center"/>
         <w:rPr>
-          <w:rFonts w:ascii="Times New Roman" w:eastAsia="Times New Roman" w:hAnsi="Times New Roman" w:cs="Times New Roman"/>
-          <w:smallCaps/>
-          <w:color w:val="000000" w:themeColor="text1"/>
-          <w:kern w:val="0"/>
-          <w:sz w:val="20"/>
-          <w:szCs w:val="20"/>
-          <w14:ligatures w14:val="none"/>
-        </w:rPr>
-      </w:pPr>
-      <w:r>
-        <w:rPr>
-          <w:rFonts w:ascii="Times New Roman" w:eastAsia="Times New Roman" w:hAnsi="Times New Roman" w:cs="Times New Roman"/>
-          <w:smallCaps/>
-          <w:color w:val="000000" w:themeColor="text1"/>
-          <w:kern w:val="0"/>
-          <w:sz w:val="20"/>
-          <w:szCs w:val="20"/>
-          <w14:ligatures w14:val="none"/>
-        </w:rPr>
-        <w:t>Matlab</w:t>
-      </w:r>
-      <w:r>
-        <w:rPr>
-          <w:rFonts w:ascii="Times New Roman" w:eastAsia="Times New Roman" w:hAnsi="Times New Roman" w:cs="Times New Roman"/>
-          <w:smallCaps/>
-          <w:color w:val="000000" w:themeColor="text1"/>
-          <w:kern w:val="0"/>
-          <w:sz w:val="20"/>
-          <w:szCs w:val="20"/>
-          <w14:ligatures w14:val="none"/>
-        </w:rPr>
-        <w:t xml:space="preserve"> Code…………...............................................................................................................................39</w:t>
-      </w:r>
-    </w:p>
-    <w:p>
-      <w:pPr>
-        <w:spacing w:line="480" w:lineRule="auto"/>
-        <w:jc w:val="center"/>
-        <w:rPr>
-          <w:rFonts w:ascii="Times New Roman" w:eastAsia="Times New Roman" w:hAnsi="Times New Roman" w:cs="Times New Roman"/>
-          <w:caps/>
-        </w:rPr>
-      </w:pPr>
-      <w:r>
-        <w:rPr>
-          <w:rFonts w:ascii="Times New Roman" w:eastAsia="Times New Roman" w:hAnsi="Times New Roman" w:cs="Times New Roman"/>
-          <w:caps/>
+          <w:rFonts w:ascii="Times New Roman" w:hAnsi="Times New Roman" w:cs="Times New Roman"/>
+          <w:kern w:val="0"/>
+          <w:sz w:val="24"/>
+          <w:szCs w:val="24"/>
+          <w14:ligatures w14:val="none"/>
+        </w:rPr>
+      </w:pPr>
+    </w:p>
+    <w:p>
+      <w:pPr>
+        <w:spacing w:line="480" w:lineRule="auto"/>
+        <w:ind w:firstLine="720"/>
+        <w:jc w:val="both"/>
+        <w:rPr>
+          <w:rFonts w:ascii="Times New Roman" w:hAnsi="Times New Roman" w:cs="Times New Roman"/>
+          <w:kern w:val="0"/>
+          <w:sz w:val="24"/>
+          <w:szCs w:val="24"/>
+          <w14:ligatures w14:val="none"/>
+        </w:rPr>
+      </w:pPr>
+    </w:p>
+    <w:p>
+      <w:pPr>
+        <w:spacing w:line="480" w:lineRule="auto"/>
+        <w:rPr>
+          <w:rFonts w:ascii="Times New Roman" w:hAnsi="Times New Roman" w:cs="Times New Roman"/>
+          <w:b/>
+          <w:bCs/>
+          <w:kern w:val="0"/>
+          <w:sz w:val="28"/>
+          <w:szCs w:val="28"/>
+          <w14:ligatures w14:val="none"/>
+        </w:rPr>
+      </w:pPr>
+    </w:p>
+    <w:p>
+      <w:pPr>
+        <w:spacing w:line="480" w:lineRule="auto"/>
+        <w:rPr>
+          <w:rFonts w:ascii="Times New Roman" w:hAnsi="Times New Roman" w:cs="Times New Roman"/>
+          <w:b/>
+          <w:bCs/>
+          <w:kern w:val="0"/>
+          <w:sz w:val="28"/>
+          <w:szCs w:val="28"/>
+          <w14:ligatures w14:val="none"/>
+        </w:rPr>
+      </w:pPr>
+    </w:p>
+    <w:p>
+      <w:pPr>
+        <w:spacing w:line="480" w:lineRule="auto"/>
+        <w:rPr>
+          <w:rFonts w:ascii="Times New Roman" w:hAnsi="Times New Roman" w:cs="Times New Roman"/>
+          <w:b/>
+          <w:bCs/>
+          <w:kern w:val="0"/>
+          <w:sz w:val="28"/>
+          <w:szCs w:val="28"/>
+          <w14:ligatures w14:val="none"/>
+        </w:rPr>
+      </w:pPr>
+    </w:p>
+    <w:p>
+      <w:pPr>
+        <w:spacing w:line="480" w:lineRule="auto"/>
+        <w:rPr>
+          <w:rFonts w:ascii="Times New Roman" w:hAnsi="Times New Roman" w:cs="Times New Roman"/>
+          <w:b/>
+          <w:bCs/>
+          <w:kern w:val="0"/>
+          <w:sz w:val="28"/>
+          <w:szCs w:val="28"/>
+          <w14:ligatures w14:val="none"/>
+        </w:rPr>
+      </w:pPr>
+    </w:p>
+    <w:p>
+      <w:pPr>
+        <w:spacing w:line="480" w:lineRule="auto"/>
+        <w:rPr>
+          <w:rFonts w:ascii="Times New Roman" w:hAnsi="Times New Roman" w:cs="Times New Roman"/>
+          <w:b/>
+          <w:bCs/>
+          <w:kern w:val="0"/>
+          <w:sz w:val="28"/>
+          <w:szCs w:val="28"/>
+          <w14:ligatures w14:val="none"/>
+        </w:rPr>
+      </w:pPr>
+    </w:p>
+    <w:p>
+      <w:pPr>
+        <w:spacing w:line="480" w:lineRule="auto"/>
+        <w:rPr>
+          <w:rFonts w:ascii="Times New Roman" w:hAnsi="Times New Roman" w:cs="Times New Roman"/>
+          <w:b/>
+          <w:bCs/>
+          <w:kern w:val="0"/>
+          <w:sz w:val="28"/>
+          <w:szCs w:val="28"/>
+          <w14:ligatures w14:val="none"/>
+        </w:rPr>
+      </w:pPr>
+    </w:p>
+    <w:p>
+      <w:pPr>
+        <w:spacing w:line="480" w:lineRule="auto"/>
+        <w:rPr>
+          <w:rFonts w:ascii="Times New Roman" w:hAnsi="Times New Roman" w:cs="Times New Roman"/>
+          <w:b/>
+          <w:bCs/>
+          <w:kern w:val="0"/>
+          <w:sz w:val="28"/>
+          <w:szCs w:val="28"/>
+          <w14:ligatures w14:val="none"/>
+        </w:rPr>
+      </w:pPr>
+    </w:p>
+    <w:p>
+      <w:pPr>
+        <w:spacing w:line="480" w:lineRule="auto"/>
+        <w:rPr>
+          <w:rFonts w:ascii="Times New Roman" w:hAnsi="Times New Roman" w:cs="Times New Roman"/>
+          <w:b/>
+          <w:bCs/>
+          <w:kern w:val="0"/>
+          <w:sz w:val="28"/>
+          <w:szCs w:val="28"/>
+          <w14:ligatures w14:val="none"/>
+        </w:rPr>
+      </w:pPr>
+    </w:p>
+    <w:p>
+      <w:pPr>
+        <w:spacing w:line="480" w:lineRule="auto"/>
+        <w:rPr>
+          <w:rFonts w:ascii="Times New Roman" w:hAnsi="Times New Roman" w:cs="Times New Roman"/>
+          <w:b/>
+          <w:bCs/>
+          <w:kern w:val="0"/>
+          <w:sz w:val="28"/>
+          <w:szCs w:val="28"/>
+          <w14:ligatures w14:val="none"/>
+        </w:rPr>
+      </w:pPr>
+    </w:p>
+    <w:p>
+      <w:pPr>
+        <w:spacing w:line="480" w:lineRule="auto"/>
+        <w:rPr>
+          <w:rFonts w:ascii="Times New Roman" w:hAnsi="Times New Roman" w:cs="Times New Roman"/>
+          <w:b/>
+          <w:bCs/>
+          <w:kern w:val="0"/>
+          <w:sz w:val="28"/>
+          <w:szCs w:val="28"/>
+          <w14:ligatures w14:val="none"/>
+        </w:rPr>
+      </w:pPr>
+    </w:p>
+    <w:p>
+      <w:pPr>
+        <w:spacing w:line="480" w:lineRule="auto"/>
+        <w:rPr>
+          <w:rFonts w:ascii="Times New Roman" w:hAnsi="Times New Roman" w:cs="Times New Roman"/>
+          <w:b/>
+          <w:bCs/>
+          <w:kern w:val="0"/>
+          <w:sz w:val="28"/>
+          <w:szCs w:val="28"/>
+          <w14:ligatures w14:val="none"/>
+        </w:rPr>
+      </w:pPr>
+    </w:p>
+    <w:p>
+      <w:pPr>
+        <w:spacing w:line="480" w:lineRule="auto"/>
+        <w:rPr>
+          <w:rFonts w:ascii="Times New Roman" w:hAnsi="Times New Roman" w:cs="Times New Roman"/>
+          <w:kern w:val="0"/>
+          <w:sz w:val="24"/>
+          <w:szCs w:val="24"/>
+          <w14:ligatures w14:val="none"/>
+        </w:rPr>
+      </w:pPr>
+      <w:r>
+        <w:rPr>
+          <w:rFonts w:ascii="Times New Roman" w:hAnsi="Times New Roman" w:cs="Times New Roman"/>
+          <w:b/>
+          <w:bCs/>
+          <w:kern w:val="0"/>
+          <w:sz w:val="28"/>
+          <w:szCs w:val="28"/>
+          <w14:ligatures w14:val="none"/>
         </w:rPr>
         <w:lastRenderedPageBreak/>
-        <w:t>LIST OF</w:t>
-      </w:r>
-      <w:r>
-        <w:rPr>
-          <w:rFonts w:ascii="Times New Roman" w:eastAsia="Times New Roman" w:hAnsi="Times New Roman" w:cs="Times New Roman"/>
-          <w:caps/>
-        </w:rPr>
-        <w:t xml:space="preserve"> </w:t>
-      </w:r>
-      <w:r>
-        <w:rPr>
-          <w:rFonts w:ascii="Times New Roman" w:eastAsia="Times New Roman" w:hAnsi="Times New Roman" w:cs="Times New Roman"/>
-          <w:caps/>
-        </w:rPr>
-        <w:t>FIGURES</w:t>
-      </w:r>
-      <w:r>
-        <w:rPr>
-          <w:rFonts w:ascii="Times New Roman" w:eastAsia="Times New Roman" w:hAnsi="Times New Roman" w:cs="Times New Roman"/>
-          <w:caps/>
-        </w:rPr>
-        <w:t xml:space="preserve"> and tables</w:t>
-      </w:r>
-    </w:p>
-    <w:p>
-      <w:pPr>
-        <w:spacing w:line="480" w:lineRule="auto"/>
-        <w:rPr>
-          <w:rFonts w:ascii="Times New Roman" w:eastAsia="Times New Roman" w:hAnsi="Times New Roman" w:cs="Times New Roman"/>
-          <w:caps/>
-        </w:rPr>
-      </w:pPr>
-    </w:p>
-    <w:p>
-      <w:pPr>
-        <w:spacing w:line="480" w:lineRule="auto"/>
-        <w:rPr>
-          <w:rFonts w:ascii="Times New Roman" w:eastAsia="Times New Roman" w:hAnsi="Times New Roman" w:cs="Times New Roman"/>
-          <w:b/>
-          <w:bCs/>
-          <w:caps/>
-          <w:sz w:val="16"/>
-          <w:szCs w:val="16"/>
-        </w:rPr>
-      </w:pPr>
-      <w:r>
-        <w:rPr>
-          <w:rFonts w:ascii="Times New Roman" w:eastAsia="Times New Roman" w:hAnsi="Times New Roman" w:cs="Times New Roman"/>
-          <w:b/>
-          <w:bCs/>
-          <w:caps/>
-          <w:sz w:val="16"/>
-          <w:szCs w:val="16"/>
-          <w:u w:val="single"/>
-        </w:rPr>
-        <w:t xml:space="preserve">Figure </w:t>
-      </w:r>
-      <w:r>
-        <w:rPr>
-          <w:rFonts w:ascii="Times New Roman" w:eastAsia="Times New Roman" w:hAnsi="Times New Roman" w:cs="Times New Roman"/>
-          <w:b/>
-          <w:bCs/>
-          <w:caps/>
-          <w:sz w:val="16"/>
-          <w:szCs w:val="16"/>
-          <w:u w:val="single"/>
-        </w:rPr>
-        <w:t>1</w:t>
-      </w:r>
-      <w:r>
-        <w:rPr>
-          <w:rFonts w:ascii="Times New Roman" w:eastAsia="Times New Roman" w:hAnsi="Times New Roman" w:cs="Times New Roman"/>
-          <w:b/>
-          <w:bCs/>
-          <w:caps/>
-          <w:sz w:val="16"/>
-          <w:szCs w:val="16"/>
-          <w:u w:val="single"/>
-        </w:rPr>
-        <w:t>:</w:t>
-      </w:r>
-      <w:r>
-        <w:rPr>
-          <w:rFonts w:ascii="Times New Roman" w:eastAsia="Times New Roman" w:hAnsi="Times New Roman" w:cs="Times New Roman"/>
-          <w:caps/>
-          <w:sz w:val="16"/>
-          <w:szCs w:val="16"/>
-        </w:rPr>
-        <w:t xml:space="preserve"> </w:t>
-      </w:r>
-      <w:r>
-        <w:rPr>
-          <w:rFonts w:ascii="Times New Roman" w:eastAsia="Times New Roman" w:hAnsi="Times New Roman" w:cs="Times New Roman"/>
-          <w:caps/>
-          <w:sz w:val="16"/>
-          <w:szCs w:val="16"/>
-        </w:rPr>
-        <w:t>Forward Difference……………………………………….………………………………………..</w:t>
-      </w:r>
-      <w:r>
-        <w:rPr>
-          <w:rFonts w:ascii="Times New Roman" w:eastAsia="Times New Roman" w:hAnsi="Times New Roman" w:cs="Times New Roman"/>
-          <w:caps/>
-          <w:sz w:val="16"/>
-          <w:szCs w:val="16"/>
-        </w:rPr>
-        <w:t>………....................</w:t>
-      </w:r>
-      <w:r>
-        <w:rPr>
-          <w:rFonts w:ascii="Times New Roman" w:eastAsia="Times New Roman" w:hAnsi="Times New Roman" w:cs="Times New Roman"/>
-          <w:caps/>
-          <w:sz w:val="16"/>
-          <w:szCs w:val="16"/>
-        </w:rPr>
-        <w:t>.</w:t>
-      </w:r>
-      <w:r>
-        <w:rPr>
-          <w:rFonts w:ascii="Times New Roman" w:eastAsia="Times New Roman" w:hAnsi="Times New Roman" w:cs="Times New Roman"/>
-          <w:caps/>
-          <w:sz w:val="16"/>
-          <w:szCs w:val="16"/>
-        </w:rPr>
-        <w:t>........</w:t>
-      </w:r>
-      <w:r>
-        <w:rPr>
-          <w:rFonts w:ascii="Times New Roman" w:eastAsia="Times New Roman" w:hAnsi="Times New Roman" w:cs="Times New Roman"/>
-          <w:b/>
-          <w:bCs/>
-          <w:caps/>
-          <w:sz w:val="16"/>
-          <w:szCs w:val="16"/>
-        </w:rPr>
-        <w:t>11</w:t>
-      </w:r>
-    </w:p>
-    <w:p>
-      <w:pPr>
-        <w:spacing w:line="480" w:lineRule="auto"/>
-        <w:rPr>
-          <w:rFonts w:ascii="Times New Roman" w:eastAsia="Times New Roman" w:hAnsi="Times New Roman" w:cs="Times New Roman"/>
-          <w:b/>
-          <w:bCs/>
-          <w:caps/>
-          <w:sz w:val="16"/>
-          <w:szCs w:val="16"/>
-        </w:rPr>
-      </w:pPr>
-      <w:r>
-        <w:rPr>
-          <w:rFonts w:ascii="Times New Roman" w:eastAsia="Times New Roman" w:hAnsi="Times New Roman" w:cs="Times New Roman"/>
-          <w:b/>
-          <w:bCs/>
-          <w:caps/>
-          <w:sz w:val="16"/>
-          <w:szCs w:val="16"/>
-          <w:u w:val="single"/>
-        </w:rPr>
-        <w:t xml:space="preserve">Figure </w:t>
-      </w:r>
-      <w:r>
-        <w:rPr>
-          <w:rFonts w:ascii="Times New Roman" w:eastAsia="Times New Roman" w:hAnsi="Times New Roman" w:cs="Times New Roman"/>
-          <w:b/>
-          <w:bCs/>
-          <w:caps/>
-          <w:sz w:val="16"/>
-          <w:szCs w:val="16"/>
-          <w:u w:val="single"/>
-        </w:rPr>
-        <w:t>2</w:t>
-      </w:r>
-      <w:r>
-        <w:rPr>
-          <w:rFonts w:ascii="Times New Roman" w:eastAsia="Times New Roman" w:hAnsi="Times New Roman" w:cs="Times New Roman"/>
-          <w:b/>
-          <w:bCs/>
-          <w:caps/>
-          <w:sz w:val="16"/>
-          <w:szCs w:val="16"/>
-          <w:u w:val="single"/>
-        </w:rPr>
-        <w:t>:</w:t>
-      </w:r>
-      <w:r>
-        <w:rPr>
-          <w:rFonts w:ascii="Times New Roman" w:eastAsia="Times New Roman" w:hAnsi="Times New Roman" w:cs="Times New Roman"/>
-          <w:caps/>
-          <w:sz w:val="16"/>
-          <w:szCs w:val="16"/>
-        </w:rPr>
-        <w:t xml:space="preserve"> </w:t>
-      </w:r>
-      <w:r>
-        <w:rPr>
-          <w:rFonts w:ascii="Times New Roman" w:eastAsia="Times New Roman" w:hAnsi="Times New Roman" w:cs="Times New Roman"/>
-          <w:caps/>
-          <w:sz w:val="16"/>
-          <w:szCs w:val="16"/>
-        </w:rPr>
-        <w:t>backward difference………………………….…………………………………………..</w:t>
-      </w:r>
-      <w:r>
-        <w:rPr>
-          <w:rFonts w:ascii="Times New Roman" w:eastAsia="Times New Roman" w:hAnsi="Times New Roman" w:cs="Times New Roman"/>
-          <w:caps/>
-          <w:sz w:val="16"/>
-          <w:szCs w:val="16"/>
-        </w:rPr>
-        <w:t>…….................................</w:t>
-      </w:r>
-      <w:r>
-        <w:rPr>
-          <w:rFonts w:ascii="Times New Roman" w:eastAsia="Times New Roman" w:hAnsi="Times New Roman" w:cs="Times New Roman"/>
-          <w:caps/>
-          <w:sz w:val="16"/>
-          <w:szCs w:val="16"/>
-        </w:rPr>
-        <w:t>.</w:t>
-      </w:r>
-      <w:r>
-        <w:rPr>
-          <w:rFonts w:ascii="Times New Roman" w:eastAsia="Times New Roman" w:hAnsi="Times New Roman" w:cs="Times New Roman"/>
-          <w:caps/>
-          <w:sz w:val="16"/>
-          <w:szCs w:val="16"/>
-        </w:rPr>
-        <w:t>............</w:t>
-      </w:r>
-      <w:r>
-        <w:rPr>
-          <w:rFonts w:ascii="Times New Roman" w:eastAsia="Times New Roman" w:hAnsi="Times New Roman" w:cs="Times New Roman"/>
-          <w:b/>
-          <w:bCs/>
-          <w:caps/>
-          <w:sz w:val="16"/>
-          <w:szCs w:val="16"/>
-        </w:rPr>
-        <w:t>11</w:t>
-      </w:r>
-    </w:p>
-    <w:p>
-      <w:pPr>
-        <w:spacing w:line="480" w:lineRule="auto"/>
-        <w:rPr>
-          <w:rFonts w:ascii="Times New Roman" w:eastAsia="Times New Roman" w:hAnsi="Times New Roman" w:cs="Times New Roman"/>
-          <w:b/>
-          <w:bCs/>
-          <w:caps/>
-          <w:sz w:val="16"/>
-          <w:szCs w:val="16"/>
-        </w:rPr>
-      </w:pPr>
-      <w:r>
-        <w:rPr>
-          <w:rFonts w:ascii="Times New Roman" w:eastAsia="Times New Roman" w:hAnsi="Times New Roman" w:cs="Times New Roman"/>
-          <w:b/>
-          <w:bCs/>
-          <w:caps/>
-          <w:sz w:val="16"/>
-          <w:szCs w:val="16"/>
-          <w:u w:val="single"/>
-        </w:rPr>
-        <w:t xml:space="preserve">Figure </w:t>
-      </w:r>
-      <w:r>
-        <w:rPr>
-          <w:rFonts w:ascii="Times New Roman" w:eastAsia="Times New Roman" w:hAnsi="Times New Roman" w:cs="Times New Roman"/>
-          <w:b/>
-          <w:bCs/>
-          <w:caps/>
-          <w:sz w:val="16"/>
-          <w:szCs w:val="16"/>
-          <w:u w:val="single"/>
+        <w:t>1.</w:t>
+      </w:r>
+      <w:r>
+        <w:rPr>
+          <w:rFonts w:ascii="Times New Roman" w:hAnsi="Times New Roman" w:cs="Times New Roman"/>
+          <w:b/>
+          <w:bCs/>
+          <w:kern w:val="0"/>
+          <w:sz w:val="28"/>
+          <w:szCs w:val="28"/>
+          <w14:ligatures w14:val="none"/>
+        </w:rPr>
+        <w:t>1.5</w:t>
+      </w:r>
+      <w:r>
+        <w:rPr>
+          <w:rFonts w:ascii="Times New Roman" w:hAnsi="Times New Roman" w:cs="Times New Roman"/>
+          <w:b/>
+          <w:bCs/>
+          <w:kern w:val="0"/>
+          <w:sz w:val="28"/>
+          <w:szCs w:val="28"/>
+          <w14:ligatures w14:val="none"/>
+        </w:rPr>
+        <w:t xml:space="preserve"> Convolution</w:t>
+      </w:r>
+    </w:p>
+    <w:p>
+      <w:pPr>
+        <w:spacing w:line="480" w:lineRule="auto"/>
+        <w:rPr>
+          <w:rFonts w:ascii="Times New Roman" w:eastAsia="Times New Roman" w:hAnsi="Times New Roman" w:cs="Times New Roman"/>
+          <w:b/>
+          <w:bCs/>
+          <w:caps/>
+          <w:sz w:val="16"/>
+          <w:szCs w:val="16"/>
+        </w:rPr>
+      </w:pPr>
+    </w:p>
+    <w:p>
+      <w:pPr>
+        <w:spacing w:line="480" w:lineRule="auto"/>
+        <w:rPr>
+          <w:rFonts w:ascii="Times New Roman" w:eastAsia="Times New Roman" w:hAnsi="Times New Roman" w:cs="Times New Roman"/>
+          <w:b/>
+          <w:bCs/>
+          <w:caps/>
+          <w:sz w:val="16"/>
+          <w:szCs w:val="16"/>
+        </w:rPr>
+      </w:pPr>
+    </w:p>
+    <w:p>
+      <w:pPr>
+        <w:spacing w:line="480" w:lineRule="auto"/>
+        <w:rPr>
+          <w:rFonts w:ascii="Times New Roman" w:eastAsia="Times New Roman" w:hAnsi="Times New Roman" w:cs="Times New Roman"/>
+          <w:b/>
+          <w:bCs/>
+          <w:caps/>
+          <w:sz w:val="16"/>
+          <w:szCs w:val="16"/>
+        </w:rPr>
+      </w:pPr>
+    </w:p>
+    <w:p>
+      <w:pPr>
+        <w:spacing w:line="480" w:lineRule="auto"/>
+        <w:rPr>
+          <w:rFonts w:ascii="Times New Roman" w:eastAsia="Times New Roman" w:hAnsi="Times New Roman" w:cs="Times New Roman"/>
+          <w:b/>
+          <w:bCs/>
+          <w:caps/>
+          <w:sz w:val="16"/>
+          <w:szCs w:val="16"/>
+        </w:rPr>
+      </w:pPr>
+    </w:p>
+    <w:p>
+      <w:pPr>
+        <w:spacing w:line="480" w:lineRule="auto"/>
+        <w:rPr>
+          <w:rFonts w:ascii="Times New Roman" w:eastAsia="Times New Roman" w:hAnsi="Times New Roman" w:cs="Times New Roman"/>
+          <w:b/>
+          <w:bCs/>
+          <w:caps/>
+          <w:sz w:val="16"/>
+          <w:szCs w:val="16"/>
+        </w:rPr>
+      </w:pPr>
+    </w:p>
+    <w:p>
+      <w:pPr>
+        <w:spacing w:line="480" w:lineRule="auto"/>
+        <w:rPr>
+          <w:rFonts w:ascii="Times New Roman" w:eastAsia="Times New Roman" w:hAnsi="Times New Roman" w:cs="Times New Roman"/>
+          <w:b/>
+          <w:bCs/>
+          <w:caps/>
+          <w:sz w:val="16"/>
+          <w:szCs w:val="16"/>
+        </w:rPr>
+      </w:pPr>
+    </w:p>
+    <w:p>
+      <w:pPr>
+        <w:spacing w:line="480" w:lineRule="auto"/>
+        <w:rPr>
+          <w:rFonts w:ascii="Times New Roman" w:eastAsia="Times New Roman" w:hAnsi="Times New Roman" w:cs="Times New Roman"/>
+          <w:b/>
+          <w:bCs/>
+          <w:caps/>
+          <w:sz w:val="16"/>
+          <w:szCs w:val="16"/>
+        </w:rPr>
+      </w:pPr>
+    </w:p>
+    <w:p>
+      <w:pPr>
+        <w:spacing w:line="480" w:lineRule="auto"/>
+        <w:rPr>
+          <w:rFonts w:ascii="Times New Roman" w:eastAsia="Times New Roman" w:hAnsi="Times New Roman" w:cs="Times New Roman"/>
+          <w:b/>
+          <w:bCs/>
+          <w:caps/>
+          <w:sz w:val="16"/>
+          <w:szCs w:val="16"/>
+        </w:rPr>
+      </w:pPr>
+    </w:p>
+    <w:p>
+      <w:pPr>
+        <w:spacing w:line="480" w:lineRule="auto"/>
+        <w:rPr>
+          <w:rFonts w:ascii="Times New Roman" w:eastAsia="Times New Roman" w:hAnsi="Times New Roman" w:cs="Times New Roman"/>
+          <w:b/>
+          <w:bCs/>
+          <w:caps/>
+          <w:sz w:val="16"/>
+          <w:szCs w:val="16"/>
+        </w:rPr>
+      </w:pPr>
+    </w:p>
+    <w:p>
+      <w:pPr>
+        <w:spacing w:line="480" w:lineRule="auto"/>
+        <w:rPr>
+          <w:rFonts w:ascii="Times New Roman" w:eastAsia="Times New Roman" w:hAnsi="Times New Roman" w:cs="Times New Roman"/>
+          <w:b/>
+          <w:bCs/>
+          <w:caps/>
+          <w:sz w:val="16"/>
+          <w:szCs w:val="16"/>
+        </w:rPr>
+      </w:pPr>
+    </w:p>
+    <w:p>
+      <w:pPr>
+        <w:spacing w:line="480" w:lineRule="auto"/>
+        <w:rPr>
+          <w:rFonts w:ascii="Times New Roman" w:eastAsia="Times New Roman" w:hAnsi="Times New Roman" w:cs="Times New Roman"/>
+          <w:b/>
+          <w:bCs/>
+          <w:caps/>
+          <w:sz w:val="16"/>
+          <w:szCs w:val="16"/>
+        </w:rPr>
+      </w:pPr>
+    </w:p>
+    <w:p>
+      <w:pPr>
+        <w:spacing w:line="480" w:lineRule="auto"/>
+        <w:rPr>
+          <w:rFonts w:ascii="Times New Roman" w:eastAsia="Times New Roman" w:hAnsi="Times New Roman" w:cs="Times New Roman"/>
+          <w:b/>
+          <w:bCs/>
+          <w:caps/>
+          <w:sz w:val="16"/>
+          <w:szCs w:val="16"/>
+        </w:rPr>
+      </w:pPr>
+    </w:p>
+    <w:p>
+      <w:pPr>
+        <w:spacing w:line="480" w:lineRule="auto"/>
+        <w:rPr>
+          <w:rFonts w:ascii="Times New Roman" w:eastAsia="Times New Roman" w:hAnsi="Times New Roman" w:cs="Times New Roman"/>
+          <w:b/>
+          <w:bCs/>
+          <w:caps/>
+          <w:sz w:val="16"/>
+          <w:szCs w:val="16"/>
+        </w:rPr>
+      </w:pPr>
+    </w:p>
+    <w:p>
+      <w:pPr>
+        <w:spacing w:line="480" w:lineRule="auto"/>
+        <w:rPr>
+          <w:rFonts w:ascii="Times New Roman" w:eastAsia="Times New Roman" w:hAnsi="Times New Roman" w:cs="Times New Roman"/>
+          <w:b/>
+          <w:bCs/>
+          <w:caps/>
+          <w:sz w:val="16"/>
+          <w:szCs w:val="16"/>
+        </w:rPr>
+      </w:pPr>
+    </w:p>
+    <w:p>
+      <w:pPr>
+        <w:spacing w:line="480" w:lineRule="auto"/>
+        <w:rPr>
+          <w:rFonts w:ascii="Times New Roman" w:eastAsia="Times New Roman" w:hAnsi="Times New Roman" w:cs="Times New Roman"/>
+          <w:b/>
+          <w:bCs/>
+          <w:caps/>
+          <w:sz w:val="16"/>
+          <w:szCs w:val="16"/>
+        </w:rPr>
+      </w:pPr>
+    </w:p>
+    <w:p>
+      <w:pPr>
+        <w:spacing w:line="480" w:lineRule="auto"/>
+        <w:rPr>
+          <w:rFonts w:ascii="Times New Roman" w:eastAsia="Times New Roman" w:hAnsi="Times New Roman" w:cs="Times New Roman"/>
+          <w:b/>
+          <w:bCs/>
+          <w:caps/>
+          <w:sz w:val="16"/>
+          <w:szCs w:val="16"/>
+        </w:rPr>
+      </w:pPr>
+    </w:p>
+    <w:p>
+      <w:pPr>
+        <w:spacing w:line="480" w:lineRule="auto"/>
+        <w:rPr>
+          <w:rFonts w:ascii="Times New Roman" w:eastAsia="Times New Roman" w:hAnsi="Times New Roman" w:cs="Times New Roman"/>
+          <w:b/>
+          <w:bCs/>
+          <w:caps/>
+          <w:sz w:val="16"/>
+          <w:szCs w:val="16"/>
+        </w:rPr>
+      </w:pPr>
+    </w:p>
+    <w:p>
+      <w:pPr>
+        <w:spacing w:line="480" w:lineRule="auto"/>
+        <w:rPr>
+          <w:rFonts w:ascii="Times New Roman" w:eastAsia="Times New Roman" w:hAnsi="Times New Roman" w:cs="Times New Roman"/>
+          <w:b/>
+          <w:bCs/>
+          <w:caps/>
+          <w:sz w:val="16"/>
+          <w:szCs w:val="16"/>
+        </w:rPr>
+      </w:pPr>
+    </w:p>
+    <w:p>
+      <w:pPr>
+        <w:spacing w:line="480" w:lineRule="auto"/>
+        <w:rPr>
+          <w:rFonts w:ascii="Times New Roman" w:eastAsia="Times New Roman" w:hAnsi="Times New Roman" w:cs="Times New Roman"/>
+          <w:b/>
+          <w:bCs/>
+          <w:caps/>
+          <w:sz w:val="16"/>
+          <w:szCs w:val="16"/>
+        </w:rPr>
+      </w:pPr>
+    </w:p>
+    <w:p>
+      <w:pPr>
+        <w:spacing w:line="480" w:lineRule="auto"/>
+        <w:rPr>
+          <w:rFonts w:ascii="Times New Roman" w:eastAsia="Times New Roman" w:hAnsi="Times New Roman" w:cs="Times New Roman"/>
+          <w:b/>
+          <w:bCs/>
+          <w:caps/>
+          <w:sz w:val="16"/>
+          <w:szCs w:val="16"/>
+        </w:rPr>
+      </w:pPr>
+    </w:p>
+    <w:p>
+      <w:pPr>
+        <w:spacing w:line="480" w:lineRule="auto"/>
+        <w:rPr>
+          <w:rFonts w:ascii="Times New Roman" w:eastAsia="Times New Roman" w:hAnsi="Times New Roman" w:cs="Times New Roman"/>
+          <w:b/>
+          <w:bCs/>
+          <w:caps/>
+          <w:sz w:val="16"/>
+          <w:szCs w:val="16"/>
+        </w:rPr>
+      </w:pPr>
+    </w:p>
+    <w:p>
+      <w:pPr>
+        <w:spacing w:line="480" w:lineRule="auto"/>
+        <w:rPr>
+          <w:rFonts w:ascii="Times New Roman" w:eastAsia="Times New Roman" w:hAnsi="Times New Roman" w:cs="Times New Roman"/>
+          <w:b/>
+          <w:bCs/>
+          <w:caps/>
+          <w:sz w:val="16"/>
+          <w:szCs w:val="16"/>
+        </w:rPr>
+      </w:pPr>
+    </w:p>
+    <w:p>
+      <w:pPr>
+        <w:spacing w:line="480" w:lineRule="auto"/>
+        <w:rPr>
+          <w:rFonts w:ascii="Times New Roman" w:eastAsia="Times New Roman" w:hAnsi="Times New Roman" w:cs="Times New Roman"/>
+          <w:b/>
+          <w:bCs/>
+          <w:caps/>
+          <w:sz w:val="16"/>
+          <w:szCs w:val="16"/>
+        </w:rPr>
+      </w:pPr>
+    </w:p>
+    <w:p>
+      <w:pPr>
+        <w:spacing w:line="480" w:lineRule="auto"/>
+        <w:jc w:val="both"/>
+        <w:rPr>
+          <w:rFonts w:ascii="Times New Roman" w:eastAsia="Times New Roman" w:hAnsi="Times New Roman" w:cs="Times New Roman"/>
+          <w:b/>
+          <w:bCs/>
+          <w:caps/>
+          <w:sz w:val="16"/>
+          <w:szCs w:val="16"/>
+        </w:rPr>
+      </w:pPr>
+      <w:r>
+        <w:rPr>
+          <w:rFonts w:ascii="Times New Roman" w:hAnsi="Times New Roman" w:cs="Times New Roman"/>
+          <w:b/>
+          <w:bCs/>
+          <w:kern w:val="0"/>
+          <w:sz w:val="28"/>
+          <w:szCs w:val="28"/>
+          <w14:ligatures w14:val="none"/>
+        </w:rPr>
+        <w:lastRenderedPageBreak/>
+        <w:t>2 WORKS DONE</w:t>
+      </w:r>
+    </w:p>
+    <w:p>
+      <w:pPr>
+        <w:spacing w:after="0" w:line="240" w:lineRule="auto"/>
+        <w:jc w:val="both"/>
+        <w:rPr>
+          <w:rFonts w:ascii="Times New Roman" w:hAnsi="Times New Roman" w:cs="Times New Roman"/>
+          <w:b/>
+          <w:bCs/>
+          <w:kern w:val="0"/>
+          <w:sz w:val="28"/>
+          <w:szCs w:val="28"/>
+          <w14:ligatures w14:val="none"/>
+        </w:rPr>
+      </w:pPr>
+      <w:r>
+        <w:rPr>
+          <w:rFonts w:ascii="Times New Roman" w:hAnsi="Times New Roman" w:cs="Times New Roman"/>
+          <w:b/>
+          <w:bCs/>
+          <w:kern w:val="0"/>
+          <w:sz w:val="28"/>
+          <w:szCs w:val="28"/>
+          <w14:ligatures w14:val="none"/>
+        </w:rPr>
+        <w:t xml:space="preserve">2.1 </w:t>
+      </w:r>
+      <w:r>
+        <w:rPr>
+          <w:rFonts w:ascii="Times New Roman" w:hAnsi="Times New Roman" w:cs="Times New Roman"/>
+          <w:b/>
+          <w:bCs/>
+          <w:kern w:val="0"/>
+          <w:sz w:val="28"/>
+          <w:szCs w:val="28"/>
+          <w14:ligatures w14:val="none"/>
+        </w:rPr>
+        <w:t xml:space="preserve">Utility, </w:t>
+      </w:r>
+      <w:r>
+        <w:rPr>
+          <w:rFonts w:ascii="Times New Roman" w:hAnsi="Times New Roman" w:cs="Times New Roman"/>
+          <w:b/>
+          <w:bCs/>
+          <w:kern w:val="0"/>
+          <w:sz w:val="28"/>
+          <w:szCs w:val="28"/>
+          <w14:ligatures w14:val="none"/>
+        </w:rPr>
+        <w:t>Accuracy</w:t>
+      </w:r>
+      <w:r>
+        <w:rPr>
+          <w:rFonts w:ascii="Times New Roman" w:hAnsi="Times New Roman" w:cs="Times New Roman"/>
+          <w:b/>
+          <w:bCs/>
+          <w:kern w:val="0"/>
+          <w:sz w:val="28"/>
+          <w:szCs w:val="28"/>
+          <w14:ligatures w14:val="none"/>
+        </w:rPr>
+        <w:t>,</w:t>
+      </w:r>
+      <w:r>
+        <w:rPr>
+          <w:rFonts w:ascii="Times New Roman" w:hAnsi="Times New Roman" w:cs="Times New Roman"/>
+          <w:b/>
+          <w:bCs/>
+          <w:kern w:val="0"/>
+          <w:sz w:val="28"/>
+          <w:szCs w:val="28"/>
+          <w14:ligatures w14:val="none"/>
+        </w:rPr>
+        <w:t xml:space="preserve"> and Efficiency</w:t>
+      </w:r>
+    </w:p>
+    <w:p>
+      <w:pPr>
+        <w:spacing w:after="0" w:line="240" w:lineRule="auto"/>
+        <w:jc w:val="both"/>
+        <w:rPr>
+          <w:rFonts w:ascii="Times New Roman" w:hAnsi="Times New Roman" w:cs="Times New Roman"/>
+          <w:b/>
+          <w:bCs/>
+          <w:kern w:val="0"/>
+          <w:sz w:val="28"/>
+          <w:szCs w:val="28"/>
+          <w14:ligatures w14:val="none"/>
+        </w:rPr>
+      </w:pPr>
+    </w:p>
+    <w:p>
+      <w:pPr>
+        <w:spacing w:after="0" w:line="240" w:lineRule="auto"/>
+        <w:jc w:val="both"/>
+        <w:rPr>
+          <w:rFonts w:ascii="Times New Roman" w:hAnsi="Times New Roman" w:cs="Times New Roman"/>
+          <w:b/>
+          <w:bCs/>
+          <w:kern w:val="0"/>
+          <w:sz w:val="28"/>
+          <w:szCs w:val="28"/>
+          <w14:ligatures w14:val="none"/>
+        </w:rPr>
+      </w:pPr>
+    </w:p>
+    <w:p>
+      <w:pPr>
+        <w:spacing w:after="0" w:line="240" w:lineRule="auto"/>
+        <w:rPr>
+          <w:rFonts w:ascii="Times New Roman" w:hAnsi="Times New Roman" w:cs="Times New Roman"/>
+          <w:b/>
+          <w:bCs/>
+          <w:kern w:val="0"/>
+          <w:sz w:val="28"/>
+          <w:szCs w:val="28"/>
+          <w14:ligatures w14:val="none"/>
+        </w:rPr>
+      </w:pPr>
+      <w:r>
+        <w:rPr>
+          <w:rFonts w:ascii="Times New Roman" w:hAnsi="Times New Roman" w:cs="Times New Roman"/>
+          <w:b/>
+          <w:bCs/>
+          <w:kern w:val="0"/>
+          <w:sz w:val="28"/>
+          <w:szCs w:val="28"/>
+          <w14:ligatures w14:val="none"/>
+        </w:rPr>
+        <w:t>2.1.1</w:t>
+      </w:r>
+      <w:r>
+        <w:rPr>
+          <w:rFonts w:ascii="Times New Roman" w:hAnsi="Times New Roman" w:cs="Times New Roman"/>
+          <w:b/>
+          <w:bCs/>
+          <w:kern w:val="0"/>
+          <w:sz w:val="28"/>
+          <w:szCs w:val="28"/>
+          <w14:ligatures w14:val="none"/>
+        </w:rPr>
+        <w:tab/>
+      </w:r>
+      <w:r>
+        <w:rPr>
+          <w:rFonts w:ascii="Times New Roman" w:hAnsi="Times New Roman" w:cs="Times New Roman"/>
+          <w:b/>
+          <w:bCs/>
+          <w:kern w:val="0"/>
+          <w:sz w:val="28"/>
+          <w:szCs w:val="28"/>
+          <w14:ligatures w14:val="none"/>
+        </w:rPr>
+        <w:t>The Gradient Method</w:t>
+      </w:r>
+    </w:p>
+    <w:p>
+      <w:pPr>
+        <w:spacing w:line="480" w:lineRule="auto"/>
+        <w:rPr>
+          <w:rFonts w:ascii="Times New Roman" w:eastAsia="Times New Roman" w:hAnsi="Times New Roman" w:cs="Times New Roman"/>
+          <w:b/>
+          <w:bCs/>
+          <w:caps/>
+          <w:sz w:val="16"/>
+          <w:szCs w:val="16"/>
+        </w:rPr>
+      </w:pPr>
+    </w:p>
+    <w:p>
+      <w:pPr>
+        <w:spacing w:line="480" w:lineRule="auto"/>
+        <w:rPr>
+          <w:rFonts w:ascii="Times New Roman" w:eastAsia="Times New Roman" w:hAnsi="Times New Roman" w:cs="Times New Roman"/>
+          <w:b/>
+          <w:bCs/>
+          <w:caps/>
+          <w:sz w:val="16"/>
+          <w:szCs w:val="16"/>
+        </w:rPr>
+      </w:pPr>
+    </w:p>
+    <w:p>
+      <w:pPr>
+        <w:spacing w:line="480" w:lineRule="auto"/>
+        <w:rPr>
+          <w:rFonts w:ascii="Times New Roman" w:eastAsia="Times New Roman" w:hAnsi="Times New Roman" w:cs="Times New Roman"/>
+          <w:b/>
+          <w:bCs/>
+          <w:caps/>
+          <w:sz w:val="16"/>
+          <w:szCs w:val="16"/>
+        </w:rPr>
+      </w:pPr>
+    </w:p>
+    <w:p>
+      <w:pPr>
+        <w:spacing w:line="480" w:lineRule="auto"/>
+        <w:rPr>
+          <w:rFonts w:ascii="Times New Roman" w:eastAsia="Times New Roman" w:hAnsi="Times New Roman" w:cs="Times New Roman"/>
+          <w:b/>
+          <w:bCs/>
+          <w:caps/>
+          <w:sz w:val="16"/>
+          <w:szCs w:val="16"/>
+        </w:rPr>
+      </w:pPr>
+    </w:p>
+    <w:p>
+      <w:pPr>
+        <w:spacing w:line="480" w:lineRule="auto"/>
+        <w:rPr>
+          <w:rFonts w:ascii="Times New Roman" w:eastAsia="Times New Roman" w:hAnsi="Times New Roman" w:cs="Times New Roman"/>
+          <w:b/>
+          <w:bCs/>
+          <w:caps/>
+          <w:sz w:val="16"/>
+          <w:szCs w:val="16"/>
+        </w:rPr>
+      </w:pPr>
+    </w:p>
+    <w:p>
+      <w:pPr>
+        <w:spacing w:line="480" w:lineRule="auto"/>
+        <w:rPr>
+          <w:rFonts w:ascii="Times New Roman" w:eastAsia="Times New Roman" w:hAnsi="Times New Roman" w:cs="Times New Roman"/>
+          <w:b/>
+          <w:bCs/>
+          <w:caps/>
+          <w:sz w:val="16"/>
+          <w:szCs w:val="16"/>
+        </w:rPr>
+      </w:pPr>
+    </w:p>
+    <w:p>
+      <w:pPr>
+        <w:spacing w:line="480" w:lineRule="auto"/>
+        <w:rPr>
+          <w:rFonts w:ascii="Times New Roman" w:eastAsia="Times New Roman" w:hAnsi="Times New Roman" w:cs="Times New Roman"/>
+          <w:b/>
+          <w:bCs/>
+          <w:caps/>
+          <w:sz w:val="16"/>
+          <w:szCs w:val="16"/>
+        </w:rPr>
+      </w:pPr>
+    </w:p>
+    <w:p>
+      <w:pPr>
+        <w:spacing w:line="480" w:lineRule="auto"/>
+        <w:rPr>
+          <w:rFonts w:ascii="Times New Roman" w:eastAsia="Times New Roman" w:hAnsi="Times New Roman" w:cs="Times New Roman"/>
+          <w:b/>
+          <w:bCs/>
+          <w:caps/>
+          <w:sz w:val="16"/>
+          <w:szCs w:val="16"/>
+        </w:rPr>
+      </w:pPr>
+    </w:p>
+    <w:p>
+      <w:pPr>
+        <w:spacing w:line="480" w:lineRule="auto"/>
+        <w:rPr>
+          <w:rFonts w:ascii="Times New Roman" w:eastAsia="Times New Roman" w:hAnsi="Times New Roman" w:cs="Times New Roman"/>
+          <w:b/>
+          <w:bCs/>
+          <w:caps/>
+          <w:sz w:val="16"/>
+          <w:szCs w:val="16"/>
+        </w:rPr>
+      </w:pPr>
+    </w:p>
+    <w:p>
+      <w:pPr>
+        <w:spacing w:line="480" w:lineRule="auto"/>
+        <w:rPr>
+          <w:rFonts w:ascii="Times New Roman" w:eastAsia="Times New Roman" w:hAnsi="Times New Roman" w:cs="Times New Roman"/>
+          <w:b/>
+          <w:bCs/>
+          <w:caps/>
+          <w:sz w:val="16"/>
+          <w:szCs w:val="16"/>
+        </w:rPr>
+      </w:pPr>
+    </w:p>
+    <w:p>
+      <w:pPr>
+        <w:spacing w:line="480" w:lineRule="auto"/>
+        <w:rPr>
+          <w:rFonts w:ascii="Times New Roman" w:eastAsia="Times New Roman" w:hAnsi="Times New Roman" w:cs="Times New Roman"/>
+          <w:b/>
+          <w:bCs/>
+          <w:caps/>
+          <w:sz w:val="16"/>
+          <w:szCs w:val="16"/>
+        </w:rPr>
+      </w:pPr>
+    </w:p>
+    <w:p>
+      <w:pPr>
+        <w:spacing w:line="480" w:lineRule="auto"/>
+        <w:rPr>
+          <w:rFonts w:ascii="Times New Roman" w:eastAsia="Times New Roman" w:hAnsi="Times New Roman" w:cs="Times New Roman"/>
+          <w:b/>
+          <w:bCs/>
+          <w:caps/>
+          <w:sz w:val="16"/>
+          <w:szCs w:val="16"/>
+        </w:rPr>
+      </w:pPr>
+    </w:p>
+    <w:p>
+      <w:pPr>
+        <w:spacing w:line="480" w:lineRule="auto"/>
+        <w:rPr>
+          <w:rFonts w:ascii="Times New Roman" w:eastAsia="Times New Roman" w:hAnsi="Times New Roman" w:cs="Times New Roman"/>
+          <w:b/>
+          <w:bCs/>
+          <w:caps/>
+          <w:sz w:val="16"/>
+          <w:szCs w:val="16"/>
+        </w:rPr>
+      </w:pPr>
+    </w:p>
+    <w:p>
+      <w:pPr>
+        <w:spacing w:line="480" w:lineRule="auto"/>
+        <w:rPr>
+          <w:rFonts w:ascii="Times New Roman" w:eastAsia="Times New Roman" w:hAnsi="Times New Roman" w:cs="Times New Roman"/>
+          <w:b/>
+          <w:bCs/>
+          <w:caps/>
+          <w:sz w:val="16"/>
+          <w:szCs w:val="16"/>
+        </w:rPr>
+      </w:pPr>
+    </w:p>
+    <w:p>
+      <w:pPr>
+        <w:spacing w:line="480" w:lineRule="auto"/>
+        <w:rPr>
+          <w:rFonts w:ascii="Times New Roman" w:eastAsia="Times New Roman" w:hAnsi="Times New Roman" w:cs="Times New Roman"/>
+          <w:b/>
+          <w:bCs/>
+          <w:caps/>
+          <w:sz w:val="16"/>
+          <w:szCs w:val="16"/>
+        </w:rPr>
+      </w:pPr>
+    </w:p>
+    <w:p>
+      <w:pPr>
+        <w:spacing w:line="480" w:lineRule="auto"/>
+        <w:rPr>
+          <w:rFonts w:ascii="Times New Roman" w:eastAsia="Times New Roman" w:hAnsi="Times New Roman" w:cs="Times New Roman"/>
+          <w:b/>
+          <w:bCs/>
+          <w:caps/>
+          <w:sz w:val="16"/>
+          <w:szCs w:val="16"/>
+        </w:rPr>
+      </w:pPr>
+    </w:p>
+    <w:p>
+      <w:pPr>
+        <w:spacing w:line="480" w:lineRule="auto"/>
+        <w:rPr>
+          <w:rFonts w:ascii="Times New Roman" w:eastAsia="Times New Roman" w:hAnsi="Times New Roman" w:cs="Times New Roman"/>
+          <w:b/>
+          <w:bCs/>
+          <w:caps/>
+          <w:sz w:val="16"/>
+          <w:szCs w:val="16"/>
+        </w:rPr>
+      </w:pPr>
+    </w:p>
+    <w:p>
+      <w:pPr>
+        <w:spacing w:line="480" w:lineRule="auto"/>
+        <w:rPr>
+          <w:rFonts w:ascii="Times New Roman" w:eastAsia="Times New Roman" w:hAnsi="Times New Roman" w:cs="Times New Roman"/>
+          <w:b/>
+          <w:bCs/>
+          <w:caps/>
+          <w:sz w:val="16"/>
+          <w:szCs w:val="16"/>
+        </w:rPr>
+      </w:pPr>
+    </w:p>
+    <w:p>
+      <w:pPr>
+        <w:spacing w:line="480" w:lineRule="auto"/>
+        <w:rPr>
+          <w:rFonts w:ascii="Times New Roman" w:eastAsia="Times New Roman" w:hAnsi="Times New Roman" w:cs="Times New Roman"/>
+          <w:b/>
+          <w:bCs/>
+          <w:caps/>
+          <w:sz w:val="16"/>
+          <w:szCs w:val="16"/>
+        </w:rPr>
+      </w:pPr>
+    </w:p>
+    <w:p>
+      <w:pPr>
+        <w:spacing w:line="240" w:lineRule="auto"/>
+        <w:rPr>
+          <w:rFonts w:ascii="Times New Roman" w:hAnsi="Times New Roman" w:cs="Times New Roman"/>
+          <w:b/>
+          <w:bCs/>
+          <w:kern w:val="0"/>
+          <w:sz w:val="28"/>
+          <w:szCs w:val="28"/>
+          <w14:ligatures w14:val="none"/>
+        </w:rPr>
+      </w:pPr>
+    </w:p>
+    <w:p>
+      <w:pPr>
+        <w:spacing w:line="240" w:lineRule="auto"/>
+        <w:rPr>
+          <w:rFonts w:ascii="Times New Roman" w:hAnsi="Times New Roman" w:cs="Times New Roman"/>
+          <w:b/>
+          <w:bCs/>
+          <w:kern w:val="0"/>
+          <w:sz w:val="28"/>
+          <w:szCs w:val="28"/>
+          <w14:ligatures w14:val="none"/>
+        </w:rPr>
+      </w:pPr>
+    </w:p>
+    <w:p>
+      <w:pPr>
+        <w:spacing w:line="240" w:lineRule="auto"/>
+        <w:rPr>
+          <w:rFonts w:ascii="Times New Roman" w:hAnsi="Times New Roman" w:cs="Times New Roman"/>
+          <w:b/>
+          <w:bCs/>
+          <w:kern w:val="0"/>
+          <w:sz w:val="28"/>
+          <w:szCs w:val="28"/>
+          <w14:ligatures w14:val="none"/>
+        </w:rPr>
+      </w:pPr>
+      <w:r>
+        <w:rPr>
+          <w:rFonts w:ascii="Times New Roman" w:hAnsi="Times New Roman" w:cs="Times New Roman"/>
+          <w:b/>
+          <w:bCs/>
+          <w:kern w:val="0"/>
+          <w:sz w:val="28"/>
+          <w:szCs w:val="28"/>
+          <w14:ligatures w14:val="none"/>
+        </w:rPr>
+        <w:lastRenderedPageBreak/>
+        <w:t>2.2  Verification</w:t>
+      </w:r>
+    </w:p>
+    <w:p>
+      <w:pPr>
+        <w:spacing w:line="240" w:lineRule="auto"/>
+        <w:rPr>
+          <w:rFonts w:ascii="Times New Roman" w:hAnsi="Times New Roman" w:cs="Times New Roman"/>
+          <w:kern w:val="0"/>
+          <w:sz w:val="24"/>
+          <w:szCs w:val="24"/>
+          <w14:ligatures w14:val="none"/>
+        </w:rPr>
+      </w:pPr>
+    </w:p>
+    <w:p>
+      <w:pPr>
+        <w:spacing w:line="240" w:lineRule="auto"/>
+        <w:rPr>
+          <w:rFonts w:ascii="Times New Roman" w:eastAsia="Times New Roman" w:hAnsi="Times New Roman" w:cs="Times New Roman"/>
+          <w:b/>
+          <w:bCs/>
+          <w:caps/>
+          <w:sz w:val="16"/>
+          <w:szCs w:val="16"/>
+        </w:rPr>
+      </w:pPr>
+      <w:r>
+        <w:rPr>
+          <w:rFonts w:ascii="Times New Roman" w:hAnsi="Times New Roman" w:cs="Times New Roman"/>
+          <w:b/>
+          <w:bCs/>
+          <w:kern w:val="0"/>
+          <w:sz w:val="28"/>
+          <w:szCs w:val="28"/>
+          <w14:ligatures w14:val="none"/>
+        </w:rPr>
+        <w:t xml:space="preserve">2.2.1  </w:t>
+      </w:r>
+      <w:r>
+        <w:rPr>
+          <w:rFonts w:ascii="Times New Roman" w:hAnsi="Times New Roman" w:cs="Times New Roman"/>
+          <w:b/>
+          <w:bCs/>
+          <w:kern w:val="0"/>
+          <w:sz w:val="28"/>
+          <w:szCs w:val="28"/>
+          <w14:ligatures w14:val="none"/>
+        </w:rPr>
+        <w:t>Med-Node</w:t>
+      </w:r>
+    </w:p>
+    <w:p>
+      <w:pPr>
+        <w:spacing w:line="480" w:lineRule="auto"/>
+        <w:rPr>
+          <w:rFonts w:ascii="Times New Roman" w:eastAsia="Times New Roman" w:hAnsi="Times New Roman" w:cs="Times New Roman"/>
+          <w:b/>
+          <w:bCs/>
+          <w:caps/>
+          <w:sz w:val="16"/>
+          <w:szCs w:val="16"/>
+        </w:rPr>
+      </w:pPr>
+    </w:p>
+    <w:p>
+      <w:pPr>
+        <w:spacing w:line="240" w:lineRule="auto"/>
+        <w:rPr>
+          <w:rFonts w:ascii="Times New Roman" w:eastAsia="Times New Roman" w:hAnsi="Times New Roman" w:cs="Times New Roman"/>
+          <w:b/>
+          <w:bCs/>
+          <w:caps/>
+          <w:sz w:val="16"/>
+          <w:szCs w:val="16"/>
+        </w:rPr>
+      </w:pPr>
+      <w:r>
+        <w:rPr>
+          <w:rFonts w:ascii="Times New Roman" w:hAnsi="Times New Roman" w:cs="Times New Roman"/>
+          <w:b/>
+          <w:bCs/>
+          <w:kern w:val="0"/>
+          <w:sz w:val="28"/>
+          <w:szCs w:val="28"/>
+          <w14:ligatures w14:val="none"/>
+        </w:rPr>
+        <w:t xml:space="preserve">2.2.2  </w:t>
+      </w:r>
+      <w:r>
+        <w:rPr>
+          <w:rFonts w:ascii="Times New Roman" w:hAnsi="Times New Roman" w:cs="Times New Roman"/>
+          <w:b/>
+          <w:bCs/>
+          <w:kern w:val="0"/>
+          <w:sz w:val="28"/>
+          <w:szCs w:val="28"/>
+          <w14:ligatures w14:val="none"/>
+        </w:rPr>
+        <w:t>Derm7pt</w:t>
+      </w:r>
+    </w:p>
+    <w:p>
+      <w:pPr>
+        <w:spacing w:line="240" w:lineRule="auto"/>
+        <w:rPr>
+          <w:rFonts w:ascii="Times New Roman" w:hAnsi="Times New Roman" w:cs="Times New Roman"/>
+          <w:b/>
+          <w:bCs/>
+          <w:kern w:val="0"/>
+          <w:sz w:val="28"/>
+          <w:szCs w:val="28"/>
+          <w14:ligatures w14:val="none"/>
+        </w:rPr>
+      </w:pPr>
+    </w:p>
+    <w:p>
+      <w:pPr>
+        <w:spacing w:line="240" w:lineRule="auto"/>
+        <w:rPr>
+          <w:rFonts w:ascii="Times New Roman" w:hAnsi="Times New Roman" w:cs="Times New Roman"/>
+          <w:b/>
+          <w:bCs/>
+          <w:kern w:val="0"/>
+          <w:sz w:val="28"/>
+          <w:szCs w:val="28"/>
+          <w14:ligatures w14:val="none"/>
+        </w:rPr>
+      </w:pPr>
+    </w:p>
+    <w:p>
+      <w:pPr>
+        <w:spacing w:line="240" w:lineRule="auto"/>
+        <w:rPr>
+          <w:rFonts w:ascii="Times New Roman" w:hAnsi="Times New Roman" w:cs="Times New Roman"/>
+          <w:b/>
+          <w:bCs/>
+          <w:kern w:val="0"/>
+          <w:sz w:val="28"/>
+          <w:szCs w:val="28"/>
+          <w14:ligatures w14:val="none"/>
+        </w:rPr>
+      </w:pPr>
+    </w:p>
+    <w:p>
+      <w:pPr>
+        <w:spacing w:line="240" w:lineRule="auto"/>
+        <w:rPr>
+          <w:rFonts w:ascii="Times New Roman" w:hAnsi="Times New Roman" w:cs="Times New Roman"/>
+          <w:b/>
+          <w:bCs/>
+          <w:kern w:val="0"/>
+          <w:sz w:val="28"/>
+          <w:szCs w:val="28"/>
+          <w14:ligatures w14:val="none"/>
+        </w:rPr>
+      </w:pPr>
+    </w:p>
+    <w:p>
+      <w:pPr>
+        <w:spacing w:line="240" w:lineRule="auto"/>
+        <w:rPr>
+          <w:rFonts w:ascii="Times New Roman" w:hAnsi="Times New Roman" w:cs="Times New Roman"/>
+          <w:b/>
+          <w:bCs/>
+          <w:kern w:val="0"/>
+          <w:sz w:val="28"/>
+          <w:szCs w:val="28"/>
+          <w14:ligatures w14:val="none"/>
+        </w:rPr>
+      </w:pPr>
+    </w:p>
+    <w:p>
+      <w:pPr>
+        <w:spacing w:line="240" w:lineRule="auto"/>
+        <w:rPr>
+          <w:rFonts w:ascii="Times New Roman" w:hAnsi="Times New Roman" w:cs="Times New Roman"/>
+          <w:b/>
+          <w:bCs/>
+          <w:kern w:val="0"/>
+          <w:sz w:val="28"/>
+          <w:szCs w:val="28"/>
+          <w14:ligatures w14:val="none"/>
+        </w:rPr>
+      </w:pPr>
+    </w:p>
+    <w:p>
+      <w:pPr>
+        <w:spacing w:line="240" w:lineRule="auto"/>
+        <w:rPr>
+          <w:rFonts w:ascii="Times New Roman" w:hAnsi="Times New Roman" w:cs="Times New Roman"/>
+          <w:b/>
+          <w:bCs/>
+          <w:kern w:val="0"/>
+          <w:sz w:val="28"/>
+          <w:szCs w:val="28"/>
+          <w14:ligatures w14:val="none"/>
+        </w:rPr>
+      </w:pPr>
+    </w:p>
+    <w:p>
+      <w:pPr>
+        <w:spacing w:line="240" w:lineRule="auto"/>
+        <w:rPr>
+          <w:rFonts w:ascii="Times New Roman" w:hAnsi="Times New Roman" w:cs="Times New Roman"/>
+          <w:b/>
+          <w:bCs/>
+          <w:kern w:val="0"/>
+          <w:sz w:val="28"/>
+          <w:szCs w:val="28"/>
+          <w14:ligatures w14:val="none"/>
+        </w:rPr>
+      </w:pPr>
+    </w:p>
+    <w:p>
+      <w:pPr>
+        <w:spacing w:line="240" w:lineRule="auto"/>
+        <w:rPr>
+          <w:rFonts w:ascii="Times New Roman" w:hAnsi="Times New Roman" w:cs="Times New Roman"/>
+          <w:b/>
+          <w:bCs/>
+          <w:kern w:val="0"/>
+          <w:sz w:val="28"/>
+          <w:szCs w:val="28"/>
+          <w14:ligatures w14:val="none"/>
+        </w:rPr>
+      </w:pPr>
+    </w:p>
+    <w:p>
+      <w:pPr>
+        <w:spacing w:line="240" w:lineRule="auto"/>
+        <w:rPr>
+          <w:rFonts w:ascii="Times New Roman" w:hAnsi="Times New Roman" w:cs="Times New Roman"/>
+          <w:b/>
+          <w:bCs/>
+          <w:kern w:val="0"/>
+          <w:sz w:val="28"/>
+          <w:szCs w:val="28"/>
+          <w14:ligatures w14:val="none"/>
+        </w:rPr>
+      </w:pPr>
+    </w:p>
+    <w:p>
+      <w:pPr>
+        <w:spacing w:line="240" w:lineRule="auto"/>
+        <w:rPr>
+          <w:rFonts w:ascii="Times New Roman" w:hAnsi="Times New Roman" w:cs="Times New Roman"/>
+          <w:b/>
+          <w:bCs/>
+          <w:kern w:val="0"/>
+          <w:sz w:val="28"/>
+          <w:szCs w:val="28"/>
+          <w14:ligatures w14:val="none"/>
+        </w:rPr>
+      </w:pPr>
+    </w:p>
+    <w:p>
+      <w:pPr>
+        <w:spacing w:line="240" w:lineRule="auto"/>
+        <w:rPr>
+          <w:rFonts w:ascii="Times New Roman" w:hAnsi="Times New Roman" w:cs="Times New Roman"/>
+          <w:b/>
+          <w:bCs/>
+          <w:kern w:val="0"/>
+          <w:sz w:val="28"/>
+          <w:szCs w:val="28"/>
+          <w14:ligatures w14:val="none"/>
+        </w:rPr>
+      </w:pPr>
+    </w:p>
+    <w:p>
+      <w:pPr>
+        <w:spacing w:line="240" w:lineRule="auto"/>
+        <w:rPr>
+          <w:rFonts w:ascii="Times New Roman" w:hAnsi="Times New Roman" w:cs="Times New Roman"/>
+          <w:b/>
+          <w:bCs/>
+          <w:kern w:val="0"/>
+          <w:sz w:val="28"/>
+          <w:szCs w:val="28"/>
+          <w14:ligatures w14:val="none"/>
+        </w:rPr>
+      </w:pPr>
+    </w:p>
+    <w:p>
+      <w:pPr>
+        <w:spacing w:line="240" w:lineRule="auto"/>
+        <w:rPr>
+          <w:rFonts w:ascii="Times New Roman" w:hAnsi="Times New Roman" w:cs="Times New Roman"/>
+          <w:b/>
+          <w:bCs/>
+          <w:kern w:val="0"/>
+          <w:sz w:val="28"/>
+          <w:szCs w:val="28"/>
+          <w14:ligatures w14:val="none"/>
+        </w:rPr>
+      </w:pPr>
+    </w:p>
+    <w:p>
+      <w:pPr>
+        <w:spacing w:line="240" w:lineRule="auto"/>
+        <w:rPr>
+          <w:rFonts w:ascii="Times New Roman" w:hAnsi="Times New Roman" w:cs="Times New Roman"/>
+          <w:b/>
+          <w:bCs/>
+          <w:kern w:val="0"/>
+          <w:sz w:val="28"/>
+          <w:szCs w:val="28"/>
+          <w14:ligatures w14:val="none"/>
+        </w:rPr>
+      </w:pPr>
+    </w:p>
+    <w:p>
+      <w:pPr>
+        <w:spacing w:line="240" w:lineRule="auto"/>
+        <w:rPr>
+          <w:rFonts w:ascii="Times New Roman" w:hAnsi="Times New Roman" w:cs="Times New Roman"/>
+          <w:b/>
+          <w:bCs/>
+          <w:kern w:val="0"/>
+          <w:sz w:val="28"/>
+          <w:szCs w:val="28"/>
+          <w14:ligatures w14:val="none"/>
+        </w:rPr>
+      </w:pPr>
+    </w:p>
+    <w:p>
+      <w:pPr>
+        <w:spacing w:line="240" w:lineRule="auto"/>
+        <w:rPr>
+          <w:rFonts w:ascii="Times New Roman" w:hAnsi="Times New Roman" w:cs="Times New Roman"/>
+          <w:b/>
+          <w:bCs/>
+          <w:kern w:val="0"/>
+          <w:sz w:val="28"/>
+          <w:szCs w:val="28"/>
+          <w14:ligatures w14:val="none"/>
+        </w:rPr>
+      </w:pPr>
+    </w:p>
+    <w:p>
+      <w:pPr>
+        <w:spacing w:line="240" w:lineRule="auto"/>
+        <w:rPr>
+          <w:rFonts w:ascii="Times New Roman" w:hAnsi="Times New Roman" w:cs="Times New Roman"/>
+          <w:b/>
+          <w:bCs/>
+          <w:kern w:val="0"/>
+          <w:sz w:val="28"/>
+          <w:szCs w:val="28"/>
+          <w14:ligatures w14:val="none"/>
+        </w:rPr>
+      </w:pPr>
+    </w:p>
+    <w:p>
+      <w:pPr>
+        <w:spacing w:line="240" w:lineRule="auto"/>
+        <w:rPr>
+          <w:rFonts w:ascii="Times New Roman" w:hAnsi="Times New Roman" w:cs="Times New Roman"/>
+          <w:b/>
+          <w:bCs/>
+          <w:kern w:val="0"/>
+          <w:sz w:val="28"/>
+          <w:szCs w:val="28"/>
+          <w14:ligatures w14:val="none"/>
+        </w:rPr>
+      </w:pPr>
+    </w:p>
+    <w:p>
+      <w:pPr>
+        <w:spacing w:line="240" w:lineRule="auto"/>
+        <w:rPr>
+          <w:rFonts w:ascii="Times New Roman" w:hAnsi="Times New Roman" w:cs="Times New Roman"/>
+          <w:b/>
+          <w:bCs/>
+          <w:kern w:val="0"/>
+          <w:sz w:val="28"/>
+          <w:szCs w:val="28"/>
+          <w14:ligatures w14:val="none"/>
+        </w:rPr>
+      </w:pPr>
+    </w:p>
+    <w:p>
+      <w:pPr>
+        <w:spacing w:line="240" w:lineRule="auto"/>
+        <w:rPr>
+          <w:rFonts w:ascii="Times New Roman" w:hAnsi="Times New Roman" w:cs="Times New Roman"/>
+          <w:b/>
+          <w:bCs/>
+          <w:kern w:val="0"/>
+          <w:sz w:val="28"/>
+          <w:szCs w:val="28"/>
+          <w14:ligatures w14:val="none"/>
+        </w:rPr>
+      </w:pPr>
+    </w:p>
+    <w:p>
+      <w:pPr>
+        <w:spacing w:line="240" w:lineRule="auto"/>
+        <w:rPr>
+          <w:rFonts w:ascii="Times New Roman" w:hAnsi="Times New Roman" w:cs="Times New Roman"/>
+          <w:b/>
+          <w:bCs/>
+          <w:kern w:val="0"/>
+          <w:sz w:val="28"/>
+          <w:szCs w:val="28"/>
+          <w14:ligatures w14:val="none"/>
+        </w:rPr>
+      </w:pPr>
+    </w:p>
+    <w:p>
+      <w:pPr>
+        <w:spacing w:line="480" w:lineRule="auto"/>
+        <w:jc w:val="both"/>
+        <w:rPr>
+          <w:rFonts w:ascii="Times New Roman" w:hAnsi="Times New Roman" w:cs="Times New Roman"/>
+          <w:b/>
+          <w:bCs/>
+          <w:kern w:val="0"/>
+          <w:sz w:val="28"/>
+          <w:szCs w:val="28"/>
+          <w14:ligatures w14:val="none"/>
+        </w:rPr>
+      </w:pPr>
+      <w:r>
+        <w:rPr>
+          <w:rFonts w:ascii="Times New Roman" w:hAnsi="Times New Roman" w:cs="Times New Roman"/>
+          <w:b/>
+          <w:bCs/>
+          <w:kern w:val="0"/>
+          <w:sz w:val="28"/>
+          <w:szCs w:val="28"/>
+          <w14:ligatures w14:val="none"/>
+        </w:rPr>
+        <w:lastRenderedPageBreak/>
+        <w:t>2.2.</w:t>
+      </w:r>
+      <w:r>
+        <w:rPr>
+          <w:rFonts w:ascii="Times New Roman" w:hAnsi="Times New Roman" w:cs="Times New Roman"/>
+          <w:b/>
+          <w:bCs/>
+          <w:kern w:val="0"/>
+          <w:sz w:val="28"/>
+          <w:szCs w:val="28"/>
+          <w14:ligatures w14:val="none"/>
         </w:rPr>
         <w:t>3</w:t>
       </w:r>
       <w:r>
         <w:rPr>
-          <w:rFonts w:ascii="Times New Roman" w:eastAsia="Times New Roman" w:hAnsi="Times New Roman" w:cs="Times New Roman"/>
-          <w:b/>
-          <w:bCs/>
-          <w:caps/>
-          <w:sz w:val="16"/>
-          <w:szCs w:val="16"/>
-          <w:u w:val="single"/>
-        </w:rPr>
-        <w:t>:</w:t>
-      </w:r>
-      <w:r>
-        <w:rPr>
-          <w:rFonts w:ascii="Times New Roman" w:eastAsia="Times New Roman" w:hAnsi="Times New Roman" w:cs="Times New Roman"/>
-          <w:caps/>
-          <w:sz w:val="16"/>
-          <w:szCs w:val="16"/>
-        </w:rPr>
-        <w:t xml:space="preserve"> </w:t>
-      </w:r>
-      <w:r>
-        <w:rPr>
-          <w:rFonts w:ascii="Times New Roman" w:eastAsia="Times New Roman" w:hAnsi="Times New Roman" w:cs="Times New Roman"/>
-          <w:caps/>
-          <w:sz w:val="16"/>
-          <w:szCs w:val="16"/>
-        </w:rPr>
-        <w:t>Diagram of PML</w:t>
-      </w:r>
-      <w:r>
-        <w:rPr>
-          <w:rFonts w:ascii="Times New Roman" w:eastAsia="Times New Roman" w:hAnsi="Times New Roman" w:cs="Times New Roman"/>
-          <w:caps/>
-          <w:sz w:val="16"/>
-          <w:szCs w:val="16"/>
-        </w:rPr>
-        <w:t>………………………………………………………………………………………..</w:t>
-      </w:r>
-      <w:r>
-        <w:rPr>
-          <w:rFonts w:ascii="Times New Roman" w:eastAsia="Times New Roman" w:hAnsi="Times New Roman" w:cs="Times New Roman"/>
-          <w:caps/>
-          <w:sz w:val="16"/>
-          <w:szCs w:val="16"/>
-        </w:rPr>
-        <w:t>………..........................</w:t>
-      </w:r>
-      <w:r>
-        <w:rPr>
-          <w:rFonts w:ascii="Times New Roman" w:eastAsia="Times New Roman" w:hAnsi="Times New Roman" w:cs="Times New Roman"/>
-          <w:caps/>
-          <w:sz w:val="16"/>
-          <w:szCs w:val="16"/>
-        </w:rPr>
-        <w:t>.</w:t>
-      </w:r>
-      <w:r>
-        <w:rPr>
-          <w:rFonts w:ascii="Times New Roman" w:eastAsia="Times New Roman" w:hAnsi="Times New Roman" w:cs="Times New Roman"/>
-          <w:caps/>
-          <w:sz w:val="16"/>
-          <w:szCs w:val="16"/>
-        </w:rPr>
-        <w:t>.</w:t>
-      </w:r>
-      <w:r>
-        <w:rPr>
-          <w:rFonts w:ascii="Times New Roman" w:eastAsia="Times New Roman" w:hAnsi="Times New Roman" w:cs="Times New Roman"/>
-          <w:b/>
-          <w:bCs/>
-          <w:caps/>
-          <w:sz w:val="16"/>
-          <w:szCs w:val="16"/>
-        </w:rPr>
-        <w:t>15</w:t>
-      </w:r>
-    </w:p>
-    <w:p>
-      <w:pPr>
-        <w:spacing w:line="480" w:lineRule="auto"/>
-        <w:rPr>
-          <w:rFonts w:ascii="Times New Roman" w:eastAsia="Times New Roman" w:hAnsi="Times New Roman" w:cs="Times New Roman"/>
-          <w:b/>
-          <w:bCs/>
-          <w:caps/>
-          <w:sz w:val="16"/>
-          <w:szCs w:val="16"/>
-        </w:rPr>
-      </w:pPr>
-      <w:r>
-        <w:rPr>
-          <w:rFonts w:ascii="Times New Roman" w:eastAsia="Times New Roman" w:hAnsi="Times New Roman" w:cs="Times New Roman"/>
-          <w:b/>
-          <w:bCs/>
-          <w:caps/>
-          <w:sz w:val="16"/>
-          <w:szCs w:val="16"/>
-          <w:u w:val="single"/>
-        </w:rPr>
-        <w:t xml:space="preserve">Figure </w:t>
-      </w:r>
-      <w:r>
-        <w:rPr>
-          <w:rFonts w:ascii="Times New Roman" w:eastAsia="Times New Roman" w:hAnsi="Times New Roman" w:cs="Times New Roman"/>
-          <w:b/>
-          <w:bCs/>
-          <w:caps/>
-          <w:sz w:val="16"/>
-          <w:szCs w:val="16"/>
-          <w:u w:val="single"/>
-        </w:rPr>
-        <w:t>4</w:t>
-      </w:r>
-      <w:r>
-        <w:rPr>
-          <w:rFonts w:ascii="Times New Roman" w:eastAsia="Times New Roman" w:hAnsi="Times New Roman" w:cs="Times New Roman"/>
-          <w:b/>
-          <w:bCs/>
-          <w:caps/>
-          <w:sz w:val="16"/>
-          <w:szCs w:val="16"/>
-          <w:u w:val="single"/>
-        </w:rPr>
-        <w:t>:</w:t>
-      </w:r>
-      <w:r>
-        <w:rPr>
-          <w:rFonts w:ascii="Times New Roman" w:eastAsia="Times New Roman" w:hAnsi="Times New Roman" w:cs="Times New Roman"/>
-          <w:caps/>
-          <w:sz w:val="16"/>
-          <w:szCs w:val="16"/>
-        </w:rPr>
-        <w:t xml:space="preserve"> </w:t>
-      </w:r>
-      <w:r>
-        <w:rPr>
-          <w:rFonts w:ascii="Times New Roman" w:eastAsia="Times New Roman" w:hAnsi="Times New Roman" w:cs="Times New Roman"/>
-          <w:caps/>
-          <w:sz w:val="16"/>
-          <w:szCs w:val="16"/>
-        </w:rPr>
-        <w:t>Krylov Subspace Decision Tree</w:t>
-      </w:r>
-      <w:r>
-        <w:rPr>
-          <w:rFonts w:ascii="Times New Roman" w:eastAsia="Times New Roman" w:hAnsi="Times New Roman" w:cs="Times New Roman"/>
-          <w:caps/>
-          <w:sz w:val="16"/>
-          <w:szCs w:val="16"/>
-        </w:rPr>
-        <w:t>.………………………………………………………..</w:t>
-      </w:r>
-      <w:r>
-        <w:rPr>
-          <w:rFonts w:ascii="Times New Roman" w:eastAsia="Times New Roman" w:hAnsi="Times New Roman" w:cs="Times New Roman"/>
-          <w:caps/>
-          <w:sz w:val="16"/>
-          <w:szCs w:val="16"/>
-        </w:rPr>
-        <w:t>…….......................................</w:t>
-      </w:r>
-      <w:r>
-        <w:rPr>
-          <w:rFonts w:ascii="Times New Roman" w:eastAsia="Times New Roman" w:hAnsi="Times New Roman" w:cs="Times New Roman"/>
-          <w:caps/>
-          <w:sz w:val="16"/>
-          <w:szCs w:val="16"/>
-        </w:rPr>
-        <w:t>.</w:t>
-      </w:r>
-      <w:r>
-        <w:rPr>
-          <w:rFonts w:ascii="Times New Roman" w:eastAsia="Times New Roman" w:hAnsi="Times New Roman" w:cs="Times New Roman"/>
-          <w:caps/>
-          <w:sz w:val="16"/>
-          <w:szCs w:val="16"/>
-        </w:rPr>
-        <w:t>......</w:t>
-      </w:r>
-      <w:r>
-        <w:rPr>
-          <w:rFonts w:ascii="Times New Roman" w:eastAsia="Times New Roman" w:hAnsi="Times New Roman" w:cs="Times New Roman"/>
-          <w:b/>
-          <w:bCs/>
-          <w:caps/>
-          <w:sz w:val="16"/>
-          <w:szCs w:val="16"/>
-        </w:rPr>
-        <w:t>20</w:t>
-      </w:r>
-    </w:p>
-    <w:p>
-      <w:pPr>
-        <w:spacing w:line="480" w:lineRule="auto"/>
-        <w:rPr>
-          <w:rFonts w:ascii="Times New Roman" w:eastAsia="Times New Roman" w:hAnsi="Times New Roman" w:cs="Times New Roman"/>
-          <w:caps/>
-          <w:sz w:val="16"/>
-          <w:szCs w:val="16"/>
-        </w:rPr>
-      </w:pPr>
-      <w:r>
-        <w:rPr>
-          <w:rFonts w:ascii="Times New Roman" w:eastAsia="Times New Roman" w:hAnsi="Times New Roman" w:cs="Times New Roman"/>
-          <w:b/>
-          <w:bCs/>
-          <w:caps/>
-          <w:sz w:val="16"/>
-          <w:szCs w:val="16"/>
-          <w:u w:val="single"/>
-        </w:rPr>
-        <w:t xml:space="preserve">Figure </w:t>
-      </w:r>
-      <w:r>
-        <w:rPr>
-          <w:rFonts w:ascii="Times New Roman" w:eastAsia="Times New Roman" w:hAnsi="Times New Roman" w:cs="Times New Roman"/>
-          <w:b/>
-          <w:bCs/>
-          <w:caps/>
-          <w:sz w:val="16"/>
-          <w:szCs w:val="16"/>
-          <w:u w:val="single"/>
-        </w:rPr>
-        <w:t>5</w:t>
-      </w:r>
-      <w:r>
-        <w:rPr>
-          <w:rFonts w:ascii="Times New Roman" w:eastAsia="Times New Roman" w:hAnsi="Times New Roman" w:cs="Times New Roman"/>
-          <w:b/>
-          <w:bCs/>
-          <w:caps/>
-          <w:sz w:val="16"/>
-          <w:szCs w:val="16"/>
-          <w:u w:val="single"/>
-        </w:rPr>
-        <w:t>:</w:t>
-      </w:r>
-      <w:r>
-        <w:rPr>
-          <w:rFonts w:ascii="Times New Roman" w:eastAsia="Times New Roman" w:hAnsi="Times New Roman" w:cs="Times New Roman"/>
-          <w:caps/>
-          <w:sz w:val="16"/>
-          <w:szCs w:val="16"/>
-        </w:rPr>
-        <w:t xml:space="preserve"> </w:t>
-      </w:r>
-      <w:r>
-        <w:rPr>
-          <w:rFonts w:ascii="Times New Roman" w:eastAsia="Times New Roman" w:hAnsi="Times New Roman" w:cs="Times New Roman"/>
-          <w:caps/>
-          <w:sz w:val="16"/>
-          <w:szCs w:val="16"/>
-        </w:rPr>
-        <w:t>Representation of the Surface Equivalence Principle</w:t>
-      </w:r>
-      <w:r>
-        <w:rPr>
-          <w:rFonts w:ascii="Times New Roman" w:eastAsia="Times New Roman" w:hAnsi="Times New Roman" w:cs="Times New Roman"/>
-          <w:caps/>
-          <w:sz w:val="16"/>
-          <w:szCs w:val="16"/>
-        </w:rPr>
-        <w:t>.……………………………………………..</w:t>
-      </w:r>
-      <w:r>
-        <w:rPr>
-          <w:rFonts w:ascii="Times New Roman" w:eastAsia="Times New Roman" w:hAnsi="Times New Roman" w:cs="Times New Roman"/>
-          <w:caps/>
-          <w:sz w:val="16"/>
-          <w:szCs w:val="16"/>
-        </w:rPr>
-        <w:t>......</w:t>
-      </w:r>
-      <w:r>
-        <w:rPr>
-          <w:rFonts w:ascii="Times New Roman" w:eastAsia="Times New Roman" w:hAnsi="Times New Roman" w:cs="Times New Roman"/>
-          <w:caps/>
-          <w:sz w:val="16"/>
-          <w:szCs w:val="16"/>
-        </w:rPr>
-        <w:t>....</w:t>
-      </w:r>
-      <w:r>
-        <w:rPr>
-          <w:rFonts w:ascii="Times New Roman" w:eastAsia="Times New Roman" w:hAnsi="Times New Roman" w:cs="Times New Roman"/>
-          <w:caps/>
-          <w:sz w:val="16"/>
-          <w:szCs w:val="16"/>
-        </w:rPr>
-        <w:t>..........</w:t>
-      </w:r>
-      <w:r>
-        <w:rPr>
-          <w:rFonts w:ascii="Times New Roman" w:eastAsia="Times New Roman" w:hAnsi="Times New Roman" w:cs="Times New Roman"/>
-          <w:b/>
-          <w:bCs/>
-          <w:caps/>
-          <w:sz w:val="16"/>
-          <w:szCs w:val="16"/>
-        </w:rPr>
-        <w:t>22</w:t>
-      </w:r>
-    </w:p>
-    <w:p>
-      <w:pPr>
-        <w:spacing w:line="480" w:lineRule="auto"/>
-        <w:rPr>
-          <w:rFonts w:ascii="Times New Roman" w:eastAsia="Times New Roman" w:hAnsi="Times New Roman" w:cs="Times New Roman"/>
-          <w:caps/>
-          <w:sz w:val="16"/>
-          <w:szCs w:val="16"/>
-        </w:rPr>
-      </w:pPr>
-      <w:r>
-        <w:rPr>
-          <w:rFonts w:ascii="Times New Roman" w:eastAsia="Times New Roman" w:hAnsi="Times New Roman" w:cs="Times New Roman"/>
-          <w:b/>
-          <w:bCs/>
-          <w:caps/>
-          <w:sz w:val="16"/>
-          <w:szCs w:val="16"/>
-          <w:u w:val="single"/>
-        </w:rPr>
-        <w:t xml:space="preserve">Figure </w:t>
-      </w:r>
-      <w:r>
-        <w:rPr>
-          <w:rFonts w:ascii="Times New Roman" w:eastAsia="Times New Roman" w:hAnsi="Times New Roman" w:cs="Times New Roman"/>
-          <w:b/>
-          <w:bCs/>
-          <w:caps/>
-          <w:sz w:val="16"/>
-          <w:szCs w:val="16"/>
-          <w:u w:val="single"/>
-        </w:rPr>
-        <w:t>6</w:t>
-      </w:r>
-      <w:r>
-        <w:rPr>
-          <w:rFonts w:ascii="Times New Roman" w:eastAsia="Times New Roman" w:hAnsi="Times New Roman" w:cs="Times New Roman"/>
-          <w:b/>
-          <w:bCs/>
-          <w:caps/>
-          <w:sz w:val="16"/>
-          <w:szCs w:val="16"/>
-          <w:u w:val="single"/>
-        </w:rPr>
-        <w:t>:</w:t>
-      </w:r>
-      <w:r>
-        <w:rPr>
-          <w:rFonts w:ascii="Times New Roman" w:eastAsia="Times New Roman" w:hAnsi="Times New Roman" w:cs="Times New Roman"/>
-          <w:caps/>
-          <w:sz w:val="16"/>
-          <w:szCs w:val="16"/>
-        </w:rPr>
-        <w:t xml:space="preserve"> </w:t>
-      </w:r>
-      <w:r>
-        <w:rPr>
-          <w:rFonts w:ascii="Times New Roman" w:eastAsia="Times New Roman" w:hAnsi="Times New Roman" w:cs="Times New Roman"/>
-          <w:caps/>
-          <w:sz w:val="16"/>
-          <w:szCs w:val="16"/>
-        </w:rPr>
-        <w:t>Arrangement of field values on a Yee cell indexed as (</w:t>
-      </w:r>
-      <w:r>
-        <w:rPr>
-          <w:rFonts w:ascii="Times New Roman" w:eastAsia="Times New Roman" w:hAnsi="Times New Roman" w:cs="Times New Roman"/>
+          <w:rFonts w:ascii="Times New Roman" w:hAnsi="Times New Roman" w:cs="Times New Roman"/>
+          <w:b/>
+          <w:bCs/>
+          <w:kern w:val="0"/>
+          <w:sz w:val="28"/>
+          <w:szCs w:val="28"/>
+          <w14:ligatures w14:val="none"/>
+        </w:rPr>
+        <w:t xml:space="preserve"> Conclusions</w:t>
+      </w:r>
+    </w:p>
+    <w:p>
+      <w:pPr>
+        <w:spacing w:line="240" w:lineRule="auto"/>
+        <w:rPr>
+          <w:rFonts w:ascii="Times New Roman" w:hAnsi="Times New Roman" w:cs="Times New Roman"/>
+          <w:b/>
+          <w:bCs/>
+          <w:kern w:val="0"/>
+          <w:sz w:val="28"/>
+          <w:szCs w:val="28"/>
+          <w14:ligatures w14:val="none"/>
+        </w:rPr>
+      </w:pPr>
+    </w:p>
+    <w:p>
+      <w:pPr>
+        <w:spacing w:line="480" w:lineRule="auto"/>
+        <w:rPr>
+          <w:rFonts w:ascii="Times New Roman" w:eastAsia="Times New Roman" w:hAnsi="Times New Roman" w:cs="Times New Roman"/>
+          <w:b/>
+          <w:bCs/>
+          <w:caps/>
+          <w:sz w:val="16"/>
+          <w:szCs w:val="16"/>
+        </w:rPr>
+      </w:pPr>
+    </w:p>
+    <w:p>
+      <w:pPr>
+        <w:spacing w:line="480" w:lineRule="auto"/>
+        <w:rPr>
+          <w:rFonts w:ascii="Times New Roman" w:eastAsia="Times New Roman" w:hAnsi="Times New Roman" w:cs="Times New Roman"/>
+          <w:b/>
+          <w:bCs/>
+          <w:caps/>
+          <w:sz w:val="16"/>
+          <w:szCs w:val="16"/>
+        </w:rPr>
+      </w:pPr>
+    </w:p>
+    <w:p>
+      <w:pPr>
+        <w:spacing w:line="480" w:lineRule="auto"/>
+        <w:rPr>
+          <w:rFonts w:ascii="Times New Roman" w:eastAsia="Times New Roman" w:hAnsi="Times New Roman" w:cs="Times New Roman"/>
+          <w:b/>
+          <w:bCs/>
+          <w:caps/>
+          <w:sz w:val="16"/>
+          <w:szCs w:val="16"/>
+        </w:rPr>
+      </w:pPr>
+    </w:p>
+    <w:p>
+      <w:pPr>
+        <w:spacing w:line="480" w:lineRule="auto"/>
+        <w:rPr>
+          <w:rFonts w:ascii="Times New Roman" w:eastAsia="Times New Roman" w:hAnsi="Times New Roman" w:cs="Times New Roman"/>
+          <w:b/>
+          <w:bCs/>
+          <w:caps/>
+          <w:sz w:val="16"/>
+          <w:szCs w:val="16"/>
+        </w:rPr>
+      </w:pPr>
+    </w:p>
+    <w:p>
+      <w:pPr>
+        <w:spacing w:line="480" w:lineRule="auto"/>
+        <w:rPr>
+          <w:rFonts w:ascii="Times New Roman" w:eastAsia="Times New Roman" w:hAnsi="Times New Roman" w:cs="Times New Roman"/>
+          <w:b/>
+          <w:bCs/>
+          <w:caps/>
+          <w:sz w:val="16"/>
+          <w:szCs w:val="16"/>
+        </w:rPr>
+      </w:pPr>
+    </w:p>
+    <w:p>
+      <w:pPr>
+        <w:spacing w:line="480" w:lineRule="auto"/>
+        <w:rPr>
+          <w:rFonts w:ascii="Times New Roman" w:eastAsia="Times New Roman" w:hAnsi="Times New Roman" w:cs="Times New Roman"/>
+          <w:b/>
+          <w:bCs/>
+          <w:caps/>
+          <w:sz w:val="16"/>
+          <w:szCs w:val="16"/>
+        </w:rPr>
+      </w:pPr>
+    </w:p>
+    <w:p>
+      <w:pPr>
+        <w:spacing w:line="480" w:lineRule="auto"/>
+        <w:rPr>
+          <w:rFonts w:ascii="Times New Roman" w:eastAsia="Times New Roman" w:hAnsi="Times New Roman" w:cs="Times New Roman"/>
+          <w:b/>
+          <w:bCs/>
+          <w:caps/>
+          <w:sz w:val="16"/>
+          <w:szCs w:val="16"/>
+        </w:rPr>
+      </w:pPr>
+    </w:p>
+    <w:p>
+      <w:pPr>
+        <w:spacing w:line="480" w:lineRule="auto"/>
+        <w:rPr>
+          <w:rFonts w:ascii="Times New Roman" w:eastAsia="Times New Roman" w:hAnsi="Times New Roman" w:cs="Times New Roman"/>
+          <w:b/>
+          <w:bCs/>
+          <w:caps/>
+          <w:sz w:val="16"/>
+          <w:szCs w:val="16"/>
+        </w:rPr>
+      </w:pPr>
+    </w:p>
+    <w:p>
+      <w:pPr>
+        <w:spacing w:line="480" w:lineRule="auto"/>
+        <w:rPr>
+          <w:rFonts w:ascii="Times New Roman" w:eastAsia="Times New Roman" w:hAnsi="Times New Roman" w:cs="Times New Roman"/>
+          <w:b/>
+          <w:bCs/>
+          <w:caps/>
+          <w:sz w:val="16"/>
+          <w:szCs w:val="16"/>
+        </w:rPr>
+      </w:pPr>
+    </w:p>
+    <w:p>
+      <w:pPr>
+        <w:spacing w:line="480" w:lineRule="auto"/>
+        <w:rPr>
+          <w:rFonts w:ascii="Times New Roman" w:eastAsia="Times New Roman" w:hAnsi="Times New Roman" w:cs="Times New Roman"/>
+          <w:b/>
+          <w:bCs/>
+          <w:caps/>
+          <w:sz w:val="16"/>
+          <w:szCs w:val="16"/>
+        </w:rPr>
+      </w:pPr>
+    </w:p>
+    <w:p>
+      <w:pPr>
+        <w:spacing w:line="480" w:lineRule="auto"/>
+        <w:rPr>
+          <w:rFonts w:ascii="Times New Roman" w:eastAsia="Times New Roman" w:hAnsi="Times New Roman" w:cs="Times New Roman"/>
+          <w:b/>
+          <w:bCs/>
+          <w:caps/>
+          <w:sz w:val="16"/>
+          <w:szCs w:val="16"/>
+        </w:rPr>
+      </w:pPr>
+    </w:p>
+    <w:p>
+      <w:pPr>
+        <w:spacing w:line="480" w:lineRule="auto"/>
+        <w:rPr>
+          <w:rFonts w:ascii="Times New Roman" w:eastAsia="Times New Roman" w:hAnsi="Times New Roman" w:cs="Times New Roman"/>
+          <w:b/>
+          <w:bCs/>
+          <w:caps/>
+          <w:sz w:val="16"/>
+          <w:szCs w:val="16"/>
+        </w:rPr>
+      </w:pPr>
+    </w:p>
+    <w:p>
+      <w:pPr>
+        <w:spacing w:line="480" w:lineRule="auto"/>
+        <w:rPr>
+          <w:rFonts w:ascii="Times New Roman" w:eastAsia="Times New Roman" w:hAnsi="Times New Roman" w:cs="Times New Roman"/>
+          <w:b/>
+          <w:bCs/>
+          <w:caps/>
+          <w:sz w:val="16"/>
+          <w:szCs w:val="16"/>
+        </w:rPr>
+      </w:pPr>
+    </w:p>
+    <w:p>
+      <w:pPr>
+        <w:spacing w:line="480" w:lineRule="auto"/>
+        <w:rPr>
+          <w:rFonts w:ascii="Times New Roman" w:eastAsia="Times New Roman" w:hAnsi="Times New Roman" w:cs="Times New Roman"/>
+          <w:b/>
+          <w:bCs/>
+          <w:caps/>
+          <w:sz w:val="16"/>
+          <w:szCs w:val="16"/>
+        </w:rPr>
+      </w:pPr>
+    </w:p>
+    <w:p>
+      <w:pPr>
+        <w:spacing w:line="480" w:lineRule="auto"/>
+        <w:rPr>
+          <w:rFonts w:ascii="Times New Roman" w:eastAsia="Times New Roman" w:hAnsi="Times New Roman" w:cs="Times New Roman"/>
+          <w:b/>
+          <w:bCs/>
+          <w:caps/>
+          <w:sz w:val="16"/>
+          <w:szCs w:val="16"/>
+        </w:rPr>
+      </w:pPr>
+    </w:p>
+    <w:p>
+      <w:pPr>
+        <w:spacing w:line="480" w:lineRule="auto"/>
+        <w:rPr>
+          <w:rFonts w:ascii="Times New Roman" w:eastAsia="Times New Roman" w:hAnsi="Times New Roman" w:cs="Times New Roman"/>
+          <w:b/>
+          <w:bCs/>
+          <w:caps/>
+          <w:sz w:val="16"/>
+          <w:szCs w:val="16"/>
+        </w:rPr>
+      </w:pPr>
+    </w:p>
+    <w:p>
+      <w:pPr>
+        <w:spacing w:line="480" w:lineRule="auto"/>
+        <w:rPr>
+          <w:rFonts w:ascii="Times New Roman" w:eastAsia="Times New Roman" w:hAnsi="Times New Roman" w:cs="Times New Roman"/>
+          <w:b/>
+          <w:bCs/>
+          <w:caps/>
+          <w:sz w:val="16"/>
+          <w:szCs w:val="16"/>
+        </w:rPr>
+      </w:pPr>
+    </w:p>
+    <w:p>
+      <w:pPr>
+        <w:spacing w:line="480" w:lineRule="auto"/>
+        <w:rPr>
+          <w:rFonts w:ascii="Times New Roman" w:eastAsia="Times New Roman" w:hAnsi="Times New Roman" w:cs="Times New Roman"/>
+          <w:b/>
+          <w:bCs/>
+          <w:caps/>
+          <w:sz w:val="16"/>
+          <w:szCs w:val="16"/>
+        </w:rPr>
+      </w:pPr>
+    </w:p>
+    <w:p>
+      <w:pPr>
+        <w:spacing w:line="480" w:lineRule="auto"/>
+        <w:rPr>
+          <w:rFonts w:ascii="Times New Roman" w:eastAsia="Times New Roman" w:hAnsi="Times New Roman" w:cs="Times New Roman"/>
+          <w:b/>
+          <w:bCs/>
+          <w:caps/>
+          <w:sz w:val="16"/>
+          <w:szCs w:val="16"/>
+        </w:rPr>
+      </w:pPr>
+    </w:p>
+    <w:p>
+      <w:pPr>
+        <w:spacing w:line="480" w:lineRule="auto"/>
+        <w:rPr>
+          <w:rFonts w:ascii="Times New Roman" w:eastAsia="Times New Roman" w:hAnsi="Times New Roman" w:cs="Times New Roman"/>
+          <w:b/>
+          <w:bCs/>
+          <w:caps/>
+          <w:sz w:val="16"/>
+          <w:szCs w:val="16"/>
+        </w:rPr>
+      </w:pPr>
+    </w:p>
+    <w:p>
+      <w:pPr>
+        <w:spacing w:line="480" w:lineRule="auto"/>
+        <w:rPr>
+          <w:rFonts w:ascii="Times New Roman" w:eastAsia="Times New Roman" w:hAnsi="Times New Roman" w:cs="Times New Roman"/>
+          <w:b/>
+          <w:bCs/>
+          <w:caps/>
+          <w:sz w:val="16"/>
+          <w:szCs w:val="16"/>
+        </w:rPr>
+      </w:pPr>
+    </w:p>
+    <w:p>
+      <w:pPr>
+        <w:spacing w:line="480" w:lineRule="auto"/>
+        <w:rPr>
+          <w:rFonts w:ascii="Times New Roman" w:eastAsia="Times New Roman" w:hAnsi="Times New Roman" w:cs="Times New Roman"/>
+          <w:b/>
+          <w:bCs/>
+          <w:caps/>
+          <w:sz w:val="16"/>
+          <w:szCs w:val="16"/>
+        </w:rPr>
+      </w:pPr>
+    </w:p>
+    <w:p>
+      <w:pPr>
+        <w:autoSpaceDE w:val="0"/>
+        <w:autoSpaceDN w:val="0"/>
+        <w:adjustRightInd w:val="0"/>
+        <w:spacing w:line="480" w:lineRule="auto"/>
+        <w:jc w:val="both"/>
+        <w:rPr>
+          <w:rFonts w:ascii="Times New Roman" w:hAnsi="Times New Roman" w:cs="Times New Roman"/>
+          <w:kern w:val="0"/>
+          <w:sz w:val="24"/>
+          <w:szCs w:val="24"/>
+          <w14:ligatures w14:val="none"/>
+        </w:rPr>
+      </w:pPr>
+      <w:r>
+        <w:rPr>
+          <w:rFonts w:ascii="Times New Roman" w:hAnsi="Times New Roman" w:cs="Times New Roman"/>
+          <w:b/>
+          <w:bCs/>
+          <w:kern w:val="0"/>
+          <w:sz w:val="28"/>
+          <w:szCs w:val="28"/>
+          <w14:ligatures w14:val="none"/>
+        </w:rPr>
+        <w:lastRenderedPageBreak/>
+        <w:t>REFERENCES</w:t>
+      </w:r>
+      <w:r>
+        <w:rPr>
+          <w:rFonts w:ascii="Times New Roman" w:hAnsi="Times New Roman" w:cs="Times New Roman"/>
+          <w:kern w:val="0"/>
+          <w:sz w:val="24"/>
+          <w:szCs w:val="24"/>
+          <w14:ligatures w14:val="none"/>
+        </w:rPr>
+        <w:tab/>
+      </w:r>
+    </w:p>
+    <w:p>
+      <w:pPr>
+        <w:autoSpaceDE w:val="0"/>
+        <w:autoSpaceDN w:val="0"/>
+        <w:adjustRightInd w:val="0"/>
+        <w:spacing w:line="240" w:lineRule="auto"/>
+        <w:jc w:val="both"/>
+        <w:rPr>
+          <w:rFonts w:ascii="Times New Roman" w:hAnsi="Times New Roman" w:cs="Times New Roman"/>
+          <w:kern w:val="0"/>
+          <w:sz w:val="24"/>
+          <w:szCs w:val="24"/>
+          <w14:ligatures w14:val="none"/>
+        </w:rPr>
+      </w:pPr>
+      <w:r>
+        <w:rPr>
+          <w:rFonts w:ascii="Times New Roman" w:hAnsi="Times New Roman" w:cs="Times New Roman"/>
+          <w:kern w:val="0"/>
+          <w:sz w:val="24"/>
+          <w:szCs w:val="24"/>
+          <w14:ligatures w14:val="none"/>
+        </w:rPr>
+        <w:t>[1]</w:t>
+      </w:r>
+      <w:r>
+        <w:rPr>
+          <w:rFonts w:ascii="Times New Roman" w:hAnsi="Times New Roman" w:cs="Times New Roman"/>
+          <w:kern w:val="0"/>
+          <w:sz w:val="24"/>
+          <w:szCs w:val="24"/>
+          <w14:ligatures w14:val="none"/>
+        </w:rPr>
+        <w:tab/>
+        <w:t>T. Hubing, C. Su, H. Zeng, and H. Ke, "Survey of Current Computational Electromagnetics Techniques and Software," Clemson Vehicular Electronics Laboratory Technical Report: CVEL-08-011.3, June 6, 2009</w:t>
+      </w:r>
+    </w:p>
+    <w:p>
+      <w:pPr>
+        <w:autoSpaceDE w:val="0"/>
+        <w:autoSpaceDN w:val="0"/>
+        <w:adjustRightInd w:val="0"/>
+        <w:spacing w:after="0" w:line="240" w:lineRule="auto"/>
+        <w:jc w:val="both"/>
+        <w:rPr>
+          <w:rFonts w:ascii="Times New Roman" w:hAnsi="Times New Roman" w:cs="Times New Roman"/>
+          <w:kern w:val="0"/>
+          <w:sz w:val="24"/>
+          <w:szCs w:val="24"/>
+          <w14:ligatures w14:val="none"/>
+        </w:rPr>
+      </w:pPr>
+      <w:r>
+        <w:rPr>
+          <w:rFonts w:ascii="Times New Roman" w:hAnsi="Times New Roman" w:cs="Times New Roman"/>
+          <w:kern w:val="0"/>
+          <w:sz w:val="24"/>
+          <w:szCs w:val="24"/>
+          <w14:ligatures w14:val="none"/>
+        </w:rPr>
+        <w:t>[2]</w:t>
+      </w:r>
+      <w:r>
+        <w:rPr>
+          <w:rFonts w:ascii="Times New Roman" w:hAnsi="Times New Roman" w:cs="Times New Roman"/>
+          <w:kern w:val="0"/>
+          <w:sz w:val="24"/>
+          <w:szCs w:val="24"/>
+          <w14:ligatures w14:val="none"/>
+        </w:rPr>
+        <w:tab/>
+        <w:t>E. K. Miller, “A Selective survey of Computational Electromagnetics,” IEEE Trans. Ant. &amp;Prop., vol. 36, pp. 1281-1305, Sept. 1988.</w:t>
+      </w:r>
+    </w:p>
+    <w:p>
+      <w:pPr>
+        <w:autoSpaceDE w:val="0"/>
+        <w:autoSpaceDN w:val="0"/>
+        <w:adjustRightInd w:val="0"/>
+        <w:spacing w:after="0" w:line="240" w:lineRule="auto"/>
+        <w:jc w:val="both"/>
+        <w:rPr>
+          <w:rFonts w:ascii="Times New Roman" w:hAnsi="Times New Roman" w:cs="Times New Roman"/>
+          <w:kern w:val="0"/>
+          <w:sz w:val="24"/>
+          <w:szCs w:val="24"/>
+          <w14:ligatures w14:val="none"/>
+        </w:rPr>
+      </w:pPr>
+    </w:p>
+    <w:p>
+      <w:pPr>
+        <w:autoSpaceDE w:val="0"/>
+        <w:autoSpaceDN w:val="0"/>
+        <w:adjustRightInd w:val="0"/>
+        <w:spacing w:line="252" w:lineRule="auto"/>
+        <w:jc w:val="both"/>
+        <w:rPr>
+          <w:rFonts w:ascii="Times New Roman" w:hAnsi="Times New Roman" w:cs="Times New Roman"/>
+          <w:kern w:val="0"/>
+          <w:sz w:val="24"/>
+          <w:szCs w:val="24"/>
+          <w14:ligatures w14:val="none"/>
+        </w:rPr>
+      </w:pPr>
+      <w:r>
+        <w:rPr>
+          <w:rFonts w:ascii="Times New Roman" w:hAnsi="Times New Roman" w:cs="Times New Roman"/>
+          <w:kern w:val="0"/>
+          <w:sz w:val="24"/>
+          <w:szCs w:val="24"/>
+          <w14:ligatures w14:val="none"/>
+        </w:rPr>
+        <w:t>[3]</w:t>
+      </w:r>
+      <w:r>
+        <w:rPr>
+          <w:rFonts w:ascii="Times New Roman" w:hAnsi="Times New Roman" w:cs="Times New Roman"/>
+          <w:kern w:val="0"/>
+          <w:sz w:val="24"/>
+          <w:szCs w:val="24"/>
+          <w14:ligatures w14:val="none"/>
+        </w:rPr>
+        <w:tab/>
+        <w:t xml:space="preserve">Lindell, I. V., &amp; Sihvola, A. H. (2019). </w:t>
+      </w:r>
+      <w:r>
+        <w:rPr>
+          <w:rFonts w:ascii="Times New Roman" w:hAnsi="Times New Roman" w:cs="Times New Roman"/>
           <w:i/>
           <w:iCs/>
-          <w:caps/>
-          <w:sz w:val="16"/>
-          <w:szCs w:val="16"/>
-        </w:rPr>
-        <w:t>i, j, k</w:t>
-      </w:r>
-      <w:r>
-        <w:rPr>
-          <w:rFonts w:ascii="Times New Roman" w:eastAsia="Times New Roman" w:hAnsi="Times New Roman" w:cs="Times New Roman"/>
-          <w:caps/>
-          <w:sz w:val="16"/>
-          <w:szCs w:val="16"/>
-        </w:rPr>
-        <w:t>)</w:t>
-      </w:r>
-      <w:r>
-        <w:rPr>
-          <w:rFonts w:ascii="Times New Roman" w:eastAsia="Times New Roman" w:hAnsi="Times New Roman" w:cs="Times New Roman"/>
-          <w:caps/>
-          <w:sz w:val="16"/>
-          <w:szCs w:val="16"/>
-        </w:rPr>
-        <w:t>……………………………………..</w:t>
-      </w:r>
-      <w:r>
-        <w:rPr>
-          <w:rFonts w:ascii="Times New Roman" w:eastAsia="Times New Roman" w:hAnsi="Times New Roman" w:cs="Times New Roman"/>
-          <w:caps/>
-          <w:sz w:val="16"/>
-          <w:szCs w:val="16"/>
-        </w:rPr>
-        <w:t>.........</w:t>
-      </w:r>
-      <w:r>
-        <w:rPr>
-          <w:rFonts w:ascii="Times New Roman" w:eastAsia="Times New Roman" w:hAnsi="Times New Roman" w:cs="Times New Roman"/>
-          <w:caps/>
-          <w:sz w:val="16"/>
-          <w:szCs w:val="16"/>
-        </w:rPr>
-        <w:t>..</w:t>
-      </w:r>
-      <w:r>
-        <w:rPr>
-          <w:rFonts w:ascii="Times New Roman" w:eastAsia="Times New Roman" w:hAnsi="Times New Roman" w:cs="Times New Roman"/>
-          <w:caps/>
-          <w:sz w:val="16"/>
-          <w:szCs w:val="16"/>
-        </w:rPr>
-        <w:t>.......</w:t>
-      </w:r>
-      <w:r>
-        <w:rPr>
-          <w:rFonts w:ascii="Times New Roman" w:eastAsia="Times New Roman" w:hAnsi="Times New Roman" w:cs="Times New Roman"/>
-          <w:b/>
-          <w:bCs/>
-          <w:caps/>
-          <w:sz w:val="16"/>
-          <w:szCs w:val="16"/>
-        </w:rPr>
-        <w:t>24</w:t>
-      </w:r>
-    </w:p>
-    <w:p>
-      <w:pPr>
-        <w:spacing w:line="480" w:lineRule="auto"/>
-        <w:rPr>
-          <w:rFonts w:ascii="Times New Roman" w:eastAsia="Times New Roman" w:hAnsi="Times New Roman" w:cs="Times New Roman"/>
-          <w:b/>
-          <w:bCs/>
-          <w:caps/>
-          <w:sz w:val="16"/>
-          <w:szCs w:val="16"/>
-        </w:rPr>
-      </w:pPr>
-      <w:r>
-        <w:rPr>
-          <w:rFonts w:ascii="Times New Roman" w:eastAsia="Times New Roman" w:hAnsi="Times New Roman" w:cs="Times New Roman"/>
-          <w:b/>
-          <w:bCs/>
-          <w:caps/>
-          <w:sz w:val="16"/>
-          <w:szCs w:val="16"/>
-          <w:u w:val="single"/>
-        </w:rPr>
-        <w:t xml:space="preserve">Figure </w:t>
-      </w:r>
-      <w:r>
-        <w:rPr>
-          <w:rFonts w:ascii="Times New Roman" w:eastAsia="Times New Roman" w:hAnsi="Times New Roman" w:cs="Times New Roman"/>
-          <w:b/>
-          <w:bCs/>
-          <w:caps/>
-          <w:sz w:val="16"/>
-          <w:szCs w:val="16"/>
-          <w:u w:val="single"/>
-        </w:rPr>
-        <w:t>7</w:t>
-      </w:r>
-      <w:r>
-        <w:rPr>
-          <w:rFonts w:ascii="Times New Roman" w:eastAsia="Times New Roman" w:hAnsi="Times New Roman" w:cs="Times New Roman"/>
-          <w:b/>
-          <w:bCs/>
-          <w:caps/>
-          <w:sz w:val="16"/>
-          <w:szCs w:val="16"/>
-          <w:u w:val="single"/>
-        </w:rPr>
-        <w:t>:</w:t>
-      </w:r>
-      <w:r>
-        <w:rPr>
-          <w:rFonts w:ascii="Times New Roman" w:eastAsia="Times New Roman" w:hAnsi="Times New Roman" w:cs="Times New Roman"/>
-          <w:caps/>
-          <w:sz w:val="16"/>
-          <w:szCs w:val="16"/>
-        </w:rPr>
-        <w:t xml:space="preserve"> </w:t>
-      </w:r>
-      <w:r>
-        <w:rPr>
-          <w:rFonts w:ascii="Times New Roman" w:eastAsia="Times New Roman" w:hAnsi="Times New Roman" w:cs="Times New Roman"/>
-          <w:caps/>
-          <w:sz w:val="16"/>
-          <w:szCs w:val="16"/>
-        </w:rPr>
-        <w:t>Perfectly Conducting Sphere</w:t>
-      </w:r>
-      <w:r>
-        <w:rPr>
-          <w:rFonts w:ascii="Times New Roman" w:eastAsia="Times New Roman" w:hAnsi="Times New Roman" w:cs="Times New Roman"/>
-          <w:caps/>
-          <w:sz w:val="16"/>
-          <w:szCs w:val="16"/>
-        </w:rPr>
-        <w:t xml:space="preserve"> convergence bicgstab…...……………………….</w:t>
-      </w:r>
-      <w:r>
-        <w:rPr>
-          <w:rFonts w:ascii="Times New Roman" w:eastAsia="Times New Roman" w:hAnsi="Times New Roman" w:cs="Times New Roman"/>
-          <w:caps/>
-          <w:sz w:val="16"/>
-          <w:szCs w:val="16"/>
-        </w:rPr>
-        <w:t>..............................</w:t>
-      </w:r>
-      <w:r>
-        <w:rPr>
-          <w:rFonts w:ascii="Times New Roman" w:eastAsia="Times New Roman" w:hAnsi="Times New Roman" w:cs="Times New Roman"/>
-          <w:caps/>
-          <w:sz w:val="16"/>
-          <w:szCs w:val="16"/>
-        </w:rPr>
-        <w:t>...</w:t>
-      </w:r>
-      <w:r>
-        <w:rPr>
-          <w:rFonts w:ascii="Times New Roman" w:eastAsia="Times New Roman" w:hAnsi="Times New Roman" w:cs="Times New Roman"/>
-          <w:caps/>
-          <w:sz w:val="16"/>
-          <w:szCs w:val="16"/>
-        </w:rPr>
-        <w:t>......</w:t>
-      </w:r>
-      <w:r>
-        <w:rPr>
-          <w:rFonts w:ascii="Times New Roman" w:eastAsia="Times New Roman" w:hAnsi="Times New Roman" w:cs="Times New Roman"/>
-          <w:caps/>
-          <w:sz w:val="16"/>
-          <w:szCs w:val="16"/>
-        </w:rPr>
-        <w:t>.</w:t>
-      </w:r>
-      <w:r>
-        <w:rPr>
-          <w:rFonts w:ascii="Times New Roman" w:eastAsia="Times New Roman" w:hAnsi="Times New Roman" w:cs="Times New Roman"/>
-          <w:caps/>
-          <w:sz w:val="16"/>
-          <w:szCs w:val="16"/>
-        </w:rPr>
-        <w:t>........</w:t>
-      </w:r>
-      <w:r>
-        <w:rPr>
-          <w:rFonts w:ascii="Times New Roman" w:eastAsia="Times New Roman" w:hAnsi="Times New Roman" w:cs="Times New Roman"/>
-          <w:b/>
-          <w:bCs/>
-          <w:caps/>
-          <w:sz w:val="16"/>
-          <w:szCs w:val="16"/>
-        </w:rPr>
-        <w:t>32</w:t>
-      </w:r>
-    </w:p>
-    <w:p>
-      <w:pPr>
-        <w:spacing w:line="480" w:lineRule="auto"/>
-        <w:rPr>
-          <w:rFonts w:ascii="Times New Roman" w:eastAsia="Times New Roman" w:hAnsi="Times New Roman" w:cs="Times New Roman"/>
-          <w:b/>
-          <w:bCs/>
-          <w:caps/>
-          <w:sz w:val="16"/>
-          <w:szCs w:val="16"/>
-        </w:rPr>
-      </w:pPr>
-      <w:r>
-        <w:rPr>
-          <w:rFonts w:ascii="Times New Roman" w:eastAsia="Times New Roman" w:hAnsi="Times New Roman" w:cs="Times New Roman"/>
-          <w:b/>
-          <w:bCs/>
-          <w:caps/>
-          <w:sz w:val="16"/>
-          <w:szCs w:val="16"/>
-          <w:u w:val="single"/>
-        </w:rPr>
-        <w:t xml:space="preserve">Figure </w:t>
-      </w:r>
-      <w:r>
-        <w:rPr>
-          <w:rFonts w:ascii="Times New Roman" w:eastAsia="Times New Roman" w:hAnsi="Times New Roman" w:cs="Times New Roman"/>
-          <w:b/>
-          <w:bCs/>
-          <w:caps/>
-          <w:sz w:val="16"/>
-          <w:szCs w:val="16"/>
-          <w:u w:val="single"/>
-        </w:rPr>
-        <w:t>8</w:t>
-      </w:r>
-      <w:r>
-        <w:rPr>
-          <w:rFonts w:ascii="Times New Roman" w:eastAsia="Times New Roman" w:hAnsi="Times New Roman" w:cs="Times New Roman"/>
-          <w:b/>
-          <w:bCs/>
-          <w:caps/>
-          <w:sz w:val="16"/>
-          <w:szCs w:val="16"/>
-          <w:u w:val="single"/>
-        </w:rPr>
-        <w:t>:</w:t>
-      </w:r>
-      <w:r>
-        <w:rPr>
-          <w:rFonts w:ascii="Times New Roman" w:eastAsia="Times New Roman" w:hAnsi="Times New Roman" w:cs="Times New Roman"/>
-          <w:caps/>
-          <w:sz w:val="16"/>
-          <w:szCs w:val="16"/>
-        </w:rPr>
-        <w:t xml:space="preserve"> </w:t>
-      </w:r>
-      <w:r>
-        <w:rPr>
-          <w:rFonts w:ascii="Times New Roman" w:eastAsia="Times New Roman" w:hAnsi="Times New Roman" w:cs="Times New Roman"/>
-          <w:caps/>
-          <w:sz w:val="16"/>
-          <w:szCs w:val="16"/>
-        </w:rPr>
-        <w:t>Perfectly Conducting Sphere RCS Comparis</w:t>
-      </w:r>
-      <w:r>
-        <w:rPr>
-          <w:rFonts w:ascii="Times New Roman" w:eastAsia="Times New Roman" w:hAnsi="Times New Roman" w:cs="Times New Roman"/>
-          <w:caps/>
-          <w:sz w:val="16"/>
-          <w:szCs w:val="16"/>
-        </w:rPr>
-        <w:t>on…………………..…………………….</w:t>
-      </w:r>
-      <w:r>
-        <w:rPr>
-          <w:rFonts w:ascii="Times New Roman" w:eastAsia="Times New Roman" w:hAnsi="Times New Roman" w:cs="Times New Roman"/>
-          <w:caps/>
-          <w:sz w:val="16"/>
-          <w:szCs w:val="16"/>
-        </w:rPr>
-        <w:t>......................................</w:t>
-      </w:r>
-      <w:r>
-        <w:rPr>
-          <w:rFonts w:ascii="Times New Roman" w:eastAsia="Times New Roman" w:hAnsi="Times New Roman" w:cs="Times New Roman"/>
-          <w:caps/>
-          <w:sz w:val="16"/>
-          <w:szCs w:val="16"/>
-        </w:rPr>
-        <w:t>.</w:t>
-      </w:r>
-      <w:r>
-        <w:rPr>
-          <w:rFonts w:ascii="Times New Roman" w:eastAsia="Times New Roman" w:hAnsi="Times New Roman" w:cs="Times New Roman"/>
-          <w:caps/>
-          <w:sz w:val="16"/>
-          <w:szCs w:val="16"/>
-        </w:rPr>
-        <w:t>......</w:t>
-      </w:r>
-      <w:r>
-        <w:rPr>
-          <w:rFonts w:ascii="Times New Roman" w:eastAsia="Times New Roman" w:hAnsi="Times New Roman" w:cs="Times New Roman"/>
-          <w:b/>
-          <w:bCs/>
-          <w:caps/>
-          <w:sz w:val="16"/>
-          <w:szCs w:val="16"/>
-        </w:rPr>
-        <w:t>33</w:t>
-      </w:r>
-    </w:p>
-    <w:p>
-      <w:pPr>
-        <w:spacing w:line="480" w:lineRule="auto"/>
-        <w:rPr>
-          <w:rFonts w:ascii="Times New Roman" w:eastAsia="Times New Roman" w:hAnsi="Times New Roman" w:cs="Times New Roman"/>
-          <w:b/>
-          <w:bCs/>
-          <w:caps/>
-          <w:sz w:val="16"/>
-          <w:szCs w:val="16"/>
-        </w:rPr>
-      </w:pPr>
-      <w:r>
-        <w:rPr>
-          <w:rFonts w:ascii="Times New Roman" w:eastAsia="Times New Roman" w:hAnsi="Times New Roman" w:cs="Times New Roman"/>
-          <w:b/>
-          <w:bCs/>
-          <w:caps/>
-          <w:sz w:val="16"/>
-          <w:szCs w:val="16"/>
-          <w:u w:val="single"/>
-        </w:rPr>
-        <w:t xml:space="preserve">Figure </w:t>
-      </w:r>
-      <w:r>
-        <w:rPr>
-          <w:rFonts w:ascii="Times New Roman" w:eastAsia="Times New Roman" w:hAnsi="Times New Roman" w:cs="Times New Roman"/>
-          <w:b/>
-          <w:bCs/>
-          <w:caps/>
-          <w:sz w:val="16"/>
-          <w:szCs w:val="16"/>
-          <w:u w:val="single"/>
-        </w:rPr>
-        <w:t>9</w:t>
-      </w:r>
-      <w:r>
-        <w:rPr>
-          <w:rFonts w:ascii="Times New Roman" w:eastAsia="Times New Roman" w:hAnsi="Times New Roman" w:cs="Times New Roman"/>
-          <w:b/>
-          <w:bCs/>
-          <w:caps/>
-          <w:sz w:val="16"/>
-          <w:szCs w:val="16"/>
-          <w:u w:val="single"/>
-        </w:rPr>
-        <w:t>:</w:t>
-      </w:r>
-      <w:r>
-        <w:rPr>
-          <w:rFonts w:ascii="Times New Roman" w:eastAsia="Times New Roman" w:hAnsi="Times New Roman" w:cs="Times New Roman"/>
-          <w:caps/>
-          <w:sz w:val="16"/>
-          <w:szCs w:val="16"/>
-        </w:rPr>
-        <w:t xml:space="preserve"> </w:t>
-      </w:r>
-      <w:r>
-        <w:rPr>
-          <w:rFonts w:ascii="Times New Roman" w:eastAsia="Times New Roman" w:hAnsi="Times New Roman" w:cs="Times New Roman"/>
-          <w:caps/>
-          <w:sz w:val="16"/>
-          <w:szCs w:val="16"/>
-        </w:rPr>
-        <w:t>Dielectric</w:t>
-      </w:r>
-      <w:r>
-        <w:rPr>
-          <w:rFonts w:ascii="Times New Roman" w:eastAsia="Times New Roman" w:hAnsi="Times New Roman" w:cs="Times New Roman"/>
-          <w:caps/>
-          <w:sz w:val="16"/>
-          <w:szCs w:val="16"/>
-        </w:rPr>
-        <w:t xml:space="preserve"> Sphere</w:t>
-      </w:r>
-      <w:r>
-        <w:rPr>
-          <w:rFonts w:ascii="Times New Roman" w:eastAsia="Times New Roman" w:hAnsi="Times New Roman" w:cs="Times New Roman"/>
-          <w:caps/>
-          <w:sz w:val="16"/>
-          <w:szCs w:val="16"/>
-        </w:rPr>
-        <w:t xml:space="preserve"> convergence bicgstab…...………………………...……………….</w:t>
-      </w:r>
-      <w:r>
-        <w:rPr>
-          <w:rFonts w:ascii="Times New Roman" w:eastAsia="Times New Roman" w:hAnsi="Times New Roman" w:cs="Times New Roman"/>
-          <w:caps/>
-          <w:sz w:val="16"/>
-          <w:szCs w:val="16"/>
-        </w:rPr>
-        <w:t>..............................</w:t>
-      </w:r>
-      <w:r>
-        <w:rPr>
-          <w:rFonts w:ascii="Times New Roman" w:eastAsia="Times New Roman" w:hAnsi="Times New Roman" w:cs="Times New Roman"/>
-          <w:caps/>
-          <w:sz w:val="16"/>
-          <w:szCs w:val="16"/>
-        </w:rPr>
-        <w:t>...</w:t>
-      </w:r>
-      <w:r>
-        <w:rPr>
-          <w:rFonts w:ascii="Times New Roman" w:eastAsia="Times New Roman" w:hAnsi="Times New Roman" w:cs="Times New Roman"/>
-          <w:caps/>
-          <w:sz w:val="16"/>
-          <w:szCs w:val="16"/>
-        </w:rPr>
-        <w:t>..............</w:t>
-      </w:r>
-      <w:r>
-        <w:rPr>
-          <w:rFonts w:ascii="Times New Roman" w:eastAsia="Times New Roman" w:hAnsi="Times New Roman" w:cs="Times New Roman"/>
-          <w:b/>
-          <w:bCs/>
-          <w:caps/>
-          <w:sz w:val="16"/>
-          <w:szCs w:val="16"/>
-        </w:rPr>
-        <w:t>34</w:t>
-      </w:r>
-    </w:p>
-    <w:p>
-      <w:pPr>
-        <w:spacing w:line="480" w:lineRule="auto"/>
-        <w:rPr>
-          <w:rFonts w:ascii="Times New Roman" w:eastAsia="Times New Roman" w:hAnsi="Times New Roman" w:cs="Times New Roman"/>
-          <w:b/>
-          <w:bCs/>
-          <w:caps/>
-          <w:sz w:val="16"/>
-          <w:szCs w:val="16"/>
-        </w:rPr>
-      </w:pPr>
-      <w:r>
-        <w:rPr>
-          <w:rFonts w:ascii="Times New Roman" w:eastAsia="Times New Roman" w:hAnsi="Times New Roman" w:cs="Times New Roman"/>
-          <w:b/>
-          <w:bCs/>
-          <w:caps/>
-          <w:sz w:val="16"/>
-          <w:szCs w:val="16"/>
-          <w:u w:val="single"/>
-        </w:rPr>
-        <w:t xml:space="preserve">Figure </w:t>
-      </w:r>
-      <w:r>
-        <w:rPr>
-          <w:rFonts w:ascii="Times New Roman" w:eastAsia="Times New Roman" w:hAnsi="Times New Roman" w:cs="Times New Roman"/>
-          <w:b/>
-          <w:bCs/>
-          <w:caps/>
-          <w:sz w:val="16"/>
-          <w:szCs w:val="16"/>
-          <w:u w:val="single"/>
-        </w:rPr>
-        <w:t>10</w:t>
-      </w:r>
-      <w:r>
-        <w:rPr>
-          <w:rFonts w:ascii="Times New Roman" w:eastAsia="Times New Roman" w:hAnsi="Times New Roman" w:cs="Times New Roman"/>
-          <w:b/>
-          <w:bCs/>
-          <w:caps/>
-          <w:sz w:val="16"/>
-          <w:szCs w:val="16"/>
-          <w:u w:val="single"/>
-        </w:rPr>
-        <w:t>:</w:t>
-      </w:r>
-      <w:r>
-        <w:rPr>
-          <w:rFonts w:ascii="Times New Roman" w:eastAsia="Times New Roman" w:hAnsi="Times New Roman" w:cs="Times New Roman"/>
-          <w:caps/>
-          <w:sz w:val="16"/>
-          <w:szCs w:val="16"/>
-        </w:rPr>
-        <w:t xml:space="preserve"> </w:t>
-      </w:r>
-      <w:r>
-        <w:rPr>
-          <w:rFonts w:ascii="Times New Roman" w:eastAsia="Times New Roman" w:hAnsi="Times New Roman" w:cs="Times New Roman"/>
-          <w:caps/>
-          <w:sz w:val="16"/>
-          <w:szCs w:val="16"/>
-        </w:rPr>
-        <w:t>Dielectric</w:t>
-      </w:r>
-      <w:r>
-        <w:rPr>
-          <w:rFonts w:ascii="Times New Roman" w:eastAsia="Times New Roman" w:hAnsi="Times New Roman" w:cs="Times New Roman"/>
-          <w:caps/>
-          <w:sz w:val="16"/>
-          <w:szCs w:val="16"/>
-        </w:rPr>
-        <w:t xml:space="preserve"> Sphere RCS Comparis</w:t>
-      </w:r>
-      <w:r>
-        <w:rPr>
-          <w:rFonts w:ascii="Times New Roman" w:eastAsia="Times New Roman" w:hAnsi="Times New Roman" w:cs="Times New Roman"/>
-          <w:caps/>
-          <w:sz w:val="16"/>
-          <w:szCs w:val="16"/>
-        </w:rPr>
-        <w:t>oN…..……………..………………………...…………….</w:t>
-      </w:r>
-      <w:r>
-        <w:rPr>
-          <w:rFonts w:ascii="Times New Roman" w:eastAsia="Times New Roman" w:hAnsi="Times New Roman" w:cs="Times New Roman"/>
-          <w:caps/>
-          <w:sz w:val="16"/>
-          <w:szCs w:val="16"/>
-        </w:rPr>
-        <w:t>............................................</w:t>
-      </w:r>
-      <w:r>
-        <w:rPr>
-          <w:rFonts w:ascii="Times New Roman" w:eastAsia="Times New Roman" w:hAnsi="Times New Roman" w:cs="Times New Roman"/>
-          <w:b/>
-          <w:bCs/>
-          <w:caps/>
-          <w:sz w:val="16"/>
-          <w:szCs w:val="16"/>
-        </w:rPr>
-        <w:t>34</w:t>
-      </w:r>
-    </w:p>
-    <w:p>
-      <w:pPr>
-        <w:spacing w:line="480" w:lineRule="auto"/>
-        <w:rPr>
-          <w:rFonts w:ascii="Times New Roman" w:eastAsia="Times New Roman" w:hAnsi="Times New Roman" w:cs="Times New Roman"/>
-          <w:b/>
-          <w:bCs/>
-          <w:caps/>
-          <w:sz w:val="16"/>
-          <w:szCs w:val="16"/>
-        </w:rPr>
-      </w:pPr>
-      <w:r>
-        <w:rPr>
-          <w:rFonts w:ascii="Times New Roman" w:eastAsia="Times New Roman" w:hAnsi="Times New Roman" w:cs="Times New Roman"/>
-          <w:b/>
-          <w:bCs/>
-          <w:caps/>
-          <w:sz w:val="16"/>
-          <w:szCs w:val="16"/>
-          <w:u w:val="single"/>
-        </w:rPr>
-        <w:t>table</w:t>
-      </w:r>
-      <w:r>
-        <w:rPr>
-          <w:rFonts w:ascii="Times New Roman" w:eastAsia="Times New Roman" w:hAnsi="Times New Roman" w:cs="Times New Roman"/>
-          <w:b/>
-          <w:bCs/>
-          <w:caps/>
-          <w:sz w:val="16"/>
-          <w:szCs w:val="16"/>
-          <w:u w:val="single"/>
-        </w:rPr>
-        <w:t xml:space="preserve"> </w:t>
-      </w:r>
-      <w:r>
-        <w:rPr>
-          <w:rFonts w:ascii="Times New Roman" w:eastAsia="Times New Roman" w:hAnsi="Times New Roman" w:cs="Times New Roman"/>
-          <w:b/>
-          <w:bCs/>
-          <w:caps/>
-          <w:sz w:val="16"/>
-          <w:szCs w:val="16"/>
-          <w:u w:val="single"/>
-        </w:rPr>
-        <w:t>1</w:t>
-      </w:r>
-      <w:r>
-        <w:rPr>
-          <w:rFonts w:ascii="Times New Roman" w:eastAsia="Times New Roman" w:hAnsi="Times New Roman" w:cs="Times New Roman"/>
-          <w:b/>
-          <w:bCs/>
-          <w:caps/>
-          <w:sz w:val="16"/>
-          <w:szCs w:val="16"/>
-          <w:u w:val="single"/>
-        </w:rPr>
-        <w:t>:</w:t>
-      </w:r>
-      <w:r>
-        <w:rPr>
-          <w:rFonts w:ascii="Times New Roman" w:eastAsia="Times New Roman" w:hAnsi="Times New Roman" w:cs="Times New Roman"/>
-          <w:b/>
-          <w:bCs/>
-          <w:caps/>
-          <w:sz w:val="16"/>
-          <w:szCs w:val="16"/>
-        </w:rPr>
-        <w:t xml:space="preserve"> P</w:t>
-      </w:r>
-      <w:r>
-        <w:rPr>
-          <w:rFonts w:ascii="Times New Roman" w:eastAsia="Times New Roman" w:hAnsi="Times New Roman" w:cs="Times New Roman"/>
-          <w:caps/>
-          <w:sz w:val="16"/>
-          <w:szCs w:val="16"/>
-        </w:rPr>
-        <w:t>erfectly Conducting Sphere Comparison</w:t>
-      </w:r>
-      <w:r>
-        <w:rPr>
-          <w:rFonts w:ascii="Times New Roman" w:eastAsia="Times New Roman" w:hAnsi="Times New Roman" w:cs="Times New Roman"/>
-          <w:caps/>
-          <w:sz w:val="16"/>
-          <w:szCs w:val="16"/>
-        </w:rPr>
-        <w:t>………...……..……..……………………....</w:t>
-      </w:r>
-      <w:r>
-        <w:rPr>
-          <w:rFonts w:ascii="Times New Roman" w:eastAsia="Times New Roman" w:hAnsi="Times New Roman" w:cs="Times New Roman"/>
-          <w:caps/>
-          <w:sz w:val="16"/>
-          <w:szCs w:val="16"/>
-        </w:rPr>
-        <w:t>....</w:t>
-      </w:r>
-      <w:r>
-        <w:rPr>
-          <w:rFonts w:ascii="Times New Roman" w:eastAsia="Times New Roman" w:hAnsi="Times New Roman" w:cs="Times New Roman"/>
-          <w:caps/>
-          <w:sz w:val="16"/>
-          <w:szCs w:val="16"/>
-        </w:rPr>
-        <w:t>....</w:t>
-      </w:r>
-      <w:r>
-        <w:rPr>
-          <w:rFonts w:ascii="Times New Roman" w:eastAsia="Times New Roman" w:hAnsi="Times New Roman" w:cs="Times New Roman"/>
-          <w:caps/>
-          <w:sz w:val="16"/>
-          <w:szCs w:val="16"/>
-        </w:rPr>
-        <w:t>.....................</w:t>
-      </w:r>
-      <w:r>
-        <w:rPr>
-          <w:rFonts w:ascii="Times New Roman" w:eastAsia="Times New Roman" w:hAnsi="Times New Roman" w:cs="Times New Roman"/>
-          <w:caps/>
-          <w:sz w:val="16"/>
-          <w:szCs w:val="16"/>
-        </w:rPr>
-        <w:t>...</w:t>
-      </w:r>
-      <w:r>
-        <w:rPr>
-          <w:rFonts w:ascii="Times New Roman" w:eastAsia="Times New Roman" w:hAnsi="Times New Roman" w:cs="Times New Roman"/>
-          <w:caps/>
-          <w:sz w:val="16"/>
-          <w:szCs w:val="16"/>
-        </w:rPr>
-        <w:t>....</w:t>
-      </w:r>
-      <w:r>
-        <w:rPr>
-          <w:rFonts w:ascii="Times New Roman" w:eastAsia="Times New Roman" w:hAnsi="Times New Roman" w:cs="Times New Roman"/>
-          <w:caps/>
-          <w:sz w:val="16"/>
-          <w:szCs w:val="16"/>
-        </w:rPr>
-        <w:t>..</w:t>
-      </w:r>
-      <w:r>
-        <w:rPr>
-          <w:rFonts w:ascii="Times New Roman" w:eastAsia="Times New Roman" w:hAnsi="Times New Roman" w:cs="Times New Roman"/>
-          <w:caps/>
-          <w:sz w:val="16"/>
-          <w:szCs w:val="16"/>
-        </w:rPr>
-        <w:t>..........</w:t>
-      </w:r>
-      <w:r>
-        <w:rPr>
-          <w:rFonts w:ascii="Times New Roman" w:eastAsia="Times New Roman" w:hAnsi="Times New Roman" w:cs="Times New Roman"/>
-          <w:b/>
-          <w:bCs/>
-          <w:caps/>
-          <w:sz w:val="16"/>
-          <w:szCs w:val="16"/>
-        </w:rPr>
-        <w:t>35</w:t>
-      </w:r>
-    </w:p>
-    <w:p>
-      <w:pPr>
-        <w:spacing w:line="480" w:lineRule="auto"/>
-        <w:rPr>
-          <w:rFonts w:ascii="Times New Roman" w:eastAsia="Times New Roman" w:hAnsi="Times New Roman" w:cs="Times New Roman"/>
-          <w:b/>
-          <w:bCs/>
-          <w:caps/>
-          <w:sz w:val="16"/>
-          <w:szCs w:val="16"/>
-        </w:rPr>
-      </w:pPr>
-      <w:r>
-        <w:rPr>
-          <w:rFonts w:ascii="Times New Roman" w:eastAsia="Times New Roman" w:hAnsi="Times New Roman" w:cs="Times New Roman"/>
-          <w:b/>
-          <w:bCs/>
-          <w:caps/>
-          <w:sz w:val="16"/>
-          <w:szCs w:val="16"/>
-          <w:u w:val="single"/>
-        </w:rPr>
-        <w:t>table 2</w:t>
-      </w:r>
-      <w:r>
-        <w:rPr>
-          <w:rFonts w:ascii="Times New Roman" w:eastAsia="Times New Roman" w:hAnsi="Times New Roman" w:cs="Times New Roman"/>
-          <w:b/>
-          <w:bCs/>
-          <w:caps/>
-          <w:sz w:val="16"/>
-          <w:szCs w:val="16"/>
-          <w:u w:val="single"/>
-        </w:rPr>
-        <w:t>:</w:t>
-      </w:r>
-      <w:r>
-        <w:rPr>
-          <w:rFonts w:ascii="Times New Roman" w:eastAsia="Times New Roman" w:hAnsi="Times New Roman" w:cs="Times New Roman"/>
-          <w:caps/>
-          <w:sz w:val="16"/>
-          <w:szCs w:val="16"/>
-        </w:rPr>
-        <w:t xml:space="preserve"> </w:t>
-      </w:r>
-      <w:r>
-        <w:rPr>
-          <w:rFonts w:ascii="Times New Roman" w:eastAsia="Times New Roman" w:hAnsi="Times New Roman" w:cs="Times New Roman"/>
-          <w:caps/>
-          <w:sz w:val="16"/>
-          <w:szCs w:val="16"/>
-        </w:rPr>
-        <w:t>Dielectric Sphere Comparison</w:t>
-      </w:r>
-      <w:r>
-        <w:rPr>
-          <w:rFonts w:ascii="Times New Roman" w:eastAsia="Times New Roman" w:hAnsi="Times New Roman" w:cs="Times New Roman"/>
-          <w:caps/>
-          <w:sz w:val="16"/>
-          <w:szCs w:val="16"/>
-        </w:rPr>
-        <w:t>……….….…………....………..……………...…………….</w:t>
-      </w:r>
-      <w:r>
-        <w:rPr>
-          <w:rFonts w:ascii="Times New Roman" w:eastAsia="Times New Roman" w:hAnsi="Times New Roman" w:cs="Times New Roman"/>
-          <w:caps/>
-          <w:sz w:val="16"/>
-          <w:szCs w:val="16"/>
-        </w:rPr>
-        <w:t>......</w:t>
-      </w:r>
-      <w:r>
-        <w:rPr>
-          <w:rFonts w:ascii="Times New Roman" w:eastAsia="Times New Roman" w:hAnsi="Times New Roman" w:cs="Times New Roman"/>
-          <w:caps/>
-          <w:sz w:val="16"/>
-          <w:szCs w:val="16"/>
-        </w:rPr>
-        <w:t>....</w:t>
-      </w:r>
-      <w:r>
-        <w:rPr>
-          <w:rFonts w:ascii="Times New Roman" w:eastAsia="Times New Roman" w:hAnsi="Times New Roman" w:cs="Times New Roman"/>
-          <w:caps/>
-          <w:sz w:val="16"/>
-          <w:szCs w:val="16"/>
-        </w:rPr>
-        <w:t>.............................</w:t>
-      </w:r>
-      <w:r>
-        <w:rPr>
-          <w:rFonts w:ascii="Times New Roman" w:eastAsia="Times New Roman" w:hAnsi="Times New Roman" w:cs="Times New Roman"/>
-          <w:caps/>
-          <w:sz w:val="16"/>
-          <w:szCs w:val="16"/>
-        </w:rPr>
-        <w:t>.</w:t>
-      </w:r>
-      <w:r>
-        <w:rPr>
-          <w:rFonts w:ascii="Times New Roman" w:eastAsia="Times New Roman" w:hAnsi="Times New Roman" w:cs="Times New Roman"/>
-          <w:caps/>
-          <w:sz w:val="16"/>
-          <w:szCs w:val="16"/>
-        </w:rPr>
-        <w:t>.........</w:t>
-      </w:r>
-      <w:r>
-        <w:rPr>
-          <w:rFonts w:ascii="Times New Roman" w:eastAsia="Times New Roman" w:hAnsi="Times New Roman" w:cs="Times New Roman"/>
-          <w:b/>
-          <w:bCs/>
-          <w:caps/>
-          <w:sz w:val="16"/>
-          <w:szCs w:val="16"/>
-        </w:rPr>
-        <w:t>35</w:t>
-      </w:r>
-    </w:p>
-    <w:p>
-      <w:pPr>
-        <w:spacing w:line="480" w:lineRule="auto"/>
-        <w:rPr>
-          <w:rFonts w:ascii="Times New Roman" w:eastAsia="Times New Roman" w:hAnsi="Times New Roman" w:cs="Times New Roman"/>
-          <w:b/>
-          <w:bCs/>
-          <w:caps/>
-          <w:sz w:val="16"/>
-          <w:szCs w:val="16"/>
-        </w:rPr>
-      </w:pPr>
-    </w:p>
-    <w:p>
-      <w:pPr>
-        <w:spacing w:line="480" w:lineRule="auto"/>
-        <w:rPr>
-          <w:rFonts w:ascii="Times New Roman" w:eastAsia="Times New Roman" w:hAnsi="Times New Roman" w:cs="Times New Roman"/>
-          <w:b/>
-          <w:bCs/>
-          <w:caps/>
-          <w:sz w:val="16"/>
-          <w:szCs w:val="16"/>
-        </w:rPr>
-      </w:pPr>
-    </w:p>
-    <w:p>
-      <w:pPr>
-        <w:spacing w:line="480" w:lineRule="auto"/>
-        <w:rPr>
-          <w:rFonts w:ascii="Times New Roman" w:eastAsia="Times New Roman" w:hAnsi="Times New Roman" w:cs="Times New Roman"/>
-          <w:b/>
-          <w:bCs/>
-          <w:caps/>
-          <w:sz w:val="16"/>
-          <w:szCs w:val="16"/>
-        </w:rPr>
-      </w:pPr>
-    </w:p>
-    <w:p>
-      <w:pPr>
-        <w:spacing w:line="480" w:lineRule="auto"/>
-        <w:rPr>
-          <w:rFonts w:ascii="Times New Roman" w:eastAsia="Times New Roman" w:hAnsi="Times New Roman" w:cs="Times New Roman"/>
-          <w:b/>
-          <w:bCs/>
-          <w:caps/>
-          <w:sz w:val="16"/>
-          <w:szCs w:val="16"/>
-        </w:rPr>
-      </w:pPr>
-    </w:p>
-    <w:p>
-      <w:pPr>
-        <w:spacing w:line="480" w:lineRule="auto"/>
-        <w:rPr>
-          <w:rFonts w:ascii="Times New Roman" w:eastAsia="Times New Roman" w:hAnsi="Times New Roman" w:cs="Times New Roman"/>
-          <w:b/>
-          <w:bCs/>
-          <w:caps/>
-          <w:sz w:val="16"/>
-          <w:szCs w:val="16"/>
-        </w:rPr>
-      </w:pPr>
-    </w:p>
-    <w:p>
-      <w:pPr>
-        <w:spacing w:line="480" w:lineRule="auto"/>
-        <w:rPr>
-          <w:rFonts w:ascii="Times New Roman" w:eastAsia="Times New Roman" w:hAnsi="Times New Roman" w:cs="Times New Roman"/>
-          <w:b/>
-          <w:bCs/>
-          <w:caps/>
-          <w:sz w:val="16"/>
-          <w:szCs w:val="16"/>
-        </w:rPr>
-      </w:pPr>
-    </w:p>
-    <w:p>
-      <w:pPr>
-        <w:spacing w:line="480" w:lineRule="auto"/>
-        <w:rPr>
-          <w:rFonts w:ascii="Times New Roman" w:eastAsia="Times New Roman" w:hAnsi="Times New Roman" w:cs="Times New Roman"/>
-          <w:b/>
-          <w:bCs/>
-          <w:caps/>
-          <w:sz w:val="16"/>
-          <w:szCs w:val="16"/>
-        </w:rPr>
-      </w:pPr>
-    </w:p>
-    <w:p>
-      <w:pPr>
-        <w:spacing w:line="480" w:lineRule="auto"/>
-        <w:rPr>
-          <w:rFonts w:ascii="Times New Roman" w:eastAsia="Times New Roman" w:hAnsi="Times New Roman" w:cs="Times New Roman"/>
-          <w:b/>
-          <w:bCs/>
-          <w:caps/>
-          <w:sz w:val="16"/>
-          <w:szCs w:val="16"/>
-        </w:rPr>
-      </w:pPr>
-    </w:p>
-    <w:p>
-      <w:pPr>
-        <w:spacing w:line="480" w:lineRule="auto"/>
-        <w:rPr>
-          <w:rFonts w:ascii="Times New Roman" w:eastAsia="Times New Roman" w:hAnsi="Times New Roman" w:cs="Times New Roman"/>
-          <w:b/>
-          <w:bCs/>
-          <w:caps/>
-          <w:sz w:val="16"/>
-          <w:szCs w:val="16"/>
-        </w:rPr>
-      </w:pPr>
-    </w:p>
-    <w:p>
-      <w:pPr>
-        <w:spacing w:line="480" w:lineRule="auto"/>
-        <w:rPr>
-          <w:rFonts w:ascii="Times New Roman" w:eastAsia="Times New Roman" w:hAnsi="Times New Roman" w:cs="Times New Roman"/>
-          <w:b/>
-          <w:bCs/>
-          <w:caps/>
-          <w:sz w:val="16"/>
-          <w:szCs w:val="16"/>
-        </w:rPr>
-      </w:pPr>
-    </w:p>
-    <w:p>
-      <w:pPr>
-        <w:spacing w:line="480" w:lineRule="auto"/>
-        <w:rPr>
-          <w:rFonts w:ascii="Times New Roman" w:eastAsia="Times New Roman" w:hAnsi="Times New Roman" w:cs="Times New Roman"/>
-          <w:b/>
-          <w:bCs/>
-          <w:caps/>
-          <w:sz w:val="16"/>
-          <w:szCs w:val="16"/>
-        </w:rPr>
-      </w:pPr>
-      <w:r>
-        <w:rPr>
-          <w:rFonts w:ascii="Times New Roman" w:eastAsia="Times New Roman" w:hAnsi="Times New Roman" w:cs="Times New Roman"/>
-          <w:b/>
-          <w:bCs/>
-          <w:caps/>
-          <w:noProof/>
-          <w:sz w:val="16"/>
-          <w:szCs w:val="16"/>
-        </w:rPr>
-        <w:lastRenderedPageBreak/>
-        <w:drawing>
-          <wp:inline distT="0" distB="0" distL="0" distR="0" wp14:anchorId="6D2FE839" wp14:editId="69211F9E">
-            <wp:extent cx="5943600" cy="5943600"/>
-            <wp:effectExtent l="0" t="0" r="0" b="0"/>
-            <wp:docPr id="119491116" name="Picture 1"/>
-            <wp:cNvGraphicFramePr>
-              <a:graphicFrameLocks xmlns:a="http://schemas.openxmlformats.org/drawingml/2006/main" noChangeAspect="1"/>
-            </wp:cNvGraphicFramePr>
-            <a:graphic xmlns:a="http://schemas.openxmlformats.org/drawingml/2006/main">
-              <a:graphicData uri="http://schemas.openxmlformats.org/drawingml/2006/picture">
-                <pic:pic xmlns:pic="http://schemas.openxmlformats.org/drawingml/2006/picture">
-                  <pic:nvPicPr>
-                    <pic:cNvPr id="0" name="Picture 1"/>
-                    <pic:cNvPicPr>
-                      <a:picLocks noChangeAspect="1" noChangeArrowheads="1"/>
-                    </pic:cNvPicPr>
-                  </pic:nvPicPr>
-                  <pic:blipFill>
-                    <a:blip r:embed="rId6">
-                      <a:extLst>
-                        <a:ext uri="{28A0092B-C50C-407E-A947-70E740481C1C}">
-                          <a14:useLocalDpi xmlns:a14="http://schemas.microsoft.com/office/drawing/2010/main" val="0"/>
-                        </a:ext>
-                      </a:extLst>
-                    </a:blip>
-                    <a:srcRect/>
-                    <a:stretch>
-                      <a:fillRect/>
-                    </a:stretch>
-                  </pic:blipFill>
-                  <pic:spPr bwMode="auto">
-                    <a:xfrm>
-                      <a:off x="0" y="0"/>
-                      <a:ext cx="5943600" cy="5943600"/>
-                    </a:xfrm>
-                    <a:prstGeom prst="rect">
-                      <a:avLst/>
-                    </a:prstGeom>
-                    <a:noFill/>
-                    <a:ln>
-                      <a:noFill/>
-                    </a:ln>
-                  </pic:spPr>
-                </pic:pic>
-              </a:graphicData>
-            </a:graphic>
-          </wp:inline>
-        </w:drawing>
-      </w:r>
-    </w:p>
-    <w:p>
-      <w:pPr>
-        <w:spacing w:line="480" w:lineRule="auto"/>
-        <w:rPr>
-          <w:rFonts w:ascii="Times New Roman" w:eastAsia="Times New Roman" w:hAnsi="Times New Roman" w:cs="Times New Roman"/>
-          <w:b/>
-          <w:bCs/>
-          <w:caps/>
-          <w:sz w:val="16"/>
-          <w:szCs w:val="16"/>
-        </w:rPr>
-      </w:pPr>
-      <w:r>
-        <w:rPr>
-          <w:rFonts w:ascii="Times New Roman" w:eastAsia="Times New Roman" w:hAnsi="Times New Roman" w:cs="Times New Roman"/>
-          <w:b/>
-          <w:bCs/>
-          <w:caps/>
-          <w:noProof/>
-          <w:sz w:val="16"/>
-          <w:szCs w:val="16"/>
-        </w:rPr>
-        <w:drawing>
-          <wp:inline distT="0" distB="0" distL="0" distR="0" wp14:anchorId="69E21FA5" wp14:editId="345EE4A9">
-            <wp:extent cx="4054475" cy="2009140"/>
-            <wp:effectExtent l="0" t="0" r="0" b="0"/>
-            <wp:docPr id="815527411" name="Picture 2"/>
-            <wp:cNvGraphicFramePr>
-              <a:graphicFrameLocks xmlns:a="http://schemas.openxmlformats.org/drawingml/2006/main" noChangeAspect="1"/>
-            </wp:cNvGraphicFramePr>
-            <a:graphic xmlns:a="http://schemas.openxmlformats.org/drawingml/2006/main">
-              <a:graphicData uri="http://schemas.openxmlformats.org/drawingml/2006/picture">
-                <pic:pic xmlns:pic="http://schemas.openxmlformats.org/drawingml/2006/picture">
-                  <pic:nvPicPr>
-                    <pic:cNvPr id="0" name="Picture 2"/>
-                    <pic:cNvPicPr>
-                      <a:picLocks noChangeAspect="1" noChangeArrowheads="1"/>
-                    </pic:cNvPicPr>
-                  </pic:nvPicPr>
-                  <pic:blipFill>
-                    <a:blip r:embed="rId7">
-                      <a:extLst>
-                        <a:ext uri="{28A0092B-C50C-407E-A947-70E740481C1C}">
-                          <a14:useLocalDpi xmlns:a14="http://schemas.microsoft.com/office/drawing/2010/main" val="0"/>
-                        </a:ext>
-                      </a:extLst>
-                    </a:blip>
-                    <a:srcRect/>
-                    <a:stretch>
-                      <a:fillRect/>
-                    </a:stretch>
-                  </pic:blipFill>
-                  <pic:spPr bwMode="auto">
-                    <a:xfrm>
-                      <a:off x="0" y="0"/>
-                      <a:ext cx="4054475" cy="2009140"/>
-                    </a:xfrm>
-                    <a:prstGeom prst="rect">
-                      <a:avLst/>
-                    </a:prstGeom>
-                    <a:noFill/>
-                    <a:ln>
-                      <a:noFill/>
-                    </a:ln>
-                  </pic:spPr>
-                </pic:pic>
-              </a:graphicData>
-            </a:graphic>
-          </wp:inline>
-        </w:drawing>
-      </w:r>
-    </w:p>
-    <w:p>
-      <w:pPr>
-        <w:spacing w:line="480" w:lineRule="auto"/>
-        <w:rPr>
-          <w:rFonts w:ascii="Times New Roman" w:eastAsia="Times New Roman" w:hAnsi="Times New Roman" w:cs="Times New Roman"/>
-          <w:b/>
-          <w:bCs/>
-          <w:caps/>
-          <w:sz w:val="16"/>
-          <w:szCs w:val="16"/>
-        </w:rPr>
-      </w:pPr>
-      <w:r>
-        <w:rPr>
-          <w:rFonts w:ascii="Times New Roman" w:eastAsia="Times New Roman" w:hAnsi="Times New Roman" w:cs="Times New Roman"/>
-          <w:b/>
-          <w:bCs/>
-          <w:caps/>
-          <w:noProof/>
-          <w:sz w:val="16"/>
-          <w:szCs w:val="16"/>
-        </w:rPr>
-        <w:lastRenderedPageBreak/>
-        <w:drawing>
-          <wp:inline distT="0" distB="0" distL="0" distR="0" wp14:anchorId="40CA92F5" wp14:editId="58208E2B">
-            <wp:extent cx="5943600" cy="1034415"/>
-            <wp:effectExtent l="0" t="0" r="0" b="0"/>
-            <wp:docPr id="997253721" name="Picture 3"/>
-            <wp:cNvGraphicFramePr>
-              <a:graphicFrameLocks xmlns:a="http://schemas.openxmlformats.org/drawingml/2006/main" noChangeAspect="1"/>
-            </wp:cNvGraphicFramePr>
-            <a:graphic xmlns:a="http://schemas.openxmlformats.org/drawingml/2006/main">
-              <a:graphicData uri="http://schemas.openxmlformats.org/drawingml/2006/picture">
-                <pic:pic xmlns:pic="http://schemas.openxmlformats.org/drawingml/2006/picture">
-                  <pic:nvPicPr>
-                    <pic:cNvPr id="0" name="Picture 3"/>
-                    <pic:cNvPicPr>
-                      <a:picLocks noChangeAspect="1" noChangeArrowheads="1"/>
-                    </pic:cNvPicPr>
-                  </pic:nvPicPr>
-                  <pic:blipFill>
-                    <a:blip r:embed="rId8">
-                      <a:extLst>
-                        <a:ext uri="{28A0092B-C50C-407E-A947-70E740481C1C}">
-                          <a14:useLocalDpi xmlns:a14="http://schemas.microsoft.com/office/drawing/2010/main" val="0"/>
-                        </a:ext>
-                      </a:extLst>
-                    </a:blip>
-                    <a:srcRect/>
-                    <a:stretch>
-                      <a:fillRect/>
-                    </a:stretch>
-                  </pic:blipFill>
-                  <pic:spPr bwMode="auto">
-                    <a:xfrm>
-                      <a:off x="0" y="0"/>
-                      <a:ext cx="5943600" cy="1034415"/>
-                    </a:xfrm>
-                    <a:prstGeom prst="rect">
-                      <a:avLst/>
-                    </a:prstGeom>
-                    <a:noFill/>
-                    <a:ln>
-                      <a:noFill/>
-                    </a:ln>
-                  </pic:spPr>
-                </pic:pic>
-              </a:graphicData>
-            </a:graphic>
-          </wp:inline>
-        </w:drawing>
-      </w:r>
-    </w:p>
-    <w:p>
-      <w:pPr>
-        <w:spacing w:line="480" w:lineRule="auto"/>
-        <w:rPr>
-          <w:rFonts w:ascii="Times New Roman" w:eastAsia="Times New Roman" w:hAnsi="Times New Roman" w:cs="Times New Roman"/>
-          <w:b/>
-          <w:bCs/>
-          <w:caps/>
-          <w:sz w:val="16"/>
-          <w:szCs w:val="16"/>
-        </w:rPr>
-      </w:pPr>
-    </w:p>
-    <w:p>
-      <w:pPr>
-        <w:spacing w:line="480" w:lineRule="auto"/>
-        <w:rPr>
-          <w:rFonts w:ascii="Times New Roman" w:eastAsia="Times New Roman" w:hAnsi="Times New Roman" w:cs="Times New Roman"/>
-          <w:b/>
-          <w:bCs/>
-          <w:caps/>
-          <w:sz w:val="16"/>
-          <w:szCs w:val="16"/>
-        </w:rPr>
-      </w:pPr>
-      <w:r>
-        <w:rPr>
-          <w:rFonts w:ascii="Times New Roman" w:eastAsia="Times New Roman" w:hAnsi="Times New Roman" w:cs="Times New Roman"/>
-          <w:b/>
-          <w:bCs/>
-          <w:caps/>
-          <w:noProof/>
-          <w:sz w:val="16"/>
-          <w:szCs w:val="16"/>
-        </w:rPr>
-        <w:drawing>
-          <wp:inline distT="0" distB="0" distL="0" distR="0" wp14:anchorId="229301E2" wp14:editId="05BFB8F5">
-            <wp:extent cx="4932680" cy="469265"/>
-            <wp:effectExtent l="0" t="0" r="0" b="0"/>
-            <wp:docPr id="977947773" name="Picture 4"/>
-            <wp:cNvGraphicFramePr>
-              <a:graphicFrameLocks xmlns:a="http://schemas.openxmlformats.org/drawingml/2006/main" noChangeAspect="1"/>
-            </wp:cNvGraphicFramePr>
-            <a:graphic xmlns:a="http://schemas.openxmlformats.org/drawingml/2006/main">
-              <a:graphicData uri="http://schemas.openxmlformats.org/drawingml/2006/picture">
-                <pic:pic xmlns:pic="http://schemas.openxmlformats.org/drawingml/2006/picture">
-                  <pic:nvPicPr>
-                    <pic:cNvPr id="0" name="Picture 4"/>
-                    <pic:cNvPicPr>
-                      <a:picLocks noChangeAspect="1" noChangeArrowheads="1"/>
-                    </pic:cNvPicPr>
-                  </pic:nvPicPr>
-                  <pic:blipFill>
-                    <a:blip r:embed="rId9">
-                      <a:extLst>
-                        <a:ext uri="{28A0092B-C50C-407E-A947-70E740481C1C}">
-                          <a14:useLocalDpi xmlns:a14="http://schemas.microsoft.com/office/drawing/2010/main" val="0"/>
-                        </a:ext>
-                      </a:extLst>
-                    </a:blip>
-                    <a:srcRect/>
-                    <a:stretch>
-                      <a:fillRect/>
-                    </a:stretch>
-                  </pic:blipFill>
-                  <pic:spPr bwMode="auto">
-                    <a:xfrm>
-                      <a:off x="0" y="0"/>
-                      <a:ext cx="4932680" cy="469265"/>
-                    </a:xfrm>
-                    <a:prstGeom prst="rect">
-                      <a:avLst/>
-                    </a:prstGeom>
-                    <a:noFill/>
-                    <a:ln>
-                      <a:noFill/>
-                    </a:ln>
-                  </pic:spPr>
-                </pic:pic>
-              </a:graphicData>
-            </a:graphic>
-          </wp:inline>
-        </w:drawing>
-      </w:r>
-    </w:p>
-    <w:p>
-      <w:pPr>
-        <w:rPr>
-          <w:b/>
-          <w:bCs/>
-        </w:rPr>
-      </w:pPr>
-    </w:p>
-    <w:p>
-      <w:pPr>
-        <w:rPr>
-          <w:b/>
-          <w:bCs/>
-        </w:rPr>
-      </w:pPr>
-      <w:r>
-        <w:rPr>
-          <w:rFonts w:ascii="Times New Roman" w:eastAsia="Times New Roman" w:hAnsi="Times New Roman" w:cs="Times New Roman"/>
-          <w:b/>
-          <w:bCs/>
-          <w:caps/>
-          <w:noProof/>
-          <w:sz w:val="16"/>
-          <w:szCs w:val="16"/>
-        </w:rPr>
-        <w:drawing>
-          <wp:inline distT="0" distB="0" distL="0" distR="0" wp14:anchorId="5365BE23" wp14:editId="013C2800">
-            <wp:extent cx="5426075" cy="445135"/>
-            <wp:effectExtent l="0" t="0" r="0" b="0"/>
-            <wp:docPr id="908283452" name="Picture 5"/>
-            <wp:cNvGraphicFramePr>
-              <a:graphicFrameLocks xmlns:a="http://schemas.openxmlformats.org/drawingml/2006/main" noChangeAspect="1"/>
-            </wp:cNvGraphicFramePr>
-            <a:graphic xmlns:a="http://schemas.openxmlformats.org/drawingml/2006/main">
-              <a:graphicData uri="http://schemas.openxmlformats.org/drawingml/2006/picture">
-                <pic:pic xmlns:pic="http://schemas.openxmlformats.org/drawingml/2006/picture">
-                  <pic:nvPicPr>
-                    <pic:cNvPr id="0" name="Picture 5"/>
-                    <pic:cNvPicPr>
-                      <a:picLocks noChangeAspect="1" noChangeArrowheads="1"/>
-                    </pic:cNvPicPr>
-                  </pic:nvPicPr>
-                  <pic:blipFill>
-                    <a:blip r:embed="rId10">
-                      <a:extLst>
-                        <a:ext uri="{28A0092B-C50C-407E-A947-70E740481C1C}">
-                          <a14:useLocalDpi xmlns:a14="http://schemas.microsoft.com/office/drawing/2010/main" val="0"/>
-                        </a:ext>
-                      </a:extLst>
-                    </a:blip>
-                    <a:srcRect/>
-                    <a:stretch>
-                      <a:fillRect/>
-                    </a:stretch>
-                  </pic:blipFill>
-                  <pic:spPr bwMode="auto">
-                    <a:xfrm>
-                      <a:off x="0" y="0"/>
-                      <a:ext cx="5426075" cy="445135"/>
-                    </a:xfrm>
-                    <a:prstGeom prst="rect">
-                      <a:avLst/>
-                    </a:prstGeom>
-                    <a:noFill/>
-                    <a:ln>
-                      <a:noFill/>
-                    </a:ln>
-                  </pic:spPr>
-                </pic:pic>
-              </a:graphicData>
-            </a:graphic>
-          </wp:inline>
-        </w:drawing>
-      </w:r>
-    </w:p>
-    <w:p>
-      <w:pPr>
-        <w:rPr>
-          <w:b/>
-          <w:bCs/>
-        </w:rPr>
-      </w:pPr>
-    </w:p>
-    <w:p>
-      <w:pPr>
-        <w:rPr>
-          <w:b/>
-          <w:bCs/>
-        </w:rPr>
-      </w:pPr>
-    </w:p>
-    <w:p>
-      <w:pPr>
-        <w:rPr>
-          <w:b/>
-          <w:bCs/>
-        </w:rPr>
-      </w:pPr>
-    </w:p>
-    <w:p>
-      <w:pPr>
-        <w:rPr>
-          <w:b/>
-          <w:bCs/>
-        </w:rPr>
-      </w:pPr>
-    </w:p>
-    <w:p>
-      <w:pPr>
-        <w:rPr>
-          <w:b/>
-          <w:bCs/>
-        </w:rPr>
-      </w:pPr>
-    </w:p>
-    <w:p>
-      <w:pPr>
-        <w:rPr>
-          <w:b/>
-          <w:bCs/>
-        </w:rPr>
-      </w:pPr>
-    </w:p>
-    <w:p>
-      <w:pPr>
-        <w:rPr>
-          <w:b/>
-          <w:bCs/>
-        </w:rPr>
-      </w:pPr>
-    </w:p>
-    <w:p>
-      <w:pPr>
-        <w:rPr>
-          <w:b/>
-          <w:bCs/>
-        </w:rPr>
-      </w:pPr>
-    </w:p>
-    <w:p>
-      <w:pPr>
-        <w:rPr>
-          <w:b/>
-          <w:bCs/>
-        </w:rPr>
-      </w:pPr>
-    </w:p>
-    <w:p/>
+          <w:kern w:val="0"/>
+          <w:sz w:val="24"/>
+          <w:szCs w:val="24"/>
+          <w14:ligatures w14:val="none"/>
+        </w:rPr>
+        <w:t>Boundary conditions in electromagnetics</w:t>
+      </w:r>
+      <w:r>
+        <w:rPr>
+          <w:rFonts w:ascii="Times New Roman" w:hAnsi="Times New Roman" w:cs="Times New Roman"/>
+          <w:kern w:val="0"/>
+          <w:sz w:val="24"/>
+          <w:szCs w:val="24"/>
+          <w14:ligatures w14:val="none"/>
+        </w:rPr>
+        <w:t>. Newark: John Wiley et Sons, Incorporated.</w:t>
+      </w:r>
+    </w:p>
+    <w:p>
+      <w:pPr>
+        <w:autoSpaceDE w:val="0"/>
+        <w:autoSpaceDN w:val="0"/>
+        <w:adjustRightInd w:val="0"/>
+        <w:spacing w:line="240" w:lineRule="auto"/>
+        <w:jc w:val="both"/>
+        <w:rPr>
+          <w:rFonts w:ascii="Times New Roman" w:hAnsi="Times New Roman" w:cs="Times New Roman"/>
+          <w:kern w:val="0"/>
+          <w:sz w:val="24"/>
+          <w:szCs w:val="24"/>
+          <w14:ligatures w14:val="none"/>
+        </w:rPr>
+      </w:pPr>
+      <w:r>
+        <w:rPr>
+          <w:rFonts w:ascii="Times New Roman" w:hAnsi="Times New Roman" w:cs="Times New Roman"/>
+          <w:kern w:val="0"/>
+          <w:sz w:val="24"/>
+          <w:szCs w:val="24"/>
+          <w14:ligatures w14:val="none"/>
+        </w:rPr>
+        <w:t>[4]</w:t>
+      </w:r>
+      <w:r>
+        <w:rPr>
+          <w:rFonts w:ascii="Times New Roman" w:hAnsi="Times New Roman" w:cs="Times New Roman"/>
+          <w:kern w:val="0"/>
+          <w:sz w:val="24"/>
+          <w:szCs w:val="24"/>
+          <w14:ligatures w14:val="none"/>
+        </w:rPr>
+        <w:tab/>
+        <w:t>Jean-Pierre Berenger, A perfectly matched layer for the absorption of electromagnetic waves, Journal of Computational Physics, Volume 114, Issue 2, 1994, Pages 185-200.</w:t>
+      </w:r>
+    </w:p>
+    <w:p>
+      <w:pPr>
+        <w:autoSpaceDE w:val="0"/>
+        <w:autoSpaceDN w:val="0"/>
+        <w:adjustRightInd w:val="0"/>
+        <w:spacing w:line="240" w:lineRule="auto"/>
+        <w:jc w:val="both"/>
+        <w:rPr>
+          <w:rFonts w:ascii="Times New Roman" w:hAnsi="Times New Roman" w:cs="Times New Roman"/>
+          <w:kern w:val="0"/>
+          <w:sz w:val="24"/>
+          <w:szCs w:val="24"/>
+          <w14:ligatures w14:val="none"/>
+        </w:rPr>
+      </w:pPr>
+      <w:r>
+        <w:rPr>
+          <w:rFonts w:ascii="Times New Roman" w:hAnsi="Times New Roman" w:cs="Times New Roman"/>
+          <w:kern w:val="0"/>
+          <w:sz w:val="24"/>
+          <w:szCs w:val="24"/>
+          <w14:ligatures w14:val="none"/>
+        </w:rPr>
+        <w:t>[5]</w:t>
+      </w:r>
+      <w:r>
+        <w:rPr>
+          <w:rFonts w:ascii="Times New Roman" w:hAnsi="Times New Roman" w:cs="Times New Roman"/>
+          <w:kern w:val="0"/>
+          <w:sz w:val="24"/>
+          <w:szCs w:val="24"/>
+          <w14:ligatures w14:val="none"/>
+        </w:rPr>
+        <w:tab/>
+        <w:t>V. Demir, Alkan, E. (2013). Double-Grid Finite-Difference Frequency-Domain (DG-FDFD) method for scattering from chiral objects. S.l.: Morgan &amp; Claypool.</w:t>
+      </w:r>
+    </w:p>
+    <w:p>
+      <w:pPr>
+        <w:autoSpaceDE w:val="0"/>
+        <w:autoSpaceDN w:val="0"/>
+        <w:adjustRightInd w:val="0"/>
+        <w:spacing w:after="0" w:line="240" w:lineRule="auto"/>
+        <w:jc w:val="both"/>
+        <w:rPr>
+          <w:rFonts w:ascii="Times New Roman" w:hAnsi="Times New Roman" w:cs="Times New Roman"/>
+          <w:kern w:val="0"/>
+          <w:sz w:val="24"/>
+          <w:szCs w:val="24"/>
+          <w14:ligatures w14:val="none"/>
+        </w:rPr>
+      </w:pPr>
+      <w:r>
+        <w:rPr>
+          <w:rFonts w:ascii="Times New Roman" w:hAnsi="Times New Roman" w:cs="Times New Roman"/>
+          <w:kern w:val="0"/>
+          <w:sz w:val="24"/>
+          <w:szCs w:val="24"/>
+          <w14:ligatures w14:val="none"/>
+        </w:rPr>
+        <w:t xml:space="preserve">[6] </w:t>
+      </w:r>
+      <w:r>
+        <w:rPr>
+          <w:rFonts w:ascii="Times New Roman" w:hAnsi="Times New Roman" w:cs="Times New Roman"/>
+          <w:kern w:val="0"/>
+          <w:sz w:val="24"/>
+          <w:szCs w:val="24"/>
+          <w14:ligatures w14:val="none"/>
+        </w:rPr>
+        <w:tab/>
+        <w:t>Elsherbeni, A. Z., &amp; Demir, V. (2016). The finite-difference time-domain: Method for electromagnetics with MATLAB simulations. Edison, NJ: SciTech Publishing, an imprint of the IET.</w:t>
+      </w:r>
+    </w:p>
+    <w:p>
+      <w:pPr>
+        <w:autoSpaceDE w:val="0"/>
+        <w:autoSpaceDN w:val="0"/>
+        <w:adjustRightInd w:val="0"/>
+        <w:spacing w:after="0" w:line="240" w:lineRule="auto"/>
+        <w:jc w:val="both"/>
+        <w:rPr>
+          <w:rFonts w:ascii="Times New Roman" w:hAnsi="Times New Roman" w:cs="Times New Roman"/>
+          <w:kern w:val="0"/>
+          <w:sz w:val="24"/>
+          <w:szCs w:val="24"/>
+          <w14:ligatures w14:val="none"/>
+        </w:rPr>
+      </w:pPr>
+    </w:p>
+    <w:p>
+      <w:pPr>
+        <w:autoSpaceDE w:val="0"/>
+        <w:autoSpaceDN w:val="0"/>
+        <w:adjustRightInd w:val="0"/>
+        <w:spacing w:line="240" w:lineRule="auto"/>
+        <w:jc w:val="both"/>
+        <w:rPr>
+          <w:rFonts w:ascii="Times New Roman" w:hAnsi="Times New Roman" w:cs="Times New Roman"/>
+          <w:kern w:val="0"/>
+          <w:sz w:val="24"/>
+          <w:szCs w:val="24"/>
+          <w14:ligatures w14:val="none"/>
+        </w:rPr>
+      </w:pPr>
+      <w:r>
+        <w:rPr>
+          <w:rFonts w:ascii="Times New Roman" w:hAnsi="Times New Roman" w:cs="Times New Roman"/>
+          <w:kern w:val="0"/>
+          <w:sz w:val="24"/>
+          <w:szCs w:val="24"/>
+          <w14:ligatures w14:val="none"/>
+        </w:rPr>
+        <w:t>[7]</w:t>
+      </w:r>
+      <w:r>
+        <w:rPr>
+          <w:rFonts w:ascii="Times New Roman" w:hAnsi="Times New Roman" w:cs="Times New Roman"/>
+          <w:kern w:val="0"/>
+          <w:sz w:val="24"/>
+          <w:szCs w:val="24"/>
+          <w14:ligatures w14:val="none"/>
+        </w:rPr>
+        <w:tab/>
+        <w:t>Kane Yee, "Numerical solution of initial boundary value problems involving maxwell's equations in isotropic media," in IEEE Transactions on Antennas and Propagation, vol. 14, no. 3, pp. 302-307, May 1966, doi: 10.1109/TAP.1966.1138693.</w:t>
+      </w:r>
+    </w:p>
+    <w:p>
+      <w:pPr>
+        <w:autoSpaceDE w:val="0"/>
+        <w:autoSpaceDN w:val="0"/>
+        <w:adjustRightInd w:val="0"/>
+        <w:spacing w:line="240" w:lineRule="auto"/>
+        <w:jc w:val="both"/>
+        <w:rPr>
+          <w:rFonts w:ascii="Times New Roman" w:hAnsi="Times New Roman" w:cs="Times New Roman"/>
+          <w:kern w:val="0"/>
+          <w:sz w:val="24"/>
+          <w:szCs w:val="24"/>
+          <w14:ligatures w14:val="none"/>
+        </w:rPr>
+      </w:pPr>
+      <w:r>
+        <w:rPr>
+          <w:rFonts w:ascii="Times New Roman" w:hAnsi="Times New Roman" w:cs="Times New Roman"/>
+          <w:kern w:val="0"/>
+          <w:sz w:val="24"/>
+          <w:szCs w:val="24"/>
+          <w14:ligatures w14:val="none"/>
+        </w:rPr>
+        <w:t>[8]</w:t>
+      </w:r>
+      <w:r>
+        <w:rPr>
+          <w:rFonts w:ascii="Times New Roman" w:hAnsi="Times New Roman" w:cs="Times New Roman"/>
+          <w:kern w:val="0"/>
+          <w:sz w:val="24"/>
+          <w:szCs w:val="24"/>
+          <w14:ligatures w14:val="none"/>
+        </w:rPr>
+        <w:tab/>
+        <w:t>B. J. McCartin and J. F. Dicello, "</w:t>
+      </w:r>
+      <w:proofErr w:type="gramStart"/>
+      <w:r>
+        <w:rPr>
+          <w:rFonts w:ascii="Times New Roman" w:hAnsi="Times New Roman" w:cs="Times New Roman"/>
+          <w:kern w:val="0"/>
+          <w:sz w:val="24"/>
+          <w:szCs w:val="24"/>
+          <w14:ligatures w14:val="none"/>
+        </w:rPr>
+        <w:t>Three dimensional</w:t>
+      </w:r>
+      <w:proofErr w:type="gramEnd"/>
+      <w:r>
+        <w:rPr>
+          <w:rFonts w:ascii="Times New Roman" w:hAnsi="Times New Roman" w:cs="Times New Roman"/>
+          <w:kern w:val="0"/>
+          <w:sz w:val="24"/>
+          <w:szCs w:val="24"/>
+          <w14:ligatures w14:val="none"/>
+        </w:rPr>
+        <w:t xml:space="preserve"> finite difference frequency domain scattering computation using the Control Region Approximation," in IEEE Transactions on Magnetics, vol. 25, no. 4, pp. 3092-3094, July 1989, doi: 10.1109/20.34378.</w:t>
+      </w:r>
+    </w:p>
+    <w:p>
+      <w:pPr>
+        <w:autoSpaceDE w:val="0"/>
+        <w:autoSpaceDN w:val="0"/>
+        <w:adjustRightInd w:val="0"/>
+        <w:spacing w:after="0" w:line="240" w:lineRule="auto"/>
+        <w:jc w:val="both"/>
+        <w:rPr>
+          <w:rFonts w:ascii="Times New Roman" w:hAnsi="Times New Roman" w:cs="Times New Roman"/>
+          <w:kern w:val="0"/>
+          <w:sz w:val="24"/>
+          <w:szCs w:val="24"/>
+          <w14:ligatures w14:val="none"/>
+        </w:rPr>
+      </w:pPr>
+      <w:r>
+        <w:rPr>
+          <w:rFonts w:ascii="Times New Roman" w:hAnsi="Times New Roman" w:cs="Times New Roman"/>
+          <w:kern w:val="0"/>
+          <w:sz w:val="24"/>
+          <w:szCs w:val="24"/>
+          <w14:ligatures w14:val="none"/>
+        </w:rPr>
+        <w:t>[9]</w:t>
+      </w:r>
+      <w:r>
+        <w:rPr>
+          <w:rFonts w:ascii="Times New Roman" w:hAnsi="Times New Roman" w:cs="Times New Roman"/>
+          <w:kern w:val="0"/>
+          <w:sz w:val="24"/>
+          <w:szCs w:val="24"/>
+          <w14:ligatures w14:val="none"/>
+        </w:rPr>
+        <w:tab/>
+        <w:t>K. Beilenhoff, W. Heinrich and H. L. Hartnagel, "Improved finite-difference formulation in frequency domain for three-dimensional scattering problems," in IEEE Transactions on Microwave Theory and Techniques, vol. 40, no. 3, pp. 540-546, March 1992, doi: 10.1109/22.121730.</w:t>
+      </w:r>
+    </w:p>
+    <w:p>
+      <w:pPr>
+        <w:autoSpaceDE w:val="0"/>
+        <w:autoSpaceDN w:val="0"/>
+        <w:adjustRightInd w:val="0"/>
+        <w:spacing w:after="0" w:line="240" w:lineRule="auto"/>
+        <w:jc w:val="both"/>
+        <w:rPr>
+          <w:rFonts w:ascii="Times New Roman" w:hAnsi="Times New Roman" w:cs="Times New Roman"/>
+          <w:kern w:val="0"/>
+          <w:sz w:val="24"/>
+          <w:szCs w:val="24"/>
+          <w14:ligatures w14:val="none"/>
+        </w:rPr>
+      </w:pPr>
+    </w:p>
+    <w:p>
+      <w:pPr>
+        <w:autoSpaceDE w:val="0"/>
+        <w:autoSpaceDN w:val="0"/>
+        <w:adjustRightInd w:val="0"/>
+        <w:spacing w:after="0" w:line="240" w:lineRule="auto"/>
+        <w:jc w:val="both"/>
+        <w:rPr>
+          <w:rFonts w:ascii="Times New Roman" w:hAnsi="Times New Roman" w:cs="Times New Roman"/>
+          <w:kern w:val="0"/>
+          <w:sz w:val="24"/>
+          <w:szCs w:val="24"/>
+          <w14:ligatures w14:val="none"/>
+        </w:rPr>
+      </w:pPr>
+      <w:r>
+        <w:rPr>
+          <w:rFonts w:ascii="Times New Roman" w:hAnsi="Times New Roman" w:cs="Times New Roman"/>
+          <w:kern w:val="0"/>
+          <w:sz w:val="24"/>
+          <w:szCs w:val="24"/>
+          <w14:ligatures w14:val="none"/>
+        </w:rPr>
+        <w:t>[10]</w:t>
+      </w:r>
+      <w:r>
+        <w:rPr>
+          <w:rFonts w:ascii="Times New Roman" w:hAnsi="Times New Roman" w:cs="Times New Roman"/>
+          <w:kern w:val="0"/>
+          <w:sz w:val="24"/>
+          <w:szCs w:val="24"/>
+          <w14:ligatures w14:val="none"/>
+        </w:rPr>
+        <w:tab/>
+        <w:t xml:space="preserve">A. N. Krylov, On the numerical solution of the equation by which the frequency of small oscillations </w:t>
+      </w:r>
+      <w:proofErr w:type="gramStart"/>
+      <w:r>
+        <w:rPr>
+          <w:rFonts w:ascii="Times New Roman" w:hAnsi="Times New Roman" w:cs="Times New Roman"/>
+          <w:kern w:val="0"/>
+          <w:sz w:val="24"/>
+          <w:szCs w:val="24"/>
+          <w14:ligatures w14:val="none"/>
+        </w:rPr>
+        <w:t>in</w:t>
+      </w:r>
+      <w:proofErr w:type="gramEnd"/>
+      <w:r>
+        <w:rPr>
+          <w:rFonts w:ascii="Times New Roman" w:hAnsi="Times New Roman" w:cs="Times New Roman"/>
+          <w:kern w:val="0"/>
+          <w:sz w:val="24"/>
+          <w:szCs w:val="24"/>
+          <w14:ligatures w14:val="none"/>
+        </w:rPr>
+        <w:t xml:space="preserve"> determined in technical problems, Izv. Akad. Nauk SSSR, Ser.Fiz.-Mat., 4 (1931), pp. 491–539. In Russian. Title translation as in [216].</w:t>
+      </w:r>
+    </w:p>
+    <w:p>
+      <w:pPr>
+        <w:autoSpaceDE w:val="0"/>
+        <w:autoSpaceDN w:val="0"/>
+        <w:adjustRightInd w:val="0"/>
+        <w:spacing w:after="0" w:line="240" w:lineRule="auto"/>
+        <w:jc w:val="both"/>
+        <w:rPr>
+          <w:rFonts w:ascii="Times New Roman" w:hAnsi="Times New Roman" w:cs="Times New Roman"/>
+          <w:kern w:val="0"/>
+          <w:sz w:val="24"/>
+          <w:szCs w:val="24"/>
+          <w14:ligatures w14:val="none"/>
+        </w:rPr>
+      </w:pPr>
+    </w:p>
+    <w:p>
+      <w:pPr>
+        <w:autoSpaceDE w:val="0"/>
+        <w:autoSpaceDN w:val="0"/>
+        <w:adjustRightInd w:val="0"/>
+        <w:spacing w:line="240" w:lineRule="auto"/>
+        <w:jc w:val="both"/>
+        <w:rPr>
+          <w:rFonts w:ascii="Times New Roman" w:hAnsi="Times New Roman" w:cs="Times New Roman"/>
+          <w:kern w:val="0"/>
+          <w:sz w:val="24"/>
+          <w:szCs w:val="24"/>
+          <w14:ligatures w14:val="none"/>
+        </w:rPr>
+      </w:pPr>
+      <w:r>
+        <w:rPr>
+          <w:rFonts w:ascii="Times New Roman" w:hAnsi="Times New Roman" w:cs="Times New Roman"/>
+          <w:kern w:val="0"/>
+          <w:sz w:val="24"/>
+          <w:szCs w:val="24"/>
+          <w14:ligatures w14:val="none"/>
+        </w:rPr>
+        <w:t>[11]</w:t>
+      </w:r>
+      <w:r>
+        <w:rPr>
+          <w:rFonts w:ascii="Times New Roman" w:hAnsi="Times New Roman" w:cs="Times New Roman"/>
+          <w:kern w:val="0"/>
+          <w:sz w:val="24"/>
+          <w:szCs w:val="24"/>
+          <w14:ligatures w14:val="none"/>
+        </w:rPr>
+        <w:tab/>
+        <w:t>Liesen, J., &amp; Strakoš, Z. (2015). Krylov subspace methods: Principles and analysis. Oxford: Oxford University Press.</w:t>
+      </w:r>
+    </w:p>
+    <w:p>
+      <w:pPr>
+        <w:autoSpaceDE w:val="0"/>
+        <w:autoSpaceDN w:val="0"/>
+        <w:adjustRightInd w:val="0"/>
+        <w:spacing w:after="0" w:line="240" w:lineRule="auto"/>
+        <w:jc w:val="both"/>
+        <w:rPr>
+          <w:rFonts w:ascii="Times New Roman" w:hAnsi="Times New Roman" w:cs="Times New Roman"/>
+          <w:kern w:val="0"/>
+          <w:sz w:val="24"/>
+          <w:szCs w:val="24"/>
+          <w14:ligatures w14:val="none"/>
+        </w:rPr>
+      </w:pPr>
+      <w:r>
+        <w:rPr>
+          <w:rFonts w:ascii="Times New Roman" w:hAnsi="Times New Roman" w:cs="Times New Roman"/>
+          <w:kern w:val="0"/>
+          <w:sz w:val="24"/>
+          <w:szCs w:val="24"/>
+          <w14:ligatures w14:val="none"/>
+        </w:rPr>
+        <w:t>[12]</w:t>
+      </w:r>
+      <w:r>
+        <w:rPr>
+          <w:rFonts w:ascii="Times New Roman" w:hAnsi="Times New Roman" w:cs="Times New Roman"/>
+          <w:kern w:val="0"/>
+          <w:sz w:val="24"/>
+          <w:szCs w:val="24"/>
+          <w14:ligatures w14:val="none"/>
+        </w:rPr>
+        <w:tab/>
+        <w:t>Y. Saad, Krylov subspace methods for solving large unsymmetric linear systems, Math. Comp., 37 (1981), pp. 105–126.</w:t>
+      </w:r>
+    </w:p>
+    <w:p>
+      <w:pPr>
+        <w:autoSpaceDE w:val="0"/>
+        <w:autoSpaceDN w:val="0"/>
+        <w:adjustRightInd w:val="0"/>
+        <w:spacing w:after="0" w:line="240" w:lineRule="auto"/>
+        <w:jc w:val="both"/>
+        <w:rPr>
+          <w:rFonts w:ascii="Times New Roman" w:hAnsi="Times New Roman" w:cs="Times New Roman"/>
+          <w:kern w:val="0"/>
+          <w:sz w:val="24"/>
+          <w:szCs w:val="24"/>
+          <w14:ligatures w14:val="none"/>
+        </w:rPr>
+      </w:pPr>
+    </w:p>
+    <w:p>
+      <w:pPr>
+        <w:autoSpaceDE w:val="0"/>
+        <w:autoSpaceDN w:val="0"/>
+        <w:adjustRightInd w:val="0"/>
+        <w:spacing w:after="0" w:line="240" w:lineRule="auto"/>
+        <w:jc w:val="both"/>
+        <w:rPr>
+          <w:rFonts w:ascii="Times New Roman" w:hAnsi="Times New Roman" w:cs="Times New Roman"/>
+          <w:kern w:val="0"/>
+          <w:sz w:val="24"/>
+          <w:szCs w:val="24"/>
+          <w14:ligatures w14:val="none"/>
+        </w:rPr>
+      </w:pPr>
+      <w:r>
+        <w:rPr>
+          <w:rFonts w:ascii="Times New Roman" w:hAnsi="Times New Roman" w:cs="Times New Roman"/>
+          <w:kern w:val="0"/>
+          <w:sz w:val="24"/>
+          <w:szCs w:val="24"/>
+          <w14:ligatures w14:val="none"/>
+        </w:rPr>
+        <w:t>[13]</w:t>
+      </w:r>
+      <w:r>
+        <w:rPr>
+          <w:rFonts w:ascii="Times New Roman" w:hAnsi="Times New Roman" w:cs="Times New Roman"/>
+          <w:kern w:val="0"/>
+          <w:sz w:val="24"/>
+          <w:szCs w:val="24"/>
+          <w14:ligatures w14:val="none"/>
+        </w:rPr>
+        <w:tab/>
+        <w:t>Y. Saad, The Lanczos biorthogonalization algorithm and other oblique projection</w:t>
+      </w:r>
+    </w:p>
+    <w:p>
+      <w:pPr>
+        <w:autoSpaceDE w:val="0"/>
+        <w:autoSpaceDN w:val="0"/>
+        <w:adjustRightInd w:val="0"/>
+        <w:spacing w:after="0" w:line="240" w:lineRule="auto"/>
+        <w:jc w:val="both"/>
+        <w:rPr>
+          <w:rFonts w:ascii="Times New Roman" w:hAnsi="Times New Roman" w:cs="Times New Roman"/>
+          <w:kern w:val="0"/>
+          <w:sz w:val="24"/>
+          <w:szCs w:val="24"/>
+          <w14:ligatures w14:val="none"/>
+        </w:rPr>
+      </w:pPr>
+      <w:r>
+        <w:rPr>
+          <w:rFonts w:ascii="Times New Roman" w:hAnsi="Times New Roman" w:cs="Times New Roman"/>
+          <w:kern w:val="0"/>
+          <w:sz w:val="24"/>
+          <w:szCs w:val="24"/>
+          <w14:ligatures w14:val="none"/>
+        </w:rPr>
+        <w:t>methods for solving large unsymmetric systems, SIAM J. Numer. Anal., 19 (1982),</w:t>
+      </w:r>
+    </w:p>
+    <w:p>
+      <w:pPr>
+        <w:autoSpaceDE w:val="0"/>
+        <w:autoSpaceDN w:val="0"/>
+        <w:adjustRightInd w:val="0"/>
+        <w:spacing w:after="0" w:line="240" w:lineRule="auto"/>
+        <w:jc w:val="both"/>
+      </w:pPr>
+      <w:r>
+        <w:rPr>
+          <w:rFonts w:ascii="Times New Roman" w:hAnsi="Times New Roman" w:cs="Times New Roman"/>
+          <w:kern w:val="0"/>
+          <w:sz w:val="24"/>
+          <w:szCs w:val="24"/>
+          <w14:ligatures w14:val="none"/>
+        </w:rPr>
+        <w:t>pp. 485–506.</w:t>
+      </w:r>
+    </w:p>
     <w:sectPr>
-      <w:footerReference w:type="default" r:id="rId11"/>
+      <w:footerReference w:type="default" r:id="rId7"/>
       <w:pgSz w:w="12240" w:h="15840"/>
       <w:pgMar w:top="1440" w:right="1440" w:bottom="1440" w:left="1440" w:header="720" w:footer="720" w:gutter="0"/>
       <w:cols w:space="720"/>
@@ -3828,6 +6556,127 @@
     </w:p>
   </w:footnote>
 </w:footnotes>
+</file>
+
+<file path=word/numbering.xml><?xml version="1.0" encoding="utf-8"?>
+<w:numbering xmlns:wpc="http://schemas.microsoft.com/office/word/2010/wordprocessingCanvas" xmlns:cx="http://schemas.microsoft.com/office/drawing/2014/chartex" xmlns:cx1="http://schemas.microsoft.com/office/drawing/2015/9/8/chartex" xmlns:cx2="http://schemas.microsoft.com/office/drawing/2015/10/21/chartex" xmlns:cx3="http://schemas.microsoft.com/office/drawing/2016/5/9/chartex" xmlns:cx4="http://schemas.microsoft.com/office/drawing/2016/5/10/chartex" xmlns:cx5="http://schemas.microsoft.com/office/drawing/2016/5/11/chartex" xmlns:cx6="http://schemas.microsoft.com/office/drawing/2016/5/12/chartex" xmlns:cx7="http://schemas.microsoft.com/office/drawing/2016/5/13/chartex" xmlns:cx8="http://schemas.microsoft.com/office/drawing/2016/5/14/chartex" xmlns:mc="http://schemas.openxmlformats.org/markup-compatibility/2006" xmlns:aink="http://schemas.microsoft.com/office/drawing/2016/ink" xmlns:am3d="http://schemas.microsoft.com/office/drawing/2017/model3d" xmlns:o="urn:schemas-microsoft-com:office:office" xmlns:oel="http://schemas.microsoft.com/office/2019/extlst" xmlns:r="http://schemas.openxmlformats.org/officeDocument/2006/relationships" xmlns:m="http://schemas.openxmlformats.org/officeDocument/2006/math" xmlns:v="urn:schemas-microsoft-com:vml" xmlns:wp14="http://schemas.microsoft.com/office/word/2010/wordprocessingDrawing" xmlns:wp="http://schemas.openxmlformats.org/drawingml/2006/wordprocessingDrawing" xmlns:w10="urn:schemas-microsoft-com:office:word" xmlns:w="http://schemas.openxmlformats.org/wordprocessingml/2006/main" xmlns:w14="http://schemas.microsoft.com/office/word/2010/wordml" xmlns:w15="http://schemas.microsoft.com/office/word/2012/wordml" xmlns:w16cex="http://schemas.microsoft.com/office/word/2018/wordml/cex" xmlns:w16cid="http://schemas.microsoft.com/office/word/2016/wordml/cid" xmlns:w16="http://schemas.microsoft.com/office/word/2018/wordml" xmlns:w16du="http://schemas.microsoft.com/office/word/2023/wordml/word16du" xmlns:w16sdtdh="http://schemas.microsoft.com/office/word/2020/wordml/sdtdatahash" xmlns:w16se="http://schemas.microsoft.com/office/word/2015/wordml/symex" xmlns:wpg="http://schemas.microsoft.com/office/word/2010/wordprocessingGroup" xmlns:wpi="http://schemas.microsoft.com/office/word/2010/wordprocessingInk" xmlns:wne="http://schemas.microsoft.com/office/word/2006/wordml" xmlns:wps="http://schemas.microsoft.com/office/word/2010/wordprocessingShape" mc:Ignorable="w14 w15 w16se w16cid w16 w16cex w16sdtdh wp14">
+  <w:abstractNum w:abstractNumId="0" w15:restartNumberingAfterBreak="0">
+    <w:nsid w:val="7ACB0385"/>
+    <w:multiLevelType w:val="multilevel"/>
+    <w:tmpl w:val="7082AA6E"/>
+    <w:lvl w:ilvl="0">
+      <w:start w:val="1"/>
+      <w:numFmt w:val="decimal"/>
+      <w:lvlText w:val="%1"/>
+      <w:lvlJc w:val="left"/>
+      <w:pPr>
+        <w:ind w:left="360" w:hanging="360"/>
+      </w:pPr>
+      <w:rPr>
+        <w:rFonts w:hint="default"/>
+      </w:rPr>
+    </w:lvl>
+    <w:lvl w:ilvl="1">
+      <w:start w:val="1"/>
+      <w:numFmt w:val="decimal"/>
+      <w:lvlText w:val="%1.%2"/>
+      <w:lvlJc w:val="left"/>
+      <w:pPr>
+        <w:ind w:left="360" w:hanging="360"/>
+      </w:pPr>
+      <w:rPr>
+        <w:rFonts w:hint="default"/>
+      </w:rPr>
+    </w:lvl>
+    <w:lvl w:ilvl="2">
+      <w:start w:val="1"/>
+      <w:numFmt w:val="decimal"/>
+      <w:lvlText w:val="%1.%2.%3"/>
+      <w:lvlJc w:val="left"/>
+      <w:pPr>
+        <w:ind w:left="720" w:hanging="720"/>
+      </w:pPr>
+      <w:rPr>
+        <w:rFonts w:hint="default"/>
+      </w:rPr>
+    </w:lvl>
+    <w:lvl w:ilvl="3">
+      <w:start w:val="1"/>
+      <w:numFmt w:val="decimal"/>
+      <w:lvlText w:val="%1.%2.%3.%4"/>
+      <w:lvlJc w:val="left"/>
+      <w:pPr>
+        <w:ind w:left="720" w:hanging="720"/>
+      </w:pPr>
+      <w:rPr>
+        <w:rFonts w:hint="default"/>
+      </w:rPr>
+    </w:lvl>
+    <w:lvl w:ilvl="4">
+      <w:start w:val="1"/>
+      <w:numFmt w:val="decimal"/>
+      <w:lvlText w:val="%1.%2.%3.%4.%5"/>
+      <w:lvlJc w:val="left"/>
+      <w:pPr>
+        <w:ind w:left="1080" w:hanging="1080"/>
+      </w:pPr>
+      <w:rPr>
+        <w:rFonts w:hint="default"/>
+      </w:rPr>
+    </w:lvl>
+    <w:lvl w:ilvl="5">
+      <w:start w:val="1"/>
+      <w:numFmt w:val="decimal"/>
+      <w:lvlText w:val="%1.%2.%3.%4.%5.%6"/>
+      <w:lvlJc w:val="left"/>
+      <w:pPr>
+        <w:ind w:left="1080" w:hanging="1080"/>
+      </w:pPr>
+      <w:rPr>
+        <w:rFonts w:hint="default"/>
+      </w:rPr>
+    </w:lvl>
+    <w:lvl w:ilvl="6">
+      <w:start w:val="1"/>
+      <w:numFmt w:val="decimal"/>
+      <w:lvlText w:val="%1.%2.%3.%4.%5.%6.%7"/>
+      <w:lvlJc w:val="left"/>
+      <w:pPr>
+        <w:ind w:left="1440" w:hanging="1440"/>
+      </w:pPr>
+      <w:rPr>
+        <w:rFonts w:hint="default"/>
+      </w:rPr>
+    </w:lvl>
+    <w:lvl w:ilvl="7">
+      <w:start w:val="1"/>
+      <w:numFmt w:val="decimal"/>
+      <w:lvlText w:val="%1.%2.%3.%4.%5.%6.%7.%8"/>
+      <w:lvlJc w:val="left"/>
+      <w:pPr>
+        <w:ind w:left="1440" w:hanging="1440"/>
+      </w:pPr>
+      <w:rPr>
+        <w:rFonts w:hint="default"/>
+      </w:rPr>
+    </w:lvl>
+    <w:lvl w:ilvl="8">
+      <w:start w:val="1"/>
+      <w:numFmt w:val="decimal"/>
+      <w:lvlText w:val="%1.%2.%3.%4.%5.%6.%7.%8.%9"/>
+      <w:lvlJc w:val="left"/>
+      <w:pPr>
+        <w:ind w:left="1800" w:hanging="1800"/>
+      </w:pPr>
+      <w:rPr>
+        <w:rFonts w:hint="default"/>
+      </w:rPr>
+    </w:lvl>
+  </w:abstractNum>
+  <w:num w:numId="1" w16cid:durableId="596210093">
+    <w:abstractNumId w:val="0"/>
+  </w:num>
+</w:numbering>
 </file>
 
 <file path=word/styles.xml><?xml version="1.0" encoding="utf-8"?>
@@ -4254,7 +7103,6 @@
   <w:style w:type="character" w:default="1" w:styleId="DefaultParagraphFont">
     <w:name w:val="Default Paragraph Font"/>
     <w:uiPriority w:val="1"/>
-    <w:semiHidden/>
     <w:unhideWhenUsed/>
   </w:style>
   <w:style w:type="table" w:default="1" w:styleId="TableNormal">

--- a/skinGradientDecent_V5/Eighth ISIC Skin Image Analysis Workshop/Eighth ISIC Skin Image Analysis Workshop Submission.docx
+++ b/skinGradientDecent_V5/Eighth ISIC Skin Image Analysis Workshop/Eighth ISIC Skin Image Analysis Workshop Submission.docx
@@ -2600,7 +2600,6 @@
         </w:rPr>
         <w:t xml:space="preserve">vision, </w:t>
       </w:r>
-      <w:proofErr w:type="gramStart"/>
       <w:r>
         <w:rPr>
           <w:rFonts w:ascii="Times New Roman" w:hAnsi="Times New Roman" w:cs="Times New Roman"/>
@@ -2611,7 +2610,6 @@
         </w:rPr>
         <w:t>direction</w:t>
       </w:r>
-      <w:proofErr w:type="gramEnd"/>
       <w:r>
         <w:rPr>
           <w:rFonts w:ascii="Times New Roman" w:hAnsi="Times New Roman" w:cs="Times New Roman"/>
@@ -2916,29 +2914,7 @@
           <w:szCs w:val="24"/>
           <w14:ligatures w14:val="none"/>
         </w:rPr>
-        <w:t xml:space="preserve">I am so in favor of the actual infinite that instead of admitting that Nature abhors it, as is commonly said, I hold that Nature makes frequent use of it everywhere, </w:t>
-      </w:r>
-      <w:proofErr w:type="gramStart"/>
-      <w:r>
-        <w:rPr>
-          <w:rFonts w:ascii="Times New Roman" w:hAnsi="Times New Roman" w:cs="Times New Roman"/>
-          <w:kern w:val="0"/>
-          <w:sz w:val="24"/>
-          <w:szCs w:val="24"/>
-          <w14:ligatures w14:val="none"/>
-        </w:rPr>
-        <w:t>in order to</w:t>
-      </w:r>
-      <w:proofErr w:type="gramEnd"/>
-      <w:r>
-        <w:rPr>
-          <w:rFonts w:ascii="Times New Roman" w:hAnsi="Times New Roman" w:cs="Times New Roman"/>
-          <w:kern w:val="0"/>
-          <w:sz w:val="24"/>
-          <w:szCs w:val="24"/>
-          <w14:ligatures w14:val="none"/>
-        </w:rPr>
-        <w:t xml:space="preserve"> show more effectively the perfections of its Author. Thus</w:t>
+        <w:t>I am so in favor of the actual infinite that instead of admitting that Nature abhors it, as is commonly said, I hold that Nature makes frequent use of it everywhere, in order to show more effectively the perfections of its Author. Thus</w:t>
       </w:r>
       <w:r>
         <w:rPr>
@@ -2958,29 +2934,47 @@
           <w:szCs w:val="24"/>
           <w14:ligatures w14:val="none"/>
         </w:rPr>
-        <w:t xml:space="preserve"> I believe that there is no part of matter which is not - I do not say divisible - but </w:t>
-      </w:r>
-      <w:proofErr w:type="gramStart"/>
-      <w:r>
-        <w:rPr>
-          <w:rFonts w:ascii="Times New Roman" w:hAnsi="Times New Roman" w:cs="Times New Roman"/>
-          <w:kern w:val="0"/>
-          <w:sz w:val="24"/>
-          <w:szCs w:val="24"/>
-          <w14:ligatures w14:val="none"/>
-        </w:rPr>
-        <w:t>actually divisible</w:t>
-      </w:r>
-      <w:proofErr w:type="gramEnd"/>
-      <w:r>
-        <w:rPr>
-          <w:rFonts w:ascii="Times New Roman" w:hAnsi="Times New Roman" w:cs="Times New Roman"/>
-          <w:kern w:val="0"/>
-          <w:sz w:val="24"/>
-          <w:szCs w:val="24"/>
-          <w14:ligatures w14:val="none"/>
-        </w:rPr>
-        <w:t xml:space="preserve">; and </w:t>
+        <w:t xml:space="preserve"> I believe that there is no part of matter which is not </w:t>
+      </w:r>
+      <w:r>
+        <w:rPr>
+          <w:rFonts w:ascii="Times New Roman" w:hAnsi="Times New Roman" w:cs="Times New Roman"/>
+          <w:kern w:val="0"/>
+          <w:sz w:val="24"/>
+          <w:szCs w:val="24"/>
+          <w14:ligatures w14:val="none"/>
+        </w:rPr>
+        <w:t xml:space="preserve">- </w:t>
+      </w:r>
+      <w:r>
+        <w:rPr>
+          <w:rFonts w:ascii="Times New Roman" w:hAnsi="Times New Roman" w:cs="Times New Roman"/>
+          <w:kern w:val="0"/>
+          <w:sz w:val="24"/>
+          <w:szCs w:val="24"/>
+          <w14:ligatures w14:val="none"/>
+        </w:rPr>
+        <w:t>I do not say divisible</w:t>
+      </w:r>
+      <w:r>
+        <w:rPr>
+          <w:rFonts w:ascii="Times New Roman" w:hAnsi="Times New Roman" w:cs="Times New Roman"/>
+          <w:kern w:val="0"/>
+          <w:sz w:val="24"/>
+          <w:szCs w:val="24"/>
+          <w14:ligatures w14:val="none"/>
+        </w:rPr>
+        <w:t xml:space="preserve"> - </w:t>
+      </w:r>
+      <w:r>
+        <w:rPr>
+          <w:rFonts w:ascii="Times New Roman" w:hAnsi="Times New Roman" w:cs="Times New Roman"/>
+          <w:kern w:val="0"/>
+          <w:sz w:val="24"/>
+          <w:szCs w:val="24"/>
+          <w14:ligatures w14:val="none"/>
+        </w:rPr>
+        <w:t xml:space="preserve">but actually divisible; and </w:t>
       </w:r>
       <w:r>
         <w:rPr>
@@ -6114,29 +6108,7 @@
           <w14:ligatures w14:val="none"/>
         </w:rPr>
         <w:tab/>
-        <w:t>B. J. McCartin and J. F. Dicello, "</w:t>
-      </w:r>
-      <w:proofErr w:type="gramStart"/>
-      <w:r>
-        <w:rPr>
-          <w:rFonts w:ascii="Times New Roman" w:hAnsi="Times New Roman" w:cs="Times New Roman"/>
-          <w:kern w:val="0"/>
-          <w:sz w:val="24"/>
-          <w:szCs w:val="24"/>
-          <w14:ligatures w14:val="none"/>
-        </w:rPr>
-        <w:t>Three dimensional</w:t>
-      </w:r>
-      <w:proofErr w:type="gramEnd"/>
-      <w:r>
-        <w:rPr>
-          <w:rFonts w:ascii="Times New Roman" w:hAnsi="Times New Roman" w:cs="Times New Roman"/>
-          <w:kern w:val="0"/>
-          <w:sz w:val="24"/>
-          <w:szCs w:val="24"/>
-          <w14:ligatures w14:val="none"/>
-        </w:rPr>
-        <w:t xml:space="preserve"> finite difference frequency domain scattering computation using the Control Region Approximation," in IEEE Transactions on Magnetics, vol. 25, no. 4, pp. 3092-3094, July 1989, doi: 10.1109/20.34378.</w:t>
+        <w:t>B. J. McCartin and J. F. Dicello, "Three dimensional finite difference frequency domain scattering computation using the Control Region Approximation," in IEEE Transactions on Magnetics, vol. 25, no. 4, pp. 3092-3094, July 1989, doi: 10.1109/20.34378.</w:t>
       </w:r>
     </w:p>
     <w:p>
@@ -6226,29 +6198,7 @@
           <w14:ligatures w14:val="none"/>
         </w:rPr>
         <w:tab/>
-        <w:t xml:space="preserve">A. N. Krylov, On the numerical solution of the equation by which the frequency of small oscillations </w:t>
-      </w:r>
-      <w:proofErr w:type="gramStart"/>
-      <w:r>
-        <w:rPr>
-          <w:rFonts w:ascii="Times New Roman" w:hAnsi="Times New Roman" w:cs="Times New Roman"/>
-          <w:kern w:val="0"/>
-          <w:sz w:val="24"/>
-          <w:szCs w:val="24"/>
-          <w14:ligatures w14:val="none"/>
-        </w:rPr>
-        <w:t>in</w:t>
-      </w:r>
-      <w:proofErr w:type="gramEnd"/>
-      <w:r>
-        <w:rPr>
-          <w:rFonts w:ascii="Times New Roman" w:hAnsi="Times New Roman" w:cs="Times New Roman"/>
-          <w:kern w:val="0"/>
-          <w:sz w:val="24"/>
-          <w:szCs w:val="24"/>
-          <w14:ligatures w14:val="none"/>
-        </w:rPr>
-        <w:t xml:space="preserve"> determined in technical problems, Izv. Akad. Nauk SSSR, Ser.Fiz.-Mat., 4 (1931), pp. 491–539. In Russian. Title translation as in [216].</w:t>
+        <w:t>A. N. Krylov, On the numerical solution of the equation by which the frequency of small oscillations in determined in technical problems, Izv. Akad. Nauk SSSR, Ser.Fiz.-Mat., 4 (1931), pp. 491–539. In Russian. Title translation as in [216].</w:t>
       </w:r>
     </w:p>
     <w:p>
@@ -7103,6 +7053,7 @@
   <w:style w:type="character" w:default="1" w:styleId="DefaultParagraphFont">
     <w:name w:val="Default Paragraph Font"/>
     <w:uiPriority w:val="1"/>
+    <w:semiHidden/>
     <w:unhideWhenUsed/>
   </w:style>
   <w:style w:type="table" w:default="1" w:styleId="TableNormal">

--- a/skinGradientDecent_V5/Eighth ISIC Skin Image Analysis Workshop/Eighth ISIC Skin Image Analysis Workshop Submission.docx
+++ b/skinGradientDecent_V5/Eighth ISIC Skin Image Analysis Workshop/Eighth ISIC Skin Image Analysis Workshop Submission.docx
@@ -2600,6 +2600,7 @@
         </w:rPr>
         <w:t xml:space="preserve">vision, </w:t>
       </w:r>
+      <w:proofErr w:type="gramStart"/>
       <w:r>
         <w:rPr>
           <w:rFonts w:ascii="Times New Roman" w:hAnsi="Times New Roman" w:cs="Times New Roman"/>
@@ -2610,6 +2611,7 @@
         </w:rPr>
         <w:t>direction</w:t>
       </w:r>
+      <w:proofErr w:type="gramEnd"/>
       <w:r>
         <w:rPr>
           <w:rFonts w:ascii="Times New Roman" w:hAnsi="Times New Roman" w:cs="Times New Roman"/>
@@ -2914,7 +2916,29 @@
           <w:szCs w:val="24"/>
           <w14:ligatures w14:val="none"/>
         </w:rPr>
-        <w:t>I am so in favor of the actual infinite that instead of admitting that Nature abhors it, as is commonly said, I hold that Nature makes frequent use of it everywhere, in order to show more effectively the perfections of its Author. Thus</w:t>
+        <w:t xml:space="preserve">I am so in favor of the actual infinite that instead of admitting that Nature abhors it, as is commonly said, I hold that Nature makes frequent use of it everywhere, </w:t>
+      </w:r>
+      <w:proofErr w:type="gramStart"/>
+      <w:r>
+        <w:rPr>
+          <w:rFonts w:ascii="Times New Roman" w:hAnsi="Times New Roman" w:cs="Times New Roman"/>
+          <w:kern w:val="0"/>
+          <w:sz w:val="24"/>
+          <w:szCs w:val="24"/>
+          <w14:ligatures w14:val="none"/>
+        </w:rPr>
+        <w:t>in order to</w:t>
+      </w:r>
+      <w:proofErr w:type="gramEnd"/>
+      <w:r>
+        <w:rPr>
+          <w:rFonts w:ascii="Times New Roman" w:hAnsi="Times New Roman" w:cs="Times New Roman"/>
+          <w:kern w:val="0"/>
+          <w:sz w:val="24"/>
+          <w:szCs w:val="24"/>
+          <w14:ligatures w14:val="none"/>
+        </w:rPr>
+        <w:t xml:space="preserve"> show more effectively the perfections of its Author. Thus</w:t>
       </w:r>
       <w:r>
         <w:rPr>
@@ -2974,7 +2998,29 @@
           <w:szCs w:val="24"/>
           <w14:ligatures w14:val="none"/>
         </w:rPr>
-        <w:t xml:space="preserve">but actually divisible; and </w:t>
+        <w:t xml:space="preserve">but </w:t>
+      </w:r>
+      <w:proofErr w:type="gramStart"/>
+      <w:r>
+        <w:rPr>
+          <w:rFonts w:ascii="Times New Roman" w:hAnsi="Times New Roman" w:cs="Times New Roman"/>
+          <w:kern w:val="0"/>
+          <w:sz w:val="24"/>
+          <w:szCs w:val="24"/>
+          <w14:ligatures w14:val="none"/>
+        </w:rPr>
+        <w:t>actually divisible</w:t>
+      </w:r>
+      <w:proofErr w:type="gramEnd"/>
+      <w:r>
+        <w:rPr>
+          <w:rFonts w:ascii="Times New Roman" w:hAnsi="Times New Roman" w:cs="Times New Roman"/>
+          <w:kern w:val="0"/>
+          <w:sz w:val="24"/>
+          <w:szCs w:val="24"/>
+          <w14:ligatures w14:val="none"/>
+        </w:rPr>
+        <w:t xml:space="preserve">; and </w:t>
       </w:r>
       <w:r>
         <w:rPr>
@@ -3075,6 +3121,11 @@
     </w:p>
     <w:p>
       <w:pPr>
+        <w:pStyle w:val="ListParagraph"/>
+        <w:numPr>
+          <w:ilvl w:val="1"/>
+          <w:numId w:val="1"/>
+        </w:numPr>
         <w:spacing w:line="480" w:lineRule="auto"/>
         <w:jc w:val="both"/>
         <w:rPr>
@@ -3097,18 +3148,6 @@
           <w:szCs w:val="28"/>
           <w14:ligatures w14:val="none"/>
         </w:rPr>
-        <w:t xml:space="preserve">1.1 </w:t>
-      </w:r>
-      <w:r>
-        <w:rPr>
-          <w:rFonts w:ascii="Times New Roman" w:hAnsi="Times New Roman" w:cs="Times New Roman"/>
-          <w:b/>
-          <w:bCs/>
-          <w:kern w:val="0"/>
-          <w:sz w:val="28"/>
-          <w:szCs w:val="28"/>
-          <w14:ligatures w14:val="none"/>
-        </w:rPr>
         <w:t>Global Optimization</w:t>
       </w:r>
       <w:r>
@@ -3126,26 +3165,20 @@
     </w:p>
     <w:p>
       <w:pPr>
-        <w:spacing w:line="480" w:lineRule="auto"/>
+        <w:pStyle w:val="ListParagraph"/>
+        <w:spacing w:line="480" w:lineRule="auto"/>
+        <w:ind w:left="360"/>
         <w:jc w:val="both"/>
         <w:rPr>
           <w:rFonts w:ascii="Times New Roman" w:hAnsi="Times New Roman" w:cs="Times New Roman"/>
-          <w:kern w:val="0"/>
-          <w:sz w:val="24"/>
-          <w:szCs w:val="24"/>
-          <w14:ligatures w14:val="none"/>
-        </w:rPr>
-      </w:pPr>
-      <w:r>
-        <w:rPr>
-          <w:rFonts w:ascii="Times New Roman" w:hAnsi="Times New Roman" w:cs="Times New Roman"/>
-          <w:kern w:val="0"/>
-          <w:sz w:val="24"/>
-          <w:szCs w:val="24"/>
-          <w14:ligatures w14:val="none"/>
-        </w:rPr>
-        <w:tab/>
-      </w:r>
+          <w:b/>
+          <w:bCs/>
+          <w:kern w:val="0"/>
+          <w:sz w:val="28"/>
+          <w:szCs w:val="28"/>
+          <w14:ligatures w14:val="none"/>
+        </w:rPr>
+      </w:pPr>
     </w:p>
     <w:p>
       <w:pPr>
@@ -3257,6 +3290,271 @@
           <w:kern w:val="0"/>
           <w:sz w:val="24"/>
           <w:szCs w:val="24"/>
+          <w14:ligatures w14:val="none"/>
+        </w:rPr>
+      </w:pPr>
+    </w:p>
+    <w:p>
+      <w:pPr>
+        <w:spacing w:line="480" w:lineRule="auto"/>
+        <w:jc w:val="both"/>
+        <w:rPr>
+          <w:rFonts w:ascii="Times New Roman" w:hAnsi="Times New Roman" w:cs="Times New Roman"/>
+          <w:b/>
+          <w:bCs/>
+          <w:kern w:val="0"/>
+          <w:sz w:val="28"/>
+          <w:szCs w:val="28"/>
+          <w14:ligatures w14:val="none"/>
+        </w:rPr>
+      </w:pPr>
+    </w:p>
+    <w:p>
+      <w:pPr>
+        <w:spacing w:line="480" w:lineRule="auto"/>
+        <w:jc w:val="both"/>
+        <w:rPr>
+          <w:rFonts w:ascii="Times New Roman" w:hAnsi="Times New Roman" w:cs="Times New Roman"/>
+          <w:b/>
+          <w:bCs/>
+          <w:kern w:val="0"/>
+          <w:sz w:val="28"/>
+          <w:szCs w:val="28"/>
+          <w14:ligatures w14:val="none"/>
+        </w:rPr>
+      </w:pPr>
+      <w:r>
+        <w:rPr>
+          <w:rFonts w:ascii="Times New Roman" w:hAnsi="Times New Roman" w:cs="Times New Roman"/>
+          <w:b/>
+          <w:bCs/>
+          <w:kern w:val="0"/>
+          <w:sz w:val="28"/>
+          <w:szCs w:val="28"/>
+          <w14:ligatures w14:val="none"/>
+        </w:rPr>
+        <w:lastRenderedPageBreak/>
+        <w:t>1.1.1 Pre-Processing and Truth Bias</w:t>
+      </w:r>
+    </w:p>
+    <w:p>
+      <w:pPr>
+        <w:spacing w:line="480" w:lineRule="auto"/>
+        <w:jc w:val="both"/>
+        <w:rPr>
+          <w:rFonts w:ascii="Times New Roman" w:hAnsi="Times New Roman" w:cs="Times New Roman"/>
+          <w:b/>
+          <w:bCs/>
+          <w:kern w:val="0"/>
+          <w:sz w:val="28"/>
+          <w:szCs w:val="28"/>
+          <w14:ligatures w14:val="none"/>
+        </w:rPr>
+      </w:pPr>
+    </w:p>
+    <w:p>
+      <w:pPr>
+        <w:spacing w:line="480" w:lineRule="auto"/>
+        <w:jc w:val="both"/>
+        <w:rPr>
+          <w:rFonts w:ascii="Times New Roman" w:hAnsi="Times New Roman" w:cs="Times New Roman"/>
+          <w:b/>
+          <w:bCs/>
+          <w:kern w:val="0"/>
+          <w:sz w:val="28"/>
+          <w:szCs w:val="28"/>
+          <w14:ligatures w14:val="none"/>
+        </w:rPr>
+      </w:pPr>
+    </w:p>
+    <w:p>
+      <w:pPr>
+        <w:spacing w:line="480" w:lineRule="auto"/>
+        <w:jc w:val="both"/>
+        <w:rPr>
+          <w:rFonts w:ascii="Times New Roman" w:hAnsi="Times New Roman" w:cs="Times New Roman"/>
+          <w:b/>
+          <w:bCs/>
+          <w:kern w:val="0"/>
+          <w:sz w:val="28"/>
+          <w:szCs w:val="28"/>
+          <w14:ligatures w14:val="none"/>
+        </w:rPr>
+      </w:pPr>
+    </w:p>
+    <w:p>
+      <w:pPr>
+        <w:spacing w:line="480" w:lineRule="auto"/>
+        <w:jc w:val="both"/>
+        <w:rPr>
+          <w:rFonts w:ascii="Times New Roman" w:hAnsi="Times New Roman" w:cs="Times New Roman"/>
+          <w:b/>
+          <w:bCs/>
+          <w:kern w:val="0"/>
+          <w:sz w:val="28"/>
+          <w:szCs w:val="28"/>
+          <w14:ligatures w14:val="none"/>
+        </w:rPr>
+      </w:pPr>
+    </w:p>
+    <w:p>
+      <w:pPr>
+        <w:spacing w:line="480" w:lineRule="auto"/>
+        <w:jc w:val="both"/>
+        <w:rPr>
+          <w:rFonts w:ascii="Times New Roman" w:hAnsi="Times New Roman" w:cs="Times New Roman"/>
+          <w:b/>
+          <w:bCs/>
+          <w:kern w:val="0"/>
+          <w:sz w:val="28"/>
+          <w:szCs w:val="28"/>
+          <w14:ligatures w14:val="none"/>
+        </w:rPr>
+      </w:pPr>
+    </w:p>
+    <w:p>
+      <w:pPr>
+        <w:spacing w:line="480" w:lineRule="auto"/>
+        <w:jc w:val="both"/>
+        <w:rPr>
+          <w:rFonts w:ascii="Times New Roman" w:hAnsi="Times New Roman" w:cs="Times New Roman"/>
+          <w:b/>
+          <w:bCs/>
+          <w:kern w:val="0"/>
+          <w:sz w:val="28"/>
+          <w:szCs w:val="28"/>
+          <w14:ligatures w14:val="none"/>
+        </w:rPr>
+      </w:pPr>
+    </w:p>
+    <w:p>
+      <w:pPr>
+        <w:spacing w:line="480" w:lineRule="auto"/>
+        <w:jc w:val="both"/>
+        <w:rPr>
+          <w:rFonts w:ascii="Times New Roman" w:hAnsi="Times New Roman" w:cs="Times New Roman"/>
+          <w:b/>
+          <w:bCs/>
+          <w:kern w:val="0"/>
+          <w:sz w:val="28"/>
+          <w:szCs w:val="28"/>
+          <w14:ligatures w14:val="none"/>
+        </w:rPr>
+      </w:pPr>
+    </w:p>
+    <w:p>
+      <w:pPr>
+        <w:spacing w:line="480" w:lineRule="auto"/>
+        <w:jc w:val="both"/>
+        <w:rPr>
+          <w:rFonts w:ascii="Times New Roman" w:hAnsi="Times New Roman" w:cs="Times New Roman"/>
+          <w:b/>
+          <w:bCs/>
+          <w:kern w:val="0"/>
+          <w:sz w:val="28"/>
+          <w:szCs w:val="28"/>
+          <w14:ligatures w14:val="none"/>
+        </w:rPr>
+      </w:pPr>
+    </w:p>
+    <w:p>
+      <w:pPr>
+        <w:spacing w:line="480" w:lineRule="auto"/>
+        <w:jc w:val="both"/>
+        <w:rPr>
+          <w:rFonts w:ascii="Times New Roman" w:hAnsi="Times New Roman" w:cs="Times New Roman"/>
+          <w:b/>
+          <w:bCs/>
+          <w:kern w:val="0"/>
+          <w:sz w:val="28"/>
+          <w:szCs w:val="28"/>
+          <w14:ligatures w14:val="none"/>
+        </w:rPr>
+      </w:pPr>
+      <w:r>
+        <w:rPr>
+          <w:rFonts w:ascii="Times New Roman" w:hAnsi="Times New Roman" w:cs="Times New Roman"/>
+          <w:b/>
+          <w:bCs/>
+          <w:kern w:val="0"/>
+          <w:sz w:val="28"/>
+          <w:szCs w:val="28"/>
+          <w14:ligatures w14:val="none"/>
+        </w:rPr>
+        <w:t>1.1.2 Filter Rank and Training</w:t>
+      </w:r>
+    </w:p>
+    <w:p>
+      <w:pPr>
+        <w:spacing w:line="480" w:lineRule="auto"/>
+        <w:jc w:val="both"/>
+        <w:rPr>
+          <w:rFonts w:ascii="Times New Roman" w:hAnsi="Times New Roman" w:cs="Times New Roman"/>
+          <w:b/>
+          <w:bCs/>
+          <w:kern w:val="0"/>
+          <w:sz w:val="28"/>
+          <w:szCs w:val="28"/>
+          <w14:ligatures w14:val="none"/>
+        </w:rPr>
+      </w:pPr>
+    </w:p>
+    <w:p>
+      <w:pPr>
+        <w:spacing w:line="480" w:lineRule="auto"/>
+        <w:jc w:val="both"/>
+        <w:rPr>
+          <w:rFonts w:ascii="Times New Roman" w:hAnsi="Times New Roman" w:cs="Times New Roman"/>
+          <w:b/>
+          <w:bCs/>
+          <w:kern w:val="0"/>
+          <w:sz w:val="28"/>
+          <w:szCs w:val="28"/>
+          <w14:ligatures w14:val="none"/>
+        </w:rPr>
+      </w:pPr>
+    </w:p>
+    <w:p>
+      <w:pPr>
+        <w:spacing w:line="480" w:lineRule="auto"/>
+        <w:jc w:val="both"/>
+        <w:rPr>
+          <w:rFonts w:ascii="Times New Roman" w:hAnsi="Times New Roman" w:cs="Times New Roman"/>
+          <w:b/>
+          <w:bCs/>
+          <w:kern w:val="0"/>
+          <w:sz w:val="28"/>
+          <w:szCs w:val="28"/>
+          <w14:ligatures w14:val="none"/>
+        </w:rPr>
+      </w:pPr>
+    </w:p>
+    <w:p>
+      <w:pPr>
+        <w:spacing w:line="480" w:lineRule="auto"/>
+        <w:jc w:val="both"/>
+        <w:rPr>
+          <w:rFonts w:ascii="Times New Roman" w:hAnsi="Times New Roman" w:cs="Times New Roman"/>
+          <w:b/>
+          <w:bCs/>
+          <w:kern w:val="0"/>
+          <w:sz w:val="28"/>
+          <w:szCs w:val="28"/>
+          <w14:ligatures w14:val="none"/>
+        </w:rPr>
+      </w:pPr>
+    </w:p>
+    <w:p>
+      <w:pPr>
+        <w:spacing w:line="480" w:lineRule="auto"/>
+        <w:jc w:val="both"/>
+        <w:rPr>
+          <w:rFonts w:ascii="Times New Roman" w:hAnsi="Times New Roman" w:cs="Times New Roman"/>
+          <w:b/>
+          <w:bCs/>
+          <w:kern w:val="0"/>
+          <w:sz w:val="28"/>
+          <w:szCs w:val="28"/>
           <w14:ligatures w14:val="none"/>
         </w:rPr>
       </w:pPr>
@@ -3524,323 +3822,194 @@
         <w:spacing w:after="0" w:line="240" w:lineRule="auto"/>
         <w:rPr>
           <w:rFonts w:ascii="Times New Roman" w:hAnsi="Times New Roman" w:cs="Times New Roman"/>
-          <w:kern w:val="0"/>
-          <w:sz w:val="24"/>
-          <w:szCs w:val="24"/>
-          <w14:ligatures w14:val="none"/>
-        </w:rPr>
-      </w:pPr>
-    </w:p>
-    <w:p>
-      <w:pPr>
-        <w:spacing w:after="0" w:line="240" w:lineRule="auto"/>
-        <w:rPr>
-          <w:rFonts w:ascii="Times New Roman" w:hAnsi="Times New Roman" w:cs="Times New Roman"/>
-          <w:kern w:val="0"/>
-          <w:sz w:val="24"/>
-          <w:szCs w:val="24"/>
-          <w14:ligatures w14:val="none"/>
-        </w:rPr>
-      </w:pPr>
-    </w:p>
-    <w:p>
-      <w:pPr>
-        <w:spacing w:after="0" w:line="240" w:lineRule="auto"/>
-        <w:rPr>
-          <w:rFonts w:ascii="Times New Roman" w:hAnsi="Times New Roman" w:cs="Times New Roman"/>
-          <w:kern w:val="0"/>
-          <w:sz w:val="24"/>
-          <w:szCs w:val="24"/>
-          <w14:ligatures w14:val="none"/>
-        </w:rPr>
-      </w:pPr>
-    </w:p>
-    <w:p>
-      <w:pPr>
-        <w:spacing w:after="0" w:line="240" w:lineRule="auto"/>
-        <w:rPr>
-          <w:rFonts w:ascii="Times New Roman" w:hAnsi="Times New Roman" w:cs="Times New Roman"/>
-          <w:kern w:val="0"/>
-          <w:sz w:val="24"/>
-          <w:szCs w:val="24"/>
-          <w14:ligatures w14:val="none"/>
-        </w:rPr>
-      </w:pPr>
-    </w:p>
-    <w:p>
-      <w:pPr>
-        <w:spacing w:after="0" w:line="240" w:lineRule="auto"/>
-        <w:rPr>
-          <w:rFonts w:ascii="Times New Roman" w:hAnsi="Times New Roman" w:cs="Times New Roman"/>
-          <w:kern w:val="0"/>
-          <w:sz w:val="24"/>
-          <w:szCs w:val="24"/>
-          <w14:ligatures w14:val="none"/>
-        </w:rPr>
-      </w:pPr>
-    </w:p>
-    <w:p>
-      <w:pPr>
-        <w:spacing w:after="0" w:line="240" w:lineRule="auto"/>
-        <w:rPr>
-          <w:rFonts w:ascii="Times New Roman" w:hAnsi="Times New Roman" w:cs="Times New Roman"/>
-          <w:kern w:val="0"/>
-          <w:sz w:val="24"/>
-          <w:szCs w:val="24"/>
-          <w14:ligatures w14:val="none"/>
-        </w:rPr>
-      </w:pPr>
-    </w:p>
-    <w:p>
-      <w:pPr>
-        <w:spacing w:after="0" w:line="240" w:lineRule="auto"/>
-        <w:rPr>
-          <w:rFonts w:ascii="Times New Roman" w:hAnsi="Times New Roman" w:cs="Times New Roman"/>
-          <w:kern w:val="0"/>
-          <w:sz w:val="24"/>
-          <w:szCs w:val="24"/>
-          <w14:ligatures w14:val="none"/>
-        </w:rPr>
-      </w:pPr>
-    </w:p>
-    <w:p>
-      <w:pPr>
-        <w:spacing w:after="0" w:line="240" w:lineRule="auto"/>
-        <w:rPr>
-          <w:rFonts w:ascii="Times New Roman" w:hAnsi="Times New Roman" w:cs="Times New Roman"/>
-          <w:kern w:val="0"/>
-          <w:sz w:val="24"/>
-          <w:szCs w:val="24"/>
-          <w14:ligatures w14:val="none"/>
-        </w:rPr>
-      </w:pPr>
-    </w:p>
-    <w:p>
-      <w:pPr>
-        <w:spacing w:after="0" w:line="240" w:lineRule="auto"/>
-        <w:rPr>
-          <w:rFonts w:ascii="Times New Roman" w:hAnsi="Times New Roman" w:cs="Times New Roman"/>
-          <w:kern w:val="0"/>
-          <w:sz w:val="24"/>
-          <w:szCs w:val="24"/>
-          <w14:ligatures w14:val="none"/>
-        </w:rPr>
-      </w:pPr>
-    </w:p>
-    <w:p>
-      <w:pPr>
-        <w:spacing w:after="0" w:line="240" w:lineRule="auto"/>
-        <w:rPr>
-          <w:rFonts w:ascii="Times New Roman" w:hAnsi="Times New Roman" w:cs="Times New Roman"/>
-          <w:kern w:val="0"/>
-          <w:sz w:val="24"/>
-          <w:szCs w:val="24"/>
-          <w14:ligatures w14:val="none"/>
-        </w:rPr>
-      </w:pPr>
-    </w:p>
-    <w:p>
-      <w:pPr>
-        <w:spacing w:after="0" w:line="240" w:lineRule="auto"/>
-        <w:rPr>
-          <w:rFonts w:ascii="Times New Roman" w:hAnsi="Times New Roman" w:cs="Times New Roman"/>
-          <w:kern w:val="0"/>
-          <w:sz w:val="24"/>
-          <w:szCs w:val="24"/>
-          <w14:ligatures w14:val="none"/>
-        </w:rPr>
-      </w:pPr>
-    </w:p>
-    <w:p>
-      <w:pPr>
-        <w:spacing w:after="0" w:line="240" w:lineRule="auto"/>
-        <w:rPr>
-          <w:rFonts w:ascii="Times New Roman" w:hAnsi="Times New Roman" w:cs="Times New Roman"/>
-          <w:kern w:val="0"/>
-          <w:sz w:val="24"/>
-          <w:szCs w:val="24"/>
-          <w14:ligatures w14:val="none"/>
-        </w:rPr>
-      </w:pPr>
-    </w:p>
-    <w:p>
-      <w:pPr>
-        <w:spacing w:after="0" w:line="240" w:lineRule="auto"/>
-        <w:rPr>
-          <w:rFonts w:ascii="Times New Roman" w:hAnsi="Times New Roman" w:cs="Times New Roman"/>
-          <w:kern w:val="0"/>
-          <w:sz w:val="24"/>
-          <w:szCs w:val="24"/>
-          <w14:ligatures w14:val="none"/>
-        </w:rPr>
-      </w:pPr>
-    </w:p>
-    <w:p>
-      <w:pPr>
-        <w:spacing w:after="0" w:line="240" w:lineRule="auto"/>
-        <w:rPr>
-          <w:rFonts w:ascii="Times New Roman" w:hAnsi="Times New Roman" w:cs="Times New Roman"/>
-          <w:kern w:val="0"/>
-          <w:sz w:val="24"/>
-          <w:szCs w:val="24"/>
-          <w14:ligatures w14:val="none"/>
-        </w:rPr>
-      </w:pPr>
-    </w:p>
-    <w:p>
-      <w:pPr>
-        <w:spacing w:after="0" w:line="240" w:lineRule="auto"/>
-        <w:rPr>
-          <w:rFonts w:ascii="Times New Roman" w:hAnsi="Times New Roman" w:cs="Times New Roman"/>
-          <w:kern w:val="0"/>
-          <w:sz w:val="24"/>
-          <w:szCs w:val="24"/>
-          <w14:ligatures w14:val="none"/>
-        </w:rPr>
-      </w:pPr>
-    </w:p>
-    <w:p>
-      <w:pPr>
-        <w:spacing w:after="0" w:line="240" w:lineRule="auto"/>
-        <w:rPr>
-          <w:rFonts w:ascii="Times New Roman" w:hAnsi="Times New Roman" w:cs="Times New Roman"/>
-          <w:kern w:val="0"/>
-          <w:sz w:val="24"/>
-          <w:szCs w:val="24"/>
-          <w14:ligatures w14:val="none"/>
-        </w:rPr>
-      </w:pPr>
-    </w:p>
-    <w:p>
-      <w:pPr>
-        <w:spacing w:after="0" w:line="240" w:lineRule="auto"/>
-        <w:rPr>
-          <w:rFonts w:ascii="Times New Roman" w:hAnsi="Times New Roman" w:cs="Times New Roman"/>
-          <w:kern w:val="0"/>
-          <w:sz w:val="24"/>
-          <w:szCs w:val="24"/>
-          <w14:ligatures w14:val="none"/>
-        </w:rPr>
-      </w:pPr>
-    </w:p>
-    <w:p>
-      <w:pPr>
-        <w:spacing w:after="0" w:line="240" w:lineRule="auto"/>
-        <w:rPr>
-          <w:rFonts w:ascii="Times New Roman" w:hAnsi="Times New Roman" w:cs="Times New Roman"/>
-          <w:kern w:val="0"/>
-          <w:sz w:val="24"/>
-          <w:szCs w:val="24"/>
-          <w14:ligatures w14:val="none"/>
-        </w:rPr>
-      </w:pPr>
-    </w:p>
-    <w:p>
-      <w:pPr>
-        <w:spacing w:after="0" w:line="240" w:lineRule="auto"/>
-        <w:rPr>
-          <w:rFonts w:ascii="Times New Roman" w:hAnsi="Times New Roman" w:cs="Times New Roman"/>
-          <w:kern w:val="0"/>
-          <w:sz w:val="24"/>
-          <w:szCs w:val="24"/>
-          <w14:ligatures w14:val="none"/>
-        </w:rPr>
-      </w:pPr>
-    </w:p>
-    <w:p>
-      <w:pPr>
-        <w:spacing w:after="0" w:line="240" w:lineRule="auto"/>
-        <w:rPr>
-          <w:rFonts w:ascii="Times New Roman" w:hAnsi="Times New Roman" w:cs="Times New Roman"/>
-          <w:kern w:val="0"/>
-          <w:sz w:val="24"/>
-          <w:szCs w:val="24"/>
-          <w14:ligatures w14:val="none"/>
-        </w:rPr>
-      </w:pPr>
-    </w:p>
-    <w:p>
-      <w:pPr>
-        <w:spacing w:after="0" w:line="240" w:lineRule="auto"/>
-        <w:rPr>
-          <w:rFonts w:ascii="Times New Roman" w:hAnsi="Times New Roman" w:cs="Times New Roman"/>
-          <w:kern w:val="0"/>
-          <w:sz w:val="24"/>
-          <w:szCs w:val="24"/>
-          <w14:ligatures w14:val="none"/>
-        </w:rPr>
-      </w:pPr>
-    </w:p>
-    <w:p>
-      <w:pPr>
-        <w:spacing w:after="0" w:line="240" w:lineRule="auto"/>
-        <w:rPr>
-          <w:rFonts w:ascii="Times New Roman" w:hAnsi="Times New Roman" w:cs="Times New Roman"/>
-          <w:kern w:val="0"/>
-          <w:sz w:val="24"/>
-          <w:szCs w:val="24"/>
-          <w14:ligatures w14:val="none"/>
-        </w:rPr>
-      </w:pPr>
-    </w:p>
-    <w:p>
-      <w:pPr>
-        <w:spacing w:after="0" w:line="240" w:lineRule="auto"/>
-        <w:rPr>
-          <w:rFonts w:ascii="Times New Roman" w:hAnsi="Times New Roman" w:cs="Times New Roman"/>
-          <w:kern w:val="0"/>
-          <w:sz w:val="24"/>
-          <w:szCs w:val="24"/>
-          <w14:ligatures w14:val="none"/>
-        </w:rPr>
-      </w:pPr>
-    </w:p>
-    <w:p>
-      <w:pPr>
-        <w:spacing w:after="0" w:line="240" w:lineRule="auto"/>
-        <w:rPr>
-          <w:rFonts w:ascii="Times New Roman" w:hAnsi="Times New Roman" w:cs="Times New Roman"/>
-          <w:kern w:val="0"/>
-          <w:sz w:val="24"/>
-          <w:szCs w:val="24"/>
-          <w14:ligatures w14:val="none"/>
-        </w:rPr>
-      </w:pPr>
-    </w:p>
-    <w:p>
-      <w:pPr>
-        <w:spacing w:after="0" w:line="240" w:lineRule="auto"/>
-        <w:rPr>
-          <w:rFonts w:ascii="Times New Roman" w:hAnsi="Times New Roman" w:cs="Times New Roman"/>
-          <w:kern w:val="0"/>
-          <w:sz w:val="24"/>
-          <w:szCs w:val="24"/>
-          <w14:ligatures w14:val="none"/>
-        </w:rPr>
-      </w:pPr>
-    </w:p>
-    <w:p>
-      <w:pPr>
-        <w:spacing w:after="0" w:line="240" w:lineRule="auto"/>
-        <w:rPr>
-          <w:rFonts w:ascii="Times New Roman" w:hAnsi="Times New Roman" w:cs="Times New Roman"/>
-          <w:kern w:val="0"/>
-          <w:sz w:val="24"/>
-          <w:szCs w:val="24"/>
-          <w14:ligatures w14:val="none"/>
-        </w:rPr>
-      </w:pPr>
-    </w:p>
-    <w:p>
-      <w:pPr>
-        <w:spacing w:after="0" w:line="240" w:lineRule="auto"/>
-        <w:rPr>
-          <w:rFonts w:ascii="Times New Roman" w:hAnsi="Times New Roman" w:cs="Times New Roman"/>
-          <w:b/>
-          <w:bCs/>
-          <w:kern w:val="0"/>
-          <w:sz w:val="28"/>
-          <w:szCs w:val="28"/>
+          <w:b/>
+          <w:bCs/>
+          <w:kern w:val="0"/>
+          <w:sz w:val="28"/>
+          <w:szCs w:val="28"/>
+          <w14:ligatures w14:val="none"/>
+        </w:rPr>
+      </w:pPr>
+      <w:r>
+        <w:rPr>
+          <w:rFonts w:ascii="Times New Roman" w:hAnsi="Times New Roman" w:cs="Times New Roman"/>
+          <w:b/>
+          <w:bCs/>
+          <w:kern w:val="0"/>
+          <w:sz w:val="28"/>
+          <w:szCs w:val="28"/>
+          <w14:ligatures w14:val="none"/>
+        </w:rPr>
+        <w:t>1.</w:t>
+      </w:r>
+      <w:r>
+        <w:rPr>
+          <w:rFonts w:ascii="Times New Roman" w:hAnsi="Times New Roman" w:cs="Times New Roman"/>
+          <w:b/>
+          <w:bCs/>
+          <w:kern w:val="0"/>
+          <w:sz w:val="28"/>
+          <w:szCs w:val="28"/>
+          <w14:ligatures w14:val="none"/>
+        </w:rPr>
+        <w:t>1.4</w:t>
+      </w:r>
+      <w:r>
+        <w:rPr>
+          <w:rFonts w:ascii="Times New Roman" w:hAnsi="Times New Roman" w:cs="Times New Roman"/>
+          <w:b/>
+          <w:bCs/>
+          <w:kern w:val="0"/>
+          <w:sz w:val="28"/>
+          <w:szCs w:val="28"/>
+          <w14:ligatures w14:val="none"/>
+        </w:rPr>
+        <w:t xml:space="preserve">  </w:t>
+      </w:r>
+      <w:r>
+        <w:rPr>
+          <w:rFonts w:ascii="Times New Roman" w:hAnsi="Times New Roman" w:cs="Times New Roman"/>
+          <w:b/>
+          <w:bCs/>
+          <w:kern w:val="0"/>
+          <w:sz w:val="28"/>
+          <w:szCs w:val="28"/>
+          <w14:ligatures w14:val="none"/>
+        </w:rPr>
+        <w:t>Stationary and Non-Stationary Gradient</w:t>
+      </w:r>
+    </w:p>
+    <w:p>
+      <w:pPr>
+        <w:spacing w:line="480" w:lineRule="auto"/>
+        <w:ind w:firstLine="720"/>
+        <w:jc w:val="both"/>
+        <w:rPr>
+          <w:rFonts w:ascii="Times New Roman" w:hAnsi="Times New Roman" w:cs="Times New Roman"/>
+          <w:kern w:val="0"/>
+          <w:u w:val="single"/>
+          <w14:ligatures w14:val="none"/>
+        </w:rPr>
+      </w:pPr>
+    </w:p>
+    <w:p>
+      <w:pPr>
+        <w:spacing w:line="480" w:lineRule="auto"/>
+        <w:ind w:firstLine="720"/>
+        <w:jc w:val="both"/>
+        <w:rPr>
+          <w:rFonts w:ascii="Times New Roman" w:hAnsi="Times New Roman" w:cs="Times New Roman"/>
+          <w:kern w:val="0"/>
+          <w:sz w:val="24"/>
+          <w:szCs w:val="24"/>
+          <w14:ligatures w14:val="none"/>
+        </w:rPr>
+      </w:pPr>
+    </w:p>
+    <w:p>
+      <w:pPr>
+        <w:spacing w:line="480" w:lineRule="auto"/>
+        <w:ind w:firstLine="720"/>
+        <w:jc w:val="both"/>
+        <w:rPr>
+          <w:rFonts w:ascii="Times New Roman" w:hAnsi="Times New Roman" w:cs="Times New Roman"/>
+          <w:kern w:val="0"/>
+          <w:sz w:val="24"/>
+          <w:szCs w:val="24"/>
+          <w14:ligatures w14:val="none"/>
+        </w:rPr>
+      </w:pPr>
+    </w:p>
+    <w:p>
+      <w:pPr>
+        <w:spacing w:line="480" w:lineRule="auto"/>
+        <w:rPr>
+          <w:rFonts w:ascii="Times New Roman" w:hAnsi="Times New Roman" w:cs="Times New Roman"/>
+          <w:kern w:val="0"/>
+          <w:sz w:val="24"/>
+          <w:szCs w:val="24"/>
+          <w14:ligatures w14:val="none"/>
+        </w:rPr>
+      </w:pPr>
+    </w:p>
+    <w:p>
+      <w:pPr>
+        <w:spacing w:line="480" w:lineRule="auto"/>
+        <w:rPr>
+          <w:rFonts w:ascii="Times New Roman" w:hAnsi="Times New Roman" w:cs="Times New Roman"/>
+          <w:b/>
+          <w:bCs/>
+          <w:kern w:val="0"/>
+          <w:sz w:val="28"/>
+          <w:szCs w:val="28"/>
+          <w14:ligatures w14:val="none"/>
+        </w:rPr>
+      </w:pPr>
+    </w:p>
+    <w:p>
+      <w:pPr>
+        <w:spacing w:line="480" w:lineRule="auto"/>
+        <w:rPr>
+          <w:rFonts w:ascii="Times New Roman" w:hAnsi="Times New Roman" w:cs="Times New Roman"/>
+          <w:b/>
+          <w:bCs/>
+          <w:kern w:val="0"/>
+          <w:sz w:val="28"/>
+          <w:szCs w:val="28"/>
+          <w14:ligatures w14:val="none"/>
+        </w:rPr>
+      </w:pPr>
+    </w:p>
+    <w:p>
+      <w:pPr>
+        <w:spacing w:line="480" w:lineRule="auto"/>
+        <w:rPr>
+          <w:rFonts w:ascii="Times New Roman" w:hAnsi="Times New Roman" w:cs="Times New Roman"/>
+          <w:b/>
+          <w:bCs/>
+          <w:kern w:val="0"/>
+          <w:sz w:val="28"/>
+          <w:szCs w:val="28"/>
+          <w14:ligatures w14:val="none"/>
+        </w:rPr>
+      </w:pPr>
+    </w:p>
+    <w:p>
+      <w:pPr>
+        <w:spacing w:line="480" w:lineRule="auto"/>
+        <w:rPr>
+          <w:rFonts w:ascii="Times New Roman" w:hAnsi="Times New Roman" w:cs="Times New Roman"/>
+          <w:b/>
+          <w:bCs/>
+          <w:kern w:val="0"/>
+          <w:sz w:val="28"/>
+          <w:szCs w:val="28"/>
+          <w14:ligatures w14:val="none"/>
+        </w:rPr>
+      </w:pPr>
+    </w:p>
+    <w:p>
+      <w:pPr>
+        <w:spacing w:line="480" w:lineRule="auto"/>
+        <w:rPr>
+          <w:rFonts w:ascii="Times New Roman" w:hAnsi="Times New Roman" w:cs="Times New Roman"/>
+          <w:b/>
+          <w:bCs/>
+          <w:kern w:val="0"/>
+          <w:sz w:val="28"/>
+          <w:szCs w:val="28"/>
+          <w14:ligatures w14:val="none"/>
+        </w:rPr>
+      </w:pPr>
+    </w:p>
+    <w:p>
+      <w:pPr>
+        <w:spacing w:line="480" w:lineRule="auto"/>
+        <w:rPr>
+          <w:rFonts w:ascii="Times New Roman" w:hAnsi="Times New Roman" w:cs="Times New Roman"/>
+          <w:kern w:val="0"/>
+          <w:sz w:val="24"/>
+          <w:szCs w:val="24"/>
           <w14:ligatures w14:val="none"/>
         </w:rPr>
       </w:pPr>
@@ -3867,642 +4036,148 @@
           <w:szCs w:val="28"/>
           <w14:ligatures w14:val="none"/>
         </w:rPr>
-        <w:t>1.4</w:t>
-      </w:r>
-      <w:r>
-        <w:rPr>
-          <w:rFonts w:ascii="Times New Roman" w:hAnsi="Times New Roman" w:cs="Times New Roman"/>
-          <w:b/>
-          <w:bCs/>
-          <w:kern w:val="0"/>
-          <w:sz w:val="28"/>
-          <w:szCs w:val="28"/>
-          <w14:ligatures w14:val="none"/>
-        </w:rPr>
-        <w:t xml:space="preserve">  </w:t>
-      </w:r>
-      <w:r>
-        <w:rPr>
-          <w:rFonts w:ascii="Times New Roman" w:hAnsi="Times New Roman" w:cs="Times New Roman"/>
-          <w:b/>
-          <w:bCs/>
-          <w:kern w:val="0"/>
-          <w:sz w:val="28"/>
-          <w:szCs w:val="28"/>
-          <w14:ligatures w14:val="none"/>
-        </w:rPr>
-        <w:t>Stationary and Non-Stationary Gradient</w:t>
-      </w:r>
-    </w:p>
-    <w:p>
-      <w:pPr>
-        <w:spacing w:line="480" w:lineRule="auto"/>
-        <w:ind w:firstLine="720"/>
+        <w:t>1.5</w:t>
+      </w:r>
+      <w:r>
+        <w:rPr>
+          <w:rFonts w:ascii="Times New Roman" w:hAnsi="Times New Roman" w:cs="Times New Roman"/>
+          <w:b/>
+          <w:bCs/>
+          <w:kern w:val="0"/>
+          <w:sz w:val="28"/>
+          <w:szCs w:val="28"/>
+          <w14:ligatures w14:val="none"/>
+        </w:rPr>
+        <w:t xml:space="preserve"> Convolution</w:t>
+      </w:r>
+    </w:p>
+    <w:p>
+      <w:pPr>
+        <w:spacing w:line="480" w:lineRule="auto"/>
+        <w:rPr>
+          <w:rFonts w:ascii="Times New Roman" w:eastAsia="Times New Roman" w:hAnsi="Times New Roman" w:cs="Times New Roman"/>
+          <w:b/>
+          <w:bCs/>
+          <w:caps/>
+          <w:sz w:val="16"/>
+          <w:szCs w:val="16"/>
+        </w:rPr>
+      </w:pPr>
+    </w:p>
+    <w:p>
+      <w:pPr>
+        <w:spacing w:line="480" w:lineRule="auto"/>
+        <w:rPr>
+          <w:rFonts w:ascii="Times New Roman" w:eastAsia="Times New Roman" w:hAnsi="Times New Roman" w:cs="Times New Roman"/>
+          <w:b/>
+          <w:bCs/>
+          <w:caps/>
+          <w:sz w:val="16"/>
+          <w:szCs w:val="16"/>
+        </w:rPr>
+      </w:pPr>
+    </w:p>
+    <w:p>
+      <w:pPr>
+        <w:spacing w:line="480" w:lineRule="auto"/>
+        <w:rPr>
+          <w:rFonts w:ascii="Times New Roman" w:eastAsia="Times New Roman" w:hAnsi="Times New Roman" w:cs="Times New Roman"/>
+          <w:b/>
+          <w:bCs/>
+          <w:caps/>
+          <w:sz w:val="16"/>
+          <w:szCs w:val="16"/>
+        </w:rPr>
+      </w:pPr>
+    </w:p>
+    <w:p>
+      <w:pPr>
+        <w:spacing w:line="480" w:lineRule="auto"/>
+        <w:rPr>
+          <w:rFonts w:ascii="Times New Roman" w:eastAsia="Times New Roman" w:hAnsi="Times New Roman" w:cs="Times New Roman"/>
+          <w:b/>
+          <w:bCs/>
+          <w:caps/>
+          <w:sz w:val="16"/>
+          <w:szCs w:val="16"/>
+        </w:rPr>
+      </w:pPr>
+    </w:p>
+    <w:p>
+      <w:pPr>
+        <w:spacing w:line="480" w:lineRule="auto"/>
+        <w:rPr>
+          <w:rFonts w:ascii="Times New Roman" w:eastAsia="Times New Roman" w:hAnsi="Times New Roman" w:cs="Times New Roman"/>
+          <w:b/>
+          <w:bCs/>
+          <w:caps/>
+          <w:sz w:val="16"/>
+          <w:szCs w:val="16"/>
+        </w:rPr>
+      </w:pPr>
+    </w:p>
+    <w:p>
+      <w:pPr>
+        <w:spacing w:line="480" w:lineRule="auto"/>
+        <w:rPr>
+          <w:rFonts w:ascii="Times New Roman" w:eastAsia="Times New Roman" w:hAnsi="Times New Roman" w:cs="Times New Roman"/>
+          <w:b/>
+          <w:bCs/>
+          <w:caps/>
+          <w:sz w:val="16"/>
+          <w:szCs w:val="16"/>
+        </w:rPr>
+      </w:pPr>
+    </w:p>
+    <w:p>
+      <w:pPr>
+        <w:spacing w:line="480" w:lineRule="auto"/>
+        <w:rPr>
+          <w:rFonts w:ascii="Times New Roman" w:eastAsia="Times New Roman" w:hAnsi="Times New Roman" w:cs="Times New Roman"/>
+          <w:b/>
+          <w:bCs/>
+          <w:caps/>
+          <w:sz w:val="16"/>
+          <w:szCs w:val="16"/>
+        </w:rPr>
+      </w:pPr>
+    </w:p>
+    <w:p>
+      <w:pPr>
+        <w:spacing w:line="480" w:lineRule="auto"/>
+        <w:rPr>
+          <w:rFonts w:ascii="Times New Roman" w:eastAsia="Times New Roman" w:hAnsi="Times New Roman" w:cs="Times New Roman"/>
+          <w:b/>
+          <w:bCs/>
+          <w:caps/>
+          <w:sz w:val="16"/>
+          <w:szCs w:val="16"/>
+        </w:rPr>
+      </w:pPr>
+    </w:p>
+    <w:p>
+      <w:pPr>
+        <w:spacing w:line="480" w:lineRule="auto"/>
         <w:jc w:val="both"/>
         <w:rPr>
-          <w:rFonts w:ascii="Times New Roman" w:hAnsi="Times New Roman" w:cs="Times New Roman"/>
-          <w:kern w:val="0"/>
-          <w:u w:val="single"/>
-          <w14:ligatures w14:val="none"/>
-        </w:rPr>
-      </w:pPr>
-    </w:p>
-    <w:p>
-      <w:pPr>
-        <w:spacing w:line="480" w:lineRule="auto"/>
-        <w:ind w:firstLine="720"/>
-        <w:jc w:val="both"/>
-        <w:rPr>
-          <w:rFonts w:ascii="Times New Roman" w:hAnsi="Times New Roman" w:cs="Times New Roman"/>
-          <w:kern w:val="0"/>
-          <w:sz w:val="24"/>
-          <w:szCs w:val="24"/>
-          <w14:ligatures w14:val="none"/>
-        </w:rPr>
-      </w:pPr>
-    </w:p>
-    <w:p>
-      <w:pPr>
-        <w:spacing w:line="480" w:lineRule="auto"/>
-        <w:ind w:firstLine="720"/>
-        <w:jc w:val="both"/>
-        <w:rPr>
-          <w:rFonts w:ascii="Times New Roman" w:hAnsi="Times New Roman" w:cs="Times New Roman"/>
-          <w:kern w:val="0"/>
-          <w:sz w:val="24"/>
-          <w:szCs w:val="24"/>
-          <w14:ligatures w14:val="none"/>
-        </w:rPr>
-      </w:pPr>
-    </w:p>
-    <w:p>
-      <w:pPr>
-        <w:spacing w:line="480" w:lineRule="auto"/>
-        <w:ind w:firstLine="720"/>
-        <w:jc w:val="both"/>
-        <w:rPr>
-          <w:rFonts w:ascii="Times New Roman" w:hAnsi="Times New Roman" w:cs="Times New Roman"/>
-          <w:kern w:val="0"/>
-          <w:sz w:val="24"/>
-          <w:szCs w:val="24"/>
-          <w14:ligatures w14:val="none"/>
-        </w:rPr>
-      </w:pPr>
-    </w:p>
-    <w:p>
-      <w:pPr>
-        <w:spacing w:line="480" w:lineRule="auto"/>
-        <w:ind w:firstLine="720"/>
-        <w:jc w:val="center"/>
-        <w:rPr>
-          <w:rFonts w:ascii="Times New Roman" w:hAnsi="Times New Roman" w:cs="Times New Roman"/>
-          <w:kern w:val="0"/>
-          <w:sz w:val="24"/>
-          <w:szCs w:val="24"/>
-          <w14:ligatures w14:val="none"/>
-        </w:rPr>
-      </w:pPr>
-    </w:p>
-    <w:p>
-      <w:pPr>
-        <w:spacing w:line="480" w:lineRule="auto"/>
-        <w:ind w:firstLine="720"/>
-        <w:jc w:val="both"/>
-        <w:rPr>
-          <w:rFonts w:ascii="Times New Roman" w:hAnsi="Times New Roman" w:cs="Times New Roman"/>
-          <w:kern w:val="0"/>
-          <w:sz w:val="24"/>
-          <w:szCs w:val="24"/>
-          <w14:ligatures w14:val="none"/>
-        </w:rPr>
-      </w:pPr>
-    </w:p>
-    <w:p>
-      <w:pPr>
-        <w:spacing w:line="480" w:lineRule="auto"/>
-        <w:rPr>
-          <w:rFonts w:ascii="Times New Roman" w:hAnsi="Times New Roman" w:cs="Times New Roman"/>
-          <w:b/>
-          <w:bCs/>
-          <w:kern w:val="0"/>
-          <w:sz w:val="28"/>
-          <w:szCs w:val="28"/>
-          <w14:ligatures w14:val="none"/>
-        </w:rPr>
-      </w:pPr>
-    </w:p>
-    <w:p>
-      <w:pPr>
-        <w:spacing w:line="480" w:lineRule="auto"/>
-        <w:rPr>
-          <w:rFonts w:ascii="Times New Roman" w:hAnsi="Times New Roman" w:cs="Times New Roman"/>
-          <w:b/>
-          <w:bCs/>
-          <w:kern w:val="0"/>
-          <w:sz w:val="28"/>
-          <w:szCs w:val="28"/>
-          <w14:ligatures w14:val="none"/>
-        </w:rPr>
-      </w:pPr>
-    </w:p>
-    <w:p>
-      <w:pPr>
-        <w:spacing w:line="480" w:lineRule="auto"/>
-        <w:rPr>
-          <w:rFonts w:ascii="Times New Roman" w:hAnsi="Times New Roman" w:cs="Times New Roman"/>
-          <w:b/>
-          <w:bCs/>
-          <w:kern w:val="0"/>
-          <w:sz w:val="28"/>
-          <w:szCs w:val="28"/>
-          <w14:ligatures w14:val="none"/>
-        </w:rPr>
-      </w:pPr>
-    </w:p>
-    <w:p>
-      <w:pPr>
-        <w:spacing w:line="480" w:lineRule="auto"/>
-        <w:rPr>
-          <w:rFonts w:ascii="Times New Roman" w:hAnsi="Times New Roman" w:cs="Times New Roman"/>
-          <w:b/>
-          <w:bCs/>
-          <w:kern w:val="0"/>
-          <w:sz w:val="28"/>
-          <w:szCs w:val="28"/>
-          <w14:ligatures w14:val="none"/>
-        </w:rPr>
-      </w:pPr>
-    </w:p>
-    <w:p>
-      <w:pPr>
-        <w:spacing w:line="480" w:lineRule="auto"/>
-        <w:rPr>
-          <w:rFonts w:ascii="Times New Roman" w:hAnsi="Times New Roman" w:cs="Times New Roman"/>
-          <w:b/>
-          <w:bCs/>
-          <w:kern w:val="0"/>
-          <w:sz w:val="28"/>
-          <w:szCs w:val="28"/>
-          <w14:ligatures w14:val="none"/>
-        </w:rPr>
-      </w:pPr>
-    </w:p>
-    <w:p>
-      <w:pPr>
-        <w:spacing w:line="480" w:lineRule="auto"/>
-        <w:rPr>
-          <w:rFonts w:ascii="Times New Roman" w:hAnsi="Times New Roman" w:cs="Times New Roman"/>
-          <w:b/>
-          <w:bCs/>
-          <w:kern w:val="0"/>
-          <w:sz w:val="28"/>
-          <w:szCs w:val="28"/>
-          <w14:ligatures w14:val="none"/>
-        </w:rPr>
-      </w:pPr>
-    </w:p>
-    <w:p>
-      <w:pPr>
-        <w:spacing w:line="480" w:lineRule="auto"/>
-        <w:rPr>
-          <w:rFonts w:ascii="Times New Roman" w:hAnsi="Times New Roman" w:cs="Times New Roman"/>
-          <w:b/>
-          <w:bCs/>
-          <w:kern w:val="0"/>
-          <w:sz w:val="28"/>
-          <w:szCs w:val="28"/>
-          <w14:ligatures w14:val="none"/>
-        </w:rPr>
-      </w:pPr>
-    </w:p>
-    <w:p>
-      <w:pPr>
-        <w:spacing w:line="480" w:lineRule="auto"/>
-        <w:rPr>
-          <w:rFonts w:ascii="Times New Roman" w:hAnsi="Times New Roman" w:cs="Times New Roman"/>
-          <w:b/>
-          <w:bCs/>
-          <w:kern w:val="0"/>
-          <w:sz w:val="28"/>
-          <w:szCs w:val="28"/>
-          <w14:ligatures w14:val="none"/>
-        </w:rPr>
-      </w:pPr>
-    </w:p>
-    <w:p>
-      <w:pPr>
-        <w:spacing w:line="480" w:lineRule="auto"/>
-        <w:rPr>
-          <w:rFonts w:ascii="Times New Roman" w:hAnsi="Times New Roman" w:cs="Times New Roman"/>
-          <w:b/>
-          <w:bCs/>
-          <w:kern w:val="0"/>
-          <w:sz w:val="28"/>
-          <w:szCs w:val="28"/>
-          <w14:ligatures w14:val="none"/>
-        </w:rPr>
-      </w:pPr>
-    </w:p>
-    <w:p>
-      <w:pPr>
-        <w:spacing w:line="480" w:lineRule="auto"/>
-        <w:rPr>
-          <w:rFonts w:ascii="Times New Roman" w:hAnsi="Times New Roman" w:cs="Times New Roman"/>
-          <w:b/>
-          <w:bCs/>
-          <w:kern w:val="0"/>
-          <w:sz w:val="28"/>
-          <w:szCs w:val="28"/>
-          <w14:ligatures w14:val="none"/>
-        </w:rPr>
-      </w:pPr>
-    </w:p>
-    <w:p>
-      <w:pPr>
-        <w:spacing w:line="480" w:lineRule="auto"/>
-        <w:rPr>
-          <w:rFonts w:ascii="Times New Roman" w:hAnsi="Times New Roman" w:cs="Times New Roman"/>
-          <w:b/>
-          <w:bCs/>
-          <w:kern w:val="0"/>
-          <w:sz w:val="28"/>
-          <w:szCs w:val="28"/>
-          <w14:ligatures w14:val="none"/>
-        </w:rPr>
-      </w:pPr>
-    </w:p>
-    <w:p>
-      <w:pPr>
-        <w:spacing w:line="480" w:lineRule="auto"/>
-        <w:rPr>
-          <w:rFonts w:ascii="Times New Roman" w:hAnsi="Times New Roman" w:cs="Times New Roman"/>
-          <w:kern w:val="0"/>
-          <w:sz w:val="24"/>
-          <w:szCs w:val="24"/>
-          <w14:ligatures w14:val="none"/>
-        </w:rPr>
-      </w:pPr>
-      <w:r>
-        <w:rPr>
-          <w:rFonts w:ascii="Times New Roman" w:hAnsi="Times New Roman" w:cs="Times New Roman"/>
-          <w:b/>
-          <w:bCs/>
-          <w:kern w:val="0"/>
-          <w:sz w:val="28"/>
-          <w:szCs w:val="28"/>
-          <w14:ligatures w14:val="none"/>
-        </w:rPr>
-        <w:lastRenderedPageBreak/>
-        <w:t>1.</w:t>
-      </w:r>
-      <w:r>
-        <w:rPr>
-          <w:rFonts w:ascii="Times New Roman" w:hAnsi="Times New Roman" w:cs="Times New Roman"/>
-          <w:b/>
-          <w:bCs/>
-          <w:kern w:val="0"/>
-          <w:sz w:val="28"/>
-          <w:szCs w:val="28"/>
-          <w14:ligatures w14:val="none"/>
-        </w:rPr>
-        <w:t>1.5</w:t>
-      </w:r>
-      <w:r>
-        <w:rPr>
-          <w:rFonts w:ascii="Times New Roman" w:hAnsi="Times New Roman" w:cs="Times New Roman"/>
-          <w:b/>
-          <w:bCs/>
-          <w:kern w:val="0"/>
-          <w:sz w:val="28"/>
-          <w:szCs w:val="28"/>
-          <w14:ligatures w14:val="none"/>
-        </w:rPr>
-        <w:t xml:space="preserve"> Convolution</w:t>
-      </w:r>
-    </w:p>
-    <w:p>
-      <w:pPr>
-        <w:spacing w:line="480" w:lineRule="auto"/>
-        <w:rPr>
-          <w:rFonts w:ascii="Times New Roman" w:eastAsia="Times New Roman" w:hAnsi="Times New Roman" w:cs="Times New Roman"/>
-          <w:b/>
-          <w:bCs/>
-          <w:caps/>
-          <w:sz w:val="16"/>
-          <w:szCs w:val="16"/>
-        </w:rPr>
-      </w:pPr>
-    </w:p>
-    <w:p>
-      <w:pPr>
-        <w:spacing w:line="480" w:lineRule="auto"/>
-        <w:rPr>
-          <w:rFonts w:ascii="Times New Roman" w:eastAsia="Times New Roman" w:hAnsi="Times New Roman" w:cs="Times New Roman"/>
-          <w:b/>
-          <w:bCs/>
-          <w:caps/>
-          <w:sz w:val="16"/>
-          <w:szCs w:val="16"/>
-        </w:rPr>
-      </w:pPr>
-    </w:p>
-    <w:p>
-      <w:pPr>
-        <w:spacing w:line="480" w:lineRule="auto"/>
-        <w:rPr>
-          <w:rFonts w:ascii="Times New Roman" w:eastAsia="Times New Roman" w:hAnsi="Times New Roman" w:cs="Times New Roman"/>
-          <w:b/>
-          <w:bCs/>
-          <w:caps/>
-          <w:sz w:val="16"/>
-          <w:szCs w:val="16"/>
-        </w:rPr>
-      </w:pPr>
-    </w:p>
-    <w:p>
-      <w:pPr>
-        <w:spacing w:line="480" w:lineRule="auto"/>
-        <w:rPr>
-          <w:rFonts w:ascii="Times New Roman" w:eastAsia="Times New Roman" w:hAnsi="Times New Roman" w:cs="Times New Roman"/>
-          <w:b/>
-          <w:bCs/>
-          <w:caps/>
-          <w:sz w:val="16"/>
-          <w:szCs w:val="16"/>
-        </w:rPr>
-      </w:pPr>
-    </w:p>
-    <w:p>
-      <w:pPr>
-        <w:spacing w:line="480" w:lineRule="auto"/>
-        <w:rPr>
-          <w:rFonts w:ascii="Times New Roman" w:eastAsia="Times New Roman" w:hAnsi="Times New Roman" w:cs="Times New Roman"/>
-          <w:b/>
-          <w:bCs/>
-          <w:caps/>
-          <w:sz w:val="16"/>
-          <w:szCs w:val="16"/>
-        </w:rPr>
-      </w:pPr>
-    </w:p>
-    <w:p>
-      <w:pPr>
-        <w:spacing w:line="480" w:lineRule="auto"/>
-        <w:rPr>
-          <w:rFonts w:ascii="Times New Roman" w:eastAsia="Times New Roman" w:hAnsi="Times New Roman" w:cs="Times New Roman"/>
-          <w:b/>
-          <w:bCs/>
-          <w:caps/>
-          <w:sz w:val="16"/>
-          <w:szCs w:val="16"/>
-        </w:rPr>
-      </w:pPr>
-    </w:p>
-    <w:p>
-      <w:pPr>
-        <w:spacing w:line="480" w:lineRule="auto"/>
-        <w:rPr>
-          <w:rFonts w:ascii="Times New Roman" w:eastAsia="Times New Roman" w:hAnsi="Times New Roman" w:cs="Times New Roman"/>
-          <w:b/>
-          <w:bCs/>
-          <w:caps/>
-          <w:sz w:val="16"/>
-          <w:szCs w:val="16"/>
-        </w:rPr>
-      </w:pPr>
-    </w:p>
-    <w:p>
-      <w:pPr>
-        <w:spacing w:line="480" w:lineRule="auto"/>
-        <w:rPr>
-          <w:rFonts w:ascii="Times New Roman" w:eastAsia="Times New Roman" w:hAnsi="Times New Roman" w:cs="Times New Roman"/>
-          <w:b/>
-          <w:bCs/>
-          <w:caps/>
-          <w:sz w:val="16"/>
-          <w:szCs w:val="16"/>
-        </w:rPr>
-      </w:pPr>
-    </w:p>
-    <w:p>
-      <w:pPr>
-        <w:spacing w:line="480" w:lineRule="auto"/>
-        <w:rPr>
-          <w:rFonts w:ascii="Times New Roman" w:eastAsia="Times New Roman" w:hAnsi="Times New Roman" w:cs="Times New Roman"/>
-          <w:b/>
-          <w:bCs/>
-          <w:caps/>
-          <w:sz w:val="16"/>
-          <w:szCs w:val="16"/>
-        </w:rPr>
-      </w:pPr>
-    </w:p>
-    <w:p>
-      <w:pPr>
-        <w:spacing w:line="480" w:lineRule="auto"/>
-        <w:rPr>
-          <w:rFonts w:ascii="Times New Roman" w:eastAsia="Times New Roman" w:hAnsi="Times New Roman" w:cs="Times New Roman"/>
-          <w:b/>
-          <w:bCs/>
-          <w:caps/>
-          <w:sz w:val="16"/>
-          <w:szCs w:val="16"/>
-        </w:rPr>
-      </w:pPr>
-    </w:p>
-    <w:p>
-      <w:pPr>
-        <w:spacing w:line="480" w:lineRule="auto"/>
-        <w:rPr>
-          <w:rFonts w:ascii="Times New Roman" w:eastAsia="Times New Roman" w:hAnsi="Times New Roman" w:cs="Times New Roman"/>
-          <w:b/>
-          <w:bCs/>
-          <w:caps/>
-          <w:sz w:val="16"/>
-          <w:szCs w:val="16"/>
-        </w:rPr>
-      </w:pPr>
-    </w:p>
-    <w:p>
-      <w:pPr>
-        <w:spacing w:line="480" w:lineRule="auto"/>
-        <w:rPr>
-          <w:rFonts w:ascii="Times New Roman" w:eastAsia="Times New Roman" w:hAnsi="Times New Roman" w:cs="Times New Roman"/>
-          <w:b/>
-          <w:bCs/>
-          <w:caps/>
-          <w:sz w:val="16"/>
-          <w:szCs w:val="16"/>
-        </w:rPr>
-      </w:pPr>
-    </w:p>
-    <w:p>
-      <w:pPr>
-        <w:spacing w:line="480" w:lineRule="auto"/>
-        <w:rPr>
-          <w:rFonts w:ascii="Times New Roman" w:eastAsia="Times New Roman" w:hAnsi="Times New Roman" w:cs="Times New Roman"/>
-          <w:b/>
-          <w:bCs/>
-          <w:caps/>
-          <w:sz w:val="16"/>
-          <w:szCs w:val="16"/>
-        </w:rPr>
-      </w:pPr>
-    </w:p>
-    <w:p>
-      <w:pPr>
-        <w:spacing w:line="480" w:lineRule="auto"/>
-        <w:rPr>
-          <w:rFonts w:ascii="Times New Roman" w:eastAsia="Times New Roman" w:hAnsi="Times New Roman" w:cs="Times New Roman"/>
-          <w:b/>
-          <w:bCs/>
-          <w:caps/>
-          <w:sz w:val="16"/>
-          <w:szCs w:val="16"/>
-        </w:rPr>
-      </w:pPr>
-    </w:p>
-    <w:p>
-      <w:pPr>
-        <w:spacing w:line="480" w:lineRule="auto"/>
-        <w:rPr>
-          <w:rFonts w:ascii="Times New Roman" w:eastAsia="Times New Roman" w:hAnsi="Times New Roman" w:cs="Times New Roman"/>
-          <w:b/>
-          <w:bCs/>
-          <w:caps/>
-          <w:sz w:val="16"/>
-          <w:szCs w:val="16"/>
-        </w:rPr>
-      </w:pPr>
-    </w:p>
-    <w:p>
-      <w:pPr>
-        <w:spacing w:line="480" w:lineRule="auto"/>
-        <w:rPr>
-          <w:rFonts w:ascii="Times New Roman" w:eastAsia="Times New Roman" w:hAnsi="Times New Roman" w:cs="Times New Roman"/>
-          <w:b/>
-          <w:bCs/>
-          <w:caps/>
-          <w:sz w:val="16"/>
-          <w:szCs w:val="16"/>
-        </w:rPr>
-      </w:pPr>
-    </w:p>
-    <w:p>
-      <w:pPr>
-        <w:spacing w:line="480" w:lineRule="auto"/>
-        <w:rPr>
-          <w:rFonts w:ascii="Times New Roman" w:eastAsia="Times New Roman" w:hAnsi="Times New Roman" w:cs="Times New Roman"/>
-          <w:b/>
-          <w:bCs/>
-          <w:caps/>
-          <w:sz w:val="16"/>
-          <w:szCs w:val="16"/>
-        </w:rPr>
-      </w:pPr>
-    </w:p>
-    <w:p>
-      <w:pPr>
-        <w:spacing w:line="480" w:lineRule="auto"/>
-        <w:rPr>
-          <w:rFonts w:ascii="Times New Roman" w:eastAsia="Times New Roman" w:hAnsi="Times New Roman" w:cs="Times New Roman"/>
-          <w:b/>
-          <w:bCs/>
-          <w:caps/>
-          <w:sz w:val="16"/>
-          <w:szCs w:val="16"/>
-        </w:rPr>
-      </w:pPr>
-    </w:p>
-    <w:p>
-      <w:pPr>
-        <w:spacing w:line="480" w:lineRule="auto"/>
-        <w:rPr>
-          <w:rFonts w:ascii="Times New Roman" w:eastAsia="Times New Roman" w:hAnsi="Times New Roman" w:cs="Times New Roman"/>
-          <w:b/>
-          <w:bCs/>
-          <w:caps/>
-          <w:sz w:val="16"/>
-          <w:szCs w:val="16"/>
-        </w:rPr>
-      </w:pPr>
-    </w:p>
-    <w:p>
-      <w:pPr>
-        <w:spacing w:line="480" w:lineRule="auto"/>
-        <w:rPr>
-          <w:rFonts w:ascii="Times New Roman" w:eastAsia="Times New Roman" w:hAnsi="Times New Roman" w:cs="Times New Roman"/>
-          <w:b/>
-          <w:bCs/>
-          <w:caps/>
-          <w:sz w:val="16"/>
-          <w:szCs w:val="16"/>
-        </w:rPr>
-      </w:pPr>
-    </w:p>
-    <w:p>
-      <w:pPr>
-        <w:spacing w:line="480" w:lineRule="auto"/>
-        <w:rPr>
-          <w:rFonts w:ascii="Times New Roman" w:eastAsia="Times New Roman" w:hAnsi="Times New Roman" w:cs="Times New Roman"/>
-          <w:b/>
-          <w:bCs/>
-          <w:caps/>
-          <w:sz w:val="16"/>
-          <w:szCs w:val="16"/>
-        </w:rPr>
-      </w:pPr>
-    </w:p>
-    <w:p>
-      <w:pPr>
-        <w:spacing w:line="480" w:lineRule="auto"/>
-        <w:rPr>
-          <w:rFonts w:ascii="Times New Roman" w:eastAsia="Times New Roman" w:hAnsi="Times New Roman" w:cs="Times New Roman"/>
-          <w:b/>
-          <w:bCs/>
-          <w:caps/>
-          <w:sz w:val="16"/>
-          <w:szCs w:val="16"/>
-        </w:rPr>
-      </w:pPr>
-    </w:p>
-    <w:p>
-      <w:pPr>
-        <w:spacing w:line="480" w:lineRule="auto"/>
-        <w:rPr>
-          <w:rFonts w:ascii="Times New Roman" w:eastAsia="Times New Roman" w:hAnsi="Times New Roman" w:cs="Times New Roman"/>
-          <w:b/>
-          <w:bCs/>
-          <w:caps/>
-          <w:sz w:val="16"/>
-          <w:szCs w:val="16"/>
-        </w:rPr>
-      </w:pPr>
-    </w:p>
-    <w:p>
-      <w:pPr>
-        <w:spacing w:line="480" w:lineRule="auto"/>
-        <w:jc w:val="both"/>
-        <w:rPr>
-          <w:rFonts w:ascii="Times New Roman" w:eastAsia="Times New Roman" w:hAnsi="Times New Roman" w:cs="Times New Roman"/>
-          <w:b/>
-          <w:bCs/>
-          <w:caps/>
-          <w:sz w:val="16"/>
-          <w:szCs w:val="16"/>
-        </w:rPr>
-      </w:pPr>
-      <w:r>
-        <w:rPr>
-          <w:rFonts w:ascii="Times New Roman" w:hAnsi="Times New Roman" w:cs="Times New Roman"/>
-          <w:b/>
-          <w:bCs/>
-          <w:kern w:val="0"/>
-          <w:sz w:val="28"/>
-          <w:szCs w:val="28"/>
-          <w14:ligatures w14:val="none"/>
-        </w:rPr>
-        <w:lastRenderedPageBreak/>
+          <w:rFonts w:ascii="Times New Roman" w:eastAsia="Times New Roman" w:hAnsi="Times New Roman" w:cs="Times New Roman"/>
+          <w:b/>
+          <w:bCs/>
+          <w:caps/>
+          <w:sz w:val="16"/>
+          <w:szCs w:val="16"/>
+        </w:rPr>
+      </w:pPr>
+      <w:r>
+        <w:rPr>
+          <w:rFonts w:ascii="Times New Roman" w:hAnsi="Times New Roman" w:cs="Times New Roman"/>
+          <w:b/>
+          <w:bCs/>
+          <w:kern w:val="0"/>
+          <w:sz w:val="28"/>
+          <w:szCs w:val="28"/>
+          <w14:ligatures w14:val="none"/>
+        </w:rPr>
         <w:t>2 WORKS DONE</w:t>
       </w:r>
     </w:p>
@@ -4793,132 +4468,14 @@
     </w:p>
     <w:p>
       <w:pPr>
-        <w:spacing w:line="480" w:lineRule="auto"/>
-        <w:rPr>
-          <w:rFonts w:ascii="Times New Roman" w:eastAsia="Times New Roman" w:hAnsi="Times New Roman" w:cs="Times New Roman"/>
-          <w:b/>
-          <w:bCs/>
-          <w:caps/>
-          <w:sz w:val="16"/>
-          <w:szCs w:val="16"/>
-        </w:rPr>
-      </w:pPr>
-    </w:p>
-    <w:p>
-      <w:pPr>
-        <w:spacing w:line="480" w:lineRule="auto"/>
-        <w:rPr>
-          <w:rFonts w:ascii="Times New Roman" w:eastAsia="Times New Roman" w:hAnsi="Times New Roman" w:cs="Times New Roman"/>
-          <w:b/>
-          <w:bCs/>
-          <w:caps/>
-          <w:sz w:val="16"/>
-          <w:szCs w:val="16"/>
-        </w:rPr>
-      </w:pPr>
-    </w:p>
-    <w:p>
-      <w:pPr>
-        <w:spacing w:line="480" w:lineRule="auto"/>
-        <w:rPr>
-          <w:rFonts w:ascii="Times New Roman" w:eastAsia="Times New Roman" w:hAnsi="Times New Roman" w:cs="Times New Roman"/>
-          <w:b/>
-          <w:bCs/>
-          <w:caps/>
-          <w:sz w:val="16"/>
-          <w:szCs w:val="16"/>
-        </w:rPr>
-      </w:pPr>
-    </w:p>
-    <w:p>
-      <w:pPr>
-        <w:spacing w:line="480" w:lineRule="auto"/>
-        <w:rPr>
-          <w:rFonts w:ascii="Times New Roman" w:eastAsia="Times New Roman" w:hAnsi="Times New Roman" w:cs="Times New Roman"/>
-          <w:b/>
-          <w:bCs/>
-          <w:caps/>
-          <w:sz w:val="16"/>
-          <w:szCs w:val="16"/>
-        </w:rPr>
-      </w:pPr>
-    </w:p>
-    <w:p>
-      <w:pPr>
-        <w:spacing w:line="480" w:lineRule="auto"/>
-        <w:rPr>
-          <w:rFonts w:ascii="Times New Roman" w:eastAsia="Times New Roman" w:hAnsi="Times New Roman" w:cs="Times New Roman"/>
-          <w:b/>
-          <w:bCs/>
-          <w:caps/>
-          <w:sz w:val="16"/>
-          <w:szCs w:val="16"/>
-        </w:rPr>
-      </w:pPr>
-    </w:p>
-    <w:p>
-      <w:pPr>
-        <w:spacing w:line="480" w:lineRule="auto"/>
-        <w:rPr>
-          <w:rFonts w:ascii="Times New Roman" w:eastAsia="Times New Roman" w:hAnsi="Times New Roman" w:cs="Times New Roman"/>
-          <w:b/>
-          <w:bCs/>
-          <w:caps/>
-          <w:sz w:val="16"/>
-          <w:szCs w:val="16"/>
-        </w:rPr>
-      </w:pPr>
-    </w:p>
-    <w:p>
-      <w:pPr>
-        <w:spacing w:line="480" w:lineRule="auto"/>
-        <w:rPr>
-          <w:rFonts w:ascii="Times New Roman" w:eastAsia="Times New Roman" w:hAnsi="Times New Roman" w:cs="Times New Roman"/>
-          <w:b/>
-          <w:bCs/>
-          <w:caps/>
-          <w:sz w:val="16"/>
-          <w:szCs w:val="16"/>
-        </w:rPr>
-      </w:pPr>
-    </w:p>
-    <w:p>
-      <w:pPr>
-        <w:spacing w:line="480" w:lineRule="auto"/>
-        <w:rPr>
-          <w:rFonts w:ascii="Times New Roman" w:eastAsia="Times New Roman" w:hAnsi="Times New Roman" w:cs="Times New Roman"/>
-          <w:b/>
-          <w:bCs/>
-          <w:caps/>
-          <w:sz w:val="16"/>
-          <w:szCs w:val="16"/>
-        </w:rPr>
-      </w:pPr>
-    </w:p>
-    <w:p>
-      <w:pPr>
-        <w:spacing w:line="480" w:lineRule="auto"/>
-        <w:rPr>
-          <w:rFonts w:ascii="Times New Roman" w:eastAsia="Times New Roman" w:hAnsi="Times New Roman" w:cs="Times New Roman"/>
-          <w:b/>
-          <w:bCs/>
-          <w:caps/>
-          <w:sz w:val="16"/>
-          <w:szCs w:val="16"/>
-        </w:rPr>
-      </w:pPr>
-    </w:p>
-    <w:p>
-      <w:pPr>
         <w:spacing w:line="240" w:lineRule="auto"/>
         <w:rPr>
-          <w:rFonts w:ascii="Times New Roman" w:hAnsi="Times New Roman" w:cs="Times New Roman"/>
-          <w:b/>
-          <w:bCs/>
-          <w:kern w:val="0"/>
-          <w:sz w:val="28"/>
-          <w:szCs w:val="28"/>
-          <w14:ligatures w14:val="none"/>
+          <w:rFonts w:ascii="Times New Roman" w:eastAsia="Times New Roman" w:hAnsi="Times New Roman" w:cs="Times New Roman"/>
+          <w:b/>
+          <w:bCs/>
+          <w:caps/>
+          <w:sz w:val="16"/>
+          <w:szCs w:val="16"/>
         </w:rPr>
       </w:pPr>
     </w:p>
@@ -4959,7 +4516,6 @@
           <w:szCs w:val="28"/>
           <w14:ligatures w14:val="none"/>
         </w:rPr>
-        <w:lastRenderedPageBreak/>
         <w:t>2.2  Verification</w:t>
       </w:r>
     </w:p>
@@ -5027,6 +4583,58 @@
     </w:p>
     <w:p>
       <w:pPr>
+        <w:spacing w:line="480" w:lineRule="auto"/>
+        <w:rPr>
+          <w:rFonts w:ascii="Times New Roman" w:eastAsia="Times New Roman" w:hAnsi="Times New Roman" w:cs="Times New Roman"/>
+          <w:b/>
+          <w:bCs/>
+          <w:caps/>
+          <w:sz w:val="16"/>
+          <w:szCs w:val="16"/>
+        </w:rPr>
+      </w:pPr>
+    </w:p>
+    <w:p>
+      <w:pPr>
+        <w:spacing w:line="480" w:lineRule="auto"/>
+        <w:rPr>
+          <w:rFonts w:ascii="Times New Roman" w:eastAsia="Times New Roman" w:hAnsi="Times New Roman" w:cs="Times New Roman"/>
+          <w:b/>
+          <w:bCs/>
+          <w:caps/>
+          <w:sz w:val="16"/>
+          <w:szCs w:val="16"/>
+        </w:rPr>
+      </w:pPr>
+    </w:p>
+    <w:p>
+      <w:pPr>
+        <w:spacing w:line="480" w:lineRule="auto"/>
+        <w:rPr>
+          <w:rFonts w:ascii="Times New Roman" w:eastAsia="Times New Roman" w:hAnsi="Times New Roman" w:cs="Times New Roman"/>
+          <w:b/>
+          <w:bCs/>
+          <w:caps/>
+          <w:sz w:val="16"/>
+          <w:szCs w:val="16"/>
+        </w:rPr>
+      </w:pPr>
+    </w:p>
+    <w:p>
+      <w:pPr>
+        <w:spacing w:line="480" w:lineRule="auto"/>
+        <w:rPr>
+          <w:rFonts w:ascii="Times New Roman" w:eastAsia="Times New Roman" w:hAnsi="Times New Roman" w:cs="Times New Roman"/>
+          <w:b/>
+          <w:bCs/>
+          <w:caps/>
+          <w:sz w:val="16"/>
+          <w:szCs w:val="16"/>
+        </w:rPr>
+      </w:pPr>
+    </w:p>
+    <w:p>
+      <w:pPr>
         <w:spacing w:line="240" w:lineRule="auto"/>
         <w:rPr>
           <w:rFonts w:ascii="Times New Roman" w:eastAsia="Times New Roman" w:hAnsi="Times New Roman" w:cs="Times New Roman"/>
@@ -5176,6 +4784,57 @@
     </w:p>
     <w:p>
       <w:pPr>
+        <w:spacing w:line="480" w:lineRule="auto"/>
+        <w:jc w:val="both"/>
+        <w:rPr>
+          <w:rFonts w:ascii="Times New Roman" w:hAnsi="Times New Roman" w:cs="Times New Roman"/>
+          <w:b/>
+          <w:bCs/>
+          <w:kern w:val="0"/>
+          <w:sz w:val="28"/>
+          <w:szCs w:val="28"/>
+          <w14:ligatures w14:val="none"/>
+        </w:rPr>
+      </w:pPr>
+      <w:r>
+        <w:rPr>
+          <w:rFonts w:ascii="Times New Roman" w:hAnsi="Times New Roman" w:cs="Times New Roman"/>
+          <w:b/>
+          <w:bCs/>
+          <w:kern w:val="0"/>
+          <w:sz w:val="28"/>
+          <w:szCs w:val="28"/>
+          <w14:ligatures w14:val="none"/>
+        </w:rPr>
+        <w:t>2.2.</w:t>
+      </w:r>
+      <w:r>
+        <w:rPr>
+          <w:rFonts w:ascii="Times New Roman" w:hAnsi="Times New Roman" w:cs="Times New Roman"/>
+          <w:b/>
+          <w:bCs/>
+          <w:kern w:val="0"/>
+          <w:sz w:val="28"/>
+          <w:szCs w:val="28"/>
+          <w14:ligatures w14:val="none"/>
+        </w:rPr>
+        <w:t>3</w:t>
+      </w:r>
+      <w:r>
+        <w:rPr>
+          <w:rFonts w:ascii="Times New Roman" w:hAnsi="Times New Roman" w:cs="Times New Roman"/>
+          <w:b/>
+          <w:bCs/>
+          <w:kern w:val="0"/>
+          <w:sz w:val="28"/>
+          <w:szCs w:val="28"/>
+          <w14:ligatures w14:val="none"/>
+        </w:rPr>
+        <w:t xml:space="preserve"> Conclusions</w:t>
+      </w:r>
+    </w:p>
+    <w:p>
+      <w:pPr>
         <w:spacing w:line="240" w:lineRule="auto"/>
         <w:rPr>
           <w:rFonts w:ascii="Times New Roman" w:hAnsi="Times New Roman" w:cs="Times New Roman"/>
@@ -5185,449 +4844,6 @@
           <w:sz w:val="28"/>
           <w:szCs w:val="28"/>
           <w14:ligatures w14:val="none"/>
-        </w:rPr>
-      </w:pPr>
-    </w:p>
-    <w:p>
-      <w:pPr>
-        <w:spacing w:line="240" w:lineRule="auto"/>
-        <w:rPr>
-          <w:rFonts w:ascii="Times New Roman" w:hAnsi="Times New Roman" w:cs="Times New Roman"/>
-          <w:b/>
-          <w:bCs/>
-          <w:kern w:val="0"/>
-          <w:sz w:val="28"/>
-          <w:szCs w:val="28"/>
-          <w14:ligatures w14:val="none"/>
-        </w:rPr>
-      </w:pPr>
-    </w:p>
-    <w:p>
-      <w:pPr>
-        <w:spacing w:line="240" w:lineRule="auto"/>
-        <w:rPr>
-          <w:rFonts w:ascii="Times New Roman" w:hAnsi="Times New Roman" w:cs="Times New Roman"/>
-          <w:b/>
-          <w:bCs/>
-          <w:kern w:val="0"/>
-          <w:sz w:val="28"/>
-          <w:szCs w:val="28"/>
-          <w14:ligatures w14:val="none"/>
-        </w:rPr>
-      </w:pPr>
-    </w:p>
-    <w:p>
-      <w:pPr>
-        <w:spacing w:line="240" w:lineRule="auto"/>
-        <w:rPr>
-          <w:rFonts w:ascii="Times New Roman" w:hAnsi="Times New Roman" w:cs="Times New Roman"/>
-          <w:b/>
-          <w:bCs/>
-          <w:kern w:val="0"/>
-          <w:sz w:val="28"/>
-          <w:szCs w:val="28"/>
-          <w14:ligatures w14:val="none"/>
-        </w:rPr>
-      </w:pPr>
-    </w:p>
-    <w:p>
-      <w:pPr>
-        <w:spacing w:line="240" w:lineRule="auto"/>
-        <w:rPr>
-          <w:rFonts w:ascii="Times New Roman" w:hAnsi="Times New Roman" w:cs="Times New Roman"/>
-          <w:b/>
-          <w:bCs/>
-          <w:kern w:val="0"/>
-          <w:sz w:val="28"/>
-          <w:szCs w:val="28"/>
-          <w14:ligatures w14:val="none"/>
-        </w:rPr>
-      </w:pPr>
-    </w:p>
-    <w:p>
-      <w:pPr>
-        <w:spacing w:line="240" w:lineRule="auto"/>
-        <w:rPr>
-          <w:rFonts w:ascii="Times New Roman" w:hAnsi="Times New Roman" w:cs="Times New Roman"/>
-          <w:b/>
-          <w:bCs/>
-          <w:kern w:val="0"/>
-          <w:sz w:val="28"/>
-          <w:szCs w:val="28"/>
-          <w14:ligatures w14:val="none"/>
-        </w:rPr>
-      </w:pPr>
-    </w:p>
-    <w:p>
-      <w:pPr>
-        <w:spacing w:line="240" w:lineRule="auto"/>
-        <w:rPr>
-          <w:rFonts w:ascii="Times New Roman" w:hAnsi="Times New Roman" w:cs="Times New Roman"/>
-          <w:b/>
-          <w:bCs/>
-          <w:kern w:val="0"/>
-          <w:sz w:val="28"/>
-          <w:szCs w:val="28"/>
-          <w14:ligatures w14:val="none"/>
-        </w:rPr>
-      </w:pPr>
-    </w:p>
-    <w:p>
-      <w:pPr>
-        <w:spacing w:line="240" w:lineRule="auto"/>
-        <w:rPr>
-          <w:rFonts w:ascii="Times New Roman" w:hAnsi="Times New Roman" w:cs="Times New Roman"/>
-          <w:b/>
-          <w:bCs/>
-          <w:kern w:val="0"/>
-          <w:sz w:val="28"/>
-          <w:szCs w:val="28"/>
-          <w14:ligatures w14:val="none"/>
-        </w:rPr>
-      </w:pPr>
-    </w:p>
-    <w:p>
-      <w:pPr>
-        <w:spacing w:line="240" w:lineRule="auto"/>
-        <w:rPr>
-          <w:rFonts w:ascii="Times New Roman" w:hAnsi="Times New Roman" w:cs="Times New Roman"/>
-          <w:b/>
-          <w:bCs/>
-          <w:kern w:val="0"/>
-          <w:sz w:val="28"/>
-          <w:szCs w:val="28"/>
-          <w14:ligatures w14:val="none"/>
-        </w:rPr>
-      </w:pPr>
-    </w:p>
-    <w:p>
-      <w:pPr>
-        <w:spacing w:line="240" w:lineRule="auto"/>
-        <w:rPr>
-          <w:rFonts w:ascii="Times New Roman" w:hAnsi="Times New Roman" w:cs="Times New Roman"/>
-          <w:b/>
-          <w:bCs/>
-          <w:kern w:val="0"/>
-          <w:sz w:val="28"/>
-          <w:szCs w:val="28"/>
-          <w14:ligatures w14:val="none"/>
-        </w:rPr>
-      </w:pPr>
-    </w:p>
-    <w:p>
-      <w:pPr>
-        <w:spacing w:line="240" w:lineRule="auto"/>
-        <w:rPr>
-          <w:rFonts w:ascii="Times New Roman" w:hAnsi="Times New Roman" w:cs="Times New Roman"/>
-          <w:b/>
-          <w:bCs/>
-          <w:kern w:val="0"/>
-          <w:sz w:val="28"/>
-          <w:szCs w:val="28"/>
-          <w14:ligatures w14:val="none"/>
-        </w:rPr>
-      </w:pPr>
-    </w:p>
-    <w:p>
-      <w:pPr>
-        <w:spacing w:line="240" w:lineRule="auto"/>
-        <w:rPr>
-          <w:rFonts w:ascii="Times New Roman" w:hAnsi="Times New Roman" w:cs="Times New Roman"/>
-          <w:b/>
-          <w:bCs/>
-          <w:kern w:val="0"/>
-          <w:sz w:val="28"/>
-          <w:szCs w:val="28"/>
-          <w14:ligatures w14:val="none"/>
-        </w:rPr>
-      </w:pPr>
-    </w:p>
-    <w:p>
-      <w:pPr>
-        <w:spacing w:line="240" w:lineRule="auto"/>
-        <w:rPr>
-          <w:rFonts w:ascii="Times New Roman" w:hAnsi="Times New Roman" w:cs="Times New Roman"/>
-          <w:b/>
-          <w:bCs/>
-          <w:kern w:val="0"/>
-          <w:sz w:val="28"/>
-          <w:szCs w:val="28"/>
-          <w14:ligatures w14:val="none"/>
-        </w:rPr>
-      </w:pPr>
-    </w:p>
-    <w:p>
-      <w:pPr>
-        <w:spacing w:line="240" w:lineRule="auto"/>
-        <w:rPr>
-          <w:rFonts w:ascii="Times New Roman" w:hAnsi="Times New Roman" w:cs="Times New Roman"/>
-          <w:b/>
-          <w:bCs/>
-          <w:kern w:val="0"/>
-          <w:sz w:val="28"/>
-          <w:szCs w:val="28"/>
-          <w14:ligatures w14:val="none"/>
-        </w:rPr>
-      </w:pPr>
-    </w:p>
-    <w:p>
-      <w:pPr>
-        <w:spacing w:line="480" w:lineRule="auto"/>
-        <w:jc w:val="both"/>
-        <w:rPr>
-          <w:rFonts w:ascii="Times New Roman" w:hAnsi="Times New Roman" w:cs="Times New Roman"/>
-          <w:b/>
-          <w:bCs/>
-          <w:kern w:val="0"/>
-          <w:sz w:val="28"/>
-          <w:szCs w:val="28"/>
-          <w14:ligatures w14:val="none"/>
-        </w:rPr>
-      </w:pPr>
-      <w:r>
-        <w:rPr>
-          <w:rFonts w:ascii="Times New Roman" w:hAnsi="Times New Roman" w:cs="Times New Roman"/>
-          <w:b/>
-          <w:bCs/>
-          <w:kern w:val="0"/>
-          <w:sz w:val="28"/>
-          <w:szCs w:val="28"/>
-          <w14:ligatures w14:val="none"/>
-        </w:rPr>
-        <w:lastRenderedPageBreak/>
-        <w:t>2.2.</w:t>
-      </w:r>
-      <w:r>
-        <w:rPr>
-          <w:rFonts w:ascii="Times New Roman" w:hAnsi="Times New Roman" w:cs="Times New Roman"/>
-          <w:b/>
-          <w:bCs/>
-          <w:kern w:val="0"/>
-          <w:sz w:val="28"/>
-          <w:szCs w:val="28"/>
-          <w14:ligatures w14:val="none"/>
-        </w:rPr>
-        <w:t>3</w:t>
-      </w:r>
-      <w:r>
-        <w:rPr>
-          <w:rFonts w:ascii="Times New Roman" w:hAnsi="Times New Roman" w:cs="Times New Roman"/>
-          <w:b/>
-          <w:bCs/>
-          <w:kern w:val="0"/>
-          <w:sz w:val="28"/>
-          <w:szCs w:val="28"/>
-          <w14:ligatures w14:val="none"/>
-        </w:rPr>
-        <w:t xml:space="preserve"> Conclusions</w:t>
-      </w:r>
-    </w:p>
-    <w:p>
-      <w:pPr>
-        <w:spacing w:line="240" w:lineRule="auto"/>
-        <w:rPr>
-          <w:rFonts w:ascii="Times New Roman" w:hAnsi="Times New Roman" w:cs="Times New Roman"/>
-          <w:b/>
-          <w:bCs/>
-          <w:kern w:val="0"/>
-          <w:sz w:val="28"/>
-          <w:szCs w:val="28"/>
-          <w14:ligatures w14:val="none"/>
-        </w:rPr>
-      </w:pPr>
-    </w:p>
-    <w:p>
-      <w:pPr>
-        <w:spacing w:line="480" w:lineRule="auto"/>
-        <w:rPr>
-          <w:rFonts w:ascii="Times New Roman" w:eastAsia="Times New Roman" w:hAnsi="Times New Roman" w:cs="Times New Roman"/>
-          <w:b/>
-          <w:bCs/>
-          <w:caps/>
-          <w:sz w:val="16"/>
-          <w:szCs w:val="16"/>
-        </w:rPr>
-      </w:pPr>
-    </w:p>
-    <w:p>
-      <w:pPr>
-        <w:spacing w:line="480" w:lineRule="auto"/>
-        <w:rPr>
-          <w:rFonts w:ascii="Times New Roman" w:eastAsia="Times New Roman" w:hAnsi="Times New Roman" w:cs="Times New Roman"/>
-          <w:b/>
-          <w:bCs/>
-          <w:caps/>
-          <w:sz w:val="16"/>
-          <w:szCs w:val="16"/>
-        </w:rPr>
-      </w:pPr>
-    </w:p>
-    <w:p>
-      <w:pPr>
-        <w:spacing w:line="480" w:lineRule="auto"/>
-        <w:rPr>
-          <w:rFonts w:ascii="Times New Roman" w:eastAsia="Times New Roman" w:hAnsi="Times New Roman" w:cs="Times New Roman"/>
-          <w:b/>
-          <w:bCs/>
-          <w:caps/>
-          <w:sz w:val="16"/>
-          <w:szCs w:val="16"/>
-        </w:rPr>
-      </w:pPr>
-    </w:p>
-    <w:p>
-      <w:pPr>
-        <w:spacing w:line="480" w:lineRule="auto"/>
-        <w:rPr>
-          <w:rFonts w:ascii="Times New Roman" w:eastAsia="Times New Roman" w:hAnsi="Times New Roman" w:cs="Times New Roman"/>
-          <w:b/>
-          <w:bCs/>
-          <w:caps/>
-          <w:sz w:val="16"/>
-          <w:szCs w:val="16"/>
-        </w:rPr>
-      </w:pPr>
-    </w:p>
-    <w:p>
-      <w:pPr>
-        <w:spacing w:line="480" w:lineRule="auto"/>
-        <w:rPr>
-          <w:rFonts w:ascii="Times New Roman" w:eastAsia="Times New Roman" w:hAnsi="Times New Roman" w:cs="Times New Roman"/>
-          <w:b/>
-          <w:bCs/>
-          <w:caps/>
-          <w:sz w:val="16"/>
-          <w:szCs w:val="16"/>
-        </w:rPr>
-      </w:pPr>
-    </w:p>
-    <w:p>
-      <w:pPr>
-        <w:spacing w:line="480" w:lineRule="auto"/>
-        <w:rPr>
-          <w:rFonts w:ascii="Times New Roman" w:eastAsia="Times New Roman" w:hAnsi="Times New Roman" w:cs="Times New Roman"/>
-          <w:b/>
-          <w:bCs/>
-          <w:caps/>
-          <w:sz w:val="16"/>
-          <w:szCs w:val="16"/>
-        </w:rPr>
-      </w:pPr>
-    </w:p>
-    <w:p>
-      <w:pPr>
-        <w:spacing w:line="480" w:lineRule="auto"/>
-        <w:rPr>
-          <w:rFonts w:ascii="Times New Roman" w:eastAsia="Times New Roman" w:hAnsi="Times New Roman" w:cs="Times New Roman"/>
-          <w:b/>
-          <w:bCs/>
-          <w:caps/>
-          <w:sz w:val="16"/>
-          <w:szCs w:val="16"/>
-        </w:rPr>
-      </w:pPr>
-    </w:p>
-    <w:p>
-      <w:pPr>
-        <w:spacing w:line="480" w:lineRule="auto"/>
-        <w:rPr>
-          <w:rFonts w:ascii="Times New Roman" w:eastAsia="Times New Roman" w:hAnsi="Times New Roman" w:cs="Times New Roman"/>
-          <w:b/>
-          <w:bCs/>
-          <w:caps/>
-          <w:sz w:val="16"/>
-          <w:szCs w:val="16"/>
-        </w:rPr>
-      </w:pPr>
-    </w:p>
-    <w:p>
-      <w:pPr>
-        <w:spacing w:line="480" w:lineRule="auto"/>
-        <w:rPr>
-          <w:rFonts w:ascii="Times New Roman" w:eastAsia="Times New Roman" w:hAnsi="Times New Roman" w:cs="Times New Roman"/>
-          <w:b/>
-          <w:bCs/>
-          <w:caps/>
-          <w:sz w:val="16"/>
-          <w:szCs w:val="16"/>
-        </w:rPr>
-      </w:pPr>
-    </w:p>
-    <w:p>
-      <w:pPr>
-        <w:spacing w:line="480" w:lineRule="auto"/>
-        <w:rPr>
-          <w:rFonts w:ascii="Times New Roman" w:eastAsia="Times New Roman" w:hAnsi="Times New Roman" w:cs="Times New Roman"/>
-          <w:b/>
-          <w:bCs/>
-          <w:caps/>
-          <w:sz w:val="16"/>
-          <w:szCs w:val="16"/>
-        </w:rPr>
-      </w:pPr>
-    </w:p>
-    <w:p>
-      <w:pPr>
-        <w:spacing w:line="480" w:lineRule="auto"/>
-        <w:rPr>
-          <w:rFonts w:ascii="Times New Roman" w:eastAsia="Times New Roman" w:hAnsi="Times New Roman" w:cs="Times New Roman"/>
-          <w:b/>
-          <w:bCs/>
-          <w:caps/>
-          <w:sz w:val="16"/>
-          <w:szCs w:val="16"/>
-        </w:rPr>
-      </w:pPr>
-    </w:p>
-    <w:p>
-      <w:pPr>
-        <w:spacing w:line="480" w:lineRule="auto"/>
-        <w:rPr>
-          <w:rFonts w:ascii="Times New Roman" w:eastAsia="Times New Roman" w:hAnsi="Times New Roman" w:cs="Times New Roman"/>
-          <w:b/>
-          <w:bCs/>
-          <w:caps/>
-          <w:sz w:val="16"/>
-          <w:szCs w:val="16"/>
-        </w:rPr>
-      </w:pPr>
-    </w:p>
-    <w:p>
-      <w:pPr>
-        <w:spacing w:line="480" w:lineRule="auto"/>
-        <w:rPr>
-          <w:rFonts w:ascii="Times New Roman" w:eastAsia="Times New Roman" w:hAnsi="Times New Roman" w:cs="Times New Roman"/>
-          <w:b/>
-          <w:bCs/>
-          <w:caps/>
-          <w:sz w:val="16"/>
-          <w:szCs w:val="16"/>
-        </w:rPr>
-      </w:pPr>
-    </w:p>
-    <w:p>
-      <w:pPr>
-        <w:spacing w:line="480" w:lineRule="auto"/>
-        <w:rPr>
-          <w:rFonts w:ascii="Times New Roman" w:eastAsia="Times New Roman" w:hAnsi="Times New Roman" w:cs="Times New Roman"/>
-          <w:b/>
-          <w:bCs/>
-          <w:caps/>
-          <w:sz w:val="16"/>
-          <w:szCs w:val="16"/>
-        </w:rPr>
-      </w:pPr>
-    </w:p>
-    <w:p>
-      <w:pPr>
-        <w:spacing w:line="480" w:lineRule="auto"/>
-        <w:rPr>
-          <w:rFonts w:ascii="Times New Roman" w:eastAsia="Times New Roman" w:hAnsi="Times New Roman" w:cs="Times New Roman"/>
-          <w:b/>
-          <w:bCs/>
-          <w:caps/>
-          <w:sz w:val="16"/>
-          <w:szCs w:val="16"/>
         </w:rPr>
       </w:pPr>
     </w:p>
@@ -5747,7 +4963,6 @@
           <w:szCs w:val="28"/>
           <w14:ligatures w14:val="none"/>
         </w:rPr>
-        <w:lastRenderedPageBreak/>
         <w:t>REFERENCES</w:t>
       </w:r>
       <w:r>
@@ -6108,7 +5323,29 @@
           <w14:ligatures w14:val="none"/>
         </w:rPr>
         <w:tab/>
-        <w:t>B. J. McCartin and J. F. Dicello, "Three dimensional finite difference frequency domain scattering computation using the Control Region Approximation," in IEEE Transactions on Magnetics, vol. 25, no. 4, pp. 3092-3094, July 1989, doi: 10.1109/20.34378.</w:t>
+        <w:t>B. J. McCartin and J. F. Dicello, "</w:t>
+      </w:r>
+      <w:proofErr w:type="gramStart"/>
+      <w:r>
+        <w:rPr>
+          <w:rFonts w:ascii="Times New Roman" w:hAnsi="Times New Roman" w:cs="Times New Roman"/>
+          <w:kern w:val="0"/>
+          <w:sz w:val="24"/>
+          <w:szCs w:val="24"/>
+          <w14:ligatures w14:val="none"/>
+        </w:rPr>
+        <w:t>Three dimensional</w:t>
+      </w:r>
+      <w:proofErr w:type="gramEnd"/>
+      <w:r>
+        <w:rPr>
+          <w:rFonts w:ascii="Times New Roman" w:hAnsi="Times New Roman" w:cs="Times New Roman"/>
+          <w:kern w:val="0"/>
+          <w:sz w:val="24"/>
+          <w:szCs w:val="24"/>
+          <w14:ligatures w14:val="none"/>
+        </w:rPr>
+        <w:t xml:space="preserve"> finite difference frequency domain scattering computation using the Control Region Approximation," in IEEE Transactions on Magnetics, vol. 25, no. 4, pp. 3092-3094, July 1989, doi: 10.1109/20.34378.</w:t>
       </w:r>
     </w:p>
     <w:p>
@@ -6146,247 +5383,6 @@
         </w:rPr>
         <w:tab/>
         <w:t>K. Beilenhoff, W. Heinrich and H. L. Hartnagel, "Improved finite-difference formulation in frequency domain for three-dimensional scattering problems," in IEEE Transactions on Microwave Theory and Techniques, vol. 40, no. 3, pp. 540-546, March 1992, doi: 10.1109/22.121730.</w:t>
-      </w:r>
-    </w:p>
-    <w:p>
-      <w:pPr>
-        <w:autoSpaceDE w:val="0"/>
-        <w:autoSpaceDN w:val="0"/>
-        <w:adjustRightInd w:val="0"/>
-        <w:spacing w:after="0" w:line="240" w:lineRule="auto"/>
-        <w:jc w:val="both"/>
-        <w:rPr>
-          <w:rFonts w:ascii="Times New Roman" w:hAnsi="Times New Roman" w:cs="Times New Roman"/>
-          <w:kern w:val="0"/>
-          <w:sz w:val="24"/>
-          <w:szCs w:val="24"/>
-          <w14:ligatures w14:val="none"/>
-        </w:rPr>
-      </w:pPr>
-    </w:p>
-    <w:p>
-      <w:pPr>
-        <w:autoSpaceDE w:val="0"/>
-        <w:autoSpaceDN w:val="0"/>
-        <w:adjustRightInd w:val="0"/>
-        <w:spacing w:after="0" w:line="240" w:lineRule="auto"/>
-        <w:jc w:val="both"/>
-        <w:rPr>
-          <w:rFonts w:ascii="Times New Roman" w:hAnsi="Times New Roman" w:cs="Times New Roman"/>
-          <w:kern w:val="0"/>
-          <w:sz w:val="24"/>
-          <w:szCs w:val="24"/>
-          <w14:ligatures w14:val="none"/>
-        </w:rPr>
-      </w:pPr>
-      <w:r>
-        <w:rPr>
-          <w:rFonts w:ascii="Times New Roman" w:hAnsi="Times New Roman" w:cs="Times New Roman"/>
-          <w:kern w:val="0"/>
-          <w:sz w:val="24"/>
-          <w:szCs w:val="24"/>
-          <w14:ligatures w14:val="none"/>
-        </w:rPr>
-        <w:t>[10]</w:t>
-      </w:r>
-      <w:r>
-        <w:rPr>
-          <w:rFonts w:ascii="Times New Roman" w:hAnsi="Times New Roman" w:cs="Times New Roman"/>
-          <w:kern w:val="0"/>
-          <w:sz w:val="24"/>
-          <w:szCs w:val="24"/>
-          <w14:ligatures w14:val="none"/>
-        </w:rPr>
-        <w:tab/>
-        <w:t>A. N. Krylov, On the numerical solution of the equation by which the frequency of small oscillations in determined in technical problems, Izv. Akad. Nauk SSSR, Ser.Fiz.-Mat., 4 (1931), pp. 491–539. In Russian. Title translation as in [216].</w:t>
-      </w:r>
-    </w:p>
-    <w:p>
-      <w:pPr>
-        <w:autoSpaceDE w:val="0"/>
-        <w:autoSpaceDN w:val="0"/>
-        <w:adjustRightInd w:val="0"/>
-        <w:spacing w:after="0" w:line="240" w:lineRule="auto"/>
-        <w:jc w:val="both"/>
-        <w:rPr>
-          <w:rFonts w:ascii="Times New Roman" w:hAnsi="Times New Roman" w:cs="Times New Roman"/>
-          <w:kern w:val="0"/>
-          <w:sz w:val="24"/>
-          <w:szCs w:val="24"/>
-          <w14:ligatures w14:val="none"/>
-        </w:rPr>
-      </w:pPr>
-    </w:p>
-    <w:p>
-      <w:pPr>
-        <w:autoSpaceDE w:val="0"/>
-        <w:autoSpaceDN w:val="0"/>
-        <w:adjustRightInd w:val="0"/>
-        <w:spacing w:line="240" w:lineRule="auto"/>
-        <w:jc w:val="both"/>
-        <w:rPr>
-          <w:rFonts w:ascii="Times New Roman" w:hAnsi="Times New Roman" w:cs="Times New Roman"/>
-          <w:kern w:val="0"/>
-          <w:sz w:val="24"/>
-          <w:szCs w:val="24"/>
-          <w14:ligatures w14:val="none"/>
-        </w:rPr>
-      </w:pPr>
-      <w:r>
-        <w:rPr>
-          <w:rFonts w:ascii="Times New Roman" w:hAnsi="Times New Roman" w:cs="Times New Roman"/>
-          <w:kern w:val="0"/>
-          <w:sz w:val="24"/>
-          <w:szCs w:val="24"/>
-          <w14:ligatures w14:val="none"/>
-        </w:rPr>
-        <w:t>[11]</w:t>
-      </w:r>
-      <w:r>
-        <w:rPr>
-          <w:rFonts w:ascii="Times New Roman" w:hAnsi="Times New Roman" w:cs="Times New Roman"/>
-          <w:kern w:val="0"/>
-          <w:sz w:val="24"/>
-          <w:szCs w:val="24"/>
-          <w14:ligatures w14:val="none"/>
-        </w:rPr>
-        <w:tab/>
-        <w:t>Liesen, J., &amp; Strakoš, Z. (2015). Krylov subspace methods: Principles and analysis. Oxford: Oxford University Press.</w:t>
-      </w:r>
-    </w:p>
-    <w:p>
-      <w:pPr>
-        <w:autoSpaceDE w:val="0"/>
-        <w:autoSpaceDN w:val="0"/>
-        <w:adjustRightInd w:val="0"/>
-        <w:spacing w:after="0" w:line="240" w:lineRule="auto"/>
-        <w:jc w:val="both"/>
-        <w:rPr>
-          <w:rFonts w:ascii="Times New Roman" w:hAnsi="Times New Roman" w:cs="Times New Roman"/>
-          <w:kern w:val="0"/>
-          <w:sz w:val="24"/>
-          <w:szCs w:val="24"/>
-          <w14:ligatures w14:val="none"/>
-        </w:rPr>
-      </w:pPr>
-      <w:r>
-        <w:rPr>
-          <w:rFonts w:ascii="Times New Roman" w:hAnsi="Times New Roman" w:cs="Times New Roman"/>
-          <w:kern w:val="0"/>
-          <w:sz w:val="24"/>
-          <w:szCs w:val="24"/>
-          <w14:ligatures w14:val="none"/>
-        </w:rPr>
-        <w:t>[12]</w:t>
-      </w:r>
-      <w:r>
-        <w:rPr>
-          <w:rFonts w:ascii="Times New Roman" w:hAnsi="Times New Roman" w:cs="Times New Roman"/>
-          <w:kern w:val="0"/>
-          <w:sz w:val="24"/>
-          <w:szCs w:val="24"/>
-          <w14:ligatures w14:val="none"/>
-        </w:rPr>
-        <w:tab/>
-        <w:t>Y. Saad, Krylov subspace methods for solving large unsymmetric linear systems, Math. Comp., 37 (1981), pp. 105–126.</w:t>
-      </w:r>
-    </w:p>
-    <w:p>
-      <w:pPr>
-        <w:autoSpaceDE w:val="0"/>
-        <w:autoSpaceDN w:val="0"/>
-        <w:adjustRightInd w:val="0"/>
-        <w:spacing w:after="0" w:line="240" w:lineRule="auto"/>
-        <w:jc w:val="both"/>
-        <w:rPr>
-          <w:rFonts w:ascii="Times New Roman" w:hAnsi="Times New Roman" w:cs="Times New Roman"/>
-          <w:kern w:val="0"/>
-          <w:sz w:val="24"/>
-          <w:szCs w:val="24"/>
-          <w14:ligatures w14:val="none"/>
-        </w:rPr>
-      </w:pPr>
-    </w:p>
-    <w:p>
-      <w:pPr>
-        <w:autoSpaceDE w:val="0"/>
-        <w:autoSpaceDN w:val="0"/>
-        <w:adjustRightInd w:val="0"/>
-        <w:spacing w:after="0" w:line="240" w:lineRule="auto"/>
-        <w:jc w:val="both"/>
-        <w:rPr>
-          <w:rFonts w:ascii="Times New Roman" w:hAnsi="Times New Roman" w:cs="Times New Roman"/>
-          <w:kern w:val="0"/>
-          <w:sz w:val="24"/>
-          <w:szCs w:val="24"/>
-          <w14:ligatures w14:val="none"/>
-        </w:rPr>
-      </w:pPr>
-      <w:r>
-        <w:rPr>
-          <w:rFonts w:ascii="Times New Roman" w:hAnsi="Times New Roman" w:cs="Times New Roman"/>
-          <w:kern w:val="0"/>
-          <w:sz w:val="24"/>
-          <w:szCs w:val="24"/>
-          <w14:ligatures w14:val="none"/>
-        </w:rPr>
-        <w:t>[13]</w:t>
-      </w:r>
-      <w:r>
-        <w:rPr>
-          <w:rFonts w:ascii="Times New Roman" w:hAnsi="Times New Roman" w:cs="Times New Roman"/>
-          <w:kern w:val="0"/>
-          <w:sz w:val="24"/>
-          <w:szCs w:val="24"/>
-          <w14:ligatures w14:val="none"/>
-        </w:rPr>
-        <w:tab/>
-        <w:t>Y. Saad, The Lanczos biorthogonalization algorithm and other oblique projection</w:t>
-      </w:r>
-    </w:p>
-    <w:p>
-      <w:pPr>
-        <w:autoSpaceDE w:val="0"/>
-        <w:autoSpaceDN w:val="0"/>
-        <w:adjustRightInd w:val="0"/>
-        <w:spacing w:after="0" w:line="240" w:lineRule="auto"/>
-        <w:jc w:val="both"/>
-        <w:rPr>
-          <w:rFonts w:ascii="Times New Roman" w:hAnsi="Times New Roman" w:cs="Times New Roman"/>
-          <w:kern w:val="0"/>
-          <w:sz w:val="24"/>
-          <w:szCs w:val="24"/>
-          <w14:ligatures w14:val="none"/>
-        </w:rPr>
-      </w:pPr>
-      <w:r>
-        <w:rPr>
-          <w:rFonts w:ascii="Times New Roman" w:hAnsi="Times New Roman" w:cs="Times New Roman"/>
-          <w:kern w:val="0"/>
-          <w:sz w:val="24"/>
-          <w:szCs w:val="24"/>
-          <w14:ligatures w14:val="none"/>
-        </w:rPr>
-        <w:t>methods for solving large unsymmetric systems, SIAM J. Numer. Anal., 19 (1982),</w:t>
-      </w:r>
-    </w:p>
-    <w:p>
-      <w:pPr>
-        <w:autoSpaceDE w:val="0"/>
-        <w:autoSpaceDN w:val="0"/>
-        <w:adjustRightInd w:val="0"/>
-        <w:spacing w:after="0" w:line="240" w:lineRule="auto"/>
-        <w:jc w:val="both"/>
-      </w:pPr>
-      <w:r>
-        <w:rPr>
-          <w:rFonts w:ascii="Times New Roman" w:hAnsi="Times New Roman" w:cs="Times New Roman"/>
-          <w:kern w:val="0"/>
-          <w:sz w:val="24"/>
-          <w:szCs w:val="24"/>
-          <w14:ligatures w14:val="none"/>
-        </w:rPr>
-        <w:t>pp. 485–506.</w:t>
       </w:r>
     </w:p>
     <w:sectPr>
@@ -7142,6 +6138,17 @@
     <w:uiPriority w:val="99"/>
     <w:rsid w:val="008E7BD3"/>
   </w:style>
+  <w:style w:type="paragraph" w:styleId="ListParagraph">
+    <w:name w:val="List Paragraph"/>
+    <w:basedOn w:val="Normal"/>
+    <w:uiPriority w:val="34"/>
+    <w:qFormat/>
+    <w:rsid w:val="00F506BB"/>
+    <w:pPr>
+      <w:ind w:left="720"/>
+      <w:contextualSpacing/>
+    </w:pPr>
+  </w:style>
 </w:styles>
 </file>
 

--- a/skinGradientDecent_V5/Eighth ISIC Skin Image Analysis Workshop/Eighth ISIC Skin Image Analysis Workshop Submission.docx
+++ b/skinGradientDecent_V5/Eighth ISIC Skin Image Analysis Workshop/Eighth ISIC Skin Image Analysis Workshop Submission.docx
@@ -3822,6 +3822,18 @@
         <w:spacing w:after="0" w:line="240" w:lineRule="auto"/>
         <w:rPr>
           <w:rFonts w:ascii="Times New Roman" w:hAnsi="Times New Roman" w:cs="Times New Roman"/>
+          <w:kern w:val="0"/>
+          <w:sz w:val="24"/>
+          <w:szCs w:val="24"/>
+          <w14:ligatures w14:val="none"/>
+        </w:rPr>
+      </w:pPr>
+    </w:p>
+    <w:p>
+      <w:pPr>
+        <w:spacing w:after="0" w:line="240" w:lineRule="auto"/>
+        <w:rPr>
+          <w:rFonts w:ascii="Times New Roman" w:hAnsi="Times New Roman" w:cs="Times New Roman"/>
           <w:b/>
           <w:bCs/>
           <w:kern w:val="0"/>
@@ -4158,6 +4170,201 @@
     <w:p>
       <w:pPr>
         <w:spacing w:line="480" w:lineRule="auto"/>
+        <w:rPr>
+          <w:rFonts w:ascii="Times New Roman" w:eastAsia="Times New Roman" w:hAnsi="Times New Roman" w:cs="Times New Roman"/>
+          <w:b/>
+          <w:bCs/>
+          <w:caps/>
+          <w:sz w:val="16"/>
+          <w:szCs w:val="16"/>
+        </w:rPr>
+      </w:pPr>
+    </w:p>
+    <w:p>
+      <w:pPr>
+        <w:spacing w:line="480" w:lineRule="auto"/>
+        <w:rPr>
+          <w:rFonts w:ascii="Times New Roman" w:eastAsia="Times New Roman" w:hAnsi="Times New Roman" w:cs="Times New Roman"/>
+          <w:b/>
+          <w:bCs/>
+          <w:caps/>
+          <w:sz w:val="16"/>
+          <w:szCs w:val="16"/>
+        </w:rPr>
+      </w:pPr>
+    </w:p>
+    <w:p>
+      <w:pPr>
+        <w:spacing w:line="480" w:lineRule="auto"/>
+        <w:rPr>
+          <w:rFonts w:ascii="Times New Roman" w:eastAsia="Times New Roman" w:hAnsi="Times New Roman" w:cs="Times New Roman"/>
+          <w:b/>
+          <w:bCs/>
+          <w:caps/>
+          <w:sz w:val="16"/>
+          <w:szCs w:val="16"/>
+        </w:rPr>
+      </w:pPr>
+    </w:p>
+    <w:p>
+      <w:pPr>
+        <w:spacing w:line="480" w:lineRule="auto"/>
+        <w:rPr>
+          <w:rFonts w:ascii="Times New Roman" w:eastAsia="Times New Roman" w:hAnsi="Times New Roman" w:cs="Times New Roman"/>
+          <w:b/>
+          <w:bCs/>
+          <w:caps/>
+          <w:sz w:val="16"/>
+          <w:szCs w:val="16"/>
+        </w:rPr>
+      </w:pPr>
+    </w:p>
+    <w:p>
+      <w:pPr>
+        <w:spacing w:line="480" w:lineRule="auto"/>
+        <w:rPr>
+          <w:rFonts w:ascii="Times New Roman" w:eastAsia="Times New Roman" w:hAnsi="Times New Roman" w:cs="Times New Roman"/>
+          <w:b/>
+          <w:bCs/>
+          <w:caps/>
+          <w:sz w:val="16"/>
+          <w:szCs w:val="16"/>
+        </w:rPr>
+      </w:pPr>
+    </w:p>
+    <w:p>
+      <w:pPr>
+        <w:spacing w:line="480" w:lineRule="auto"/>
+        <w:rPr>
+          <w:rFonts w:ascii="Times New Roman" w:eastAsia="Times New Roman" w:hAnsi="Times New Roman" w:cs="Times New Roman"/>
+          <w:b/>
+          <w:bCs/>
+          <w:caps/>
+          <w:sz w:val="16"/>
+          <w:szCs w:val="16"/>
+        </w:rPr>
+      </w:pPr>
+    </w:p>
+    <w:p>
+      <w:pPr>
+        <w:spacing w:line="480" w:lineRule="auto"/>
+        <w:rPr>
+          <w:rFonts w:ascii="Times New Roman" w:eastAsia="Times New Roman" w:hAnsi="Times New Roman" w:cs="Times New Roman"/>
+          <w:b/>
+          <w:bCs/>
+          <w:caps/>
+          <w:sz w:val="16"/>
+          <w:szCs w:val="16"/>
+        </w:rPr>
+      </w:pPr>
+    </w:p>
+    <w:p>
+      <w:pPr>
+        <w:spacing w:line="480" w:lineRule="auto"/>
+        <w:rPr>
+          <w:rFonts w:ascii="Times New Roman" w:eastAsia="Times New Roman" w:hAnsi="Times New Roman" w:cs="Times New Roman"/>
+          <w:b/>
+          <w:bCs/>
+          <w:caps/>
+          <w:sz w:val="16"/>
+          <w:szCs w:val="16"/>
+        </w:rPr>
+      </w:pPr>
+    </w:p>
+    <w:p>
+      <w:pPr>
+        <w:spacing w:line="480" w:lineRule="auto"/>
+        <w:rPr>
+          <w:rFonts w:ascii="Times New Roman" w:eastAsia="Times New Roman" w:hAnsi="Times New Roman" w:cs="Times New Roman"/>
+          <w:b/>
+          <w:bCs/>
+          <w:caps/>
+          <w:sz w:val="16"/>
+          <w:szCs w:val="16"/>
+        </w:rPr>
+      </w:pPr>
+    </w:p>
+    <w:p>
+      <w:pPr>
+        <w:spacing w:line="480" w:lineRule="auto"/>
+        <w:rPr>
+          <w:rFonts w:ascii="Times New Roman" w:eastAsia="Times New Roman" w:hAnsi="Times New Roman" w:cs="Times New Roman"/>
+          <w:b/>
+          <w:bCs/>
+          <w:caps/>
+          <w:sz w:val="16"/>
+          <w:szCs w:val="16"/>
+        </w:rPr>
+      </w:pPr>
+    </w:p>
+    <w:p>
+      <w:pPr>
+        <w:spacing w:line="480" w:lineRule="auto"/>
+        <w:rPr>
+          <w:rFonts w:ascii="Times New Roman" w:eastAsia="Times New Roman" w:hAnsi="Times New Roman" w:cs="Times New Roman"/>
+          <w:b/>
+          <w:bCs/>
+          <w:caps/>
+          <w:sz w:val="16"/>
+          <w:szCs w:val="16"/>
+        </w:rPr>
+      </w:pPr>
+    </w:p>
+    <w:p>
+      <w:pPr>
+        <w:spacing w:line="480" w:lineRule="auto"/>
+        <w:rPr>
+          <w:rFonts w:ascii="Times New Roman" w:eastAsia="Times New Roman" w:hAnsi="Times New Roman" w:cs="Times New Roman"/>
+          <w:b/>
+          <w:bCs/>
+          <w:caps/>
+          <w:sz w:val="16"/>
+          <w:szCs w:val="16"/>
+        </w:rPr>
+      </w:pPr>
+    </w:p>
+    <w:p>
+      <w:pPr>
+        <w:spacing w:line="480" w:lineRule="auto"/>
+        <w:rPr>
+          <w:rFonts w:ascii="Times New Roman" w:eastAsia="Times New Roman" w:hAnsi="Times New Roman" w:cs="Times New Roman"/>
+          <w:b/>
+          <w:bCs/>
+          <w:caps/>
+          <w:sz w:val="16"/>
+          <w:szCs w:val="16"/>
+        </w:rPr>
+      </w:pPr>
+    </w:p>
+    <w:p>
+      <w:pPr>
+        <w:spacing w:line="480" w:lineRule="auto"/>
+        <w:rPr>
+          <w:rFonts w:ascii="Times New Roman" w:eastAsia="Times New Roman" w:hAnsi="Times New Roman" w:cs="Times New Roman"/>
+          <w:b/>
+          <w:bCs/>
+          <w:caps/>
+          <w:sz w:val="16"/>
+          <w:szCs w:val="16"/>
+        </w:rPr>
+      </w:pPr>
+    </w:p>
+    <w:p>
+      <w:pPr>
+        <w:spacing w:line="480" w:lineRule="auto"/>
+        <w:rPr>
+          <w:rFonts w:ascii="Times New Roman" w:eastAsia="Times New Roman" w:hAnsi="Times New Roman" w:cs="Times New Roman"/>
+          <w:b/>
+          <w:bCs/>
+          <w:caps/>
+          <w:sz w:val="16"/>
+          <w:szCs w:val="16"/>
+        </w:rPr>
+      </w:pPr>
+    </w:p>
+    <w:p>
+      <w:pPr>
+        <w:spacing w:line="480" w:lineRule="auto"/>
         <w:jc w:val="both"/>
         <w:rPr>
           <w:rFonts w:ascii="Times New Roman" w:eastAsia="Times New Roman" w:hAnsi="Times New Roman" w:cs="Times New Roman"/>
@@ -4178,6 +4385,7 @@
           <w:szCs w:val="28"/>
           <w14:ligatures w14:val="none"/>
         </w:rPr>
+        <w:lastRenderedPageBreak/>
         <w:t>2 WORKS DONE</w:t>
       </w:r>
     </w:p>
@@ -4455,19 +4663,6 @@
     </w:p>
     <w:p>
       <w:pPr>
-        <w:spacing w:line="480" w:lineRule="auto"/>
-        <w:rPr>
-          <w:rFonts w:ascii="Times New Roman" w:eastAsia="Times New Roman" w:hAnsi="Times New Roman" w:cs="Times New Roman"/>
-          <w:b/>
-          <w:bCs/>
-          <w:caps/>
-          <w:sz w:val="16"/>
-          <w:szCs w:val="16"/>
-        </w:rPr>
-      </w:pPr>
-    </w:p>
-    <w:p>
-      <w:pPr>
         <w:spacing w:line="240" w:lineRule="auto"/>
         <w:rPr>
           <w:rFonts w:ascii="Times New Roman" w:eastAsia="Times New Roman" w:hAnsi="Times New Roman" w:cs="Times New Roman"/>
@@ -4635,6 +4830,32 @@
     </w:p>
     <w:p>
       <w:pPr>
+        <w:spacing w:line="480" w:lineRule="auto"/>
+        <w:rPr>
+          <w:rFonts w:ascii="Times New Roman" w:eastAsia="Times New Roman" w:hAnsi="Times New Roman" w:cs="Times New Roman"/>
+          <w:b/>
+          <w:bCs/>
+          <w:caps/>
+          <w:sz w:val="16"/>
+          <w:szCs w:val="16"/>
+        </w:rPr>
+      </w:pPr>
+    </w:p>
+    <w:p>
+      <w:pPr>
+        <w:spacing w:line="480" w:lineRule="auto"/>
+        <w:rPr>
+          <w:rFonts w:ascii="Times New Roman" w:eastAsia="Times New Roman" w:hAnsi="Times New Roman" w:cs="Times New Roman"/>
+          <w:b/>
+          <w:bCs/>
+          <w:caps/>
+          <w:sz w:val="16"/>
+          <w:szCs w:val="16"/>
+        </w:rPr>
+      </w:pPr>
+    </w:p>
+    <w:p>
+      <w:pPr>
         <w:spacing w:line="240" w:lineRule="auto"/>
         <w:rPr>
           <w:rFonts w:ascii="Times New Roman" w:eastAsia="Times New Roman" w:hAnsi="Times New Roman" w:cs="Times New Roman"/>
@@ -4655,6 +4876,7 @@
           <w:szCs w:val="28"/>
           <w14:ligatures w14:val="none"/>
         </w:rPr>
+        <w:lastRenderedPageBreak/>
         <w:t xml:space="preserve">2.2.2  </w:t>
       </w:r>
       <w:r>
@@ -4901,40 +5123,19 @@
     </w:p>
     <w:p>
       <w:pPr>
-        <w:spacing w:line="480" w:lineRule="auto"/>
-        <w:rPr>
-          <w:rFonts w:ascii="Times New Roman" w:eastAsia="Times New Roman" w:hAnsi="Times New Roman" w:cs="Times New Roman"/>
-          <w:b/>
-          <w:bCs/>
-          <w:caps/>
-          <w:sz w:val="16"/>
-          <w:szCs w:val="16"/>
-        </w:rPr>
-      </w:pPr>
-    </w:p>
-    <w:p>
-      <w:pPr>
-        <w:spacing w:line="480" w:lineRule="auto"/>
-        <w:rPr>
-          <w:rFonts w:ascii="Times New Roman" w:eastAsia="Times New Roman" w:hAnsi="Times New Roman" w:cs="Times New Roman"/>
-          <w:b/>
-          <w:bCs/>
-          <w:caps/>
-          <w:sz w:val="16"/>
-          <w:szCs w:val="16"/>
-        </w:rPr>
-      </w:pPr>
-    </w:p>
-    <w:p>
-      <w:pPr>
-        <w:spacing w:line="480" w:lineRule="auto"/>
-        <w:rPr>
-          <w:rFonts w:ascii="Times New Roman" w:eastAsia="Times New Roman" w:hAnsi="Times New Roman" w:cs="Times New Roman"/>
-          <w:b/>
-          <w:bCs/>
-          <w:caps/>
-          <w:sz w:val="16"/>
-          <w:szCs w:val="16"/>
+        <w:autoSpaceDE w:val="0"/>
+        <w:autoSpaceDN w:val="0"/>
+        <w:adjustRightInd w:val="0"/>
+        <w:spacing w:line="480" w:lineRule="auto"/>
+        <w:jc w:val="both"/>
+        <w:rPr>
+          <w:rFonts w:ascii="Times New Roman" w:hAnsi="Times New Roman" w:cs="Times New Roman"/>
+          <w:b/>
+          <w:bCs/>
+          <w:kern w:val="0"/>
+          <w:sz w:val="28"/>
+          <w:szCs w:val="28"/>
+          <w14:ligatures w14:val="none"/>
         </w:rPr>
       </w:pPr>
     </w:p>
@@ -5185,6 +5386,7 @@
           <w:szCs w:val="24"/>
           <w14:ligatures w14:val="none"/>
         </w:rPr>
+        <w:lastRenderedPageBreak/>
         <w:t>[5]</w:t>
       </w:r>
       <w:r>

--- a/skinGradientDecent_V5/Eighth ISIC Skin Image Analysis Workshop/Eighth ISIC Skin Image Analysis Workshop Submission.docx
+++ b/skinGradientDecent_V5/Eighth ISIC Skin Image Analysis Workshop/Eighth ISIC Skin Image Analysis Workshop Submission.docx
@@ -2893,17 +2893,13 @@
         <w:rPr>
           <w:rFonts w:ascii="Times New Roman" w:hAnsi="Times New Roman" w:cs="Times New Roman"/>
           <w:kern w:val="0"/>
-          <w:sz w:val="24"/>
-          <w:szCs w:val="24"/>
-          <w14:ligatures w14:val="none"/>
-        </w:rPr>
-      </w:pPr>
-      <w:r>
-        <w:rPr>
-          <w:rFonts w:ascii="Times New Roman" w:hAnsi="Times New Roman" w:cs="Times New Roman"/>
-          <w:kern w:val="0"/>
-          <w:sz w:val="24"/>
-          <w:szCs w:val="24"/>
+          <w14:ligatures w14:val="none"/>
+        </w:rPr>
+      </w:pPr>
+      <w:r>
+        <w:rPr>
+          <w:rFonts w:ascii="Times New Roman" w:hAnsi="Times New Roman" w:cs="Times New Roman"/>
+          <w:kern w:val="0"/>
           <w14:ligatures w14:val="none"/>
         </w:rPr>
         <w:t>“</w:t>
@@ -2912,40 +2908,14 @@
         <w:rPr>
           <w:rFonts w:ascii="Times New Roman" w:hAnsi="Times New Roman" w:cs="Times New Roman"/>
           <w:kern w:val="0"/>
-          <w:sz w:val="24"/>
-          <w:szCs w:val="24"/>
-          <w14:ligatures w14:val="none"/>
-        </w:rPr>
-        <w:t xml:space="preserve">I am so in favor of the actual infinite that instead of admitting that Nature abhors it, as is commonly said, I hold that Nature makes frequent use of it everywhere, </w:t>
-      </w:r>
-      <w:proofErr w:type="gramStart"/>
-      <w:r>
-        <w:rPr>
-          <w:rFonts w:ascii="Times New Roman" w:hAnsi="Times New Roman" w:cs="Times New Roman"/>
-          <w:kern w:val="0"/>
-          <w:sz w:val="24"/>
-          <w:szCs w:val="24"/>
-          <w14:ligatures w14:val="none"/>
-        </w:rPr>
-        <w:t>in order to</w:t>
-      </w:r>
-      <w:proofErr w:type="gramEnd"/>
-      <w:r>
-        <w:rPr>
-          <w:rFonts w:ascii="Times New Roman" w:hAnsi="Times New Roman" w:cs="Times New Roman"/>
-          <w:kern w:val="0"/>
-          <w:sz w:val="24"/>
-          <w:szCs w:val="24"/>
-          <w14:ligatures w14:val="none"/>
-        </w:rPr>
-        <w:t xml:space="preserve"> show more effectively the perfections of its Author. Thus</w:t>
-      </w:r>
-      <w:r>
-        <w:rPr>
-          <w:rFonts w:ascii="Times New Roman" w:hAnsi="Times New Roman" w:cs="Times New Roman"/>
-          <w:kern w:val="0"/>
-          <w:sz w:val="24"/>
-          <w:szCs w:val="24"/>
+          <w14:ligatures w14:val="none"/>
+        </w:rPr>
+        <w:t>I am so in favor of the actual infinite that instead of admitting that Nature abhors it, as is commonly said, I hold that Nature makes frequent use of it everywhere, in order to show more effectively the perfections of its Author. Thus</w:t>
+      </w:r>
+      <w:r>
+        <w:rPr>
+          <w:rFonts w:ascii="Times New Roman" w:hAnsi="Times New Roman" w:cs="Times New Roman"/>
+          <w:kern w:val="0"/>
           <w14:ligatures w14:val="none"/>
         </w:rPr>
         <w:t>,</w:t>
@@ -2954,8 +2924,6 @@
         <w:rPr>
           <w:rFonts w:ascii="Times New Roman" w:hAnsi="Times New Roman" w:cs="Times New Roman"/>
           <w:kern w:val="0"/>
-          <w:sz w:val="24"/>
-          <w:szCs w:val="24"/>
           <w14:ligatures w14:val="none"/>
         </w:rPr>
         <w:t xml:space="preserve"> I believe that there is no part of matter which is not </w:t>
@@ -2964,8 +2932,6 @@
         <w:rPr>
           <w:rFonts w:ascii="Times New Roman" w:hAnsi="Times New Roman" w:cs="Times New Roman"/>
           <w:kern w:val="0"/>
-          <w:sz w:val="24"/>
-          <w:szCs w:val="24"/>
           <w14:ligatures w14:val="none"/>
         </w:rPr>
         <w:t xml:space="preserve">- </w:t>
@@ -2974,8 +2940,6 @@
         <w:rPr>
           <w:rFonts w:ascii="Times New Roman" w:hAnsi="Times New Roman" w:cs="Times New Roman"/>
           <w:kern w:val="0"/>
-          <w:sz w:val="24"/>
-          <w:szCs w:val="24"/>
           <w14:ligatures w14:val="none"/>
         </w:rPr>
         <w:t>I do not say divisible</w:t>
@@ -2984,8 +2948,6 @@
         <w:rPr>
           <w:rFonts w:ascii="Times New Roman" w:hAnsi="Times New Roman" w:cs="Times New Roman"/>
           <w:kern w:val="0"/>
-          <w:sz w:val="24"/>
-          <w:szCs w:val="24"/>
           <w14:ligatures w14:val="none"/>
         </w:rPr>
         <w:t xml:space="preserve"> - </w:t>
@@ -2994,40 +2956,14 @@
         <w:rPr>
           <w:rFonts w:ascii="Times New Roman" w:hAnsi="Times New Roman" w:cs="Times New Roman"/>
           <w:kern w:val="0"/>
-          <w:sz w:val="24"/>
-          <w:szCs w:val="24"/>
-          <w14:ligatures w14:val="none"/>
-        </w:rPr>
-        <w:t xml:space="preserve">but </w:t>
-      </w:r>
-      <w:proofErr w:type="gramStart"/>
-      <w:r>
-        <w:rPr>
-          <w:rFonts w:ascii="Times New Roman" w:hAnsi="Times New Roman" w:cs="Times New Roman"/>
-          <w:kern w:val="0"/>
-          <w:sz w:val="24"/>
-          <w:szCs w:val="24"/>
-          <w14:ligatures w14:val="none"/>
-        </w:rPr>
-        <w:t>actually divisible</w:t>
-      </w:r>
-      <w:proofErr w:type="gramEnd"/>
-      <w:r>
-        <w:rPr>
-          <w:rFonts w:ascii="Times New Roman" w:hAnsi="Times New Roman" w:cs="Times New Roman"/>
-          <w:kern w:val="0"/>
-          <w:sz w:val="24"/>
-          <w:szCs w:val="24"/>
-          <w14:ligatures w14:val="none"/>
-        </w:rPr>
-        <w:t xml:space="preserve">; and </w:t>
-      </w:r>
-      <w:r>
-        <w:rPr>
-          <w:rFonts w:ascii="Times New Roman" w:hAnsi="Times New Roman" w:cs="Times New Roman"/>
-          <w:kern w:val="0"/>
-          <w:sz w:val="24"/>
-          <w:szCs w:val="24"/>
+          <w14:ligatures w14:val="none"/>
+        </w:rPr>
+        <w:t xml:space="preserve">but actually divisible; and </w:t>
+      </w:r>
+      <w:r>
+        <w:rPr>
+          <w:rFonts w:ascii="Times New Roman" w:hAnsi="Times New Roman" w:cs="Times New Roman"/>
+          <w:kern w:val="0"/>
           <w14:ligatures w14:val="none"/>
         </w:rPr>
         <w:t>consequently,</w:t>
@@ -3036,8 +2972,6 @@
         <w:rPr>
           <w:rFonts w:ascii="Times New Roman" w:hAnsi="Times New Roman" w:cs="Times New Roman"/>
           <w:kern w:val="0"/>
-          <w:sz w:val="24"/>
-          <w:szCs w:val="24"/>
           <w14:ligatures w14:val="none"/>
         </w:rPr>
         <w:t xml:space="preserve"> the least particle ought to be considered as a world full of an infinity of different creatures</w:t>
@@ -3046,8 +2980,6 @@
         <w:rPr>
           <w:rFonts w:ascii="Times New Roman" w:hAnsi="Times New Roman" w:cs="Times New Roman"/>
           <w:kern w:val="0"/>
-          <w:sz w:val="24"/>
-          <w:szCs w:val="24"/>
           <w14:ligatures w14:val="none"/>
         </w:rPr>
         <w:t>.”</w:t>
@@ -3060,17 +2992,13 @@
         <w:rPr>
           <w:rFonts w:ascii="Times New Roman" w:hAnsi="Times New Roman" w:cs="Times New Roman"/>
           <w:kern w:val="0"/>
-          <w:sz w:val="24"/>
-          <w:szCs w:val="24"/>
-          <w14:ligatures w14:val="none"/>
-        </w:rPr>
-      </w:pPr>
-      <w:r>
-        <w:rPr>
-          <w:rFonts w:ascii="Times New Roman" w:hAnsi="Times New Roman" w:cs="Times New Roman"/>
-          <w:kern w:val="0"/>
-          <w:sz w:val="24"/>
-          <w:szCs w:val="24"/>
+          <w14:ligatures w14:val="none"/>
+        </w:rPr>
+      </w:pPr>
+      <w:r>
+        <w:rPr>
+          <w:rFonts w:ascii="Times New Roman" w:hAnsi="Times New Roman" w:cs="Times New Roman"/>
+          <w:kern w:val="0"/>
           <w14:ligatures w14:val="none"/>
         </w:rPr>
         <w:t>—</w:t>
@@ -3079,8 +3007,6 @@
         <w:rPr>
           <w:rFonts w:ascii="Times New Roman" w:hAnsi="Times New Roman" w:cs="Times New Roman"/>
           <w:kern w:val="0"/>
-          <w:sz w:val="24"/>
-          <w:szCs w:val="24"/>
           <w14:ligatures w14:val="none"/>
         </w:rPr>
         <w:t>Georg Cantor,</w:t>
@@ -3089,8 +3015,6 @@
         <w:rPr>
           <w:rFonts w:ascii="Times New Roman" w:hAnsi="Times New Roman" w:cs="Times New Roman"/>
           <w:kern w:val="0"/>
-          <w:sz w:val="24"/>
-          <w:szCs w:val="24"/>
           <w14:ligatures w14:val="none"/>
         </w:rPr>
         <w:t xml:space="preserve"> </w:t>
@@ -3099,25 +3023,10 @@
         <w:rPr>
           <w:rFonts w:ascii="Times New Roman" w:hAnsi="Times New Roman" w:cs="Times New Roman"/>
           <w:kern w:val="0"/>
-          <w:sz w:val="24"/>
-          <w:szCs w:val="24"/>
           <w14:ligatures w14:val="none"/>
         </w:rPr>
         <w:t>1845–1918</w:t>
       </w:r>
-    </w:p>
-    <w:p>
-      <w:pPr>
-        <w:spacing w:line="480" w:lineRule="auto"/>
-        <w:jc w:val="both"/>
-        <w:rPr>
-          <w:rFonts w:ascii="Times New Roman" w:hAnsi="Times New Roman" w:cs="Times New Roman"/>
-          <w:kern w:val="0"/>
-          <w:sz w:val="24"/>
-          <w:szCs w:val="24"/>
-          <w14:ligatures w14:val="none"/>
-        </w:rPr>
-      </w:pPr>
     </w:p>
     <w:p>
       <w:pPr>
@@ -3148,16 +3057,102 @@
           <w:szCs w:val="28"/>
           <w14:ligatures w14:val="none"/>
         </w:rPr>
+        <w:t xml:space="preserve"> </w:t>
+      </w:r>
+      <w:r>
+        <w:rPr>
+          <w:rFonts w:ascii="Times New Roman" w:hAnsi="Times New Roman" w:cs="Times New Roman"/>
+          <w:b/>
+          <w:bCs/>
+          <w:kern w:val="0"/>
+          <w:sz w:val="28"/>
+          <w:szCs w:val="28"/>
+          <w14:ligatures w14:val="none"/>
+        </w:rPr>
         <w:t>Global Optimization</w:t>
       </w:r>
-      <w:r>
-        <w:rPr>
-          <w:rFonts w:ascii="Times New Roman" w:hAnsi="Times New Roman" w:cs="Times New Roman"/>
-          <w:b/>
-          <w:bCs/>
-          <w:kern w:val="0"/>
-          <w:sz w:val="28"/>
-          <w:szCs w:val="28"/>
+    </w:p>
+    <w:p>
+      <w:pPr>
+        <w:spacing w:line="480" w:lineRule="auto"/>
+        <w:jc w:val="both"/>
+        <w:rPr>
+          <w:rFonts w:ascii="Times New Roman" w:hAnsi="Times New Roman" w:cs="Times New Roman"/>
+          <w:kern w:val="0"/>
+          <w14:ligatures w14:val="none"/>
+        </w:rPr>
+      </w:pPr>
+    </w:p>
+    <w:p>
+      <w:pPr>
+        <w:spacing w:line="480" w:lineRule="auto"/>
+        <w:jc w:val="both"/>
+        <w:rPr>
+          <w:rFonts w:ascii="Times New Roman" w:hAnsi="Times New Roman" w:cs="Times New Roman"/>
+          <w:kern w:val="0"/>
+          <w:sz w:val="24"/>
+          <w:szCs w:val="24"/>
+          <w14:ligatures w14:val="none"/>
+        </w:rPr>
+      </w:pPr>
+    </w:p>
+    <w:p>
+      <w:pPr>
+        <w:spacing w:line="480" w:lineRule="auto"/>
+        <w:jc w:val="both"/>
+        <w:rPr>
+          <w:rFonts w:ascii="Times New Roman" w:hAnsi="Times New Roman" w:cs="Times New Roman"/>
+          <w:kern w:val="0"/>
+          <w:sz w:val="24"/>
+          <w:szCs w:val="24"/>
+          <w14:ligatures w14:val="none"/>
+        </w:rPr>
+      </w:pPr>
+    </w:p>
+    <w:p>
+      <w:pPr>
+        <w:spacing w:line="480" w:lineRule="auto"/>
+        <w:jc w:val="both"/>
+        <w:rPr>
+          <w:rFonts w:ascii="Times New Roman" w:hAnsi="Times New Roman" w:cs="Times New Roman"/>
+          <w:kern w:val="0"/>
+          <w:sz w:val="24"/>
+          <w:szCs w:val="24"/>
+          <w14:ligatures w14:val="none"/>
+        </w:rPr>
+      </w:pPr>
+    </w:p>
+    <w:p>
+      <w:pPr>
+        <w:spacing w:line="480" w:lineRule="auto"/>
+        <w:jc w:val="both"/>
+        <w:rPr>
+          <w:rFonts w:ascii="Times New Roman" w:hAnsi="Times New Roman" w:cs="Times New Roman"/>
+          <w:kern w:val="0"/>
+          <w:sz w:val="24"/>
+          <w:szCs w:val="24"/>
+          <w14:ligatures w14:val="none"/>
+        </w:rPr>
+      </w:pPr>
+    </w:p>
+    <w:p>
+      <w:pPr>
+        <w:spacing w:line="480" w:lineRule="auto"/>
+        <w:jc w:val="both"/>
+        <w:rPr>
+          <w:rFonts w:ascii="Times New Roman" w:hAnsi="Times New Roman" w:cs="Times New Roman"/>
+          <w:kern w:val="0"/>
+          <w:sz w:val="24"/>
+          <w:szCs w:val="24"/>
+          <w14:ligatures w14:val="none"/>
+        </w:rPr>
+      </w:pPr>
+      <w:r>
+        <w:rPr>
+          <w:rFonts w:ascii="Times New Roman" w:hAnsi="Times New Roman" w:cs="Times New Roman"/>
+          <w:kern w:val="0"/>
+          <w:sz w:val="24"/>
+          <w:szCs w:val="24"/>
           <w14:ligatures w14:val="none"/>
         </w:rPr>
         <w:t xml:space="preserve"> </w:t>
@@ -3165,17 +3160,13 @@
     </w:p>
     <w:p>
       <w:pPr>
-        <w:pStyle w:val="ListParagraph"/>
-        <w:spacing w:line="480" w:lineRule="auto"/>
-        <w:ind w:left="360"/>
+        <w:spacing w:line="480" w:lineRule="auto"/>
         <w:jc w:val="both"/>
         <w:rPr>
           <w:rFonts w:ascii="Times New Roman" w:hAnsi="Times New Roman" w:cs="Times New Roman"/>
-          <w:b/>
-          <w:bCs/>
-          <w:kern w:val="0"/>
-          <w:sz w:val="28"/>
-          <w:szCs w:val="28"/>
+          <w:kern w:val="0"/>
+          <w:sz w:val="24"/>
+          <w:szCs w:val="24"/>
           <w14:ligatures w14:val="none"/>
         </w:rPr>
       </w:pPr>
@@ -3212,9 +3203,11 @@
         <w:jc w:val="both"/>
         <w:rPr>
           <w:rFonts w:ascii="Times New Roman" w:hAnsi="Times New Roman" w:cs="Times New Roman"/>
-          <w:kern w:val="0"/>
-          <w:sz w:val="24"/>
-          <w:szCs w:val="24"/>
+          <w:b/>
+          <w:bCs/>
+          <w:kern w:val="0"/>
+          <w:sz w:val="28"/>
+          <w:szCs w:val="28"/>
           <w14:ligatures w14:val="none"/>
         </w:rPr>
       </w:pPr>
@@ -3225,12 +3218,26 @@
         <w:jc w:val="both"/>
         <w:rPr>
           <w:rFonts w:ascii="Times New Roman" w:hAnsi="Times New Roman" w:cs="Times New Roman"/>
-          <w:kern w:val="0"/>
-          <w:sz w:val="24"/>
-          <w:szCs w:val="24"/>
-          <w14:ligatures w14:val="none"/>
-        </w:rPr>
-      </w:pPr>
+          <w:b/>
+          <w:bCs/>
+          <w:kern w:val="0"/>
+          <w:sz w:val="28"/>
+          <w:szCs w:val="28"/>
+          <w14:ligatures w14:val="none"/>
+        </w:rPr>
+      </w:pPr>
+      <w:r>
+        <w:rPr>
+          <w:rFonts w:ascii="Times New Roman" w:hAnsi="Times New Roman" w:cs="Times New Roman"/>
+          <w:b/>
+          <w:bCs/>
+          <w:kern w:val="0"/>
+          <w:sz w:val="28"/>
+          <w:szCs w:val="28"/>
+          <w14:ligatures w14:val="none"/>
+        </w:rPr>
+        <w:t>1.1.1 Pre-Processing and Truth Bias</w:t>
+      </w:r>
     </w:p>
     <w:p>
       <w:pPr>
@@ -3238,22 +3245,14 @@
         <w:jc w:val="both"/>
         <w:rPr>
           <w:rFonts w:ascii="Times New Roman" w:hAnsi="Times New Roman" w:cs="Times New Roman"/>
-          <w:kern w:val="0"/>
-          <w:sz w:val="24"/>
-          <w:szCs w:val="24"/>
-          <w14:ligatures w14:val="none"/>
-        </w:rPr>
-      </w:pPr>
-      <w:r>
-        <w:rPr>
-          <w:rFonts w:ascii="Times New Roman" w:hAnsi="Times New Roman" w:cs="Times New Roman"/>
-          <w:kern w:val="0"/>
-          <w:sz w:val="24"/>
-          <w:szCs w:val="24"/>
-          <w14:ligatures w14:val="none"/>
-        </w:rPr>
-        <w:t xml:space="preserve"> </w:t>
-      </w:r>
+          <w:b/>
+          <w:bCs/>
+          <w:kern w:val="0"/>
+          <w:sz w:val="28"/>
+          <w:szCs w:val="28"/>
+          <w14:ligatures w14:val="none"/>
+        </w:rPr>
+      </w:pPr>
     </w:p>
     <w:p>
       <w:pPr>
@@ -3261,9 +3260,11 @@
         <w:jc w:val="both"/>
         <w:rPr>
           <w:rFonts w:ascii="Times New Roman" w:hAnsi="Times New Roman" w:cs="Times New Roman"/>
-          <w:kern w:val="0"/>
-          <w:sz w:val="24"/>
-          <w:szCs w:val="24"/>
+          <w:b/>
+          <w:bCs/>
+          <w:kern w:val="0"/>
+          <w:sz w:val="28"/>
+          <w:szCs w:val="28"/>
           <w14:ligatures w14:val="none"/>
         </w:rPr>
       </w:pPr>
@@ -3274,9 +3275,11 @@
         <w:jc w:val="both"/>
         <w:rPr>
           <w:rFonts w:ascii="Times New Roman" w:hAnsi="Times New Roman" w:cs="Times New Roman"/>
-          <w:kern w:val="0"/>
-          <w:sz w:val="24"/>
-          <w:szCs w:val="24"/>
+          <w:b/>
+          <w:bCs/>
+          <w:kern w:val="0"/>
+          <w:sz w:val="28"/>
+          <w:szCs w:val="28"/>
           <w14:ligatures w14:val="none"/>
         </w:rPr>
       </w:pPr>
@@ -3287,9 +3290,11 @@
         <w:jc w:val="both"/>
         <w:rPr>
           <w:rFonts w:ascii="Times New Roman" w:hAnsi="Times New Roman" w:cs="Times New Roman"/>
-          <w:kern w:val="0"/>
-          <w:sz w:val="24"/>
-          <w:szCs w:val="24"/>
+          <w:b/>
+          <w:bCs/>
+          <w:kern w:val="0"/>
+          <w:sz w:val="28"/>
+          <w:szCs w:val="28"/>
           <w14:ligatures w14:val="none"/>
         </w:rPr>
       </w:pPr>
@@ -3323,339 +3328,236 @@
           <w14:ligatures w14:val="none"/>
         </w:rPr>
       </w:pPr>
-      <w:r>
-        <w:rPr>
-          <w:rFonts w:ascii="Times New Roman" w:hAnsi="Times New Roman" w:cs="Times New Roman"/>
-          <w:b/>
-          <w:bCs/>
-          <w:kern w:val="0"/>
-          <w:sz w:val="28"/>
-          <w:szCs w:val="28"/>
+    </w:p>
+    <w:p>
+      <w:pPr>
+        <w:spacing w:line="480" w:lineRule="auto"/>
+        <w:jc w:val="both"/>
+        <w:rPr>
+          <w:rFonts w:ascii="Times New Roman" w:hAnsi="Times New Roman" w:cs="Times New Roman"/>
+          <w:b/>
+          <w:bCs/>
+          <w:kern w:val="0"/>
+          <w:sz w:val="28"/>
+          <w:szCs w:val="28"/>
+          <w14:ligatures w14:val="none"/>
+        </w:rPr>
+      </w:pPr>
+    </w:p>
+    <w:p>
+      <w:pPr>
+        <w:spacing w:line="480" w:lineRule="auto"/>
+        <w:jc w:val="both"/>
+        <w:rPr>
+          <w:rFonts w:ascii="Times New Roman" w:hAnsi="Times New Roman" w:cs="Times New Roman"/>
+          <w:b/>
+          <w:bCs/>
+          <w:kern w:val="0"/>
+          <w:sz w:val="28"/>
+          <w:szCs w:val="28"/>
+          <w14:ligatures w14:val="none"/>
+        </w:rPr>
+      </w:pPr>
+    </w:p>
+    <w:p>
+      <w:pPr>
+        <w:spacing w:line="480" w:lineRule="auto"/>
+        <w:jc w:val="both"/>
+        <w:rPr>
+          <w:rFonts w:ascii="Times New Roman" w:hAnsi="Times New Roman" w:cs="Times New Roman"/>
+          <w:b/>
+          <w:bCs/>
+          <w:kern w:val="0"/>
+          <w:sz w:val="28"/>
+          <w:szCs w:val="28"/>
+          <w14:ligatures w14:val="none"/>
+        </w:rPr>
+      </w:pPr>
+      <w:r>
+        <w:rPr>
+          <w:rFonts w:ascii="Times New Roman" w:hAnsi="Times New Roman" w:cs="Times New Roman"/>
+          <w:b/>
+          <w:bCs/>
+          <w:kern w:val="0"/>
+          <w:sz w:val="28"/>
+          <w:szCs w:val="28"/>
+          <w14:ligatures w14:val="none"/>
+        </w:rPr>
+        <w:t>1.1.2 Filter Rank and Training</w:t>
+      </w:r>
+    </w:p>
+    <w:p>
+      <w:pPr>
+        <w:spacing w:line="480" w:lineRule="auto"/>
+        <w:jc w:val="both"/>
+        <w:rPr>
+          <w:rFonts w:ascii="Times New Roman" w:hAnsi="Times New Roman" w:cs="Times New Roman"/>
+          <w:b/>
+          <w:bCs/>
+          <w:kern w:val="0"/>
+          <w:sz w:val="28"/>
+          <w:szCs w:val="28"/>
+          <w14:ligatures w14:val="none"/>
+        </w:rPr>
+      </w:pPr>
+    </w:p>
+    <w:p>
+      <w:pPr>
+        <w:spacing w:line="480" w:lineRule="auto"/>
+        <w:jc w:val="both"/>
+        <w:rPr>
+          <w:rFonts w:ascii="Times New Roman" w:hAnsi="Times New Roman" w:cs="Times New Roman"/>
+          <w:b/>
+          <w:bCs/>
+          <w:kern w:val="0"/>
+          <w:sz w:val="28"/>
+          <w:szCs w:val="28"/>
+          <w14:ligatures w14:val="none"/>
+        </w:rPr>
+      </w:pPr>
+    </w:p>
+    <w:p>
+      <w:pPr>
+        <w:spacing w:line="480" w:lineRule="auto"/>
+        <w:jc w:val="both"/>
+        <w:rPr>
+          <w:rFonts w:ascii="Times New Roman" w:hAnsi="Times New Roman" w:cs="Times New Roman"/>
+          <w:b/>
+          <w:bCs/>
+          <w:kern w:val="0"/>
+          <w:sz w:val="28"/>
+          <w:szCs w:val="28"/>
+          <w14:ligatures w14:val="none"/>
+        </w:rPr>
+      </w:pPr>
+    </w:p>
+    <w:p>
+      <w:pPr>
+        <w:spacing w:line="480" w:lineRule="auto"/>
+        <w:jc w:val="both"/>
+        <w:rPr>
+          <w:rFonts w:ascii="Times New Roman" w:hAnsi="Times New Roman" w:cs="Times New Roman"/>
+          <w:b/>
+          <w:bCs/>
+          <w:kern w:val="0"/>
+          <w:sz w:val="28"/>
+          <w:szCs w:val="28"/>
+          <w14:ligatures w14:val="none"/>
+        </w:rPr>
+      </w:pPr>
+    </w:p>
+    <w:p>
+      <w:pPr>
+        <w:spacing w:line="480" w:lineRule="auto"/>
+        <w:jc w:val="both"/>
+        <w:rPr>
+          <w:rFonts w:ascii="Times New Roman" w:hAnsi="Times New Roman" w:cs="Times New Roman"/>
+          <w:b/>
+          <w:bCs/>
+          <w:kern w:val="0"/>
+          <w:sz w:val="28"/>
+          <w:szCs w:val="28"/>
+          <w14:ligatures w14:val="none"/>
+        </w:rPr>
+      </w:pPr>
+    </w:p>
+    <w:p>
+      <w:pPr>
+        <w:spacing w:line="480" w:lineRule="auto"/>
+        <w:jc w:val="both"/>
+        <w:rPr>
+          <w:rFonts w:ascii="Times New Roman" w:hAnsi="Times New Roman" w:cs="Times New Roman"/>
+          <w:b/>
+          <w:bCs/>
+          <w:kern w:val="0"/>
+          <w:sz w:val="28"/>
+          <w:szCs w:val="28"/>
+          <w14:ligatures w14:val="none"/>
+        </w:rPr>
+      </w:pPr>
+    </w:p>
+    <w:p>
+      <w:pPr>
+        <w:spacing w:line="480" w:lineRule="auto"/>
+        <w:jc w:val="both"/>
+        <w:rPr>
+          <w:rFonts w:ascii="Times New Roman" w:hAnsi="Times New Roman" w:cs="Times New Roman"/>
+          <w:kern w:val="0"/>
+          <w:sz w:val="24"/>
+          <w:szCs w:val="24"/>
+          <w14:ligatures w14:val="none"/>
+        </w:rPr>
+      </w:pPr>
+      <w:r>
+        <w:rPr>
+          <w:rFonts w:ascii="Times New Roman" w:hAnsi="Times New Roman" w:cs="Times New Roman"/>
+          <w:b/>
+          <w:bCs/>
+          <w:kern w:val="0"/>
+          <w:sz w:val="28"/>
+          <w:szCs w:val="28"/>
+          <w14:ligatures w14:val="none"/>
+        </w:rPr>
+        <w:t>1.</w:t>
+      </w:r>
+      <w:r>
+        <w:rPr>
+          <w:rFonts w:ascii="Times New Roman" w:hAnsi="Times New Roman" w:cs="Times New Roman"/>
+          <w:b/>
+          <w:bCs/>
+          <w:kern w:val="0"/>
+          <w:sz w:val="28"/>
+          <w:szCs w:val="28"/>
+          <w14:ligatures w14:val="none"/>
+        </w:rPr>
+        <w:t>1.3</w:t>
+      </w:r>
+      <w:r>
+        <w:rPr>
+          <w:rFonts w:ascii="Times New Roman" w:hAnsi="Times New Roman" w:cs="Times New Roman"/>
+          <w:b/>
+          <w:bCs/>
+          <w:kern w:val="0"/>
+          <w:sz w:val="28"/>
+          <w:szCs w:val="28"/>
+          <w14:ligatures w14:val="none"/>
+        </w:rPr>
+        <w:t xml:space="preserve">  </w:t>
+      </w:r>
+      <w:r>
+        <w:rPr>
+          <w:rFonts w:ascii="Times New Roman" w:hAnsi="Times New Roman" w:cs="Times New Roman"/>
+          <w:b/>
+          <w:bCs/>
+          <w:kern w:val="0"/>
+          <w:sz w:val="28"/>
+          <w:szCs w:val="28"/>
+          <w14:ligatures w14:val="none"/>
+        </w:rPr>
+        <w:t>Weight and K-Means Clustering</w:t>
+      </w:r>
+    </w:p>
+    <w:p>
+      <w:pPr>
+        <w:spacing w:line="480" w:lineRule="auto"/>
+        <w:jc w:val="both"/>
+        <w:rPr>
+          <w:rFonts w:ascii="Times New Roman" w:hAnsi="Times New Roman" w:cs="Times New Roman"/>
+          <w:kern w:val="0"/>
+          <w:sz w:val="24"/>
+          <w:szCs w:val="24"/>
+          <w14:ligatures w14:val="none"/>
+        </w:rPr>
+      </w:pPr>
+      <w:r>
+        <w:rPr>
+          <w:rFonts w:ascii="Times New Roman" w:hAnsi="Times New Roman" w:cs="Times New Roman"/>
+          <w:kern w:val="0"/>
+          <w:sz w:val="24"/>
+          <w:szCs w:val="24"/>
           <w14:ligatures w14:val="none"/>
         </w:rPr>
         <w:lastRenderedPageBreak/>
-        <w:t>1.1.1 Pre-Processing and Truth Bias</w:t>
-      </w:r>
-    </w:p>
-    <w:p>
-      <w:pPr>
-        <w:spacing w:line="480" w:lineRule="auto"/>
-        <w:jc w:val="both"/>
-        <w:rPr>
-          <w:rFonts w:ascii="Times New Roman" w:hAnsi="Times New Roman" w:cs="Times New Roman"/>
-          <w:b/>
-          <w:bCs/>
-          <w:kern w:val="0"/>
-          <w:sz w:val="28"/>
-          <w:szCs w:val="28"/>
-          <w14:ligatures w14:val="none"/>
-        </w:rPr>
-      </w:pPr>
-    </w:p>
-    <w:p>
-      <w:pPr>
-        <w:spacing w:line="480" w:lineRule="auto"/>
-        <w:jc w:val="both"/>
-        <w:rPr>
-          <w:rFonts w:ascii="Times New Roman" w:hAnsi="Times New Roman" w:cs="Times New Roman"/>
-          <w:b/>
-          <w:bCs/>
-          <w:kern w:val="0"/>
-          <w:sz w:val="28"/>
-          <w:szCs w:val="28"/>
-          <w14:ligatures w14:val="none"/>
-        </w:rPr>
-      </w:pPr>
-    </w:p>
-    <w:p>
-      <w:pPr>
-        <w:spacing w:line="480" w:lineRule="auto"/>
-        <w:jc w:val="both"/>
-        <w:rPr>
-          <w:rFonts w:ascii="Times New Roman" w:hAnsi="Times New Roman" w:cs="Times New Roman"/>
-          <w:b/>
-          <w:bCs/>
-          <w:kern w:val="0"/>
-          <w:sz w:val="28"/>
-          <w:szCs w:val="28"/>
-          <w14:ligatures w14:val="none"/>
-        </w:rPr>
-      </w:pPr>
-    </w:p>
-    <w:p>
-      <w:pPr>
-        <w:spacing w:line="480" w:lineRule="auto"/>
-        <w:jc w:val="both"/>
-        <w:rPr>
-          <w:rFonts w:ascii="Times New Roman" w:hAnsi="Times New Roman" w:cs="Times New Roman"/>
-          <w:b/>
-          <w:bCs/>
-          <w:kern w:val="0"/>
-          <w:sz w:val="28"/>
-          <w:szCs w:val="28"/>
-          <w14:ligatures w14:val="none"/>
-        </w:rPr>
-      </w:pPr>
-    </w:p>
-    <w:p>
-      <w:pPr>
-        <w:spacing w:line="480" w:lineRule="auto"/>
-        <w:jc w:val="both"/>
-        <w:rPr>
-          <w:rFonts w:ascii="Times New Roman" w:hAnsi="Times New Roman" w:cs="Times New Roman"/>
-          <w:b/>
-          <w:bCs/>
-          <w:kern w:val="0"/>
-          <w:sz w:val="28"/>
-          <w:szCs w:val="28"/>
-          <w14:ligatures w14:val="none"/>
-        </w:rPr>
-      </w:pPr>
-    </w:p>
-    <w:p>
-      <w:pPr>
-        <w:spacing w:line="480" w:lineRule="auto"/>
-        <w:jc w:val="both"/>
-        <w:rPr>
-          <w:rFonts w:ascii="Times New Roman" w:hAnsi="Times New Roman" w:cs="Times New Roman"/>
-          <w:b/>
-          <w:bCs/>
-          <w:kern w:val="0"/>
-          <w:sz w:val="28"/>
-          <w:szCs w:val="28"/>
-          <w14:ligatures w14:val="none"/>
-        </w:rPr>
-      </w:pPr>
-    </w:p>
-    <w:p>
-      <w:pPr>
-        <w:spacing w:line="480" w:lineRule="auto"/>
-        <w:jc w:val="both"/>
-        <w:rPr>
-          <w:rFonts w:ascii="Times New Roman" w:hAnsi="Times New Roman" w:cs="Times New Roman"/>
-          <w:b/>
-          <w:bCs/>
-          <w:kern w:val="0"/>
-          <w:sz w:val="28"/>
-          <w:szCs w:val="28"/>
-          <w14:ligatures w14:val="none"/>
-        </w:rPr>
-      </w:pPr>
-    </w:p>
-    <w:p>
-      <w:pPr>
-        <w:spacing w:line="480" w:lineRule="auto"/>
-        <w:jc w:val="both"/>
-        <w:rPr>
-          <w:rFonts w:ascii="Times New Roman" w:hAnsi="Times New Roman" w:cs="Times New Roman"/>
-          <w:b/>
-          <w:bCs/>
-          <w:kern w:val="0"/>
-          <w:sz w:val="28"/>
-          <w:szCs w:val="28"/>
-          <w14:ligatures w14:val="none"/>
-        </w:rPr>
-      </w:pPr>
-    </w:p>
-    <w:p>
-      <w:pPr>
-        <w:spacing w:line="480" w:lineRule="auto"/>
-        <w:jc w:val="both"/>
-        <w:rPr>
-          <w:rFonts w:ascii="Times New Roman" w:hAnsi="Times New Roman" w:cs="Times New Roman"/>
-          <w:b/>
-          <w:bCs/>
-          <w:kern w:val="0"/>
-          <w:sz w:val="28"/>
-          <w:szCs w:val="28"/>
-          <w14:ligatures w14:val="none"/>
-        </w:rPr>
-      </w:pPr>
-      <w:r>
-        <w:rPr>
-          <w:rFonts w:ascii="Times New Roman" w:hAnsi="Times New Roman" w:cs="Times New Roman"/>
-          <w:b/>
-          <w:bCs/>
-          <w:kern w:val="0"/>
-          <w:sz w:val="28"/>
-          <w:szCs w:val="28"/>
-          <w14:ligatures w14:val="none"/>
-        </w:rPr>
-        <w:t>1.1.2 Filter Rank and Training</w:t>
-      </w:r>
-    </w:p>
-    <w:p>
-      <w:pPr>
-        <w:spacing w:line="480" w:lineRule="auto"/>
-        <w:jc w:val="both"/>
-        <w:rPr>
-          <w:rFonts w:ascii="Times New Roman" w:hAnsi="Times New Roman" w:cs="Times New Roman"/>
-          <w:b/>
-          <w:bCs/>
-          <w:kern w:val="0"/>
-          <w:sz w:val="28"/>
-          <w:szCs w:val="28"/>
-          <w14:ligatures w14:val="none"/>
-        </w:rPr>
-      </w:pPr>
-    </w:p>
-    <w:p>
-      <w:pPr>
-        <w:spacing w:line="480" w:lineRule="auto"/>
-        <w:jc w:val="both"/>
-        <w:rPr>
-          <w:rFonts w:ascii="Times New Roman" w:hAnsi="Times New Roman" w:cs="Times New Roman"/>
-          <w:b/>
-          <w:bCs/>
-          <w:kern w:val="0"/>
-          <w:sz w:val="28"/>
-          <w:szCs w:val="28"/>
-          <w14:ligatures w14:val="none"/>
-        </w:rPr>
-      </w:pPr>
-    </w:p>
-    <w:p>
-      <w:pPr>
-        <w:spacing w:line="480" w:lineRule="auto"/>
-        <w:jc w:val="both"/>
-        <w:rPr>
-          <w:rFonts w:ascii="Times New Roman" w:hAnsi="Times New Roman" w:cs="Times New Roman"/>
-          <w:b/>
-          <w:bCs/>
-          <w:kern w:val="0"/>
-          <w:sz w:val="28"/>
-          <w:szCs w:val="28"/>
-          <w14:ligatures w14:val="none"/>
-        </w:rPr>
-      </w:pPr>
-    </w:p>
-    <w:p>
-      <w:pPr>
-        <w:spacing w:line="480" w:lineRule="auto"/>
-        <w:jc w:val="both"/>
-        <w:rPr>
-          <w:rFonts w:ascii="Times New Roman" w:hAnsi="Times New Roman" w:cs="Times New Roman"/>
-          <w:b/>
-          <w:bCs/>
-          <w:kern w:val="0"/>
-          <w:sz w:val="28"/>
-          <w:szCs w:val="28"/>
-          <w14:ligatures w14:val="none"/>
-        </w:rPr>
-      </w:pPr>
-    </w:p>
-    <w:p>
-      <w:pPr>
-        <w:spacing w:line="480" w:lineRule="auto"/>
-        <w:jc w:val="both"/>
-        <w:rPr>
-          <w:rFonts w:ascii="Times New Roman" w:hAnsi="Times New Roman" w:cs="Times New Roman"/>
-          <w:b/>
-          <w:bCs/>
-          <w:kern w:val="0"/>
-          <w:sz w:val="28"/>
-          <w:szCs w:val="28"/>
-          <w14:ligatures w14:val="none"/>
-        </w:rPr>
-      </w:pPr>
-    </w:p>
-    <w:p>
-      <w:pPr>
-        <w:spacing w:line="480" w:lineRule="auto"/>
-        <w:jc w:val="both"/>
-        <w:rPr>
-          <w:rFonts w:ascii="Times New Roman" w:hAnsi="Times New Roman" w:cs="Times New Roman"/>
-          <w:b/>
-          <w:bCs/>
-          <w:kern w:val="0"/>
-          <w:sz w:val="28"/>
-          <w:szCs w:val="28"/>
-          <w14:ligatures w14:val="none"/>
-        </w:rPr>
-      </w:pPr>
-    </w:p>
-    <w:p>
-      <w:pPr>
-        <w:spacing w:line="480" w:lineRule="auto"/>
-        <w:jc w:val="both"/>
-        <w:rPr>
-          <w:rFonts w:ascii="Times New Roman" w:hAnsi="Times New Roman" w:cs="Times New Roman"/>
-          <w:kern w:val="0"/>
-          <w:sz w:val="24"/>
-          <w:szCs w:val="24"/>
-          <w14:ligatures w14:val="none"/>
-        </w:rPr>
-      </w:pPr>
-      <w:r>
-        <w:rPr>
-          <w:rFonts w:ascii="Times New Roman" w:hAnsi="Times New Roman" w:cs="Times New Roman"/>
-          <w:b/>
-          <w:bCs/>
-          <w:kern w:val="0"/>
-          <w:sz w:val="28"/>
-          <w:szCs w:val="28"/>
-          <w14:ligatures w14:val="none"/>
-        </w:rPr>
-        <w:lastRenderedPageBreak/>
-        <w:t>1.</w:t>
-      </w:r>
-      <w:r>
-        <w:rPr>
-          <w:rFonts w:ascii="Times New Roman" w:hAnsi="Times New Roman" w:cs="Times New Roman"/>
-          <w:b/>
-          <w:bCs/>
-          <w:kern w:val="0"/>
-          <w:sz w:val="28"/>
-          <w:szCs w:val="28"/>
-          <w14:ligatures w14:val="none"/>
-        </w:rPr>
-        <w:t>1.3</w:t>
-      </w:r>
-      <w:r>
-        <w:rPr>
-          <w:rFonts w:ascii="Times New Roman" w:hAnsi="Times New Roman" w:cs="Times New Roman"/>
-          <w:b/>
-          <w:bCs/>
-          <w:kern w:val="0"/>
-          <w:sz w:val="28"/>
-          <w:szCs w:val="28"/>
-          <w14:ligatures w14:val="none"/>
-        </w:rPr>
-        <w:t xml:space="preserve">  </w:t>
-      </w:r>
-      <w:r>
-        <w:rPr>
-          <w:rFonts w:ascii="Times New Roman" w:hAnsi="Times New Roman" w:cs="Times New Roman"/>
-          <w:b/>
-          <w:bCs/>
-          <w:kern w:val="0"/>
-          <w:sz w:val="28"/>
-          <w:szCs w:val="28"/>
-          <w14:ligatures w14:val="none"/>
-        </w:rPr>
-        <w:t>Weight and K-Means Clustering</w:t>
-      </w:r>
-    </w:p>
-    <w:p>
-      <w:pPr>
-        <w:spacing w:line="480" w:lineRule="auto"/>
-        <w:jc w:val="both"/>
-        <w:rPr>
-          <w:rFonts w:ascii="Times New Roman" w:hAnsi="Times New Roman" w:cs="Times New Roman"/>
-          <w:kern w:val="0"/>
-          <w:sz w:val="24"/>
-          <w:szCs w:val="24"/>
-          <w14:ligatures w14:val="none"/>
-        </w:rPr>
-      </w:pPr>
-      <w:r>
-        <w:rPr>
-          <w:rFonts w:ascii="Times New Roman" w:hAnsi="Times New Roman" w:cs="Times New Roman"/>
-          <w:kern w:val="0"/>
-          <w:sz w:val="24"/>
-          <w:szCs w:val="24"/>
-          <w14:ligatures w14:val="none"/>
-        </w:rPr>
         <w:tab/>
       </w:r>
     </w:p>
@@ -4035,384 +3937,389 @@
           <w:szCs w:val="28"/>
           <w14:ligatures w14:val="none"/>
         </w:rPr>
+        <w:t>1.</w:t>
+      </w:r>
+      <w:r>
+        <w:rPr>
+          <w:rFonts w:ascii="Times New Roman" w:hAnsi="Times New Roman" w:cs="Times New Roman"/>
+          <w:b/>
+          <w:bCs/>
+          <w:kern w:val="0"/>
+          <w:sz w:val="28"/>
+          <w:szCs w:val="28"/>
+          <w14:ligatures w14:val="none"/>
+        </w:rPr>
+        <w:t>1.5</w:t>
+      </w:r>
+      <w:r>
+        <w:rPr>
+          <w:rFonts w:ascii="Times New Roman" w:hAnsi="Times New Roman" w:cs="Times New Roman"/>
+          <w:b/>
+          <w:bCs/>
+          <w:kern w:val="0"/>
+          <w:sz w:val="28"/>
+          <w:szCs w:val="28"/>
+          <w14:ligatures w14:val="none"/>
+        </w:rPr>
+        <w:t xml:space="preserve"> Convolution</w:t>
+      </w:r>
+    </w:p>
+    <w:p>
+      <w:pPr>
+        <w:spacing w:line="480" w:lineRule="auto"/>
+        <w:rPr>
+          <w:rFonts w:ascii="Times New Roman" w:eastAsia="Times New Roman" w:hAnsi="Times New Roman" w:cs="Times New Roman"/>
+          <w:b/>
+          <w:bCs/>
+          <w:caps/>
+          <w:sz w:val="16"/>
+          <w:szCs w:val="16"/>
+        </w:rPr>
+      </w:pPr>
+    </w:p>
+    <w:p>
+      <w:pPr>
+        <w:spacing w:line="480" w:lineRule="auto"/>
+        <w:rPr>
+          <w:rFonts w:ascii="Times New Roman" w:eastAsia="Times New Roman" w:hAnsi="Times New Roman" w:cs="Times New Roman"/>
+          <w:b/>
+          <w:bCs/>
+          <w:caps/>
+          <w:sz w:val="16"/>
+          <w:szCs w:val="16"/>
+        </w:rPr>
+      </w:pPr>
+    </w:p>
+    <w:p>
+      <w:pPr>
+        <w:spacing w:line="480" w:lineRule="auto"/>
+        <w:rPr>
+          <w:rFonts w:ascii="Times New Roman" w:eastAsia="Times New Roman" w:hAnsi="Times New Roman" w:cs="Times New Roman"/>
+          <w:b/>
+          <w:bCs/>
+          <w:caps/>
+          <w:sz w:val="16"/>
+          <w:szCs w:val="16"/>
+        </w:rPr>
+      </w:pPr>
+    </w:p>
+    <w:p>
+      <w:pPr>
+        <w:spacing w:line="480" w:lineRule="auto"/>
+        <w:rPr>
+          <w:rFonts w:ascii="Times New Roman" w:eastAsia="Times New Roman" w:hAnsi="Times New Roman" w:cs="Times New Roman"/>
+          <w:b/>
+          <w:bCs/>
+          <w:caps/>
+          <w:sz w:val="16"/>
+          <w:szCs w:val="16"/>
+        </w:rPr>
+      </w:pPr>
+    </w:p>
+    <w:p>
+      <w:pPr>
+        <w:spacing w:line="480" w:lineRule="auto"/>
+        <w:rPr>
+          <w:rFonts w:ascii="Times New Roman" w:eastAsia="Times New Roman" w:hAnsi="Times New Roman" w:cs="Times New Roman"/>
+          <w:b/>
+          <w:bCs/>
+          <w:caps/>
+          <w:sz w:val="16"/>
+          <w:szCs w:val="16"/>
+        </w:rPr>
+      </w:pPr>
+    </w:p>
+    <w:p>
+      <w:pPr>
+        <w:spacing w:line="480" w:lineRule="auto"/>
+        <w:rPr>
+          <w:rFonts w:ascii="Times New Roman" w:eastAsia="Times New Roman" w:hAnsi="Times New Roman" w:cs="Times New Roman"/>
+          <w:b/>
+          <w:bCs/>
+          <w:caps/>
+          <w:sz w:val="16"/>
+          <w:szCs w:val="16"/>
+        </w:rPr>
+      </w:pPr>
+    </w:p>
+    <w:p>
+      <w:pPr>
+        <w:spacing w:line="480" w:lineRule="auto"/>
+        <w:rPr>
+          <w:rFonts w:ascii="Times New Roman" w:eastAsia="Times New Roman" w:hAnsi="Times New Roman" w:cs="Times New Roman"/>
+          <w:b/>
+          <w:bCs/>
+          <w:caps/>
+          <w:sz w:val="16"/>
+          <w:szCs w:val="16"/>
+        </w:rPr>
+      </w:pPr>
+    </w:p>
+    <w:p>
+      <w:pPr>
+        <w:spacing w:line="480" w:lineRule="auto"/>
+        <w:rPr>
+          <w:rFonts w:ascii="Times New Roman" w:eastAsia="Times New Roman" w:hAnsi="Times New Roman" w:cs="Times New Roman"/>
+          <w:b/>
+          <w:bCs/>
+          <w:caps/>
+          <w:sz w:val="16"/>
+          <w:szCs w:val="16"/>
+        </w:rPr>
+      </w:pPr>
+    </w:p>
+    <w:p>
+      <w:pPr>
+        <w:spacing w:line="480" w:lineRule="auto"/>
+        <w:rPr>
+          <w:rFonts w:ascii="Times New Roman" w:eastAsia="Times New Roman" w:hAnsi="Times New Roman" w:cs="Times New Roman"/>
+          <w:b/>
+          <w:bCs/>
+          <w:caps/>
+          <w:sz w:val="16"/>
+          <w:szCs w:val="16"/>
+        </w:rPr>
+      </w:pPr>
+    </w:p>
+    <w:p>
+      <w:pPr>
+        <w:spacing w:line="480" w:lineRule="auto"/>
+        <w:rPr>
+          <w:rFonts w:ascii="Times New Roman" w:eastAsia="Times New Roman" w:hAnsi="Times New Roman" w:cs="Times New Roman"/>
+          <w:b/>
+          <w:bCs/>
+          <w:caps/>
+          <w:sz w:val="16"/>
+          <w:szCs w:val="16"/>
+        </w:rPr>
+      </w:pPr>
+    </w:p>
+    <w:p>
+      <w:pPr>
+        <w:spacing w:line="480" w:lineRule="auto"/>
+        <w:rPr>
+          <w:rFonts w:ascii="Times New Roman" w:eastAsia="Times New Roman" w:hAnsi="Times New Roman" w:cs="Times New Roman"/>
+          <w:b/>
+          <w:bCs/>
+          <w:caps/>
+          <w:sz w:val="16"/>
+          <w:szCs w:val="16"/>
+        </w:rPr>
+      </w:pPr>
+    </w:p>
+    <w:p>
+      <w:pPr>
+        <w:spacing w:line="480" w:lineRule="auto"/>
+        <w:rPr>
+          <w:rFonts w:ascii="Times New Roman" w:eastAsia="Times New Roman" w:hAnsi="Times New Roman" w:cs="Times New Roman"/>
+          <w:b/>
+          <w:bCs/>
+          <w:caps/>
+          <w:sz w:val="16"/>
+          <w:szCs w:val="16"/>
+        </w:rPr>
+      </w:pPr>
+    </w:p>
+    <w:p>
+      <w:pPr>
+        <w:spacing w:line="480" w:lineRule="auto"/>
+        <w:rPr>
+          <w:rFonts w:ascii="Times New Roman" w:eastAsia="Times New Roman" w:hAnsi="Times New Roman" w:cs="Times New Roman"/>
+          <w:b/>
+          <w:bCs/>
+          <w:caps/>
+          <w:sz w:val="16"/>
+          <w:szCs w:val="16"/>
+        </w:rPr>
+      </w:pPr>
+    </w:p>
+    <w:p>
+      <w:pPr>
+        <w:spacing w:line="480" w:lineRule="auto"/>
+        <w:rPr>
+          <w:rFonts w:ascii="Times New Roman" w:eastAsia="Times New Roman" w:hAnsi="Times New Roman" w:cs="Times New Roman"/>
+          <w:b/>
+          <w:bCs/>
+          <w:caps/>
+          <w:sz w:val="16"/>
+          <w:szCs w:val="16"/>
+        </w:rPr>
+      </w:pPr>
+    </w:p>
+    <w:p>
+      <w:pPr>
+        <w:spacing w:line="480" w:lineRule="auto"/>
+        <w:rPr>
+          <w:rFonts w:ascii="Times New Roman" w:eastAsia="Times New Roman" w:hAnsi="Times New Roman" w:cs="Times New Roman"/>
+          <w:b/>
+          <w:bCs/>
+          <w:caps/>
+          <w:sz w:val="16"/>
+          <w:szCs w:val="16"/>
+        </w:rPr>
+      </w:pPr>
+    </w:p>
+    <w:p>
+      <w:pPr>
+        <w:spacing w:line="480" w:lineRule="auto"/>
+        <w:rPr>
+          <w:rFonts w:ascii="Times New Roman" w:eastAsia="Times New Roman" w:hAnsi="Times New Roman" w:cs="Times New Roman"/>
+          <w:b/>
+          <w:bCs/>
+          <w:caps/>
+          <w:sz w:val="16"/>
+          <w:szCs w:val="16"/>
+        </w:rPr>
+      </w:pPr>
+    </w:p>
+    <w:p>
+      <w:pPr>
+        <w:spacing w:line="480" w:lineRule="auto"/>
+        <w:rPr>
+          <w:rFonts w:ascii="Times New Roman" w:eastAsia="Times New Roman" w:hAnsi="Times New Roman" w:cs="Times New Roman"/>
+          <w:b/>
+          <w:bCs/>
+          <w:caps/>
+          <w:sz w:val="16"/>
+          <w:szCs w:val="16"/>
+        </w:rPr>
+      </w:pPr>
+    </w:p>
+    <w:p>
+      <w:pPr>
+        <w:spacing w:line="480" w:lineRule="auto"/>
+        <w:rPr>
+          <w:rFonts w:ascii="Times New Roman" w:eastAsia="Times New Roman" w:hAnsi="Times New Roman" w:cs="Times New Roman"/>
+          <w:b/>
+          <w:bCs/>
+          <w:caps/>
+          <w:sz w:val="16"/>
+          <w:szCs w:val="16"/>
+        </w:rPr>
+      </w:pPr>
+    </w:p>
+    <w:p>
+      <w:pPr>
+        <w:spacing w:line="480" w:lineRule="auto"/>
+        <w:rPr>
+          <w:rFonts w:ascii="Times New Roman" w:eastAsia="Times New Roman" w:hAnsi="Times New Roman" w:cs="Times New Roman"/>
+          <w:b/>
+          <w:bCs/>
+          <w:caps/>
+          <w:sz w:val="16"/>
+          <w:szCs w:val="16"/>
+        </w:rPr>
+      </w:pPr>
+    </w:p>
+    <w:p>
+      <w:pPr>
+        <w:spacing w:line="480" w:lineRule="auto"/>
+        <w:rPr>
+          <w:rFonts w:ascii="Times New Roman" w:eastAsia="Times New Roman" w:hAnsi="Times New Roman" w:cs="Times New Roman"/>
+          <w:b/>
+          <w:bCs/>
+          <w:caps/>
+          <w:sz w:val="16"/>
+          <w:szCs w:val="16"/>
+        </w:rPr>
+      </w:pPr>
+    </w:p>
+    <w:p>
+      <w:pPr>
+        <w:spacing w:line="480" w:lineRule="auto"/>
+        <w:rPr>
+          <w:rFonts w:ascii="Times New Roman" w:eastAsia="Times New Roman" w:hAnsi="Times New Roman" w:cs="Times New Roman"/>
+          <w:b/>
+          <w:bCs/>
+          <w:caps/>
+          <w:sz w:val="16"/>
+          <w:szCs w:val="16"/>
+        </w:rPr>
+      </w:pPr>
+    </w:p>
+    <w:p>
+      <w:pPr>
+        <w:spacing w:line="480" w:lineRule="auto"/>
+        <w:rPr>
+          <w:rFonts w:ascii="Times New Roman" w:eastAsia="Times New Roman" w:hAnsi="Times New Roman" w:cs="Times New Roman"/>
+          <w:b/>
+          <w:bCs/>
+          <w:caps/>
+          <w:sz w:val="16"/>
+          <w:szCs w:val="16"/>
+        </w:rPr>
+      </w:pPr>
+    </w:p>
+    <w:p>
+      <w:pPr>
+        <w:spacing w:line="480" w:lineRule="auto"/>
+        <w:rPr>
+          <w:rFonts w:ascii="Times New Roman" w:eastAsia="Times New Roman" w:hAnsi="Times New Roman" w:cs="Times New Roman"/>
+          <w:b/>
+          <w:bCs/>
+          <w:caps/>
+          <w:sz w:val="16"/>
+          <w:szCs w:val="16"/>
+        </w:rPr>
+      </w:pPr>
+    </w:p>
+    <w:p>
+      <w:pPr>
+        <w:pStyle w:val="ListParagraph"/>
+        <w:numPr>
+          <w:ilvl w:val="0"/>
+          <w:numId w:val="1"/>
+        </w:numPr>
+        <w:spacing w:line="480" w:lineRule="auto"/>
+        <w:jc w:val="both"/>
+        <w:rPr>
+          <w:rFonts w:ascii="Times New Roman" w:hAnsi="Times New Roman" w:cs="Times New Roman"/>
+          <w:b/>
+          <w:bCs/>
+          <w:kern w:val="0"/>
+          <w:sz w:val="28"/>
+          <w:szCs w:val="28"/>
+          <w14:ligatures w14:val="none"/>
+        </w:rPr>
+      </w:pPr>
+      <w:r>
+        <w:rPr>
+          <w:rFonts w:ascii="Times New Roman" w:hAnsi="Times New Roman" w:cs="Times New Roman"/>
+          <w:b/>
+          <w:bCs/>
+          <w:kern w:val="0"/>
+          <w:sz w:val="28"/>
+          <w:szCs w:val="28"/>
+          <w14:ligatures w14:val="none"/>
+        </w:rPr>
+        <w:t>WORKS DONE</w:t>
+      </w:r>
+    </w:p>
+    <w:p>
+      <w:pPr>
+        <w:spacing w:after="0" w:line="480" w:lineRule="auto"/>
+        <w:jc w:val="both"/>
+        <w:rPr>
+          <w:rFonts w:ascii="Times New Roman" w:hAnsi="Times New Roman" w:cs="Times New Roman"/>
+          <w:b/>
+          <w:bCs/>
+          <w:kern w:val="0"/>
+          <w:sz w:val="28"/>
+          <w:szCs w:val="28"/>
+          <w14:ligatures w14:val="none"/>
+        </w:rPr>
+      </w:pPr>
+      <w:r>
+        <w:rPr>
+          <w:rFonts w:ascii="Times New Roman" w:hAnsi="Times New Roman" w:cs="Times New Roman"/>
+          <w:b/>
+          <w:bCs/>
+          <w:kern w:val="0"/>
+          <w:sz w:val="28"/>
+          <w:szCs w:val="28"/>
+          <w14:ligatures w14:val="none"/>
+        </w:rPr>
         <w:lastRenderedPageBreak/>
-        <w:t>1.</w:t>
-      </w:r>
-      <w:r>
-        <w:rPr>
-          <w:rFonts w:ascii="Times New Roman" w:hAnsi="Times New Roman" w:cs="Times New Roman"/>
-          <w:b/>
-          <w:bCs/>
-          <w:kern w:val="0"/>
-          <w:sz w:val="28"/>
-          <w:szCs w:val="28"/>
-          <w14:ligatures w14:val="none"/>
-        </w:rPr>
-        <w:t>1.5</w:t>
-      </w:r>
-      <w:r>
-        <w:rPr>
-          <w:rFonts w:ascii="Times New Roman" w:hAnsi="Times New Roman" w:cs="Times New Roman"/>
-          <w:b/>
-          <w:bCs/>
-          <w:kern w:val="0"/>
-          <w:sz w:val="28"/>
-          <w:szCs w:val="28"/>
-          <w14:ligatures w14:val="none"/>
-        </w:rPr>
-        <w:t xml:space="preserve"> Convolution</w:t>
-      </w:r>
-    </w:p>
-    <w:p>
-      <w:pPr>
-        <w:spacing w:line="480" w:lineRule="auto"/>
-        <w:rPr>
-          <w:rFonts w:ascii="Times New Roman" w:eastAsia="Times New Roman" w:hAnsi="Times New Roman" w:cs="Times New Roman"/>
-          <w:b/>
-          <w:bCs/>
-          <w:caps/>
-          <w:sz w:val="16"/>
-          <w:szCs w:val="16"/>
-        </w:rPr>
-      </w:pPr>
-    </w:p>
-    <w:p>
-      <w:pPr>
-        <w:spacing w:line="480" w:lineRule="auto"/>
-        <w:rPr>
-          <w:rFonts w:ascii="Times New Roman" w:eastAsia="Times New Roman" w:hAnsi="Times New Roman" w:cs="Times New Roman"/>
-          <w:b/>
-          <w:bCs/>
-          <w:caps/>
-          <w:sz w:val="16"/>
-          <w:szCs w:val="16"/>
-        </w:rPr>
-      </w:pPr>
-    </w:p>
-    <w:p>
-      <w:pPr>
-        <w:spacing w:line="480" w:lineRule="auto"/>
-        <w:rPr>
-          <w:rFonts w:ascii="Times New Roman" w:eastAsia="Times New Roman" w:hAnsi="Times New Roman" w:cs="Times New Roman"/>
-          <w:b/>
-          <w:bCs/>
-          <w:caps/>
-          <w:sz w:val="16"/>
-          <w:szCs w:val="16"/>
-        </w:rPr>
-      </w:pPr>
-    </w:p>
-    <w:p>
-      <w:pPr>
-        <w:spacing w:line="480" w:lineRule="auto"/>
-        <w:rPr>
-          <w:rFonts w:ascii="Times New Roman" w:eastAsia="Times New Roman" w:hAnsi="Times New Roman" w:cs="Times New Roman"/>
-          <w:b/>
-          <w:bCs/>
-          <w:caps/>
-          <w:sz w:val="16"/>
-          <w:szCs w:val="16"/>
-        </w:rPr>
-      </w:pPr>
-    </w:p>
-    <w:p>
-      <w:pPr>
-        <w:spacing w:line="480" w:lineRule="auto"/>
-        <w:rPr>
-          <w:rFonts w:ascii="Times New Roman" w:eastAsia="Times New Roman" w:hAnsi="Times New Roman" w:cs="Times New Roman"/>
-          <w:b/>
-          <w:bCs/>
-          <w:caps/>
-          <w:sz w:val="16"/>
-          <w:szCs w:val="16"/>
-        </w:rPr>
-      </w:pPr>
-    </w:p>
-    <w:p>
-      <w:pPr>
-        <w:spacing w:line="480" w:lineRule="auto"/>
-        <w:rPr>
-          <w:rFonts w:ascii="Times New Roman" w:eastAsia="Times New Roman" w:hAnsi="Times New Roman" w:cs="Times New Roman"/>
-          <w:b/>
-          <w:bCs/>
-          <w:caps/>
-          <w:sz w:val="16"/>
-          <w:szCs w:val="16"/>
-        </w:rPr>
-      </w:pPr>
-    </w:p>
-    <w:p>
-      <w:pPr>
-        <w:spacing w:line="480" w:lineRule="auto"/>
-        <w:rPr>
-          <w:rFonts w:ascii="Times New Roman" w:eastAsia="Times New Roman" w:hAnsi="Times New Roman" w:cs="Times New Roman"/>
-          <w:b/>
-          <w:bCs/>
-          <w:caps/>
-          <w:sz w:val="16"/>
-          <w:szCs w:val="16"/>
-        </w:rPr>
-      </w:pPr>
-    </w:p>
-    <w:p>
-      <w:pPr>
-        <w:spacing w:line="480" w:lineRule="auto"/>
-        <w:rPr>
-          <w:rFonts w:ascii="Times New Roman" w:eastAsia="Times New Roman" w:hAnsi="Times New Roman" w:cs="Times New Roman"/>
-          <w:b/>
-          <w:bCs/>
-          <w:caps/>
-          <w:sz w:val="16"/>
-          <w:szCs w:val="16"/>
-        </w:rPr>
-      </w:pPr>
-    </w:p>
-    <w:p>
-      <w:pPr>
-        <w:spacing w:line="480" w:lineRule="auto"/>
-        <w:rPr>
-          <w:rFonts w:ascii="Times New Roman" w:eastAsia="Times New Roman" w:hAnsi="Times New Roman" w:cs="Times New Roman"/>
-          <w:b/>
-          <w:bCs/>
-          <w:caps/>
-          <w:sz w:val="16"/>
-          <w:szCs w:val="16"/>
-        </w:rPr>
-      </w:pPr>
-    </w:p>
-    <w:p>
-      <w:pPr>
-        <w:spacing w:line="480" w:lineRule="auto"/>
-        <w:rPr>
-          <w:rFonts w:ascii="Times New Roman" w:eastAsia="Times New Roman" w:hAnsi="Times New Roman" w:cs="Times New Roman"/>
-          <w:b/>
-          <w:bCs/>
-          <w:caps/>
-          <w:sz w:val="16"/>
-          <w:szCs w:val="16"/>
-        </w:rPr>
-      </w:pPr>
-    </w:p>
-    <w:p>
-      <w:pPr>
-        <w:spacing w:line="480" w:lineRule="auto"/>
-        <w:rPr>
-          <w:rFonts w:ascii="Times New Roman" w:eastAsia="Times New Roman" w:hAnsi="Times New Roman" w:cs="Times New Roman"/>
-          <w:b/>
-          <w:bCs/>
-          <w:caps/>
-          <w:sz w:val="16"/>
-          <w:szCs w:val="16"/>
-        </w:rPr>
-      </w:pPr>
-    </w:p>
-    <w:p>
-      <w:pPr>
-        <w:spacing w:line="480" w:lineRule="auto"/>
-        <w:rPr>
-          <w:rFonts w:ascii="Times New Roman" w:eastAsia="Times New Roman" w:hAnsi="Times New Roman" w:cs="Times New Roman"/>
-          <w:b/>
-          <w:bCs/>
-          <w:caps/>
-          <w:sz w:val="16"/>
-          <w:szCs w:val="16"/>
-        </w:rPr>
-      </w:pPr>
-    </w:p>
-    <w:p>
-      <w:pPr>
-        <w:spacing w:line="480" w:lineRule="auto"/>
-        <w:rPr>
-          <w:rFonts w:ascii="Times New Roman" w:eastAsia="Times New Roman" w:hAnsi="Times New Roman" w:cs="Times New Roman"/>
-          <w:b/>
-          <w:bCs/>
-          <w:caps/>
-          <w:sz w:val="16"/>
-          <w:szCs w:val="16"/>
-        </w:rPr>
-      </w:pPr>
-    </w:p>
-    <w:p>
-      <w:pPr>
-        <w:spacing w:line="480" w:lineRule="auto"/>
-        <w:rPr>
-          <w:rFonts w:ascii="Times New Roman" w:eastAsia="Times New Roman" w:hAnsi="Times New Roman" w:cs="Times New Roman"/>
-          <w:b/>
-          <w:bCs/>
-          <w:caps/>
-          <w:sz w:val="16"/>
-          <w:szCs w:val="16"/>
-        </w:rPr>
-      </w:pPr>
-    </w:p>
-    <w:p>
-      <w:pPr>
-        <w:spacing w:line="480" w:lineRule="auto"/>
-        <w:rPr>
-          <w:rFonts w:ascii="Times New Roman" w:eastAsia="Times New Roman" w:hAnsi="Times New Roman" w:cs="Times New Roman"/>
-          <w:b/>
-          <w:bCs/>
-          <w:caps/>
-          <w:sz w:val="16"/>
-          <w:szCs w:val="16"/>
-        </w:rPr>
-      </w:pPr>
-    </w:p>
-    <w:p>
-      <w:pPr>
-        <w:spacing w:line="480" w:lineRule="auto"/>
-        <w:rPr>
-          <w:rFonts w:ascii="Times New Roman" w:eastAsia="Times New Roman" w:hAnsi="Times New Roman" w:cs="Times New Roman"/>
-          <w:b/>
-          <w:bCs/>
-          <w:caps/>
-          <w:sz w:val="16"/>
-          <w:szCs w:val="16"/>
-        </w:rPr>
-      </w:pPr>
-    </w:p>
-    <w:p>
-      <w:pPr>
-        <w:spacing w:line="480" w:lineRule="auto"/>
-        <w:rPr>
-          <w:rFonts w:ascii="Times New Roman" w:eastAsia="Times New Roman" w:hAnsi="Times New Roman" w:cs="Times New Roman"/>
-          <w:b/>
-          <w:bCs/>
-          <w:caps/>
-          <w:sz w:val="16"/>
-          <w:szCs w:val="16"/>
-        </w:rPr>
-      </w:pPr>
-    </w:p>
-    <w:p>
-      <w:pPr>
-        <w:spacing w:line="480" w:lineRule="auto"/>
-        <w:rPr>
-          <w:rFonts w:ascii="Times New Roman" w:eastAsia="Times New Roman" w:hAnsi="Times New Roman" w:cs="Times New Roman"/>
-          <w:b/>
-          <w:bCs/>
-          <w:caps/>
-          <w:sz w:val="16"/>
-          <w:szCs w:val="16"/>
-        </w:rPr>
-      </w:pPr>
-    </w:p>
-    <w:p>
-      <w:pPr>
-        <w:spacing w:line="480" w:lineRule="auto"/>
-        <w:rPr>
-          <w:rFonts w:ascii="Times New Roman" w:eastAsia="Times New Roman" w:hAnsi="Times New Roman" w:cs="Times New Roman"/>
-          <w:b/>
-          <w:bCs/>
-          <w:caps/>
-          <w:sz w:val="16"/>
-          <w:szCs w:val="16"/>
-        </w:rPr>
-      </w:pPr>
-    </w:p>
-    <w:p>
-      <w:pPr>
-        <w:spacing w:line="480" w:lineRule="auto"/>
-        <w:rPr>
-          <w:rFonts w:ascii="Times New Roman" w:eastAsia="Times New Roman" w:hAnsi="Times New Roman" w:cs="Times New Roman"/>
-          <w:b/>
-          <w:bCs/>
-          <w:caps/>
-          <w:sz w:val="16"/>
-          <w:szCs w:val="16"/>
-        </w:rPr>
-      </w:pPr>
-    </w:p>
-    <w:p>
-      <w:pPr>
-        <w:spacing w:line="480" w:lineRule="auto"/>
-        <w:rPr>
-          <w:rFonts w:ascii="Times New Roman" w:eastAsia="Times New Roman" w:hAnsi="Times New Roman" w:cs="Times New Roman"/>
-          <w:b/>
-          <w:bCs/>
-          <w:caps/>
-          <w:sz w:val="16"/>
-          <w:szCs w:val="16"/>
-        </w:rPr>
-      </w:pPr>
-    </w:p>
-    <w:p>
-      <w:pPr>
-        <w:spacing w:line="480" w:lineRule="auto"/>
-        <w:rPr>
-          <w:rFonts w:ascii="Times New Roman" w:eastAsia="Times New Roman" w:hAnsi="Times New Roman" w:cs="Times New Roman"/>
-          <w:b/>
-          <w:bCs/>
-          <w:caps/>
-          <w:sz w:val="16"/>
-          <w:szCs w:val="16"/>
-        </w:rPr>
-      </w:pPr>
-    </w:p>
-    <w:p>
-      <w:pPr>
-        <w:spacing w:line="480" w:lineRule="auto"/>
-        <w:rPr>
-          <w:rFonts w:ascii="Times New Roman" w:eastAsia="Times New Roman" w:hAnsi="Times New Roman" w:cs="Times New Roman"/>
-          <w:b/>
-          <w:bCs/>
-          <w:caps/>
-          <w:sz w:val="16"/>
-          <w:szCs w:val="16"/>
-        </w:rPr>
-      </w:pPr>
-    </w:p>
-    <w:p>
-      <w:pPr>
-        <w:spacing w:line="480" w:lineRule="auto"/>
-        <w:jc w:val="both"/>
-        <w:rPr>
-          <w:rFonts w:ascii="Times New Roman" w:eastAsia="Times New Roman" w:hAnsi="Times New Roman" w:cs="Times New Roman"/>
-          <w:b/>
-          <w:bCs/>
-          <w:caps/>
-          <w:sz w:val="16"/>
-          <w:szCs w:val="16"/>
-        </w:rPr>
-      </w:pPr>
-      <w:r>
-        <w:rPr>
-          <w:rFonts w:ascii="Times New Roman" w:hAnsi="Times New Roman" w:cs="Times New Roman"/>
-          <w:b/>
-          <w:bCs/>
-          <w:kern w:val="0"/>
-          <w:sz w:val="28"/>
-          <w:szCs w:val="28"/>
-          <w14:ligatures w14:val="none"/>
-        </w:rPr>
-        <w:lastRenderedPageBreak/>
-        <w:t>2 WORKS DONE</w:t>
-      </w:r>
-    </w:p>
-    <w:p>
-      <w:pPr>
-        <w:spacing w:after="0" w:line="240" w:lineRule="auto"/>
-        <w:jc w:val="both"/>
-        <w:rPr>
-          <w:rFonts w:ascii="Times New Roman" w:hAnsi="Times New Roman" w:cs="Times New Roman"/>
-          <w:b/>
-          <w:bCs/>
-          <w:kern w:val="0"/>
-          <w:sz w:val="28"/>
-          <w:szCs w:val="28"/>
-          <w14:ligatures w14:val="none"/>
-        </w:rPr>
-      </w:pPr>
-      <w:r>
-        <w:rPr>
-          <w:rFonts w:ascii="Times New Roman" w:hAnsi="Times New Roman" w:cs="Times New Roman"/>
-          <w:b/>
-          <w:bCs/>
-          <w:kern w:val="0"/>
-          <w:sz w:val="28"/>
-          <w:szCs w:val="28"/>
-          <w14:ligatures w14:val="none"/>
-        </w:rPr>
         <w:t xml:space="preserve">2.1 </w:t>
       </w:r>
       <w:r>
@@ -4466,37 +4373,7 @@
     </w:p>
     <w:p>
       <w:pPr>
-        <w:spacing w:after="0" w:line="240" w:lineRule="auto"/>
-        <w:jc w:val="both"/>
-        <w:rPr>
-          <w:rFonts w:ascii="Times New Roman" w:hAnsi="Times New Roman" w:cs="Times New Roman"/>
-          <w:b/>
-          <w:bCs/>
-          <w:kern w:val="0"/>
-          <w:sz w:val="28"/>
-          <w:szCs w:val="28"/>
-          <w14:ligatures w14:val="none"/>
-        </w:rPr>
-      </w:pPr>
-    </w:p>
-    <w:p>
-      <w:pPr>
-        <w:spacing w:after="0" w:line="240" w:lineRule="auto"/>
-        <w:jc w:val="both"/>
-        <w:rPr>
-          <w:rFonts w:ascii="Times New Roman" w:hAnsi="Times New Roman" w:cs="Times New Roman"/>
-          <w:b/>
-          <w:bCs/>
-          <w:kern w:val="0"/>
-          <w:sz w:val="28"/>
-          <w:szCs w:val="28"/>
-          <w14:ligatures w14:val="none"/>
-        </w:rPr>
-      </w:pPr>
-    </w:p>
-    <w:p>
-      <w:pPr>
-        <w:spacing w:after="0" w:line="240" w:lineRule="auto"/>
+        <w:spacing w:after="0" w:line="480" w:lineRule="auto"/>
         <w:rPr>
           <w:rFonts w:ascii="Times New Roman" w:hAnsi="Times New Roman" w:cs="Times New Roman"/>
           <w:b/>
@@ -4559,110 +4436,6 @@
     </w:p>
     <w:p>
       <w:pPr>
-        <w:spacing w:line="480" w:lineRule="auto"/>
-        <w:rPr>
-          <w:rFonts w:ascii="Times New Roman" w:eastAsia="Times New Roman" w:hAnsi="Times New Roman" w:cs="Times New Roman"/>
-          <w:b/>
-          <w:bCs/>
-          <w:caps/>
-          <w:sz w:val="16"/>
-          <w:szCs w:val="16"/>
-        </w:rPr>
-      </w:pPr>
-    </w:p>
-    <w:p>
-      <w:pPr>
-        <w:spacing w:line="480" w:lineRule="auto"/>
-        <w:rPr>
-          <w:rFonts w:ascii="Times New Roman" w:eastAsia="Times New Roman" w:hAnsi="Times New Roman" w:cs="Times New Roman"/>
-          <w:b/>
-          <w:bCs/>
-          <w:caps/>
-          <w:sz w:val="16"/>
-          <w:szCs w:val="16"/>
-        </w:rPr>
-      </w:pPr>
-    </w:p>
-    <w:p>
-      <w:pPr>
-        <w:spacing w:line="480" w:lineRule="auto"/>
-        <w:rPr>
-          <w:rFonts w:ascii="Times New Roman" w:eastAsia="Times New Roman" w:hAnsi="Times New Roman" w:cs="Times New Roman"/>
-          <w:b/>
-          <w:bCs/>
-          <w:caps/>
-          <w:sz w:val="16"/>
-          <w:szCs w:val="16"/>
-        </w:rPr>
-      </w:pPr>
-    </w:p>
-    <w:p>
-      <w:pPr>
-        <w:spacing w:line="480" w:lineRule="auto"/>
-        <w:rPr>
-          <w:rFonts w:ascii="Times New Roman" w:eastAsia="Times New Roman" w:hAnsi="Times New Roman" w:cs="Times New Roman"/>
-          <w:b/>
-          <w:bCs/>
-          <w:caps/>
-          <w:sz w:val="16"/>
-          <w:szCs w:val="16"/>
-        </w:rPr>
-      </w:pPr>
-    </w:p>
-    <w:p>
-      <w:pPr>
-        <w:spacing w:line="480" w:lineRule="auto"/>
-        <w:rPr>
-          <w:rFonts w:ascii="Times New Roman" w:eastAsia="Times New Roman" w:hAnsi="Times New Roman" w:cs="Times New Roman"/>
-          <w:b/>
-          <w:bCs/>
-          <w:caps/>
-          <w:sz w:val="16"/>
-          <w:szCs w:val="16"/>
-        </w:rPr>
-      </w:pPr>
-    </w:p>
-    <w:p>
-      <w:pPr>
-        <w:spacing w:line="480" w:lineRule="auto"/>
-        <w:rPr>
-          <w:rFonts w:ascii="Times New Roman" w:eastAsia="Times New Roman" w:hAnsi="Times New Roman" w:cs="Times New Roman"/>
-          <w:b/>
-          <w:bCs/>
-          <w:caps/>
-          <w:sz w:val="16"/>
-          <w:szCs w:val="16"/>
-        </w:rPr>
-      </w:pPr>
-    </w:p>
-    <w:p>
-      <w:pPr>
-        <w:spacing w:line="480" w:lineRule="auto"/>
-        <w:rPr>
-          <w:rFonts w:ascii="Times New Roman" w:eastAsia="Times New Roman" w:hAnsi="Times New Roman" w:cs="Times New Roman"/>
-          <w:b/>
-          <w:bCs/>
-          <w:caps/>
-          <w:sz w:val="16"/>
-          <w:szCs w:val="16"/>
-        </w:rPr>
-      </w:pPr>
-    </w:p>
-    <w:p>
-      <w:pPr>
-        <w:spacing w:line="480" w:lineRule="auto"/>
-        <w:rPr>
-          <w:rFonts w:ascii="Times New Roman" w:eastAsia="Times New Roman" w:hAnsi="Times New Roman" w:cs="Times New Roman"/>
-          <w:b/>
-          <w:bCs/>
-          <w:caps/>
-          <w:sz w:val="16"/>
-          <w:szCs w:val="16"/>
-        </w:rPr>
-      </w:pPr>
-    </w:p>
-    <w:p>
-      <w:pPr>
         <w:spacing w:line="240" w:lineRule="auto"/>
         <w:rPr>
           <w:rFonts w:ascii="Times New Roman" w:eastAsia="Times New Roman" w:hAnsi="Times New Roman" w:cs="Times New Roman"/>
@@ -4673,18 +4446,133 @@
           <w:szCs w:val="16"/>
         </w:rPr>
       </w:pPr>
+      <w:r>
+        <w:rPr>
+          <w:rFonts w:ascii="Times New Roman" w:hAnsi="Times New Roman" w:cs="Times New Roman"/>
+        </w:rPr>
+        <w:t>Times New Roman</w:t>
+      </w:r>
+      <w:r>
+        <w:rPr>
+          <w:rFonts w:ascii="Times New Roman" w:hAnsi="Times New Roman" w:cs="Times New Roman"/>
+        </w:rPr>
+        <w:t xml:space="preserve"> </w:t>
+      </w:r>
+    </w:p>
+    <w:p>
+      <w:pPr>
+        <w:spacing w:line="480" w:lineRule="auto"/>
+        <w:rPr>
+          <w:rFonts w:ascii="Times New Roman" w:eastAsia="Times New Roman" w:hAnsi="Times New Roman" w:cs="Times New Roman"/>
+          <w:b/>
+          <w:bCs/>
+          <w:caps/>
+          <w:sz w:val="16"/>
+          <w:szCs w:val="16"/>
+        </w:rPr>
+      </w:pPr>
+    </w:p>
+    <w:p>
+      <w:pPr>
+        <w:spacing w:line="480" w:lineRule="auto"/>
+        <w:rPr>
+          <w:rFonts w:ascii="Times New Roman" w:eastAsia="Times New Roman" w:hAnsi="Times New Roman" w:cs="Times New Roman"/>
+          <w:b/>
+          <w:bCs/>
+          <w:caps/>
+          <w:sz w:val="16"/>
+          <w:szCs w:val="16"/>
+        </w:rPr>
+      </w:pPr>
+    </w:p>
+    <w:p>
+      <w:pPr>
+        <w:spacing w:line="480" w:lineRule="auto"/>
+        <w:rPr>
+          <w:rFonts w:ascii="Times New Roman" w:eastAsia="Times New Roman" w:hAnsi="Times New Roman" w:cs="Times New Roman"/>
+          <w:b/>
+          <w:bCs/>
+          <w:caps/>
+          <w:sz w:val="16"/>
+          <w:szCs w:val="16"/>
+        </w:rPr>
+      </w:pPr>
+    </w:p>
+    <w:p>
+      <w:pPr>
+        <w:spacing w:line="480" w:lineRule="auto"/>
+        <w:rPr>
+          <w:rFonts w:ascii="Times New Roman" w:eastAsia="Times New Roman" w:hAnsi="Times New Roman" w:cs="Times New Roman"/>
+          <w:b/>
+          <w:bCs/>
+          <w:caps/>
+          <w:sz w:val="16"/>
+          <w:szCs w:val="16"/>
+        </w:rPr>
+      </w:pPr>
+    </w:p>
+    <w:p>
+      <w:pPr>
+        <w:spacing w:line="480" w:lineRule="auto"/>
+        <w:rPr>
+          <w:rFonts w:ascii="Times New Roman" w:eastAsia="Times New Roman" w:hAnsi="Times New Roman" w:cs="Times New Roman"/>
+          <w:b/>
+          <w:bCs/>
+          <w:caps/>
+          <w:sz w:val="16"/>
+          <w:szCs w:val="16"/>
+        </w:rPr>
+      </w:pPr>
+    </w:p>
+    <w:p>
+      <w:pPr>
+        <w:spacing w:line="480" w:lineRule="auto"/>
+        <w:rPr>
+          <w:rFonts w:ascii="Times New Roman" w:eastAsia="Times New Roman" w:hAnsi="Times New Roman" w:cs="Times New Roman"/>
+          <w:b/>
+          <w:bCs/>
+          <w:caps/>
+          <w:sz w:val="16"/>
+          <w:szCs w:val="16"/>
+        </w:rPr>
+      </w:pPr>
+    </w:p>
+    <w:p>
+      <w:pPr>
+        <w:spacing w:line="480" w:lineRule="auto"/>
+        <w:rPr>
+          <w:rFonts w:ascii="Times New Roman" w:eastAsia="Times New Roman" w:hAnsi="Times New Roman" w:cs="Times New Roman"/>
+          <w:b/>
+          <w:bCs/>
+          <w:caps/>
+          <w:sz w:val="16"/>
+          <w:szCs w:val="16"/>
+        </w:rPr>
+      </w:pPr>
+    </w:p>
+    <w:p>
+      <w:pPr>
+        <w:spacing w:line="480" w:lineRule="auto"/>
+        <w:rPr>
+          <w:rFonts w:ascii="Times New Roman" w:eastAsia="Times New Roman" w:hAnsi="Times New Roman" w:cs="Times New Roman"/>
+          <w:b/>
+          <w:bCs/>
+          <w:caps/>
+          <w:sz w:val="16"/>
+          <w:szCs w:val="16"/>
+        </w:rPr>
+      </w:pPr>
     </w:p>
     <w:p>
       <w:pPr>
         <w:spacing w:line="240" w:lineRule="auto"/>
         <w:rPr>
-          <w:rFonts w:ascii="Times New Roman" w:hAnsi="Times New Roman" w:cs="Times New Roman"/>
-          <w:b/>
-          <w:bCs/>
-          <w:kern w:val="0"/>
-          <w:sz w:val="28"/>
-          <w:szCs w:val="28"/>
-          <w14:ligatures w14:val="none"/>
+          <w:rFonts w:ascii="Times New Roman" w:eastAsia="Times New Roman" w:hAnsi="Times New Roman" w:cs="Times New Roman"/>
+          <w:b/>
+          <w:bCs/>
+          <w:caps/>
+          <w:sz w:val="16"/>
+          <w:szCs w:val="16"/>
         </w:rPr>
       </w:pPr>
     </w:p>
@@ -4701,6 +4589,20 @@
           <w14:ligatures w14:val="none"/>
         </w:rPr>
       </w:pPr>
+    </w:p>
+    <w:p>
+      <w:pPr>
+        <w:spacing w:line="240" w:lineRule="auto"/>
+        <w:rPr>
+          <w:rFonts w:ascii="Times New Roman" w:hAnsi="Times New Roman" w:cs="Times New Roman"/>
+          <w:b/>
+          <w:bCs/>
+          <w:kern w:val="0"/>
+          <w:sz w:val="28"/>
+          <w:szCs w:val="28"/>
+          <w14:ligatures w14:val="none"/>
+        </w:rPr>
+      </w:pPr>
       <w:r>
         <w:rPr>
           <w:rFonts w:ascii="Times New Roman" w:hAnsi="Times New Roman" w:cs="Times New Roman"/>
@@ -4719,9 +4621,11 @@
         <w:spacing w:line="240" w:lineRule="auto"/>
         <w:rPr>
           <w:rFonts w:ascii="Times New Roman" w:hAnsi="Times New Roman" w:cs="Times New Roman"/>
-          <w:kern w:val="0"/>
-          <w:sz w:val="24"/>
-          <w:szCs w:val="24"/>
+          <w:b/>
+          <w:bCs/>
+          <w:kern w:val="0"/>
+          <w:sz w:val="28"/>
+          <w:szCs w:val="28"/>
           <w14:ligatures w14:val="none"/>
         </w:rPr>
       </w:pPr>
@@ -4765,27 +4669,44 @@
     </w:p>
     <w:p>
       <w:pPr>
-        <w:spacing w:line="480" w:lineRule="auto"/>
-        <w:rPr>
-          <w:rFonts w:ascii="Times New Roman" w:eastAsia="Times New Roman" w:hAnsi="Times New Roman" w:cs="Times New Roman"/>
-          <w:b/>
-          <w:bCs/>
-          <w:caps/>
-          <w:sz w:val="16"/>
-          <w:szCs w:val="16"/>
-        </w:rPr>
-      </w:pPr>
-    </w:p>
-    <w:p>
-      <w:pPr>
-        <w:spacing w:line="480" w:lineRule="auto"/>
-        <w:rPr>
-          <w:rFonts w:ascii="Times New Roman" w:eastAsia="Times New Roman" w:hAnsi="Times New Roman" w:cs="Times New Roman"/>
-          <w:b/>
-          <w:bCs/>
-          <w:caps/>
-          <w:sz w:val="16"/>
-          <w:szCs w:val="16"/>
+        <w:spacing w:line="240" w:lineRule="auto"/>
+        <w:rPr>
+          <w:rFonts w:ascii="Times New Roman" w:eastAsia="Times New Roman" w:hAnsi="Times New Roman" w:cs="Times New Roman"/>
+          <w:b/>
+          <w:bCs/>
+          <w:caps/>
+          <w:sz w:val="16"/>
+          <w:szCs w:val="16"/>
+        </w:rPr>
+      </w:pPr>
+    </w:p>
+    <w:p>
+      <w:pPr>
+        <w:spacing w:line="240" w:lineRule="auto"/>
+        <w:rPr>
+          <w:rFonts w:ascii="Times New Roman" w:eastAsia="Times New Roman" w:hAnsi="Times New Roman" w:cs="Times New Roman"/>
+          <w:b/>
+          <w:bCs/>
+          <w:caps/>
+          <w:sz w:val="16"/>
+          <w:szCs w:val="16"/>
+        </w:rPr>
+      </w:pPr>
+      <w:bookmarkStart w:id="3" w:name="_Hlk137148785"/>
+      <w:r>
+        <w:rPr>
+          <w:rFonts w:ascii="Times New Roman" w:hAnsi="Times New Roman" w:cs="Times New Roman"/>
+        </w:rPr>
+        <w:t>Times New Roman</w:t>
+      </w:r>
+    </w:p>
+    <w:bookmarkEnd w:id="3"/>
+    <w:p>
+      <w:pPr>
+        <w:spacing w:line="480" w:lineRule="auto"/>
+        <w:rPr>
+          <w:rFonts w:ascii="Times New Roman" w:eastAsia="Times New Roman" w:hAnsi="Times New Roman" w:cs="Times New Roman"/>
+          <w:caps/>
         </w:rPr>
       </w:pPr>
     </w:p>
@@ -4910,15 +4831,20 @@
       <w:pPr>
         <w:spacing w:line="240" w:lineRule="auto"/>
         <w:rPr>
-          <w:rFonts w:ascii="Times New Roman" w:hAnsi="Times New Roman" w:cs="Times New Roman"/>
-          <w:b/>
-          <w:bCs/>
-          <w:kern w:val="0"/>
-          <w:sz w:val="28"/>
-          <w:szCs w:val="28"/>
-          <w14:ligatures w14:val="none"/>
-        </w:rPr>
-      </w:pPr>
+          <w:rFonts w:ascii="Times New Roman" w:eastAsia="Times New Roman" w:hAnsi="Times New Roman" w:cs="Times New Roman"/>
+          <w:b/>
+          <w:bCs/>
+          <w:caps/>
+          <w:sz w:val="16"/>
+          <w:szCs w:val="16"/>
+        </w:rPr>
+      </w:pPr>
+      <w:r>
+        <w:rPr>
+          <w:rFonts w:ascii="Times New Roman" w:hAnsi="Times New Roman" w:cs="Times New Roman"/>
+        </w:rPr>
+        <w:t>Times New Roman</w:t>
+      </w:r>
     </w:p>
     <w:p>
       <w:pPr>
@@ -5006,6 +4932,20 @@
     </w:p>
     <w:p>
       <w:pPr>
+        <w:spacing w:line="240" w:lineRule="auto"/>
+        <w:rPr>
+          <w:rFonts w:ascii="Times New Roman" w:hAnsi="Times New Roman" w:cs="Times New Roman"/>
+          <w:b/>
+          <w:bCs/>
+          <w:kern w:val="0"/>
+          <w:sz w:val="28"/>
+          <w:szCs w:val="28"/>
+          <w14:ligatures w14:val="none"/>
+        </w:rPr>
+      </w:pPr>
+    </w:p>
+    <w:p>
+      <w:pPr>
         <w:spacing w:line="480" w:lineRule="auto"/>
         <w:jc w:val="both"/>
         <w:rPr>
@@ -5066,6 +5006,110 @@
           <w:sz w:val="28"/>
           <w:szCs w:val="28"/>
           <w14:ligatures w14:val="none"/>
+        </w:rPr>
+      </w:pPr>
+    </w:p>
+    <w:p>
+      <w:pPr>
+        <w:spacing w:line="480" w:lineRule="auto"/>
+        <w:rPr>
+          <w:rFonts w:ascii="Times New Roman" w:eastAsia="Times New Roman" w:hAnsi="Times New Roman" w:cs="Times New Roman"/>
+          <w:b/>
+          <w:bCs/>
+          <w:caps/>
+          <w:sz w:val="16"/>
+          <w:szCs w:val="16"/>
+        </w:rPr>
+      </w:pPr>
+    </w:p>
+    <w:p>
+      <w:pPr>
+        <w:spacing w:line="480" w:lineRule="auto"/>
+        <w:rPr>
+          <w:rFonts w:ascii="Times New Roman" w:eastAsia="Times New Roman" w:hAnsi="Times New Roman" w:cs="Times New Roman"/>
+          <w:b/>
+          <w:bCs/>
+          <w:caps/>
+          <w:sz w:val="16"/>
+          <w:szCs w:val="16"/>
+        </w:rPr>
+      </w:pPr>
+    </w:p>
+    <w:p>
+      <w:pPr>
+        <w:spacing w:line="480" w:lineRule="auto"/>
+        <w:rPr>
+          <w:rFonts w:ascii="Times New Roman" w:eastAsia="Times New Roman" w:hAnsi="Times New Roman" w:cs="Times New Roman"/>
+          <w:b/>
+          <w:bCs/>
+          <w:caps/>
+          <w:sz w:val="16"/>
+          <w:szCs w:val="16"/>
+        </w:rPr>
+      </w:pPr>
+    </w:p>
+    <w:p>
+      <w:pPr>
+        <w:spacing w:line="480" w:lineRule="auto"/>
+        <w:rPr>
+          <w:rFonts w:ascii="Times New Roman" w:eastAsia="Times New Roman" w:hAnsi="Times New Roman" w:cs="Times New Roman"/>
+          <w:b/>
+          <w:bCs/>
+          <w:caps/>
+          <w:sz w:val="16"/>
+          <w:szCs w:val="16"/>
+        </w:rPr>
+      </w:pPr>
+    </w:p>
+    <w:p>
+      <w:pPr>
+        <w:spacing w:line="480" w:lineRule="auto"/>
+        <w:rPr>
+          <w:rFonts w:ascii="Times New Roman" w:eastAsia="Times New Roman" w:hAnsi="Times New Roman" w:cs="Times New Roman"/>
+          <w:b/>
+          <w:bCs/>
+          <w:caps/>
+          <w:sz w:val="16"/>
+          <w:szCs w:val="16"/>
+        </w:rPr>
+      </w:pPr>
+    </w:p>
+    <w:p>
+      <w:pPr>
+        <w:spacing w:line="480" w:lineRule="auto"/>
+        <w:rPr>
+          <w:rFonts w:ascii="Times New Roman" w:eastAsia="Times New Roman" w:hAnsi="Times New Roman" w:cs="Times New Roman"/>
+          <w:b/>
+          <w:bCs/>
+          <w:caps/>
+          <w:sz w:val="16"/>
+          <w:szCs w:val="16"/>
+        </w:rPr>
+      </w:pPr>
+    </w:p>
+    <w:p>
+      <w:pPr>
+        <w:spacing w:line="480" w:lineRule="auto"/>
+        <w:rPr>
+          <w:rFonts w:ascii="Times New Roman" w:eastAsia="Times New Roman" w:hAnsi="Times New Roman" w:cs="Times New Roman"/>
+          <w:b/>
+          <w:bCs/>
+          <w:caps/>
+          <w:sz w:val="16"/>
+          <w:szCs w:val="16"/>
+        </w:rPr>
+      </w:pPr>
+    </w:p>
+    <w:p>
+      <w:pPr>
+        <w:spacing w:line="480" w:lineRule="auto"/>
+        <w:rPr>
+          <w:rFonts w:ascii="Times New Roman" w:eastAsia="Times New Roman" w:hAnsi="Times New Roman" w:cs="Times New Roman"/>
+          <w:b/>
+          <w:bCs/>
+          <w:caps/>
+          <w:sz w:val="16"/>
+          <w:szCs w:val="16"/>
         </w:rPr>
       </w:pPr>
     </w:p>
@@ -5164,6 +5208,7 @@
           <w:szCs w:val="28"/>
           <w14:ligatures w14:val="none"/>
         </w:rPr>
+        <w:lastRenderedPageBreak/>
         <w:t>REFERENCES</w:t>
       </w:r>
       <w:r>
@@ -5386,7 +5431,6 @@
           <w:szCs w:val="24"/>
           <w14:ligatures w14:val="none"/>
         </w:rPr>
-        <w:lastRenderedPageBreak/>
         <w:t>[5]</w:t>
       </w:r>
       <w:r>

--- a/skinGradientDecent_V5/Eighth ISIC Skin Image Analysis Workshop/Eighth ISIC Skin Image Analysis Workshop Submission.docx
+++ b/skinGradientDecent_V5/Eighth ISIC Skin Image Analysis Workshop/Eighth ISIC Skin Image Analysis Workshop Submission.docx
@@ -2534,8 +2534,6 @@
         <w:rPr>
           <w:rFonts w:ascii="Times New Roman" w:hAnsi="Times New Roman" w:cs="Times New Roman"/>
           <w:kern w:val="0"/>
-          <w:sz w:val="24"/>
-          <w:szCs w:val="24"/>
           <w14:ligatures w14:val="none"/>
         </w:rPr>
         <w:t>I would like to thank all my professors in the Northern Illinois University Electrical Engineering</w:t>
@@ -2544,8 +2542,6 @@
         <w:rPr>
           <w:rFonts w:ascii="Times New Roman" w:hAnsi="Times New Roman" w:cs="Times New Roman"/>
           <w:kern w:val="0"/>
-          <w:sz w:val="24"/>
-          <w:szCs w:val="24"/>
           <w14:ligatures w14:val="none"/>
         </w:rPr>
         <w:t xml:space="preserve">, Mathematics, and </w:t>
@@ -2554,8 +2550,6 @@
         <w:rPr>
           <w:rFonts w:ascii="Times New Roman" w:hAnsi="Times New Roman" w:cs="Times New Roman"/>
           <w:kern w:val="0"/>
-          <w:sz w:val="24"/>
-          <w:szCs w:val="24"/>
           <w14:ligatures w14:val="none"/>
         </w:rPr>
         <w:t xml:space="preserve">Physics </w:t>
@@ -2564,8 +2558,6 @@
         <w:rPr>
           <w:rFonts w:ascii="Times New Roman" w:hAnsi="Times New Roman" w:cs="Times New Roman"/>
           <w:kern w:val="0"/>
-          <w:sz w:val="24"/>
-          <w:szCs w:val="24"/>
           <w14:ligatures w14:val="none"/>
         </w:rPr>
         <w:t>Departments</w:t>
@@ -2574,8 +2566,6 @@
         <w:rPr>
           <w:rFonts w:ascii="Times New Roman" w:hAnsi="Times New Roman" w:cs="Times New Roman"/>
           <w:kern w:val="0"/>
-          <w:sz w:val="24"/>
-          <w:szCs w:val="24"/>
           <w14:ligatures w14:val="none"/>
         </w:rPr>
         <w:t xml:space="preserve"> for giving me a newfound perspective</w:t>
@@ -2584,8 +2574,6 @@
         <w:rPr>
           <w:rFonts w:ascii="Times New Roman" w:hAnsi="Times New Roman" w:cs="Times New Roman"/>
           <w:kern w:val="0"/>
-          <w:sz w:val="24"/>
-          <w:szCs w:val="24"/>
           <w14:ligatures w14:val="none"/>
         </w:rPr>
         <w:t xml:space="preserve">, </w:t>
@@ -2594,8 +2582,6 @@
         <w:rPr>
           <w:rFonts w:ascii="Times New Roman" w:hAnsi="Times New Roman" w:cs="Times New Roman"/>
           <w:kern w:val="0"/>
-          <w:sz w:val="24"/>
-          <w:szCs w:val="24"/>
           <w14:ligatures w14:val="none"/>
         </w:rPr>
         <w:t xml:space="preserve">vision, </w:t>
@@ -2605,8 +2591,6 @@
         <w:rPr>
           <w:rFonts w:ascii="Times New Roman" w:hAnsi="Times New Roman" w:cs="Times New Roman"/>
           <w:kern w:val="0"/>
-          <w:sz w:val="24"/>
-          <w:szCs w:val="24"/>
           <w14:ligatures w14:val="none"/>
         </w:rPr>
         <w:t>direction</w:t>
@@ -2616,8 +2600,6 @@
         <w:rPr>
           <w:rFonts w:ascii="Times New Roman" w:hAnsi="Times New Roman" w:cs="Times New Roman"/>
           <w:kern w:val="0"/>
-          <w:sz w:val="24"/>
-          <w:szCs w:val="24"/>
           <w14:ligatures w14:val="none"/>
         </w:rPr>
         <w:t xml:space="preserve"> and encouragement in the present subject. Of course, this could not have been made possible without all the great men and women who have come </w:t>
@@ -2626,8 +2608,6 @@
         <w:rPr>
           <w:rFonts w:ascii="Times New Roman" w:hAnsi="Times New Roman" w:cs="Times New Roman"/>
           <w:kern w:val="0"/>
-          <w:sz w:val="24"/>
-          <w:szCs w:val="24"/>
           <w14:ligatures w14:val="none"/>
         </w:rPr>
         <w:t>before and</w:t>
@@ -2636,8 +2616,6 @@
         <w:rPr>
           <w:rFonts w:ascii="Times New Roman" w:hAnsi="Times New Roman" w:cs="Times New Roman"/>
           <w:kern w:val="0"/>
-          <w:sz w:val="24"/>
-          <w:szCs w:val="24"/>
           <w14:ligatures w14:val="none"/>
         </w:rPr>
         <w:t xml:space="preserve"> continue to contribute to the forefront of our ever-expanding knowledge of science, mathematics, and engineering.</w:t>
@@ -2880,7 +2858,6 @@
           <w:szCs w:val="28"/>
           <w14:ligatures w14:val="none"/>
         </w:rPr>
-        <w:lastRenderedPageBreak/>
         <w:t>INTRODUCTION</w:t>
       </w:r>
     </w:p>
@@ -2902,6 +2879,7 @@
           <w:kern w:val="0"/>
           <w14:ligatures w14:val="none"/>
         </w:rPr>
+        <w:lastRenderedPageBreak/>
         <w:t>“</w:t>
       </w:r>
       <w:r>
@@ -3203,6 +3181,19 @@
         <w:jc w:val="both"/>
         <w:rPr>
           <w:rFonts w:ascii="Times New Roman" w:hAnsi="Times New Roman" w:cs="Times New Roman"/>
+          <w:kern w:val="0"/>
+          <w:sz w:val="24"/>
+          <w:szCs w:val="24"/>
+          <w14:ligatures w14:val="none"/>
+        </w:rPr>
+      </w:pPr>
+    </w:p>
+    <w:p>
+      <w:pPr>
+        <w:spacing w:line="480" w:lineRule="auto"/>
+        <w:jc w:val="both"/>
+        <w:rPr>
+          <w:rFonts w:ascii="Times New Roman" w:hAnsi="Times New Roman" w:cs="Times New Roman"/>
           <w:b/>
           <w:bCs/>
           <w:kern w:val="0"/>
@@ -3921,9 +3912,11 @@
         <w:spacing w:line="480" w:lineRule="auto"/>
         <w:rPr>
           <w:rFonts w:ascii="Times New Roman" w:hAnsi="Times New Roman" w:cs="Times New Roman"/>
-          <w:kern w:val="0"/>
-          <w:sz w:val="24"/>
-          <w:szCs w:val="24"/>
+          <w:b/>
+          <w:bCs/>
+          <w:kern w:val="0"/>
+          <w:sz w:val="28"/>
+          <w:szCs w:val="28"/>
           <w14:ligatures w14:val="none"/>
         </w:rPr>
       </w:pPr>
@@ -3961,337 +3954,45 @@
           <w:szCs w:val="28"/>
           <w14:ligatures w14:val="none"/>
         </w:rPr>
-        <w:t xml:space="preserve"> Convolution</w:t>
-      </w:r>
-    </w:p>
-    <w:p>
-      <w:pPr>
-        <w:spacing w:line="480" w:lineRule="auto"/>
-        <w:rPr>
-          <w:rFonts w:ascii="Times New Roman" w:eastAsia="Times New Roman" w:hAnsi="Times New Roman" w:cs="Times New Roman"/>
-          <w:b/>
-          <w:bCs/>
-          <w:caps/>
-          <w:sz w:val="16"/>
-          <w:szCs w:val="16"/>
-        </w:rPr>
-      </w:pPr>
-    </w:p>
-    <w:p>
-      <w:pPr>
-        <w:spacing w:line="480" w:lineRule="auto"/>
-        <w:rPr>
-          <w:rFonts w:ascii="Times New Roman" w:eastAsia="Times New Roman" w:hAnsi="Times New Roman" w:cs="Times New Roman"/>
-          <w:b/>
-          <w:bCs/>
-          <w:caps/>
-          <w:sz w:val="16"/>
-          <w:szCs w:val="16"/>
-        </w:rPr>
-      </w:pPr>
-    </w:p>
-    <w:p>
-      <w:pPr>
-        <w:spacing w:line="480" w:lineRule="auto"/>
-        <w:rPr>
-          <w:rFonts w:ascii="Times New Roman" w:eastAsia="Times New Roman" w:hAnsi="Times New Roman" w:cs="Times New Roman"/>
-          <w:b/>
-          <w:bCs/>
-          <w:caps/>
-          <w:sz w:val="16"/>
-          <w:szCs w:val="16"/>
-        </w:rPr>
-      </w:pPr>
-    </w:p>
-    <w:p>
-      <w:pPr>
-        <w:spacing w:line="480" w:lineRule="auto"/>
-        <w:rPr>
-          <w:rFonts w:ascii="Times New Roman" w:eastAsia="Times New Roman" w:hAnsi="Times New Roman" w:cs="Times New Roman"/>
-          <w:b/>
-          <w:bCs/>
-          <w:caps/>
-          <w:sz w:val="16"/>
-          <w:szCs w:val="16"/>
-        </w:rPr>
-      </w:pPr>
-    </w:p>
-    <w:p>
-      <w:pPr>
-        <w:spacing w:line="480" w:lineRule="auto"/>
-        <w:rPr>
-          <w:rFonts w:ascii="Times New Roman" w:eastAsia="Times New Roman" w:hAnsi="Times New Roman" w:cs="Times New Roman"/>
-          <w:b/>
-          <w:bCs/>
-          <w:caps/>
-          <w:sz w:val="16"/>
-          <w:szCs w:val="16"/>
-        </w:rPr>
-      </w:pPr>
-    </w:p>
-    <w:p>
-      <w:pPr>
-        <w:spacing w:line="480" w:lineRule="auto"/>
-        <w:rPr>
-          <w:rFonts w:ascii="Times New Roman" w:eastAsia="Times New Roman" w:hAnsi="Times New Roman" w:cs="Times New Roman"/>
-          <w:b/>
-          <w:bCs/>
-          <w:caps/>
-          <w:sz w:val="16"/>
-          <w:szCs w:val="16"/>
-        </w:rPr>
-      </w:pPr>
-    </w:p>
-    <w:p>
-      <w:pPr>
-        <w:spacing w:line="480" w:lineRule="auto"/>
-        <w:rPr>
-          <w:rFonts w:ascii="Times New Roman" w:eastAsia="Times New Roman" w:hAnsi="Times New Roman" w:cs="Times New Roman"/>
-          <w:b/>
-          <w:bCs/>
-          <w:caps/>
-          <w:sz w:val="16"/>
-          <w:szCs w:val="16"/>
-        </w:rPr>
-      </w:pPr>
-    </w:p>
-    <w:p>
-      <w:pPr>
-        <w:spacing w:line="480" w:lineRule="auto"/>
-        <w:rPr>
-          <w:rFonts w:ascii="Times New Roman" w:eastAsia="Times New Roman" w:hAnsi="Times New Roman" w:cs="Times New Roman"/>
-          <w:b/>
-          <w:bCs/>
-          <w:caps/>
-          <w:sz w:val="16"/>
-          <w:szCs w:val="16"/>
-        </w:rPr>
-      </w:pPr>
-    </w:p>
-    <w:p>
-      <w:pPr>
-        <w:spacing w:line="480" w:lineRule="auto"/>
-        <w:rPr>
-          <w:rFonts w:ascii="Times New Roman" w:eastAsia="Times New Roman" w:hAnsi="Times New Roman" w:cs="Times New Roman"/>
-          <w:b/>
-          <w:bCs/>
-          <w:caps/>
-          <w:sz w:val="16"/>
-          <w:szCs w:val="16"/>
-        </w:rPr>
-      </w:pPr>
-    </w:p>
-    <w:p>
-      <w:pPr>
-        <w:spacing w:line="480" w:lineRule="auto"/>
-        <w:rPr>
-          <w:rFonts w:ascii="Times New Roman" w:eastAsia="Times New Roman" w:hAnsi="Times New Roman" w:cs="Times New Roman"/>
-          <w:b/>
-          <w:bCs/>
-          <w:caps/>
-          <w:sz w:val="16"/>
-          <w:szCs w:val="16"/>
-        </w:rPr>
-      </w:pPr>
-    </w:p>
-    <w:p>
-      <w:pPr>
-        <w:spacing w:line="480" w:lineRule="auto"/>
-        <w:rPr>
-          <w:rFonts w:ascii="Times New Roman" w:eastAsia="Times New Roman" w:hAnsi="Times New Roman" w:cs="Times New Roman"/>
-          <w:b/>
-          <w:bCs/>
-          <w:caps/>
-          <w:sz w:val="16"/>
-          <w:szCs w:val="16"/>
-        </w:rPr>
-      </w:pPr>
-    </w:p>
-    <w:p>
-      <w:pPr>
-        <w:spacing w:line="480" w:lineRule="auto"/>
-        <w:rPr>
-          <w:rFonts w:ascii="Times New Roman" w:eastAsia="Times New Roman" w:hAnsi="Times New Roman" w:cs="Times New Roman"/>
-          <w:b/>
-          <w:bCs/>
-          <w:caps/>
-          <w:sz w:val="16"/>
-          <w:szCs w:val="16"/>
-        </w:rPr>
-      </w:pPr>
-    </w:p>
-    <w:p>
-      <w:pPr>
-        <w:spacing w:line="480" w:lineRule="auto"/>
-        <w:rPr>
-          <w:rFonts w:ascii="Times New Roman" w:eastAsia="Times New Roman" w:hAnsi="Times New Roman" w:cs="Times New Roman"/>
-          <w:b/>
-          <w:bCs/>
-          <w:caps/>
-          <w:sz w:val="16"/>
-          <w:szCs w:val="16"/>
-        </w:rPr>
-      </w:pPr>
-    </w:p>
-    <w:p>
-      <w:pPr>
-        <w:spacing w:line="480" w:lineRule="auto"/>
-        <w:rPr>
-          <w:rFonts w:ascii="Times New Roman" w:eastAsia="Times New Roman" w:hAnsi="Times New Roman" w:cs="Times New Roman"/>
-          <w:b/>
-          <w:bCs/>
-          <w:caps/>
-          <w:sz w:val="16"/>
-          <w:szCs w:val="16"/>
-        </w:rPr>
-      </w:pPr>
-    </w:p>
-    <w:p>
-      <w:pPr>
-        <w:spacing w:line="480" w:lineRule="auto"/>
-        <w:rPr>
-          <w:rFonts w:ascii="Times New Roman" w:eastAsia="Times New Roman" w:hAnsi="Times New Roman" w:cs="Times New Roman"/>
-          <w:b/>
-          <w:bCs/>
-          <w:caps/>
-          <w:sz w:val="16"/>
-          <w:szCs w:val="16"/>
-        </w:rPr>
-      </w:pPr>
-    </w:p>
-    <w:p>
-      <w:pPr>
-        <w:spacing w:line="480" w:lineRule="auto"/>
-        <w:rPr>
-          <w:rFonts w:ascii="Times New Roman" w:eastAsia="Times New Roman" w:hAnsi="Times New Roman" w:cs="Times New Roman"/>
-          <w:b/>
-          <w:bCs/>
-          <w:caps/>
-          <w:sz w:val="16"/>
-          <w:szCs w:val="16"/>
-        </w:rPr>
-      </w:pPr>
-    </w:p>
-    <w:p>
-      <w:pPr>
-        <w:spacing w:line="480" w:lineRule="auto"/>
-        <w:rPr>
-          <w:rFonts w:ascii="Times New Roman" w:eastAsia="Times New Roman" w:hAnsi="Times New Roman" w:cs="Times New Roman"/>
-          <w:b/>
-          <w:bCs/>
-          <w:caps/>
-          <w:sz w:val="16"/>
-          <w:szCs w:val="16"/>
-        </w:rPr>
-      </w:pPr>
-    </w:p>
-    <w:p>
-      <w:pPr>
-        <w:spacing w:line="480" w:lineRule="auto"/>
-        <w:rPr>
-          <w:rFonts w:ascii="Times New Roman" w:eastAsia="Times New Roman" w:hAnsi="Times New Roman" w:cs="Times New Roman"/>
-          <w:b/>
-          <w:bCs/>
-          <w:caps/>
-          <w:sz w:val="16"/>
-          <w:szCs w:val="16"/>
-        </w:rPr>
-      </w:pPr>
-    </w:p>
-    <w:p>
-      <w:pPr>
-        <w:spacing w:line="480" w:lineRule="auto"/>
-        <w:rPr>
-          <w:rFonts w:ascii="Times New Roman" w:eastAsia="Times New Roman" w:hAnsi="Times New Roman" w:cs="Times New Roman"/>
-          <w:b/>
-          <w:bCs/>
-          <w:caps/>
-          <w:sz w:val="16"/>
-          <w:szCs w:val="16"/>
-        </w:rPr>
-      </w:pPr>
-    </w:p>
-    <w:p>
-      <w:pPr>
-        <w:spacing w:line="480" w:lineRule="auto"/>
-        <w:rPr>
-          <w:rFonts w:ascii="Times New Roman" w:eastAsia="Times New Roman" w:hAnsi="Times New Roman" w:cs="Times New Roman"/>
-          <w:b/>
-          <w:bCs/>
-          <w:caps/>
-          <w:sz w:val="16"/>
-          <w:szCs w:val="16"/>
-        </w:rPr>
-      </w:pPr>
-    </w:p>
-    <w:p>
-      <w:pPr>
-        <w:spacing w:line="480" w:lineRule="auto"/>
-        <w:rPr>
-          <w:rFonts w:ascii="Times New Roman" w:eastAsia="Times New Roman" w:hAnsi="Times New Roman" w:cs="Times New Roman"/>
-          <w:b/>
-          <w:bCs/>
-          <w:caps/>
-          <w:sz w:val="16"/>
-          <w:szCs w:val="16"/>
-        </w:rPr>
-      </w:pPr>
-    </w:p>
-    <w:p>
-      <w:pPr>
-        <w:spacing w:line="480" w:lineRule="auto"/>
-        <w:rPr>
-          <w:rFonts w:ascii="Times New Roman" w:eastAsia="Times New Roman" w:hAnsi="Times New Roman" w:cs="Times New Roman"/>
-          <w:b/>
-          <w:bCs/>
-          <w:caps/>
-          <w:sz w:val="16"/>
-          <w:szCs w:val="16"/>
-        </w:rPr>
-      </w:pPr>
-    </w:p>
-    <w:p>
-      <w:pPr>
-        <w:spacing w:line="480" w:lineRule="auto"/>
-        <w:rPr>
-          <w:rFonts w:ascii="Times New Roman" w:eastAsia="Times New Roman" w:hAnsi="Times New Roman" w:cs="Times New Roman"/>
-          <w:b/>
-          <w:bCs/>
-          <w:caps/>
-          <w:sz w:val="16"/>
-          <w:szCs w:val="16"/>
-        </w:rPr>
-      </w:pPr>
-    </w:p>
-    <w:p>
-      <w:pPr>
-        <w:pStyle w:val="ListParagraph"/>
-        <w:numPr>
-          <w:ilvl w:val="0"/>
-          <w:numId w:val="1"/>
-        </w:numPr>
-        <w:spacing w:line="480" w:lineRule="auto"/>
-        <w:jc w:val="both"/>
-        <w:rPr>
-          <w:rFonts w:ascii="Times New Roman" w:hAnsi="Times New Roman" w:cs="Times New Roman"/>
-          <w:b/>
-          <w:bCs/>
-          <w:kern w:val="0"/>
-          <w:sz w:val="28"/>
-          <w:szCs w:val="28"/>
-          <w14:ligatures w14:val="none"/>
-        </w:rPr>
-      </w:pPr>
-      <w:r>
-        <w:rPr>
-          <w:rFonts w:ascii="Times New Roman" w:hAnsi="Times New Roman" w:cs="Times New Roman"/>
-          <w:b/>
-          <w:bCs/>
-          <w:kern w:val="0"/>
-          <w:sz w:val="28"/>
-          <w:szCs w:val="28"/>
-          <w14:ligatures w14:val="none"/>
-        </w:rPr>
+        <w:t xml:space="preserve"> Convoluti</w:t>
+      </w:r>
+      <w:r>
+        <w:rPr>
+          <w:rFonts w:ascii="Times New Roman" w:hAnsi="Times New Roman" w:cs="Times New Roman"/>
+          <w:b/>
+          <w:bCs/>
+          <w:kern w:val="0"/>
+          <w:sz w:val="28"/>
+          <w:szCs w:val="28"/>
+          <w14:ligatures w14:val="none"/>
+        </w:rPr>
+        <w:t>on</w:t>
+      </w:r>
+    </w:p>
+    <w:p>
+      <w:pPr>
+        <w:spacing w:line="480" w:lineRule="auto"/>
+        <w:rPr>
+          <w:rFonts w:ascii="Times New Roman" w:hAnsi="Times New Roman" w:cs="Times New Roman"/>
+          <w:b/>
+          <w:bCs/>
+          <w:kern w:val="0"/>
+          <w:sz w:val="28"/>
+          <w:szCs w:val="28"/>
+          <w14:ligatures w14:val="none"/>
+        </w:rPr>
+      </w:pPr>
+      <w:r>
+        <w:rPr>
+          <w:rFonts w:ascii="Times New Roman" w:hAnsi="Times New Roman" w:cs="Times New Roman"/>
+          <w:b/>
+          <w:bCs/>
+          <w:kern w:val="0"/>
+          <w:sz w:val="28"/>
+          <w:szCs w:val="28"/>
+          <w14:ligatures w14:val="none"/>
+        </w:rPr>
+        <w:lastRenderedPageBreak/>
         <w:t>WORKS DONE</w:t>
       </w:r>
     </w:p>
@@ -4319,7 +4020,6 @@
           <w:szCs w:val="28"/>
           <w14:ligatures w14:val="none"/>
         </w:rPr>
-        <w:lastRenderedPageBreak/>
         <w:t xml:space="preserve">2.1 </w:t>
       </w:r>
       <w:r>
@@ -4423,19 +4123,6 @@
     </w:p>
     <w:p>
       <w:pPr>
-        <w:spacing w:line="480" w:lineRule="auto"/>
-        <w:rPr>
-          <w:rFonts w:ascii="Times New Roman" w:eastAsia="Times New Roman" w:hAnsi="Times New Roman" w:cs="Times New Roman"/>
-          <w:b/>
-          <w:bCs/>
-          <w:caps/>
-          <w:sz w:val="16"/>
-          <w:szCs w:val="16"/>
-        </w:rPr>
-      </w:pPr>
-    </w:p>
-    <w:p>
-      <w:pPr>
         <w:spacing w:line="240" w:lineRule="auto"/>
         <w:rPr>
           <w:rFonts w:ascii="Times New Roman" w:eastAsia="Times New Roman" w:hAnsi="Times New Roman" w:cs="Times New Roman"/>
@@ -4634,6 +4321,62 @@
       <w:pPr>
         <w:spacing w:line="240" w:lineRule="auto"/>
         <w:rPr>
+          <w:rFonts w:ascii="Times New Roman" w:hAnsi="Times New Roman" w:cs="Times New Roman"/>
+          <w:b/>
+          <w:bCs/>
+          <w:kern w:val="0"/>
+          <w:sz w:val="28"/>
+          <w:szCs w:val="28"/>
+          <w14:ligatures w14:val="none"/>
+        </w:rPr>
+      </w:pPr>
+    </w:p>
+    <w:p>
+      <w:pPr>
+        <w:spacing w:line="240" w:lineRule="auto"/>
+        <w:rPr>
+          <w:rFonts w:ascii="Times New Roman" w:hAnsi="Times New Roman" w:cs="Times New Roman"/>
+          <w:b/>
+          <w:bCs/>
+          <w:kern w:val="0"/>
+          <w:sz w:val="28"/>
+          <w:szCs w:val="28"/>
+          <w14:ligatures w14:val="none"/>
+        </w:rPr>
+      </w:pPr>
+    </w:p>
+    <w:p>
+      <w:pPr>
+        <w:spacing w:line="240" w:lineRule="auto"/>
+        <w:rPr>
+          <w:rFonts w:ascii="Times New Roman" w:hAnsi="Times New Roman" w:cs="Times New Roman"/>
+          <w:b/>
+          <w:bCs/>
+          <w:kern w:val="0"/>
+          <w:sz w:val="28"/>
+          <w:szCs w:val="28"/>
+          <w14:ligatures w14:val="none"/>
+        </w:rPr>
+      </w:pPr>
+    </w:p>
+    <w:p>
+      <w:pPr>
+        <w:spacing w:line="240" w:lineRule="auto"/>
+        <w:rPr>
+          <w:rFonts w:ascii="Times New Roman" w:hAnsi="Times New Roman" w:cs="Times New Roman"/>
+          <w:b/>
+          <w:bCs/>
+          <w:kern w:val="0"/>
+          <w:sz w:val="28"/>
+          <w:szCs w:val="28"/>
+          <w14:ligatures w14:val="none"/>
+        </w:rPr>
+      </w:pPr>
+    </w:p>
+    <w:p>
+      <w:pPr>
+        <w:spacing w:line="240" w:lineRule="auto"/>
+        <w:rPr>
           <w:rFonts w:ascii="Times New Roman" w:eastAsia="Times New Roman" w:hAnsi="Times New Roman" w:cs="Times New Roman"/>
           <w:b/>
           <w:bCs/>
@@ -4701,54 +4444,6 @@
       </w:r>
     </w:p>
     <w:bookmarkEnd w:id="3"/>
-    <w:p>
-      <w:pPr>
-        <w:spacing w:line="480" w:lineRule="auto"/>
-        <w:rPr>
-          <w:rFonts w:ascii="Times New Roman" w:eastAsia="Times New Roman" w:hAnsi="Times New Roman" w:cs="Times New Roman"/>
-          <w:caps/>
-        </w:rPr>
-      </w:pPr>
-    </w:p>
-    <w:p>
-      <w:pPr>
-        <w:spacing w:line="480" w:lineRule="auto"/>
-        <w:rPr>
-          <w:rFonts w:ascii="Times New Roman" w:eastAsia="Times New Roman" w:hAnsi="Times New Roman" w:cs="Times New Roman"/>
-          <w:b/>
-          <w:bCs/>
-          <w:caps/>
-          <w:sz w:val="16"/>
-          <w:szCs w:val="16"/>
-        </w:rPr>
-      </w:pPr>
-    </w:p>
-    <w:p>
-      <w:pPr>
-        <w:spacing w:line="480" w:lineRule="auto"/>
-        <w:rPr>
-          <w:rFonts w:ascii="Times New Roman" w:eastAsia="Times New Roman" w:hAnsi="Times New Roman" w:cs="Times New Roman"/>
-          <w:b/>
-          <w:bCs/>
-          <w:caps/>
-          <w:sz w:val="16"/>
-          <w:szCs w:val="16"/>
-        </w:rPr>
-      </w:pPr>
-    </w:p>
-    <w:p>
-      <w:pPr>
-        <w:spacing w:line="480" w:lineRule="auto"/>
-        <w:rPr>
-          <w:rFonts w:ascii="Times New Roman" w:eastAsia="Times New Roman" w:hAnsi="Times New Roman" w:cs="Times New Roman"/>
-          <w:b/>
-          <w:bCs/>
-          <w:caps/>
-          <w:sz w:val="16"/>
-          <w:szCs w:val="16"/>
-        </w:rPr>
-      </w:pPr>
-    </w:p>
     <w:p>
       <w:pPr>
         <w:spacing w:line="480" w:lineRule="auto"/>
@@ -4946,6 +4641,20 @@
     </w:p>
     <w:p>
       <w:pPr>
+        <w:spacing w:line="240" w:lineRule="auto"/>
+        <w:rPr>
+          <w:rFonts w:ascii="Times New Roman" w:hAnsi="Times New Roman" w:cs="Times New Roman"/>
+          <w:b/>
+          <w:bCs/>
+          <w:kern w:val="0"/>
+          <w:sz w:val="28"/>
+          <w:szCs w:val="28"/>
+          <w14:ligatures w14:val="none"/>
+        </w:rPr>
+      </w:pPr>
+    </w:p>
+    <w:p>
+      <w:pPr>
         <w:spacing w:line="480" w:lineRule="auto"/>
         <w:jc w:val="both"/>
         <w:rPr>
@@ -5006,32 +4715,6 @@
           <w:sz w:val="28"/>
           <w:szCs w:val="28"/>
           <w14:ligatures w14:val="none"/>
-        </w:rPr>
-      </w:pPr>
-    </w:p>
-    <w:p>
-      <w:pPr>
-        <w:spacing w:line="480" w:lineRule="auto"/>
-        <w:rPr>
-          <w:rFonts w:ascii="Times New Roman" w:eastAsia="Times New Roman" w:hAnsi="Times New Roman" w:cs="Times New Roman"/>
-          <w:b/>
-          <w:bCs/>
-          <w:caps/>
-          <w:sz w:val="16"/>
-          <w:szCs w:val="16"/>
-        </w:rPr>
-      </w:pPr>
-    </w:p>
-    <w:p>
-      <w:pPr>
-        <w:spacing w:line="480" w:lineRule="auto"/>
-        <w:rPr>
-          <w:rFonts w:ascii="Times New Roman" w:eastAsia="Times New Roman" w:hAnsi="Times New Roman" w:cs="Times New Roman"/>
-          <w:b/>
-          <w:bCs/>
-          <w:caps/>
-          <w:sz w:val="16"/>
-          <w:szCs w:val="16"/>
         </w:rPr>
       </w:pPr>
     </w:p>
@@ -5192,9 +4875,29 @@
         <w:jc w:val="both"/>
         <w:rPr>
           <w:rFonts w:ascii="Times New Roman" w:hAnsi="Times New Roman" w:cs="Times New Roman"/>
-          <w:kern w:val="0"/>
-          <w:sz w:val="24"/>
-          <w:szCs w:val="24"/>
+          <w:b/>
+          <w:bCs/>
+          <w:kern w:val="0"/>
+          <w:sz w:val="28"/>
+          <w:szCs w:val="28"/>
+          <w14:ligatures w14:val="none"/>
+        </w:rPr>
+      </w:pPr>
+    </w:p>
+    <w:p>
+      <w:pPr>
+        <w:autoSpaceDE w:val="0"/>
+        <w:autoSpaceDN w:val="0"/>
+        <w:adjustRightInd w:val="0"/>
+        <w:spacing w:line="480" w:lineRule="auto"/>
+        <w:jc w:val="center"/>
+        <w:rPr>
+          <w:rFonts w:ascii="Times New Roman" w:hAnsi="Times New Roman" w:cs="Times New Roman"/>
+          <w:b/>
+          <w:bCs/>
+          <w:kern w:val="0"/>
+          <w:sz w:val="28"/>
+          <w:szCs w:val="28"/>
           <w14:ligatures w14:val="none"/>
         </w:rPr>
       </w:pPr>
@@ -5210,16 +4913,6 @@
         </w:rPr>
         <w:lastRenderedPageBreak/>
         <w:t>REFERENCES</w:t>
-      </w:r>
-      <w:r>
-        <w:rPr>
-          <w:rFonts w:ascii="Times New Roman" w:hAnsi="Times New Roman" w:cs="Times New Roman"/>
-          <w:kern w:val="0"/>
-          <w:sz w:val="24"/>
-          <w:szCs w:val="24"/>
-          <w14:ligatures w14:val="none"/>
-        </w:rPr>
-        <w:tab/>
       </w:r>
     </w:p>
     <w:p>

--- a/skinGradientDecent_V5/Eighth ISIC Skin Image Analysis Workshop/Eighth ISIC Skin Image Analysis Workshop Submission.docx
+++ b/skinGradientDecent_V5/Eighth ISIC Skin Image Analysis Workshop/Eighth ISIC Skin Image Analysis Workshop Submission.docx
@@ -962,7 +962,19 @@
           <w:szCs w:val="20"/>
           <w14:ligatures w14:val="none"/>
         </w:rPr>
-        <w:t>Global Optimization………………</w:t>
+        <w:t>Convex</w:t>
+      </w:r>
+      <w:r>
+        <w:rPr>
+          <w:rFonts w:ascii="Times New Roman" w:eastAsia="Times New Roman" w:hAnsi="Times New Roman" w:cs="Times New Roman"/>
+          <w:smallCaps/>
+          <w:color w:val="000000" w:themeColor="text1"/>
+          <w:kern w:val="0"/>
+          <w:sz w:val="20"/>
+          <w:szCs w:val="20"/>
+          <w14:ligatures w14:val="none"/>
+        </w:rPr>
+        <w:t xml:space="preserve"> Optimization………………</w:t>
       </w:r>
       <w:r>
         <w:rPr>
@@ -1581,36 +1593,31 @@
           <w:szCs w:val="20"/>
           <w14:ligatures w14:val="none"/>
         </w:rPr>
-        <w:t>Conclusions.…....…...………………...................................................................................................36</w:t>
-      </w:r>
-    </w:p>
-    <w:p>
-      <w:pPr>
-        <w:spacing w:line="480" w:lineRule="auto"/>
-        <w:jc w:val="center"/>
-        <w:rPr>
-          <w:rFonts w:ascii="Times New Roman" w:eastAsia="Times New Roman" w:hAnsi="Times New Roman" w:cs="Times New Roman"/>
-          <w:b/>
-          <w:bCs/>
-          <w:caps/>
+        <w:t>Conclusion</w:t>
+      </w:r>
+      <w:r>
+        <w:rPr>
+          <w:rFonts w:ascii="Times New Roman" w:eastAsia="Times New Roman" w:hAnsi="Times New Roman" w:cs="Times New Roman"/>
+          <w:i/>
+          <w:iCs/>
           <w:kern w:val="0"/>
           <w:sz w:val="20"/>
           <w:szCs w:val="20"/>
           <w14:ligatures w14:val="none"/>
         </w:rPr>
-      </w:pPr>
-      <w:r>
-        <w:rPr>
-          <w:rFonts w:ascii="Times New Roman" w:eastAsia="Times New Roman" w:hAnsi="Times New Roman" w:cs="Times New Roman"/>
-          <w:b/>
-          <w:bCs/>
-          <w:caps/>
+        <w:t>s……………………….</w:t>
+      </w:r>
+      <w:r>
+        <w:rPr>
+          <w:rFonts w:ascii="Times New Roman" w:eastAsia="Times New Roman" w:hAnsi="Times New Roman" w:cs="Times New Roman"/>
+          <w:i/>
+          <w:iCs/>
           <w:kern w:val="0"/>
           <w:sz w:val="20"/>
           <w:szCs w:val="20"/>
           <w14:ligatures w14:val="none"/>
         </w:rPr>
-        <w:t>References…........................................................................................................................................................37</w:t>
+        <w:t>…...................................................................................................36</w:t>
       </w:r>
     </w:p>
     <w:p>
@@ -1628,11 +1635,7 @@
           <w14:ligatures w14:val="none"/>
         </w:rPr>
       </w:pPr>
-    </w:p>
-    <w:p>
-      <w:pPr>
-        <w:spacing w:line="480" w:lineRule="auto"/>
-        <w:jc w:val="center"/>
+      <w:r>
         <w:rPr>
           <w:rFonts w:ascii="Times New Roman" w:eastAsia="Times New Roman" w:hAnsi="Times New Roman" w:cs="Times New Roman"/>
           <w:b/>
@@ -1643,6 +1646,39 @@
           <w:szCs w:val="20"/>
           <w14:ligatures w14:val="none"/>
         </w:rPr>
+        <w:t>References…........................................................................................................................................................37</w:t>
+      </w:r>
+    </w:p>
+    <w:p>
+      <w:pPr>
+        <w:spacing w:line="480" w:lineRule="auto"/>
+        <w:jc w:val="center"/>
+        <w:rPr>
+          <w:rFonts w:ascii="Times New Roman" w:eastAsia="Times New Roman" w:hAnsi="Times New Roman" w:cs="Times New Roman"/>
+          <w:b/>
+          <w:bCs/>
+          <w:caps/>
+          <w:kern w:val="0"/>
+          <w:sz w:val="20"/>
+          <w:szCs w:val="20"/>
+          <w14:ligatures w14:val="none"/>
+        </w:rPr>
+      </w:pPr>
+    </w:p>
+    <w:p>
+      <w:pPr>
+        <w:spacing w:line="480" w:lineRule="auto"/>
+        <w:jc w:val="center"/>
+        <w:rPr>
+          <w:rFonts w:ascii="Times New Roman" w:eastAsia="Times New Roman" w:hAnsi="Times New Roman" w:cs="Times New Roman"/>
+          <w:b/>
+          <w:bCs/>
+          <w:caps/>
+          <w:kern w:val="0"/>
+          <w:sz w:val="20"/>
+          <w:szCs w:val="20"/>
+          <w14:ligatures w14:val="none"/>
+        </w:rPr>
       </w:pPr>
     </w:p>
     <w:p>
@@ -2527,13 +2563,17 @@
           <w:rFonts w:ascii="Times New Roman" w:eastAsia="Times New Roman" w:hAnsi="Times New Roman" w:cs="Times New Roman"/>
           <w:caps/>
           <w:kern w:val="0"/>
-          <w14:ligatures w14:val="none"/>
-        </w:rPr>
-      </w:pPr>
-      <w:r>
-        <w:rPr>
-          <w:rFonts w:ascii="Times New Roman" w:hAnsi="Times New Roman" w:cs="Times New Roman"/>
-          <w:kern w:val="0"/>
+          <w:sz w:val="24"/>
+          <w:szCs w:val="24"/>
+          <w14:ligatures w14:val="none"/>
+        </w:rPr>
+      </w:pPr>
+      <w:r>
+        <w:rPr>
+          <w:rFonts w:ascii="Times New Roman" w:hAnsi="Times New Roman" w:cs="Times New Roman"/>
+          <w:kern w:val="0"/>
+          <w:sz w:val="24"/>
+          <w:szCs w:val="24"/>
           <w14:ligatures w14:val="none"/>
         </w:rPr>
         <w:t>I would like to thank all my professors in the Northern Illinois University Electrical Engineering</w:t>
@@ -2542,6 +2582,8 @@
         <w:rPr>
           <w:rFonts w:ascii="Times New Roman" w:hAnsi="Times New Roman" w:cs="Times New Roman"/>
           <w:kern w:val="0"/>
+          <w:sz w:val="24"/>
+          <w:szCs w:val="24"/>
           <w14:ligatures w14:val="none"/>
         </w:rPr>
         <w:t xml:space="preserve">, Mathematics, and </w:t>
@@ -2550,6 +2592,8 @@
         <w:rPr>
           <w:rFonts w:ascii="Times New Roman" w:hAnsi="Times New Roman" w:cs="Times New Roman"/>
           <w:kern w:val="0"/>
+          <w:sz w:val="24"/>
+          <w:szCs w:val="24"/>
           <w14:ligatures w14:val="none"/>
         </w:rPr>
         <w:t xml:space="preserve">Physics </w:t>
@@ -2558,6 +2602,8 @@
         <w:rPr>
           <w:rFonts w:ascii="Times New Roman" w:hAnsi="Times New Roman" w:cs="Times New Roman"/>
           <w:kern w:val="0"/>
+          <w:sz w:val="24"/>
+          <w:szCs w:val="24"/>
           <w14:ligatures w14:val="none"/>
         </w:rPr>
         <w:t>Departments</w:t>
@@ -2566,6 +2612,8 @@
         <w:rPr>
           <w:rFonts w:ascii="Times New Roman" w:hAnsi="Times New Roman" w:cs="Times New Roman"/>
           <w:kern w:val="0"/>
+          <w:sz w:val="24"/>
+          <w:szCs w:val="24"/>
           <w14:ligatures w14:val="none"/>
         </w:rPr>
         <w:t xml:space="preserve"> for giving me a newfound perspective</w:t>
@@ -2574,6 +2622,8 @@
         <w:rPr>
           <w:rFonts w:ascii="Times New Roman" w:hAnsi="Times New Roman" w:cs="Times New Roman"/>
           <w:kern w:val="0"/>
+          <w:sz w:val="24"/>
+          <w:szCs w:val="24"/>
           <w14:ligatures w14:val="none"/>
         </w:rPr>
         <w:t xml:space="preserve">, </w:t>
@@ -2582,24 +2632,28 @@
         <w:rPr>
           <w:rFonts w:ascii="Times New Roman" w:hAnsi="Times New Roman" w:cs="Times New Roman"/>
           <w:kern w:val="0"/>
+          <w:sz w:val="24"/>
+          <w:szCs w:val="24"/>
           <w14:ligatures w14:val="none"/>
         </w:rPr>
         <w:t xml:space="preserve">vision, </w:t>
       </w:r>
-      <w:proofErr w:type="gramStart"/>
-      <w:r>
-        <w:rPr>
-          <w:rFonts w:ascii="Times New Roman" w:hAnsi="Times New Roman" w:cs="Times New Roman"/>
-          <w:kern w:val="0"/>
-          <w14:ligatures w14:val="none"/>
-        </w:rPr>
-        <w:t>direction</w:t>
-      </w:r>
-      <w:proofErr w:type="gramEnd"/>
-      <w:r>
-        <w:rPr>
-          <w:rFonts w:ascii="Times New Roman" w:hAnsi="Times New Roman" w:cs="Times New Roman"/>
-          <w:kern w:val="0"/>
+      <w:r>
+        <w:rPr>
+          <w:rFonts w:ascii="Times New Roman" w:hAnsi="Times New Roman" w:cs="Times New Roman"/>
+          <w:kern w:val="0"/>
+          <w:sz w:val="24"/>
+          <w:szCs w:val="24"/>
+          <w14:ligatures w14:val="none"/>
+        </w:rPr>
+        <w:t>direction,</w:t>
+      </w:r>
+      <w:r>
+        <w:rPr>
+          <w:rFonts w:ascii="Times New Roman" w:hAnsi="Times New Roman" w:cs="Times New Roman"/>
+          <w:kern w:val="0"/>
+          <w:sz w:val="24"/>
+          <w:szCs w:val="24"/>
           <w14:ligatures w14:val="none"/>
         </w:rPr>
         <w:t xml:space="preserve"> and encouragement in the present subject. Of course, this could not have been made possible without all the great men and women who have come </w:t>
@@ -2608,6 +2662,8 @@
         <w:rPr>
           <w:rFonts w:ascii="Times New Roman" w:hAnsi="Times New Roman" w:cs="Times New Roman"/>
           <w:kern w:val="0"/>
+          <w:sz w:val="24"/>
+          <w:szCs w:val="24"/>
           <w14:ligatures w14:val="none"/>
         </w:rPr>
         <w:t>before and</w:t>
@@ -2616,6 +2672,8 @@
         <w:rPr>
           <w:rFonts w:ascii="Times New Roman" w:hAnsi="Times New Roman" w:cs="Times New Roman"/>
           <w:kern w:val="0"/>
+          <w:sz w:val="24"/>
+          <w:szCs w:val="24"/>
           <w14:ligatures w14:val="none"/>
         </w:rPr>
         <w:t xml:space="preserve"> continue to contribute to the forefront of our ever-expanding knowledge of science, mathematics, and engineering.</w:t>
@@ -2858,6 +2916,7 @@
           <w:szCs w:val="28"/>
           <w14:ligatures w14:val="none"/>
         </w:rPr>
+        <w:lastRenderedPageBreak/>
         <w:t>INTRODUCTION</w:t>
       </w:r>
     </w:p>
@@ -2870,22 +2929,27 @@
         <w:rPr>
           <w:rFonts w:ascii="Times New Roman" w:hAnsi="Times New Roman" w:cs="Times New Roman"/>
           <w:kern w:val="0"/>
-          <w14:ligatures w14:val="none"/>
-        </w:rPr>
-      </w:pPr>
-      <w:r>
-        <w:rPr>
-          <w:rFonts w:ascii="Times New Roman" w:hAnsi="Times New Roman" w:cs="Times New Roman"/>
-          <w:kern w:val="0"/>
-          <w14:ligatures w14:val="none"/>
-        </w:rPr>
-        <w:lastRenderedPageBreak/>
+          <w:sz w:val="24"/>
+          <w:szCs w:val="24"/>
+          <w14:ligatures w14:val="none"/>
+        </w:rPr>
+      </w:pPr>
+      <w:r>
+        <w:rPr>
+          <w:rFonts w:ascii="Times New Roman" w:hAnsi="Times New Roman" w:cs="Times New Roman"/>
+          <w:kern w:val="0"/>
+          <w:sz w:val="24"/>
+          <w:szCs w:val="24"/>
+          <w14:ligatures w14:val="none"/>
+        </w:rPr>
         <w:t>“</w:t>
       </w:r>
       <w:r>
         <w:rPr>
           <w:rFonts w:ascii="Times New Roman" w:hAnsi="Times New Roman" w:cs="Times New Roman"/>
           <w:kern w:val="0"/>
+          <w:sz w:val="24"/>
+          <w:szCs w:val="24"/>
           <w14:ligatures w14:val="none"/>
         </w:rPr>
         <w:t>I am so in favor of the actual infinite that instead of admitting that Nature abhors it, as is commonly said, I hold that Nature makes frequent use of it everywhere, in order to show more effectively the perfections of its Author. Thus</w:t>
@@ -2894,6 +2958,8 @@
         <w:rPr>
           <w:rFonts w:ascii="Times New Roman" w:hAnsi="Times New Roman" w:cs="Times New Roman"/>
           <w:kern w:val="0"/>
+          <w:sz w:val="24"/>
+          <w:szCs w:val="24"/>
           <w14:ligatures w14:val="none"/>
         </w:rPr>
         <w:t>,</w:t>
@@ -2902,6 +2968,8 @@
         <w:rPr>
           <w:rFonts w:ascii="Times New Roman" w:hAnsi="Times New Roman" w:cs="Times New Roman"/>
           <w:kern w:val="0"/>
+          <w:sz w:val="24"/>
+          <w:szCs w:val="24"/>
           <w14:ligatures w14:val="none"/>
         </w:rPr>
         <w:t xml:space="preserve"> I believe that there is no part of matter which is not </w:t>
@@ -2910,6 +2978,8 @@
         <w:rPr>
           <w:rFonts w:ascii="Times New Roman" w:hAnsi="Times New Roman" w:cs="Times New Roman"/>
           <w:kern w:val="0"/>
+          <w:sz w:val="24"/>
+          <w:szCs w:val="24"/>
           <w14:ligatures w14:val="none"/>
         </w:rPr>
         <w:t xml:space="preserve">- </w:t>
@@ -2918,6 +2988,8 @@
         <w:rPr>
           <w:rFonts w:ascii="Times New Roman" w:hAnsi="Times New Roman" w:cs="Times New Roman"/>
           <w:kern w:val="0"/>
+          <w:sz w:val="24"/>
+          <w:szCs w:val="24"/>
           <w14:ligatures w14:val="none"/>
         </w:rPr>
         <w:t>I do not say divisible</w:t>
@@ -2926,6 +2998,8 @@
         <w:rPr>
           <w:rFonts w:ascii="Times New Roman" w:hAnsi="Times New Roman" w:cs="Times New Roman"/>
           <w:kern w:val="0"/>
+          <w:sz w:val="24"/>
+          <w:szCs w:val="24"/>
           <w14:ligatures w14:val="none"/>
         </w:rPr>
         <w:t xml:space="preserve"> - </w:t>
@@ -2934,6 +3008,8 @@
         <w:rPr>
           <w:rFonts w:ascii="Times New Roman" w:hAnsi="Times New Roman" w:cs="Times New Roman"/>
           <w:kern w:val="0"/>
+          <w:sz w:val="24"/>
+          <w:szCs w:val="24"/>
           <w14:ligatures w14:val="none"/>
         </w:rPr>
         <w:t xml:space="preserve">but actually divisible; and </w:t>
@@ -2942,6 +3018,8 @@
         <w:rPr>
           <w:rFonts w:ascii="Times New Roman" w:hAnsi="Times New Roman" w:cs="Times New Roman"/>
           <w:kern w:val="0"/>
+          <w:sz w:val="24"/>
+          <w:szCs w:val="24"/>
           <w14:ligatures w14:val="none"/>
         </w:rPr>
         <w:t>consequently,</w:t>
@@ -2950,6 +3028,8 @@
         <w:rPr>
           <w:rFonts w:ascii="Times New Roman" w:hAnsi="Times New Roman" w:cs="Times New Roman"/>
           <w:kern w:val="0"/>
+          <w:sz w:val="24"/>
+          <w:szCs w:val="24"/>
           <w14:ligatures w14:val="none"/>
         </w:rPr>
         <w:t xml:space="preserve"> the least particle ought to be considered as a world full of an infinity of different creatures</w:t>
@@ -2958,6 +3038,8 @@
         <w:rPr>
           <w:rFonts w:ascii="Times New Roman" w:hAnsi="Times New Roman" w:cs="Times New Roman"/>
           <w:kern w:val="0"/>
+          <w:sz w:val="24"/>
+          <w:szCs w:val="24"/>
           <w14:ligatures w14:val="none"/>
         </w:rPr>
         <w:t>.”</w:t>
@@ -2970,13 +3052,17 @@
         <w:rPr>
           <w:rFonts w:ascii="Times New Roman" w:hAnsi="Times New Roman" w:cs="Times New Roman"/>
           <w:kern w:val="0"/>
-          <w14:ligatures w14:val="none"/>
-        </w:rPr>
-      </w:pPr>
-      <w:r>
-        <w:rPr>
-          <w:rFonts w:ascii="Times New Roman" w:hAnsi="Times New Roman" w:cs="Times New Roman"/>
-          <w:kern w:val="0"/>
+          <w:sz w:val="24"/>
+          <w:szCs w:val="24"/>
+          <w14:ligatures w14:val="none"/>
+        </w:rPr>
+      </w:pPr>
+      <w:r>
+        <w:rPr>
+          <w:rFonts w:ascii="Times New Roman" w:hAnsi="Times New Roman" w:cs="Times New Roman"/>
+          <w:kern w:val="0"/>
+          <w:sz w:val="24"/>
+          <w:szCs w:val="24"/>
           <w14:ligatures w14:val="none"/>
         </w:rPr>
         <w:t>—</w:t>
@@ -2985,6 +3071,8 @@
         <w:rPr>
           <w:rFonts w:ascii="Times New Roman" w:hAnsi="Times New Roman" w:cs="Times New Roman"/>
           <w:kern w:val="0"/>
+          <w:sz w:val="24"/>
+          <w:szCs w:val="24"/>
           <w14:ligatures w14:val="none"/>
         </w:rPr>
         <w:t>Georg Cantor,</w:t>
@@ -2993,6 +3081,8 @@
         <w:rPr>
           <w:rFonts w:ascii="Times New Roman" w:hAnsi="Times New Roman" w:cs="Times New Roman"/>
           <w:kern w:val="0"/>
+          <w:sz w:val="24"/>
+          <w:szCs w:val="24"/>
           <w14:ligatures w14:val="none"/>
         </w:rPr>
         <w:t xml:space="preserve"> </w:t>
@@ -3001,6 +3091,8 @@
         <w:rPr>
           <w:rFonts w:ascii="Times New Roman" w:hAnsi="Times New Roman" w:cs="Times New Roman"/>
           <w:kern w:val="0"/>
+          <w:sz w:val="24"/>
+          <w:szCs w:val="24"/>
           <w14:ligatures w14:val="none"/>
         </w:rPr>
         <w:t>1845–1918</w:t>
@@ -3047,7 +3139,19 @@
           <w:szCs w:val="28"/>
           <w14:ligatures w14:val="none"/>
         </w:rPr>
-        <w:t>Global Optimization</w:t>
+        <w:t>Convex</w:t>
+      </w:r>
+      <w:r>
+        <w:rPr>
+          <w:rFonts w:ascii="Times New Roman" w:hAnsi="Times New Roman" w:cs="Times New Roman"/>
+          <w:b/>
+          <w:bCs/>
+          <w:kern w:val="0"/>
+          <w:sz w:val="28"/>
+          <w:szCs w:val="28"/>
+          <w14:ligatures w14:val="none"/>
+        </w:rPr>
+        <w:t xml:space="preserve"> Optimization</w:t>
       </w:r>
     </w:p>
     <w:p>
@@ -3057,6 +3161,8 @@
         <w:rPr>
           <w:rFonts w:ascii="Times New Roman" w:hAnsi="Times New Roman" w:cs="Times New Roman"/>
           <w:kern w:val="0"/>
+          <w:sz w:val="24"/>
+          <w:szCs w:val="24"/>
           <w14:ligatures w14:val="none"/>
         </w:rPr>
       </w:pPr>
@@ -3227,6 +3333,7 @@
           <w:szCs w:val="28"/>
           <w14:ligatures w14:val="none"/>
         </w:rPr>
+        <w:lastRenderedPageBreak/>
         <w:t>1.1.1 Pre-Processing and Truth Bias</w:t>
       </w:r>
     </w:p>
@@ -3489,6 +3596,7 @@
           <w:szCs w:val="28"/>
           <w14:ligatures w14:val="none"/>
         </w:rPr>
+        <w:lastRenderedPageBreak/>
         <w:t>1.</w:t>
       </w:r>
       <w:r>
@@ -3548,7 +3656,6 @@
           <w:szCs w:val="24"/>
           <w14:ligatures w14:val="none"/>
         </w:rPr>
-        <w:lastRenderedPageBreak/>
         <w:tab/>
       </w:r>
     </w:p>
@@ -3930,6 +4037,7 @@
           <w:szCs w:val="28"/>
           <w14:ligatures w14:val="none"/>
         </w:rPr>
+        <w:lastRenderedPageBreak/>
         <w:t>1.</w:t>
       </w:r>
       <w:r>
@@ -3982,17 +4090,86 @@
           <w14:ligatures w14:val="none"/>
         </w:rPr>
       </w:pPr>
-      <w:r>
-        <w:rPr>
-          <w:rFonts w:ascii="Times New Roman" w:hAnsi="Times New Roman" w:cs="Times New Roman"/>
-          <w:b/>
-          <w:bCs/>
-          <w:kern w:val="0"/>
-          <w:sz w:val="28"/>
-          <w:szCs w:val="28"/>
-          <w14:ligatures w14:val="none"/>
-        </w:rPr>
-        <w:lastRenderedPageBreak/>
+    </w:p>
+    <w:p>
+      <w:pPr>
+        <w:spacing w:line="480" w:lineRule="auto"/>
+        <w:rPr>
+          <w:rFonts w:ascii="Times New Roman" w:hAnsi="Times New Roman" w:cs="Times New Roman"/>
+          <w:b/>
+          <w:bCs/>
+          <w:kern w:val="0"/>
+          <w:sz w:val="28"/>
+          <w:szCs w:val="28"/>
+          <w14:ligatures w14:val="none"/>
+        </w:rPr>
+      </w:pPr>
+    </w:p>
+    <w:p>
+      <w:pPr>
+        <w:spacing w:line="480" w:lineRule="auto"/>
+        <w:rPr>
+          <w:rFonts w:ascii="Times New Roman" w:hAnsi="Times New Roman" w:cs="Times New Roman"/>
+          <w:b/>
+          <w:bCs/>
+          <w:kern w:val="0"/>
+          <w:sz w:val="28"/>
+          <w:szCs w:val="28"/>
+          <w14:ligatures w14:val="none"/>
+        </w:rPr>
+      </w:pPr>
+    </w:p>
+    <w:p>
+      <w:pPr>
+        <w:spacing w:line="480" w:lineRule="auto"/>
+        <w:rPr>
+          <w:rFonts w:ascii="Times New Roman" w:hAnsi="Times New Roman" w:cs="Times New Roman"/>
+          <w:b/>
+          <w:bCs/>
+          <w:kern w:val="0"/>
+          <w:sz w:val="28"/>
+          <w:szCs w:val="28"/>
+          <w14:ligatures w14:val="none"/>
+        </w:rPr>
+      </w:pPr>
+    </w:p>
+    <w:p>
+      <w:pPr>
+        <w:spacing w:line="480" w:lineRule="auto"/>
+        <w:rPr>
+          <w:rFonts w:ascii="Times New Roman" w:hAnsi="Times New Roman" w:cs="Times New Roman"/>
+          <w:b/>
+          <w:bCs/>
+          <w:kern w:val="0"/>
+          <w:sz w:val="28"/>
+          <w:szCs w:val="28"/>
+          <w14:ligatures w14:val="none"/>
+        </w:rPr>
+      </w:pPr>
+    </w:p>
+    <w:p>
+      <w:pPr>
+        <w:spacing w:line="480" w:lineRule="auto"/>
+        <w:rPr>
+          <w:rFonts w:ascii="Times New Roman" w:hAnsi="Times New Roman" w:cs="Times New Roman"/>
+          <w:b/>
+          <w:bCs/>
+          <w:kern w:val="0"/>
+          <w:sz w:val="28"/>
+          <w:szCs w:val="28"/>
+          <w14:ligatures w14:val="none"/>
+        </w:rPr>
+      </w:pPr>
+      <w:r>
+        <w:rPr>
+          <w:rFonts w:ascii="Times New Roman" w:hAnsi="Times New Roman" w:cs="Times New Roman"/>
+          <w:b/>
+          <w:bCs/>
+          <w:kern w:val="0"/>
+          <w:sz w:val="28"/>
+          <w:szCs w:val="28"/>
+          <w14:ligatures w14:val="none"/>
+        </w:rPr>
         <w:t>WORKS DONE</w:t>
       </w:r>
     </w:p>
@@ -4124,24 +4301,29 @@
     <w:p>
       <w:pPr>
         <w:spacing w:line="240" w:lineRule="auto"/>
-        <w:rPr>
-          <w:rFonts w:ascii="Times New Roman" w:eastAsia="Times New Roman" w:hAnsi="Times New Roman" w:cs="Times New Roman"/>
-          <w:b/>
-          <w:bCs/>
-          <w:caps/>
-          <w:sz w:val="16"/>
-          <w:szCs w:val="16"/>
-        </w:rPr>
-      </w:pPr>
-      <w:r>
-        <w:rPr>
-          <w:rFonts w:ascii="Times New Roman" w:hAnsi="Times New Roman" w:cs="Times New Roman"/>
+        <w:ind w:firstLine="720"/>
+        <w:rPr>
+          <w:rFonts w:ascii="Times New Roman" w:eastAsia="Times New Roman" w:hAnsi="Times New Roman" w:cs="Times New Roman"/>
+          <w:b/>
+          <w:bCs/>
+          <w:caps/>
+          <w:sz w:val="24"/>
+          <w:szCs w:val="24"/>
+        </w:rPr>
+      </w:pPr>
+      <w:r>
+        <w:rPr>
+          <w:rFonts w:ascii="Times New Roman" w:hAnsi="Times New Roman" w:cs="Times New Roman"/>
+          <w:sz w:val="24"/>
+          <w:szCs w:val="24"/>
         </w:rPr>
         <w:t>Times New Roman</w:t>
       </w:r>
       <w:r>
         <w:rPr>
           <w:rFonts w:ascii="Times New Roman" w:hAnsi="Times New Roman" w:cs="Times New Roman"/>
+          <w:sz w:val="24"/>
+          <w:szCs w:val="24"/>
         </w:rPr>
         <w:t xml:space="preserve"> </w:t>
       </w:r>
@@ -4252,6 +4434,19 @@
     </w:p>
     <w:p>
       <w:pPr>
+        <w:spacing w:line="480" w:lineRule="auto"/>
+        <w:rPr>
+          <w:rFonts w:ascii="Times New Roman" w:eastAsia="Times New Roman" w:hAnsi="Times New Roman" w:cs="Times New Roman"/>
+          <w:b/>
+          <w:bCs/>
+          <w:caps/>
+          <w:sz w:val="16"/>
+          <w:szCs w:val="16"/>
+        </w:rPr>
+      </w:pPr>
+    </w:p>
+    <w:p>
+      <w:pPr>
         <w:spacing w:line="240" w:lineRule="auto"/>
         <w:rPr>
           <w:rFonts w:ascii="Times New Roman" w:eastAsia="Times New Roman" w:hAnsi="Times New Roman" w:cs="Times New Roman"/>
@@ -4300,6 +4495,7 @@
           <w:szCs w:val="28"/>
           <w14:ligatures w14:val="none"/>
         </w:rPr>
+        <w:lastRenderedPageBreak/>
         <w:t>2.2  Verification</w:t>
       </w:r>
     </w:p>
@@ -4431,14 +4627,16 @@
           <w:b/>
           <w:bCs/>
           <w:caps/>
-          <w:sz w:val="16"/>
-          <w:szCs w:val="16"/>
+          <w:sz w:val="24"/>
+          <w:szCs w:val="24"/>
         </w:rPr>
       </w:pPr>
       <w:bookmarkStart w:id="3" w:name="_Hlk137148785"/>
       <w:r>
         <w:rPr>
           <w:rFonts w:ascii="Times New Roman" w:hAnsi="Times New Roman" w:cs="Times New Roman"/>
+          <w:sz w:val="24"/>
+          <w:szCs w:val="24"/>
         </w:rPr>
         <w:t>Times New Roman</w:t>
       </w:r>
@@ -4492,7 +4690,6 @@
           <w:szCs w:val="28"/>
           <w14:ligatures w14:val="none"/>
         </w:rPr>
-        <w:lastRenderedPageBreak/>
         <w:t xml:space="preserve">2.2.2  </w:t>
       </w:r>
       <w:r>
@@ -4530,13 +4727,15 @@
           <w:b/>
           <w:bCs/>
           <w:caps/>
-          <w:sz w:val="16"/>
-          <w:szCs w:val="16"/>
-        </w:rPr>
-      </w:pPr>
-      <w:r>
-        <w:rPr>
-          <w:rFonts w:ascii="Times New Roman" w:hAnsi="Times New Roman" w:cs="Times New Roman"/>
+          <w:sz w:val="24"/>
+          <w:szCs w:val="24"/>
+        </w:rPr>
+      </w:pPr>
+      <w:r>
+        <w:rPr>
+          <w:rFonts w:ascii="Times New Roman" w:hAnsi="Times New Roman" w:cs="Times New Roman"/>
+          <w:sz w:val="24"/>
+          <w:szCs w:val="24"/>
         </w:rPr>
         <w:t>Times New Roman</w:t>
       </w:r>
@@ -4703,150 +4902,6 @@
         </w:rPr>
         <w:t xml:space="preserve"> Conclusions</w:t>
       </w:r>
-    </w:p>
-    <w:p>
-      <w:pPr>
-        <w:spacing w:line="240" w:lineRule="auto"/>
-        <w:rPr>
-          <w:rFonts w:ascii="Times New Roman" w:hAnsi="Times New Roman" w:cs="Times New Roman"/>
-          <w:b/>
-          <w:bCs/>
-          <w:kern w:val="0"/>
-          <w:sz w:val="28"/>
-          <w:szCs w:val="28"/>
-          <w14:ligatures w14:val="none"/>
-        </w:rPr>
-      </w:pPr>
-    </w:p>
-    <w:p>
-      <w:pPr>
-        <w:spacing w:line="480" w:lineRule="auto"/>
-        <w:rPr>
-          <w:rFonts w:ascii="Times New Roman" w:eastAsia="Times New Roman" w:hAnsi="Times New Roman" w:cs="Times New Roman"/>
-          <w:b/>
-          <w:bCs/>
-          <w:caps/>
-          <w:sz w:val="16"/>
-          <w:szCs w:val="16"/>
-        </w:rPr>
-      </w:pPr>
-    </w:p>
-    <w:p>
-      <w:pPr>
-        <w:spacing w:line="480" w:lineRule="auto"/>
-        <w:rPr>
-          <w:rFonts w:ascii="Times New Roman" w:eastAsia="Times New Roman" w:hAnsi="Times New Roman" w:cs="Times New Roman"/>
-          <w:b/>
-          <w:bCs/>
-          <w:caps/>
-          <w:sz w:val="16"/>
-          <w:szCs w:val="16"/>
-        </w:rPr>
-      </w:pPr>
-    </w:p>
-    <w:p>
-      <w:pPr>
-        <w:spacing w:line="480" w:lineRule="auto"/>
-        <w:rPr>
-          <w:rFonts w:ascii="Times New Roman" w:eastAsia="Times New Roman" w:hAnsi="Times New Roman" w:cs="Times New Roman"/>
-          <w:b/>
-          <w:bCs/>
-          <w:caps/>
-          <w:sz w:val="16"/>
-          <w:szCs w:val="16"/>
-        </w:rPr>
-      </w:pPr>
-    </w:p>
-    <w:p>
-      <w:pPr>
-        <w:spacing w:line="480" w:lineRule="auto"/>
-        <w:rPr>
-          <w:rFonts w:ascii="Times New Roman" w:eastAsia="Times New Roman" w:hAnsi="Times New Roman" w:cs="Times New Roman"/>
-          <w:b/>
-          <w:bCs/>
-          <w:caps/>
-          <w:sz w:val="16"/>
-          <w:szCs w:val="16"/>
-        </w:rPr>
-      </w:pPr>
-    </w:p>
-    <w:p>
-      <w:pPr>
-        <w:spacing w:line="480" w:lineRule="auto"/>
-        <w:rPr>
-          <w:rFonts w:ascii="Times New Roman" w:eastAsia="Times New Roman" w:hAnsi="Times New Roman" w:cs="Times New Roman"/>
-          <w:b/>
-          <w:bCs/>
-          <w:caps/>
-          <w:sz w:val="16"/>
-          <w:szCs w:val="16"/>
-        </w:rPr>
-      </w:pPr>
-    </w:p>
-    <w:p>
-      <w:pPr>
-        <w:spacing w:line="480" w:lineRule="auto"/>
-        <w:rPr>
-          <w:rFonts w:ascii="Times New Roman" w:eastAsia="Times New Roman" w:hAnsi="Times New Roman" w:cs="Times New Roman"/>
-          <w:b/>
-          <w:bCs/>
-          <w:caps/>
-          <w:sz w:val="16"/>
-          <w:szCs w:val="16"/>
-        </w:rPr>
-      </w:pPr>
-    </w:p>
-    <w:p>
-      <w:pPr>
-        <w:spacing w:line="480" w:lineRule="auto"/>
-        <w:rPr>
-          <w:rFonts w:ascii="Times New Roman" w:eastAsia="Times New Roman" w:hAnsi="Times New Roman" w:cs="Times New Roman"/>
-          <w:b/>
-          <w:bCs/>
-          <w:caps/>
-          <w:sz w:val="16"/>
-          <w:szCs w:val="16"/>
-        </w:rPr>
-      </w:pPr>
-    </w:p>
-    <w:p>
-      <w:pPr>
-        <w:spacing w:line="480" w:lineRule="auto"/>
-        <w:rPr>
-          <w:rFonts w:ascii="Times New Roman" w:eastAsia="Times New Roman" w:hAnsi="Times New Roman" w:cs="Times New Roman"/>
-          <w:b/>
-          <w:bCs/>
-          <w:caps/>
-          <w:sz w:val="16"/>
-          <w:szCs w:val="16"/>
-        </w:rPr>
-      </w:pPr>
-    </w:p>
-    <w:p>
-      <w:pPr>
-        <w:spacing w:line="480" w:lineRule="auto"/>
-        <w:rPr>
-          <w:rFonts w:ascii="Times New Roman" w:eastAsia="Times New Roman" w:hAnsi="Times New Roman" w:cs="Times New Roman"/>
-          <w:b/>
-          <w:bCs/>
-          <w:caps/>
-          <w:sz w:val="16"/>
-          <w:szCs w:val="16"/>
-        </w:rPr>
-      </w:pPr>
-    </w:p>
-    <w:p>
-      <w:pPr>
-        <w:spacing w:line="480" w:lineRule="auto"/>
-        <w:rPr>
-          <w:rFonts w:ascii="Times New Roman" w:eastAsia="Times New Roman" w:hAnsi="Times New Roman" w:cs="Times New Roman"/>
-          <w:b/>
-          <w:bCs/>
-          <w:caps/>
-          <w:sz w:val="16"/>
-          <w:szCs w:val="16"/>
-        </w:rPr>
-      </w:pPr>
     </w:p>
     <w:p>
       <w:pPr>
@@ -4875,8 +4930,6 @@
         <w:jc w:val="both"/>
         <w:rPr>
           <w:rFonts w:ascii="Times New Roman" w:hAnsi="Times New Roman" w:cs="Times New Roman"/>
-          <w:b/>
-          <w:bCs/>
           <w:kern w:val="0"/>
           <w:sz w:val="28"/>
           <w:szCs w:val="28"/>
@@ -5264,18 +5317,16 @@
         <w:tab/>
         <w:t>B. J. McCartin and J. F. Dicello, "</w:t>
       </w:r>
-      <w:proofErr w:type="gramStart"/>
-      <w:r>
-        <w:rPr>
-          <w:rFonts w:ascii="Times New Roman" w:hAnsi="Times New Roman" w:cs="Times New Roman"/>
-          <w:kern w:val="0"/>
-          <w:sz w:val="24"/>
-          <w:szCs w:val="24"/>
-          <w14:ligatures w14:val="none"/>
-        </w:rPr>
-        <w:t>Three dimensional</w:t>
-      </w:r>
-      <w:proofErr w:type="gramEnd"/>
+      <w:r>
+        <w:rPr>
+          <w:rFonts w:ascii="Times New Roman" w:hAnsi="Times New Roman" w:cs="Times New Roman"/>
+          <w:kern w:val="0"/>
+          <w:sz w:val="24"/>
+          <w:szCs w:val="24"/>
+          <w14:ligatures w14:val="none"/>
+        </w:rPr>
+        <w:t>Three-dimensional</w:t>
+      </w:r>
       <w:r>
         <w:rPr>
           <w:rFonts w:ascii="Times New Roman" w:hAnsi="Times New Roman" w:cs="Times New Roman"/>
@@ -5285,43 +5336,6 @@
           <w14:ligatures w14:val="none"/>
         </w:rPr>
         <w:t xml:space="preserve"> finite difference frequency domain scattering computation using the Control Region Approximation," in IEEE Transactions on Magnetics, vol. 25, no. 4, pp. 3092-3094, July 1989, doi: 10.1109/20.34378.</w:t>
-      </w:r>
-    </w:p>
-    <w:p>
-      <w:pPr>
-        <w:autoSpaceDE w:val="0"/>
-        <w:autoSpaceDN w:val="0"/>
-        <w:adjustRightInd w:val="0"/>
-        <w:spacing w:after="0" w:line="240" w:lineRule="auto"/>
-        <w:jc w:val="both"/>
-        <w:rPr>
-          <w:rFonts w:ascii="Times New Roman" w:hAnsi="Times New Roman" w:cs="Times New Roman"/>
-          <w:kern w:val="0"/>
-          <w:sz w:val="24"/>
-          <w:szCs w:val="24"/>
-          <w14:ligatures w14:val="none"/>
-        </w:rPr>
-      </w:pPr>
-      <w:r>
-        <w:rPr>
-          <w:rFonts w:ascii="Times New Roman" w:hAnsi="Times New Roman" w:cs="Times New Roman"/>
-          <w:kern w:val="0"/>
-          <w:sz w:val="24"/>
-          <w:szCs w:val="24"/>
-          <w14:ligatures w14:val="none"/>
-        </w:rPr>
-        <w:t>[9]</w:t>
-      </w:r>
-      <w:r>
-        <w:rPr>
-          <w:rFonts w:ascii="Times New Roman" w:hAnsi="Times New Roman" w:cs="Times New Roman"/>
-          <w:kern w:val="0"/>
-          <w:sz w:val="24"/>
-          <w:szCs w:val="24"/>
-          <w14:ligatures w14:val="none"/>
-        </w:rPr>
-        <w:tab/>
-        <w:t>K. Beilenhoff, W. Heinrich and H. L. Hartnagel, "Improved finite-difference formulation in frequency domain for three-dimensional scattering problems," in IEEE Transactions on Microwave Theory and Techniques, vol. 40, no. 3, pp. 540-546, March 1992, doi: 10.1109/22.121730.</w:t>
       </w:r>
     </w:p>
     <w:sectPr>

--- a/skinGradientDecent_V5/Eighth ISIC Skin Image Analysis Workshop/Eighth ISIC Skin Image Analysis Workshop Submission.docx
+++ b/skinGradientDecent_V5/Eighth ISIC Skin Image Analysis Workshop/Eighth ISIC Skin Image Analysis Workshop Submission.docx
@@ -1249,7 +1249,7 @@
           <w:szCs w:val="20"/>
           <w14:ligatures w14:val="none"/>
         </w:rPr>
-        <w:t>Convolution……………….</w:t>
+        <w:t>Convolution</w:t>
       </w:r>
       <w:r>
         <w:rPr>
@@ -1261,35 +1261,59 @@
           <w:szCs w:val="20"/>
           <w14:ligatures w14:val="none"/>
         </w:rPr>
-        <w:t>..…............................................................................................................18</w:t>
-      </w:r>
-    </w:p>
-    <w:p>
-      <w:pPr>
-        <w:spacing w:line="480" w:lineRule="auto"/>
-        <w:jc w:val="center"/>
-        <w:rPr>
-          <w:rFonts w:ascii="Times New Roman" w:eastAsia="Times New Roman" w:hAnsi="Times New Roman" w:cs="Times New Roman"/>
-          <w:b/>
-          <w:bCs/>
-          <w:caps/>
+        <w:t xml:space="preserve"> and Cost..</w:t>
+      </w:r>
+      <w:r>
+        <w:rPr>
+          <w:rFonts w:ascii="Times New Roman" w:eastAsia="Times New Roman" w:hAnsi="Times New Roman" w:cs="Times New Roman"/>
+          <w:i/>
+          <w:iCs/>
           <w:kern w:val="0"/>
           <w:sz w:val="20"/>
           <w:szCs w:val="20"/>
           <w14:ligatures w14:val="none"/>
         </w:rPr>
-      </w:pPr>
-      <w:r>
-        <w:rPr>
-          <w:rFonts w:ascii="Times New Roman" w:eastAsia="Times New Roman" w:hAnsi="Times New Roman" w:cs="Times New Roman"/>
-          <w:b/>
-          <w:bCs/>
-          <w:caps/>
+        <w:t>….</w:t>
+      </w:r>
+      <w:r>
+        <w:rPr>
+          <w:rFonts w:ascii="Times New Roman" w:eastAsia="Times New Roman" w:hAnsi="Times New Roman" w:cs="Times New Roman"/>
+          <w:i/>
+          <w:iCs/>
           <w:kern w:val="0"/>
           <w:sz w:val="20"/>
           <w:szCs w:val="20"/>
           <w14:ligatures w14:val="none"/>
         </w:rPr>
+        <w:t>..…............................................................................................................18</w:t>
+      </w:r>
+    </w:p>
+    <w:p>
+      <w:pPr>
+        <w:spacing w:line="480" w:lineRule="auto"/>
+        <w:jc w:val="center"/>
+        <w:rPr>
+          <w:rFonts w:ascii="Times New Roman" w:eastAsia="Times New Roman" w:hAnsi="Times New Roman" w:cs="Times New Roman"/>
+          <w:b/>
+          <w:bCs/>
+          <w:caps/>
+          <w:kern w:val="0"/>
+          <w:sz w:val="20"/>
+          <w:szCs w:val="20"/>
+          <w14:ligatures w14:val="none"/>
+        </w:rPr>
+      </w:pPr>
+      <w:r>
+        <w:rPr>
+          <w:rFonts w:ascii="Times New Roman" w:eastAsia="Times New Roman" w:hAnsi="Times New Roman" w:cs="Times New Roman"/>
+          <w:b/>
+          <w:bCs/>
+          <w:caps/>
+          <w:kern w:val="0"/>
+          <w:sz w:val="20"/>
+          <w:szCs w:val="20"/>
+          <w14:ligatures w14:val="none"/>
+        </w:rPr>
         <w:t>Works Done….......................................................................................................................................................</w:t>
       </w:r>
       <w:bookmarkEnd w:id="0"/>
@@ -1925,7 +1949,25 @@
           <w:sz w:val="16"/>
           <w:szCs w:val="16"/>
         </w:rPr>
-        <w:t>............</w:t>
+        <w:t>.......</w:t>
+      </w:r>
+      <w:r>
+        <w:rPr>
+          <w:rFonts w:ascii="Times New Roman" w:eastAsia="Times New Roman" w:hAnsi="Times New Roman" w:cs="Times New Roman"/>
+          <w:caps/>
+          <w:sz w:val="16"/>
+          <w:szCs w:val="16"/>
+        </w:rPr>
+        <w:t>.</w:t>
+      </w:r>
+      <w:r>
+        <w:rPr>
+          <w:rFonts w:ascii="Times New Roman" w:eastAsia="Times New Roman" w:hAnsi="Times New Roman" w:cs="Times New Roman"/>
+          <w:caps/>
+          <w:sz w:val="16"/>
+          <w:szCs w:val="16"/>
+        </w:rPr>
+        <w:t>....</w:t>
       </w:r>
       <w:r>
         <w:rPr>
@@ -2256,7 +2298,25 @@
           <w:sz w:val="16"/>
           <w:szCs w:val="16"/>
         </w:rPr>
-        <w:t>....</w:t>
+        <w:t>..</w:t>
+      </w:r>
+      <w:r>
+        <w:rPr>
+          <w:rFonts w:ascii="Times New Roman" w:eastAsia="Times New Roman" w:hAnsi="Times New Roman" w:cs="Times New Roman"/>
+          <w:caps/>
+          <w:sz w:val="16"/>
+          <w:szCs w:val="16"/>
+        </w:rPr>
+        <w:t>.</w:t>
+      </w:r>
+      <w:r>
+        <w:rPr>
+          <w:rFonts w:ascii="Times New Roman" w:eastAsia="Times New Roman" w:hAnsi="Times New Roman" w:cs="Times New Roman"/>
+          <w:caps/>
+          <w:sz w:val="16"/>
+          <w:szCs w:val="16"/>
+        </w:rPr>
+        <w:t>.</w:t>
       </w:r>
       <w:r>
         <w:rPr>
@@ -2490,13 +2550,16 @@
     <w:p>
       <w:pPr>
         <w:spacing w:line="480" w:lineRule="auto"/>
-        <w:rPr>
-          <w:rFonts w:ascii="Times New Roman" w:eastAsia="Times New Roman" w:hAnsi="Times New Roman" w:cs="Times New Roman"/>
-          <w:b/>
-          <w:bCs/>
-          <w:caps/>
-          <w:sz w:val="16"/>
-          <w:szCs w:val="16"/>
+        <w:jc w:val="center"/>
+        <w:rPr>
+          <w:rFonts w:ascii="Times New Roman" w:eastAsia="Times New Roman" w:hAnsi="Times New Roman" w:cs="Times New Roman"/>
+          <w:b/>
+          <w:bCs/>
+          <w:caps/>
+          <w:kern w:val="0"/>
+          <w:sz w:val="24"/>
+          <w:szCs w:val="24"/>
+          <w14:ligatures w14:val="none"/>
         </w:rPr>
       </w:pPr>
     </w:p>
@@ -3097,6 +3160,19 @@
         </w:rPr>
         <w:t>1845–1918</w:t>
       </w:r>
+    </w:p>
+    <w:p>
+      <w:pPr>
+        <w:spacing w:line="480" w:lineRule="auto"/>
+        <w:jc w:val="both"/>
+        <w:rPr>
+          <w:rFonts w:ascii="Times New Roman" w:hAnsi="Times New Roman" w:cs="Times New Roman"/>
+          <w:kern w:val="0"/>
+          <w:sz w:val="24"/>
+          <w:szCs w:val="24"/>
+          <w14:ligatures w14:val="none"/>
+        </w:rPr>
+      </w:pPr>
     </w:p>
     <w:p>
       <w:pPr>
@@ -3274,9 +3350,11 @@
         <w:jc w:val="both"/>
         <w:rPr>
           <w:rFonts w:ascii="Times New Roman" w:hAnsi="Times New Roman" w:cs="Times New Roman"/>
-          <w:kern w:val="0"/>
-          <w:sz w:val="24"/>
-          <w:szCs w:val="24"/>
+          <w:b/>
+          <w:bCs/>
+          <w:kern w:val="0"/>
+          <w:sz w:val="28"/>
+          <w:szCs w:val="28"/>
           <w14:ligatures w14:val="none"/>
         </w:rPr>
       </w:pPr>
@@ -3287,9 +3365,11 @@
         <w:jc w:val="both"/>
         <w:rPr>
           <w:rFonts w:ascii="Times New Roman" w:hAnsi="Times New Roman" w:cs="Times New Roman"/>
-          <w:kern w:val="0"/>
-          <w:sz w:val="24"/>
-          <w:szCs w:val="24"/>
+          <w:b/>
+          <w:bCs/>
+          <w:kern w:val="0"/>
+          <w:sz w:val="28"/>
+          <w:szCs w:val="28"/>
           <w14:ligatures w14:val="none"/>
         </w:rPr>
       </w:pPr>
@@ -3308,6 +3388,43 @@
           <w14:ligatures w14:val="none"/>
         </w:rPr>
       </w:pPr>
+      <w:r>
+        <w:rPr>
+          <w:rFonts w:ascii="Times New Roman" w:hAnsi="Times New Roman" w:cs="Times New Roman"/>
+          <w:b/>
+          <w:bCs/>
+          <w:kern w:val="0"/>
+          <w:sz w:val="28"/>
+          <w:szCs w:val="28"/>
+          <w14:ligatures w14:val="none"/>
+        </w:rPr>
+        <w:lastRenderedPageBreak/>
+        <w:t>1.1.1 Pre-Processing</w:t>
+      </w:r>
+      <w:r>
+        <w:rPr>
+          <w:rFonts w:ascii="Times New Roman" w:hAnsi="Times New Roman" w:cs="Times New Roman"/>
+          <w:b/>
+          <w:bCs/>
+          <w:kern w:val="0"/>
+          <w:sz w:val="28"/>
+          <w:szCs w:val="28"/>
+          <w14:ligatures w14:val="none"/>
+        </w:rPr>
+        <w:t>,</w:t>
+      </w:r>
+      <w:r>
+        <w:rPr>
+          <w:rFonts w:ascii="Times New Roman" w:hAnsi="Times New Roman" w:cs="Times New Roman"/>
+          <w:b/>
+          <w:bCs/>
+          <w:kern w:val="0"/>
+          <w:sz w:val="28"/>
+          <w:szCs w:val="28"/>
+          <w14:ligatures w14:val="none"/>
+        </w:rPr>
+        <w:t xml:space="preserve"> and Truth Bias</w:t>
+      </w:r>
     </w:p>
     <w:p>
       <w:pPr>
@@ -3323,19 +3440,6 @@
           <w14:ligatures w14:val="none"/>
         </w:rPr>
       </w:pPr>
-      <w:r>
-        <w:rPr>
-          <w:rFonts w:ascii="Times New Roman" w:hAnsi="Times New Roman" w:cs="Times New Roman"/>
-          <w:b/>
-          <w:bCs/>
-          <w:kern w:val="0"/>
-          <w:sz w:val="28"/>
-          <w:szCs w:val="28"/>
-          <w14:ligatures w14:val="none"/>
-        </w:rPr>
-        <w:lastRenderedPageBreak/>
-        <w:t>1.1.1 Pre-Processing and Truth Bias</w:t>
-      </w:r>
     </w:p>
     <w:p>
       <w:pPr>
@@ -3441,6 +3545,42 @@
           <w14:ligatures w14:val="none"/>
         </w:rPr>
       </w:pPr>
+      <w:r>
+        <w:rPr>
+          <w:rFonts w:ascii="Times New Roman" w:hAnsi="Times New Roman" w:cs="Times New Roman"/>
+          <w:b/>
+          <w:bCs/>
+          <w:kern w:val="0"/>
+          <w:sz w:val="28"/>
+          <w:szCs w:val="28"/>
+          <w14:ligatures w14:val="none"/>
+        </w:rPr>
+        <w:t>1.1.2 Filter Rank</w:t>
+      </w:r>
+      <w:r>
+        <w:rPr>
+          <w:rFonts w:ascii="Times New Roman" w:hAnsi="Times New Roman" w:cs="Times New Roman"/>
+          <w:b/>
+          <w:bCs/>
+          <w:kern w:val="0"/>
+          <w:sz w:val="28"/>
+          <w:szCs w:val="28"/>
+          <w14:ligatures w14:val="none"/>
+        </w:rPr>
+        <w:t>,</w:t>
+      </w:r>
+      <w:r>
+        <w:rPr>
+          <w:rFonts w:ascii="Times New Roman" w:hAnsi="Times New Roman" w:cs="Times New Roman"/>
+          <w:b/>
+          <w:bCs/>
+          <w:kern w:val="0"/>
+          <w:sz w:val="28"/>
+          <w:szCs w:val="28"/>
+          <w14:ligatures w14:val="none"/>
+        </w:rPr>
+        <w:t xml:space="preserve"> and Training</w:t>
+      </w:r>
     </w:p>
     <w:p>
       <w:pPr>
@@ -3456,33 +3596,6 @@
           <w14:ligatures w14:val="none"/>
         </w:rPr>
       </w:pPr>
-    </w:p>
-    <w:p>
-      <w:pPr>
-        <w:spacing w:line="480" w:lineRule="auto"/>
-        <w:jc w:val="both"/>
-        <w:rPr>
-          <w:rFonts w:ascii="Times New Roman" w:hAnsi="Times New Roman" w:cs="Times New Roman"/>
-          <w:b/>
-          <w:bCs/>
-          <w:kern w:val="0"/>
-          <w:sz w:val="28"/>
-          <w:szCs w:val="28"/>
-          <w14:ligatures w14:val="none"/>
-        </w:rPr>
-      </w:pPr>
-      <w:r>
-        <w:rPr>
-          <w:rFonts w:ascii="Times New Roman" w:hAnsi="Times New Roman" w:cs="Times New Roman"/>
-          <w:b/>
-          <w:bCs/>
-          <w:kern w:val="0"/>
-          <w:sz w:val="28"/>
-          <w:szCs w:val="28"/>
-          <w14:ligatures w14:val="none"/>
-        </w:rPr>
-        <w:t>1.1.2 Filter Rank and Training</w:t>
-      </w:r>
     </w:p>
     <w:p>
       <w:pPr>
@@ -3633,7 +3746,31 @@
           <w:szCs w:val="28"/>
           <w14:ligatures w14:val="none"/>
         </w:rPr>
-        <w:t>Weight and K-Means Clustering</w:t>
+        <w:t>Weight</w:t>
+      </w:r>
+      <w:r>
+        <w:rPr>
+          <w:rFonts w:ascii="Times New Roman" w:hAnsi="Times New Roman" w:cs="Times New Roman"/>
+          <w:b/>
+          <w:bCs/>
+          <w:kern w:val="0"/>
+          <w:sz w:val="28"/>
+          <w:szCs w:val="28"/>
+          <w14:ligatures w14:val="none"/>
+        </w:rPr>
+        <w:t>,</w:t>
+      </w:r>
+      <w:r>
+        <w:rPr>
+          <w:rFonts w:ascii="Times New Roman" w:hAnsi="Times New Roman" w:cs="Times New Roman"/>
+          <w:b/>
+          <w:bCs/>
+          <w:kern w:val="0"/>
+          <w:sz w:val="28"/>
+          <w:szCs w:val="28"/>
+          <w14:ligatures w14:val="none"/>
+        </w:rPr>
+        <w:t xml:space="preserve"> and K-Means Clustering</w:t>
       </w:r>
     </w:p>
     <w:p>
@@ -4076,6 +4213,82 @@
         </w:rPr>
         <w:t>on</w:t>
       </w:r>
+      <w:r>
+        <w:rPr>
+          <w:rFonts w:ascii="Times New Roman" w:hAnsi="Times New Roman" w:cs="Times New Roman"/>
+          <w:b/>
+          <w:bCs/>
+          <w:kern w:val="0"/>
+          <w:sz w:val="28"/>
+          <w:szCs w:val="28"/>
+          <w14:ligatures w14:val="none"/>
+        </w:rPr>
+        <w:t>,</w:t>
+      </w:r>
+      <w:r>
+        <w:rPr>
+          <w:rFonts w:ascii="Times New Roman" w:hAnsi="Times New Roman" w:cs="Times New Roman"/>
+          <w:b/>
+          <w:bCs/>
+          <w:kern w:val="0"/>
+          <w:sz w:val="28"/>
+          <w:szCs w:val="28"/>
+          <w14:ligatures w14:val="none"/>
+        </w:rPr>
+        <w:t xml:space="preserve"> an</w:t>
+      </w:r>
+      <w:r>
+        <w:rPr>
+          <w:rFonts w:ascii="Times New Roman" w:hAnsi="Times New Roman" w:cs="Times New Roman"/>
+          <w:b/>
+          <w:bCs/>
+          <w:kern w:val="0"/>
+          <w:sz w:val="28"/>
+          <w:szCs w:val="28"/>
+          <w14:ligatures w14:val="none"/>
+        </w:rPr>
+        <w:t xml:space="preserve">d </w:t>
+      </w:r>
+      <w:r>
+        <w:rPr>
+          <w:rFonts w:ascii="Times New Roman" w:hAnsi="Times New Roman" w:cs="Times New Roman"/>
+          <w:b/>
+          <w:bCs/>
+          <w:kern w:val="0"/>
+          <w:sz w:val="28"/>
+          <w:szCs w:val="28"/>
+          <w14:ligatures w14:val="none"/>
+        </w:rPr>
+        <w:t>Cost</w:t>
+      </w:r>
+    </w:p>
+    <w:p>
+      <w:pPr>
+        <w:spacing w:line="480" w:lineRule="auto"/>
+        <w:rPr>
+          <w:rFonts w:ascii="Times New Roman" w:hAnsi="Times New Roman" w:cs="Times New Roman"/>
+          <w:b/>
+          <w:bCs/>
+          <w:kern w:val="0"/>
+          <w:sz w:val="28"/>
+          <w:szCs w:val="28"/>
+          <w14:ligatures w14:val="none"/>
+        </w:rPr>
+      </w:pPr>
+    </w:p>
+    <w:p>
+      <w:pPr>
+        <w:spacing w:line="480" w:lineRule="auto"/>
+        <w:rPr>
+          <w:rFonts w:ascii="Times New Roman" w:hAnsi="Times New Roman" w:cs="Times New Roman"/>
+          <w:b/>
+          <w:bCs/>
+          <w:kern w:val="0"/>
+          <w:sz w:val="28"/>
+          <w:szCs w:val="28"/>
+          <w14:ligatures w14:val="none"/>
+        </w:rPr>
+      </w:pPr>
     </w:p>
     <w:p>
       <w:pPr>
@@ -4408,53 +4621,15 @@
     </w:p>
     <w:p>
       <w:pPr>
-        <w:spacing w:line="480" w:lineRule="auto"/>
-        <w:rPr>
-          <w:rFonts w:ascii="Times New Roman" w:eastAsia="Times New Roman" w:hAnsi="Times New Roman" w:cs="Times New Roman"/>
-          <w:b/>
-          <w:bCs/>
-          <w:caps/>
-          <w:sz w:val="16"/>
-          <w:szCs w:val="16"/>
-        </w:rPr>
-      </w:pPr>
-    </w:p>
-    <w:p>
-      <w:pPr>
-        <w:spacing w:line="480" w:lineRule="auto"/>
-        <w:rPr>
-          <w:rFonts w:ascii="Times New Roman" w:eastAsia="Times New Roman" w:hAnsi="Times New Roman" w:cs="Times New Roman"/>
-          <w:b/>
-          <w:bCs/>
-          <w:caps/>
-          <w:sz w:val="16"/>
-          <w:szCs w:val="16"/>
-        </w:rPr>
-      </w:pPr>
-    </w:p>
-    <w:p>
-      <w:pPr>
-        <w:spacing w:line="480" w:lineRule="auto"/>
-        <w:rPr>
-          <w:rFonts w:ascii="Times New Roman" w:eastAsia="Times New Roman" w:hAnsi="Times New Roman" w:cs="Times New Roman"/>
-          <w:b/>
-          <w:bCs/>
-          <w:caps/>
-          <w:sz w:val="16"/>
-          <w:szCs w:val="16"/>
-        </w:rPr>
-      </w:pPr>
-    </w:p>
-    <w:p>
-      <w:pPr>
         <w:spacing w:line="240" w:lineRule="auto"/>
         <w:rPr>
-          <w:rFonts w:ascii="Times New Roman" w:eastAsia="Times New Roman" w:hAnsi="Times New Roman" w:cs="Times New Roman"/>
-          <w:b/>
-          <w:bCs/>
-          <w:caps/>
-          <w:sz w:val="16"/>
-          <w:szCs w:val="16"/>
+          <w:rFonts w:ascii="Times New Roman" w:hAnsi="Times New Roman" w:cs="Times New Roman"/>
+          <w:b/>
+          <w:bCs/>
+          <w:kern w:val="0"/>
+          <w:sz w:val="28"/>
+          <w:szCs w:val="28"/>
+          <w14:ligatures w14:val="none"/>
         </w:rPr>
       </w:pPr>
     </w:p>
@@ -4573,6 +4748,48 @@
       <w:pPr>
         <w:spacing w:line="240" w:lineRule="auto"/>
         <w:rPr>
+          <w:rFonts w:ascii="Times New Roman" w:hAnsi="Times New Roman" w:cs="Times New Roman"/>
+          <w:b/>
+          <w:bCs/>
+          <w:kern w:val="0"/>
+          <w:sz w:val="28"/>
+          <w:szCs w:val="28"/>
+          <w14:ligatures w14:val="none"/>
+        </w:rPr>
+      </w:pPr>
+    </w:p>
+    <w:p>
+      <w:pPr>
+        <w:spacing w:line="240" w:lineRule="auto"/>
+        <w:rPr>
+          <w:rFonts w:ascii="Times New Roman" w:hAnsi="Times New Roman" w:cs="Times New Roman"/>
+          <w:b/>
+          <w:bCs/>
+          <w:kern w:val="0"/>
+          <w:sz w:val="28"/>
+          <w:szCs w:val="28"/>
+          <w14:ligatures w14:val="none"/>
+        </w:rPr>
+      </w:pPr>
+    </w:p>
+    <w:p>
+      <w:pPr>
+        <w:spacing w:line="240" w:lineRule="auto"/>
+        <w:rPr>
+          <w:rFonts w:ascii="Times New Roman" w:hAnsi="Times New Roman" w:cs="Times New Roman"/>
+          <w:b/>
+          <w:bCs/>
+          <w:kern w:val="0"/>
+          <w:sz w:val="28"/>
+          <w:szCs w:val="28"/>
+          <w14:ligatures w14:val="none"/>
+        </w:rPr>
+      </w:pPr>
+    </w:p>
+    <w:p>
+      <w:pPr>
+        <w:spacing w:line="240" w:lineRule="auto"/>
+        <w:rPr>
           <w:rFonts w:ascii="Times New Roman" w:eastAsia="Times New Roman" w:hAnsi="Times New Roman" w:cs="Times New Roman"/>
           <w:b/>
           <w:bCs/>
@@ -4739,90 +4956,6 @@
         </w:rPr>
         <w:t>Times New Roman</w:t>
       </w:r>
-    </w:p>
-    <w:p>
-      <w:pPr>
-        <w:spacing w:line="240" w:lineRule="auto"/>
-        <w:rPr>
-          <w:rFonts w:ascii="Times New Roman" w:hAnsi="Times New Roman" w:cs="Times New Roman"/>
-          <w:b/>
-          <w:bCs/>
-          <w:kern w:val="0"/>
-          <w:sz w:val="28"/>
-          <w:szCs w:val="28"/>
-          <w14:ligatures w14:val="none"/>
-        </w:rPr>
-      </w:pPr>
-    </w:p>
-    <w:p>
-      <w:pPr>
-        <w:spacing w:line="240" w:lineRule="auto"/>
-        <w:rPr>
-          <w:rFonts w:ascii="Times New Roman" w:hAnsi="Times New Roman" w:cs="Times New Roman"/>
-          <w:b/>
-          <w:bCs/>
-          <w:kern w:val="0"/>
-          <w:sz w:val="28"/>
-          <w:szCs w:val="28"/>
-          <w14:ligatures w14:val="none"/>
-        </w:rPr>
-      </w:pPr>
-    </w:p>
-    <w:p>
-      <w:pPr>
-        <w:spacing w:line="240" w:lineRule="auto"/>
-        <w:rPr>
-          <w:rFonts w:ascii="Times New Roman" w:hAnsi="Times New Roman" w:cs="Times New Roman"/>
-          <w:b/>
-          <w:bCs/>
-          <w:kern w:val="0"/>
-          <w:sz w:val="28"/>
-          <w:szCs w:val="28"/>
-          <w14:ligatures w14:val="none"/>
-        </w:rPr>
-      </w:pPr>
-    </w:p>
-    <w:p>
-      <w:pPr>
-        <w:spacing w:line="240" w:lineRule="auto"/>
-        <w:rPr>
-          <w:rFonts w:ascii="Times New Roman" w:hAnsi="Times New Roman" w:cs="Times New Roman"/>
-          <w:b/>
-          <w:bCs/>
-          <w:kern w:val="0"/>
-          <w:sz w:val="28"/>
-          <w:szCs w:val="28"/>
-          <w14:ligatures w14:val="none"/>
-        </w:rPr>
-      </w:pPr>
-    </w:p>
-    <w:p>
-      <w:pPr>
-        <w:spacing w:line="240" w:lineRule="auto"/>
-        <w:rPr>
-          <w:rFonts w:ascii="Times New Roman" w:hAnsi="Times New Roman" w:cs="Times New Roman"/>
-          <w:b/>
-          <w:bCs/>
-          <w:kern w:val="0"/>
-          <w:sz w:val="28"/>
-          <w:szCs w:val="28"/>
-          <w14:ligatures w14:val="none"/>
-        </w:rPr>
-      </w:pPr>
-    </w:p>
-    <w:p>
-      <w:pPr>
-        <w:spacing w:line="240" w:lineRule="auto"/>
-        <w:rPr>
-          <w:rFonts w:ascii="Times New Roman" w:hAnsi="Times New Roman" w:cs="Times New Roman"/>
-          <w:b/>
-          <w:bCs/>
-          <w:kern w:val="0"/>
-          <w:sz w:val="28"/>
-          <w:szCs w:val="28"/>
-          <w14:ligatures w14:val="none"/>
-        </w:rPr>
-      </w:pPr>
     </w:p>
     <w:p>
       <w:pPr>
@@ -4930,6 +5063,44 @@
         <w:jc w:val="both"/>
         <w:rPr>
           <w:rFonts w:ascii="Times New Roman" w:hAnsi="Times New Roman" w:cs="Times New Roman"/>
+          <w:b/>
+          <w:bCs/>
+          <w:kern w:val="0"/>
+          <w:sz w:val="28"/>
+          <w:szCs w:val="28"/>
+          <w14:ligatures w14:val="none"/>
+        </w:rPr>
+      </w:pPr>
+    </w:p>
+    <w:p>
+      <w:pPr>
+        <w:autoSpaceDE w:val="0"/>
+        <w:autoSpaceDN w:val="0"/>
+        <w:adjustRightInd w:val="0"/>
+        <w:spacing w:line="480" w:lineRule="auto"/>
+        <w:jc w:val="center"/>
+        <w:rPr>
+          <w:rFonts w:ascii="Times New Roman" w:hAnsi="Times New Roman" w:cs="Times New Roman"/>
+          <w:b/>
+          <w:bCs/>
+          <w:kern w:val="0"/>
+          <w:sz w:val="28"/>
+          <w:szCs w:val="28"/>
+          <w14:ligatures w14:val="none"/>
+        </w:rPr>
+      </w:pPr>
+    </w:p>
+    <w:p>
+      <w:pPr>
+        <w:autoSpaceDE w:val="0"/>
+        <w:autoSpaceDN w:val="0"/>
+        <w:adjustRightInd w:val="0"/>
+        <w:spacing w:line="480" w:lineRule="auto"/>
+        <w:jc w:val="center"/>
+        <w:rPr>
+          <w:rFonts w:ascii="Times New Roman" w:hAnsi="Times New Roman" w:cs="Times New Roman"/>
+          <w:b/>
+          <w:bCs/>
           <w:kern w:val="0"/>
           <w:sz w:val="28"/>
           <w:szCs w:val="28"/>

--- a/skinGradientDecent_V5/Eighth ISIC Skin Image Analysis Workshop/Eighth ISIC Skin Image Analysis Workshop Submission.docx
+++ b/skinGradientDecent_V5/Eighth ISIC Skin Image Analysis Workshop/Eighth ISIC Skin Image Analysis Workshop Submission.docx
@@ -5173,7 +5173,38 @@
           <w14:ligatures w14:val="none"/>
         </w:rPr>
         <w:tab/>
-        <w:t>T. Hubing, C. Su, H. Zeng, and H. Ke, "Survey of Current Computational Electromagnetics Techniques and Software," Clemson Vehicular Electronics Laboratory Technical Report: CVEL-08-011.3, June 6, 2009</w:t>
+      </w:r>
+      <w:r>
+        <w:rPr>
+          <w:rFonts w:ascii="Times New Roman" w:hAnsi="Times New Roman" w:cs="Times New Roman"/>
+          <w:kern w:val="0"/>
+          <w:sz w:val="24"/>
+          <w:szCs w:val="24"/>
+          <w14:ligatures w14:val="none"/>
+        </w:rPr>
+        <w:t xml:space="preserve">J. Kawahara, S. Daneshvar, G. Argenziano and G. Hamarneh, "Seven-Point Checklist and Skin Lesion Classification Using Multitask Multimodal Neural Nets," in </w:t>
+      </w:r>
+      <w:r>
+        <w:rPr>
+          <w:rFonts w:ascii="Times New Roman" w:hAnsi="Times New Roman" w:cs="Times New Roman"/>
+          <w:i/>
+          <w:iCs/>
+          <w:kern w:val="0"/>
+          <w:sz w:val="24"/>
+          <w:szCs w:val="24"/>
+          <w14:ligatures w14:val="none"/>
+        </w:rPr>
+        <w:t>IEEE Journal of Biomedical and Health Informatics</w:t>
+      </w:r>
+      <w:r>
+        <w:rPr>
+          <w:rFonts w:ascii="Times New Roman" w:hAnsi="Times New Roman" w:cs="Times New Roman"/>
+          <w:kern w:val="0"/>
+          <w:sz w:val="24"/>
+          <w:szCs w:val="24"/>
+          <w14:ligatures w14:val="none"/>
+        </w:rPr>
+        <w:t>, vol. 23, no. 2, pp. 538-546, March 2019, doi: 10.1109/JBHI.2018.2824327.</w:t>
       </w:r>
     </w:p>
     <w:p>
@@ -5210,7 +5241,38 @@
           <w14:ligatures w14:val="none"/>
         </w:rPr>
         <w:tab/>
-        <w:t>E. K. Miller, “A Selective survey of Computational Electromagnetics,” IEEE Trans. Ant. &amp;Prop., vol. 36, pp. 1281-1305, Sept. 1988.</w:t>
+      </w:r>
+      <w:r>
+        <w:rPr>
+          <w:rFonts w:ascii="Times New Roman" w:hAnsi="Times New Roman" w:cs="Times New Roman"/>
+          <w:kern w:val="0"/>
+          <w:sz w:val="24"/>
+          <w:szCs w:val="24"/>
+          <w14:ligatures w14:val="none"/>
+        </w:rPr>
+        <w:t xml:space="preserve">I. Giotis, N. Molders, S. Land, M. Biehl, M.F. Jonkman and N. Petkov: "MED-NODE: A computer-assisted melanoma diagnosis system using non-dermoscopic images", </w:t>
+      </w:r>
+      <w:r>
+        <w:rPr>
+          <w:rFonts w:ascii="Times New Roman" w:hAnsi="Times New Roman" w:cs="Times New Roman"/>
+          <w:i/>
+          <w:iCs/>
+          <w:kern w:val="0"/>
+          <w:sz w:val="24"/>
+          <w:szCs w:val="24"/>
+          <w14:ligatures w14:val="none"/>
+        </w:rPr>
+        <w:t>Expert Systems with Applications</w:t>
+      </w:r>
+      <w:r>
+        <w:rPr>
+          <w:rFonts w:ascii="Times New Roman" w:hAnsi="Times New Roman" w:cs="Times New Roman"/>
+          <w:kern w:val="0"/>
+          <w:sz w:val="24"/>
+          <w:szCs w:val="24"/>
+          <w14:ligatures w14:val="none"/>
+        </w:rPr>
+        <w:t>, 42 (2015), 6578-6585</w:t>
       </w:r>
     </w:p>
     <w:p>
@@ -5263,7 +5325,16 @@
           <w14:ligatures w14:val="none"/>
         </w:rPr>
         <w:tab/>
-        <w:t xml:space="preserve">Lindell, I. V., &amp; Sihvola, A. H. (2019). </w:t>
+      </w:r>
+      <w:r>
+        <w:rPr>
+          <w:rFonts w:ascii="Times New Roman" w:hAnsi="Times New Roman" w:cs="Times New Roman"/>
+          <w:kern w:val="0"/>
+          <w:sz w:val="24"/>
+          <w:szCs w:val="24"/>
+          <w14:ligatures w14:val="none"/>
+        </w:rPr>
+        <w:t>Cauchy, A. (2009)</w:t>
       </w:r>
       <w:r>
         <w:rPr>
@@ -5275,18 +5346,118 @@
           <w:szCs w:val="24"/>
           <w14:ligatures w14:val="none"/>
         </w:rPr>
-        <w:t>Boundary conditions in electromagnetics</w:t>
-      </w:r>
-      <w:r>
-        <w:rPr>
-          <w:rFonts w:ascii="Times New Roman" w:hAnsi="Times New Roman" w:cs="Times New Roman"/>
-          <w:kern w:val="0"/>
-          <w:sz w:val="24"/>
-          <w:szCs w:val="24"/>
-          <w14:ligatures w14:val="none"/>
-        </w:rPr>
-        <w:t>. Newark: John Wiley et Sons, Incorporated.</w:t>
-      </w:r>
+        <w:t>. ANALYSE MATHÉMATIQUE. – Méthodc générale pour la résolution des systèmes d'équations simultanées.</w:t>
+      </w:r>
+      <w:r>
+        <w:rPr>
+          <w:rFonts w:ascii="Times New Roman" w:hAnsi="Times New Roman" w:cs="Times New Roman"/>
+          <w:kern w:val="0"/>
+          <w:sz w:val="24"/>
+          <w:szCs w:val="24"/>
+          <w14:ligatures w14:val="none"/>
+        </w:rPr>
+        <w:t xml:space="preserve"> </w:t>
+      </w:r>
+    </w:p>
+    <w:p>
+      <w:pPr>
+        <w:autoSpaceDE w:val="0"/>
+        <w:autoSpaceDN w:val="0"/>
+        <w:adjustRightInd w:val="0"/>
+        <w:spacing w:line="252" w:lineRule="auto"/>
+        <w:jc w:val="both"/>
+        <w:rPr>
+          <w:rFonts w:ascii="Times New Roman" w:hAnsi="Times New Roman" w:cs="Times New Roman"/>
+          <w:kern w:val="0"/>
+          <w:sz w:val="24"/>
+          <w:szCs w:val="24"/>
+          <w14:ligatures w14:val="none"/>
+        </w:rPr>
+      </w:pPr>
+      <w:bookmarkStart w:id="4" w:name="_Hlk137163932"/>
+      <w:r>
+        <w:rPr>
+          <w:rFonts w:ascii="Times New Roman" w:hAnsi="Times New Roman" w:cs="Times New Roman"/>
+          <w:kern w:val="0"/>
+          <w:sz w:val="24"/>
+          <w:szCs w:val="24"/>
+          <w14:ligatures w14:val="none"/>
+        </w:rPr>
+        <w:t>[4]</w:t>
+      </w:r>
+      <w:r>
+        <w:rPr>
+          <w:rFonts w:ascii="Times New Roman" w:hAnsi="Times New Roman" w:cs="Times New Roman"/>
+          <w:kern w:val="0"/>
+          <w:sz w:val="24"/>
+          <w:szCs w:val="24"/>
+          <w14:ligatures w14:val="none"/>
+        </w:rPr>
+        <w:tab/>
+      </w:r>
+      <w:r>
+        <w:rPr>
+          <w:rFonts w:ascii="Times New Roman" w:hAnsi="Times New Roman" w:cs="Times New Roman"/>
+          <w:kern w:val="0"/>
+          <w:sz w:val="24"/>
+          <w:szCs w:val="24"/>
+          <w14:ligatures w14:val="none"/>
+        </w:rPr>
+        <w:t>Russell, Stuart J. (Stuart Jonathan)</w:t>
+      </w:r>
+      <w:r>
+        <w:rPr>
+          <w:rFonts w:ascii="Times New Roman" w:hAnsi="Times New Roman" w:cs="Times New Roman"/>
+          <w:i/>
+          <w:iCs/>
+          <w:kern w:val="0"/>
+          <w:sz w:val="24"/>
+          <w:szCs w:val="24"/>
+          <w14:ligatures w14:val="none"/>
+        </w:rPr>
+        <w:t xml:space="preserve">, 1962-. Artificial Intelligence : </w:t>
+      </w:r>
+      <w:r>
+        <w:rPr>
+          <w:rFonts w:ascii="Times New Roman" w:hAnsi="Times New Roman" w:cs="Times New Roman"/>
+          <w:i/>
+          <w:iCs/>
+          <w:kern w:val="0"/>
+          <w:sz w:val="24"/>
+          <w:szCs w:val="24"/>
+          <w14:ligatures w14:val="none"/>
+        </w:rPr>
+        <w:t>A</w:t>
+      </w:r>
+      <w:r>
+        <w:rPr>
+          <w:rFonts w:ascii="Times New Roman" w:hAnsi="Times New Roman" w:cs="Times New Roman"/>
+          <w:i/>
+          <w:iCs/>
+          <w:kern w:val="0"/>
+          <w:sz w:val="24"/>
+          <w:szCs w:val="24"/>
+          <w14:ligatures w14:val="none"/>
+        </w:rPr>
+        <w:t xml:space="preserve"> Modern Approach. Upper Saddle River, N.J. :Prentice Hall, 2010.</w:t>
+      </w:r>
+    </w:p>
+    <w:bookmarkEnd w:id="4"/>
+    <w:p>
+      <w:pPr>
+        <w:autoSpaceDE w:val="0"/>
+        <w:autoSpaceDN w:val="0"/>
+        <w:adjustRightInd w:val="0"/>
+        <w:spacing w:line="252" w:lineRule="auto"/>
+        <w:jc w:val="both"/>
+        <w:rPr>
+          <w:rFonts w:ascii="Times New Roman" w:hAnsi="Times New Roman" w:cs="Times New Roman"/>
+          <w:kern w:val="0"/>
+          <w:sz w:val="24"/>
+          <w:szCs w:val="24"/>
+          <w14:ligatures w14:val="none"/>
+        </w:rPr>
+      </w:pPr>
     </w:p>
     <w:p>
       <w:pPr>
@@ -5303,211 +5474,6 @@
           <w14:ligatures w14:val="none"/>
         </w:rPr>
       </w:pPr>
-      <w:r>
-        <w:rPr>
-          <w:rFonts w:ascii="Times New Roman" w:hAnsi="Times New Roman" w:cs="Times New Roman"/>
-          <w:kern w:val="0"/>
-          <w:sz w:val="24"/>
-          <w:szCs w:val="24"/>
-          <w14:ligatures w14:val="none"/>
-        </w:rPr>
-        <w:t>[4]</w:t>
-      </w:r>
-      <w:r>
-        <w:rPr>
-          <w:rFonts w:ascii="Times New Roman" w:hAnsi="Times New Roman" w:cs="Times New Roman"/>
-          <w:kern w:val="0"/>
-          <w:sz w:val="24"/>
-          <w:szCs w:val="24"/>
-          <w14:ligatures w14:val="none"/>
-        </w:rPr>
-        <w:tab/>
-        <w:t>Jean-Pierre Berenger, A perfectly matched layer for the absorption of electromagnetic waves, Journal of Computational Physics, Volume 114, Issue 2, 1994, Pages 185-200.</w:t>
-      </w:r>
-    </w:p>
-    <w:p>
-      <w:pPr>
-        <w:autoSpaceDE w:val="0"/>
-        <w:autoSpaceDN w:val="0"/>
-        <w:adjustRightInd w:val="0"/>
-        <w:spacing w:line="240" w:lineRule="auto"/>
-        <w:jc w:val="both"/>
-        <w:rPr>
-          <w:rFonts w:ascii="Times New Roman" w:hAnsi="Times New Roman" w:cs="Times New Roman"/>
-          <w:kern w:val="0"/>
-          <w:sz w:val="24"/>
-          <w:szCs w:val="24"/>
-          <w14:ligatures w14:val="none"/>
-        </w:rPr>
-      </w:pPr>
-      <w:r>
-        <w:rPr>
-          <w:rFonts w:ascii="Times New Roman" w:hAnsi="Times New Roman" w:cs="Times New Roman"/>
-          <w:kern w:val="0"/>
-          <w:sz w:val="24"/>
-          <w:szCs w:val="24"/>
-          <w14:ligatures w14:val="none"/>
-        </w:rPr>
-        <w:t>[5]</w:t>
-      </w:r>
-      <w:r>
-        <w:rPr>
-          <w:rFonts w:ascii="Times New Roman" w:hAnsi="Times New Roman" w:cs="Times New Roman"/>
-          <w:kern w:val="0"/>
-          <w:sz w:val="24"/>
-          <w:szCs w:val="24"/>
-          <w14:ligatures w14:val="none"/>
-        </w:rPr>
-        <w:tab/>
-        <w:t>V. Demir, Alkan, E. (2013). Double-Grid Finite-Difference Frequency-Domain (DG-FDFD) method for scattering from chiral objects. S.l.: Morgan &amp; Claypool.</w:t>
-      </w:r>
-    </w:p>
-    <w:p>
-      <w:pPr>
-        <w:autoSpaceDE w:val="0"/>
-        <w:autoSpaceDN w:val="0"/>
-        <w:adjustRightInd w:val="0"/>
-        <w:spacing w:after="0" w:line="240" w:lineRule="auto"/>
-        <w:jc w:val="both"/>
-        <w:rPr>
-          <w:rFonts w:ascii="Times New Roman" w:hAnsi="Times New Roman" w:cs="Times New Roman"/>
-          <w:kern w:val="0"/>
-          <w:sz w:val="24"/>
-          <w:szCs w:val="24"/>
-          <w14:ligatures w14:val="none"/>
-        </w:rPr>
-      </w:pPr>
-      <w:r>
-        <w:rPr>
-          <w:rFonts w:ascii="Times New Roman" w:hAnsi="Times New Roman" w:cs="Times New Roman"/>
-          <w:kern w:val="0"/>
-          <w:sz w:val="24"/>
-          <w:szCs w:val="24"/>
-          <w14:ligatures w14:val="none"/>
-        </w:rPr>
-        <w:t xml:space="preserve">[6] </w:t>
-      </w:r>
-      <w:r>
-        <w:rPr>
-          <w:rFonts w:ascii="Times New Roman" w:hAnsi="Times New Roman" w:cs="Times New Roman"/>
-          <w:kern w:val="0"/>
-          <w:sz w:val="24"/>
-          <w:szCs w:val="24"/>
-          <w14:ligatures w14:val="none"/>
-        </w:rPr>
-        <w:tab/>
-        <w:t>Elsherbeni, A. Z., &amp; Demir, V. (2016). The finite-difference time-domain: Method for electromagnetics with MATLAB simulations. Edison, NJ: SciTech Publishing, an imprint of the IET.</w:t>
-      </w:r>
-    </w:p>
-    <w:p>
-      <w:pPr>
-        <w:autoSpaceDE w:val="0"/>
-        <w:autoSpaceDN w:val="0"/>
-        <w:adjustRightInd w:val="0"/>
-        <w:spacing w:after="0" w:line="240" w:lineRule="auto"/>
-        <w:jc w:val="both"/>
-        <w:rPr>
-          <w:rFonts w:ascii="Times New Roman" w:hAnsi="Times New Roman" w:cs="Times New Roman"/>
-          <w:kern w:val="0"/>
-          <w:sz w:val="24"/>
-          <w:szCs w:val="24"/>
-          <w14:ligatures w14:val="none"/>
-        </w:rPr>
-      </w:pPr>
-    </w:p>
-    <w:p>
-      <w:pPr>
-        <w:autoSpaceDE w:val="0"/>
-        <w:autoSpaceDN w:val="0"/>
-        <w:adjustRightInd w:val="0"/>
-        <w:spacing w:line="240" w:lineRule="auto"/>
-        <w:jc w:val="both"/>
-        <w:rPr>
-          <w:rFonts w:ascii="Times New Roman" w:hAnsi="Times New Roman" w:cs="Times New Roman"/>
-          <w:kern w:val="0"/>
-          <w:sz w:val="24"/>
-          <w:szCs w:val="24"/>
-          <w14:ligatures w14:val="none"/>
-        </w:rPr>
-      </w:pPr>
-      <w:r>
-        <w:rPr>
-          <w:rFonts w:ascii="Times New Roman" w:hAnsi="Times New Roman" w:cs="Times New Roman"/>
-          <w:kern w:val="0"/>
-          <w:sz w:val="24"/>
-          <w:szCs w:val="24"/>
-          <w14:ligatures w14:val="none"/>
-        </w:rPr>
-        <w:t>[7]</w:t>
-      </w:r>
-      <w:r>
-        <w:rPr>
-          <w:rFonts w:ascii="Times New Roman" w:hAnsi="Times New Roman" w:cs="Times New Roman"/>
-          <w:kern w:val="0"/>
-          <w:sz w:val="24"/>
-          <w:szCs w:val="24"/>
-          <w14:ligatures w14:val="none"/>
-        </w:rPr>
-        <w:tab/>
-        <w:t>Kane Yee, "Numerical solution of initial boundary value problems involving maxwell's equations in isotropic media," in IEEE Transactions on Antennas and Propagation, vol. 14, no. 3, pp. 302-307, May 1966, doi: 10.1109/TAP.1966.1138693.</w:t>
-      </w:r>
-    </w:p>
-    <w:p>
-      <w:pPr>
-        <w:autoSpaceDE w:val="0"/>
-        <w:autoSpaceDN w:val="0"/>
-        <w:adjustRightInd w:val="0"/>
-        <w:spacing w:line="240" w:lineRule="auto"/>
-        <w:jc w:val="both"/>
-        <w:rPr>
-          <w:rFonts w:ascii="Times New Roman" w:hAnsi="Times New Roman" w:cs="Times New Roman"/>
-          <w:kern w:val="0"/>
-          <w:sz w:val="24"/>
-          <w:szCs w:val="24"/>
-          <w14:ligatures w14:val="none"/>
-        </w:rPr>
-      </w:pPr>
-      <w:r>
-        <w:rPr>
-          <w:rFonts w:ascii="Times New Roman" w:hAnsi="Times New Roman" w:cs="Times New Roman"/>
-          <w:kern w:val="0"/>
-          <w:sz w:val="24"/>
-          <w:szCs w:val="24"/>
-          <w14:ligatures w14:val="none"/>
-        </w:rPr>
-        <w:t>[8]</w:t>
-      </w:r>
-      <w:r>
-        <w:rPr>
-          <w:rFonts w:ascii="Times New Roman" w:hAnsi="Times New Roman" w:cs="Times New Roman"/>
-          <w:kern w:val="0"/>
-          <w:sz w:val="24"/>
-          <w:szCs w:val="24"/>
-          <w14:ligatures w14:val="none"/>
-        </w:rPr>
-        <w:tab/>
-        <w:t>B. J. McCartin and J. F. Dicello, "</w:t>
-      </w:r>
-      <w:r>
-        <w:rPr>
-          <w:rFonts w:ascii="Times New Roman" w:hAnsi="Times New Roman" w:cs="Times New Roman"/>
-          <w:kern w:val="0"/>
-          <w:sz w:val="24"/>
-          <w:szCs w:val="24"/>
-          <w14:ligatures w14:val="none"/>
-        </w:rPr>
-        <w:t>Three-dimensional</w:t>
-      </w:r>
-      <w:r>
-        <w:rPr>
-          <w:rFonts w:ascii="Times New Roman" w:hAnsi="Times New Roman" w:cs="Times New Roman"/>
-          <w:kern w:val="0"/>
-          <w:sz w:val="24"/>
-          <w:szCs w:val="24"/>
-          <w14:ligatures w14:val="none"/>
-        </w:rPr>
-        <w:t xml:space="preserve"> finite difference frequency domain scattering computation using the Control Region Approximation," in IEEE Transactions on Magnetics, vol. 25, no. 4, pp. 3092-3094, July 1989, doi: 10.1109/20.34378.</w:t>
-      </w:r>
     </w:p>
     <w:sectPr>
       <w:footerReference w:type="default" r:id="rId7"/>
@@ -6173,7 +6139,6 @@
   <w:style w:type="character" w:default="1" w:styleId="DefaultParagraphFont">
     <w:name w:val="Default Paragraph Font"/>
     <w:uiPriority w:val="1"/>
-    <w:semiHidden/>
     <w:unhideWhenUsed/>
   </w:style>
   <w:style w:type="table" w:default="1" w:styleId="TableNormal">
@@ -6272,6 +6237,29 @@
       <w:ind w:left="720"/>
       <w:contextualSpacing/>
     </w:pPr>
+  </w:style>
+  <w:style w:type="character" w:styleId="Hyperlink">
+    <w:name w:val="Hyperlink"/>
+    <w:basedOn w:val="DefaultParagraphFont"/>
+    <w:uiPriority w:val="99"/>
+    <w:unhideWhenUsed/>
+    <w:rsid w:val="00AE5728"/>
+    <w:rPr>
+      <w:color w:val="0563C1" w:themeColor="hyperlink"/>
+      <w:u w:val="single"/>
+    </w:rPr>
+  </w:style>
+  <w:style w:type="character" w:styleId="UnresolvedMention">
+    <w:name w:val="Unresolved Mention"/>
+    <w:basedOn w:val="DefaultParagraphFont"/>
+    <w:uiPriority w:val="99"/>
+    <w:semiHidden/>
+    <w:unhideWhenUsed/>
+    <w:rsid w:val="00AE5728"/>
+    <w:rPr>
+      <w:color w:val="605E5C"/>
+      <w:shd w:val="clear" w:color="auto" w:fill="E1DFDD"/>
+    </w:rPr>
   </w:style>
 </w:styles>
 </file>

--- a/skinGradientDecent_V5/Eighth ISIC Skin Image Analysis Workshop/Eighth ISIC Skin Image Analysis Workshop Submission.docx
+++ b/skinGradientDecent_V5/Eighth ISIC Skin Image Analysis Workshop/Eighth ISIC Skin Image Analysis Workshop Submission.docx
@@ -296,7 +296,23 @@
           <w:sz w:val="24"/>
           <w:szCs w:val="24"/>
         </w:rPr>
-        <w:t xml:space="preserve">, which minimizes cost and time when identifying </w:t>
+        <w:t xml:space="preserve">, </w:t>
+      </w:r>
+      <w:r>
+        <w:rPr>
+          <w:rFonts w:ascii="Times New Roman" w:hAnsi="Times New Roman" w:cs="Times New Roman"/>
+          <w:sz w:val="24"/>
+          <w:szCs w:val="24"/>
+        </w:rPr>
+        <w:t xml:space="preserve">enabled with infinite parameter gain, </w:t>
+      </w:r>
+      <w:r>
+        <w:rPr>
+          <w:rFonts w:ascii="Times New Roman" w:hAnsi="Times New Roman" w:cs="Times New Roman"/>
+          <w:sz w:val="24"/>
+          <w:szCs w:val="24"/>
+        </w:rPr>
+        <w:t xml:space="preserve">which minimizes cost and time when identifying </w:t>
       </w:r>
       <w:r>
         <w:rPr>
@@ -305,6 +321,14 @@
           <w:szCs w:val="24"/>
         </w:rPr>
         <w:t xml:space="preserve">and discriminating </w:t>
+      </w:r>
+      <w:r>
+        <w:rPr>
+          <w:rFonts w:ascii="Times New Roman" w:hAnsi="Times New Roman" w:cs="Times New Roman"/>
+          <w:sz w:val="24"/>
+          <w:szCs w:val="24"/>
+        </w:rPr>
+        <w:t xml:space="preserve">a multiplicity of </w:t>
       </w:r>
       <w:r>
         <w:rPr>
@@ -406,7 +430,6 @@
           <w:sz w:val="28"/>
           <w:szCs w:val="28"/>
         </w:rPr>
-        <w:lastRenderedPageBreak/>
         <w:t>Northern Illinos University</w:t>
       </w:r>
     </w:p>
@@ -762,14 +785,6 @@
     </w:p>
     <w:p>
       <w:pPr>
-        <w:rPr>
-          <w:b/>
-          <w:bCs/>
-        </w:rPr>
-      </w:pPr>
-    </w:p>
-    <w:p>
-      <w:pPr>
         <w:spacing w:line="480" w:lineRule="auto"/>
         <w:jc w:val="center"/>
         <w:rPr>
@@ -814,48 +829,6 @@
     <w:p>
       <w:pPr>
         <w:spacing w:line="480" w:lineRule="auto"/>
-        <w:jc w:val="center"/>
-        <w:rPr>
-          <w:rFonts w:ascii="Times New Roman" w:eastAsia="Times New Roman" w:hAnsi="Times New Roman" w:cs="Times New Roman"/>
-          <w:b/>
-          <w:bCs/>
-          <w:kern w:val="0"/>
-          <w:sz w:val="24"/>
-          <w:szCs w:val="24"/>
-          <w14:ligatures w14:val="none"/>
-        </w:rPr>
-      </w:pPr>
-      <w:r>
-        <w:rPr>
-          <w:rFonts w:ascii="Times New Roman" w:eastAsia="Times New Roman" w:hAnsi="Times New Roman" w:cs="Times New Roman"/>
-          <w:b/>
-          <w:bCs/>
-          <w:caps/>
-          <w:kern w:val="0"/>
-          <w:sz w:val="20"/>
-          <w:szCs w:val="20"/>
-          <w14:ligatures w14:val="none"/>
-        </w:rPr>
-        <w:t>LIST OF FIGURES and tables............................................................................................................................</w:t>
-      </w:r>
-      <w:r>
-        <w:rPr>
-          <w:rFonts w:ascii="Times New Roman" w:eastAsia="Times New Roman" w:hAnsi="Times New Roman" w:cs="Times New Roman"/>
-          <w:b/>
-          <w:bCs/>
-          <w:caps/>
-          <w:kern w:val="0"/>
-          <w:sz w:val="20"/>
-          <w:szCs w:val="20"/>
-          <w14:ligatures w14:val="none"/>
-        </w:rPr>
-        <w:t>4</w:t>
-      </w:r>
-    </w:p>
-    <w:p>
-      <w:pPr>
-        <w:spacing w:line="480" w:lineRule="auto"/>
-        <w:jc w:val="center"/>
         <w:rPr>
           <w:rFonts w:ascii="Times New Roman" w:eastAsia="Times New Roman" w:hAnsi="Times New Roman" w:cs="Times New Roman"/>
           <w:b/>
@@ -1676,6 +1649,21 @@
     <w:p>
       <w:pPr>
         <w:spacing w:line="480" w:lineRule="auto"/>
+        <w:rPr>
+          <w:rFonts w:ascii="Times New Roman" w:eastAsia="Times New Roman" w:hAnsi="Times New Roman" w:cs="Times New Roman"/>
+          <w:b/>
+          <w:bCs/>
+          <w:caps/>
+          <w:kern w:val="0"/>
+          <w:sz w:val="20"/>
+          <w:szCs w:val="20"/>
+          <w14:ligatures w14:val="none"/>
+        </w:rPr>
+      </w:pPr>
+    </w:p>
+    <w:p>
+      <w:pPr>
+        <w:spacing w:line="480" w:lineRule="auto"/>
         <w:jc w:val="center"/>
         <w:rPr>
           <w:rFonts w:ascii="Times New Roman" w:eastAsia="Times New Roman" w:hAnsi="Times New Roman" w:cs="Times New Roman"/>
@@ -1683,867 +1671,9 @@
           <w:bCs/>
           <w:caps/>
           <w:kern w:val="0"/>
-          <w:sz w:val="20"/>
-          <w:szCs w:val="20"/>
-          <w14:ligatures w14:val="none"/>
-        </w:rPr>
-      </w:pPr>
-    </w:p>
-    <w:p>
-      <w:pPr>
-        <w:spacing w:line="480" w:lineRule="auto"/>
-        <w:jc w:val="center"/>
-        <w:rPr>
-          <w:rFonts w:ascii="Times New Roman" w:eastAsia="Times New Roman" w:hAnsi="Times New Roman" w:cs="Times New Roman"/>
-          <w:b/>
-          <w:bCs/>
-          <w:caps/>
-          <w:kern w:val="0"/>
-          <w:sz w:val="20"/>
-          <w:szCs w:val="20"/>
-          <w14:ligatures w14:val="none"/>
-        </w:rPr>
-      </w:pPr>
-    </w:p>
-    <w:p>
-      <w:pPr>
-        <w:spacing w:line="480" w:lineRule="auto"/>
-        <w:jc w:val="center"/>
-        <w:rPr>
-          <w:rFonts w:ascii="Times New Roman" w:eastAsia="Times New Roman" w:hAnsi="Times New Roman" w:cs="Times New Roman"/>
-          <w:caps/>
-        </w:rPr>
-      </w:pPr>
-      <w:r>
-        <w:rPr>
-          <w:rFonts w:ascii="Times New Roman" w:eastAsia="Times New Roman" w:hAnsi="Times New Roman" w:cs="Times New Roman"/>
-          <w:caps/>
-        </w:rPr>
-        <w:lastRenderedPageBreak/>
-        <w:t>LIST OF</w:t>
-      </w:r>
-      <w:r>
-        <w:rPr>
-          <w:rFonts w:ascii="Times New Roman" w:eastAsia="Times New Roman" w:hAnsi="Times New Roman" w:cs="Times New Roman"/>
-          <w:caps/>
-        </w:rPr>
-        <w:t xml:space="preserve"> </w:t>
-      </w:r>
-      <w:r>
-        <w:rPr>
-          <w:rFonts w:ascii="Times New Roman" w:eastAsia="Times New Roman" w:hAnsi="Times New Roman" w:cs="Times New Roman"/>
-          <w:caps/>
-        </w:rPr>
-        <w:t>FIGURES</w:t>
-      </w:r>
-      <w:r>
-        <w:rPr>
-          <w:rFonts w:ascii="Times New Roman" w:eastAsia="Times New Roman" w:hAnsi="Times New Roman" w:cs="Times New Roman"/>
-          <w:caps/>
-        </w:rPr>
-        <w:t xml:space="preserve"> and tables</w:t>
-      </w:r>
-    </w:p>
-    <w:p>
-      <w:pPr>
-        <w:spacing w:line="480" w:lineRule="auto"/>
-        <w:rPr>
-          <w:rFonts w:ascii="Times New Roman" w:eastAsia="Times New Roman" w:hAnsi="Times New Roman" w:cs="Times New Roman"/>
-          <w:caps/>
-        </w:rPr>
-      </w:pPr>
-    </w:p>
-    <w:p>
-      <w:pPr>
-        <w:spacing w:line="480" w:lineRule="auto"/>
-        <w:rPr>
-          <w:rFonts w:ascii="Times New Roman" w:eastAsia="Times New Roman" w:hAnsi="Times New Roman" w:cs="Times New Roman"/>
-          <w:b/>
-          <w:bCs/>
-          <w:caps/>
-          <w:sz w:val="16"/>
-          <w:szCs w:val="16"/>
-        </w:rPr>
-      </w:pPr>
-      <w:r>
-        <w:rPr>
-          <w:rFonts w:ascii="Times New Roman" w:eastAsia="Times New Roman" w:hAnsi="Times New Roman" w:cs="Times New Roman"/>
-          <w:b/>
-          <w:bCs/>
-          <w:caps/>
-          <w:sz w:val="16"/>
-          <w:szCs w:val="16"/>
-          <w:u w:val="single"/>
-        </w:rPr>
-        <w:t xml:space="preserve">Figure </w:t>
-      </w:r>
-      <w:r>
-        <w:rPr>
-          <w:rFonts w:ascii="Times New Roman" w:eastAsia="Times New Roman" w:hAnsi="Times New Roman" w:cs="Times New Roman"/>
-          <w:b/>
-          <w:bCs/>
-          <w:caps/>
-          <w:sz w:val="16"/>
-          <w:szCs w:val="16"/>
-          <w:u w:val="single"/>
-        </w:rPr>
-        <w:t>1</w:t>
-      </w:r>
-      <w:r>
-        <w:rPr>
-          <w:rFonts w:ascii="Times New Roman" w:eastAsia="Times New Roman" w:hAnsi="Times New Roman" w:cs="Times New Roman"/>
-          <w:b/>
-          <w:bCs/>
-          <w:caps/>
-          <w:sz w:val="16"/>
-          <w:szCs w:val="16"/>
-          <w:u w:val="single"/>
-        </w:rPr>
-        <w:t>:</w:t>
-      </w:r>
-      <w:r>
-        <w:rPr>
-          <w:rFonts w:ascii="Times New Roman" w:eastAsia="Times New Roman" w:hAnsi="Times New Roman" w:cs="Times New Roman"/>
-          <w:caps/>
-          <w:sz w:val="16"/>
-          <w:szCs w:val="16"/>
-        </w:rPr>
-        <w:t xml:space="preserve"> </w:t>
-      </w:r>
-      <w:r>
-        <w:rPr>
-          <w:rFonts w:ascii="Times New Roman" w:eastAsia="Times New Roman" w:hAnsi="Times New Roman" w:cs="Times New Roman"/>
-          <w:caps/>
-          <w:sz w:val="16"/>
-          <w:szCs w:val="16"/>
-        </w:rPr>
-        <w:t>Forward Difference……………………………………….………………………………………..</w:t>
-      </w:r>
-      <w:r>
-        <w:rPr>
-          <w:rFonts w:ascii="Times New Roman" w:eastAsia="Times New Roman" w:hAnsi="Times New Roman" w:cs="Times New Roman"/>
-          <w:caps/>
-          <w:sz w:val="16"/>
-          <w:szCs w:val="16"/>
-        </w:rPr>
-        <w:t>………....................</w:t>
-      </w:r>
-      <w:r>
-        <w:rPr>
-          <w:rFonts w:ascii="Times New Roman" w:eastAsia="Times New Roman" w:hAnsi="Times New Roman" w:cs="Times New Roman"/>
-          <w:caps/>
-          <w:sz w:val="16"/>
-          <w:szCs w:val="16"/>
-        </w:rPr>
-        <w:t>.</w:t>
-      </w:r>
-      <w:r>
-        <w:rPr>
-          <w:rFonts w:ascii="Times New Roman" w:eastAsia="Times New Roman" w:hAnsi="Times New Roman" w:cs="Times New Roman"/>
-          <w:caps/>
-          <w:sz w:val="16"/>
-          <w:szCs w:val="16"/>
-        </w:rPr>
-        <w:t>........</w:t>
-      </w:r>
-      <w:r>
-        <w:rPr>
-          <w:rFonts w:ascii="Times New Roman" w:eastAsia="Times New Roman" w:hAnsi="Times New Roman" w:cs="Times New Roman"/>
-          <w:b/>
-          <w:bCs/>
-          <w:caps/>
-          <w:sz w:val="16"/>
-          <w:szCs w:val="16"/>
-        </w:rPr>
-        <w:t>11</w:t>
-      </w:r>
-    </w:p>
-    <w:p>
-      <w:pPr>
-        <w:spacing w:line="480" w:lineRule="auto"/>
-        <w:rPr>
-          <w:rFonts w:ascii="Times New Roman" w:eastAsia="Times New Roman" w:hAnsi="Times New Roman" w:cs="Times New Roman"/>
-          <w:b/>
-          <w:bCs/>
-          <w:caps/>
-          <w:sz w:val="16"/>
-          <w:szCs w:val="16"/>
-        </w:rPr>
-      </w:pPr>
-      <w:r>
-        <w:rPr>
-          <w:rFonts w:ascii="Times New Roman" w:eastAsia="Times New Roman" w:hAnsi="Times New Roman" w:cs="Times New Roman"/>
-          <w:b/>
-          <w:bCs/>
-          <w:caps/>
-          <w:sz w:val="16"/>
-          <w:szCs w:val="16"/>
-          <w:u w:val="single"/>
-        </w:rPr>
-        <w:t xml:space="preserve">Figure </w:t>
-      </w:r>
-      <w:r>
-        <w:rPr>
-          <w:rFonts w:ascii="Times New Roman" w:eastAsia="Times New Roman" w:hAnsi="Times New Roman" w:cs="Times New Roman"/>
-          <w:b/>
-          <w:bCs/>
-          <w:caps/>
-          <w:sz w:val="16"/>
-          <w:szCs w:val="16"/>
-          <w:u w:val="single"/>
-        </w:rPr>
-        <w:t>2</w:t>
-      </w:r>
-      <w:r>
-        <w:rPr>
-          <w:rFonts w:ascii="Times New Roman" w:eastAsia="Times New Roman" w:hAnsi="Times New Roman" w:cs="Times New Roman"/>
-          <w:b/>
-          <w:bCs/>
-          <w:caps/>
-          <w:sz w:val="16"/>
-          <w:szCs w:val="16"/>
-          <w:u w:val="single"/>
-        </w:rPr>
-        <w:t>:</w:t>
-      </w:r>
-      <w:r>
-        <w:rPr>
-          <w:rFonts w:ascii="Times New Roman" w:eastAsia="Times New Roman" w:hAnsi="Times New Roman" w:cs="Times New Roman"/>
-          <w:caps/>
-          <w:sz w:val="16"/>
-          <w:szCs w:val="16"/>
-        </w:rPr>
-        <w:t xml:space="preserve"> </w:t>
-      </w:r>
-      <w:r>
-        <w:rPr>
-          <w:rFonts w:ascii="Times New Roman" w:eastAsia="Times New Roman" w:hAnsi="Times New Roman" w:cs="Times New Roman"/>
-          <w:caps/>
-          <w:sz w:val="16"/>
-          <w:szCs w:val="16"/>
-        </w:rPr>
-        <w:t>backward difference………………………….…………………………………………..</w:t>
-      </w:r>
-      <w:r>
-        <w:rPr>
-          <w:rFonts w:ascii="Times New Roman" w:eastAsia="Times New Roman" w:hAnsi="Times New Roman" w:cs="Times New Roman"/>
-          <w:caps/>
-          <w:sz w:val="16"/>
-          <w:szCs w:val="16"/>
-        </w:rPr>
-        <w:t>…….................................</w:t>
-      </w:r>
-      <w:r>
-        <w:rPr>
-          <w:rFonts w:ascii="Times New Roman" w:eastAsia="Times New Roman" w:hAnsi="Times New Roman" w:cs="Times New Roman"/>
-          <w:caps/>
-          <w:sz w:val="16"/>
-          <w:szCs w:val="16"/>
-        </w:rPr>
-        <w:t>.</w:t>
-      </w:r>
-      <w:r>
-        <w:rPr>
-          <w:rFonts w:ascii="Times New Roman" w:eastAsia="Times New Roman" w:hAnsi="Times New Roman" w:cs="Times New Roman"/>
-          <w:caps/>
-          <w:sz w:val="16"/>
-          <w:szCs w:val="16"/>
-        </w:rPr>
-        <w:t>.......</w:t>
-      </w:r>
-      <w:r>
-        <w:rPr>
-          <w:rFonts w:ascii="Times New Roman" w:eastAsia="Times New Roman" w:hAnsi="Times New Roman" w:cs="Times New Roman"/>
-          <w:caps/>
-          <w:sz w:val="16"/>
-          <w:szCs w:val="16"/>
-        </w:rPr>
-        <w:t>.</w:t>
-      </w:r>
-      <w:r>
-        <w:rPr>
-          <w:rFonts w:ascii="Times New Roman" w:eastAsia="Times New Roman" w:hAnsi="Times New Roman" w:cs="Times New Roman"/>
-          <w:caps/>
-          <w:sz w:val="16"/>
-          <w:szCs w:val="16"/>
-        </w:rPr>
-        <w:t>....</w:t>
-      </w:r>
-      <w:r>
-        <w:rPr>
-          <w:rFonts w:ascii="Times New Roman" w:eastAsia="Times New Roman" w:hAnsi="Times New Roman" w:cs="Times New Roman"/>
-          <w:b/>
-          <w:bCs/>
-          <w:caps/>
-          <w:sz w:val="16"/>
-          <w:szCs w:val="16"/>
-        </w:rPr>
-        <w:t>11</w:t>
-      </w:r>
-    </w:p>
-    <w:p>
-      <w:pPr>
-        <w:spacing w:line="480" w:lineRule="auto"/>
-        <w:rPr>
-          <w:rFonts w:ascii="Times New Roman" w:eastAsia="Times New Roman" w:hAnsi="Times New Roman" w:cs="Times New Roman"/>
-          <w:b/>
-          <w:bCs/>
-          <w:caps/>
-          <w:sz w:val="16"/>
-          <w:szCs w:val="16"/>
-        </w:rPr>
-      </w:pPr>
-      <w:r>
-        <w:rPr>
-          <w:rFonts w:ascii="Times New Roman" w:eastAsia="Times New Roman" w:hAnsi="Times New Roman" w:cs="Times New Roman"/>
-          <w:b/>
-          <w:bCs/>
-          <w:caps/>
-          <w:sz w:val="16"/>
-          <w:szCs w:val="16"/>
-          <w:u w:val="single"/>
-        </w:rPr>
-        <w:t xml:space="preserve">Figure </w:t>
-      </w:r>
-      <w:r>
-        <w:rPr>
-          <w:rFonts w:ascii="Times New Roman" w:eastAsia="Times New Roman" w:hAnsi="Times New Roman" w:cs="Times New Roman"/>
-          <w:b/>
-          <w:bCs/>
-          <w:caps/>
-          <w:sz w:val="16"/>
-          <w:szCs w:val="16"/>
-          <w:u w:val="single"/>
-        </w:rPr>
-        <w:t>3</w:t>
-      </w:r>
-      <w:r>
-        <w:rPr>
-          <w:rFonts w:ascii="Times New Roman" w:eastAsia="Times New Roman" w:hAnsi="Times New Roman" w:cs="Times New Roman"/>
-          <w:b/>
-          <w:bCs/>
-          <w:caps/>
-          <w:sz w:val="16"/>
-          <w:szCs w:val="16"/>
-          <w:u w:val="single"/>
-        </w:rPr>
-        <w:t>:</w:t>
-      </w:r>
-      <w:r>
-        <w:rPr>
-          <w:rFonts w:ascii="Times New Roman" w:eastAsia="Times New Roman" w:hAnsi="Times New Roman" w:cs="Times New Roman"/>
-          <w:caps/>
-          <w:sz w:val="16"/>
-          <w:szCs w:val="16"/>
-        </w:rPr>
-        <w:t xml:space="preserve"> </w:t>
-      </w:r>
-      <w:r>
-        <w:rPr>
-          <w:rFonts w:ascii="Times New Roman" w:eastAsia="Times New Roman" w:hAnsi="Times New Roman" w:cs="Times New Roman"/>
-          <w:caps/>
-          <w:sz w:val="16"/>
-          <w:szCs w:val="16"/>
-        </w:rPr>
-        <w:t>Diagram of PML</w:t>
-      </w:r>
-      <w:r>
-        <w:rPr>
-          <w:rFonts w:ascii="Times New Roman" w:eastAsia="Times New Roman" w:hAnsi="Times New Roman" w:cs="Times New Roman"/>
-          <w:caps/>
-          <w:sz w:val="16"/>
-          <w:szCs w:val="16"/>
-        </w:rPr>
-        <w:t>………………………………………………………………………………………..</w:t>
-      </w:r>
-      <w:r>
-        <w:rPr>
-          <w:rFonts w:ascii="Times New Roman" w:eastAsia="Times New Roman" w:hAnsi="Times New Roman" w:cs="Times New Roman"/>
-          <w:caps/>
-          <w:sz w:val="16"/>
-          <w:szCs w:val="16"/>
-        </w:rPr>
-        <w:t>………..........................</w:t>
-      </w:r>
-      <w:r>
-        <w:rPr>
-          <w:rFonts w:ascii="Times New Roman" w:eastAsia="Times New Roman" w:hAnsi="Times New Roman" w:cs="Times New Roman"/>
-          <w:caps/>
-          <w:sz w:val="16"/>
-          <w:szCs w:val="16"/>
-        </w:rPr>
-        <w:t>.</w:t>
-      </w:r>
-      <w:r>
-        <w:rPr>
-          <w:rFonts w:ascii="Times New Roman" w:eastAsia="Times New Roman" w:hAnsi="Times New Roman" w:cs="Times New Roman"/>
-          <w:caps/>
-          <w:sz w:val="16"/>
-          <w:szCs w:val="16"/>
-        </w:rPr>
-        <w:t>.</w:t>
-      </w:r>
-      <w:r>
-        <w:rPr>
-          <w:rFonts w:ascii="Times New Roman" w:eastAsia="Times New Roman" w:hAnsi="Times New Roman" w:cs="Times New Roman"/>
-          <w:b/>
-          <w:bCs/>
-          <w:caps/>
-          <w:sz w:val="16"/>
-          <w:szCs w:val="16"/>
-        </w:rPr>
-        <w:t>15</w:t>
-      </w:r>
-    </w:p>
-    <w:p>
-      <w:pPr>
-        <w:spacing w:line="480" w:lineRule="auto"/>
-        <w:rPr>
-          <w:rFonts w:ascii="Times New Roman" w:eastAsia="Times New Roman" w:hAnsi="Times New Roman" w:cs="Times New Roman"/>
-          <w:b/>
-          <w:bCs/>
-          <w:caps/>
-          <w:sz w:val="16"/>
-          <w:szCs w:val="16"/>
-        </w:rPr>
-      </w:pPr>
-      <w:r>
-        <w:rPr>
-          <w:rFonts w:ascii="Times New Roman" w:eastAsia="Times New Roman" w:hAnsi="Times New Roman" w:cs="Times New Roman"/>
-          <w:b/>
-          <w:bCs/>
-          <w:caps/>
-          <w:sz w:val="16"/>
-          <w:szCs w:val="16"/>
-          <w:u w:val="single"/>
-        </w:rPr>
-        <w:t xml:space="preserve">Figure </w:t>
-      </w:r>
-      <w:r>
-        <w:rPr>
-          <w:rFonts w:ascii="Times New Roman" w:eastAsia="Times New Roman" w:hAnsi="Times New Roman" w:cs="Times New Roman"/>
-          <w:b/>
-          <w:bCs/>
-          <w:caps/>
-          <w:sz w:val="16"/>
-          <w:szCs w:val="16"/>
-          <w:u w:val="single"/>
-        </w:rPr>
-        <w:t>4</w:t>
-      </w:r>
-      <w:r>
-        <w:rPr>
-          <w:rFonts w:ascii="Times New Roman" w:eastAsia="Times New Roman" w:hAnsi="Times New Roman" w:cs="Times New Roman"/>
-          <w:b/>
-          <w:bCs/>
-          <w:caps/>
-          <w:sz w:val="16"/>
-          <w:szCs w:val="16"/>
-          <w:u w:val="single"/>
-        </w:rPr>
-        <w:t>:</w:t>
-      </w:r>
-      <w:r>
-        <w:rPr>
-          <w:rFonts w:ascii="Times New Roman" w:eastAsia="Times New Roman" w:hAnsi="Times New Roman" w:cs="Times New Roman"/>
-          <w:caps/>
-          <w:sz w:val="16"/>
-          <w:szCs w:val="16"/>
-        </w:rPr>
-        <w:t xml:space="preserve"> </w:t>
-      </w:r>
-      <w:r>
-        <w:rPr>
-          <w:rFonts w:ascii="Times New Roman" w:eastAsia="Times New Roman" w:hAnsi="Times New Roman" w:cs="Times New Roman"/>
-          <w:caps/>
-          <w:sz w:val="16"/>
-          <w:szCs w:val="16"/>
-        </w:rPr>
-        <w:t>Krylov Subspace Decision Tree</w:t>
-      </w:r>
-      <w:r>
-        <w:rPr>
-          <w:rFonts w:ascii="Times New Roman" w:eastAsia="Times New Roman" w:hAnsi="Times New Roman" w:cs="Times New Roman"/>
-          <w:caps/>
-          <w:sz w:val="16"/>
-          <w:szCs w:val="16"/>
-        </w:rPr>
-        <w:t>.………………………………………………………..</w:t>
-      </w:r>
-      <w:r>
-        <w:rPr>
-          <w:rFonts w:ascii="Times New Roman" w:eastAsia="Times New Roman" w:hAnsi="Times New Roman" w:cs="Times New Roman"/>
-          <w:caps/>
-          <w:sz w:val="16"/>
-          <w:szCs w:val="16"/>
-        </w:rPr>
-        <w:t>…….......................................</w:t>
-      </w:r>
-      <w:r>
-        <w:rPr>
-          <w:rFonts w:ascii="Times New Roman" w:eastAsia="Times New Roman" w:hAnsi="Times New Roman" w:cs="Times New Roman"/>
-          <w:caps/>
-          <w:sz w:val="16"/>
-          <w:szCs w:val="16"/>
-        </w:rPr>
-        <w:t>.</w:t>
-      </w:r>
-      <w:r>
-        <w:rPr>
-          <w:rFonts w:ascii="Times New Roman" w:eastAsia="Times New Roman" w:hAnsi="Times New Roman" w:cs="Times New Roman"/>
-          <w:caps/>
-          <w:sz w:val="16"/>
-          <w:szCs w:val="16"/>
-        </w:rPr>
-        <w:t>......</w:t>
-      </w:r>
-      <w:r>
-        <w:rPr>
-          <w:rFonts w:ascii="Times New Roman" w:eastAsia="Times New Roman" w:hAnsi="Times New Roman" w:cs="Times New Roman"/>
-          <w:b/>
-          <w:bCs/>
-          <w:caps/>
-          <w:sz w:val="16"/>
-          <w:szCs w:val="16"/>
-        </w:rPr>
-        <w:t>20</w:t>
-      </w:r>
-    </w:p>
-    <w:p>
-      <w:pPr>
-        <w:spacing w:line="480" w:lineRule="auto"/>
-        <w:rPr>
-          <w:rFonts w:ascii="Times New Roman" w:eastAsia="Times New Roman" w:hAnsi="Times New Roman" w:cs="Times New Roman"/>
-          <w:caps/>
-          <w:sz w:val="16"/>
-          <w:szCs w:val="16"/>
-        </w:rPr>
-      </w:pPr>
-      <w:r>
-        <w:rPr>
-          <w:rFonts w:ascii="Times New Roman" w:eastAsia="Times New Roman" w:hAnsi="Times New Roman" w:cs="Times New Roman"/>
-          <w:b/>
-          <w:bCs/>
-          <w:caps/>
-          <w:sz w:val="16"/>
-          <w:szCs w:val="16"/>
-          <w:u w:val="single"/>
-        </w:rPr>
-        <w:t xml:space="preserve">Figure </w:t>
-      </w:r>
-      <w:r>
-        <w:rPr>
-          <w:rFonts w:ascii="Times New Roman" w:eastAsia="Times New Roman" w:hAnsi="Times New Roman" w:cs="Times New Roman"/>
-          <w:b/>
-          <w:bCs/>
-          <w:caps/>
-          <w:sz w:val="16"/>
-          <w:szCs w:val="16"/>
-          <w:u w:val="single"/>
-        </w:rPr>
-        <w:t>5</w:t>
-      </w:r>
-      <w:r>
-        <w:rPr>
-          <w:rFonts w:ascii="Times New Roman" w:eastAsia="Times New Roman" w:hAnsi="Times New Roman" w:cs="Times New Roman"/>
-          <w:b/>
-          <w:bCs/>
-          <w:caps/>
-          <w:sz w:val="16"/>
-          <w:szCs w:val="16"/>
-          <w:u w:val="single"/>
-        </w:rPr>
-        <w:t>:</w:t>
-      </w:r>
-      <w:r>
-        <w:rPr>
-          <w:rFonts w:ascii="Times New Roman" w:eastAsia="Times New Roman" w:hAnsi="Times New Roman" w:cs="Times New Roman"/>
-          <w:caps/>
-          <w:sz w:val="16"/>
-          <w:szCs w:val="16"/>
-        </w:rPr>
-        <w:t xml:space="preserve"> </w:t>
-      </w:r>
-      <w:r>
-        <w:rPr>
-          <w:rFonts w:ascii="Times New Roman" w:eastAsia="Times New Roman" w:hAnsi="Times New Roman" w:cs="Times New Roman"/>
-          <w:caps/>
-          <w:sz w:val="16"/>
-          <w:szCs w:val="16"/>
-        </w:rPr>
-        <w:t>Representation of the Surface Equivalence Principle</w:t>
-      </w:r>
-      <w:r>
-        <w:rPr>
-          <w:rFonts w:ascii="Times New Roman" w:eastAsia="Times New Roman" w:hAnsi="Times New Roman" w:cs="Times New Roman"/>
-          <w:caps/>
-          <w:sz w:val="16"/>
-          <w:szCs w:val="16"/>
-        </w:rPr>
-        <w:t>.……………………………………………..</w:t>
-      </w:r>
-      <w:r>
-        <w:rPr>
-          <w:rFonts w:ascii="Times New Roman" w:eastAsia="Times New Roman" w:hAnsi="Times New Roman" w:cs="Times New Roman"/>
-          <w:caps/>
-          <w:sz w:val="16"/>
-          <w:szCs w:val="16"/>
-        </w:rPr>
-        <w:t>......</w:t>
-      </w:r>
-      <w:r>
-        <w:rPr>
-          <w:rFonts w:ascii="Times New Roman" w:eastAsia="Times New Roman" w:hAnsi="Times New Roman" w:cs="Times New Roman"/>
-          <w:caps/>
-          <w:sz w:val="16"/>
-          <w:szCs w:val="16"/>
-        </w:rPr>
-        <w:t>..</w:t>
-      </w:r>
-      <w:r>
-        <w:rPr>
-          <w:rFonts w:ascii="Times New Roman" w:eastAsia="Times New Roman" w:hAnsi="Times New Roman" w:cs="Times New Roman"/>
-          <w:caps/>
-          <w:sz w:val="16"/>
-          <w:szCs w:val="16"/>
-        </w:rPr>
-        <w:t>.</w:t>
-      </w:r>
-      <w:r>
-        <w:rPr>
-          <w:rFonts w:ascii="Times New Roman" w:eastAsia="Times New Roman" w:hAnsi="Times New Roman" w:cs="Times New Roman"/>
-          <w:caps/>
-          <w:sz w:val="16"/>
-          <w:szCs w:val="16"/>
-        </w:rPr>
-        <w:t>.</w:t>
-      </w:r>
-      <w:r>
-        <w:rPr>
-          <w:rFonts w:ascii="Times New Roman" w:eastAsia="Times New Roman" w:hAnsi="Times New Roman" w:cs="Times New Roman"/>
-          <w:caps/>
-          <w:sz w:val="16"/>
-          <w:szCs w:val="16"/>
-        </w:rPr>
-        <w:t>..........</w:t>
-      </w:r>
-      <w:r>
-        <w:rPr>
-          <w:rFonts w:ascii="Times New Roman" w:eastAsia="Times New Roman" w:hAnsi="Times New Roman" w:cs="Times New Roman"/>
-          <w:b/>
-          <w:bCs/>
-          <w:caps/>
-          <w:sz w:val="16"/>
-          <w:szCs w:val="16"/>
-        </w:rPr>
-        <w:t>22</w:t>
-      </w:r>
-    </w:p>
-    <w:p>
-      <w:pPr>
-        <w:spacing w:line="480" w:lineRule="auto"/>
-        <w:rPr>
-          <w:rFonts w:ascii="Times New Roman" w:eastAsia="Times New Roman" w:hAnsi="Times New Roman" w:cs="Times New Roman"/>
-          <w:b/>
-          <w:bCs/>
-          <w:caps/>
-          <w:sz w:val="16"/>
-          <w:szCs w:val="16"/>
-        </w:rPr>
-      </w:pPr>
-    </w:p>
-    <w:p>
-      <w:pPr>
-        <w:spacing w:line="480" w:lineRule="auto"/>
-        <w:rPr>
-          <w:rFonts w:ascii="Times New Roman" w:eastAsia="Times New Roman" w:hAnsi="Times New Roman" w:cs="Times New Roman"/>
-          <w:b/>
-          <w:bCs/>
-          <w:caps/>
-          <w:sz w:val="16"/>
-          <w:szCs w:val="16"/>
-        </w:rPr>
-      </w:pPr>
-    </w:p>
-    <w:p>
-      <w:pPr>
-        <w:spacing w:line="480" w:lineRule="auto"/>
-        <w:rPr>
-          <w:rFonts w:ascii="Times New Roman" w:eastAsia="Times New Roman" w:hAnsi="Times New Roman" w:cs="Times New Roman"/>
-          <w:b/>
-          <w:bCs/>
-          <w:caps/>
-          <w:sz w:val="16"/>
-          <w:szCs w:val="16"/>
-        </w:rPr>
-      </w:pPr>
-    </w:p>
-    <w:p>
-      <w:pPr>
-        <w:spacing w:line="480" w:lineRule="auto"/>
-        <w:rPr>
-          <w:rFonts w:ascii="Times New Roman" w:eastAsia="Times New Roman" w:hAnsi="Times New Roman" w:cs="Times New Roman"/>
-          <w:b/>
-          <w:bCs/>
-          <w:caps/>
-          <w:sz w:val="16"/>
-          <w:szCs w:val="16"/>
-        </w:rPr>
-      </w:pPr>
-    </w:p>
-    <w:p>
-      <w:pPr>
-        <w:spacing w:line="480" w:lineRule="auto"/>
-        <w:rPr>
-          <w:rFonts w:ascii="Times New Roman" w:eastAsia="Times New Roman" w:hAnsi="Times New Roman" w:cs="Times New Roman"/>
-          <w:b/>
-          <w:bCs/>
-          <w:caps/>
-          <w:sz w:val="16"/>
-          <w:szCs w:val="16"/>
-        </w:rPr>
-      </w:pPr>
-    </w:p>
-    <w:p>
-      <w:pPr>
-        <w:spacing w:line="480" w:lineRule="auto"/>
-        <w:rPr>
-          <w:rFonts w:ascii="Times New Roman" w:eastAsia="Times New Roman" w:hAnsi="Times New Roman" w:cs="Times New Roman"/>
-          <w:b/>
-          <w:bCs/>
-          <w:caps/>
-          <w:sz w:val="16"/>
-          <w:szCs w:val="16"/>
-        </w:rPr>
-      </w:pPr>
-    </w:p>
-    <w:p>
-      <w:pPr>
-        <w:spacing w:line="480" w:lineRule="auto"/>
-        <w:rPr>
-          <w:rFonts w:ascii="Times New Roman" w:eastAsia="Times New Roman" w:hAnsi="Times New Roman" w:cs="Times New Roman"/>
-          <w:b/>
-          <w:bCs/>
-          <w:caps/>
-          <w:sz w:val="16"/>
-          <w:szCs w:val="16"/>
-        </w:rPr>
-      </w:pPr>
-    </w:p>
-    <w:p>
-      <w:pPr>
-        <w:spacing w:line="480" w:lineRule="auto"/>
-        <w:rPr>
-          <w:rFonts w:ascii="Times New Roman" w:eastAsia="Times New Roman" w:hAnsi="Times New Roman" w:cs="Times New Roman"/>
-          <w:b/>
-          <w:bCs/>
-          <w:caps/>
-          <w:sz w:val="16"/>
-          <w:szCs w:val="16"/>
-        </w:rPr>
-      </w:pPr>
-    </w:p>
-    <w:p>
-      <w:pPr>
-        <w:spacing w:line="480" w:lineRule="auto"/>
-        <w:rPr>
-          <w:rFonts w:ascii="Times New Roman" w:eastAsia="Times New Roman" w:hAnsi="Times New Roman" w:cs="Times New Roman"/>
-          <w:b/>
-          <w:bCs/>
-          <w:caps/>
-          <w:sz w:val="16"/>
-          <w:szCs w:val="16"/>
-        </w:rPr>
-      </w:pPr>
-    </w:p>
-    <w:p>
-      <w:pPr>
-        <w:spacing w:line="480" w:lineRule="auto"/>
-        <w:rPr>
-          <w:rFonts w:ascii="Times New Roman" w:eastAsia="Times New Roman" w:hAnsi="Times New Roman" w:cs="Times New Roman"/>
-          <w:b/>
-          <w:bCs/>
-          <w:caps/>
-          <w:sz w:val="16"/>
-          <w:szCs w:val="16"/>
-        </w:rPr>
-      </w:pPr>
-    </w:p>
-    <w:p>
-      <w:pPr>
-        <w:spacing w:line="480" w:lineRule="auto"/>
-        <w:rPr>
-          <w:rFonts w:ascii="Times New Roman" w:eastAsia="Times New Roman" w:hAnsi="Times New Roman" w:cs="Times New Roman"/>
-          <w:b/>
-          <w:bCs/>
-          <w:caps/>
-          <w:sz w:val="16"/>
-          <w:szCs w:val="16"/>
-        </w:rPr>
-      </w:pPr>
-    </w:p>
-    <w:p>
-      <w:pPr>
-        <w:spacing w:line="480" w:lineRule="auto"/>
-        <w:rPr>
-          <w:rFonts w:ascii="Times New Roman" w:eastAsia="Times New Roman" w:hAnsi="Times New Roman" w:cs="Times New Roman"/>
-          <w:b/>
-          <w:bCs/>
-          <w:caps/>
-          <w:sz w:val="16"/>
-          <w:szCs w:val="16"/>
-        </w:rPr>
-      </w:pPr>
-    </w:p>
-    <w:p>
-      <w:pPr>
-        <w:spacing w:line="480" w:lineRule="auto"/>
-        <w:rPr>
-          <w:rFonts w:ascii="Times New Roman" w:eastAsia="Times New Roman" w:hAnsi="Times New Roman" w:cs="Times New Roman"/>
-          <w:b/>
-          <w:bCs/>
-          <w:caps/>
-          <w:sz w:val="16"/>
-          <w:szCs w:val="16"/>
-        </w:rPr>
-      </w:pPr>
-    </w:p>
-    <w:p>
-      <w:pPr>
-        <w:spacing w:line="480" w:lineRule="auto"/>
-        <w:rPr>
-          <w:rFonts w:ascii="Times New Roman" w:eastAsia="Times New Roman" w:hAnsi="Times New Roman" w:cs="Times New Roman"/>
-          <w:b/>
-          <w:bCs/>
-          <w:caps/>
-          <w:sz w:val="16"/>
-          <w:szCs w:val="16"/>
-        </w:rPr>
-      </w:pPr>
-    </w:p>
-    <w:p>
-      <w:pPr>
-        <w:spacing w:line="480" w:lineRule="auto"/>
-        <w:rPr>
-          <w:rFonts w:ascii="Times New Roman" w:eastAsia="Times New Roman" w:hAnsi="Times New Roman" w:cs="Times New Roman"/>
-          <w:b/>
-          <w:bCs/>
-          <w:caps/>
-          <w:sz w:val="16"/>
-          <w:szCs w:val="16"/>
-        </w:rPr>
-      </w:pPr>
-    </w:p>
-    <w:p>
-      <w:pPr>
-        <w:spacing w:line="480" w:lineRule="auto"/>
-        <w:rPr>
-          <w:rFonts w:ascii="Times New Roman" w:eastAsia="Times New Roman" w:hAnsi="Times New Roman" w:cs="Times New Roman"/>
-          <w:b/>
-          <w:bCs/>
-          <w:caps/>
-          <w:sz w:val="16"/>
-          <w:szCs w:val="16"/>
+          <w:sz w:val="24"/>
+          <w:szCs w:val="24"/>
+          <w14:ligatures w14:val="none"/>
         </w:rPr>
       </w:pPr>
     </w:p>
@@ -2983,7 +2113,6 @@
         <w:t>INTRODUCTION</w:t>
       </w:r>
     </w:p>
-    <w:bookmarkEnd w:id="2"/>
     <w:p>
       <w:pPr>
         <w:spacing w:line="480" w:lineRule="auto"/>
@@ -2997,6 +2126,8 @@
           <w14:ligatures w14:val="none"/>
         </w:rPr>
       </w:pPr>
+      <w:bookmarkStart w:id="3" w:name="_Hlk137632268"/>
+      <w:bookmarkEnd w:id="2"/>
       <w:r>
         <w:rPr>
           <w:rFonts w:ascii="Times New Roman" w:hAnsi="Times New Roman" w:cs="Times New Roman"/>
@@ -3108,6 +2239,7 @@
         <w:t>.”</w:t>
       </w:r>
     </w:p>
+    <w:bookmarkEnd w:id="3"/>
     <w:p>
       <w:pPr>
         <w:spacing w:line="480" w:lineRule="auto"/>
@@ -3233,6 +2365,7 @@
     <w:p>
       <w:pPr>
         <w:spacing w:line="480" w:lineRule="auto"/>
+        <w:ind w:firstLine="360"/>
         <w:jc w:val="both"/>
         <w:rPr>
           <w:rFonts w:ascii="Times New Roman" w:hAnsi="Times New Roman" w:cs="Times New Roman"/>
@@ -3242,163 +2375,135 @@
           <w14:ligatures w14:val="none"/>
         </w:rPr>
       </w:pPr>
-    </w:p>
+      <w:r>
+        <w:rPr>
+          <w:rFonts w:ascii="Times New Roman" w:hAnsi="Times New Roman" w:cs="Times New Roman"/>
+          <w:kern w:val="0"/>
+          <w:sz w:val="24"/>
+          <w:szCs w:val="24"/>
+          <w14:ligatures w14:val="none"/>
+        </w:rPr>
+        <w:t xml:space="preserve">Nearly all physical and abstract phenomena can be represented in the form of periodic or non-periodic signal. This is a very useful convention when dealing with the task of discrimination for several reasons. When we look for a </w:t>
+      </w:r>
+      <w:r>
+        <w:rPr>
+          <w:rFonts w:ascii="Times New Roman" w:hAnsi="Times New Roman" w:cs="Times New Roman"/>
+          <w:kern w:val="0"/>
+          <w:sz w:val="24"/>
+          <w:szCs w:val="24"/>
+          <w14:ligatures w14:val="none"/>
+        </w:rPr>
+        <w:t>time-</w:t>
+      </w:r>
+      <w:r>
+        <w:rPr>
+          <w:rFonts w:ascii="Times New Roman" w:hAnsi="Times New Roman" w:cs="Times New Roman"/>
+          <w:kern w:val="0"/>
+          <w:sz w:val="24"/>
+          <w:szCs w:val="24"/>
+          <w14:ligatures w14:val="none"/>
+        </w:rPr>
+        <w:t>frequency</w:t>
+      </w:r>
+      <w:r>
+        <w:rPr>
+          <w:rFonts w:ascii="Times New Roman" w:hAnsi="Times New Roman" w:cs="Times New Roman"/>
+          <w:kern w:val="0"/>
+          <w:sz w:val="24"/>
+          <w:szCs w:val="24"/>
+          <w14:ligatures w14:val="none"/>
+        </w:rPr>
+        <w:t xml:space="preserve"> </w:t>
+      </w:r>
+      <w:r>
+        <w:rPr>
+          <w:rFonts w:ascii="Times New Roman" w:hAnsi="Times New Roman" w:cs="Times New Roman"/>
+          <w:kern w:val="0"/>
+          <w:sz w:val="24"/>
+          <w:szCs w:val="24"/>
+          <w14:ligatures w14:val="none"/>
+        </w:rPr>
+        <w:t>signal</w:t>
+      </w:r>
+      <w:r>
+        <w:rPr>
+          <w:rFonts w:ascii="Times New Roman" w:hAnsi="Times New Roman" w:cs="Times New Roman"/>
+          <w:kern w:val="0"/>
+          <w:sz w:val="24"/>
+          <w:szCs w:val="24"/>
+          <w14:ligatures w14:val="none"/>
+        </w:rPr>
+        <w:t>,</w:t>
+      </w:r>
+      <w:r>
+        <w:rPr>
+          <w:rFonts w:ascii="Times New Roman" w:hAnsi="Times New Roman" w:cs="Times New Roman"/>
+          <w:kern w:val="0"/>
+          <w:sz w:val="24"/>
+          <w:szCs w:val="24"/>
+          <w14:ligatures w14:val="none"/>
+        </w:rPr>
+        <w:t xml:space="preserve"> or evolution thereof </w:t>
+      </w:r>
+      <w:r>
+        <w:rPr>
+          <w:rFonts w:ascii="Times New Roman" w:hAnsi="Times New Roman" w:cs="Times New Roman"/>
+          <w:kern w:val="0"/>
+          <w:sz w:val="24"/>
+          <w:szCs w:val="24"/>
+          <w14:ligatures w14:val="none"/>
+        </w:rPr>
+        <w:t xml:space="preserve">it is important to understand the nature of a minimization process and characterize an object by the behavior of its basic features or emergent representations in a system (i.e., principal component analysis). </w:t>
+      </w:r>
+      <w:bookmarkStart w:id="4" w:name="_Hlk137632931"/>
+      <w:r>
+        <w:rPr>
+          <w:rFonts w:ascii="Times New Roman" w:hAnsi="Times New Roman" w:cs="Times New Roman"/>
+          <w:kern w:val="0"/>
+          <w:sz w:val="24"/>
+          <w:szCs w:val="24"/>
+          <w14:ligatures w14:val="none"/>
+        </w:rPr>
+        <w:t>Often, this turns out to be a task of functional generation on the data produced with the hopes of observing convex behavior.</w:t>
+      </w:r>
+    </w:p>
+    <w:p>
+      <w:pPr>
+        <w:spacing w:line="480" w:lineRule="auto"/>
+        <w:rPr>
+          <w:rFonts w:ascii="Times New Roman" w:hAnsi="Times New Roman" w:cs="Times New Roman"/>
+          <w:kern w:val="0"/>
+          <w:sz w:val="24"/>
+          <w:szCs w:val="24"/>
+          <w14:ligatures w14:val="none"/>
+        </w:rPr>
+      </w:pPr>
+    </w:p>
+    <w:bookmarkEnd w:id="4"/>
     <w:p>
       <w:pPr>
         <w:spacing w:line="480" w:lineRule="auto"/>
         <w:jc w:val="both"/>
         <w:rPr>
           <w:rFonts w:ascii="Times New Roman" w:hAnsi="Times New Roman" w:cs="Times New Roman"/>
-          <w:kern w:val="0"/>
-          <w:sz w:val="24"/>
-          <w:szCs w:val="24"/>
-          <w14:ligatures w14:val="none"/>
-        </w:rPr>
-      </w:pPr>
-    </w:p>
-    <w:p>
-      <w:pPr>
-        <w:spacing w:line="480" w:lineRule="auto"/>
-        <w:jc w:val="both"/>
-        <w:rPr>
-          <w:rFonts w:ascii="Times New Roman" w:hAnsi="Times New Roman" w:cs="Times New Roman"/>
-          <w:kern w:val="0"/>
-          <w:sz w:val="24"/>
-          <w:szCs w:val="24"/>
-          <w14:ligatures w14:val="none"/>
-        </w:rPr>
-      </w:pPr>
-    </w:p>
-    <w:p>
-      <w:pPr>
-        <w:spacing w:line="480" w:lineRule="auto"/>
-        <w:jc w:val="both"/>
-        <w:rPr>
-          <w:rFonts w:ascii="Times New Roman" w:hAnsi="Times New Roman" w:cs="Times New Roman"/>
-          <w:kern w:val="0"/>
-          <w:sz w:val="24"/>
-          <w:szCs w:val="24"/>
-          <w14:ligatures w14:val="none"/>
-        </w:rPr>
-      </w:pPr>
-    </w:p>
-    <w:p>
-      <w:pPr>
-        <w:spacing w:line="480" w:lineRule="auto"/>
-        <w:jc w:val="both"/>
-        <w:rPr>
-          <w:rFonts w:ascii="Times New Roman" w:hAnsi="Times New Roman" w:cs="Times New Roman"/>
-          <w:kern w:val="0"/>
-          <w:sz w:val="24"/>
-          <w:szCs w:val="24"/>
-          <w14:ligatures w14:val="none"/>
-        </w:rPr>
-      </w:pPr>
-    </w:p>
-    <w:p>
-      <w:pPr>
-        <w:spacing w:line="480" w:lineRule="auto"/>
-        <w:jc w:val="both"/>
-        <w:rPr>
-          <w:rFonts w:ascii="Times New Roman" w:hAnsi="Times New Roman" w:cs="Times New Roman"/>
-          <w:kern w:val="0"/>
-          <w:sz w:val="24"/>
-          <w:szCs w:val="24"/>
-          <w14:ligatures w14:val="none"/>
-        </w:rPr>
-      </w:pPr>
-      <w:r>
-        <w:rPr>
-          <w:rFonts w:ascii="Times New Roman" w:hAnsi="Times New Roman" w:cs="Times New Roman"/>
-          <w:kern w:val="0"/>
-          <w:sz w:val="24"/>
-          <w:szCs w:val="24"/>
-          <w14:ligatures w14:val="none"/>
-        </w:rPr>
-        <w:t xml:space="preserve"> </w:t>
-      </w:r>
-    </w:p>
-    <w:p>
-      <w:pPr>
-        <w:spacing w:line="480" w:lineRule="auto"/>
-        <w:jc w:val="both"/>
-        <w:rPr>
-          <w:rFonts w:ascii="Times New Roman" w:hAnsi="Times New Roman" w:cs="Times New Roman"/>
-          <w:kern w:val="0"/>
-          <w:sz w:val="24"/>
-          <w:szCs w:val="24"/>
-          <w14:ligatures w14:val="none"/>
-        </w:rPr>
-      </w:pPr>
-    </w:p>
-    <w:p>
-      <w:pPr>
-        <w:spacing w:line="480" w:lineRule="auto"/>
-        <w:jc w:val="both"/>
-        <w:rPr>
-          <w:rFonts w:ascii="Times New Roman" w:hAnsi="Times New Roman" w:cs="Times New Roman"/>
-          <w:kern w:val="0"/>
-          <w:sz w:val="24"/>
-          <w:szCs w:val="24"/>
-          <w14:ligatures w14:val="none"/>
-        </w:rPr>
-      </w:pPr>
-    </w:p>
-    <w:p>
-      <w:pPr>
-        <w:spacing w:line="480" w:lineRule="auto"/>
-        <w:jc w:val="both"/>
-        <w:rPr>
-          <w:rFonts w:ascii="Times New Roman" w:hAnsi="Times New Roman" w:cs="Times New Roman"/>
-          <w:b/>
-          <w:bCs/>
-          <w:kern w:val="0"/>
-          <w:sz w:val="28"/>
-          <w:szCs w:val="28"/>
-          <w14:ligatures w14:val="none"/>
-        </w:rPr>
-      </w:pPr>
-    </w:p>
-    <w:p>
-      <w:pPr>
-        <w:spacing w:line="480" w:lineRule="auto"/>
-        <w:jc w:val="both"/>
-        <w:rPr>
-          <w:rFonts w:ascii="Times New Roman" w:hAnsi="Times New Roman" w:cs="Times New Roman"/>
-          <w:b/>
-          <w:bCs/>
-          <w:kern w:val="0"/>
-          <w:sz w:val="28"/>
-          <w:szCs w:val="28"/>
-          <w14:ligatures w14:val="none"/>
-        </w:rPr>
-      </w:pPr>
-    </w:p>
-    <w:p>
-      <w:pPr>
-        <w:spacing w:line="480" w:lineRule="auto"/>
-        <w:jc w:val="both"/>
-        <w:rPr>
-          <w:rFonts w:ascii="Times New Roman" w:hAnsi="Times New Roman" w:cs="Times New Roman"/>
-          <w:b/>
-          <w:bCs/>
-          <w:kern w:val="0"/>
-          <w:sz w:val="28"/>
-          <w:szCs w:val="28"/>
-          <w14:ligatures w14:val="none"/>
-        </w:rPr>
-      </w:pPr>
-      <w:r>
-        <w:rPr>
-          <w:rFonts w:ascii="Times New Roman" w:hAnsi="Times New Roman" w:cs="Times New Roman"/>
-          <w:b/>
-          <w:bCs/>
-          <w:kern w:val="0"/>
-          <w:sz w:val="28"/>
-          <w:szCs w:val="28"/>
-          <w14:ligatures w14:val="none"/>
-        </w:rPr>
-        <w:lastRenderedPageBreak/>
+          <w:b/>
+          <w:bCs/>
+          <w:kern w:val="0"/>
+          <w:sz w:val="28"/>
+          <w:szCs w:val="28"/>
+          <w14:ligatures w14:val="none"/>
+        </w:rPr>
+      </w:pPr>
+      <w:r>
+        <w:rPr>
+          <w:rFonts w:ascii="Times New Roman" w:hAnsi="Times New Roman" w:cs="Times New Roman"/>
+          <w:b/>
+          <w:bCs/>
+          <w:kern w:val="0"/>
+          <w:sz w:val="28"/>
+          <w:szCs w:val="28"/>
+          <w14:ligatures w14:val="none"/>
+        </w:rPr>
         <w:t>1.1.1 Pre-Processing</w:t>
       </w:r>
       <w:r>
@@ -3424,376 +2529,6 @@
           <w14:ligatures w14:val="none"/>
         </w:rPr>
         <w:t xml:space="preserve"> and Truth Bias</w:t>
-      </w:r>
-    </w:p>
-    <w:p>
-      <w:pPr>
-        <w:spacing w:line="480" w:lineRule="auto"/>
-        <w:jc w:val="both"/>
-        <w:rPr>
-          <w:rFonts w:ascii="Times New Roman" w:hAnsi="Times New Roman" w:cs="Times New Roman"/>
-          <w:b/>
-          <w:bCs/>
-          <w:kern w:val="0"/>
-          <w:sz w:val="28"/>
-          <w:szCs w:val="28"/>
-          <w14:ligatures w14:val="none"/>
-        </w:rPr>
-      </w:pPr>
-    </w:p>
-    <w:p>
-      <w:pPr>
-        <w:spacing w:line="480" w:lineRule="auto"/>
-        <w:jc w:val="both"/>
-        <w:rPr>
-          <w:rFonts w:ascii="Times New Roman" w:hAnsi="Times New Roman" w:cs="Times New Roman"/>
-          <w:b/>
-          <w:bCs/>
-          <w:kern w:val="0"/>
-          <w:sz w:val="28"/>
-          <w:szCs w:val="28"/>
-          <w14:ligatures w14:val="none"/>
-        </w:rPr>
-      </w:pPr>
-    </w:p>
-    <w:p>
-      <w:pPr>
-        <w:spacing w:line="480" w:lineRule="auto"/>
-        <w:jc w:val="both"/>
-        <w:rPr>
-          <w:rFonts w:ascii="Times New Roman" w:hAnsi="Times New Roman" w:cs="Times New Roman"/>
-          <w:b/>
-          <w:bCs/>
-          <w:kern w:val="0"/>
-          <w:sz w:val="28"/>
-          <w:szCs w:val="28"/>
-          <w14:ligatures w14:val="none"/>
-        </w:rPr>
-      </w:pPr>
-    </w:p>
-    <w:p>
-      <w:pPr>
-        <w:spacing w:line="480" w:lineRule="auto"/>
-        <w:jc w:val="both"/>
-        <w:rPr>
-          <w:rFonts w:ascii="Times New Roman" w:hAnsi="Times New Roman" w:cs="Times New Roman"/>
-          <w:b/>
-          <w:bCs/>
-          <w:kern w:val="0"/>
-          <w:sz w:val="28"/>
-          <w:szCs w:val="28"/>
-          <w14:ligatures w14:val="none"/>
-        </w:rPr>
-      </w:pPr>
-    </w:p>
-    <w:p>
-      <w:pPr>
-        <w:spacing w:line="480" w:lineRule="auto"/>
-        <w:jc w:val="both"/>
-        <w:rPr>
-          <w:rFonts w:ascii="Times New Roman" w:hAnsi="Times New Roman" w:cs="Times New Roman"/>
-          <w:b/>
-          <w:bCs/>
-          <w:kern w:val="0"/>
-          <w:sz w:val="28"/>
-          <w:szCs w:val="28"/>
-          <w14:ligatures w14:val="none"/>
-        </w:rPr>
-      </w:pPr>
-    </w:p>
-    <w:p>
-      <w:pPr>
-        <w:spacing w:line="480" w:lineRule="auto"/>
-        <w:jc w:val="both"/>
-        <w:rPr>
-          <w:rFonts w:ascii="Times New Roman" w:hAnsi="Times New Roman" w:cs="Times New Roman"/>
-          <w:b/>
-          <w:bCs/>
-          <w:kern w:val="0"/>
-          <w:sz w:val="28"/>
-          <w:szCs w:val="28"/>
-          <w14:ligatures w14:val="none"/>
-        </w:rPr>
-      </w:pPr>
-    </w:p>
-    <w:p>
-      <w:pPr>
-        <w:spacing w:line="480" w:lineRule="auto"/>
-        <w:jc w:val="both"/>
-        <w:rPr>
-          <w:rFonts w:ascii="Times New Roman" w:hAnsi="Times New Roman" w:cs="Times New Roman"/>
-          <w:b/>
-          <w:bCs/>
-          <w:kern w:val="0"/>
-          <w:sz w:val="28"/>
-          <w:szCs w:val="28"/>
-          <w14:ligatures w14:val="none"/>
-        </w:rPr>
-      </w:pPr>
-    </w:p>
-    <w:p>
-      <w:pPr>
-        <w:spacing w:line="480" w:lineRule="auto"/>
-        <w:jc w:val="both"/>
-        <w:rPr>
-          <w:rFonts w:ascii="Times New Roman" w:hAnsi="Times New Roman" w:cs="Times New Roman"/>
-          <w:b/>
-          <w:bCs/>
-          <w:kern w:val="0"/>
-          <w:sz w:val="28"/>
-          <w:szCs w:val="28"/>
-          <w14:ligatures w14:val="none"/>
-        </w:rPr>
-      </w:pPr>
-      <w:r>
-        <w:rPr>
-          <w:rFonts w:ascii="Times New Roman" w:hAnsi="Times New Roman" w:cs="Times New Roman"/>
-          <w:b/>
-          <w:bCs/>
-          <w:kern w:val="0"/>
-          <w:sz w:val="28"/>
-          <w:szCs w:val="28"/>
-          <w14:ligatures w14:val="none"/>
-        </w:rPr>
-        <w:t>1.1.2 Filter Rank</w:t>
-      </w:r>
-      <w:r>
-        <w:rPr>
-          <w:rFonts w:ascii="Times New Roman" w:hAnsi="Times New Roman" w:cs="Times New Roman"/>
-          <w:b/>
-          <w:bCs/>
-          <w:kern w:val="0"/>
-          <w:sz w:val="28"/>
-          <w:szCs w:val="28"/>
-          <w14:ligatures w14:val="none"/>
-        </w:rPr>
-        <w:t>,</w:t>
-      </w:r>
-      <w:r>
-        <w:rPr>
-          <w:rFonts w:ascii="Times New Roman" w:hAnsi="Times New Roman" w:cs="Times New Roman"/>
-          <w:b/>
-          <w:bCs/>
-          <w:kern w:val="0"/>
-          <w:sz w:val="28"/>
-          <w:szCs w:val="28"/>
-          <w14:ligatures w14:val="none"/>
-        </w:rPr>
-        <w:t xml:space="preserve"> and Training</w:t>
-      </w:r>
-    </w:p>
-    <w:p>
-      <w:pPr>
-        <w:spacing w:line="480" w:lineRule="auto"/>
-        <w:jc w:val="both"/>
-        <w:rPr>
-          <w:rFonts w:ascii="Times New Roman" w:hAnsi="Times New Roman" w:cs="Times New Roman"/>
-          <w:b/>
-          <w:bCs/>
-          <w:kern w:val="0"/>
-          <w:sz w:val="28"/>
-          <w:szCs w:val="28"/>
-          <w14:ligatures w14:val="none"/>
-        </w:rPr>
-      </w:pPr>
-    </w:p>
-    <w:p>
-      <w:pPr>
-        <w:spacing w:line="480" w:lineRule="auto"/>
-        <w:jc w:val="both"/>
-        <w:rPr>
-          <w:rFonts w:ascii="Times New Roman" w:hAnsi="Times New Roman" w:cs="Times New Roman"/>
-          <w:b/>
-          <w:bCs/>
-          <w:kern w:val="0"/>
-          <w:sz w:val="28"/>
-          <w:szCs w:val="28"/>
-          <w14:ligatures w14:val="none"/>
-        </w:rPr>
-      </w:pPr>
-    </w:p>
-    <w:p>
-      <w:pPr>
-        <w:spacing w:line="480" w:lineRule="auto"/>
-        <w:jc w:val="both"/>
-        <w:rPr>
-          <w:rFonts w:ascii="Times New Roman" w:hAnsi="Times New Roman" w:cs="Times New Roman"/>
-          <w:b/>
-          <w:bCs/>
-          <w:kern w:val="0"/>
-          <w:sz w:val="28"/>
-          <w:szCs w:val="28"/>
-          <w14:ligatures w14:val="none"/>
-        </w:rPr>
-      </w:pPr>
-    </w:p>
-    <w:p>
-      <w:pPr>
-        <w:spacing w:line="480" w:lineRule="auto"/>
-        <w:jc w:val="both"/>
-        <w:rPr>
-          <w:rFonts w:ascii="Times New Roman" w:hAnsi="Times New Roman" w:cs="Times New Roman"/>
-          <w:b/>
-          <w:bCs/>
-          <w:kern w:val="0"/>
-          <w:sz w:val="28"/>
-          <w:szCs w:val="28"/>
-          <w14:ligatures w14:val="none"/>
-        </w:rPr>
-      </w:pPr>
-    </w:p>
-    <w:p>
-      <w:pPr>
-        <w:spacing w:line="480" w:lineRule="auto"/>
-        <w:jc w:val="both"/>
-        <w:rPr>
-          <w:rFonts w:ascii="Times New Roman" w:hAnsi="Times New Roman" w:cs="Times New Roman"/>
-          <w:b/>
-          <w:bCs/>
-          <w:kern w:val="0"/>
-          <w:sz w:val="28"/>
-          <w:szCs w:val="28"/>
-          <w14:ligatures w14:val="none"/>
-        </w:rPr>
-      </w:pPr>
-    </w:p>
-    <w:p>
-      <w:pPr>
-        <w:spacing w:line="480" w:lineRule="auto"/>
-        <w:jc w:val="both"/>
-        <w:rPr>
-          <w:rFonts w:ascii="Times New Roman" w:hAnsi="Times New Roman" w:cs="Times New Roman"/>
-          <w:b/>
-          <w:bCs/>
-          <w:kern w:val="0"/>
-          <w:sz w:val="28"/>
-          <w:szCs w:val="28"/>
-          <w14:ligatures w14:val="none"/>
-        </w:rPr>
-      </w:pPr>
-    </w:p>
-    <w:p>
-      <w:pPr>
-        <w:spacing w:line="480" w:lineRule="auto"/>
-        <w:jc w:val="both"/>
-        <w:rPr>
-          <w:rFonts w:ascii="Times New Roman" w:hAnsi="Times New Roman" w:cs="Times New Roman"/>
-          <w:b/>
-          <w:bCs/>
-          <w:kern w:val="0"/>
-          <w:sz w:val="28"/>
-          <w:szCs w:val="28"/>
-          <w14:ligatures w14:val="none"/>
-        </w:rPr>
-      </w:pPr>
-    </w:p>
-    <w:p>
-      <w:pPr>
-        <w:spacing w:line="480" w:lineRule="auto"/>
-        <w:jc w:val="both"/>
-        <w:rPr>
-          <w:rFonts w:ascii="Times New Roman" w:hAnsi="Times New Roman" w:cs="Times New Roman"/>
-          <w:kern w:val="0"/>
-          <w:sz w:val="24"/>
-          <w:szCs w:val="24"/>
-          <w14:ligatures w14:val="none"/>
-        </w:rPr>
-      </w:pPr>
-      <w:r>
-        <w:rPr>
-          <w:rFonts w:ascii="Times New Roman" w:hAnsi="Times New Roman" w:cs="Times New Roman"/>
-          <w:b/>
-          <w:bCs/>
-          <w:kern w:val="0"/>
-          <w:sz w:val="28"/>
-          <w:szCs w:val="28"/>
-          <w14:ligatures w14:val="none"/>
-        </w:rPr>
-        <w:lastRenderedPageBreak/>
-        <w:t>1.</w:t>
-      </w:r>
-      <w:r>
-        <w:rPr>
-          <w:rFonts w:ascii="Times New Roman" w:hAnsi="Times New Roman" w:cs="Times New Roman"/>
-          <w:b/>
-          <w:bCs/>
-          <w:kern w:val="0"/>
-          <w:sz w:val="28"/>
-          <w:szCs w:val="28"/>
-          <w14:ligatures w14:val="none"/>
-        </w:rPr>
-        <w:t>1.3</w:t>
-      </w:r>
-      <w:r>
-        <w:rPr>
-          <w:rFonts w:ascii="Times New Roman" w:hAnsi="Times New Roman" w:cs="Times New Roman"/>
-          <w:b/>
-          <w:bCs/>
-          <w:kern w:val="0"/>
-          <w:sz w:val="28"/>
-          <w:szCs w:val="28"/>
-          <w14:ligatures w14:val="none"/>
-        </w:rPr>
-        <w:t xml:space="preserve">  </w:t>
-      </w:r>
-      <w:r>
-        <w:rPr>
-          <w:rFonts w:ascii="Times New Roman" w:hAnsi="Times New Roman" w:cs="Times New Roman"/>
-          <w:b/>
-          <w:bCs/>
-          <w:kern w:val="0"/>
-          <w:sz w:val="28"/>
-          <w:szCs w:val="28"/>
-          <w14:ligatures w14:val="none"/>
-        </w:rPr>
-        <w:t>Weight</w:t>
-      </w:r>
-      <w:r>
-        <w:rPr>
-          <w:rFonts w:ascii="Times New Roman" w:hAnsi="Times New Roman" w:cs="Times New Roman"/>
-          <w:b/>
-          <w:bCs/>
-          <w:kern w:val="0"/>
-          <w:sz w:val="28"/>
-          <w:szCs w:val="28"/>
-          <w14:ligatures w14:val="none"/>
-        </w:rPr>
-        <w:t>,</w:t>
-      </w:r>
-      <w:r>
-        <w:rPr>
-          <w:rFonts w:ascii="Times New Roman" w:hAnsi="Times New Roman" w:cs="Times New Roman"/>
-          <w:b/>
-          <w:bCs/>
-          <w:kern w:val="0"/>
-          <w:sz w:val="28"/>
-          <w:szCs w:val="28"/>
-          <w14:ligatures w14:val="none"/>
-        </w:rPr>
-        <w:t xml:space="preserve"> and K-Means Clustering</w:t>
-      </w:r>
-    </w:p>
-    <w:p>
-      <w:pPr>
-        <w:spacing w:line="480" w:lineRule="auto"/>
-        <w:jc w:val="both"/>
-        <w:rPr>
-          <w:rFonts w:ascii="Times New Roman" w:hAnsi="Times New Roman" w:cs="Times New Roman"/>
-          <w:kern w:val="0"/>
-          <w:sz w:val="24"/>
-          <w:szCs w:val="24"/>
-          <w14:ligatures w14:val="none"/>
-        </w:rPr>
-      </w:pPr>
-      <w:r>
-        <w:rPr>
-          <w:rFonts w:ascii="Times New Roman" w:hAnsi="Times New Roman" w:cs="Times New Roman"/>
-          <w:kern w:val="0"/>
-          <w:sz w:val="24"/>
-          <w:szCs w:val="24"/>
-          <w14:ligatures w14:val="none"/>
-        </w:rPr>
-        <w:tab/>
       </w:r>
     </w:p>
     <w:p>
@@ -3809,15 +2544,286 @@
           <w14:ligatures w14:val="none"/>
         </w:rPr>
       </w:pPr>
+      <w:r>
+        <w:rPr>
+          <w:rFonts w:ascii="Times New Roman" w:hAnsi="Times New Roman" w:cs="Times New Roman"/>
+          <w:kern w:val="0"/>
+          <w:sz w:val="24"/>
+          <w:szCs w:val="24"/>
+          <w14:ligatures w14:val="none"/>
+        </w:rPr>
+        <w:t>Often, this turns out to be a task of functional generation on the data produced with the hopes of observing convex behavior.</w:t>
+      </w:r>
+    </w:p>
+    <w:p>
+      <w:pPr>
+        <w:spacing w:line="480" w:lineRule="auto"/>
+        <w:jc w:val="both"/>
+        <w:rPr>
+          <w:rFonts w:ascii="Times New Roman" w:hAnsi="Times New Roman" w:cs="Times New Roman"/>
+          <w:b/>
+          <w:bCs/>
+          <w:kern w:val="0"/>
+          <w:sz w:val="28"/>
+          <w:szCs w:val="28"/>
+          <w14:ligatures w14:val="none"/>
+        </w:rPr>
+      </w:pPr>
+      <w:r>
+        <w:rPr>
+          <w:rFonts w:ascii="Times New Roman" w:hAnsi="Times New Roman" w:cs="Times New Roman"/>
+          <w:b/>
+          <w:bCs/>
+          <w:kern w:val="0"/>
+          <w:sz w:val="28"/>
+          <w:szCs w:val="28"/>
+          <w14:ligatures w14:val="none"/>
+        </w:rPr>
+        <w:lastRenderedPageBreak/>
+        <w:t>1.1.2 Filter Rank</w:t>
+      </w:r>
+      <w:r>
+        <w:rPr>
+          <w:rFonts w:ascii="Times New Roman" w:hAnsi="Times New Roman" w:cs="Times New Roman"/>
+          <w:b/>
+          <w:bCs/>
+          <w:kern w:val="0"/>
+          <w:sz w:val="28"/>
+          <w:szCs w:val="28"/>
+          <w14:ligatures w14:val="none"/>
+        </w:rPr>
+        <w:t>,</w:t>
+      </w:r>
+      <w:r>
+        <w:rPr>
+          <w:rFonts w:ascii="Times New Roman" w:hAnsi="Times New Roman" w:cs="Times New Roman"/>
+          <w:b/>
+          <w:bCs/>
+          <w:kern w:val="0"/>
+          <w:sz w:val="28"/>
+          <w:szCs w:val="28"/>
+          <w14:ligatures w14:val="none"/>
+        </w:rPr>
+        <w:t xml:space="preserve"> and Training</w:t>
+      </w:r>
+    </w:p>
+    <w:p>
+      <w:pPr>
+        <w:spacing w:line="480" w:lineRule="auto"/>
+        <w:jc w:val="both"/>
+        <w:rPr>
+          <w:rFonts w:ascii="Times New Roman" w:hAnsi="Times New Roman" w:cs="Times New Roman"/>
+          <w:b/>
+          <w:bCs/>
+          <w:kern w:val="0"/>
+          <w:sz w:val="28"/>
+          <w:szCs w:val="28"/>
+          <w14:ligatures w14:val="none"/>
+        </w:rPr>
+      </w:pPr>
+    </w:p>
+    <w:p>
+      <w:pPr>
+        <w:spacing w:line="480" w:lineRule="auto"/>
+        <w:jc w:val="both"/>
+        <w:rPr>
+          <w:rFonts w:ascii="Times New Roman" w:hAnsi="Times New Roman" w:cs="Times New Roman"/>
+          <w:b/>
+          <w:bCs/>
+          <w:kern w:val="0"/>
+          <w:sz w:val="28"/>
+          <w:szCs w:val="28"/>
+          <w14:ligatures w14:val="none"/>
+        </w:rPr>
+      </w:pPr>
+    </w:p>
+    <w:p>
+      <w:pPr>
+        <w:spacing w:line="480" w:lineRule="auto"/>
+        <w:jc w:val="both"/>
+        <w:rPr>
+          <w:rFonts w:ascii="Times New Roman" w:hAnsi="Times New Roman" w:cs="Times New Roman"/>
+          <w:b/>
+          <w:bCs/>
+          <w:kern w:val="0"/>
+          <w:sz w:val="28"/>
+          <w:szCs w:val="28"/>
+          <w14:ligatures w14:val="none"/>
+        </w:rPr>
+      </w:pPr>
+      <w:r>
+        <w:rPr>
+          <w:rFonts w:ascii="Times New Roman" w:hAnsi="Times New Roman" w:cs="Times New Roman"/>
+          <w:b/>
+          <w:bCs/>
+          <w:kern w:val="0"/>
+          <w:sz w:val="28"/>
+          <w:szCs w:val="28"/>
+          <w14:ligatures w14:val="none"/>
+        </w:rPr>
+        <w:t>1.</w:t>
+      </w:r>
+      <w:r>
+        <w:rPr>
+          <w:rFonts w:ascii="Times New Roman" w:hAnsi="Times New Roman" w:cs="Times New Roman"/>
+          <w:b/>
+          <w:bCs/>
+          <w:kern w:val="0"/>
+          <w:sz w:val="28"/>
+          <w:szCs w:val="28"/>
+          <w14:ligatures w14:val="none"/>
+        </w:rPr>
+        <w:t>1.3</w:t>
+      </w:r>
+      <w:r>
+        <w:rPr>
+          <w:rFonts w:ascii="Times New Roman" w:hAnsi="Times New Roman" w:cs="Times New Roman"/>
+          <w:b/>
+          <w:bCs/>
+          <w:kern w:val="0"/>
+          <w:sz w:val="28"/>
+          <w:szCs w:val="28"/>
+          <w14:ligatures w14:val="none"/>
+        </w:rPr>
+        <w:t xml:space="preserve">  </w:t>
+      </w:r>
+      <w:r>
+        <w:rPr>
+          <w:rFonts w:ascii="Times New Roman" w:hAnsi="Times New Roman" w:cs="Times New Roman"/>
+          <w:b/>
+          <w:bCs/>
+          <w:kern w:val="0"/>
+          <w:sz w:val="28"/>
+          <w:szCs w:val="28"/>
+          <w14:ligatures w14:val="none"/>
+        </w:rPr>
+        <w:t>Weight</w:t>
+      </w:r>
+      <w:r>
+        <w:rPr>
+          <w:rFonts w:ascii="Times New Roman" w:hAnsi="Times New Roman" w:cs="Times New Roman"/>
+          <w:b/>
+          <w:bCs/>
+          <w:kern w:val="0"/>
+          <w:sz w:val="28"/>
+          <w:szCs w:val="28"/>
+          <w14:ligatures w14:val="none"/>
+        </w:rPr>
+        <w:t>,</w:t>
+      </w:r>
+      <w:r>
+        <w:rPr>
+          <w:rFonts w:ascii="Times New Roman" w:hAnsi="Times New Roman" w:cs="Times New Roman"/>
+          <w:b/>
+          <w:bCs/>
+          <w:kern w:val="0"/>
+          <w:sz w:val="28"/>
+          <w:szCs w:val="28"/>
+          <w14:ligatures w14:val="none"/>
+        </w:rPr>
+        <w:t xml:space="preserve"> and K-Means Clustering</w:t>
+      </w:r>
+    </w:p>
+    <w:p>
+      <w:pPr>
+        <w:spacing w:line="480" w:lineRule="auto"/>
+        <w:jc w:val="both"/>
+        <w:rPr>
+          <w:rFonts w:ascii="Times New Roman" w:hAnsi="Times New Roman" w:cs="Times New Roman"/>
+          <w:b/>
+          <w:bCs/>
+          <w:kern w:val="0"/>
+          <w:sz w:val="28"/>
+          <w:szCs w:val="28"/>
+          <w14:ligatures w14:val="none"/>
+        </w:rPr>
+      </w:pPr>
+    </w:p>
+    <w:p>
+      <w:pPr>
+        <w:spacing w:line="480" w:lineRule="auto"/>
+        <w:jc w:val="both"/>
+        <w:rPr>
+          <w:rFonts w:ascii="Times New Roman" w:hAnsi="Times New Roman" w:cs="Times New Roman"/>
+          <w:kern w:val="0"/>
+          <w:sz w:val="24"/>
+          <w:szCs w:val="24"/>
+          <w14:ligatures w14:val="none"/>
+        </w:rPr>
+      </w:pPr>
+    </w:p>
+    <w:p>
+      <w:pPr>
+        <w:spacing w:after="0" w:line="480" w:lineRule="auto"/>
+        <w:rPr>
+          <w:rFonts w:ascii="Times New Roman" w:hAnsi="Times New Roman" w:cs="Times New Roman"/>
+          <w:b/>
+          <w:bCs/>
+          <w:kern w:val="0"/>
+          <w:sz w:val="28"/>
+          <w:szCs w:val="28"/>
+          <w14:ligatures w14:val="none"/>
+        </w:rPr>
+      </w:pPr>
+      <w:r>
+        <w:rPr>
+          <w:rFonts w:ascii="Times New Roman" w:hAnsi="Times New Roman" w:cs="Times New Roman"/>
+          <w:b/>
+          <w:bCs/>
+          <w:kern w:val="0"/>
+          <w:sz w:val="28"/>
+          <w:szCs w:val="28"/>
+          <w14:ligatures w14:val="none"/>
+        </w:rPr>
+        <w:t>1.</w:t>
+      </w:r>
+      <w:r>
+        <w:rPr>
+          <w:rFonts w:ascii="Times New Roman" w:hAnsi="Times New Roman" w:cs="Times New Roman"/>
+          <w:b/>
+          <w:bCs/>
+          <w:kern w:val="0"/>
+          <w:sz w:val="28"/>
+          <w:szCs w:val="28"/>
+          <w14:ligatures w14:val="none"/>
+        </w:rPr>
+        <w:t>1.4</w:t>
+      </w:r>
+      <w:r>
+        <w:rPr>
+          <w:rFonts w:ascii="Times New Roman" w:hAnsi="Times New Roman" w:cs="Times New Roman"/>
+          <w:b/>
+          <w:bCs/>
+          <w:kern w:val="0"/>
+          <w:sz w:val="28"/>
+          <w:szCs w:val="28"/>
+          <w14:ligatures w14:val="none"/>
+        </w:rPr>
+        <w:t xml:space="preserve">  </w:t>
+      </w:r>
+      <w:r>
+        <w:rPr>
+          <w:rFonts w:ascii="Times New Roman" w:hAnsi="Times New Roman" w:cs="Times New Roman"/>
+          <w:b/>
+          <w:bCs/>
+          <w:kern w:val="0"/>
+          <w:sz w:val="28"/>
+          <w:szCs w:val="28"/>
+          <w14:ligatures w14:val="none"/>
+        </w:rPr>
+        <w:t>Stationary and Non-Stationary Gradient</w:t>
+      </w:r>
     </w:p>
     <w:p>
       <w:pPr>
         <w:spacing w:after="0" w:line="240" w:lineRule="auto"/>
         <w:rPr>
           <w:rFonts w:ascii="Times New Roman" w:hAnsi="Times New Roman" w:cs="Times New Roman"/>
-          <w:kern w:val="0"/>
-          <w:sz w:val="24"/>
-          <w:szCs w:val="24"/>
+          <w:b/>
+          <w:bCs/>
+          <w:kern w:val="0"/>
+          <w:sz w:val="28"/>
+          <w:szCs w:val="28"/>
           <w14:ligatures w14:val="none"/>
         </w:rPr>
       </w:pPr>
@@ -3827,9 +2833,11 @@
         <w:spacing w:after="0" w:line="240" w:lineRule="auto"/>
         <w:rPr>
           <w:rFonts w:ascii="Times New Roman" w:hAnsi="Times New Roman" w:cs="Times New Roman"/>
-          <w:kern w:val="0"/>
-          <w:sz w:val="24"/>
-          <w:szCs w:val="24"/>
+          <w:b/>
+          <w:bCs/>
+          <w:kern w:val="0"/>
+          <w:sz w:val="28"/>
+          <w:szCs w:val="28"/>
           <w14:ligatures w14:val="none"/>
         </w:rPr>
       </w:pPr>
@@ -3839,9 +2847,11 @@
         <w:spacing w:after="0" w:line="240" w:lineRule="auto"/>
         <w:rPr>
           <w:rFonts w:ascii="Times New Roman" w:hAnsi="Times New Roman" w:cs="Times New Roman"/>
-          <w:kern w:val="0"/>
-          <w:sz w:val="24"/>
-          <w:szCs w:val="24"/>
+          <w:b/>
+          <w:bCs/>
+          <w:kern w:val="0"/>
+          <w:sz w:val="28"/>
+          <w:szCs w:val="28"/>
           <w14:ligatures w14:val="none"/>
         </w:rPr>
       </w:pPr>
@@ -3851,124 +2861,18 @@
         <w:spacing w:after="0" w:line="240" w:lineRule="auto"/>
         <w:rPr>
           <w:rFonts w:ascii="Times New Roman" w:hAnsi="Times New Roman" w:cs="Times New Roman"/>
-          <w:kern w:val="0"/>
-          <w:sz w:val="24"/>
-          <w:szCs w:val="24"/>
-          <w14:ligatures w14:val="none"/>
-        </w:rPr>
-      </w:pPr>
-    </w:p>
-    <w:p>
-      <w:pPr>
-        <w:spacing w:after="0" w:line="240" w:lineRule="auto"/>
-        <w:rPr>
-          <w:rFonts w:ascii="Times New Roman" w:hAnsi="Times New Roman" w:cs="Times New Roman"/>
-          <w:kern w:val="0"/>
-          <w:sz w:val="24"/>
-          <w:szCs w:val="24"/>
-          <w14:ligatures w14:val="none"/>
-        </w:rPr>
-      </w:pPr>
-    </w:p>
-    <w:p>
-      <w:pPr>
-        <w:spacing w:after="0" w:line="240" w:lineRule="auto"/>
-        <w:rPr>
-          <w:rFonts w:ascii="Times New Roman" w:hAnsi="Times New Roman" w:cs="Times New Roman"/>
-          <w:kern w:val="0"/>
-          <w:sz w:val="24"/>
-          <w:szCs w:val="24"/>
-          <w14:ligatures w14:val="none"/>
-        </w:rPr>
-      </w:pPr>
-    </w:p>
-    <w:p>
-      <w:pPr>
-        <w:spacing w:after="0" w:line="240" w:lineRule="auto"/>
-        <w:rPr>
-          <w:rFonts w:ascii="Times New Roman" w:hAnsi="Times New Roman" w:cs="Times New Roman"/>
-          <w:kern w:val="0"/>
-          <w:sz w:val="24"/>
-          <w:szCs w:val="24"/>
-          <w14:ligatures w14:val="none"/>
-        </w:rPr>
-      </w:pPr>
-    </w:p>
-    <w:p>
-      <w:pPr>
-        <w:spacing w:after="0" w:line="240" w:lineRule="auto"/>
-        <w:rPr>
-          <w:rFonts w:ascii="Times New Roman" w:hAnsi="Times New Roman" w:cs="Times New Roman"/>
-          <w:kern w:val="0"/>
-          <w:sz w:val="24"/>
-          <w:szCs w:val="24"/>
-          <w14:ligatures w14:val="none"/>
-        </w:rPr>
-      </w:pPr>
-    </w:p>
-    <w:p>
-      <w:pPr>
-        <w:spacing w:after="0" w:line="240" w:lineRule="auto"/>
-        <w:rPr>
-          <w:rFonts w:ascii="Times New Roman" w:hAnsi="Times New Roman" w:cs="Times New Roman"/>
-          <w:kern w:val="0"/>
-          <w:sz w:val="24"/>
-          <w:szCs w:val="24"/>
-          <w14:ligatures w14:val="none"/>
-        </w:rPr>
-      </w:pPr>
-    </w:p>
-    <w:p>
-      <w:pPr>
-        <w:spacing w:after="0" w:line="240" w:lineRule="auto"/>
-        <w:rPr>
-          <w:rFonts w:ascii="Times New Roman" w:hAnsi="Times New Roman" w:cs="Times New Roman"/>
-          <w:kern w:val="0"/>
-          <w:sz w:val="24"/>
-          <w:szCs w:val="24"/>
-          <w14:ligatures w14:val="none"/>
-        </w:rPr>
-      </w:pPr>
-    </w:p>
-    <w:p>
-      <w:pPr>
-        <w:spacing w:after="0" w:line="240" w:lineRule="auto"/>
-        <w:rPr>
-          <w:rFonts w:ascii="Times New Roman" w:hAnsi="Times New Roman" w:cs="Times New Roman"/>
-          <w:kern w:val="0"/>
-          <w:sz w:val="24"/>
-          <w:szCs w:val="24"/>
-          <w14:ligatures w14:val="none"/>
-        </w:rPr>
-      </w:pPr>
-    </w:p>
-    <w:p>
-      <w:pPr>
-        <w:spacing w:after="0" w:line="240" w:lineRule="auto"/>
-        <w:rPr>
-          <w:rFonts w:ascii="Times New Roman" w:hAnsi="Times New Roman" w:cs="Times New Roman"/>
-          <w:kern w:val="0"/>
-          <w:sz w:val="24"/>
-          <w:szCs w:val="24"/>
-          <w14:ligatures w14:val="none"/>
-        </w:rPr>
-      </w:pPr>
-    </w:p>
-    <w:p>
-      <w:pPr>
-        <w:spacing w:after="0" w:line="240" w:lineRule="auto"/>
-        <w:rPr>
-          <w:rFonts w:ascii="Times New Roman" w:hAnsi="Times New Roman" w:cs="Times New Roman"/>
-          <w:kern w:val="0"/>
-          <w:sz w:val="24"/>
-          <w:szCs w:val="24"/>
-          <w14:ligatures w14:val="none"/>
-        </w:rPr>
-      </w:pPr>
-    </w:p>
-    <w:p>
-      <w:pPr>
-        <w:spacing w:after="0" w:line="240" w:lineRule="auto"/>
+          <w:b/>
+          <w:bCs/>
+          <w:kern w:val="0"/>
+          <w:sz w:val="28"/>
+          <w:szCs w:val="28"/>
+          <w14:ligatures w14:val="none"/>
+        </w:rPr>
+      </w:pPr>
+    </w:p>
+    <w:p>
+      <w:pPr>
+        <w:spacing w:line="480" w:lineRule="auto"/>
         <w:rPr>
           <w:rFonts w:ascii="Times New Roman" w:hAnsi="Times New Roman" w:cs="Times New Roman"/>
           <w:b/>
@@ -4001,31 +2905,270 @@
           <w:szCs w:val="28"/>
           <w14:ligatures w14:val="none"/>
         </w:rPr>
-        <w:t>1.4</w:t>
-      </w:r>
-      <w:r>
-        <w:rPr>
-          <w:rFonts w:ascii="Times New Roman" w:hAnsi="Times New Roman" w:cs="Times New Roman"/>
-          <w:b/>
-          <w:bCs/>
-          <w:kern w:val="0"/>
-          <w:sz w:val="28"/>
-          <w:szCs w:val="28"/>
-          <w14:ligatures w14:val="none"/>
-        </w:rPr>
-        <w:t xml:space="preserve">  </w:t>
-      </w:r>
-      <w:r>
-        <w:rPr>
-          <w:rFonts w:ascii="Times New Roman" w:hAnsi="Times New Roman" w:cs="Times New Roman"/>
-          <w:b/>
-          <w:bCs/>
-          <w:kern w:val="0"/>
-          <w:sz w:val="28"/>
-          <w:szCs w:val="28"/>
-          <w14:ligatures w14:val="none"/>
-        </w:rPr>
-        <w:t>Stationary and Non-Stationary Gradient</w:t>
+        <w:t>1.5</w:t>
+      </w:r>
+      <w:r>
+        <w:rPr>
+          <w:rFonts w:ascii="Times New Roman" w:hAnsi="Times New Roman" w:cs="Times New Roman"/>
+          <w:b/>
+          <w:bCs/>
+          <w:kern w:val="0"/>
+          <w:sz w:val="28"/>
+          <w:szCs w:val="28"/>
+          <w14:ligatures w14:val="none"/>
+        </w:rPr>
+        <w:t xml:space="preserve"> Convoluti</w:t>
+      </w:r>
+      <w:r>
+        <w:rPr>
+          <w:rFonts w:ascii="Times New Roman" w:hAnsi="Times New Roman" w:cs="Times New Roman"/>
+          <w:b/>
+          <w:bCs/>
+          <w:kern w:val="0"/>
+          <w:sz w:val="28"/>
+          <w:szCs w:val="28"/>
+          <w14:ligatures w14:val="none"/>
+        </w:rPr>
+        <w:t>on</w:t>
+      </w:r>
+      <w:r>
+        <w:rPr>
+          <w:rFonts w:ascii="Times New Roman" w:hAnsi="Times New Roman" w:cs="Times New Roman"/>
+          <w:b/>
+          <w:bCs/>
+          <w:kern w:val="0"/>
+          <w:sz w:val="28"/>
+          <w:szCs w:val="28"/>
+          <w14:ligatures w14:val="none"/>
+        </w:rPr>
+        <w:t>,</w:t>
+      </w:r>
+      <w:r>
+        <w:rPr>
+          <w:rFonts w:ascii="Times New Roman" w:hAnsi="Times New Roman" w:cs="Times New Roman"/>
+          <w:b/>
+          <w:bCs/>
+          <w:kern w:val="0"/>
+          <w:sz w:val="28"/>
+          <w:szCs w:val="28"/>
+          <w14:ligatures w14:val="none"/>
+        </w:rPr>
+        <w:t xml:space="preserve"> an</w:t>
+      </w:r>
+      <w:r>
+        <w:rPr>
+          <w:rFonts w:ascii="Times New Roman" w:hAnsi="Times New Roman" w:cs="Times New Roman"/>
+          <w:b/>
+          <w:bCs/>
+          <w:kern w:val="0"/>
+          <w:sz w:val="28"/>
+          <w:szCs w:val="28"/>
+          <w14:ligatures w14:val="none"/>
+        </w:rPr>
+        <w:t xml:space="preserve">d </w:t>
+      </w:r>
+      <w:r>
+        <w:rPr>
+          <w:rFonts w:ascii="Times New Roman" w:hAnsi="Times New Roman" w:cs="Times New Roman"/>
+          <w:b/>
+          <w:bCs/>
+          <w:kern w:val="0"/>
+          <w:sz w:val="28"/>
+          <w:szCs w:val="28"/>
+          <w14:ligatures w14:val="none"/>
+        </w:rPr>
+        <w:t>Cos</w:t>
+      </w:r>
+      <w:r>
+        <w:rPr>
+          <w:rFonts w:ascii="Times New Roman" w:hAnsi="Times New Roman" w:cs="Times New Roman"/>
+          <w:b/>
+          <w:bCs/>
+          <w:kern w:val="0"/>
+          <w:sz w:val="28"/>
+          <w:szCs w:val="28"/>
+          <w14:ligatures w14:val="none"/>
+        </w:rPr>
+        <w:t>t</w:t>
+      </w:r>
+    </w:p>
+    <w:p>
+      <w:pPr>
+        <w:spacing w:line="480" w:lineRule="auto"/>
+        <w:rPr>
+          <w:rFonts w:ascii="Times New Roman" w:hAnsi="Times New Roman" w:cs="Times New Roman"/>
+          <w:b/>
+          <w:bCs/>
+          <w:kern w:val="0"/>
+          <w:sz w:val="28"/>
+          <w:szCs w:val="28"/>
+          <w14:ligatures w14:val="none"/>
+        </w:rPr>
+      </w:pPr>
+    </w:p>
+    <w:p>
+      <w:pPr>
+        <w:spacing w:line="480" w:lineRule="auto"/>
+        <w:rPr>
+          <w:rFonts w:ascii="Times New Roman" w:hAnsi="Times New Roman" w:cs="Times New Roman"/>
+          <w:b/>
+          <w:bCs/>
+          <w:kern w:val="0"/>
+          <w:sz w:val="28"/>
+          <w:szCs w:val="28"/>
+          <w14:ligatures w14:val="none"/>
+        </w:rPr>
+      </w:pPr>
+    </w:p>
+    <w:p>
+      <w:pPr>
+        <w:spacing w:line="480" w:lineRule="auto"/>
+        <w:rPr>
+          <w:rFonts w:ascii="Times New Roman" w:hAnsi="Times New Roman" w:cs="Times New Roman"/>
+          <w:b/>
+          <w:bCs/>
+          <w:kern w:val="0"/>
+          <w:sz w:val="28"/>
+          <w:szCs w:val="28"/>
+          <w14:ligatures w14:val="none"/>
+        </w:rPr>
+      </w:pPr>
+      <w:r>
+        <w:rPr>
+          <w:rFonts w:ascii="Times New Roman" w:hAnsi="Times New Roman" w:cs="Times New Roman"/>
+          <w:b/>
+          <w:bCs/>
+          <w:kern w:val="0"/>
+          <w:sz w:val="28"/>
+          <w:szCs w:val="28"/>
+          <w14:ligatures w14:val="none"/>
+        </w:rPr>
+        <w:t>WORKS DONE</w:t>
+      </w:r>
+    </w:p>
+    <w:p>
+      <w:pPr>
+        <w:spacing w:after="0" w:line="480" w:lineRule="auto"/>
+        <w:jc w:val="both"/>
+        <w:rPr>
+          <w:rFonts w:ascii="Times New Roman" w:hAnsi="Times New Roman" w:cs="Times New Roman"/>
+          <w:b/>
+          <w:bCs/>
+          <w:kern w:val="0"/>
+          <w:sz w:val="28"/>
+          <w:szCs w:val="28"/>
+          <w14:ligatures w14:val="none"/>
+        </w:rPr>
+      </w:pPr>
+      <w:r>
+        <w:rPr>
+          <w:rFonts w:ascii="Times New Roman" w:hAnsi="Times New Roman" w:cs="Times New Roman"/>
+          <w:b/>
+          <w:bCs/>
+          <w:kern w:val="0"/>
+          <w:sz w:val="28"/>
+          <w:szCs w:val="28"/>
+          <w14:ligatures w14:val="none"/>
+        </w:rPr>
+        <w:t xml:space="preserve">2.1 </w:t>
+      </w:r>
+      <w:r>
+        <w:rPr>
+          <w:rFonts w:ascii="Times New Roman" w:hAnsi="Times New Roman" w:cs="Times New Roman"/>
+          <w:b/>
+          <w:bCs/>
+          <w:kern w:val="0"/>
+          <w:sz w:val="28"/>
+          <w:szCs w:val="28"/>
+          <w14:ligatures w14:val="none"/>
+        </w:rPr>
+        <w:t xml:space="preserve">Utility, </w:t>
+      </w:r>
+      <w:r>
+        <w:rPr>
+          <w:rFonts w:ascii="Times New Roman" w:hAnsi="Times New Roman" w:cs="Times New Roman"/>
+          <w:b/>
+          <w:bCs/>
+          <w:kern w:val="0"/>
+          <w:sz w:val="28"/>
+          <w:szCs w:val="28"/>
+          <w14:ligatures w14:val="none"/>
+        </w:rPr>
+        <w:t>Accuracy</w:t>
+      </w:r>
+      <w:r>
+        <w:rPr>
+          <w:rFonts w:ascii="Times New Roman" w:hAnsi="Times New Roman" w:cs="Times New Roman"/>
+          <w:b/>
+          <w:bCs/>
+          <w:kern w:val="0"/>
+          <w:sz w:val="28"/>
+          <w:szCs w:val="28"/>
+          <w14:ligatures w14:val="none"/>
+        </w:rPr>
+        <w:t>,</w:t>
+      </w:r>
+      <w:r>
+        <w:rPr>
+          <w:rFonts w:ascii="Times New Roman" w:hAnsi="Times New Roman" w:cs="Times New Roman"/>
+          <w:b/>
+          <w:bCs/>
+          <w:kern w:val="0"/>
+          <w:sz w:val="28"/>
+          <w:szCs w:val="28"/>
+          <w14:ligatures w14:val="none"/>
+        </w:rPr>
+        <w:t xml:space="preserve"> and Efficiency</w:t>
+      </w:r>
+    </w:p>
+    <w:p>
+      <w:pPr>
+        <w:spacing w:after="0" w:line="480" w:lineRule="auto"/>
+        <w:rPr>
+          <w:rFonts w:ascii="Times New Roman" w:hAnsi="Times New Roman" w:cs="Times New Roman"/>
+          <w:b/>
+          <w:bCs/>
+          <w:kern w:val="0"/>
+          <w:sz w:val="28"/>
+          <w:szCs w:val="28"/>
+          <w14:ligatures w14:val="none"/>
+        </w:rPr>
+      </w:pPr>
+      <w:r>
+        <w:rPr>
+          <w:rFonts w:ascii="Times New Roman" w:hAnsi="Times New Roman" w:cs="Times New Roman"/>
+          <w:b/>
+          <w:bCs/>
+          <w:kern w:val="0"/>
+          <w:sz w:val="28"/>
+          <w:szCs w:val="28"/>
+          <w14:ligatures w14:val="none"/>
+        </w:rPr>
+        <w:t>2.1.1</w:t>
+      </w:r>
+      <w:r>
+        <w:rPr>
+          <w:rFonts w:ascii="Times New Roman" w:hAnsi="Times New Roman" w:cs="Times New Roman"/>
+          <w:b/>
+          <w:bCs/>
+          <w:kern w:val="0"/>
+          <w:sz w:val="28"/>
+          <w:szCs w:val="28"/>
+          <w14:ligatures w14:val="none"/>
+        </w:rPr>
+        <w:tab/>
+      </w:r>
+      <w:r>
+        <w:rPr>
+          <w:rFonts w:ascii="Times New Roman" w:hAnsi="Times New Roman" w:cs="Times New Roman"/>
+          <w:b/>
+          <w:bCs/>
+          <w:kern w:val="0"/>
+          <w:sz w:val="28"/>
+          <w:szCs w:val="28"/>
+          <w14:ligatures w14:val="none"/>
+        </w:rPr>
+        <w:t>The Gradient Method</w:t>
       </w:r>
     </w:p>
     <w:p>
@@ -4035,11 +3178,51 @@
         <w:jc w:val="both"/>
         <w:rPr>
           <w:rFonts w:ascii="Times New Roman" w:hAnsi="Times New Roman" w:cs="Times New Roman"/>
-          <w:kern w:val="0"/>
-          <w:u w:val="single"/>
-          <w14:ligatures w14:val="none"/>
-        </w:rPr>
-      </w:pPr>
+          <w:sz w:val="24"/>
+          <w:szCs w:val="24"/>
+        </w:rPr>
+      </w:pPr>
+      <w:r>
+        <w:rPr>
+          <w:rFonts w:ascii="Times New Roman" w:hAnsi="Times New Roman" w:cs="Times New Roman"/>
+          <w:sz w:val="24"/>
+          <w:szCs w:val="24"/>
+        </w:rPr>
+        <w:t xml:space="preserve">The Gradient Decent Method was first demonstrated by the mathematician named </w:t>
+      </w:r>
+      <w:r>
+        <w:rPr>
+          <w:rFonts w:ascii="Times New Roman" w:hAnsi="Times New Roman" w:cs="Times New Roman"/>
+          <w:sz w:val="24"/>
+          <w:szCs w:val="24"/>
+        </w:rPr>
+        <w:t>Augustin-Louis Cauchy</w:t>
+      </w:r>
+      <w:r>
+        <w:rPr>
+          <w:rFonts w:ascii="Times New Roman" w:hAnsi="Times New Roman" w:cs="Times New Roman"/>
+          <w:sz w:val="24"/>
+          <w:szCs w:val="24"/>
+        </w:rPr>
+        <w:t xml:space="preserve"> in [3].  The use of this method in computer vision has proven to be unmatched against several different methods including k-NN, k-means in isolation, and Naïve </w:t>
+      </w:r>
+      <w:r>
+        <w:rPr>
+          <w:rFonts w:ascii="Times New Roman" w:hAnsi="Times New Roman" w:cs="Times New Roman"/>
+          <w:sz w:val="24"/>
+          <w:szCs w:val="24"/>
+        </w:rPr>
+        <w:lastRenderedPageBreak/>
+        <w:t>Bayes. The Gradient Decent Method outperforms the others in a variety of metrics, the most important being the minimization of the cost function.  From this standpoint, I have demonstrated the power of the convolutional paradigm</w:t>
+      </w:r>
+      <w:r>
+        <w:rPr>
+          <w:rFonts w:ascii="Times New Roman" w:hAnsi="Times New Roman" w:cs="Times New Roman"/>
+          <w:sz w:val="24"/>
+          <w:szCs w:val="24"/>
+        </w:rPr>
+        <w:t xml:space="preserve"> and the superiority of minimizing convolutional network output. By identifying the shortest time-march to convergence, we can often guarantee the truth during classification.</w:t>
+      </w:r>
     </w:p>
     <w:p>
       <w:pPr>
@@ -4048,502 +3231,54 @@
         <w:jc w:val="both"/>
         <w:rPr>
           <w:rFonts w:ascii="Times New Roman" w:hAnsi="Times New Roman" w:cs="Times New Roman"/>
-          <w:kern w:val="0"/>
-          <w:sz w:val="24"/>
-          <w:szCs w:val="24"/>
-          <w14:ligatures w14:val="none"/>
-        </w:rPr>
-      </w:pPr>
-    </w:p>
-    <w:p>
-      <w:pPr>
-        <w:spacing w:line="480" w:lineRule="auto"/>
-        <w:ind w:firstLine="720"/>
-        <w:jc w:val="both"/>
-        <w:rPr>
-          <w:rFonts w:ascii="Times New Roman" w:hAnsi="Times New Roman" w:cs="Times New Roman"/>
-          <w:kern w:val="0"/>
-          <w:sz w:val="24"/>
-          <w:szCs w:val="24"/>
-          <w14:ligatures w14:val="none"/>
-        </w:rPr>
-      </w:pPr>
-    </w:p>
-    <w:p>
-      <w:pPr>
-        <w:spacing w:line="480" w:lineRule="auto"/>
-        <w:rPr>
-          <w:rFonts w:ascii="Times New Roman" w:hAnsi="Times New Roman" w:cs="Times New Roman"/>
-          <w:kern w:val="0"/>
-          <w:sz w:val="24"/>
-          <w:szCs w:val="24"/>
-          <w14:ligatures w14:val="none"/>
-        </w:rPr>
-      </w:pPr>
-    </w:p>
-    <w:p>
-      <w:pPr>
-        <w:spacing w:line="480" w:lineRule="auto"/>
-        <w:rPr>
-          <w:rFonts w:ascii="Times New Roman" w:hAnsi="Times New Roman" w:cs="Times New Roman"/>
-          <w:b/>
-          <w:bCs/>
-          <w:kern w:val="0"/>
-          <w:sz w:val="28"/>
-          <w:szCs w:val="28"/>
-          <w14:ligatures w14:val="none"/>
-        </w:rPr>
-      </w:pPr>
-    </w:p>
-    <w:p>
-      <w:pPr>
-        <w:spacing w:line="480" w:lineRule="auto"/>
-        <w:rPr>
-          <w:rFonts w:ascii="Times New Roman" w:hAnsi="Times New Roman" w:cs="Times New Roman"/>
-          <w:b/>
-          <w:bCs/>
-          <w:kern w:val="0"/>
-          <w:sz w:val="28"/>
-          <w:szCs w:val="28"/>
-          <w14:ligatures w14:val="none"/>
-        </w:rPr>
-      </w:pPr>
-    </w:p>
-    <w:p>
-      <w:pPr>
-        <w:spacing w:line="480" w:lineRule="auto"/>
-        <w:rPr>
-          <w:rFonts w:ascii="Times New Roman" w:hAnsi="Times New Roman" w:cs="Times New Roman"/>
-          <w:b/>
-          <w:bCs/>
-          <w:kern w:val="0"/>
-          <w:sz w:val="28"/>
-          <w:szCs w:val="28"/>
-          <w14:ligatures w14:val="none"/>
-        </w:rPr>
-      </w:pPr>
-    </w:p>
-    <w:p>
-      <w:pPr>
-        <w:spacing w:line="480" w:lineRule="auto"/>
-        <w:rPr>
-          <w:rFonts w:ascii="Times New Roman" w:hAnsi="Times New Roman" w:cs="Times New Roman"/>
-          <w:b/>
-          <w:bCs/>
-          <w:kern w:val="0"/>
-          <w:sz w:val="28"/>
-          <w:szCs w:val="28"/>
-          <w14:ligatures w14:val="none"/>
-        </w:rPr>
-      </w:pPr>
-    </w:p>
-    <w:p>
-      <w:pPr>
-        <w:spacing w:line="480" w:lineRule="auto"/>
-        <w:rPr>
-          <w:rFonts w:ascii="Times New Roman" w:hAnsi="Times New Roman" w:cs="Times New Roman"/>
-          <w:b/>
-          <w:bCs/>
-          <w:kern w:val="0"/>
-          <w:sz w:val="28"/>
-          <w:szCs w:val="28"/>
-          <w14:ligatures w14:val="none"/>
-        </w:rPr>
-      </w:pPr>
-    </w:p>
-    <w:p>
-      <w:pPr>
-        <w:spacing w:line="480" w:lineRule="auto"/>
-        <w:rPr>
-          <w:rFonts w:ascii="Times New Roman" w:hAnsi="Times New Roman" w:cs="Times New Roman"/>
-          <w:b/>
-          <w:bCs/>
-          <w:kern w:val="0"/>
-          <w:sz w:val="28"/>
-          <w:szCs w:val="28"/>
-          <w14:ligatures w14:val="none"/>
-        </w:rPr>
-      </w:pPr>
-      <w:r>
-        <w:rPr>
-          <w:rFonts w:ascii="Times New Roman" w:hAnsi="Times New Roman" w:cs="Times New Roman"/>
-          <w:b/>
-          <w:bCs/>
-          <w:kern w:val="0"/>
-          <w:sz w:val="28"/>
-          <w:szCs w:val="28"/>
-          <w14:ligatures w14:val="none"/>
-        </w:rPr>
-        <w:lastRenderedPageBreak/>
-        <w:t>1.</w:t>
-      </w:r>
-      <w:r>
-        <w:rPr>
-          <w:rFonts w:ascii="Times New Roman" w:hAnsi="Times New Roman" w:cs="Times New Roman"/>
-          <w:b/>
-          <w:bCs/>
-          <w:kern w:val="0"/>
-          <w:sz w:val="28"/>
-          <w:szCs w:val="28"/>
-          <w14:ligatures w14:val="none"/>
-        </w:rPr>
-        <w:t>1.5</w:t>
-      </w:r>
-      <w:r>
-        <w:rPr>
-          <w:rFonts w:ascii="Times New Roman" w:hAnsi="Times New Roman" w:cs="Times New Roman"/>
-          <w:b/>
-          <w:bCs/>
-          <w:kern w:val="0"/>
-          <w:sz w:val="28"/>
-          <w:szCs w:val="28"/>
-          <w14:ligatures w14:val="none"/>
-        </w:rPr>
-        <w:t xml:space="preserve"> Convoluti</w:t>
-      </w:r>
-      <w:r>
-        <w:rPr>
-          <w:rFonts w:ascii="Times New Roman" w:hAnsi="Times New Roman" w:cs="Times New Roman"/>
-          <w:b/>
-          <w:bCs/>
-          <w:kern w:val="0"/>
-          <w:sz w:val="28"/>
-          <w:szCs w:val="28"/>
-          <w14:ligatures w14:val="none"/>
-        </w:rPr>
-        <w:t>on</w:t>
-      </w:r>
-      <w:r>
-        <w:rPr>
-          <w:rFonts w:ascii="Times New Roman" w:hAnsi="Times New Roman" w:cs="Times New Roman"/>
-          <w:b/>
-          <w:bCs/>
-          <w:kern w:val="0"/>
-          <w:sz w:val="28"/>
-          <w:szCs w:val="28"/>
-          <w14:ligatures w14:val="none"/>
-        </w:rPr>
-        <w:t>,</w:t>
-      </w:r>
-      <w:r>
-        <w:rPr>
-          <w:rFonts w:ascii="Times New Roman" w:hAnsi="Times New Roman" w:cs="Times New Roman"/>
-          <w:b/>
-          <w:bCs/>
-          <w:kern w:val="0"/>
-          <w:sz w:val="28"/>
-          <w:szCs w:val="28"/>
-          <w14:ligatures w14:val="none"/>
-        </w:rPr>
-        <w:t xml:space="preserve"> an</w:t>
-      </w:r>
-      <w:r>
-        <w:rPr>
-          <w:rFonts w:ascii="Times New Roman" w:hAnsi="Times New Roman" w:cs="Times New Roman"/>
-          <w:b/>
-          <w:bCs/>
-          <w:kern w:val="0"/>
-          <w:sz w:val="28"/>
-          <w:szCs w:val="28"/>
-          <w14:ligatures w14:val="none"/>
-        </w:rPr>
-        <w:t xml:space="preserve">d </w:t>
-      </w:r>
-      <w:r>
-        <w:rPr>
-          <w:rFonts w:ascii="Times New Roman" w:hAnsi="Times New Roman" w:cs="Times New Roman"/>
-          <w:b/>
-          <w:bCs/>
-          <w:kern w:val="0"/>
-          <w:sz w:val="28"/>
-          <w:szCs w:val="28"/>
-          <w14:ligatures w14:val="none"/>
-        </w:rPr>
-        <w:t>Cost</w:t>
-      </w:r>
-    </w:p>
-    <w:p>
-      <w:pPr>
-        <w:spacing w:line="480" w:lineRule="auto"/>
-        <w:rPr>
-          <w:rFonts w:ascii="Times New Roman" w:hAnsi="Times New Roman" w:cs="Times New Roman"/>
-          <w:b/>
-          <w:bCs/>
-          <w:kern w:val="0"/>
-          <w:sz w:val="28"/>
-          <w:szCs w:val="28"/>
-          <w14:ligatures w14:val="none"/>
-        </w:rPr>
-      </w:pPr>
-    </w:p>
-    <w:p>
-      <w:pPr>
-        <w:spacing w:line="480" w:lineRule="auto"/>
-        <w:rPr>
-          <w:rFonts w:ascii="Times New Roman" w:hAnsi="Times New Roman" w:cs="Times New Roman"/>
-          <w:b/>
-          <w:bCs/>
-          <w:kern w:val="0"/>
-          <w:sz w:val="28"/>
-          <w:szCs w:val="28"/>
-          <w14:ligatures w14:val="none"/>
-        </w:rPr>
-      </w:pPr>
-    </w:p>
-    <w:p>
-      <w:pPr>
-        <w:spacing w:line="480" w:lineRule="auto"/>
-        <w:rPr>
-          <w:rFonts w:ascii="Times New Roman" w:hAnsi="Times New Roman" w:cs="Times New Roman"/>
-          <w:b/>
-          <w:bCs/>
-          <w:kern w:val="0"/>
-          <w:sz w:val="28"/>
-          <w:szCs w:val="28"/>
-          <w14:ligatures w14:val="none"/>
-        </w:rPr>
-      </w:pPr>
-    </w:p>
-    <w:p>
-      <w:pPr>
-        <w:spacing w:line="480" w:lineRule="auto"/>
-        <w:rPr>
-          <w:rFonts w:ascii="Times New Roman" w:hAnsi="Times New Roman" w:cs="Times New Roman"/>
-          <w:b/>
-          <w:bCs/>
-          <w:kern w:val="0"/>
-          <w:sz w:val="28"/>
-          <w:szCs w:val="28"/>
-          <w14:ligatures w14:val="none"/>
-        </w:rPr>
-      </w:pPr>
-    </w:p>
-    <w:p>
-      <w:pPr>
-        <w:spacing w:line="480" w:lineRule="auto"/>
-        <w:rPr>
-          <w:rFonts w:ascii="Times New Roman" w:hAnsi="Times New Roman" w:cs="Times New Roman"/>
-          <w:b/>
-          <w:bCs/>
-          <w:kern w:val="0"/>
-          <w:sz w:val="28"/>
-          <w:szCs w:val="28"/>
-          <w14:ligatures w14:val="none"/>
-        </w:rPr>
-      </w:pPr>
-    </w:p>
-    <w:p>
-      <w:pPr>
-        <w:spacing w:line="480" w:lineRule="auto"/>
-        <w:rPr>
-          <w:rFonts w:ascii="Times New Roman" w:hAnsi="Times New Roman" w:cs="Times New Roman"/>
-          <w:b/>
-          <w:bCs/>
-          <w:kern w:val="0"/>
-          <w:sz w:val="28"/>
-          <w:szCs w:val="28"/>
-          <w14:ligatures w14:val="none"/>
-        </w:rPr>
-      </w:pPr>
-    </w:p>
-    <w:p>
-      <w:pPr>
-        <w:spacing w:line="480" w:lineRule="auto"/>
-        <w:rPr>
-          <w:rFonts w:ascii="Times New Roman" w:hAnsi="Times New Roman" w:cs="Times New Roman"/>
-          <w:b/>
-          <w:bCs/>
-          <w:kern w:val="0"/>
-          <w:sz w:val="28"/>
-          <w:szCs w:val="28"/>
-          <w14:ligatures w14:val="none"/>
-        </w:rPr>
-      </w:pPr>
-    </w:p>
-    <w:p>
-      <w:pPr>
-        <w:spacing w:line="480" w:lineRule="auto"/>
-        <w:rPr>
-          <w:rFonts w:ascii="Times New Roman" w:hAnsi="Times New Roman" w:cs="Times New Roman"/>
-          <w:b/>
-          <w:bCs/>
-          <w:kern w:val="0"/>
-          <w:sz w:val="28"/>
-          <w:szCs w:val="28"/>
-          <w14:ligatures w14:val="none"/>
-        </w:rPr>
-      </w:pPr>
-      <w:r>
-        <w:rPr>
-          <w:rFonts w:ascii="Times New Roman" w:hAnsi="Times New Roman" w:cs="Times New Roman"/>
-          <w:b/>
-          <w:bCs/>
-          <w:kern w:val="0"/>
-          <w:sz w:val="28"/>
-          <w:szCs w:val="28"/>
-          <w14:ligatures w14:val="none"/>
-        </w:rPr>
-        <w:t>WORKS DONE</w:t>
-      </w:r>
-    </w:p>
-    <w:p>
-      <w:pPr>
-        <w:spacing w:after="0" w:line="480" w:lineRule="auto"/>
-        <w:jc w:val="both"/>
-        <w:rPr>
-          <w:rFonts w:ascii="Times New Roman" w:hAnsi="Times New Roman" w:cs="Times New Roman"/>
-          <w:b/>
-          <w:bCs/>
-          <w:kern w:val="0"/>
-          <w:sz w:val="28"/>
-          <w:szCs w:val="28"/>
-          <w14:ligatures w14:val="none"/>
-        </w:rPr>
-      </w:pPr>
-      <w:r>
-        <w:rPr>
-          <w:rFonts w:ascii="Times New Roman" w:hAnsi="Times New Roman" w:cs="Times New Roman"/>
-          <w:b/>
-          <w:bCs/>
-          <w:kern w:val="0"/>
-          <w:sz w:val="28"/>
-          <w:szCs w:val="28"/>
-          <w14:ligatures w14:val="none"/>
-        </w:rPr>
-        <w:t xml:space="preserve">2.1 </w:t>
-      </w:r>
-      <w:r>
-        <w:rPr>
-          <w:rFonts w:ascii="Times New Roman" w:hAnsi="Times New Roman" w:cs="Times New Roman"/>
-          <w:b/>
-          <w:bCs/>
-          <w:kern w:val="0"/>
-          <w:sz w:val="28"/>
-          <w:szCs w:val="28"/>
-          <w14:ligatures w14:val="none"/>
-        </w:rPr>
-        <w:t xml:space="preserve">Utility, </w:t>
-      </w:r>
-      <w:r>
-        <w:rPr>
-          <w:rFonts w:ascii="Times New Roman" w:hAnsi="Times New Roman" w:cs="Times New Roman"/>
-          <w:b/>
-          <w:bCs/>
-          <w:kern w:val="0"/>
-          <w:sz w:val="28"/>
-          <w:szCs w:val="28"/>
-          <w14:ligatures w14:val="none"/>
-        </w:rPr>
-        <w:t>Accuracy</w:t>
-      </w:r>
-      <w:r>
-        <w:rPr>
-          <w:rFonts w:ascii="Times New Roman" w:hAnsi="Times New Roman" w:cs="Times New Roman"/>
-          <w:b/>
-          <w:bCs/>
-          <w:kern w:val="0"/>
-          <w:sz w:val="28"/>
-          <w:szCs w:val="28"/>
-          <w14:ligatures w14:val="none"/>
-        </w:rPr>
-        <w:t>,</w:t>
-      </w:r>
-      <w:r>
-        <w:rPr>
-          <w:rFonts w:ascii="Times New Roman" w:hAnsi="Times New Roman" w:cs="Times New Roman"/>
-          <w:b/>
-          <w:bCs/>
-          <w:kern w:val="0"/>
-          <w:sz w:val="28"/>
-          <w:szCs w:val="28"/>
-          <w14:ligatures w14:val="none"/>
-        </w:rPr>
-        <w:t xml:space="preserve"> and Efficiency</w:t>
-      </w:r>
-    </w:p>
-    <w:p>
-      <w:pPr>
-        <w:spacing w:after="0" w:line="480" w:lineRule="auto"/>
-        <w:rPr>
-          <w:rFonts w:ascii="Times New Roman" w:hAnsi="Times New Roman" w:cs="Times New Roman"/>
-          <w:b/>
-          <w:bCs/>
-          <w:kern w:val="0"/>
-          <w:sz w:val="28"/>
-          <w:szCs w:val="28"/>
-          <w14:ligatures w14:val="none"/>
-        </w:rPr>
-      </w:pPr>
-      <w:r>
-        <w:rPr>
-          <w:rFonts w:ascii="Times New Roman" w:hAnsi="Times New Roman" w:cs="Times New Roman"/>
-          <w:b/>
-          <w:bCs/>
-          <w:kern w:val="0"/>
-          <w:sz w:val="28"/>
-          <w:szCs w:val="28"/>
-          <w14:ligatures w14:val="none"/>
-        </w:rPr>
-        <w:t>2.1.1</w:t>
-      </w:r>
-      <w:r>
-        <w:rPr>
-          <w:rFonts w:ascii="Times New Roman" w:hAnsi="Times New Roman" w:cs="Times New Roman"/>
-          <w:b/>
-          <w:bCs/>
-          <w:kern w:val="0"/>
-          <w:sz w:val="28"/>
-          <w:szCs w:val="28"/>
-          <w14:ligatures w14:val="none"/>
-        </w:rPr>
-        <w:tab/>
-      </w:r>
-      <w:r>
-        <w:rPr>
-          <w:rFonts w:ascii="Times New Roman" w:hAnsi="Times New Roman" w:cs="Times New Roman"/>
-          <w:b/>
-          <w:bCs/>
-          <w:kern w:val="0"/>
-          <w:sz w:val="28"/>
-          <w:szCs w:val="28"/>
-          <w14:ligatures w14:val="none"/>
-        </w:rPr>
-        <w:t>The Gradient Method</w:t>
-      </w:r>
+          <w:sz w:val="24"/>
+          <w:szCs w:val="24"/>
+        </w:rPr>
+      </w:pPr>
     </w:p>
     <w:p>
       <w:pPr>
         <w:spacing w:line="240" w:lineRule="auto"/>
-        <w:ind w:firstLine="720"/>
-        <w:rPr>
-          <w:rFonts w:ascii="Times New Roman" w:eastAsia="Times New Roman" w:hAnsi="Times New Roman" w:cs="Times New Roman"/>
-          <w:b/>
-          <w:bCs/>
-          <w:caps/>
-          <w:sz w:val="24"/>
-          <w:szCs w:val="24"/>
-        </w:rPr>
-      </w:pPr>
-      <w:r>
-        <w:rPr>
-          <w:rFonts w:ascii="Times New Roman" w:hAnsi="Times New Roman" w:cs="Times New Roman"/>
-          <w:sz w:val="24"/>
-          <w:szCs w:val="24"/>
-        </w:rPr>
-        <w:t>Times New Roman</w:t>
-      </w:r>
-      <w:r>
-        <w:rPr>
-          <w:rFonts w:ascii="Times New Roman" w:hAnsi="Times New Roman" w:cs="Times New Roman"/>
-          <w:sz w:val="24"/>
-          <w:szCs w:val="24"/>
-        </w:rPr>
-        <w:t xml:space="preserve"> </w:t>
-      </w:r>
-    </w:p>
-    <w:p>
-      <w:pPr>
-        <w:spacing w:line="480" w:lineRule="auto"/>
+        <w:rPr>
+          <w:rFonts w:ascii="Times New Roman" w:hAnsi="Times New Roman" w:cs="Times New Roman"/>
+          <w:b/>
+          <w:bCs/>
+          <w:kern w:val="0"/>
+          <w:sz w:val="28"/>
+          <w:szCs w:val="28"/>
+          <w14:ligatures w14:val="none"/>
+        </w:rPr>
+      </w:pPr>
+      <w:r>
+        <w:rPr>
+          <w:rFonts w:ascii="Times New Roman" w:hAnsi="Times New Roman" w:cs="Times New Roman"/>
+          <w:b/>
+          <w:bCs/>
+          <w:kern w:val="0"/>
+          <w:sz w:val="28"/>
+          <w:szCs w:val="28"/>
+          <w14:ligatures w14:val="none"/>
+        </w:rPr>
+        <w:t>2.2  Verification</w:t>
+      </w:r>
+    </w:p>
+    <w:p>
+      <w:pPr>
+        <w:spacing w:line="240" w:lineRule="auto"/>
+        <w:rPr>
+          <w:rFonts w:ascii="Times New Roman" w:hAnsi="Times New Roman" w:cs="Times New Roman"/>
+          <w:b/>
+          <w:bCs/>
+          <w:kern w:val="0"/>
+          <w:sz w:val="28"/>
+          <w:szCs w:val="28"/>
+          <w14:ligatures w14:val="none"/>
+        </w:rPr>
+      </w:pPr>
+    </w:p>
+    <w:p>
+      <w:pPr>
+        <w:spacing w:line="240" w:lineRule="auto"/>
         <w:rPr>
           <w:rFonts w:ascii="Times New Roman" w:eastAsia="Times New Roman" w:hAnsi="Times New Roman" w:cs="Times New Roman"/>
           <w:b/>
@@ -4553,10 +3288,34 @@
           <w:szCs w:val="16"/>
         </w:rPr>
       </w:pPr>
-    </w:p>
-    <w:p>
-      <w:pPr>
-        <w:spacing w:line="480" w:lineRule="auto"/>
+      <w:r>
+        <w:rPr>
+          <w:rFonts w:ascii="Times New Roman" w:hAnsi="Times New Roman" w:cs="Times New Roman"/>
+          <w:b/>
+          <w:bCs/>
+          <w:kern w:val="0"/>
+          <w:sz w:val="28"/>
+          <w:szCs w:val="28"/>
+          <w14:ligatures w14:val="none"/>
+        </w:rPr>
+        <w:t xml:space="preserve">2.2.1  </w:t>
+      </w:r>
+      <w:r>
+        <w:rPr>
+          <w:rFonts w:ascii="Times New Roman" w:hAnsi="Times New Roman" w:cs="Times New Roman"/>
+          <w:b/>
+          <w:bCs/>
+          <w:kern w:val="0"/>
+          <w:sz w:val="28"/>
+          <w:szCs w:val="28"/>
+          <w14:ligatures w14:val="none"/>
+        </w:rPr>
+        <w:t>Med-Node</w:t>
+      </w:r>
+    </w:p>
+    <w:p>
+      <w:pPr>
+        <w:spacing w:line="240" w:lineRule="auto"/>
         <w:rPr>
           <w:rFonts w:ascii="Times New Roman" w:eastAsia="Times New Roman" w:hAnsi="Times New Roman" w:cs="Times New Roman"/>
           <w:b/>
@@ -4570,6 +3329,7 @@
     <w:p>
       <w:pPr>
         <w:spacing w:line="480" w:lineRule="auto"/>
+        <w:ind w:firstLine="720"/>
         <w:rPr>
           <w:rFonts w:ascii="Times New Roman" w:eastAsia="Times New Roman" w:hAnsi="Times New Roman" w:cs="Times New Roman"/>
           <w:b/>
@@ -4579,10 +3339,170 @@
           <w:szCs w:val="16"/>
         </w:rPr>
       </w:pPr>
-    </w:p>
-    <w:p>
-      <w:pPr>
-        <w:spacing w:line="480" w:lineRule="auto"/>
+      <w:r>
+        <w:rPr>
+          <w:rFonts w:ascii="Times New Roman" w:hAnsi="Times New Roman" w:cs="Times New Roman"/>
+          <w:sz w:val="24"/>
+          <w:szCs w:val="24"/>
+        </w:rPr>
+        <w:t>With the data set provided by [</w:t>
+      </w:r>
+      <w:r>
+        <w:rPr>
+          <w:rFonts w:ascii="Times New Roman" w:hAnsi="Times New Roman" w:cs="Times New Roman"/>
+          <w:sz w:val="24"/>
+          <w:szCs w:val="24"/>
+        </w:rPr>
+        <w:t>1</w:t>
+      </w:r>
+      <w:r>
+        <w:rPr>
+          <w:rFonts w:ascii="Times New Roman" w:hAnsi="Times New Roman" w:cs="Times New Roman"/>
+          <w:sz w:val="24"/>
+          <w:szCs w:val="24"/>
+        </w:rPr>
+        <w:t>], the Gradient Decent algorithm is able to classify 1</w:t>
+      </w:r>
+      <w:r>
+        <w:rPr>
+          <w:rFonts w:ascii="Times New Roman" w:hAnsi="Times New Roman" w:cs="Times New Roman"/>
+          <w:sz w:val="24"/>
+          <w:szCs w:val="24"/>
+        </w:rPr>
+        <w:t>2</w:t>
+      </w:r>
+      <w:r>
+        <w:rPr>
+          <w:rFonts w:ascii="Times New Roman" w:hAnsi="Times New Roman" w:cs="Times New Roman"/>
+          <w:sz w:val="24"/>
+          <w:szCs w:val="24"/>
+        </w:rPr>
+        <w:t xml:space="preserve">0 images organized into </w:t>
+      </w:r>
+      <w:r>
+        <w:rPr>
+          <w:rFonts w:ascii="Times New Roman" w:hAnsi="Times New Roman" w:cs="Times New Roman"/>
+          <w:sz w:val="24"/>
+          <w:szCs w:val="24"/>
+        </w:rPr>
+        <w:t>melanoma and naevus</w:t>
+      </w:r>
+      <w:r>
+        <w:rPr>
+          <w:rFonts w:ascii="Times New Roman" w:hAnsi="Times New Roman" w:cs="Times New Roman"/>
+          <w:sz w:val="24"/>
+          <w:szCs w:val="24"/>
+        </w:rPr>
+        <w:t xml:space="preserve"> </w:t>
+      </w:r>
+      <w:r>
+        <w:rPr>
+          <w:rFonts w:ascii="Times New Roman" w:hAnsi="Times New Roman" w:cs="Times New Roman"/>
+          <w:sz w:val="24"/>
+          <w:szCs w:val="24"/>
+        </w:rPr>
+        <w:t xml:space="preserve">categories. </w:t>
+      </w:r>
+      <w:r>
+        <w:rPr>
+          <w:rFonts w:ascii="Times New Roman" w:hAnsi="Times New Roman" w:cs="Times New Roman"/>
+          <w:sz w:val="24"/>
+          <w:szCs w:val="24"/>
+        </w:rPr>
+        <w:t>The F-Measure results for these data are as follows: (1) Precision—</w:t>
+      </w:r>
+      <w:r>
+        <w:rPr>
+          <w:rFonts w:ascii="Times New Roman" w:hAnsi="Times New Roman" w:cs="Times New Roman"/>
+          <w:sz w:val="24"/>
+          <w:szCs w:val="24"/>
+        </w:rPr>
+        <w:t>1.0</w:t>
+      </w:r>
+      <w:r>
+        <w:rPr>
+          <w:rFonts w:ascii="Times New Roman" w:hAnsi="Times New Roman" w:cs="Times New Roman"/>
+          <w:sz w:val="24"/>
+          <w:szCs w:val="24"/>
+        </w:rPr>
+        <w:t>;</w:t>
+      </w:r>
+      <w:r>
+        <w:rPr>
+          <w:rFonts w:ascii="Times New Roman" w:hAnsi="Times New Roman" w:cs="Times New Roman"/>
+          <w:sz w:val="24"/>
+          <w:szCs w:val="24"/>
+        </w:rPr>
+        <w:t xml:space="preserve">  (2) Recall—</w:t>
+      </w:r>
+      <w:r>
+        <w:rPr>
+          <w:rFonts w:ascii="Times New Roman" w:hAnsi="Times New Roman" w:cs="Times New Roman"/>
+          <w:sz w:val="24"/>
+          <w:szCs w:val="24"/>
+        </w:rPr>
+        <w:t>1.0</w:t>
+      </w:r>
+      <w:r>
+        <w:rPr>
+          <w:rFonts w:ascii="Times New Roman" w:hAnsi="Times New Roman" w:cs="Times New Roman"/>
+          <w:sz w:val="24"/>
+          <w:szCs w:val="24"/>
+        </w:rPr>
+        <w:t>;</w:t>
+      </w:r>
+      <w:r>
+        <w:rPr>
+          <w:rFonts w:ascii="Times New Roman" w:hAnsi="Times New Roman" w:cs="Times New Roman"/>
+          <w:sz w:val="24"/>
+          <w:szCs w:val="24"/>
+        </w:rPr>
+        <w:t xml:space="preserve">  (3) Accuracy—</w:t>
+      </w:r>
+      <w:r>
+        <w:rPr>
+          <w:rFonts w:ascii="Times New Roman" w:hAnsi="Times New Roman" w:cs="Times New Roman"/>
+          <w:sz w:val="24"/>
+          <w:szCs w:val="24"/>
+        </w:rPr>
+        <w:t>1.0</w:t>
+      </w:r>
+      <w:r>
+        <w:rPr>
+          <w:rFonts w:ascii="Times New Roman" w:hAnsi="Times New Roman" w:cs="Times New Roman"/>
+          <w:sz w:val="24"/>
+          <w:szCs w:val="24"/>
+        </w:rPr>
+        <w:t>;</w:t>
+      </w:r>
+      <w:r>
+        <w:rPr>
+          <w:rFonts w:ascii="Times New Roman" w:hAnsi="Times New Roman" w:cs="Times New Roman"/>
+          <w:sz w:val="24"/>
+          <w:szCs w:val="24"/>
+        </w:rPr>
+        <w:t xml:space="preserve"> (4) F1—</w:t>
+      </w:r>
+      <w:r>
+        <w:rPr>
+          <w:rFonts w:ascii="Times New Roman" w:hAnsi="Times New Roman" w:cs="Times New Roman"/>
+          <w:sz w:val="24"/>
+          <w:szCs w:val="24"/>
+        </w:rPr>
+        <w:t>1.0</w:t>
+      </w:r>
+      <w:r>
+        <w:rPr>
+          <w:rFonts w:ascii="Times New Roman" w:hAnsi="Times New Roman" w:cs="Times New Roman"/>
+          <w:sz w:val="24"/>
+          <w:szCs w:val="24"/>
+        </w:rPr>
+        <w:t xml:space="preserve">.  </w:t>
+      </w:r>
+    </w:p>
+    <w:p>
+      <w:pPr>
+        <w:spacing w:line="240" w:lineRule="auto"/>
         <w:rPr>
           <w:rFonts w:ascii="Times New Roman" w:eastAsia="Times New Roman" w:hAnsi="Times New Roman" w:cs="Times New Roman"/>
           <w:b/>
@@ -4592,32 +3512,30 @@
           <w:szCs w:val="16"/>
         </w:rPr>
       </w:pPr>
-    </w:p>
-    <w:p>
-      <w:pPr>
-        <w:spacing w:line="480" w:lineRule="auto"/>
-        <w:rPr>
-          <w:rFonts w:ascii="Times New Roman" w:eastAsia="Times New Roman" w:hAnsi="Times New Roman" w:cs="Times New Roman"/>
-          <w:b/>
-          <w:bCs/>
-          <w:caps/>
-          <w:sz w:val="16"/>
-          <w:szCs w:val="16"/>
-        </w:rPr>
-      </w:pPr>
-    </w:p>
-    <w:p>
-      <w:pPr>
-        <w:spacing w:line="480" w:lineRule="auto"/>
-        <w:rPr>
-          <w:rFonts w:ascii="Times New Roman" w:eastAsia="Times New Roman" w:hAnsi="Times New Roman" w:cs="Times New Roman"/>
-          <w:b/>
-          <w:bCs/>
-          <w:caps/>
-          <w:sz w:val="16"/>
-          <w:szCs w:val="16"/>
-        </w:rPr>
-      </w:pPr>
+      <w:r>
+        <w:rPr>
+          <w:rFonts w:ascii="Times New Roman" w:hAnsi="Times New Roman" w:cs="Times New Roman"/>
+          <w:b/>
+          <w:bCs/>
+          <w:kern w:val="0"/>
+          <w:sz w:val="28"/>
+          <w:szCs w:val="28"/>
+          <w14:ligatures w14:val="none"/>
+        </w:rPr>
+        <w:t xml:space="preserve">2.2.2  </w:t>
+      </w:r>
+      <w:r>
+        <w:rPr>
+          <w:rFonts w:ascii="Times New Roman" w:hAnsi="Times New Roman" w:cs="Times New Roman"/>
+          <w:b/>
+          <w:bCs/>
+          <w:kern w:val="0"/>
+          <w:sz w:val="28"/>
+          <w:szCs w:val="28"/>
+          <w14:ligatures w14:val="none"/>
+        </w:rPr>
+        <w:t>Derm7pt</w:t>
+      </w:r>
     </w:p>
     <w:p>
       <w:pPr>
@@ -4635,356 +3553,89 @@
     </w:p>
     <w:p>
       <w:pPr>
-        <w:spacing w:line="240" w:lineRule="auto"/>
-        <w:rPr>
-          <w:rFonts w:ascii="Times New Roman" w:hAnsi="Times New Roman" w:cs="Times New Roman"/>
-          <w:b/>
-          <w:bCs/>
-          <w:kern w:val="0"/>
-          <w:sz w:val="28"/>
-          <w:szCs w:val="28"/>
-          <w14:ligatures w14:val="none"/>
-        </w:rPr>
-      </w:pPr>
-    </w:p>
-    <w:p>
-      <w:pPr>
-        <w:spacing w:line="240" w:lineRule="auto"/>
-        <w:rPr>
-          <w:rFonts w:ascii="Times New Roman" w:hAnsi="Times New Roman" w:cs="Times New Roman"/>
-          <w:b/>
-          <w:bCs/>
-          <w:kern w:val="0"/>
-          <w:sz w:val="28"/>
-          <w:szCs w:val="28"/>
-          <w14:ligatures w14:val="none"/>
-        </w:rPr>
-      </w:pPr>
-      <w:r>
-        <w:rPr>
-          <w:rFonts w:ascii="Times New Roman" w:hAnsi="Times New Roman" w:cs="Times New Roman"/>
-          <w:b/>
-          <w:bCs/>
-          <w:kern w:val="0"/>
-          <w:sz w:val="28"/>
-          <w:szCs w:val="28"/>
-          <w14:ligatures w14:val="none"/>
-        </w:rPr>
-        <w:lastRenderedPageBreak/>
-        <w:t>2.2  Verification</w:t>
-      </w:r>
-    </w:p>
-    <w:p>
-      <w:pPr>
-        <w:spacing w:line="240" w:lineRule="auto"/>
-        <w:rPr>
-          <w:rFonts w:ascii="Times New Roman" w:hAnsi="Times New Roman" w:cs="Times New Roman"/>
-          <w:b/>
-          <w:bCs/>
-          <w:kern w:val="0"/>
-          <w:sz w:val="28"/>
-          <w:szCs w:val="28"/>
-          <w14:ligatures w14:val="none"/>
-        </w:rPr>
-      </w:pPr>
-    </w:p>
-    <w:p>
-      <w:pPr>
-        <w:spacing w:line="240" w:lineRule="auto"/>
-        <w:rPr>
-          <w:rFonts w:ascii="Times New Roman" w:hAnsi="Times New Roman" w:cs="Times New Roman"/>
-          <w:b/>
-          <w:bCs/>
-          <w:kern w:val="0"/>
-          <w:sz w:val="28"/>
-          <w:szCs w:val="28"/>
-          <w14:ligatures w14:val="none"/>
-        </w:rPr>
-      </w:pPr>
-    </w:p>
-    <w:p>
-      <w:pPr>
-        <w:spacing w:line="240" w:lineRule="auto"/>
-        <w:rPr>
-          <w:rFonts w:ascii="Times New Roman" w:hAnsi="Times New Roman" w:cs="Times New Roman"/>
-          <w:b/>
-          <w:bCs/>
-          <w:kern w:val="0"/>
-          <w:sz w:val="28"/>
-          <w:szCs w:val="28"/>
-          <w14:ligatures w14:val="none"/>
-        </w:rPr>
-      </w:pPr>
-    </w:p>
-    <w:p>
-      <w:pPr>
-        <w:spacing w:line="240" w:lineRule="auto"/>
-        <w:rPr>
-          <w:rFonts w:ascii="Times New Roman" w:hAnsi="Times New Roman" w:cs="Times New Roman"/>
-          <w:b/>
-          <w:bCs/>
-          <w:kern w:val="0"/>
-          <w:sz w:val="28"/>
-          <w:szCs w:val="28"/>
-          <w14:ligatures w14:val="none"/>
-        </w:rPr>
-      </w:pPr>
-    </w:p>
-    <w:p>
-      <w:pPr>
-        <w:spacing w:line="240" w:lineRule="auto"/>
-        <w:rPr>
-          <w:rFonts w:ascii="Times New Roman" w:hAnsi="Times New Roman" w:cs="Times New Roman"/>
-          <w:b/>
-          <w:bCs/>
-          <w:kern w:val="0"/>
-          <w:sz w:val="28"/>
-          <w:szCs w:val="28"/>
-          <w14:ligatures w14:val="none"/>
-        </w:rPr>
-      </w:pPr>
-    </w:p>
-    <w:p>
-      <w:pPr>
-        <w:spacing w:line="240" w:lineRule="auto"/>
-        <w:rPr>
-          <w:rFonts w:ascii="Times New Roman" w:hAnsi="Times New Roman" w:cs="Times New Roman"/>
-          <w:b/>
-          <w:bCs/>
-          <w:kern w:val="0"/>
-          <w:sz w:val="28"/>
-          <w:szCs w:val="28"/>
-          <w14:ligatures w14:val="none"/>
-        </w:rPr>
-      </w:pPr>
-    </w:p>
-    <w:p>
-      <w:pPr>
-        <w:spacing w:line="240" w:lineRule="auto"/>
-        <w:rPr>
-          <w:rFonts w:ascii="Times New Roman" w:hAnsi="Times New Roman" w:cs="Times New Roman"/>
-          <w:b/>
-          <w:bCs/>
-          <w:kern w:val="0"/>
-          <w:sz w:val="28"/>
-          <w:szCs w:val="28"/>
-          <w14:ligatures w14:val="none"/>
-        </w:rPr>
-      </w:pPr>
-    </w:p>
-    <w:p>
-      <w:pPr>
-        <w:spacing w:line="240" w:lineRule="auto"/>
-        <w:rPr>
-          <w:rFonts w:ascii="Times New Roman" w:hAnsi="Times New Roman" w:cs="Times New Roman"/>
-          <w:b/>
-          <w:bCs/>
-          <w:kern w:val="0"/>
-          <w:sz w:val="28"/>
-          <w:szCs w:val="28"/>
-          <w14:ligatures w14:val="none"/>
-        </w:rPr>
-      </w:pPr>
-    </w:p>
-    <w:p>
-      <w:pPr>
-        <w:spacing w:line="240" w:lineRule="auto"/>
-        <w:rPr>
-          <w:rFonts w:ascii="Times New Roman" w:eastAsia="Times New Roman" w:hAnsi="Times New Roman" w:cs="Times New Roman"/>
-          <w:b/>
-          <w:bCs/>
-          <w:caps/>
-          <w:sz w:val="16"/>
-          <w:szCs w:val="16"/>
-        </w:rPr>
-      </w:pPr>
-      <w:r>
-        <w:rPr>
-          <w:rFonts w:ascii="Times New Roman" w:hAnsi="Times New Roman" w:cs="Times New Roman"/>
-          <w:b/>
-          <w:bCs/>
-          <w:kern w:val="0"/>
-          <w:sz w:val="28"/>
-          <w:szCs w:val="28"/>
-          <w14:ligatures w14:val="none"/>
-        </w:rPr>
-        <w:t xml:space="preserve">2.2.1  </w:t>
-      </w:r>
-      <w:r>
-        <w:rPr>
-          <w:rFonts w:ascii="Times New Roman" w:hAnsi="Times New Roman" w:cs="Times New Roman"/>
-          <w:b/>
-          <w:bCs/>
-          <w:kern w:val="0"/>
-          <w:sz w:val="28"/>
-          <w:szCs w:val="28"/>
-          <w14:ligatures w14:val="none"/>
-        </w:rPr>
-        <w:t>Med-Node</w:t>
-      </w:r>
-    </w:p>
-    <w:p>
-      <w:pPr>
-        <w:spacing w:line="240" w:lineRule="auto"/>
-        <w:rPr>
-          <w:rFonts w:ascii="Times New Roman" w:eastAsia="Times New Roman" w:hAnsi="Times New Roman" w:cs="Times New Roman"/>
-          <w:b/>
-          <w:bCs/>
-          <w:caps/>
-          <w:sz w:val="16"/>
-          <w:szCs w:val="16"/>
-        </w:rPr>
-      </w:pPr>
-    </w:p>
-    <w:p>
-      <w:pPr>
-        <w:spacing w:line="240" w:lineRule="auto"/>
-        <w:rPr>
-          <w:rFonts w:ascii="Times New Roman" w:eastAsia="Times New Roman" w:hAnsi="Times New Roman" w:cs="Times New Roman"/>
-          <w:b/>
-          <w:bCs/>
-          <w:caps/>
-          <w:sz w:val="24"/>
-          <w:szCs w:val="24"/>
-        </w:rPr>
-      </w:pPr>
-      <w:bookmarkStart w:id="3" w:name="_Hlk137148785"/>
-      <w:r>
-        <w:rPr>
-          <w:rFonts w:ascii="Times New Roman" w:hAnsi="Times New Roman" w:cs="Times New Roman"/>
-          <w:sz w:val="24"/>
-          <w:szCs w:val="24"/>
-        </w:rPr>
-        <w:t>Times New Roman</w:t>
-      </w:r>
-    </w:p>
-    <w:bookmarkEnd w:id="3"/>
-    <w:p>
-      <w:pPr>
-        <w:spacing w:line="480" w:lineRule="auto"/>
-        <w:rPr>
-          <w:rFonts w:ascii="Times New Roman" w:eastAsia="Times New Roman" w:hAnsi="Times New Roman" w:cs="Times New Roman"/>
-          <w:b/>
-          <w:bCs/>
-          <w:caps/>
-          <w:sz w:val="16"/>
-          <w:szCs w:val="16"/>
-        </w:rPr>
-      </w:pPr>
-    </w:p>
-    <w:p>
-      <w:pPr>
-        <w:spacing w:line="480" w:lineRule="auto"/>
-        <w:rPr>
-          <w:rFonts w:ascii="Times New Roman" w:eastAsia="Times New Roman" w:hAnsi="Times New Roman" w:cs="Times New Roman"/>
-          <w:b/>
-          <w:bCs/>
-          <w:caps/>
-          <w:sz w:val="16"/>
-          <w:szCs w:val="16"/>
-        </w:rPr>
-      </w:pPr>
-    </w:p>
-    <w:p>
-      <w:pPr>
-        <w:spacing w:line="240" w:lineRule="auto"/>
-        <w:rPr>
-          <w:rFonts w:ascii="Times New Roman" w:eastAsia="Times New Roman" w:hAnsi="Times New Roman" w:cs="Times New Roman"/>
-          <w:b/>
-          <w:bCs/>
-          <w:caps/>
-          <w:sz w:val="16"/>
-          <w:szCs w:val="16"/>
-        </w:rPr>
-      </w:pPr>
-      <w:r>
-        <w:rPr>
-          <w:rFonts w:ascii="Times New Roman" w:hAnsi="Times New Roman" w:cs="Times New Roman"/>
-          <w:b/>
-          <w:bCs/>
-          <w:kern w:val="0"/>
-          <w:sz w:val="28"/>
-          <w:szCs w:val="28"/>
-          <w14:ligatures w14:val="none"/>
-        </w:rPr>
-        <w:t xml:space="preserve">2.2.2  </w:t>
-      </w:r>
-      <w:r>
-        <w:rPr>
-          <w:rFonts w:ascii="Times New Roman" w:hAnsi="Times New Roman" w:cs="Times New Roman"/>
-          <w:b/>
-          <w:bCs/>
-          <w:kern w:val="0"/>
-          <w:sz w:val="28"/>
-          <w:szCs w:val="28"/>
-          <w14:ligatures w14:val="none"/>
-        </w:rPr>
-        <w:t>Derm7pt</w:t>
-      </w:r>
-    </w:p>
-    <w:p>
-      <w:pPr>
-        <w:spacing w:line="240" w:lineRule="auto"/>
-        <w:rPr>
-          <w:rFonts w:ascii="Times New Roman" w:hAnsi="Times New Roman" w:cs="Times New Roman"/>
-          <w:b/>
-          <w:bCs/>
-          <w:kern w:val="0"/>
-          <w:sz w:val="28"/>
-          <w:szCs w:val="28"/>
-          <w14:ligatures w14:val="none"/>
-        </w:rPr>
-      </w:pPr>
-    </w:p>
-    <w:p>
-      <w:pPr>
-        <w:spacing w:line="240" w:lineRule="auto"/>
-        <w:rPr>
-          <w:rFonts w:ascii="Times New Roman" w:eastAsia="Times New Roman" w:hAnsi="Times New Roman" w:cs="Times New Roman"/>
-          <w:b/>
-          <w:bCs/>
-          <w:caps/>
-          <w:sz w:val="24"/>
-          <w:szCs w:val="24"/>
-        </w:rPr>
-      </w:pPr>
-      <w:r>
-        <w:rPr>
-          <w:rFonts w:ascii="Times New Roman" w:hAnsi="Times New Roman" w:cs="Times New Roman"/>
-          <w:sz w:val="24"/>
-          <w:szCs w:val="24"/>
-        </w:rPr>
-        <w:t>Times New Roman</w:t>
-      </w:r>
-    </w:p>
-    <w:p>
-      <w:pPr>
-        <w:spacing w:line="240" w:lineRule="auto"/>
-        <w:rPr>
-          <w:rFonts w:ascii="Times New Roman" w:hAnsi="Times New Roman" w:cs="Times New Roman"/>
-          <w:b/>
-          <w:bCs/>
-          <w:kern w:val="0"/>
-          <w:sz w:val="28"/>
-          <w:szCs w:val="28"/>
-          <w14:ligatures w14:val="none"/>
-        </w:rPr>
-      </w:pPr>
-    </w:p>
-    <w:p>
-      <w:pPr>
-        <w:spacing w:line="240" w:lineRule="auto"/>
-        <w:rPr>
-          <w:rFonts w:ascii="Times New Roman" w:hAnsi="Times New Roman" w:cs="Times New Roman"/>
-          <w:b/>
-          <w:bCs/>
-          <w:kern w:val="0"/>
-          <w:sz w:val="28"/>
-          <w:szCs w:val="28"/>
-          <w14:ligatures w14:val="none"/>
-        </w:rPr>
-      </w:pPr>
-    </w:p>
+        <w:spacing w:line="480" w:lineRule="auto"/>
+        <w:ind w:firstLine="720"/>
+        <w:rPr>
+          <w:rFonts w:ascii="Times New Roman" w:hAnsi="Times New Roman" w:cs="Times New Roman"/>
+          <w:sz w:val="24"/>
+          <w:szCs w:val="24"/>
+        </w:rPr>
+      </w:pPr>
+      <w:r>
+        <w:rPr>
+          <w:rFonts w:ascii="Times New Roman" w:hAnsi="Times New Roman" w:cs="Times New Roman"/>
+          <w:sz w:val="24"/>
+          <w:szCs w:val="24"/>
+        </w:rPr>
+        <w:t>With the data set provided by [2], the Gradient Decent algorithm is able to classify 1,420 images organized into thirty-two different species of dermatological diseases in patients.</w:t>
+      </w:r>
+      <w:r>
+        <w:rPr>
+          <w:rFonts w:ascii="Times New Roman" w:hAnsi="Times New Roman" w:cs="Times New Roman"/>
+          <w:sz w:val="24"/>
+          <w:szCs w:val="24"/>
+        </w:rPr>
+        <w:t xml:space="preserve"> </w:t>
+      </w:r>
+      <w:bookmarkStart w:id="5" w:name="_Hlk137634784"/>
+      <w:r>
+        <w:rPr>
+          <w:rFonts w:ascii="Times New Roman" w:hAnsi="Times New Roman" w:cs="Times New Roman"/>
+          <w:sz w:val="24"/>
+          <w:szCs w:val="24"/>
+        </w:rPr>
+        <w:t>The F-Measure results for these data are as follows: (1) Precision—0.9179</w:t>
+      </w:r>
+      <w:r>
+        <w:rPr>
+          <w:rFonts w:ascii="Times New Roman" w:hAnsi="Times New Roman" w:cs="Times New Roman"/>
+          <w:sz w:val="24"/>
+          <w:szCs w:val="24"/>
+        </w:rPr>
+        <w:t xml:space="preserve">; </w:t>
+      </w:r>
+      <w:r>
+        <w:rPr>
+          <w:rFonts w:ascii="Times New Roman" w:hAnsi="Times New Roman" w:cs="Times New Roman"/>
+          <w:sz w:val="24"/>
+          <w:szCs w:val="24"/>
+        </w:rPr>
+        <w:t>(2) Recall—0.9375</w:t>
+      </w:r>
+      <w:r>
+        <w:rPr>
+          <w:rFonts w:ascii="Times New Roman" w:hAnsi="Times New Roman" w:cs="Times New Roman"/>
+          <w:sz w:val="24"/>
+          <w:szCs w:val="24"/>
+        </w:rPr>
+        <w:t xml:space="preserve">; </w:t>
+      </w:r>
+      <w:r>
+        <w:rPr>
+          <w:rFonts w:ascii="Times New Roman" w:hAnsi="Times New Roman" w:cs="Times New Roman"/>
+          <w:sz w:val="24"/>
+          <w:szCs w:val="24"/>
+        </w:rPr>
+        <w:t>(3) Accuracy— 0.9179</w:t>
+      </w:r>
+      <w:r>
+        <w:rPr>
+          <w:rFonts w:ascii="Times New Roman" w:hAnsi="Times New Roman" w:cs="Times New Roman"/>
+          <w:sz w:val="24"/>
+          <w:szCs w:val="24"/>
+        </w:rPr>
+        <w:t xml:space="preserve">; </w:t>
+      </w:r>
+      <w:r>
+        <w:rPr>
+          <w:rFonts w:ascii="Times New Roman" w:hAnsi="Times New Roman" w:cs="Times New Roman"/>
+          <w:sz w:val="24"/>
+          <w:szCs w:val="24"/>
+        </w:rPr>
+        <w:t xml:space="preserve">(4) F1— 0.9256.  </w:t>
+      </w:r>
+    </w:p>
+    <w:bookmarkEnd w:id="5"/>
     <w:p>
       <w:pPr>
         <w:spacing w:line="480" w:lineRule="auto"/>
@@ -5034,6 +3685,93 @@
           <w14:ligatures w14:val="none"/>
         </w:rPr>
         <w:t xml:space="preserve"> Conclusions</w:t>
+      </w:r>
+    </w:p>
+    <w:p>
+      <w:pPr>
+        <w:spacing w:line="480" w:lineRule="auto"/>
+        <w:jc w:val="both"/>
+        <w:rPr>
+          <w:rFonts w:ascii="Times New Roman" w:hAnsi="Times New Roman" w:cs="Times New Roman"/>
+          <w:b/>
+          <w:bCs/>
+          <w:kern w:val="0"/>
+          <w:sz w:val="28"/>
+          <w:szCs w:val="28"/>
+          <w14:ligatures w14:val="none"/>
+        </w:rPr>
+      </w:pPr>
+    </w:p>
+    <w:p>
+      <w:pPr>
+        <w:spacing w:line="480" w:lineRule="auto"/>
+        <w:jc w:val="both"/>
+        <w:rPr>
+          <w:rFonts w:ascii="Times New Roman" w:hAnsi="Times New Roman" w:cs="Times New Roman"/>
+          <w:b/>
+          <w:bCs/>
+          <w:kern w:val="0"/>
+          <w:sz w:val="28"/>
+          <w:szCs w:val="28"/>
+          <w14:ligatures w14:val="none"/>
+        </w:rPr>
+      </w:pPr>
+    </w:p>
+    <w:p>
+      <w:pPr>
+        <w:spacing w:line="480" w:lineRule="auto"/>
+        <w:jc w:val="both"/>
+        <w:rPr>
+          <w:rFonts w:ascii="Times New Roman" w:hAnsi="Times New Roman" w:cs="Times New Roman"/>
+          <w:b/>
+          <w:bCs/>
+          <w:kern w:val="0"/>
+          <w:sz w:val="28"/>
+          <w:szCs w:val="28"/>
+          <w14:ligatures w14:val="none"/>
+        </w:rPr>
+      </w:pPr>
+    </w:p>
+    <w:p>
+      <w:pPr>
+        <w:spacing w:line="480" w:lineRule="auto"/>
+        <w:jc w:val="both"/>
+        <w:rPr>
+          <w:rFonts w:ascii="Times New Roman" w:hAnsi="Times New Roman" w:cs="Times New Roman"/>
+          <w:b/>
+          <w:bCs/>
+          <w:kern w:val="0"/>
+          <w:sz w:val="28"/>
+          <w:szCs w:val="28"/>
+          <w14:ligatures w14:val="none"/>
+        </w:rPr>
+      </w:pPr>
+    </w:p>
+    <w:p>
+      <w:pPr>
+        <w:spacing w:line="480" w:lineRule="auto"/>
+        <w:jc w:val="both"/>
+        <w:rPr>
+          <w:rFonts w:ascii="Times New Roman" w:hAnsi="Times New Roman" w:cs="Times New Roman"/>
+          <w:b/>
+          <w:bCs/>
+          <w:kern w:val="0"/>
+          <w:sz w:val="28"/>
+          <w:szCs w:val="28"/>
+          <w14:ligatures w14:val="none"/>
+        </w:rPr>
+      </w:pPr>
+      <w:r>
+        <w:rPr>
+          <w:rFonts w:ascii="Times New Roman" w:hAnsi="Times New Roman" w:cs="Times New Roman"/>
+          <w:b/>
+          <w:bCs/>
+          <w:kern w:val="0"/>
+          <w:sz w:val="28"/>
+          <w:szCs w:val="28"/>
+          <w14:ligatures w14:val="none"/>
+        </w:rPr>
+        <w:t>REFERENCES</w:t>
       </w:r>
     </w:p>
     <w:p>
@@ -5041,103 +3779,104 @@
         <w:autoSpaceDE w:val="0"/>
         <w:autoSpaceDN w:val="0"/>
         <w:adjustRightInd w:val="0"/>
-        <w:spacing w:line="480" w:lineRule="auto"/>
+        <w:spacing w:after="0" w:line="240" w:lineRule="auto"/>
         <w:jc w:val="both"/>
         <w:rPr>
           <w:rFonts w:ascii="Times New Roman" w:hAnsi="Times New Roman" w:cs="Times New Roman"/>
-          <w:b/>
-          <w:bCs/>
-          <w:kern w:val="0"/>
-          <w:sz w:val="28"/>
-          <w:szCs w:val="28"/>
-          <w14:ligatures w14:val="none"/>
-        </w:rPr>
-      </w:pPr>
+          <w:kern w:val="0"/>
+          <w:sz w:val="24"/>
+          <w:szCs w:val="24"/>
+          <w14:ligatures w14:val="none"/>
+        </w:rPr>
+      </w:pPr>
+      <w:r>
+        <w:rPr>
+          <w:rFonts w:ascii="Times New Roman" w:hAnsi="Times New Roman" w:cs="Times New Roman"/>
+          <w:kern w:val="0"/>
+          <w:sz w:val="24"/>
+          <w:szCs w:val="24"/>
+          <w14:ligatures w14:val="none"/>
+        </w:rPr>
+        <w:t>[</w:t>
+      </w:r>
+      <w:r>
+        <w:rPr>
+          <w:rFonts w:ascii="Times New Roman" w:hAnsi="Times New Roman" w:cs="Times New Roman"/>
+          <w:kern w:val="0"/>
+          <w:sz w:val="24"/>
+          <w:szCs w:val="24"/>
+          <w14:ligatures w14:val="none"/>
+        </w:rPr>
+        <w:t>1</w:t>
+      </w:r>
+      <w:r>
+        <w:rPr>
+          <w:rFonts w:ascii="Times New Roman" w:hAnsi="Times New Roman" w:cs="Times New Roman"/>
+          <w:kern w:val="0"/>
+          <w:sz w:val="24"/>
+          <w:szCs w:val="24"/>
+          <w14:ligatures w14:val="none"/>
+        </w:rPr>
+        <w:t>]</w:t>
+      </w:r>
+      <w:r>
+        <w:rPr>
+          <w:rFonts w:ascii="Times New Roman" w:hAnsi="Times New Roman" w:cs="Times New Roman"/>
+          <w:kern w:val="0"/>
+          <w:sz w:val="24"/>
+          <w:szCs w:val="24"/>
+          <w14:ligatures w14:val="none"/>
+        </w:rPr>
+        <w:tab/>
+      </w:r>
+      <w:r>
+        <w:rPr>
+          <w:rFonts w:ascii="Times New Roman" w:hAnsi="Times New Roman" w:cs="Times New Roman"/>
+          <w:kern w:val="0"/>
+          <w:sz w:val="24"/>
+          <w:szCs w:val="24"/>
+          <w14:ligatures w14:val="none"/>
+        </w:rPr>
+        <w:t xml:space="preserve">I. Giotis, N. Molders, S. Land, M. Biehl, M.F. Jonkman and N. Petkov: "MED-NODE: A computer-assisted melanoma diagnosis system using non-dermoscopic images", </w:t>
+      </w:r>
+      <w:r>
+        <w:rPr>
+          <w:rFonts w:ascii="Times New Roman" w:hAnsi="Times New Roman" w:cs="Times New Roman"/>
+          <w:i/>
+          <w:iCs/>
+          <w:kern w:val="0"/>
+          <w:sz w:val="24"/>
+          <w:szCs w:val="24"/>
+          <w14:ligatures w14:val="none"/>
+        </w:rPr>
+        <w:t>Expert Systems with Applications</w:t>
+      </w:r>
+      <w:r>
+        <w:rPr>
+          <w:rFonts w:ascii="Times New Roman" w:hAnsi="Times New Roman" w:cs="Times New Roman"/>
+          <w:kern w:val="0"/>
+          <w:sz w:val="24"/>
+          <w:szCs w:val="24"/>
+          <w14:ligatures w14:val="none"/>
+        </w:rPr>
+        <w:t>, 42 (2015), 6578-6585</w:t>
+      </w:r>
     </w:p>
     <w:p>
       <w:pPr>
         <w:autoSpaceDE w:val="0"/>
         <w:autoSpaceDN w:val="0"/>
         <w:adjustRightInd w:val="0"/>
-        <w:spacing w:line="480" w:lineRule="auto"/>
+        <w:spacing w:after="0" w:line="240" w:lineRule="auto"/>
         <w:jc w:val="both"/>
         <w:rPr>
           <w:rFonts w:ascii="Times New Roman" w:hAnsi="Times New Roman" w:cs="Times New Roman"/>
-          <w:b/>
-          <w:bCs/>
-          <w:kern w:val="0"/>
-          <w:sz w:val="28"/>
-          <w:szCs w:val="28"/>
-          <w14:ligatures w14:val="none"/>
-        </w:rPr>
-      </w:pPr>
-    </w:p>
-    <w:p>
-      <w:pPr>
-        <w:autoSpaceDE w:val="0"/>
-        <w:autoSpaceDN w:val="0"/>
-        <w:adjustRightInd w:val="0"/>
-        <w:spacing w:line="480" w:lineRule="auto"/>
-        <w:jc w:val="center"/>
-        <w:rPr>
-          <w:rFonts w:ascii="Times New Roman" w:hAnsi="Times New Roman" w:cs="Times New Roman"/>
-          <w:b/>
-          <w:bCs/>
-          <w:kern w:val="0"/>
-          <w:sz w:val="28"/>
-          <w:szCs w:val="28"/>
-          <w14:ligatures w14:val="none"/>
-        </w:rPr>
-      </w:pPr>
-    </w:p>
-    <w:p>
-      <w:pPr>
-        <w:autoSpaceDE w:val="0"/>
-        <w:autoSpaceDN w:val="0"/>
-        <w:adjustRightInd w:val="0"/>
-        <w:spacing w:line="480" w:lineRule="auto"/>
-        <w:jc w:val="center"/>
-        <w:rPr>
-          <w:rFonts w:ascii="Times New Roman" w:hAnsi="Times New Roman" w:cs="Times New Roman"/>
-          <w:b/>
-          <w:bCs/>
-          <w:kern w:val="0"/>
-          <w:sz w:val="28"/>
-          <w:szCs w:val="28"/>
-          <w14:ligatures w14:val="none"/>
-        </w:rPr>
-      </w:pPr>
-    </w:p>
-    <w:p>
-      <w:pPr>
-        <w:autoSpaceDE w:val="0"/>
-        <w:autoSpaceDN w:val="0"/>
-        <w:adjustRightInd w:val="0"/>
-        <w:spacing w:line="480" w:lineRule="auto"/>
-        <w:jc w:val="center"/>
-        <w:rPr>
-          <w:rFonts w:ascii="Times New Roman" w:hAnsi="Times New Roman" w:cs="Times New Roman"/>
-          <w:b/>
-          <w:bCs/>
-          <w:kern w:val="0"/>
-          <w:sz w:val="28"/>
-          <w:szCs w:val="28"/>
-          <w14:ligatures w14:val="none"/>
-        </w:rPr>
-      </w:pPr>
-      <w:r>
-        <w:rPr>
-          <w:rFonts w:ascii="Times New Roman" w:hAnsi="Times New Roman" w:cs="Times New Roman"/>
-          <w:b/>
-          <w:bCs/>
-          <w:kern w:val="0"/>
-          <w:sz w:val="28"/>
-          <w:szCs w:val="28"/>
-          <w14:ligatures w14:val="none"/>
-        </w:rPr>
-        <w:lastRenderedPageBreak/>
-        <w:t>REFERENCES</w:t>
-      </w:r>
+          <w:kern w:val="0"/>
+          <w:sz w:val="24"/>
+          <w:szCs w:val="24"/>
+          <w14:ligatures w14:val="none"/>
+        </w:rPr>
+      </w:pPr>
     </w:p>
     <w:p>
       <w:pPr>
@@ -5162,7 +3901,27 @@
           <w:szCs w:val="24"/>
           <w14:ligatures w14:val="none"/>
         </w:rPr>
-        <w:t>[1]</w:t>
+        <w:t>[</w:t>
+      </w:r>
+      <w:r>
+        <w:rPr>
+          <w:rFonts w:ascii="Times New Roman" w:hAnsi="Times New Roman" w:cs="Times New Roman"/>
+          <w:kern w:val="0"/>
+          <w:sz w:val="24"/>
+          <w:szCs w:val="24"/>
+          <w14:ligatures w14:val="none"/>
+        </w:rPr>
+        <w:t>2</w:t>
+      </w:r>
+      <w:r>
+        <w:rPr>
+          <w:rFonts w:ascii="Times New Roman" w:hAnsi="Times New Roman" w:cs="Times New Roman"/>
+          <w:kern w:val="0"/>
+          <w:sz w:val="24"/>
+          <w:szCs w:val="24"/>
+          <w14:ligatures w14:val="none"/>
+        </w:rPr>
+        <w:t>]</w:t>
       </w:r>
       <w:r>
         <w:rPr>
@@ -5222,74 +3981,6 @@
           <w14:ligatures w14:val="none"/>
         </w:rPr>
       </w:pPr>
-      <w:r>
-        <w:rPr>
-          <w:rFonts w:ascii="Times New Roman" w:hAnsi="Times New Roman" w:cs="Times New Roman"/>
-          <w:kern w:val="0"/>
-          <w:sz w:val="24"/>
-          <w:szCs w:val="24"/>
-          <w14:ligatures w14:val="none"/>
-        </w:rPr>
-        <w:t>[2]</w:t>
-      </w:r>
-      <w:r>
-        <w:rPr>
-          <w:rFonts w:ascii="Times New Roman" w:hAnsi="Times New Roman" w:cs="Times New Roman"/>
-          <w:kern w:val="0"/>
-          <w:sz w:val="24"/>
-          <w:szCs w:val="24"/>
-          <w14:ligatures w14:val="none"/>
-        </w:rPr>
-        <w:tab/>
-      </w:r>
-      <w:r>
-        <w:rPr>
-          <w:rFonts w:ascii="Times New Roman" w:hAnsi="Times New Roman" w:cs="Times New Roman"/>
-          <w:kern w:val="0"/>
-          <w:sz w:val="24"/>
-          <w:szCs w:val="24"/>
-          <w14:ligatures w14:val="none"/>
-        </w:rPr>
-        <w:t xml:space="preserve">I. Giotis, N. Molders, S. Land, M. Biehl, M.F. Jonkman and N. Petkov: "MED-NODE: A computer-assisted melanoma diagnosis system using non-dermoscopic images", </w:t>
-      </w:r>
-      <w:r>
-        <w:rPr>
-          <w:rFonts w:ascii="Times New Roman" w:hAnsi="Times New Roman" w:cs="Times New Roman"/>
-          <w:i/>
-          <w:iCs/>
-          <w:kern w:val="0"/>
-          <w:sz w:val="24"/>
-          <w:szCs w:val="24"/>
-          <w14:ligatures w14:val="none"/>
-        </w:rPr>
-        <w:t>Expert Systems with Applications</w:t>
-      </w:r>
-      <w:r>
-        <w:rPr>
-          <w:rFonts w:ascii="Times New Roman" w:hAnsi="Times New Roman" w:cs="Times New Roman"/>
-          <w:kern w:val="0"/>
-          <w:sz w:val="24"/>
-          <w:szCs w:val="24"/>
-          <w14:ligatures w14:val="none"/>
-        </w:rPr>
-        <w:t>, 42 (2015), 6578-6585</w:t>
-      </w:r>
-    </w:p>
-    <w:p>
-      <w:pPr>
-        <w:autoSpaceDE w:val="0"/>
-        <w:autoSpaceDN w:val="0"/>
-        <w:adjustRightInd w:val="0"/>
-        <w:spacing w:after="0" w:line="240" w:lineRule="auto"/>
-        <w:jc w:val="both"/>
-        <w:rPr>
-          <w:rFonts w:ascii="Times New Roman" w:hAnsi="Times New Roman" w:cs="Times New Roman"/>
-          <w:kern w:val="0"/>
-          <w:sz w:val="24"/>
-          <w:szCs w:val="24"/>
-          <w14:ligatures w14:val="none"/>
-        </w:rPr>
-      </w:pPr>
     </w:p>
     <w:p>
       <w:pPr>
@@ -5368,46 +4059,6 @@
         <w:jc w:val="both"/>
         <w:rPr>
           <w:rFonts w:ascii="Times New Roman" w:hAnsi="Times New Roman" w:cs="Times New Roman"/>
-          <w:kern w:val="0"/>
-          <w:sz w:val="24"/>
-          <w:szCs w:val="24"/>
-          <w14:ligatures w14:val="none"/>
-        </w:rPr>
-      </w:pPr>
-      <w:bookmarkStart w:id="4" w:name="_Hlk137163932"/>
-      <w:r>
-        <w:rPr>
-          <w:rFonts w:ascii="Times New Roman" w:hAnsi="Times New Roman" w:cs="Times New Roman"/>
-          <w:kern w:val="0"/>
-          <w:sz w:val="24"/>
-          <w:szCs w:val="24"/>
-          <w14:ligatures w14:val="none"/>
-        </w:rPr>
-        <w:t>[4]</w:t>
-      </w:r>
-      <w:r>
-        <w:rPr>
-          <w:rFonts w:ascii="Times New Roman" w:hAnsi="Times New Roman" w:cs="Times New Roman"/>
-          <w:kern w:val="0"/>
-          <w:sz w:val="24"/>
-          <w:szCs w:val="24"/>
-          <w14:ligatures w14:val="none"/>
-        </w:rPr>
-        <w:tab/>
-      </w:r>
-      <w:r>
-        <w:rPr>
-          <w:rFonts w:ascii="Times New Roman" w:hAnsi="Times New Roman" w:cs="Times New Roman"/>
-          <w:kern w:val="0"/>
-          <w:sz w:val="24"/>
-          <w:szCs w:val="24"/>
-          <w14:ligatures w14:val="none"/>
-        </w:rPr>
-        <w:t>Russell, Stuart J. (Stuart Jonathan)</w:t>
-      </w:r>
-      <w:r>
-        <w:rPr>
-          <w:rFonts w:ascii="Times New Roman" w:hAnsi="Times New Roman" w:cs="Times New Roman"/>
           <w:i/>
           <w:iCs/>
           <w:kern w:val="0"/>
@@ -5415,7 +4066,37 @@
           <w:szCs w:val="24"/>
           <w14:ligatures w14:val="none"/>
         </w:rPr>
-        <w:t xml:space="preserve">, 1962-. Artificial Intelligence : </w:t>
+      </w:pPr>
+      <w:bookmarkStart w:id="6" w:name="_Hlk137163932"/>
+      <w:r>
+        <w:rPr>
+          <w:rFonts w:ascii="Times New Roman" w:hAnsi="Times New Roman" w:cs="Times New Roman"/>
+          <w:kern w:val="0"/>
+          <w:sz w:val="24"/>
+          <w:szCs w:val="24"/>
+          <w14:ligatures w14:val="none"/>
+        </w:rPr>
+        <w:t>[4]</w:t>
+      </w:r>
+      <w:r>
+        <w:rPr>
+          <w:rFonts w:ascii="Times New Roman" w:hAnsi="Times New Roman" w:cs="Times New Roman"/>
+          <w:kern w:val="0"/>
+          <w:sz w:val="24"/>
+          <w:szCs w:val="24"/>
+          <w14:ligatures w14:val="none"/>
+        </w:rPr>
+        <w:tab/>
+      </w:r>
+      <w:r>
+        <w:rPr>
+          <w:rFonts w:ascii="Times New Roman" w:hAnsi="Times New Roman" w:cs="Times New Roman"/>
+          <w:kern w:val="0"/>
+          <w:sz w:val="24"/>
+          <w:szCs w:val="24"/>
+          <w14:ligatures w14:val="none"/>
+        </w:rPr>
+        <w:t>Russell, Stuart J. (Stuart Jonathan)</w:t>
       </w:r>
       <w:r>
         <w:rPr>
@@ -5427,7 +4108,7 @@
           <w:szCs w:val="24"/>
           <w14:ligatures w14:val="none"/>
         </w:rPr>
-        <w:t>A</w:t>
+        <w:t xml:space="preserve">, 1962-. Artificial Intelligence : </w:t>
       </w:r>
       <w:r>
         <w:rPr>
@@ -5439,10 +4120,181 @@
           <w:szCs w:val="24"/>
           <w14:ligatures w14:val="none"/>
         </w:rPr>
+        <w:t>A</w:t>
+      </w:r>
+      <w:r>
+        <w:rPr>
+          <w:rFonts w:ascii="Times New Roman" w:hAnsi="Times New Roman" w:cs="Times New Roman"/>
+          <w:i/>
+          <w:iCs/>
+          <w:kern w:val="0"/>
+          <w:sz w:val="24"/>
+          <w:szCs w:val="24"/>
+          <w14:ligatures w14:val="none"/>
+        </w:rPr>
         <w:t xml:space="preserve"> Modern Approach. Upper Saddle River, N.J. :Prentice Hall, 2010.</w:t>
       </w:r>
     </w:p>
-    <w:bookmarkEnd w:id="4"/>
+    <w:p>
+      <w:pPr>
+        <w:spacing w:before="100" w:beforeAutospacing="1" w:after="100" w:afterAutospacing="1" w:line="240" w:lineRule="auto"/>
+        <w:jc w:val="both"/>
+        <w:rPr>
+          <w:rFonts w:ascii="Times New Roman" w:eastAsia="Times New Roman" w:hAnsi="Times New Roman" w:cs="Times New Roman"/>
+          <w:kern w:val="0"/>
+          <w:sz w:val="24"/>
+          <w:szCs w:val="24"/>
+          <w14:ligatures w14:val="none"/>
+        </w:rPr>
+      </w:pPr>
+      <w:r>
+        <w:rPr>
+          <w:rFonts w:ascii="Times New Roman" w:hAnsi="Times New Roman" w:cs="Times New Roman"/>
+          <w:kern w:val="0"/>
+          <w:sz w:val="24"/>
+          <w:szCs w:val="24"/>
+          <w14:ligatures w14:val="none"/>
+        </w:rPr>
+        <w:t>[</w:t>
+      </w:r>
+      <w:r>
+        <w:rPr>
+          <w:rFonts w:ascii="Times New Roman" w:hAnsi="Times New Roman" w:cs="Times New Roman"/>
+          <w:kern w:val="0"/>
+          <w:sz w:val="24"/>
+          <w:szCs w:val="24"/>
+          <w14:ligatures w14:val="none"/>
+        </w:rPr>
+        <w:t>5</w:t>
+      </w:r>
+      <w:r>
+        <w:rPr>
+          <w:rFonts w:ascii="Times New Roman" w:hAnsi="Times New Roman" w:cs="Times New Roman"/>
+          <w:kern w:val="0"/>
+          <w:sz w:val="24"/>
+          <w:szCs w:val="24"/>
+          <w14:ligatures w14:val="none"/>
+        </w:rPr>
+        <w:t>]</w:t>
+      </w:r>
+      <w:r>
+        <w:rPr>
+          <w:rFonts w:ascii="Times New Roman" w:hAnsi="Times New Roman" w:cs="Times New Roman"/>
+          <w:kern w:val="0"/>
+          <w:sz w:val="24"/>
+          <w:szCs w:val="24"/>
+          <w14:ligatures w14:val="none"/>
+        </w:rPr>
+        <w:tab/>
+      </w:r>
+      <w:r>
+        <w:rPr>
+          <w:rFonts w:ascii="Times New Roman" w:eastAsia="Times New Roman" w:hAnsi="Times New Roman" w:cs="Times New Roman"/>
+          <w:kern w:val="0"/>
+          <w:sz w:val="24"/>
+          <w:szCs w:val="24"/>
+          <w14:ligatures w14:val="none"/>
+        </w:rPr>
+        <w:t>Ajitesh</w:t>
+      </w:r>
+      <w:r>
+        <w:rPr>
+          <w:rFonts w:ascii="Times New Roman" w:eastAsia="Times New Roman" w:hAnsi="Times New Roman" w:cs="Times New Roman"/>
+          <w:kern w:val="0"/>
+          <w:sz w:val="24"/>
+          <w:szCs w:val="24"/>
+          <w14:ligatures w14:val="none"/>
+        </w:rPr>
+        <w:t>,</w:t>
+      </w:r>
+      <w:r>
+        <w:rPr>
+          <w:rFonts w:ascii="Times New Roman" w:eastAsia="Times New Roman" w:hAnsi="Times New Roman" w:cs="Times New Roman"/>
+          <w:kern w:val="0"/>
+          <w:sz w:val="24"/>
+          <w:szCs w:val="24"/>
+          <w14:ligatures w14:val="none"/>
+        </w:rPr>
+        <w:t xml:space="preserve"> Kumar</w:t>
+      </w:r>
+      <w:r>
+        <w:rPr>
+          <w:rFonts w:ascii="Times New Roman" w:eastAsia="Times New Roman" w:hAnsi="Times New Roman" w:cs="Times New Roman"/>
+          <w:kern w:val="0"/>
+          <w:sz w:val="24"/>
+          <w:szCs w:val="24"/>
+          <w14:ligatures w14:val="none"/>
+        </w:rPr>
+        <w:t>i</w:t>
+      </w:r>
+      <w:r>
+        <w:rPr>
+          <w:rFonts w:ascii="Times New Roman" w:eastAsia="Times New Roman" w:hAnsi="Times New Roman" w:cs="Times New Roman"/>
+          <w:kern w:val="0"/>
+          <w:sz w:val="24"/>
+          <w:szCs w:val="24"/>
+          <w14:ligatures w14:val="none"/>
+        </w:rPr>
+        <w:t xml:space="preserve"> “Convex Optimization Explained: Concepts &amp; Examples.” </w:t>
+      </w:r>
+      <w:r>
+        <w:rPr>
+          <w:rFonts w:ascii="Times New Roman" w:eastAsia="Times New Roman" w:hAnsi="Times New Roman" w:cs="Times New Roman"/>
+          <w:i/>
+          <w:iCs/>
+          <w:kern w:val="0"/>
+          <w:sz w:val="24"/>
+          <w:szCs w:val="24"/>
+          <w14:ligatures w14:val="none"/>
+        </w:rPr>
+        <w:t>Data Analytics</w:t>
+      </w:r>
+      <w:r>
+        <w:rPr>
+          <w:rFonts w:ascii="Times New Roman" w:eastAsia="Times New Roman" w:hAnsi="Times New Roman" w:cs="Times New Roman"/>
+          <w:kern w:val="0"/>
+          <w:sz w:val="24"/>
+          <w:szCs w:val="24"/>
+          <w14:ligatures w14:val="none"/>
+        </w:rPr>
+        <w:t xml:space="preserve">, 23 Apr. 2023, vitalflux.com/convex-optimization-explained-concepts-examples/#google_vignette. </w:t>
+      </w:r>
+    </w:p>
+    <w:p>
+      <w:pPr>
+        <w:autoSpaceDE w:val="0"/>
+        <w:autoSpaceDN w:val="0"/>
+        <w:adjustRightInd w:val="0"/>
+        <w:spacing w:line="252" w:lineRule="auto"/>
+        <w:jc w:val="both"/>
+        <w:rPr>
+          <w:rFonts w:ascii="Times New Roman" w:hAnsi="Times New Roman" w:cs="Times New Roman"/>
+          <w:i/>
+          <w:iCs/>
+          <w:kern w:val="0"/>
+          <w:sz w:val="24"/>
+          <w:szCs w:val="24"/>
+          <w14:ligatures w14:val="none"/>
+        </w:rPr>
+      </w:pPr>
+    </w:p>
+    <w:p>
+      <w:pPr>
+        <w:autoSpaceDE w:val="0"/>
+        <w:autoSpaceDN w:val="0"/>
+        <w:adjustRightInd w:val="0"/>
+        <w:spacing w:line="252" w:lineRule="auto"/>
+        <w:jc w:val="both"/>
+        <w:rPr>
+          <w:rFonts w:ascii="Times New Roman" w:hAnsi="Times New Roman" w:cs="Times New Roman"/>
+          <w:kern w:val="0"/>
+          <w:sz w:val="24"/>
+          <w:szCs w:val="24"/>
+          <w14:ligatures w14:val="none"/>
+        </w:rPr>
+      </w:pPr>
+    </w:p>
+    <w:bookmarkEnd w:id="6"/>
     <w:p>
       <w:pPr>
         <w:autoSpaceDE w:val="0"/>
@@ -6139,6 +4991,7 @@
   <w:style w:type="character" w:default="1" w:styleId="DefaultParagraphFont">
     <w:name w:val="Default Paragraph Font"/>
     <w:uiPriority w:val="1"/>
+    <w:semiHidden/>
     <w:unhideWhenUsed/>
   </w:style>
   <w:style w:type="table" w:default="1" w:styleId="TableNormal">
@@ -6259,6 +5112,23 @@
     <w:rPr>
       <w:color w:val="605E5C"/>
       <w:shd w:val="clear" w:color="auto" w:fill="E1DFDD"/>
+    </w:rPr>
+  </w:style>
+  <w:style w:type="paragraph" w:styleId="NormalWeb">
+    <w:name w:val="Normal (Web)"/>
+    <w:basedOn w:val="Normal"/>
+    <w:uiPriority w:val="99"/>
+    <w:semiHidden/>
+    <w:unhideWhenUsed/>
+    <w:rsid w:val="00E40F7C"/>
+    <w:pPr>
+      <w:spacing w:before="100" w:beforeAutospacing="1" w:after="100" w:afterAutospacing="1" w:line="240" w:lineRule="auto"/>
+    </w:pPr>
+    <w:rPr>
+      <w:rFonts w:ascii="Times New Roman" w:eastAsia="Times New Roman" w:hAnsi="Times New Roman" w:cs="Times New Roman"/>
+      <w:kern w:val="0"/>
+      <w:sz w:val="24"/>
+      <w:szCs w:val="24"/>
     </w:rPr>
   </w:style>
 </w:styles>

--- a/skinGradientDecent_V5/Eighth ISIC Skin Image Analysis Workshop/Eighth ISIC Skin Image Analysis Workshop Submission.docx
+++ b/skinGradientDecent_V5/Eighth ISIC Skin Image Analysis Workshop/Eighth ISIC Skin Image Analysis Workshop Submission.docx
@@ -2552,15 +2552,681 @@
           <w:szCs w:val="24"/>
           <w14:ligatures w14:val="none"/>
         </w:rPr>
-        <w:t>Often, this turns out to be a task of functional generation on the data produced with the hopes of observing convex behavior.</w:t>
-      </w:r>
-    </w:p>
-    <w:p>
-      <w:pPr>
-        <w:spacing w:line="480" w:lineRule="auto"/>
+        <w:t xml:space="preserve">The importance of utilizing a computational system with a logical layer to interpret an object cannot be understated. With MATLAB the extraction of principal components of a photograph is streamlined and complete pre-processing achieved in the photoToArray() routine. </w:t>
+      </w:r>
+      <w:r>
+        <w:rPr>
+          <w:rFonts w:ascii="Times New Roman" w:hAnsi="Times New Roman" w:cs="Times New Roman"/>
+          <w:kern w:val="0"/>
+          <w:sz w:val="24"/>
+          <w:szCs w:val="24"/>
+          <w14:ligatures w14:val="none"/>
+        </w:rPr>
+        <w:lastRenderedPageBreak/>
+        <w:t xml:space="preserve">We can </w:t>
+      </w:r>
+      <w:r>
+        <w:rPr>
+          <w:rFonts w:ascii="Times New Roman" w:hAnsi="Times New Roman" w:cs="Times New Roman"/>
+          <w:kern w:val="0"/>
+          <w:sz w:val="24"/>
+          <w:szCs w:val="24"/>
+          <w14:ligatures w14:val="none"/>
+        </w:rPr>
+        <w:t xml:space="preserve">inflict </w:t>
+      </w:r>
+      <w:r>
+        <w:rPr>
+          <w:rFonts w:ascii="Times New Roman" w:hAnsi="Times New Roman" w:cs="Times New Roman"/>
+          <w:kern w:val="0"/>
+          <w:sz w:val="24"/>
+          <w:szCs w:val="24"/>
+          <w14:ligatures w14:val="none"/>
+        </w:rPr>
+        <w:t xml:space="preserve">bias </w:t>
+      </w:r>
+      <w:r>
+        <w:rPr>
+          <w:rFonts w:ascii="Times New Roman" w:hAnsi="Times New Roman" w:cs="Times New Roman"/>
+          <w:kern w:val="0"/>
+          <w:sz w:val="24"/>
+          <w:szCs w:val="24"/>
+          <w14:ligatures w14:val="none"/>
+        </w:rPr>
+        <w:t>on the</w:t>
+      </w:r>
+      <w:r>
+        <w:rPr>
+          <w:rFonts w:ascii="Times New Roman" w:hAnsi="Times New Roman" w:cs="Times New Roman"/>
+          <w:kern w:val="0"/>
+          <w:sz w:val="24"/>
+          <w:szCs w:val="24"/>
+          <w14:ligatures w14:val="none"/>
+        </w:rPr>
+        <w:t xml:space="preserve"> RGB data </w:t>
+      </w:r>
+      <w:r>
+        <w:rPr>
+          <w:rFonts w:ascii="Times New Roman" w:hAnsi="Times New Roman" w:cs="Times New Roman"/>
+          <w:kern w:val="0"/>
+          <w:sz w:val="24"/>
+          <w:szCs w:val="24"/>
+          <w14:ligatures w14:val="none"/>
+        </w:rPr>
+        <w:t xml:space="preserve">via </w:t>
+      </w:r>
+      <w:r>
+        <w:rPr>
+          <w:rFonts w:ascii="Times New Roman" w:hAnsi="Times New Roman" w:cs="Times New Roman"/>
+          <w:kern w:val="0"/>
+          <w:sz w:val="24"/>
+          <w:szCs w:val="24"/>
+          <w14:ligatures w14:val="none"/>
+        </w:rPr>
+        <w:t xml:space="preserve">dimensionality reduction, or </w:t>
+      </w:r>
+      <w:r>
+        <w:rPr>
+          <w:rFonts w:ascii="Times New Roman" w:hAnsi="Times New Roman" w:cs="Times New Roman"/>
+          <w:kern w:val="0"/>
+          <w:sz w:val="24"/>
+          <w:szCs w:val="24"/>
+          <w14:ligatures w14:val="none"/>
+        </w:rPr>
+        <w:t xml:space="preserve">pixel </w:t>
+      </w:r>
+      <w:r>
+        <w:rPr>
+          <w:rFonts w:ascii="Times New Roman" w:hAnsi="Times New Roman" w:cs="Times New Roman"/>
+          <w:kern w:val="0"/>
+          <w:sz w:val="24"/>
+          <w:szCs w:val="24"/>
+          <w14:ligatures w14:val="none"/>
+        </w:rPr>
+        <w:t>lightening</w:t>
+      </w:r>
+      <w:r>
+        <w:rPr>
+          <w:rFonts w:ascii="Times New Roman" w:hAnsi="Times New Roman" w:cs="Times New Roman"/>
+          <w:kern w:val="0"/>
+          <w:sz w:val="24"/>
+          <w:szCs w:val="24"/>
+          <w14:ligatures w14:val="none"/>
+        </w:rPr>
+        <w:t xml:space="preserve"> with great effect on cost, time, and score.</w:t>
+      </w:r>
+    </w:p>
+    <w:p>
+      <w:pPr>
+        <w:spacing w:line="480" w:lineRule="auto"/>
+        <w:ind w:firstLine="720"/>
         <w:jc w:val="both"/>
         <w:rPr>
           <w:rFonts w:ascii="Times New Roman" w:hAnsi="Times New Roman" w:cs="Times New Roman"/>
+          <w:kern w:val="0"/>
+          <w:sz w:val="24"/>
+          <w:szCs w:val="24"/>
+          <w14:ligatures w14:val="none"/>
+        </w:rPr>
+      </w:pPr>
+    </w:p>
+    <w:p>
+      <w:pPr>
+        <w:spacing w:line="480" w:lineRule="auto"/>
+        <w:jc w:val="both"/>
+        <w:rPr>
+          <w:rFonts w:ascii="Times New Roman" w:hAnsi="Times New Roman" w:cs="Times New Roman"/>
+          <w:b/>
+          <w:bCs/>
+          <w:kern w:val="0"/>
+          <w:sz w:val="28"/>
+          <w:szCs w:val="28"/>
+          <w14:ligatures w14:val="none"/>
+        </w:rPr>
+      </w:pPr>
+      <w:r>
+        <w:rPr>
+          <w:rFonts w:ascii="Times New Roman" w:hAnsi="Times New Roman" w:cs="Times New Roman"/>
+          <w:b/>
+          <w:bCs/>
+          <w:kern w:val="0"/>
+          <w:sz w:val="28"/>
+          <w:szCs w:val="28"/>
+          <w14:ligatures w14:val="none"/>
+        </w:rPr>
+        <w:t>1.1.2 Filter Rank</w:t>
+      </w:r>
+      <w:r>
+        <w:rPr>
+          <w:rFonts w:ascii="Times New Roman" w:hAnsi="Times New Roman" w:cs="Times New Roman"/>
+          <w:b/>
+          <w:bCs/>
+          <w:kern w:val="0"/>
+          <w:sz w:val="28"/>
+          <w:szCs w:val="28"/>
+          <w14:ligatures w14:val="none"/>
+        </w:rPr>
+        <w:t>,</w:t>
+      </w:r>
+      <w:r>
+        <w:rPr>
+          <w:rFonts w:ascii="Times New Roman" w:hAnsi="Times New Roman" w:cs="Times New Roman"/>
+          <w:b/>
+          <w:bCs/>
+          <w:kern w:val="0"/>
+          <w:sz w:val="28"/>
+          <w:szCs w:val="28"/>
+          <w14:ligatures w14:val="none"/>
+        </w:rPr>
+        <w:t xml:space="preserve"> and Training</w:t>
+      </w:r>
+    </w:p>
+    <w:p>
+      <w:pPr>
+        <w:spacing w:line="480" w:lineRule="auto"/>
+        <w:jc w:val="both"/>
+        <w:rPr>
+          <w:rFonts w:ascii="Times New Roman" w:hAnsi="Times New Roman" w:cs="Times New Roman"/>
+          <w:kern w:val="0"/>
+          <w:sz w:val="24"/>
+          <w:szCs w:val="24"/>
+          <w14:ligatures w14:val="none"/>
+        </w:rPr>
+      </w:pPr>
+      <w:r>
+        <w:rPr>
+          <w:rFonts w:ascii="Times New Roman" w:hAnsi="Times New Roman" w:cs="Times New Roman"/>
+          <w:b/>
+          <w:bCs/>
+          <w:kern w:val="0"/>
+          <w:sz w:val="28"/>
+          <w:szCs w:val="28"/>
+          <w14:ligatures w14:val="none"/>
+        </w:rPr>
+        <w:tab/>
+      </w:r>
+      <w:r>
+        <w:rPr>
+          <w:rFonts w:ascii="Times New Roman" w:hAnsi="Times New Roman" w:cs="Times New Roman"/>
+          <w:kern w:val="0"/>
+          <w:sz w:val="24"/>
+          <w:szCs w:val="24"/>
+          <w14:ligatures w14:val="none"/>
+        </w:rPr>
+        <w:t>The heart of the Gradient Decent methods revolves around the successful design of the running average filter rank, as well as the amount of training done to populate the tensor.</w:t>
+      </w:r>
+      <w:r>
+        <w:rPr>
+          <w:rFonts w:ascii="Times New Roman" w:hAnsi="Times New Roman" w:cs="Times New Roman"/>
+          <w:kern w:val="0"/>
+          <w:sz w:val="24"/>
+          <w:szCs w:val="24"/>
+          <w14:ligatures w14:val="none"/>
+        </w:rPr>
+        <w:t xml:space="preserve"> Taken in tandem, the “width” of the convolutional filter is most effective as a binary or tertiary length taken at infinity. The discrimination process is entirely determined by the quality of incoherence in the training data, which is proportional to the number of object groups being </w:t>
+      </w:r>
+      <w:r>
+        <w:rPr>
+          <w:rFonts w:ascii="Times New Roman" w:hAnsi="Times New Roman" w:cs="Times New Roman"/>
+          <w:kern w:val="0"/>
+          <w:sz w:val="24"/>
+          <w:szCs w:val="24"/>
+          <w14:ligatures w14:val="none"/>
+        </w:rPr>
+        <w:t>discriminated against</w:t>
+      </w:r>
+      <w:r>
+        <w:rPr>
+          <w:rFonts w:ascii="Times New Roman" w:hAnsi="Times New Roman" w:cs="Times New Roman"/>
+          <w:kern w:val="0"/>
+          <w:sz w:val="24"/>
+          <w:szCs w:val="24"/>
+          <w14:ligatures w14:val="none"/>
+        </w:rPr>
+        <w:t xml:space="preserve"> in time.</w:t>
+      </w:r>
+      <w:r>
+        <w:rPr>
+          <w:rFonts w:ascii="Times New Roman" w:hAnsi="Times New Roman" w:cs="Times New Roman"/>
+          <w:kern w:val="0"/>
+          <w:sz w:val="24"/>
+          <w:szCs w:val="24"/>
+          <w14:ligatures w14:val="none"/>
+        </w:rPr>
+        <w:t xml:space="preserve"> We can classify an infinite number o</w:t>
+      </w:r>
+      <w:r>
+        <w:rPr>
+          <w:rFonts w:ascii="Times New Roman" w:hAnsi="Times New Roman" w:cs="Times New Roman"/>
+          <w:kern w:val="0"/>
+          <w:sz w:val="24"/>
+          <w:szCs w:val="24"/>
+          <w14:ligatures w14:val="none"/>
+        </w:rPr>
+        <w:t>f</w:t>
+      </w:r>
+      <w:r>
+        <w:rPr>
+          <w:rFonts w:ascii="Times New Roman" w:hAnsi="Times New Roman" w:cs="Times New Roman"/>
+          <w:kern w:val="0"/>
+          <w:sz w:val="24"/>
+          <w:szCs w:val="24"/>
+          <w14:ligatures w14:val="none"/>
+        </w:rPr>
+        <w:t xml:space="preserve"> objects, or as many objects as the system itself can store.</w:t>
+      </w:r>
+    </w:p>
+    <w:p>
+      <w:pPr>
+        <w:spacing w:line="480" w:lineRule="auto"/>
+        <w:jc w:val="both"/>
+        <w:rPr>
+          <w:rFonts w:ascii="Times New Roman" w:hAnsi="Times New Roman" w:cs="Times New Roman"/>
+          <w:kern w:val="0"/>
+          <w:sz w:val="24"/>
+          <w:szCs w:val="24"/>
+          <w14:ligatures w14:val="none"/>
+        </w:rPr>
+      </w:pPr>
+    </w:p>
+    <w:p>
+      <w:pPr>
+        <w:spacing w:line="480" w:lineRule="auto"/>
+        <w:jc w:val="both"/>
+        <w:rPr>
+          <w:rFonts w:ascii="Times New Roman" w:hAnsi="Times New Roman" w:cs="Times New Roman"/>
+          <w:b/>
+          <w:bCs/>
+          <w:kern w:val="0"/>
+          <w:sz w:val="28"/>
+          <w:szCs w:val="28"/>
+          <w14:ligatures w14:val="none"/>
+        </w:rPr>
+      </w:pPr>
+      <w:r>
+        <w:rPr>
+          <w:rFonts w:ascii="Times New Roman" w:hAnsi="Times New Roman" w:cs="Times New Roman"/>
+          <w:b/>
+          <w:bCs/>
+          <w:kern w:val="0"/>
+          <w:sz w:val="28"/>
+          <w:szCs w:val="28"/>
+          <w14:ligatures w14:val="none"/>
+        </w:rPr>
+        <w:t>1.</w:t>
+      </w:r>
+      <w:r>
+        <w:rPr>
+          <w:rFonts w:ascii="Times New Roman" w:hAnsi="Times New Roman" w:cs="Times New Roman"/>
+          <w:b/>
+          <w:bCs/>
+          <w:kern w:val="0"/>
+          <w:sz w:val="28"/>
+          <w:szCs w:val="28"/>
+          <w14:ligatures w14:val="none"/>
+        </w:rPr>
+        <w:t>1.3</w:t>
+      </w:r>
+      <w:r>
+        <w:rPr>
+          <w:rFonts w:ascii="Times New Roman" w:hAnsi="Times New Roman" w:cs="Times New Roman"/>
+          <w:b/>
+          <w:bCs/>
+          <w:kern w:val="0"/>
+          <w:sz w:val="28"/>
+          <w:szCs w:val="28"/>
+          <w14:ligatures w14:val="none"/>
+        </w:rPr>
+        <w:t xml:space="preserve">  </w:t>
+      </w:r>
+      <w:r>
+        <w:rPr>
+          <w:rFonts w:ascii="Times New Roman" w:hAnsi="Times New Roman" w:cs="Times New Roman"/>
+          <w:b/>
+          <w:bCs/>
+          <w:kern w:val="0"/>
+          <w:sz w:val="28"/>
+          <w:szCs w:val="28"/>
+          <w14:ligatures w14:val="none"/>
+        </w:rPr>
+        <w:t>Weight</w:t>
+      </w:r>
+      <w:r>
+        <w:rPr>
+          <w:rFonts w:ascii="Times New Roman" w:hAnsi="Times New Roman" w:cs="Times New Roman"/>
+          <w:b/>
+          <w:bCs/>
+          <w:kern w:val="0"/>
+          <w:sz w:val="28"/>
+          <w:szCs w:val="28"/>
+          <w14:ligatures w14:val="none"/>
+        </w:rPr>
+        <w:t>,</w:t>
+      </w:r>
+      <w:r>
+        <w:rPr>
+          <w:rFonts w:ascii="Times New Roman" w:hAnsi="Times New Roman" w:cs="Times New Roman"/>
+          <w:b/>
+          <w:bCs/>
+          <w:kern w:val="0"/>
+          <w:sz w:val="28"/>
+          <w:szCs w:val="28"/>
+          <w14:ligatures w14:val="none"/>
+        </w:rPr>
+        <w:t xml:space="preserve"> and K-Means Clustering</w:t>
+      </w:r>
+    </w:p>
+    <w:p>
+      <w:pPr>
+        <w:spacing w:line="480" w:lineRule="auto"/>
+        <w:jc w:val="both"/>
+        <w:rPr>
+          <w:rFonts w:ascii="Times New Roman" w:hAnsi="Times New Roman" w:cs="Times New Roman"/>
+          <w:b/>
+          <w:bCs/>
+          <w:kern w:val="0"/>
+          <w:sz w:val="28"/>
+          <w:szCs w:val="28"/>
+          <w14:ligatures w14:val="none"/>
+        </w:rPr>
+      </w:pPr>
+      <w:r>
+        <w:rPr>
+          <w:rFonts w:ascii="Times New Roman" w:hAnsi="Times New Roman" w:cs="Times New Roman"/>
+          <w:b/>
+          <w:bCs/>
+          <w:kern w:val="0"/>
+          <w:sz w:val="28"/>
+          <w:szCs w:val="28"/>
+          <w14:ligatures w14:val="none"/>
+        </w:rPr>
+        <w:tab/>
+      </w:r>
+    </w:p>
+    <w:p>
+      <w:pPr>
+        <w:spacing w:line="480" w:lineRule="auto"/>
+        <w:jc w:val="both"/>
+        <w:rPr>
+          <w:rFonts w:ascii="Times New Roman" w:hAnsi="Times New Roman" w:cs="Times New Roman"/>
+          <w:kern w:val="0"/>
+          <w:sz w:val="24"/>
+          <w:szCs w:val="24"/>
+          <w14:ligatures w14:val="none"/>
+        </w:rPr>
+      </w:pPr>
+    </w:p>
+    <w:p>
+      <w:pPr>
+        <w:spacing w:after="0" w:line="480" w:lineRule="auto"/>
+        <w:rPr>
+          <w:rFonts w:ascii="Times New Roman" w:hAnsi="Times New Roman" w:cs="Times New Roman"/>
+          <w:b/>
+          <w:bCs/>
+          <w:kern w:val="0"/>
+          <w:sz w:val="28"/>
+          <w:szCs w:val="28"/>
+          <w14:ligatures w14:val="none"/>
+        </w:rPr>
+      </w:pPr>
+      <w:r>
+        <w:rPr>
+          <w:rFonts w:ascii="Times New Roman" w:hAnsi="Times New Roman" w:cs="Times New Roman"/>
+          <w:b/>
+          <w:bCs/>
+          <w:kern w:val="0"/>
+          <w:sz w:val="28"/>
+          <w:szCs w:val="28"/>
+          <w14:ligatures w14:val="none"/>
+        </w:rPr>
+        <w:t>1.</w:t>
+      </w:r>
+      <w:r>
+        <w:rPr>
+          <w:rFonts w:ascii="Times New Roman" w:hAnsi="Times New Roman" w:cs="Times New Roman"/>
+          <w:b/>
+          <w:bCs/>
+          <w:kern w:val="0"/>
+          <w:sz w:val="28"/>
+          <w:szCs w:val="28"/>
+          <w14:ligatures w14:val="none"/>
+        </w:rPr>
+        <w:t>1.4</w:t>
+      </w:r>
+      <w:r>
+        <w:rPr>
+          <w:rFonts w:ascii="Times New Roman" w:hAnsi="Times New Roman" w:cs="Times New Roman"/>
+          <w:b/>
+          <w:bCs/>
+          <w:kern w:val="0"/>
+          <w:sz w:val="28"/>
+          <w:szCs w:val="28"/>
+          <w14:ligatures w14:val="none"/>
+        </w:rPr>
+        <w:t xml:space="preserve">  </w:t>
+      </w:r>
+      <w:r>
+        <w:rPr>
+          <w:rFonts w:ascii="Times New Roman" w:hAnsi="Times New Roman" w:cs="Times New Roman"/>
+          <w:b/>
+          <w:bCs/>
+          <w:kern w:val="0"/>
+          <w:sz w:val="28"/>
+          <w:szCs w:val="28"/>
+          <w14:ligatures w14:val="none"/>
+        </w:rPr>
+        <w:t xml:space="preserve">Stationary and Non-Stationary </w:t>
+      </w:r>
+      <w:r>
+        <w:rPr>
+          <w:rFonts w:ascii="Times New Roman" w:hAnsi="Times New Roman" w:cs="Times New Roman"/>
+          <w:b/>
+          <w:bCs/>
+          <w:kern w:val="0"/>
+          <w:sz w:val="28"/>
+          <w:szCs w:val="28"/>
+          <w14:ligatures w14:val="none"/>
+        </w:rPr>
+        <w:t>Processes</w:t>
+      </w:r>
+    </w:p>
+    <w:p>
+      <w:pPr>
+        <w:spacing w:after="0" w:line="240" w:lineRule="auto"/>
+        <w:rPr>
+          <w:rFonts w:ascii="Times New Roman" w:hAnsi="Times New Roman" w:cs="Times New Roman"/>
+          <w:b/>
+          <w:bCs/>
+          <w:kern w:val="0"/>
+          <w:sz w:val="28"/>
+          <w:szCs w:val="28"/>
+          <w14:ligatures w14:val="none"/>
+        </w:rPr>
+      </w:pPr>
+    </w:p>
+    <w:p>
+      <w:pPr>
+        <w:spacing w:after="0" w:line="240" w:lineRule="auto"/>
+        <w:rPr>
+          <w:rFonts w:ascii="Times New Roman" w:hAnsi="Times New Roman" w:cs="Times New Roman"/>
+          <w:b/>
+          <w:bCs/>
+          <w:kern w:val="0"/>
+          <w:sz w:val="28"/>
+          <w:szCs w:val="28"/>
+          <w14:ligatures w14:val="none"/>
+        </w:rPr>
+      </w:pPr>
+    </w:p>
+    <w:p>
+      <w:pPr>
+        <w:spacing w:after="0" w:line="240" w:lineRule="auto"/>
+        <w:rPr>
+          <w:rFonts w:ascii="Times New Roman" w:hAnsi="Times New Roman" w:cs="Times New Roman"/>
+          <w:b/>
+          <w:bCs/>
+          <w:kern w:val="0"/>
+          <w:sz w:val="28"/>
+          <w:szCs w:val="28"/>
+          <w14:ligatures w14:val="none"/>
+        </w:rPr>
+      </w:pPr>
+    </w:p>
+    <w:p>
+      <w:pPr>
+        <w:spacing w:after="0" w:line="240" w:lineRule="auto"/>
+        <w:rPr>
+          <w:rFonts w:ascii="Times New Roman" w:hAnsi="Times New Roman" w:cs="Times New Roman"/>
+          <w:b/>
+          <w:bCs/>
+          <w:kern w:val="0"/>
+          <w:sz w:val="28"/>
+          <w:szCs w:val="28"/>
+          <w14:ligatures w14:val="none"/>
+        </w:rPr>
+      </w:pPr>
+    </w:p>
+    <w:p>
+      <w:pPr>
+        <w:spacing w:line="480" w:lineRule="auto"/>
+        <w:rPr>
+          <w:rFonts w:ascii="Times New Roman" w:hAnsi="Times New Roman" w:cs="Times New Roman"/>
+          <w:b/>
+          <w:bCs/>
+          <w:kern w:val="0"/>
+          <w:sz w:val="28"/>
+          <w:szCs w:val="28"/>
+          <w14:ligatures w14:val="none"/>
+        </w:rPr>
+      </w:pPr>
+      <w:r>
+        <w:rPr>
+          <w:rFonts w:ascii="Times New Roman" w:hAnsi="Times New Roman" w:cs="Times New Roman"/>
+          <w:b/>
+          <w:bCs/>
+          <w:kern w:val="0"/>
+          <w:sz w:val="28"/>
+          <w:szCs w:val="28"/>
+          <w14:ligatures w14:val="none"/>
+        </w:rPr>
+        <w:t>1.</w:t>
+      </w:r>
+      <w:r>
+        <w:rPr>
+          <w:rFonts w:ascii="Times New Roman" w:hAnsi="Times New Roman" w:cs="Times New Roman"/>
+          <w:b/>
+          <w:bCs/>
+          <w:kern w:val="0"/>
+          <w:sz w:val="28"/>
+          <w:szCs w:val="28"/>
+          <w14:ligatures w14:val="none"/>
+        </w:rPr>
+        <w:t>1.5</w:t>
+      </w:r>
+      <w:r>
+        <w:rPr>
+          <w:rFonts w:ascii="Times New Roman" w:hAnsi="Times New Roman" w:cs="Times New Roman"/>
+          <w:b/>
+          <w:bCs/>
+          <w:kern w:val="0"/>
+          <w:sz w:val="28"/>
+          <w:szCs w:val="28"/>
+          <w14:ligatures w14:val="none"/>
+        </w:rPr>
+        <w:t xml:space="preserve"> Convoluti</w:t>
+      </w:r>
+      <w:r>
+        <w:rPr>
+          <w:rFonts w:ascii="Times New Roman" w:hAnsi="Times New Roman" w:cs="Times New Roman"/>
+          <w:b/>
+          <w:bCs/>
+          <w:kern w:val="0"/>
+          <w:sz w:val="28"/>
+          <w:szCs w:val="28"/>
+          <w14:ligatures w14:val="none"/>
+        </w:rPr>
+        <w:t>on</w:t>
+      </w:r>
+      <w:r>
+        <w:rPr>
+          <w:rFonts w:ascii="Times New Roman" w:hAnsi="Times New Roman" w:cs="Times New Roman"/>
+          <w:b/>
+          <w:bCs/>
+          <w:kern w:val="0"/>
+          <w:sz w:val="28"/>
+          <w:szCs w:val="28"/>
+          <w14:ligatures w14:val="none"/>
+        </w:rPr>
+        <w:t>,</w:t>
+      </w:r>
+      <w:r>
+        <w:rPr>
+          <w:rFonts w:ascii="Times New Roman" w:hAnsi="Times New Roman" w:cs="Times New Roman"/>
+          <w:b/>
+          <w:bCs/>
+          <w:kern w:val="0"/>
+          <w:sz w:val="28"/>
+          <w:szCs w:val="28"/>
+          <w14:ligatures w14:val="none"/>
+        </w:rPr>
+        <w:t xml:space="preserve"> an</w:t>
+      </w:r>
+      <w:r>
+        <w:rPr>
+          <w:rFonts w:ascii="Times New Roman" w:hAnsi="Times New Roman" w:cs="Times New Roman"/>
+          <w:b/>
+          <w:bCs/>
+          <w:kern w:val="0"/>
+          <w:sz w:val="28"/>
+          <w:szCs w:val="28"/>
+          <w14:ligatures w14:val="none"/>
+        </w:rPr>
+        <w:t xml:space="preserve">d </w:t>
+      </w:r>
+      <w:r>
+        <w:rPr>
+          <w:rFonts w:ascii="Times New Roman" w:hAnsi="Times New Roman" w:cs="Times New Roman"/>
+          <w:b/>
+          <w:bCs/>
+          <w:kern w:val="0"/>
+          <w:sz w:val="28"/>
+          <w:szCs w:val="28"/>
+          <w14:ligatures w14:val="none"/>
+        </w:rPr>
+        <w:t>Cos</w:t>
+      </w:r>
+      <w:r>
+        <w:rPr>
+          <w:rFonts w:ascii="Times New Roman" w:hAnsi="Times New Roman" w:cs="Times New Roman"/>
+          <w:b/>
+          <w:bCs/>
+          <w:kern w:val="0"/>
+          <w:sz w:val="28"/>
+          <w:szCs w:val="28"/>
+          <w14:ligatures w14:val="none"/>
+        </w:rPr>
+        <w:t>t</w:t>
+      </w:r>
+    </w:p>
+    <w:p>
+      <w:pPr>
+        <w:spacing w:line="480" w:lineRule="auto"/>
+        <w:rPr>
+          <w:rFonts w:ascii="Times New Roman" w:hAnsi="Times New Roman" w:cs="Times New Roman"/>
+          <w:b/>
+          <w:bCs/>
+          <w:kern w:val="0"/>
+          <w:sz w:val="28"/>
+          <w:szCs w:val="28"/>
+          <w14:ligatures w14:val="none"/>
+        </w:rPr>
+      </w:pPr>
+    </w:p>
+    <w:p>
+      <w:pPr>
+        <w:spacing w:line="480" w:lineRule="auto"/>
+        <w:rPr>
+          <w:rFonts w:ascii="Times New Roman" w:hAnsi="Times New Roman" w:cs="Times New Roman"/>
           <w:b/>
           <w:bCs/>
           <w:kern w:val="0"/>
@@ -2580,469 +3246,6 @@
           <w14:ligatures w14:val="none"/>
         </w:rPr>
         <w:lastRenderedPageBreak/>
-        <w:t>1.1.2 Filter Rank</w:t>
-      </w:r>
-      <w:r>
-        <w:rPr>
-          <w:rFonts w:ascii="Times New Roman" w:hAnsi="Times New Roman" w:cs="Times New Roman"/>
-          <w:b/>
-          <w:bCs/>
-          <w:kern w:val="0"/>
-          <w:sz w:val="28"/>
-          <w:szCs w:val="28"/>
-          <w14:ligatures w14:val="none"/>
-        </w:rPr>
-        <w:t>,</w:t>
-      </w:r>
-      <w:r>
-        <w:rPr>
-          <w:rFonts w:ascii="Times New Roman" w:hAnsi="Times New Roman" w:cs="Times New Roman"/>
-          <w:b/>
-          <w:bCs/>
-          <w:kern w:val="0"/>
-          <w:sz w:val="28"/>
-          <w:szCs w:val="28"/>
-          <w14:ligatures w14:val="none"/>
-        </w:rPr>
-        <w:t xml:space="preserve"> and Training</w:t>
-      </w:r>
-    </w:p>
-    <w:p>
-      <w:pPr>
-        <w:spacing w:line="480" w:lineRule="auto"/>
-        <w:jc w:val="both"/>
-        <w:rPr>
-          <w:rFonts w:ascii="Times New Roman" w:hAnsi="Times New Roman" w:cs="Times New Roman"/>
-          <w:b/>
-          <w:bCs/>
-          <w:kern w:val="0"/>
-          <w:sz w:val="28"/>
-          <w:szCs w:val="28"/>
-          <w14:ligatures w14:val="none"/>
-        </w:rPr>
-      </w:pPr>
-    </w:p>
-    <w:p>
-      <w:pPr>
-        <w:spacing w:line="480" w:lineRule="auto"/>
-        <w:jc w:val="both"/>
-        <w:rPr>
-          <w:rFonts w:ascii="Times New Roman" w:hAnsi="Times New Roman" w:cs="Times New Roman"/>
-          <w:b/>
-          <w:bCs/>
-          <w:kern w:val="0"/>
-          <w:sz w:val="28"/>
-          <w:szCs w:val="28"/>
-          <w14:ligatures w14:val="none"/>
-        </w:rPr>
-      </w:pPr>
-    </w:p>
-    <w:p>
-      <w:pPr>
-        <w:spacing w:line="480" w:lineRule="auto"/>
-        <w:jc w:val="both"/>
-        <w:rPr>
-          <w:rFonts w:ascii="Times New Roman" w:hAnsi="Times New Roman" w:cs="Times New Roman"/>
-          <w:b/>
-          <w:bCs/>
-          <w:kern w:val="0"/>
-          <w:sz w:val="28"/>
-          <w:szCs w:val="28"/>
-          <w14:ligatures w14:val="none"/>
-        </w:rPr>
-      </w:pPr>
-      <w:r>
-        <w:rPr>
-          <w:rFonts w:ascii="Times New Roman" w:hAnsi="Times New Roman" w:cs="Times New Roman"/>
-          <w:b/>
-          <w:bCs/>
-          <w:kern w:val="0"/>
-          <w:sz w:val="28"/>
-          <w:szCs w:val="28"/>
-          <w14:ligatures w14:val="none"/>
-        </w:rPr>
-        <w:t>1.</w:t>
-      </w:r>
-      <w:r>
-        <w:rPr>
-          <w:rFonts w:ascii="Times New Roman" w:hAnsi="Times New Roman" w:cs="Times New Roman"/>
-          <w:b/>
-          <w:bCs/>
-          <w:kern w:val="0"/>
-          <w:sz w:val="28"/>
-          <w:szCs w:val="28"/>
-          <w14:ligatures w14:val="none"/>
-        </w:rPr>
-        <w:t>1.3</w:t>
-      </w:r>
-      <w:r>
-        <w:rPr>
-          <w:rFonts w:ascii="Times New Roman" w:hAnsi="Times New Roman" w:cs="Times New Roman"/>
-          <w:b/>
-          <w:bCs/>
-          <w:kern w:val="0"/>
-          <w:sz w:val="28"/>
-          <w:szCs w:val="28"/>
-          <w14:ligatures w14:val="none"/>
-        </w:rPr>
-        <w:t xml:space="preserve">  </w:t>
-      </w:r>
-      <w:r>
-        <w:rPr>
-          <w:rFonts w:ascii="Times New Roman" w:hAnsi="Times New Roman" w:cs="Times New Roman"/>
-          <w:b/>
-          <w:bCs/>
-          <w:kern w:val="0"/>
-          <w:sz w:val="28"/>
-          <w:szCs w:val="28"/>
-          <w14:ligatures w14:val="none"/>
-        </w:rPr>
-        <w:t>Weight</w:t>
-      </w:r>
-      <w:r>
-        <w:rPr>
-          <w:rFonts w:ascii="Times New Roman" w:hAnsi="Times New Roman" w:cs="Times New Roman"/>
-          <w:b/>
-          <w:bCs/>
-          <w:kern w:val="0"/>
-          <w:sz w:val="28"/>
-          <w:szCs w:val="28"/>
-          <w14:ligatures w14:val="none"/>
-        </w:rPr>
-        <w:t>,</w:t>
-      </w:r>
-      <w:r>
-        <w:rPr>
-          <w:rFonts w:ascii="Times New Roman" w:hAnsi="Times New Roman" w:cs="Times New Roman"/>
-          <w:b/>
-          <w:bCs/>
-          <w:kern w:val="0"/>
-          <w:sz w:val="28"/>
-          <w:szCs w:val="28"/>
-          <w14:ligatures w14:val="none"/>
-        </w:rPr>
-        <w:t xml:space="preserve"> and K-Means Clustering</w:t>
-      </w:r>
-    </w:p>
-    <w:p>
-      <w:pPr>
-        <w:spacing w:line="480" w:lineRule="auto"/>
-        <w:jc w:val="both"/>
-        <w:rPr>
-          <w:rFonts w:ascii="Times New Roman" w:hAnsi="Times New Roman" w:cs="Times New Roman"/>
-          <w:b/>
-          <w:bCs/>
-          <w:kern w:val="0"/>
-          <w:sz w:val="28"/>
-          <w:szCs w:val="28"/>
-          <w14:ligatures w14:val="none"/>
-        </w:rPr>
-      </w:pPr>
-    </w:p>
-    <w:p>
-      <w:pPr>
-        <w:spacing w:line="480" w:lineRule="auto"/>
-        <w:jc w:val="both"/>
-        <w:rPr>
-          <w:rFonts w:ascii="Times New Roman" w:hAnsi="Times New Roman" w:cs="Times New Roman"/>
-          <w:kern w:val="0"/>
-          <w:sz w:val="24"/>
-          <w:szCs w:val="24"/>
-          <w14:ligatures w14:val="none"/>
-        </w:rPr>
-      </w:pPr>
-    </w:p>
-    <w:p>
-      <w:pPr>
-        <w:spacing w:after="0" w:line="480" w:lineRule="auto"/>
-        <w:rPr>
-          <w:rFonts w:ascii="Times New Roman" w:hAnsi="Times New Roman" w:cs="Times New Roman"/>
-          <w:b/>
-          <w:bCs/>
-          <w:kern w:val="0"/>
-          <w:sz w:val="28"/>
-          <w:szCs w:val="28"/>
-          <w14:ligatures w14:val="none"/>
-        </w:rPr>
-      </w:pPr>
-      <w:r>
-        <w:rPr>
-          <w:rFonts w:ascii="Times New Roman" w:hAnsi="Times New Roman" w:cs="Times New Roman"/>
-          <w:b/>
-          <w:bCs/>
-          <w:kern w:val="0"/>
-          <w:sz w:val="28"/>
-          <w:szCs w:val="28"/>
-          <w14:ligatures w14:val="none"/>
-        </w:rPr>
-        <w:t>1.</w:t>
-      </w:r>
-      <w:r>
-        <w:rPr>
-          <w:rFonts w:ascii="Times New Roman" w:hAnsi="Times New Roman" w:cs="Times New Roman"/>
-          <w:b/>
-          <w:bCs/>
-          <w:kern w:val="0"/>
-          <w:sz w:val="28"/>
-          <w:szCs w:val="28"/>
-          <w14:ligatures w14:val="none"/>
-        </w:rPr>
-        <w:t>1.4</w:t>
-      </w:r>
-      <w:r>
-        <w:rPr>
-          <w:rFonts w:ascii="Times New Roman" w:hAnsi="Times New Roman" w:cs="Times New Roman"/>
-          <w:b/>
-          <w:bCs/>
-          <w:kern w:val="0"/>
-          <w:sz w:val="28"/>
-          <w:szCs w:val="28"/>
-          <w14:ligatures w14:val="none"/>
-        </w:rPr>
-        <w:t xml:space="preserve">  </w:t>
-      </w:r>
-      <w:r>
-        <w:rPr>
-          <w:rFonts w:ascii="Times New Roman" w:hAnsi="Times New Roman" w:cs="Times New Roman"/>
-          <w:b/>
-          <w:bCs/>
-          <w:kern w:val="0"/>
-          <w:sz w:val="28"/>
-          <w:szCs w:val="28"/>
-          <w14:ligatures w14:val="none"/>
-        </w:rPr>
-        <w:t>Stationary and Non-Stationary Gradient</w:t>
-      </w:r>
-    </w:p>
-    <w:p>
-      <w:pPr>
-        <w:spacing w:after="0" w:line="240" w:lineRule="auto"/>
-        <w:rPr>
-          <w:rFonts w:ascii="Times New Roman" w:hAnsi="Times New Roman" w:cs="Times New Roman"/>
-          <w:b/>
-          <w:bCs/>
-          <w:kern w:val="0"/>
-          <w:sz w:val="28"/>
-          <w:szCs w:val="28"/>
-          <w14:ligatures w14:val="none"/>
-        </w:rPr>
-      </w:pPr>
-    </w:p>
-    <w:p>
-      <w:pPr>
-        <w:spacing w:after="0" w:line="240" w:lineRule="auto"/>
-        <w:rPr>
-          <w:rFonts w:ascii="Times New Roman" w:hAnsi="Times New Roman" w:cs="Times New Roman"/>
-          <w:b/>
-          <w:bCs/>
-          <w:kern w:val="0"/>
-          <w:sz w:val="28"/>
-          <w:szCs w:val="28"/>
-          <w14:ligatures w14:val="none"/>
-        </w:rPr>
-      </w:pPr>
-    </w:p>
-    <w:p>
-      <w:pPr>
-        <w:spacing w:after="0" w:line="240" w:lineRule="auto"/>
-        <w:rPr>
-          <w:rFonts w:ascii="Times New Roman" w:hAnsi="Times New Roman" w:cs="Times New Roman"/>
-          <w:b/>
-          <w:bCs/>
-          <w:kern w:val="0"/>
-          <w:sz w:val="28"/>
-          <w:szCs w:val="28"/>
-          <w14:ligatures w14:val="none"/>
-        </w:rPr>
-      </w:pPr>
-    </w:p>
-    <w:p>
-      <w:pPr>
-        <w:spacing w:after="0" w:line="240" w:lineRule="auto"/>
-        <w:rPr>
-          <w:rFonts w:ascii="Times New Roman" w:hAnsi="Times New Roman" w:cs="Times New Roman"/>
-          <w:b/>
-          <w:bCs/>
-          <w:kern w:val="0"/>
-          <w:sz w:val="28"/>
-          <w:szCs w:val="28"/>
-          <w14:ligatures w14:val="none"/>
-        </w:rPr>
-      </w:pPr>
-    </w:p>
-    <w:p>
-      <w:pPr>
-        <w:spacing w:line="480" w:lineRule="auto"/>
-        <w:rPr>
-          <w:rFonts w:ascii="Times New Roman" w:hAnsi="Times New Roman" w:cs="Times New Roman"/>
-          <w:b/>
-          <w:bCs/>
-          <w:kern w:val="0"/>
-          <w:sz w:val="28"/>
-          <w:szCs w:val="28"/>
-          <w14:ligatures w14:val="none"/>
-        </w:rPr>
-      </w:pPr>
-      <w:r>
-        <w:rPr>
-          <w:rFonts w:ascii="Times New Roman" w:hAnsi="Times New Roman" w:cs="Times New Roman"/>
-          <w:b/>
-          <w:bCs/>
-          <w:kern w:val="0"/>
-          <w:sz w:val="28"/>
-          <w:szCs w:val="28"/>
-          <w14:ligatures w14:val="none"/>
-        </w:rPr>
-        <w:t>1.</w:t>
-      </w:r>
-      <w:r>
-        <w:rPr>
-          <w:rFonts w:ascii="Times New Roman" w:hAnsi="Times New Roman" w:cs="Times New Roman"/>
-          <w:b/>
-          <w:bCs/>
-          <w:kern w:val="0"/>
-          <w:sz w:val="28"/>
-          <w:szCs w:val="28"/>
-          <w14:ligatures w14:val="none"/>
-        </w:rPr>
-        <w:t>1.5</w:t>
-      </w:r>
-      <w:r>
-        <w:rPr>
-          <w:rFonts w:ascii="Times New Roman" w:hAnsi="Times New Roman" w:cs="Times New Roman"/>
-          <w:b/>
-          <w:bCs/>
-          <w:kern w:val="0"/>
-          <w:sz w:val="28"/>
-          <w:szCs w:val="28"/>
-          <w14:ligatures w14:val="none"/>
-        </w:rPr>
-        <w:t xml:space="preserve"> Convoluti</w:t>
-      </w:r>
-      <w:r>
-        <w:rPr>
-          <w:rFonts w:ascii="Times New Roman" w:hAnsi="Times New Roman" w:cs="Times New Roman"/>
-          <w:b/>
-          <w:bCs/>
-          <w:kern w:val="0"/>
-          <w:sz w:val="28"/>
-          <w:szCs w:val="28"/>
-          <w14:ligatures w14:val="none"/>
-        </w:rPr>
-        <w:t>on</w:t>
-      </w:r>
-      <w:r>
-        <w:rPr>
-          <w:rFonts w:ascii="Times New Roman" w:hAnsi="Times New Roman" w:cs="Times New Roman"/>
-          <w:b/>
-          <w:bCs/>
-          <w:kern w:val="0"/>
-          <w:sz w:val="28"/>
-          <w:szCs w:val="28"/>
-          <w14:ligatures w14:val="none"/>
-        </w:rPr>
-        <w:t>,</w:t>
-      </w:r>
-      <w:r>
-        <w:rPr>
-          <w:rFonts w:ascii="Times New Roman" w:hAnsi="Times New Roman" w:cs="Times New Roman"/>
-          <w:b/>
-          <w:bCs/>
-          <w:kern w:val="0"/>
-          <w:sz w:val="28"/>
-          <w:szCs w:val="28"/>
-          <w14:ligatures w14:val="none"/>
-        </w:rPr>
-        <w:t xml:space="preserve"> an</w:t>
-      </w:r>
-      <w:r>
-        <w:rPr>
-          <w:rFonts w:ascii="Times New Roman" w:hAnsi="Times New Roman" w:cs="Times New Roman"/>
-          <w:b/>
-          <w:bCs/>
-          <w:kern w:val="0"/>
-          <w:sz w:val="28"/>
-          <w:szCs w:val="28"/>
-          <w14:ligatures w14:val="none"/>
-        </w:rPr>
-        <w:t xml:space="preserve">d </w:t>
-      </w:r>
-      <w:r>
-        <w:rPr>
-          <w:rFonts w:ascii="Times New Roman" w:hAnsi="Times New Roman" w:cs="Times New Roman"/>
-          <w:b/>
-          <w:bCs/>
-          <w:kern w:val="0"/>
-          <w:sz w:val="28"/>
-          <w:szCs w:val="28"/>
-          <w14:ligatures w14:val="none"/>
-        </w:rPr>
-        <w:t>Cos</w:t>
-      </w:r>
-      <w:r>
-        <w:rPr>
-          <w:rFonts w:ascii="Times New Roman" w:hAnsi="Times New Roman" w:cs="Times New Roman"/>
-          <w:b/>
-          <w:bCs/>
-          <w:kern w:val="0"/>
-          <w:sz w:val="28"/>
-          <w:szCs w:val="28"/>
-          <w14:ligatures w14:val="none"/>
-        </w:rPr>
-        <w:t>t</w:t>
-      </w:r>
-    </w:p>
-    <w:p>
-      <w:pPr>
-        <w:spacing w:line="480" w:lineRule="auto"/>
-        <w:rPr>
-          <w:rFonts w:ascii="Times New Roman" w:hAnsi="Times New Roman" w:cs="Times New Roman"/>
-          <w:b/>
-          <w:bCs/>
-          <w:kern w:val="0"/>
-          <w:sz w:val="28"/>
-          <w:szCs w:val="28"/>
-          <w14:ligatures w14:val="none"/>
-        </w:rPr>
-      </w:pPr>
-    </w:p>
-    <w:p>
-      <w:pPr>
-        <w:spacing w:line="480" w:lineRule="auto"/>
-        <w:rPr>
-          <w:rFonts w:ascii="Times New Roman" w:hAnsi="Times New Roman" w:cs="Times New Roman"/>
-          <w:b/>
-          <w:bCs/>
-          <w:kern w:val="0"/>
-          <w:sz w:val="28"/>
-          <w:szCs w:val="28"/>
-          <w14:ligatures w14:val="none"/>
-        </w:rPr>
-      </w:pPr>
-    </w:p>
-    <w:p>
-      <w:pPr>
-        <w:spacing w:line="480" w:lineRule="auto"/>
-        <w:rPr>
-          <w:rFonts w:ascii="Times New Roman" w:hAnsi="Times New Roman" w:cs="Times New Roman"/>
-          <w:b/>
-          <w:bCs/>
-          <w:kern w:val="0"/>
-          <w:sz w:val="28"/>
-          <w:szCs w:val="28"/>
-          <w14:ligatures w14:val="none"/>
-        </w:rPr>
-      </w:pPr>
-      <w:r>
-        <w:rPr>
-          <w:rFonts w:ascii="Times New Roman" w:hAnsi="Times New Roman" w:cs="Times New Roman"/>
-          <w:b/>
-          <w:bCs/>
-          <w:kern w:val="0"/>
-          <w:sz w:val="28"/>
-          <w:szCs w:val="28"/>
-          <w14:ligatures w14:val="none"/>
-        </w:rPr>
         <w:t>WORKS DONE</w:t>
       </w:r>
     </w:p>
@@ -3204,16 +3407,7 @@
           <w:sz w:val="24"/>
           <w:szCs w:val="24"/>
         </w:rPr>
-        <w:t xml:space="preserve"> in [3].  The use of this method in computer vision has proven to be unmatched against several different methods including k-NN, k-means in isolation, and Naïve </w:t>
-      </w:r>
-      <w:r>
-        <w:rPr>
-          <w:rFonts w:ascii="Times New Roman" w:hAnsi="Times New Roman" w:cs="Times New Roman"/>
-          <w:sz w:val="24"/>
-          <w:szCs w:val="24"/>
-        </w:rPr>
-        <w:lastRenderedPageBreak/>
-        <w:t>Bayes. The Gradient Decent Method outperforms the others in a variety of metrics, the most important being the minimization of the cost function.  From this standpoint, I have demonstrated the power of the convolutional paradigm</w:t>
+        <w:t xml:space="preserve"> in [3].  The use of this method in computer vision has proven to be unmatched against several different methods including k-NN, k-means in isolation, and Naïve Bayes. The Gradient Decent Method outperforms the others in a variety of metrics, the most important being the minimization of the cost function.  From this standpoint, I have demonstrated the power of the convolutional paradigm</w:t>
       </w:r>
       <w:r>
         <w:rPr>
@@ -3567,7 +3761,7 @@
           <w:sz w:val="24"/>
           <w:szCs w:val="24"/>
         </w:rPr>
-        <w:t>With the data set provided by [2], the Gradient Decent algorithm is able to classify 1,420 images organized into thirty-two different species of dermatological diseases in patients.</w:t>
+        <w:t>With the data set provided by [2], the Gradient Decent algorithm is able to classify 1,420 images organized into thirty-two different species of dermatological diseases.</w:t>
       </w:r>
       <w:r>
         <w:rPr>
@@ -3584,7 +3778,16 @@
           <w:sz w:val="24"/>
           <w:szCs w:val="24"/>
         </w:rPr>
-        <w:t>The F-Measure results for these data are as follows: (1) Precision—0.9179</w:t>
+        <w:t xml:space="preserve">The F-Measure </w:t>
+      </w:r>
+      <w:r>
+        <w:rPr>
+          <w:rFonts w:ascii="Times New Roman" w:hAnsi="Times New Roman" w:cs="Times New Roman"/>
+          <w:sz w:val="24"/>
+          <w:szCs w:val="24"/>
+        </w:rPr>
+        <w:lastRenderedPageBreak/>
+        <w:t>results for these data are as follows: (1) Precision—0.9179</w:t>
       </w:r>
       <w:r>
         <w:rPr>
@@ -3686,66 +3889,6 @@
         </w:rPr>
         <w:t xml:space="preserve"> Conclusions</w:t>
       </w:r>
-    </w:p>
-    <w:p>
-      <w:pPr>
-        <w:spacing w:line="480" w:lineRule="auto"/>
-        <w:jc w:val="both"/>
-        <w:rPr>
-          <w:rFonts w:ascii="Times New Roman" w:hAnsi="Times New Roman" w:cs="Times New Roman"/>
-          <w:b/>
-          <w:bCs/>
-          <w:kern w:val="0"/>
-          <w:sz w:val="28"/>
-          <w:szCs w:val="28"/>
-          <w14:ligatures w14:val="none"/>
-        </w:rPr>
-      </w:pPr>
-    </w:p>
-    <w:p>
-      <w:pPr>
-        <w:spacing w:line="480" w:lineRule="auto"/>
-        <w:jc w:val="both"/>
-        <w:rPr>
-          <w:rFonts w:ascii="Times New Roman" w:hAnsi="Times New Roman" w:cs="Times New Roman"/>
-          <w:b/>
-          <w:bCs/>
-          <w:kern w:val="0"/>
-          <w:sz w:val="28"/>
-          <w:szCs w:val="28"/>
-          <w14:ligatures w14:val="none"/>
-        </w:rPr>
-      </w:pPr>
-    </w:p>
-    <w:p>
-      <w:pPr>
-        <w:spacing w:line="480" w:lineRule="auto"/>
-        <w:jc w:val="both"/>
-        <w:rPr>
-          <w:rFonts w:ascii="Times New Roman" w:hAnsi="Times New Roman" w:cs="Times New Roman"/>
-          <w:b/>
-          <w:bCs/>
-          <w:kern w:val="0"/>
-          <w:sz w:val="28"/>
-          <w:szCs w:val="28"/>
-          <w14:ligatures w14:val="none"/>
-        </w:rPr>
-      </w:pPr>
-    </w:p>
-    <w:p>
-      <w:pPr>
-        <w:spacing w:line="480" w:lineRule="auto"/>
-        <w:jc w:val="both"/>
-        <w:rPr>
-          <w:rFonts w:ascii="Times New Roman" w:hAnsi="Times New Roman" w:cs="Times New Roman"/>
-          <w:b/>
-          <w:bCs/>
-          <w:kern w:val="0"/>
-          <w:sz w:val="28"/>
-          <w:szCs w:val="28"/>
-          <w14:ligatures w14:val="none"/>
-        </w:rPr>
-      </w:pPr>
     </w:p>
     <w:p>
       <w:pPr>

--- a/skinGradientDecent_V5/Eighth ISIC Skin Image Analysis Workshop/Eighth ISIC Skin Image Analysis Workshop Submission.docx
+++ b/skinGradientDecent_V5/Eighth ISIC Skin Image Analysis Workshop/Eighth ISIC Skin Image Analysis Workshop Submission.docx
@@ -2922,11 +2922,9 @@
         <w:jc w:val="both"/>
         <w:rPr>
           <w:rFonts w:ascii="Times New Roman" w:hAnsi="Times New Roman" w:cs="Times New Roman"/>
-          <w:b/>
-          <w:bCs/>
-          <w:kern w:val="0"/>
-          <w:sz w:val="28"/>
-          <w:szCs w:val="28"/>
+          <w:kern w:val="0"/>
+          <w:sz w:val="24"/>
+          <w:szCs w:val="24"/>
           <w14:ligatures w14:val="none"/>
         </w:rPr>
       </w:pPr>
@@ -2942,6 +2940,66 @@
         </w:rPr>
         <w:tab/>
       </w:r>
+      <w:r>
+        <w:rPr>
+          <w:rFonts w:ascii="Times New Roman" w:hAnsi="Times New Roman" w:cs="Times New Roman"/>
+          <w:kern w:val="0"/>
+          <w:sz w:val="24"/>
+          <w:szCs w:val="24"/>
+          <w14:ligatures w14:val="none"/>
+        </w:rPr>
+        <w:t xml:space="preserve">When discriminating between classes of object within groups it is necessary to place the distributions into separate regions. This is primarily achieved with the introduction of weight into the running averages during training, as well as implementing the k-means clustering method to add a layer of uniformity and general identity between classes of objects. </w:t>
+      </w:r>
+      <w:r>
+        <w:rPr>
+          <w:rFonts w:ascii="Times New Roman" w:hAnsi="Times New Roman" w:cs="Times New Roman"/>
+          <w:kern w:val="0"/>
+          <w:sz w:val="24"/>
+          <w:szCs w:val="24"/>
+          <w14:ligatures w14:val="none"/>
+        </w:rPr>
+        <w:t>Sometimes it is beneficial</w:t>
+      </w:r>
+      <w:r>
+        <w:rPr>
+          <w:rFonts w:ascii="Times New Roman" w:hAnsi="Times New Roman" w:cs="Times New Roman"/>
+          <w:kern w:val="0"/>
+          <w:sz w:val="24"/>
+          <w:szCs w:val="24"/>
+          <w14:ligatures w14:val="none"/>
+        </w:rPr>
+        <w:t xml:space="preserve"> to permute groups or classes</w:t>
+      </w:r>
+      <w:r>
+        <w:rPr>
+          <w:rFonts w:ascii="Times New Roman" w:hAnsi="Times New Roman" w:cs="Times New Roman"/>
+          <w:kern w:val="0"/>
+          <w:sz w:val="24"/>
+          <w:szCs w:val="24"/>
+          <w14:ligatures w14:val="none"/>
+        </w:rPr>
+        <w:t xml:space="preserve"> of objects in the </w:t>
+      </w:r>
+      <w:r>
+        <w:rPr>
+          <w:rFonts w:ascii="Times New Roman" w:hAnsi="Times New Roman" w:cs="Times New Roman"/>
+          <w:kern w:val="0"/>
+          <w:sz w:val="24"/>
+          <w:szCs w:val="24"/>
+          <w14:ligatures w14:val="none"/>
+        </w:rPr>
+        <w:t>order that</w:t>
+      </w:r>
+      <w:r>
+        <w:rPr>
+          <w:rFonts w:ascii="Times New Roman" w:hAnsi="Times New Roman" w:cs="Times New Roman"/>
+          <w:kern w:val="0"/>
+          <w:sz w:val="24"/>
+          <w:szCs w:val="24"/>
+          <w14:ligatures w14:val="none"/>
+        </w:rPr>
+        <w:t xml:space="preserve"> they are being processed.</w:t>
+      </w:r>
     </w:p>
     <w:p>
       <w:pPr>
@@ -3035,14 +3093,22 @@
         <w:spacing w:after="0" w:line="240" w:lineRule="auto"/>
         <w:rPr>
           <w:rFonts w:ascii="Times New Roman" w:hAnsi="Times New Roman" w:cs="Times New Roman"/>
-          <w:b/>
-          <w:bCs/>
-          <w:kern w:val="0"/>
-          <w:sz w:val="28"/>
-          <w:szCs w:val="28"/>
-          <w14:ligatures w14:val="none"/>
-        </w:rPr>
-      </w:pPr>
+          <w:kern w:val="0"/>
+          <w:sz w:val="24"/>
+          <w:szCs w:val="24"/>
+          <w14:ligatures w14:val="none"/>
+        </w:rPr>
+      </w:pPr>
+      <w:r>
+        <w:rPr>
+          <w:rFonts w:ascii="Times New Roman" w:hAnsi="Times New Roman" w:cs="Times New Roman"/>
+          <w:kern w:val="0"/>
+          <w:sz w:val="24"/>
+          <w:szCs w:val="24"/>
+          <w14:ligatures w14:val="none"/>
+        </w:rPr>
+        <w:tab/>
+      </w:r>
     </w:p>
     <w:p>
       <w:pPr>
@@ -3245,7 +3311,6 @@
           <w:szCs w:val="28"/>
           <w14:ligatures w14:val="none"/>
         </w:rPr>
-        <w:lastRenderedPageBreak/>
         <w:t>WORKS DONE</w:t>
       </w:r>
     </w:p>
@@ -3524,6 +3589,7 @@
       <w:pPr>
         <w:spacing w:line="480" w:lineRule="auto"/>
         <w:ind w:firstLine="720"/>
+        <w:jc w:val="both"/>
         <w:rPr>
           <w:rFonts w:ascii="Times New Roman" w:eastAsia="Times New Roman" w:hAnsi="Times New Roman" w:cs="Times New Roman"/>
           <w:b/>
@@ -3539,6 +3605,7 @@
           <w:sz w:val="24"/>
           <w:szCs w:val="24"/>
         </w:rPr>
+        <w:lastRenderedPageBreak/>
         <w:t>With the data set provided by [</w:t>
       </w:r>
       <w:r>
@@ -3749,6 +3816,7 @@
       <w:pPr>
         <w:spacing w:line="480" w:lineRule="auto"/>
         <w:ind w:firstLine="720"/>
+        <w:jc w:val="both"/>
         <w:rPr>
           <w:rFonts w:ascii="Times New Roman" w:hAnsi="Times New Roman" w:cs="Times New Roman"/>
           <w:sz w:val="24"/>
@@ -3778,16 +3846,7 @@
           <w:sz w:val="24"/>
           <w:szCs w:val="24"/>
         </w:rPr>
-        <w:t xml:space="preserve">The F-Measure </w:t>
-      </w:r>
-      <w:r>
-        <w:rPr>
-          <w:rFonts w:ascii="Times New Roman" w:hAnsi="Times New Roman" w:cs="Times New Roman"/>
-          <w:sz w:val="24"/>
-          <w:szCs w:val="24"/>
-        </w:rPr>
-        <w:lastRenderedPageBreak/>
-        <w:t>results for these data are as follows: (1) Precision—0.9179</w:t>
+        <w:t>The F-Measure results for these data are as follows: (1) Precision—0.9179</w:t>
       </w:r>
       <w:r>
         <w:rPr>
@@ -4277,149 +4336,6 @@
         </w:rPr>
         <w:t xml:space="preserve"> Modern Approach. Upper Saddle River, N.J. :Prentice Hall, 2010.</w:t>
       </w:r>
-    </w:p>
-    <w:p>
-      <w:pPr>
-        <w:spacing w:before="100" w:beforeAutospacing="1" w:after="100" w:afterAutospacing="1" w:line="240" w:lineRule="auto"/>
-        <w:jc w:val="both"/>
-        <w:rPr>
-          <w:rFonts w:ascii="Times New Roman" w:eastAsia="Times New Roman" w:hAnsi="Times New Roman" w:cs="Times New Roman"/>
-          <w:kern w:val="0"/>
-          <w:sz w:val="24"/>
-          <w:szCs w:val="24"/>
-          <w14:ligatures w14:val="none"/>
-        </w:rPr>
-      </w:pPr>
-      <w:r>
-        <w:rPr>
-          <w:rFonts w:ascii="Times New Roman" w:hAnsi="Times New Roman" w:cs="Times New Roman"/>
-          <w:kern w:val="0"/>
-          <w:sz w:val="24"/>
-          <w:szCs w:val="24"/>
-          <w14:ligatures w14:val="none"/>
-        </w:rPr>
-        <w:t>[</w:t>
-      </w:r>
-      <w:r>
-        <w:rPr>
-          <w:rFonts w:ascii="Times New Roman" w:hAnsi="Times New Roman" w:cs="Times New Roman"/>
-          <w:kern w:val="0"/>
-          <w:sz w:val="24"/>
-          <w:szCs w:val="24"/>
-          <w14:ligatures w14:val="none"/>
-        </w:rPr>
-        <w:t>5</w:t>
-      </w:r>
-      <w:r>
-        <w:rPr>
-          <w:rFonts w:ascii="Times New Roman" w:hAnsi="Times New Roman" w:cs="Times New Roman"/>
-          <w:kern w:val="0"/>
-          <w:sz w:val="24"/>
-          <w:szCs w:val="24"/>
-          <w14:ligatures w14:val="none"/>
-        </w:rPr>
-        <w:t>]</w:t>
-      </w:r>
-      <w:r>
-        <w:rPr>
-          <w:rFonts w:ascii="Times New Roman" w:hAnsi="Times New Roman" w:cs="Times New Roman"/>
-          <w:kern w:val="0"/>
-          <w:sz w:val="24"/>
-          <w:szCs w:val="24"/>
-          <w14:ligatures w14:val="none"/>
-        </w:rPr>
-        <w:tab/>
-      </w:r>
-      <w:r>
-        <w:rPr>
-          <w:rFonts w:ascii="Times New Roman" w:eastAsia="Times New Roman" w:hAnsi="Times New Roman" w:cs="Times New Roman"/>
-          <w:kern w:val="0"/>
-          <w:sz w:val="24"/>
-          <w:szCs w:val="24"/>
-          <w14:ligatures w14:val="none"/>
-        </w:rPr>
-        <w:t>Ajitesh</w:t>
-      </w:r>
-      <w:r>
-        <w:rPr>
-          <w:rFonts w:ascii="Times New Roman" w:eastAsia="Times New Roman" w:hAnsi="Times New Roman" w:cs="Times New Roman"/>
-          <w:kern w:val="0"/>
-          <w:sz w:val="24"/>
-          <w:szCs w:val="24"/>
-          <w14:ligatures w14:val="none"/>
-        </w:rPr>
-        <w:t>,</w:t>
-      </w:r>
-      <w:r>
-        <w:rPr>
-          <w:rFonts w:ascii="Times New Roman" w:eastAsia="Times New Roman" w:hAnsi="Times New Roman" w:cs="Times New Roman"/>
-          <w:kern w:val="0"/>
-          <w:sz w:val="24"/>
-          <w:szCs w:val="24"/>
-          <w14:ligatures w14:val="none"/>
-        </w:rPr>
-        <w:t xml:space="preserve"> Kumar</w:t>
-      </w:r>
-      <w:r>
-        <w:rPr>
-          <w:rFonts w:ascii="Times New Roman" w:eastAsia="Times New Roman" w:hAnsi="Times New Roman" w:cs="Times New Roman"/>
-          <w:kern w:val="0"/>
-          <w:sz w:val="24"/>
-          <w:szCs w:val="24"/>
-          <w14:ligatures w14:val="none"/>
-        </w:rPr>
-        <w:t>i</w:t>
-      </w:r>
-      <w:r>
-        <w:rPr>
-          <w:rFonts w:ascii="Times New Roman" w:eastAsia="Times New Roman" w:hAnsi="Times New Roman" w:cs="Times New Roman"/>
-          <w:kern w:val="0"/>
-          <w:sz w:val="24"/>
-          <w:szCs w:val="24"/>
-          <w14:ligatures w14:val="none"/>
-        </w:rPr>
-        <w:t xml:space="preserve"> “Convex Optimization Explained: Concepts &amp; Examples.” </w:t>
-      </w:r>
-      <w:r>
-        <w:rPr>
-          <w:rFonts w:ascii="Times New Roman" w:eastAsia="Times New Roman" w:hAnsi="Times New Roman" w:cs="Times New Roman"/>
-          <w:i/>
-          <w:iCs/>
-          <w:kern w:val="0"/>
-          <w:sz w:val="24"/>
-          <w:szCs w:val="24"/>
-          <w14:ligatures w14:val="none"/>
-        </w:rPr>
-        <w:t>Data Analytics</w:t>
-      </w:r>
-      <w:r>
-        <w:rPr>
-          <w:rFonts w:ascii="Times New Roman" w:eastAsia="Times New Roman" w:hAnsi="Times New Roman" w:cs="Times New Roman"/>
-          <w:kern w:val="0"/>
-          <w:sz w:val="24"/>
-          <w:szCs w:val="24"/>
-          <w14:ligatures w14:val="none"/>
-        </w:rPr>
-        <w:t xml:space="preserve">, 23 Apr. 2023, vitalflux.com/convex-optimization-explained-concepts-examples/#google_vignette. </w:t>
-      </w:r>
-    </w:p>
-    <w:p>
-      <w:pPr>
-        <w:autoSpaceDE w:val="0"/>
-        <w:autoSpaceDN w:val="0"/>
-        <w:adjustRightInd w:val="0"/>
-        <w:spacing w:line="252" w:lineRule="auto"/>
-        <w:jc w:val="both"/>
-        <w:rPr>
-          <w:rFonts w:ascii="Times New Roman" w:hAnsi="Times New Roman" w:cs="Times New Roman"/>
-          <w:i/>
-          <w:iCs/>
-          <w:kern w:val="0"/>
-          <w:sz w:val="24"/>
-          <w:szCs w:val="24"/>
-          <w14:ligatures w14:val="none"/>
-        </w:rPr>
-      </w:pPr>
     </w:p>
     <w:p>
       <w:pPr>

--- a/skinGradientDecent_V5/Eighth ISIC Skin Image Analysis Workshop/Eighth ISIC Skin Image Analysis Workshop Submission.docx
+++ b/skinGradientDecent_V5/Eighth ISIC Skin Image Analysis Workshop/Eighth ISIC Skin Image Analysis Workshop Submission.docx
@@ -865,7 +865,7 @@
           <w:szCs w:val="20"/>
           <w14:ligatures w14:val="none"/>
         </w:rPr>
-        <w:t>5</w:t>
+        <w:t>4</w:t>
       </w:r>
     </w:p>
     <w:p>
@@ -985,7 +985,7 @@
           <w:szCs w:val="20"/>
           <w14:ligatures w14:val="none"/>
         </w:rPr>
-        <w:t>8</w:t>
+        <w:t>5</w:t>
       </w:r>
     </w:p>
     <w:p>
@@ -1049,7 +1049,19 @@
           <w:szCs w:val="20"/>
           <w14:ligatures w14:val="none"/>
         </w:rPr>
-        <w:t>…...................................................................................................9</w:t>
+        <w:t>…...................................................................................................</w:t>
+      </w:r>
+      <w:r>
+        <w:rPr>
+          <w:rFonts w:ascii="Times New Roman" w:eastAsia="Times New Roman" w:hAnsi="Times New Roman" w:cs="Times New Roman"/>
+          <w:i/>
+          <w:iCs/>
+          <w:kern w:val="0"/>
+          <w:sz w:val="20"/>
+          <w:szCs w:val="20"/>
+          <w14:ligatures w14:val="none"/>
+        </w:rPr>
+        <w:t>5</w:t>
       </w:r>
     </w:p>
     <w:p>
@@ -1089,7 +1101,19 @@
           <w:szCs w:val="20"/>
           <w14:ligatures w14:val="none"/>
         </w:rPr>
-        <w:t>……………...................................................................................................9</w:t>
+        <w:t>……………...................................................................................................</w:t>
+      </w:r>
+      <w:r>
+        <w:rPr>
+          <w:rFonts w:ascii="Times New Roman" w:eastAsia="Times New Roman" w:hAnsi="Times New Roman" w:cs="Times New Roman"/>
+          <w:i/>
+          <w:iCs/>
+          <w:kern w:val="0"/>
+          <w:sz w:val="20"/>
+          <w:szCs w:val="20"/>
+          <w14:ligatures w14:val="none"/>
+        </w:rPr>
+        <w:t>.5</w:t>
       </w:r>
     </w:p>
     <w:p>
@@ -1130,7 +1154,19 @@
           <w:szCs w:val="20"/>
           <w14:ligatures w14:val="none"/>
         </w:rPr>
-        <w:t>........................................................................................................13</w:t>
+        <w:t>........................................................................................................</w:t>
+      </w:r>
+      <w:r>
+        <w:rPr>
+          <w:rFonts w:ascii="Times New Roman" w:eastAsia="Times New Roman" w:hAnsi="Times New Roman" w:cs="Times New Roman"/>
+          <w:i/>
+          <w:iCs/>
+          <w:kern w:val="0"/>
+          <w:sz w:val="20"/>
+          <w:szCs w:val="20"/>
+          <w14:ligatures w14:val="none"/>
+        </w:rPr>
+        <w:t>..6</w:t>
       </w:r>
     </w:p>
     <w:p>
@@ -1194,7 +1230,19 @@
           <w:szCs w:val="20"/>
           <w14:ligatures w14:val="none"/>
         </w:rPr>
-        <w:t>....................................................................................14</w:t>
+        <w:t>....................................................................................</w:t>
+      </w:r>
+      <w:r>
+        <w:rPr>
+          <w:rFonts w:ascii="Times New Roman" w:eastAsia="Times New Roman" w:hAnsi="Times New Roman" w:cs="Times New Roman"/>
+          <w:i/>
+          <w:iCs/>
+          <w:kern w:val="0"/>
+          <w:sz w:val="20"/>
+          <w:szCs w:val="20"/>
+          <w14:ligatures w14:val="none"/>
+        </w:rPr>
+        <w:t>..7</w:t>
       </w:r>
     </w:p>
     <w:p>
@@ -1258,7 +1306,19 @@
           <w:szCs w:val="20"/>
           <w14:ligatures w14:val="none"/>
         </w:rPr>
-        <w:t>..…............................................................................................................18</w:t>
+        <w:t>..…............................................................................................................</w:t>
+      </w:r>
+      <w:r>
+        <w:rPr>
+          <w:rFonts w:ascii="Times New Roman" w:eastAsia="Times New Roman" w:hAnsi="Times New Roman" w:cs="Times New Roman"/>
+          <w:i/>
+          <w:iCs/>
+          <w:kern w:val="0"/>
+          <w:sz w:val="20"/>
+          <w:szCs w:val="20"/>
+          <w14:ligatures w14:val="none"/>
+        </w:rPr>
+        <w:t>..7</w:t>
       </w:r>
     </w:p>
     <w:p>
@@ -1302,8 +1362,23 @@
           <w:szCs w:val="20"/>
           <w14:ligatures w14:val="none"/>
         </w:rPr>
-        <w:t>21</w:t>
-      </w:r>
+        <w:t>..</w:t>
+      </w:r>
+      <w:proofErr w:type="gramStart"/>
+      <w:r>
+        <w:rPr>
+          <w:rFonts w:ascii="Times New Roman" w:eastAsia="Times New Roman" w:hAnsi="Times New Roman" w:cs="Times New Roman"/>
+          <w:b/>
+          <w:bCs/>
+          <w:caps/>
+          <w:kern w:val="0"/>
+          <w:sz w:val="20"/>
+          <w:szCs w:val="20"/>
+          <w14:ligatures w14:val="none"/>
+        </w:rPr>
+        <w:t>7</w:t>
+      </w:r>
+      <w:proofErr w:type="gramEnd"/>
     </w:p>
     <w:p>
       <w:pPr>
@@ -1414,7 +1489,19 @@
           <w:szCs w:val="20"/>
           <w14:ligatures w14:val="none"/>
         </w:rPr>
-        <w:t>..................................................................................................22</w:t>
+        <w:t>..................................................................................................</w:t>
+      </w:r>
+      <w:r>
+        <w:rPr>
+          <w:rFonts w:ascii="Times New Roman" w:eastAsia="Times New Roman" w:hAnsi="Times New Roman" w:cs="Times New Roman"/>
+          <w:smallCaps/>
+          <w:color w:val="000000" w:themeColor="text1"/>
+          <w:kern w:val="0"/>
+          <w:sz w:val="20"/>
+          <w:szCs w:val="20"/>
+          <w14:ligatures w14:val="none"/>
+        </w:rPr>
+        <w:t>..7</w:t>
       </w:r>
     </w:p>
     <w:p>
@@ -1454,7 +1541,19 @@
           <w:szCs w:val="20"/>
           <w14:ligatures w14:val="none"/>
         </w:rPr>
-        <w:t>........................................................................................22</w:t>
+        <w:t>........................................................................................</w:t>
+      </w:r>
+      <w:r>
+        <w:rPr>
+          <w:rFonts w:ascii="Times New Roman" w:eastAsia="Times New Roman" w:hAnsi="Times New Roman" w:cs="Times New Roman"/>
+          <w:i/>
+          <w:iCs/>
+          <w:kern w:val="0"/>
+          <w:sz w:val="20"/>
+          <w:szCs w:val="20"/>
+          <w14:ligatures w14:val="none"/>
+        </w:rPr>
+        <w:t>..7</w:t>
       </w:r>
     </w:p>
     <w:p>
@@ -1482,7 +1581,19 @@
           <w:szCs w:val="20"/>
           <w14:ligatures w14:val="none"/>
         </w:rPr>
-        <w:t>Verification…………….............................................................................................................................32</w:t>
+        <w:t>Verification…………….............................................................................................................................</w:t>
+      </w:r>
+      <w:r>
+        <w:rPr>
+          <w:rFonts w:ascii="Times New Roman" w:eastAsia="Times New Roman" w:hAnsi="Times New Roman" w:cs="Times New Roman"/>
+          <w:smallCaps/>
+          <w:color w:val="000000" w:themeColor="text1"/>
+          <w:kern w:val="0"/>
+          <w:sz w:val="20"/>
+          <w:szCs w:val="20"/>
+          <w14:ligatures w14:val="none"/>
+        </w:rPr>
+        <w:t>..8</w:t>
       </w:r>
     </w:p>
     <w:p>
@@ -1522,7 +1633,19 @@
           <w:szCs w:val="20"/>
           <w14:ligatures w14:val="none"/>
         </w:rPr>
-        <w:t>.…...………………...................................................................................................34</w:t>
+        <w:t>.…...………………...................................................................................................</w:t>
+      </w:r>
+      <w:r>
+        <w:rPr>
+          <w:rFonts w:ascii="Times New Roman" w:eastAsia="Times New Roman" w:hAnsi="Times New Roman" w:cs="Times New Roman"/>
+          <w:i/>
+          <w:iCs/>
+          <w:kern w:val="0"/>
+          <w:sz w:val="20"/>
+          <w:szCs w:val="20"/>
+          <w14:ligatures w14:val="none"/>
+        </w:rPr>
+        <w:t>..8</w:t>
       </w:r>
     </w:p>
     <w:p>
@@ -1562,7 +1685,19 @@
           <w:szCs w:val="20"/>
           <w14:ligatures w14:val="none"/>
         </w:rPr>
-        <w:t>…....…...………………...................................................................................................35</w:t>
+        <w:t>…....…...………………...................................................................................................</w:t>
+      </w:r>
+      <w:r>
+        <w:rPr>
+          <w:rFonts w:ascii="Times New Roman" w:eastAsia="Times New Roman" w:hAnsi="Times New Roman" w:cs="Times New Roman"/>
+          <w:i/>
+          <w:iCs/>
+          <w:kern w:val="0"/>
+          <w:sz w:val="20"/>
+          <w:szCs w:val="20"/>
+          <w14:ligatures w14:val="none"/>
+        </w:rPr>
+        <w:t>..8</w:t>
       </w:r>
     </w:p>
     <w:p>
@@ -1614,7 +1749,19 @@
           <w:szCs w:val="20"/>
           <w14:ligatures w14:val="none"/>
         </w:rPr>
-        <w:t>…...................................................................................................36</w:t>
+        <w:t>…...................................................................................................</w:t>
+      </w:r>
+      <w:r>
+        <w:rPr>
+          <w:rFonts w:ascii="Times New Roman" w:eastAsia="Times New Roman" w:hAnsi="Times New Roman" w:cs="Times New Roman"/>
+          <w:i/>
+          <w:iCs/>
+          <w:kern w:val="0"/>
+          <w:sz w:val="20"/>
+          <w:szCs w:val="20"/>
+          <w14:ligatures w14:val="none"/>
+        </w:rPr>
+        <w:t>..8</w:t>
       </w:r>
     </w:p>
     <w:p>
@@ -1643,7 +1790,20 @@
           <w:szCs w:val="20"/>
           <w14:ligatures w14:val="none"/>
         </w:rPr>
-        <w:t>References…........................................................................................................................................................37</w:t>
+        <w:t>References…........................................................................................................................................................</w:t>
+      </w:r>
+      <w:r>
+        <w:rPr>
+          <w:rFonts w:ascii="Times New Roman" w:eastAsia="Times New Roman" w:hAnsi="Times New Roman" w:cs="Times New Roman"/>
+          <w:b/>
+          <w:bCs/>
+          <w:caps/>
+          <w:kern w:val="0"/>
+          <w:sz w:val="20"/>
+          <w:szCs w:val="20"/>
+          <w14:ligatures w14:val="none"/>
+        </w:rPr>
+        <w:t>..9</w:t>
       </w:r>
     </w:p>
     <w:p>
@@ -3016,6 +3176,19 @@
     </w:p>
     <w:p>
       <w:pPr>
+        <w:spacing w:line="480" w:lineRule="auto"/>
+        <w:jc w:val="both"/>
+        <w:rPr>
+          <w:rFonts w:ascii="Times New Roman" w:hAnsi="Times New Roman" w:cs="Times New Roman"/>
+          <w:kern w:val="0"/>
+          <w:sz w:val="24"/>
+          <w:szCs w:val="24"/>
+          <w14:ligatures w14:val="none"/>
+        </w:rPr>
+      </w:pPr>
+    </w:p>
+    <w:p>
+      <w:pPr>
         <w:spacing w:after="0" w:line="480" w:lineRule="auto"/>
         <w:rPr>
           <w:rFonts w:ascii="Times New Roman" w:hAnsi="Times New Roman" w:cs="Times New Roman"/>
@@ -3037,6 +3210,7 @@
           <w:szCs w:val="28"/>
           <w14:ligatures w14:val="none"/>
         </w:rPr>
+        <w:lastRenderedPageBreak/>
         <w:t>1.</w:t>
       </w:r>
       <w:r>
@@ -3086,232 +3260,6 @@
           <w14:ligatures w14:val="none"/>
         </w:rPr>
         <w:t>Processes</w:t>
-      </w:r>
-    </w:p>
-    <w:p>
-      <w:pPr>
-        <w:spacing w:after="0" w:line="240" w:lineRule="auto"/>
-        <w:rPr>
-          <w:rFonts w:ascii="Times New Roman" w:hAnsi="Times New Roman" w:cs="Times New Roman"/>
-          <w:kern w:val="0"/>
-          <w:sz w:val="24"/>
-          <w:szCs w:val="24"/>
-          <w14:ligatures w14:val="none"/>
-        </w:rPr>
-      </w:pPr>
-      <w:r>
-        <w:rPr>
-          <w:rFonts w:ascii="Times New Roman" w:hAnsi="Times New Roman" w:cs="Times New Roman"/>
-          <w:kern w:val="0"/>
-          <w:sz w:val="24"/>
-          <w:szCs w:val="24"/>
-          <w14:ligatures w14:val="none"/>
-        </w:rPr>
-        <w:tab/>
-      </w:r>
-    </w:p>
-    <w:p>
-      <w:pPr>
-        <w:spacing w:after="0" w:line="240" w:lineRule="auto"/>
-        <w:rPr>
-          <w:rFonts w:ascii="Times New Roman" w:hAnsi="Times New Roman" w:cs="Times New Roman"/>
-          <w:b/>
-          <w:bCs/>
-          <w:kern w:val="0"/>
-          <w:sz w:val="28"/>
-          <w:szCs w:val="28"/>
-          <w14:ligatures w14:val="none"/>
-        </w:rPr>
-      </w:pPr>
-    </w:p>
-    <w:p>
-      <w:pPr>
-        <w:spacing w:after="0" w:line="240" w:lineRule="auto"/>
-        <w:rPr>
-          <w:rFonts w:ascii="Times New Roman" w:hAnsi="Times New Roman" w:cs="Times New Roman"/>
-          <w:b/>
-          <w:bCs/>
-          <w:kern w:val="0"/>
-          <w:sz w:val="28"/>
-          <w:szCs w:val="28"/>
-          <w14:ligatures w14:val="none"/>
-        </w:rPr>
-      </w:pPr>
-    </w:p>
-    <w:p>
-      <w:pPr>
-        <w:spacing w:after="0" w:line="240" w:lineRule="auto"/>
-        <w:rPr>
-          <w:rFonts w:ascii="Times New Roman" w:hAnsi="Times New Roman" w:cs="Times New Roman"/>
-          <w:b/>
-          <w:bCs/>
-          <w:kern w:val="0"/>
-          <w:sz w:val="28"/>
-          <w:szCs w:val="28"/>
-          <w14:ligatures w14:val="none"/>
-        </w:rPr>
-      </w:pPr>
-    </w:p>
-    <w:p>
-      <w:pPr>
-        <w:spacing w:line="480" w:lineRule="auto"/>
-        <w:rPr>
-          <w:rFonts w:ascii="Times New Roman" w:hAnsi="Times New Roman" w:cs="Times New Roman"/>
-          <w:b/>
-          <w:bCs/>
-          <w:kern w:val="0"/>
-          <w:sz w:val="28"/>
-          <w:szCs w:val="28"/>
-          <w14:ligatures w14:val="none"/>
-        </w:rPr>
-      </w:pPr>
-      <w:r>
-        <w:rPr>
-          <w:rFonts w:ascii="Times New Roman" w:hAnsi="Times New Roman" w:cs="Times New Roman"/>
-          <w:b/>
-          <w:bCs/>
-          <w:kern w:val="0"/>
-          <w:sz w:val="28"/>
-          <w:szCs w:val="28"/>
-          <w14:ligatures w14:val="none"/>
-        </w:rPr>
-        <w:t>1.</w:t>
-      </w:r>
-      <w:r>
-        <w:rPr>
-          <w:rFonts w:ascii="Times New Roman" w:hAnsi="Times New Roman" w:cs="Times New Roman"/>
-          <w:b/>
-          <w:bCs/>
-          <w:kern w:val="0"/>
-          <w:sz w:val="28"/>
-          <w:szCs w:val="28"/>
-          <w14:ligatures w14:val="none"/>
-        </w:rPr>
-        <w:t>1.5</w:t>
-      </w:r>
-      <w:r>
-        <w:rPr>
-          <w:rFonts w:ascii="Times New Roman" w:hAnsi="Times New Roman" w:cs="Times New Roman"/>
-          <w:b/>
-          <w:bCs/>
-          <w:kern w:val="0"/>
-          <w:sz w:val="28"/>
-          <w:szCs w:val="28"/>
-          <w14:ligatures w14:val="none"/>
-        </w:rPr>
-        <w:t xml:space="preserve"> Convoluti</w:t>
-      </w:r>
-      <w:r>
-        <w:rPr>
-          <w:rFonts w:ascii="Times New Roman" w:hAnsi="Times New Roman" w:cs="Times New Roman"/>
-          <w:b/>
-          <w:bCs/>
-          <w:kern w:val="0"/>
-          <w:sz w:val="28"/>
-          <w:szCs w:val="28"/>
-          <w14:ligatures w14:val="none"/>
-        </w:rPr>
-        <w:t>on</w:t>
-      </w:r>
-      <w:r>
-        <w:rPr>
-          <w:rFonts w:ascii="Times New Roman" w:hAnsi="Times New Roman" w:cs="Times New Roman"/>
-          <w:b/>
-          <w:bCs/>
-          <w:kern w:val="0"/>
-          <w:sz w:val="28"/>
-          <w:szCs w:val="28"/>
-          <w14:ligatures w14:val="none"/>
-        </w:rPr>
-        <w:t>,</w:t>
-      </w:r>
-      <w:r>
-        <w:rPr>
-          <w:rFonts w:ascii="Times New Roman" w:hAnsi="Times New Roman" w:cs="Times New Roman"/>
-          <w:b/>
-          <w:bCs/>
-          <w:kern w:val="0"/>
-          <w:sz w:val="28"/>
-          <w:szCs w:val="28"/>
-          <w14:ligatures w14:val="none"/>
-        </w:rPr>
-        <w:t xml:space="preserve"> an</w:t>
-      </w:r>
-      <w:r>
-        <w:rPr>
-          <w:rFonts w:ascii="Times New Roman" w:hAnsi="Times New Roman" w:cs="Times New Roman"/>
-          <w:b/>
-          <w:bCs/>
-          <w:kern w:val="0"/>
-          <w:sz w:val="28"/>
-          <w:szCs w:val="28"/>
-          <w14:ligatures w14:val="none"/>
-        </w:rPr>
-        <w:t xml:space="preserve">d </w:t>
-      </w:r>
-      <w:r>
-        <w:rPr>
-          <w:rFonts w:ascii="Times New Roman" w:hAnsi="Times New Roman" w:cs="Times New Roman"/>
-          <w:b/>
-          <w:bCs/>
-          <w:kern w:val="0"/>
-          <w:sz w:val="28"/>
-          <w:szCs w:val="28"/>
-          <w14:ligatures w14:val="none"/>
-        </w:rPr>
-        <w:t>Cos</w:t>
-      </w:r>
-      <w:r>
-        <w:rPr>
-          <w:rFonts w:ascii="Times New Roman" w:hAnsi="Times New Roman" w:cs="Times New Roman"/>
-          <w:b/>
-          <w:bCs/>
-          <w:kern w:val="0"/>
-          <w:sz w:val="28"/>
-          <w:szCs w:val="28"/>
-          <w14:ligatures w14:val="none"/>
-        </w:rPr>
-        <w:t>t</w:t>
-      </w:r>
-    </w:p>
-    <w:p>
-      <w:pPr>
-        <w:spacing w:line="480" w:lineRule="auto"/>
-        <w:rPr>
-          <w:rFonts w:ascii="Times New Roman" w:hAnsi="Times New Roman" w:cs="Times New Roman"/>
-          <w:b/>
-          <w:bCs/>
-          <w:kern w:val="0"/>
-          <w:sz w:val="28"/>
-          <w:szCs w:val="28"/>
-          <w14:ligatures w14:val="none"/>
-        </w:rPr>
-      </w:pPr>
-    </w:p>
-    <w:p>
-      <w:pPr>
-        <w:spacing w:line="480" w:lineRule="auto"/>
-        <w:rPr>
-          <w:rFonts w:ascii="Times New Roman" w:hAnsi="Times New Roman" w:cs="Times New Roman"/>
-          <w:b/>
-          <w:bCs/>
-          <w:kern w:val="0"/>
-          <w:sz w:val="28"/>
-          <w:szCs w:val="28"/>
-          <w14:ligatures w14:val="none"/>
-        </w:rPr>
-      </w:pPr>
-      <w:r>
-        <w:rPr>
-          <w:rFonts w:ascii="Times New Roman" w:hAnsi="Times New Roman" w:cs="Times New Roman"/>
-          <w:b/>
-          <w:bCs/>
-          <w:kern w:val="0"/>
-          <w:sz w:val="28"/>
-          <w:szCs w:val="28"/>
-          <w14:ligatures w14:val="none"/>
-        </w:rPr>
-        <w:t>WORKS DONE</w:t>
       </w:r>
     </w:p>
     <w:p>
@@ -3320,6 +3268,252 @@
         <w:jc w:val="both"/>
         <w:rPr>
           <w:rFonts w:ascii="Times New Roman" w:hAnsi="Times New Roman" w:cs="Times New Roman"/>
+          <w:kern w:val="0"/>
+          <w:sz w:val="24"/>
+          <w:szCs w:val="24"/>
+          <w14:ligatures w14:val="none"/>
+        </w:rPr>
+      </w:pPr>
+      <w:r>
+        <w:rPr>
+          <w:rFonts w:ascii="Times New Roman" w:hAnsi="Times New Roman" w:cs="Times New Roman"/>
+          <w:kern w:val="0"/>
+          <w:sz w:val="24"/>
+          <w:szCs w:val="24"/>
+          <w14:ligatures w14:val="none"/>
+        </w:rPr>
+        <w:tab/>
+      </w:r>
+      <w:r>
+        <w:rPr>
+          <w:rFonts w:ascii="Times New Roman" w:hAnsi="Times New Roman" w:cs="Times New Roman"/>
+          <w:kern w:val="0"/>
+          <w:sz w:val="24"/>
+          <w:szCs w:val="24"/>
+          <w14:ligatures w14:val="none"/>
+        </w:rPr>
+        <w:t>As with most convergence algorithms it is important to configure the routine to have stationary, or non-stationary aspects. The present classifier is a highly non-stationary process that will evolve the filter during the entire execution. Although, it is usually more beneficial to keep the filter as a stationary entity during the Gradient Decent routine, without either a priori or a posteriori updates on the running averages.</w:t>
+      </w:r>
+    </w:p>
+    <w:p>
+      <w:pPr>
+        <w:spacing w:after="0" w:line="240" w:lineRule="auto"/>
+        <w:rPr>
+          <w:rFonts w:ascii="Times New Roman" w:hAnsi="Times New Roman" w:cs="Times New Roman"/>
+          <w:b/>
+          <w:bCs/>
+          <w:kern w:val="0"/>
+          <w:sz w:val="28"/>
+          <w:szCs w:val="28"/>
+          <w14:ligatures w14:val="none"/>
+        </w:rPr>
+      </w:pPr>
+    </w:p>
+    <w:p>
+      <w:pPr>
+        <w:spacing w:after="0" w:line="240" w:lineRule="auto"/>
+        <w:rPr>
+          <w:rFonts w:ascii="Times New Roman" w:hAnsi="Times New Roman" w:cs="Times New Roman"/>
+          <w:b/>
+          <w:bCs/>
+          <w:kern w:val="0"/>
+          <w:sz w:val="28"/>
+          <w:szCs w:val="28"/>
+          <w14:ligatures w14:val="none"/>
+        </w:rPr>
+      </w:pPr>
+    </w:p>
+    <w:p>
+      <w:pPr>
+        <w:spacing w:line="480" w:lineRule="auto"/>
+        <w:rPr>
+          <w:rFonts w:ascii="Times New Roman" w:hAnsi="Times New Roman" w:cs="Times New Roman"/>
+          <w:b/>
+          <w:bCs/>
+          <w:kern w:val="0"/>
+          <w:sz w:val="28"/>
+          <w:szCs w:val="28"/>
+          <w14:ligatures w14:val="none"/>
+        </w:rPr>
+      </w:pPr>
+      <w:r>
+        <w:rPr>
+          <w:rFonts w:ascii="Times New Roman" w:hAnsi="Times New Roman" w:cs="Times New Roman"/>
+          <w:b/>
+          <w:bCs/>
+          <w:kern w:val="0"/>
+          <w:sz w:val="28"/>
+          <w:szCs w:val="28"/>
+          <w14:ligatures w14:val="none"/>
+        </w:rPr>
+        <w:t>1.</w:t>
+      </w:r>
+      <w:r>
+        <w:rPr>
+          <w:rFonts w:ascii="Times New Roman" w:hAnsi="Times New Roman" w:cs="Times New Roman"/>
+          <w:b/>
+          <w:bCs/>
+          <w:kern w:val="0"/>
+          <w:sz w:val="28"/>
+          <w:szCs w:val="28"/>
+          <w14:ligatures w14:val="none"/>
+        </w:rPr>
+        <w:t>1.5</w:t>
+      </w:r>
+      <w:r>
+        <w:rPr>
+          <w:rFonts w:ascii="Times New Roman" w:hAnsi="Times New Roman" w:cs="Times New Roman"/>
+          <w:b/>
+          <w:bCs/>
+          <w:kern w:val="0"/>
+          <w:sz w:val="28"/>
+          <w:szCs w:val="28"/>
+          <w14:ligatures w14:val="none"/>
+        </w:rPr>
+        <w:t xml:space="preserve"> Convoluti</w:t>
+      </w:r>
+      <w:r>
+        <w:rPr>
+          <w:rFonts w:ascii="Times New Roman" w:hAnsi="Times New Roman" w:cs="Times New Roman"/>
+          <w:b/>
+          <w:bCs/>
+          <w:kern w:val="0"/>
+          <w:sz w:val="28"/>
+          <w:szCs w:val="28"/>
+          <w14:ligatures w14:val="none"/>
+        </w:rPr>
+        <w:t>on</w:t>
+      </w:r>
+      <w:r>
+        <w:rPr>
+          <w:rFonts w:ascii="Times New Roman" w:hAnsi="Times New Roman" w:cs="Times New Roman"/>
+          <w:b/>
+          <w:bCs/>
+          <w:kern w:val="0"/>
+          <w:sz w:val="28"/>
+          <w:szCs w:val="28"/>
+          <w14:ligatures w14:val="none"/>
+        </w:rPr>
+        <w:t>,</w:t>
+      </w:r>
+      <w:r>
+        <w:rPr>
+          <w:rFonts w:ascii="Times New Roman" w:hAnsi="Times New Roman" w:cs="Times New Roman"/>
+          <w:b/>
+          <w:bCs/>
+          <w:kern w:val="0"/>
+          <w:sz w:val="28"/>
+          <w:szCs w:val="28"/>
+          <w14:ligatures w14:val="none"/>
+        </w:rPr>
+        <w:t xml:space="preserve"> an</w:t>
+      </w:r>
+      <w:r>
+        <w:rPr>
+          <w:rFonts w:ascii="Times New Roman" w:hAnsi="Times New Roman" w:cs="Times New Roman"/>
+          <w:b/>
+          <w:bCs/>
+          <w:kern w:val="0"/>
+          <w:sz w:val="28"/>
+          <w:szCs w:val="28"/>
+          <w14:ligatures w14:val="none"/>
+        </w:rPr>
+        <w:t xml:space="preserve">d </w:t>
+      </w:r>
+      <w:r>
+        <w:rPr>
+          <w:rFonts w:ascii="Times New Roman" w:hAnsi="Times New Roman" w:cs="Times New Roman"/>
+          <w:b/>
+          <w:bCs/>
+          <w:kern w:val="0"/>
+          <w:sz w:val="28"/>
+          <w:szCs w:val="28"/>
+          <w14:ligatures w14:val="none"/>
+        </w:rPr>
+        <w:t>Cos</w:t>
+      </w:r>
+      <w:r>
+        <w:rPr>
+          <w:rFonts w:ascii="Times New Roman" w:hAnsi="Times New Roman" w:cs="Times New Roman"/>
+          <w:b/>
+          <w:bCs/>
+          <w:kern w:val="0"/>
+          <w:sz w:val="28"/>
+          <w:szCs w:val="28"/>
+          <w14:ligatures w14:val="none"/>
+        </w:rPr>
+        <w:t>t</w:t>
+      </w:r>
+    </w:p>
+    <w:p>
+      <w:pPr>
+        <w:spacing w:line="480" w:lineRule="auto"/>
+        <w:jc w:val="both"/>
+        <w:rPr>
+          <w:rFonts w:ascii="Times New Roman" w:hAnsi="Times New Roman" w:cs="Times New Roman"/>
+          <w:kern w:val="0"/>
+          <w:sz w:val="24"/>
+          <w:szCs w:val="24"/>
+          <w14:ligatures w14:val="none"/>
+        </w:rPr>
+      </w:pPr>
+      <w:r>
+        <w:rPr>
+          <w:rFonts w:ascii="Times New Roman" w:hAnsi="Times New Roman" w:cs="Times New Roman"/>
+          <w:kern w:val="0"/>
+          <w:sz w:val="24"/>
+          <w:szCs w:val="24"/>
+          <w14:ligatures w14:val="none"/>
+        </w:rPr>
+        <w:tab/>
+        <w:t>Naturally, most signals are processed in a convolutional manner, and the Gradient Decent method is no exception. When minimizing the cost of making a decision, the convolutional approach is superior simply by the nature of the language. By using the convolutional neural network convention we easily juxtapose minimizable output data, and a higher order convex relation is achieved for very accurate discrimination purposes.</w:t>
+      </w:r>
+    </w:p>
+    <w:p>
+      <w:pPr>
+        <w:spacing w:line="480" w:lineRule="auto"/>
+        <w:jc w:val="both"/>
+        <w:rPr>
+          <w:rFonts w:ascii="Times New Roman" w:hAnsi="Times New Roman" w:cs="Times New Roman"/>
+          <w:kern w:val="0"/>
+          <w:sz w:val="24"/>
+          <w:szCs w:val="24"/>
+          <w14:ligatures w14:val="none"/>
+        </w:rPr>
+      </w:pPr>
+    </w:p>
+    <w:p>
+      <w:pPr>
+        <w:spacing w:line="480" w:lineRule="auto"/>
+        <w:rPr>
+          <w:rFonts w:ascii="Times New Roman" w:hAnsi="Times New Roman" w:cs="Times New Roman"/>
+          <w:b/>
+          <w:bCs/>
+          <w:kern w:val="0"/>
+          <w:sz w:val="28"/>
+          <w:szCs w:val="28"/>
+          <w14:ligatures w14:val="none"/>
+        </w:rPr>
+      </w:pPr>
+      <w:r>
+        <w:rPr>
+          <w:rFonts w:ascii="Times New Roman" w:hAnsi="Times New Roman" w:cs="Times New Roman"/>
+          <w:b/>
+          <w:bCs/>
+          <w:kern w:val="0"/>
+          <w:sz w:val="28"/>
+          <w:szCs w:val="28"/>
+          <w14:ligatures w14:val="none"/>
+        </w:rPr>
+        <w:t>WORKS DONE</w:t>
+      </w:r>
+    </w:p>
+    <w:p>
+      <w:pPr>
+        <w:spacing w:after="0" w:line="480" w:lineRule="auto"/>
+        <w:jc w:val="both"/>
+        <w:rPr>
+          <w:rFonts w:ascii="Times New Roman" w:hAnsi="Times New Roman" w:cs="Times New Roman"/>
           <w:b/>
           <w:bCs/>
           <w:kern w:val="0"/>
@@ -3472,26 +3666,69 @@
           <w:sz w:val="24"/>
           <w:szCs w:val="24"/>
         </w:rPr>
-        <w:t xml:space="preserve"> in [3].  The use of this method in computer vision has proven to be unmatched against several different methods including k-NN, k-means in isolation, and Naïve Bayes. The Gradient Decent Method outperforms the others in a variety of metrics, the most important being the minimization of the cost function.  From this standpoint, I have demonstrated the power of the convolutional paradigm</w:t>
-      </w:r>
-      <w:r>
-        <w:rPr>
-          <w:rFonts w:ascii="Times New Roman" w:hAnsi="Times New Roman" w:cs="Times New Roman"/>
-          <w:sz w:val="24"/>
-          <w:szCs w:val="24"/>
-        </w:rPr>
-        <w:t xml:space="preserve"> and the superiority of minimizing convolutional network output. By identifying the shortest time-march to convergence, we can often guarantee the truth during classification.</w:t>
-      </w:r>
-    </w:p>
-    <w:p>
-      <w:pPr>
-        <w:spacing w:line="480" w:lineRule="auto"/>
-        <w:ind w:firstLine="720"/>
-        <w:jc w:val="both"/>
-        <w:rPr>
-          <w:rFonts w:ascii="Times New Roman" w:hAnsi="Times New Roman" w:cs="Times New Roman"/>
-          <w:sz w:val="24"/>
-          <w:szCs w:val="24"/>
+        <w:t xml:space="preserve"> in [3].  The use of this method in computer vision has proven to be unmatched against several different methods including k-NN, k-means in isolation, and Naïve Bayes. The Gradient Decent Method outperforms the others in a variety of metrics, the most </w:t>
+      </w:r>
+      <w:r>
+        <w:rPr>
+          <w:rFonts w:ascii="Times New Roman" w:hAnsi="Times New Roman" w:cs="Times New Roman"/>
+          <w:sz w:val="24"/>
+          <w:szCs w:val="24"/>
+        </w:rPr>
+        <w:lastRenderedPageBreak/>
+        <w:t>important being the minimization of the cost function.  From this standpoint, I have demonstrated the power of the convolutional paradigm</w:t>
+      </w:r>
+      <w:r>
+        <w:rPr>
+          <w:rFonts w:ascii="Times New Roman" w:hAnsi="Times New Roman" w:cs="Times New Roman"/>
+          <w:sz w:val="24"/>
+          <w:szCs w:val="24"/>
+        </w:rPr>
+        <w:t xml:space="preserve"> and the superiority of minimizing </w:t>
+      </w:r>
+      <w:r>
+        <w:rPr>
+          <w:rFonts w:ascii="Times New Roman" w:hAnsi="Times New Roman" w:cs="Times New Roman"/>
+          <w:sz w:val="24"/>
+          <w:szCs w:val="24"/>
+        </w:rPr>
+        <w:t xml:space="preserve">sub-gradient </w:t>
+      </w:r>
+      <w:r>
+        <w:rPr>
+          <w:rFonts w:ascii="Times New Roman" w:hAnsi="Times New Roman" w:cs="Times New Roman"/>
+          <w:sz w:val="24"/>
+          <w:szCs w:val="24"/>
+        </w:rPr>
+        <w:t xml:space="preserve">convolutional </w:t>
+      </w:r>
+      <w:r>
+        <w:rPr>
+          <w:rFonts w:ascii="Times New Roman" w:hAnsi="Times New Roman" w:cs="Times New Roman"/>
+          <w:sz w:val="24"/>
+          <w:szCs w:val="24"/>
+        </w:rPr>
+        <w:t xml:space="preserve">neural </w:t>
+      </w:r>
+      <w:r>
+        <w:rPr>
+          <w:rFonts w:ascii="Times New Roman" w:hAnsi="Times New Roman" w:cs="Times New Roman"/>
+          <w:sz w:val="24"/>
+          <w:szCs w:val="24"/>
+        </w:rPr>
+        <w:t>network output. By identifying the shortest time-march to convergence, we can often guarantee the truth during classification.</w:t>
+      </w:r>
+    </w:p>
+    <w:p>
+      <w:pPr>
+        <w:spacing w:line="240" w:lineRule="auto"/>
+        <w:rPr>
+          <w:rFonts w:ascii="Times New Roman" w:hAnsi="Times New Roman" w:cs="Times New Roman"/>
+          <w:b/>
+          <w:bCs/>
+          <w:kern w:val="0"/>
+          <w:sz w:val="28"/>
+          <w:szCs w:val="28"/>
+          <w14:ligatures w14:val="none"/>
         </w:rPr>
       </w:pPr>
     </w:p>
@@ -3605,24 +3842,7 @@
           <w:sz w:val="24"/>
           <w:szCs w:val="24"/>
         </w:rPr>
-        <w:lastRenderedPageBreak/>
-        <w:t>With the data set provided by [</w:t>
-      </w:r>
-      <w:r>
-        <w:rPr>
-          <w:rFonts w:ascii="Times New Roman" w:hAnsi="Times New Roman" w:cs="Times New Roman"/>
-          <w:sz w:val="24"/>
-          <w:szCs w:val="24"/>
-        </w:rPr>
-        <w:t>1</w:t>
-      </w:r>
-      <w:r>
-        <w:rPr>
-          <w:rFonts w:ascii="Times New Roman" w:hAnsi="Times New Roman" w:cs="Times New Roman"/>
-          <w:sz w:val="24"/>
-          <w:szCs w:val="24"/>
-        </w:rPr>
-        <w:t>], the Gradient Decent algorithm is able to classify 1</w:t>
+        <w:t>With the data set provided by [1], the Gradient Decent algorithm is able to classify 1</w:t>
       </w:r>
       <w:r>
         <w:rPr>
@@ -3638,31 +3858,7 @@
           <w:sz w:val="24"/>
           <w:szCs w:val="24"/>
         </w:rPr>
-        <w:t xml:space="preserve">0 images organized into </w:t>
-      </w:r>
-      <w:r>
-        <w:rPr>
-          <w:rFonts w:ascii="Times New Roman" w:hAnsi="Times New Roman" w:cs="Times New Roman"/>
-          <w:sz w:val="24"/>
-          <w:szCs w:val="24"/>
-        </w:rPr>
-        <w:t>melanoma and naevus</w:t>
-      </w:r>
-      <w:r>
-        <w:rPr>
-          <w:rFonts w:ascii="Times New Roman" w:hAnsi="Times New Roman" w:cs="Times New Roman"/>
-          <w:sz w:val="24"/>
-          <w:szCs w:val="24"/>
-        </w:rPr>
-        <w:t xml:space="preserve"> </w:t>
-      </w:r>
-      <w:r>
-        <w:rPr>
-          <w:rFonts w:ascii="Times New Roman" w:hAnsi="Times New Roman" w:cs="Times New Roman"/>
-          <w:sz w:val="24"/>
-          <w:szCs w:val="24"/>
-        </w:rPr>
-        <w:t xml:space="preserve">categories. </w:t>
+        <w:t xml:space="preserve">0 images organized into melanoma and naevus categories. </w:t>
       </w:r>
       <w:r>
         <w:rPr>
@@ -3773,6 +3969,7 @@
           <w:szCs w:val="16"/>
         </w:rPr>
       </w:pPr>
+      <w:bookmarkStart w:id="5" w:name="_Hlk137639228"/>
       <w:r>
         <w:rPr>
           <w:rFonts w:ascii="Times New Roman" w:hAnsi="Times New Roman" w:cs="Times New Roman"/>
@@ -3798,6 +3995,7 @@
         <w:t>Derm7pt</w:t>
       </w:r>
     </w:p>
+    <w:bookmarkEnd w:id="5"/>
     <w:p>
       <w:pPr>
         <w:spacing w:line="240" w:lineRule="auto"/>
@@ -3839,7 +4037,7 @@
         </w:rPr>
         <w:t xml:space="preserve"> </w:t>
       </w:r>
-      <w:bookmarkStart w:id="5" w:name="_Hlk137634784"/>
+      <w:bookmarkStart w:id="6" w:name="_Hlk137634784"/>
       <w:r>
         <w:rPr>
           <w:rFonts w:ascii="Times New Roman" w:hAnsi="Times New Roman" w:cs="Times New Roman"/>
@@ -3897,7 +4095,7 @@
         <w:t xml:space="preserve">(4) F1— 0.9256.  </w:t>
       </w:r>
     </w:p>
-    <w:bookmarkEnd w:id="5"/>
+    <w:bookmarkEnd w:id="6"/>
     <w:p>
       <w:pPr>
         <w:spacing w:line="480" w:lineRule="auto"/>
@@ -3946,7 +4144,19 @@
           <w:szCs w:val="28"/>
           <w14:ligatures w14:val="none"/>
         </w:rPr>
-        <w:t xml:space="preserve"> Conclusions</w:t>
+        <w:t xml:space="preserve">  </w:t>
+      </w:r>
+      <w:r>
+        <w:rPr>
+          <w:rFonts w:ascii="Times New Roman" w:hAnsi="Times New Roman" w:cs="Times New Roman"/>
+          <w:b/>
+          <w:bCs/>
+          <w:kern w:val="0"/>
+          <w:sz w:val="28"/>
+          <w:szCs w:val="28"/>
+          <w14:ligatures w14:val="none"/>
+        </w:rPr>
+        <w:t>Conclusions</w:t>
       </w:r>
     </w:p>
     <w:p>
@@ -3955,24 +4165,285 @@
         <w:jc w:val="both"/>
         <w:rPr>
           <w:rFonts w:ascii="Times New Roman" w:hAnsi="Times New Roman" w:cs="Times New Roman"/>
-          <w:b/>
-          <w:bCs/>
-          <w:kern w:val="0"/>
-          <w:sz w:val="28"/>
-          <w:szCs w:val="28"/>
-          <w14:ligatures w14:val="none"/>
-        </w:rPr>
-      </w:pPr>
-      <w:r>
-        <w:rPr>
-          <w:rFonts w:ascii="Times New Roman" w:hAnsi="Times New Roman" w:cs="Times New Roman"/>
-          <w:b/>
-          <w:bCs/>
-          <w:kern w:val="0"/>
-          <w:sz w:val="28"/>
-          <w:szCs w:val="28"/>
-          <w14:ligatures w14:val="none"/>
-        </w:rPr>
+          <w:kern w:val="0"/>
+          <w:sz w:val="24"/>
+          <w:szCs w:val="24"/>
+          <w14:ligatures w14:val="none"/>
+        </w:rPr>
+      </w:pPr>
+      <w:r>
+        <w:rPr>
+          <w:rFonts w:ascii="Times New Roman" w:hAnsi="Times New Roman" w:cs="Times New Roman"/>
+          <w:kern w:val="0"/>
+          <w:sz w:val="24"/>
+          <w:szCs w:val="24"/>
+          <w14:ligatures w14:val="none"/>
+        </w:rPr>
+        <w:tab/>
+        <w:t xml:space="preserve">From the result we can see the effectiveness for different algorithm implementations on separate data sets. The modifications required for Derm7pt necessitated expanding the object classes into groups that may extend to infinity, whereas for MedNode we only needed two classes in one group for a determination. The effectiveness of the Gradient Decent Method is </w:t>
+      </w:r>
+      <w:r>
+        <w:rPr>
+          <w:rFonts w:ascii="Times New Roman" w:hAnsi="Times New Roman" w:cs="Times New Roman"/>
+          <w:kern w:val="0"/>
+          <w:sz w:val="24"/>
+          <w:szCs w:val="24"/>
+          <w14:ligatures w14:val="none"/>
+        </w:rPr>
+        <w:lastRenderedPageBreak/>
+        <w:t>apparent for computer vision, but it may be successfully extended to a variety of classification procedures.</w:t>
+      </w:r>
+    </w:p>
+    <w:p>
+      <w:pPr>
+        <w:spacing w:line="480" w:lineRule="auto"/>
+        <w:jc w:val="both"/>
+        <w:rPr>
+          <w:rFonts w:ascii="Times New Roman" w:hAnsi="Times New Roman" w:cs="Times New Roman"/>
+          <w:b/>
+          <w:bCs/>
+          <w:kern w:val="0"/>
+          <w:sz w:val="28"/>
+          <w:szCs w:val="28"/>
+          <w14:ligatures w14:val="none"/>
+        </w:rPr>
+      </w:pPr>
+    </w:p>
+    <w:p>
+      <w:pPr>
+        <w:spacing w:line="480" w:lineRule="auto"/>
+        <w:jc w:val="both"/>
+        <w:rPr>
+          <w:rFonts w:ascii="Times New Roman" w:hAnsi="Times New Roman" w:cs="Times New Roman"/>
+          <w:b/>
+          <w:bCs/>
+          <w:kern w:val="0"/>
+          <w:sz w:val="28"/>
+          <w:szCs w:val="28"/>
+          <w14:ligatures w14:val="none"/>
+        </w:rPr>
+      </w:pPr>
+    </w:p>
+    <w:p>
+      <w:pPr>
+        <w:spacing w:line="480" w:lineRule="auto"/>
+        <w:jc w:val="both"/>
+        <w:rPr>
+          <w:rFonts w:ascii="Times New Roman" w:hAnsi="Times New Roman" w:cs="Times New Roman"/>
+          <w:b/>
+          <w:bCs/>
+          <w:kern w:val="0"/>
+          <w:sz w:val="28"/>
+          <w:szCs w:val="28"/>
+          <w14:ligatures w14:val="none"/>
+        </w:rPr>
+      </w:pPr>
+    </w:p>
+    <w:p>
+      <w:pPr>
+        <w:spacing w:line="480" w:lineRule="auto"/>
+        <w:jc w:val="both"/>
+        <w:rPr>
+          <w:rFonts w:ascii="Times New Roman" w:hAnsi="Times New Roman" w:cs="Times New Roman"/>
+          <w:b/>
+          <w:bCs/>
+          <w:kern w:val="0"/>
+          <w:sz w:val="28"/>
+          <w:szCs w:val="28"/>
+          <w14:ligatures w14:val="none"/>
+        </w:rPr>
+      </w:pPr>
+    </w:p>
+    <w:p>
+      <w:pPr>
+        <w:spacing w:line="480" w:lineRule="auto"/>
+        <w:jc w:val="both"/>
+        <w:rPr>
+          <w:rFonts w:ascii="Times New Roman" w:hAnsi="Times New Roman" w:cs="Times New Roman"/>
+          <w:b/>
+          <w:bCs/>
+          <w:kern w:val="0"/>
+          <w:sz w:val="28"/>
+          <w:szCs w:val="28"/>
+          <w14:ligatures w14:val="none"/>
+        </w:rPr>
+      </w:pPr>
+    </w:p>
+    <w:p>
+      <w:pPr>
+        <w:spacing w:line="480" w:lineRule="auto"/>
+        <w:jc w:val="both"/>
+        <w:rPr>
+          <w:rFonts w:ascii="Times New Roman" w:hAnsi="Times New Roman" w:cs="Times New Roman"/>
+          <w:b/>
+          <w:bCs/>
+          <w:kern w:val="0"/>
+          <w:sz w:val="28"/>
+          <w:szCs w:val="28"/>
+          <w14:ligatures w14:val="none"/>
+        </w:rPr>
+      </w:pPr>
+    </w:p>
+    <w:p>
+      <w:pPr>
+        <w:spacing w:line="480" w:lineRule="auto"/>
+        <w:jc w:val="both"/>
+        <w:rPr>
+          <w:rFonts w:ascii="Times New Roman" w:hAnsi="Times New Roman" w:cs="Times New Roman"/>
+          <w:b/>
+          <w:bCs/>
+          <w:kern w:val="0"/>
+          <w:sz w:val="28"/>
+          <w:szCs w:val="28"/>
+          <w14:ligatures w14:val="none"/>
+        </w:rPr>
+      </w:pPr>
+    </w:p>
+    <w:p>
+      <w:pPr>
+        <w:spacing w:line="480" w:lineRule="auto"/>
+        <w:jc w:val="both"/>
+        <w:rPr>
+          <w:rFonts w:ascii="Times New Roman" w:hAnsi="Times New Roman" w:cs="Times New Roman"/>
+          <w:b/>
+          <w:bCs/>
+          <w:kern w:val="0"/>
+          <w:sz w:val="28"/>
+          <w:szCs w:val="28"/>
+          <w14:ligatures w14:val="none"/>
+        </w:rPr>
+      </w:pPr>
+    </w:p>
+    <w:p>
+      <w:pPr>
+        <w:spacing w:line="480" w:lineRule="auto"/>
+        <w:jc w:val="both"/>
+        <w:rPr>
+          <w:rFonts w:ascii="Times New Roman" w:hAnsi="Times New Roman" w:cs="Times New Roman"/>
+          <w:b/>
+          <w:bCs/>
+          <w:kern w:val="0"/>
+          <w:sz w:val="28"/>
+          <w:szCs w:val="28"/>
+          <w14:ligatures w14:val="none"/>
+        </w:rPr>
+      </w:pPr>
+    </w:p>
+    <w:p>
+      <w:pPr>
+        <w:spacing w:line="480" w:lineRule="auto"/>
+        <w:jc w:val="both"/>
+        <w:rPr>
+          <w:rFonts w:ascii="Times New Roman" w:hAnsi="Times New Roman" w:cs="Times New Roman"/>
+          <w:b/>
+          <w:bCs/>
+          <w:kern w:val="0"/>
+          <w:sz w:val="28"/>
+          <w:szCs w:val="28"/>
+          <w14:ligatures w14:val="none"/>
+        </w:rPr>
+      </w:pPr>
+    </w:p>
+    <w:p>
+      <w:pPr>
+        <w:spacing w:line="480" w:lineRule="auto"/>
+        <w:jc w:val="both"/>
+        <w:rPr>
+          <w:rFonts w:ascii="Times New Roman" w:hAnsi="Times New Roman" w:cs="Times New Roman"/>
+          <w:b/>
+          <w:bCs/>
+          <w:kern w:val="0"/>
+          <w:sz w:val="28"/>
+          <w:szCs w:val="28"/>
+          <w14:ligatures w14:val="none"/>
+        </w:rPr>
+      </w:pPr>
+    </w:p>
+    <w:p>
+      <w:pPr>
+        <w:spacing w:line="480" w:lineRule="auto"/>
+        <w:jc w:val="both"/>
+        <w:rPr>
+          <w:rFonts w:ascii="Times New Roman" w:hAnsi="Times New Roman" w:cs="Times New Roman"/>
+          <w:b/>
+          <w:bCs/>
+          <w:kern w:val="0"/>
+          <w:sz w:val="28"/>
+          <w:szCs w:val="28"/>
+          <w14:ligatures w14:val="none"/>
+        </w:rPr>
+      </w:pPr>
+    </w:p>
+    <w:p>
+      <w:pPr>
+        <w:spacing w:line="480" w:lineRule="auto"/>
+        <w:jc w:val="both"/>
+        <w:rPr>
+          <w:rFonts w:ascii="Times New Roman" w:hAnsi="Times New Roman" w:cs="Times New Roman"/>
+          <w:b/>
+          <w:bCs/>
+          <w:kern w:val="0"/>
+          <w:sz w:val="28"/>
+          <w:szCs w:val="28"/>
+          <w14:ligatures w14:val="none"/>
+        </w:rPr>
+      </w:pPr>
+    </w:p>
+    <w:p>
+      <w:pPr>
+        <w:spacing w:line="480" w:lineRule="auto"/>
+        <w:jc w:val="both"/>
+        <w:rPr>
+          <w:rFonts w:ascii="Times New Roman" w:hAnsi="Times New Roman" w:cs="Times New Roman"/>
+          <w:b/>
+          <w:bCs/>
+          <w:kern w:val="0"/>
+          <w:sz w:val="28"/>
+          <w:szCs w:val="28"/>
+          <w14:ligatures w14:val="none"/>
+        </w:rPr>
+      </w:pPr>
+    </w:p>
+    <w:p>
+      <w:pPr>
+        <w:spacing w:line="480" w:lineRule="auto"/>
+        <w:jc w:val="both"/>
+        <w:rPr>
+          <w:rFonts w:ascii="Times New Roman" w:hAnsi="Times New Roman" w:cs="Times New Roman"/>
+          <w:b/>
+          <w:bCs/>
+          <w:kern w:val="0"/>
+          <w:sz w:val="28"/>
+          <w:szCs w:val="28"/>
+          <w14:ligatures w14:val="none"/>
+        </w:rPr>
+      </w:pPr>
+    </w:p>
+    <w:p>
+      <w:pPr>
+        <w:spacing w:line="480" w:lineRule="auto"/>
+        <w:jc w:val="both"/>
+        <w:rPr>
+          <w:rFonts w:ascii="Times New Roman" w:hAnsi="Times New Roman" w:cs="Times New Roman"/>
+          <w:b/>
+          <w:bCs/>
+          <w:kern w:val="0"/>
+          <w:sz w:val="28"/>
+          <w:szCs w:val="28"/>
+          <w14:ligatures w14:val="none"/>
+        </w:rPr>
+      </w:pPr>
+      <w:r>
+        <w:rPr>
+          <w:rFonts w:ascii="Times New Roman" w:hAnsi="Times New Roman" w:cs="Times New Roman"/>
+          <w:b/>
+          <w:bCs/>
+          <w:kern w:val="0"/>
+          <w:sz w:val="28"/>
+          <w:szCs w:val="28"/>
+          <w14:ligatures w14:val="none"/>
+        </w:rPr>
+        <w:lastRenderedPageBreak/>
         <w:t>REFERENCES</w:t>
       </w:r>
     </w:p>
@@ -4241,119 +4712,9 @@
         </w:rPr>
         <w:t>. ANALYSE MATHÉMATIQUE. – Méthodc générale pour la résolution des systèmes d'équations simultanées.</w:t>
       </w:r>
-      <w:r>
-        <w:rPr>
-          <w:rFonts w:ascii="Times New Roman" w:hAnsi="Times New Roman" w:cs="Times New Roman"/>
-          <w:kern w:val="0"/>
-          <w:sz w:val="24"/>
-          <w:szCs w:val="24"/>
-          <w14:ligatures w14:val="none"/>
-        </w:rPr>
-        <w:t xml:space="preserve"> </w:t>
-      </w:r>
-    </w:p>
-    <w:p>
-      <w:pPr>
-        <w:autoSpaceDE w:val="0"/>
-        <w:autoSpaceDN w:val="0"/>
-        <w:adjustRightInd w:val="0"/>
-        <w:spacing w:line="252" w:lineRule="auto"/>
-        <w:jc w:val="both"/>
-        <w:rPr>
-          <w:rFonts w:ascii="Times New Roman" w:hAnsi="Times New Roman" w:cs="Times New Roman"/>
-          <w:i/>
-          <w:iCs/>
-          <w:kern w:val="0"/>
-          <w:sz w:val="24"/>
-          <w:szCs w:val="24"/>
-          <w14:ligatures w14:val="none"/>
-        </w:rPr>
-      </w:pPr>
-      <w:bookmarkStart w:id="6" w:name="_Hlk137163932"/>
-      <w:r>
-        <w:rPr>
-          <w:rFonts w:ascii="Times New Roman" w:hAnsi="Times New Roman" w:cs="Times New Roman"/>
-          <w:kern w:val="0"/>
-          <w:sz w:val="24"/>
-          <w:szCs w:val="24"/>
-          <w14:ligatures w14:val="none"/>
-        </w:rPr>
-        <w:t>[4]</w:t>
-      </w:r>
-      <w:r>
-        <w:rPr>
-          <w:rFonts w:ascii="Times New Roman" w:hAnsi="Times New Roman" w:cs="Times New Roman"/>
-          <w:kern w:val="0"/>
-          <w:sz w:val="24"/>
-          <w:szCs w:val="24"/>
-          <w14:ligatures w14:val="none"/>
-        </w:rPr>
-        <w:tab/>
-      </w:r>
-      <w:r>
-        <w:rPr>
-          <w:rFonts w:ascii="Times New Roman" w:hAnsi="Times New Roman" w:cs="Times New Roman"/>
-          <w:kern w:val="0"/>
-          <w:sz w:val="24"/>
-          <w:szCs w:val="24"/>
-          <w14:ligatures w14:val="none"/>
-        </w:rPr>
-        <w:t>Russell, Stuart J. (Stuart Jonathan)</w:t>
-      </w:r>
-      <w:r>
-        <w:rPr>
-          <w:rFonts w:ascii="Times New Roman" w:hAnsi="Times New Roman" w:cs="Times New Roman"/>
-          <w:i/>
-          <w:iCs/>
-          <w:kern w:val="0"/>
-          <w:sz w:val="24"/>
-          <w:szCs w:val="24"/>
-          <w14:ligatures w14:val="none"/>
-        </w:rPr>
-        <w:t xml:space="preserve">, 1962-. Artificial Intelligence : </w:t>
-      </w:r>
-      <w:r>
-        <w:rPr>
-          <w:rFonts w:ascii="Times New Roman" w:hAnsi="Times New Roman" w:cs="Times New Roman"/>
-          <w:i/>
-          <w:iCs/>
-          <w:kern w:val="0"/>
-          <w:sz w:val="24"/>
-          <w:szCs w:val="24"/>
-          <w14:ligatures w14:val="none"/>
-        </w:rPr>
-        <w:t>A</w:t>
-      </w:r>
-      <w:r>
-        <w:rPr>
-          <w:rFonts w:ascii="Times New Roman" w:hAnsi="Times New Roman" w:cs="Times New Roman"/>
-          <w:i/>
-          <w:iCs/>
-          <w:kern w:val="0"/>
-          <w:sz w:val="24"/>
-          <w:szCs w:val="24"/>
-          <w14:ligatures w14:val="none"/>
-        </w:rPr>
-        <w:t xml:space="preserve"> Modern Approach. Upper Saddle River, N.J. :Prentice Hall, 2010.</w:t>
-      </w:r>
-    </w:p>
-    <w:p>
-      <w:pPr>
-        <w:autoSpaceDE w:val="0"/>
-        <w:autoSpaceDN w:val="0"/>
-        <w:adjustRightInd w:val="0"/>
-        <w:spacing w:line="252" w:lineRule="auto"/>
-        <w:jc w:val="both"/>
-        <w:rPr>
-          <w:rFonts w:ascii="Times New Roman" w:hAnsi="Times New Roman" w:cs="Times New Roman"/>
-          <w:kern w:val="0"/>
-          <w:sz w:val="24"/>
-          <w:szCs w:val="24"/>
-          <w14:ligatures w14:val="none"/>
-        </w:rPr>
-      </w:pPr>
-    </w:p>
-    <w:bookmarkEnd w:id="6"/>
+      <w:bookmarkStart w:id="7" w:name="_Hlk137163932"/>
+    </w:p>
+    <w:bookmarkEnd w:id="7"/>
     <w:p>
       <w:pPr>
         <w:autoSpaceDE w:val="0"/>

--- a/skinGradientDecent_V5/Eighth ISIC Skin Image Analysis Workshop/Eighth ISIC Skin Image Analysis Workshop Submission.docx
+++ b/skinGradientDecent_V5/Eighth ISIC Skin Image Analysis Workshop/Eighth ISIC Skin Image Analysis Workshop Submission.docx
@@ -1362,23 +1362,8 @@
           <w:szCs w:val="20"/>
           <w14:ligatures w14:val="none"/>
         </w:rPr>
-        <w:t>..</w:t>
-      </w:r>
-      <w:proofErr w:type="gramStart"/>
-      <w:r>
-        <w:rPr>
-          <w:rFonts w:ascii="Times New Roman" w:eastAsia="Times New Roman" w:hAnsi="Times New Roman" w:cs="Times New Roman"/>
-          <w:b/>
-          <w:bCs/>
-          <w:caps/>
-          <w:kern w:val="0"/>
-          <w:sz w:val="20"/>
-          <w:szCs w:val="20"/>
-          <w14:ligatures w14:val="none"/>
-        </w:rPr>
-        <w:t>7</w:t>
-      </w:r>
-      <w:proofErr w:type="gramEnd"/>
+        <w:t>..7</w:t>
+      </w:r>
     </w:p>
     <w:p>
       <w:pPr>
@@ -3842,7 +3827,23 @@
           <w:sz w:val="24"/>
           <w:szCs w:val="24"/>
         </w:rPr>
-        <w:t>With the data set provided by [1], the Gradient Decent algorithm is able to classify 1</w:t>
+        <w:t xml:space="preserve">With the data set provided by [1], the Gradient Decent algorithm </w:t>
+      </w:r>
+      <w:r>
+        <w:rPr>
+          <w:rFonts w:ascii="Times New Roman" w:hAnsi="Times New Roman" w:cs="Times New Roman"/>
+          <w:sz w:val="24"/>
+          <w:szCs w:val="24"/>
+        </w:rPr>
+        <w:t xml:space="preserve">in [4] </w:t>
+      </w:r>
+      <w:r>
+        <w:rPr>
+          <w:rFonts w:ascii="Times New Roman" w:hAnsi="Times New Roman" w:cs="Times New Roman"/>
+          <w:sz w:val="24"/>
+          <w:szCs w:val="24"/>
+        </w:rPr>
+        <w:t>is able to classify 1</w:t>
       </w:r>
       <w:r>
         <w:rPr>
@@ -4027,7 +4028,23 @@
           <w:sz w:val="24"/>
           <w:szCs w:val="24"/>
         </w:rPr>
-        <w:t>With the data set provided by [2], the Gradient Decent algorithm is able to classify 1,420 images organized into thirty-two different species of dermatological diseases.</w:t>
+        <w:t xml:space="preserve">With the data set provided by [2], the Gradient Decent algorithm </w:t>
+      </w:r>
+      <w:r>
+        <w:rPr>
+          <w:rFonts w:ascii="Times New Roman" w:hAnsi="Times New Roman" w:cs="Times New Roman"/>
+          <w:sz w:val="24"/>
+          <w:szCs w:val="24"/>
+        </w:rPr>
+        <w:t xml:space="preserve">in [5] </w:t>
+      </w:r>
+      <w:r>
+        <w:rPr>
+          <w:rFonts w:ascii="Times New Roman" w:hAnsi="Times New Roman" w:cs="Times New Roman"/>
+          <w:sz w:val="24"/>
+          <w:szCs w:val="24"/>
+        </w:rPr>
+        <w:t>is able to classify 1,420 images organized into thirty-two different species of dermatological diseases.</w:t>
       </w:r>
       <w:r>
         <w:rPr>
@@ -4556,7 +4573,7 @@
         <w:autoSpaceDE w:val="0"/>
         <w:autoSpaceDN w:val="0"/>
         <w:adjustRightInd w:val="0"/>
-        <w:spacing w:line="240" w:lineRule="auto"/>
+        <w:spacing w:after="0" w:line="240" w:lineRule="auto"/>
         <w:jc w:val="both"/>
         <w:rPr>
           <w:rFonts w:ascii="Times New Roman" w:hAnsi="Times New Roman" w:cs="Times New Roman"/>
@@ -4566,85 +4583,13 @@
           <w14:ligatures w14:val="none"/>
         </w:rPr>
       </w:pPr>
-      <w:r>
-        <w:rPr>
-          <w:rFonts w:ascii="Times New Roman" w:hAnsi="Times New Roman" w:cs="Times New Roman"/>
-          <w:kern w:val="0"/>
-          <w:sz w:val="24"/>
-          <w:szCs w:val="24"/>
-          <w14:ligatures w14:val="none"/>
-        </w:rPr>
-        <w:t>[</w:t>
-      </w:r>
-      <w:r>
-        <w:rPr>
-          <w:rFonts w:ascii="Times New Roman" w:hAnsi="Times New Roman" w:cs="Times New Roman"/>
-          <w:kern w:val="0"/>
-          <w:sz w:val="24"/>
-          <w:szCs w:val="24"/>
-          <w14:ligatures w14:val="none"/>
-        </w:rPr>
-        <w:t>2</w:t>
-      </w:r>
-      <w:r>
-        <w:rPr>
-          <w:rFonts w:ascii="Times New Roman" w:hAnsi="Times New Roman" w:cs="Times New Roman"/>
-          <w:kern w:val="0"/>
-          <w:sz w:val="24"/>
-          <w:szCs w:val="24"/>
-          <w14:ligatures w14:val="none"/>
-        </w:rPr>
-        <w:t>]</w:t>
-      </w:r>
-      <w:r>
-        <w:rPr>
-          <w:rFonts w:ascii="Times New Roman" w:hAnsi="Times New Roman" w:cs="Times New Roman"/>
-          <w:kern w:val="0"/>
-          <w:sz w:val="24"/>
-          <w:szCs w:val="24"/>
-          <w14:ligatures w14:val="none"/>
-        </w:rPr>
-        <w:tab/>
-      </w:r>
-      <w:r>
-        <w:rPr>
-          <w:rFonts w:ascii="Times New Roman" w:hAnsi="Times New Roman" w:cs="Times New Roman"/>
-          <w:kern w:val="0"/>
-          <w:sz w:val="24"/>
-          <w:szCs w:val="24"/>
-          <w14:ligatures w14:val="none"/>
-        </w:rPr>
-        <w:t xml:space="preserve">J. Kawahara, S. Daneshvar, G. Argenziano and G. Hamarneh, "Seven-Point Checklist and Skin Lesion Classification Using Multitask Multimodal Neural Nets," in </w:t>
-      </w:r>
-      <w:r>
-        <w:rPr>
-          <w:rFonts w:ascii="Times New Roman" w:hAnsi="Times New Roman" w:cs="Times New Roman"/>
-          <w:i/>
-          <w:iCs/>
-          <w:kern w:val="0"/>
-          <w:sz w:val="24"/>
-          <w:szCs w:val="24"/>
-          <w14:ligatures w14:val="none"/>
-        </w:rPr>
-        <w:t>IEEE Journal of Biomedical and Health Informatics</w:t>
-      </w:r>
-      <w:r>
-        <w:rPr>
-          <w:rFonts w:ascii="Times New Roman" w:hAnsi="Times New Roman" w:cs="Times New Roman"/>
-          <w:kern w:val="0"/>
-          <w:sz w:val="24"/>
-          <w:szCs w:val="24"/>
-          <w14:ligatures w14:val="none"/>
-        </w:rPr>
-        <w:t>, vol. 23, no. 2, pp. 538-546, March 2019, doi: 10.1109/JBHI.2018.2824327.</w:t>
-      </w:r>
     </w:p>
     <w:p>
       <w:pPr>
         <w:autoSpaceDE w:val="0"/>
         <w:autoSpaceDN w:val="0"/>
         <w:adjustRightInd w:val="0"/>
-        <w:spacing w:after="0" w:line="240" w:lineRule="auto"/>
+        <w:spacing w:line="240" w:lineRule="auto"/>
         <w:jc w:val="both"/>
         <w:rPr>
           <w:rFonts w:ascii="Times New Roman" w:hAnsi="Times New Roman" w:cs="Times New Roman"/>
@@ -4654,6 +4599,363 @@
           <w14:ligatures w14:val="none"/>
         </w:rPr>
       </w:pPr>
+      <w:r>
+        <w:rPr>
+          <w:rFonts w:ascii="Times New Roman" w:hAnsi="Times New Roman" w:cs="Times New Roman"/>
+          <w:kern w:val="0"/>
+          <w:sz w:val="24"/>
+          <w:szCs w:val="24"/>
+          <w14:ligatures w14:val="none"/>
+        </w:rPr>
+        <w:t>[</w:t>
+      </w:r>
+      <w:r>
+        <w:rPr>
+          <w:rFonts w:ascii="Times New Roman" w:hAnsi="Times New Roman" w:cs="Times New Roman"/>
+          <w:kern w:val="0"/>
+          <w:sz w:val="24"/>
+          <w:szCs w:val="24"/>
+          <w14:ligatures w14:val="none"/>
+        </w:rPr>
+        <w:t>2</w:t>
+      </w:r>
+      <w:r>
+        <w:rPr>
+          <w:rFonts w:ascii="Times New Roman" w:hAnsi="Times New Roman" w:cs="Times New Roman"/>
+          <w:kern w:val="0"/>
+          <w:sz w:val="24"/>
+          <w:szCs w:val="24"/>
+          <w14:ligatures w14:val="none"/>
+        </w:rPr>
+        <w:t>]</w:t>
+      </w:r>
+      <w:r>
+        <w:rPr>
+          <w:rFonts w:ascii="Times New Roman" w:hAnsi="Times New Roman" w:cs="Times New Roman"/>
+          <w:kern w:val="0"/>
+          <w:sz w:val="24"/>
+          <w:szCs w:val="24"/>
+          <w14:ligatures w14:val="none"/>
+        </w:rPr>
+        <w:tab/>
+      </w:r>
+      <w:r>
+        <w:rPr>
+          <w:rFonts w:ascii="Times New Roman" w:hAnsi="Times New Roman" w:cs="Times New Roman"/>
+          <w:kern w:val="0"/>
+          <w:sz w:val="24"/>
+          <w:szCs w:val="24"/>
+          <w14:ligatures w14:val="none"/>
+        </w:rPr>
+        <w:t xml:space="preserve">J. Kawahara, S. Daneshvar, G. Argenziano and G. Hamarneh, "Seven-Point Checklist and Skin Lesion Classification Using Multitask Multimodal Neural Nets," in </w:t>
+      </w:r>
+      <w:r>
+        <w:rPr>
+          <w:rFonts w:ascii="Times New Roman" w:hAnsi="Times New Roman" w:cs="Times New Roman"/>
+          <w:i/>
+          <w:iCs/>
+          <w:kern w:val="0"/>
+          <w:sz w:val="24"/>
+          <w:szCs w:val="24"/>
+          <w14:ligatures w14:val="none"/>
+        </w:rPr>
+        <w:t>IEEE Journal of Biomedical and Health Informatics</w:t>
+      </w:r>
+      <w:r>
+        <w:rPr>
+          <w:rFonts w:ascii="Times New Roman" w:hAnsi="Times New Roman" w:cs="Times New Roman"/>
+          <w:kern w:val="0"/>
+          <w:sz w:val="24"/>
+          <w:szCs w:val="24"/>
+          <w14:ligatures w14:val="none"/>
+        </w:rPr>
+        <w:t>, vol. 23, no. 2, pp. 538-546, March 2019, doi: 10.1109/JBHI.2018.2824327.</w:t>
+      </w:r>
+    </w:p>
+    <w:p>
+      <w:pPr>
+        <w:autoSpaceDE w:val="0"/>
+        <w:autoSpaceDN w:val="0"/>
+        <w:adjustRightInd w:val="0"/>
+        <w:spacing w:line="240" w:lineRule="auto"/>
+        <w:jc w:val="both"/>
+        <w:rPr>
+          <w:rFonts w:ascii="Times New Roman" w:hAnsi="Times New Roman" w:cs="Times New Roman"/>
+          <w:kern w:val="0"/>
+          <w:sz w:val="24"/>
+          <w:szCs w:val="24"/>
+          <w14:ligatures w14:val="none"/>
+        </w:rPr>
+      </w:pPr>
+    </w:p>
+    <w:p>
+      <w:pPr>
+        <w:autoSpaceDE w:val="0"/>
+        <w:autoSpaceDN w:val="0"/>
+        <w:adjustRightInd w:val="0"/>
+        <w:spacing w:line="240" w:lineRule="auto"/>
+        <w:jc w:val="both"/>
+        <w:rPr>
+          <w:rFonts w:ascii="Times New Roman" w:hAnsi="Times New Roman" w:cs="Times New Roman"/>
+          <w:i/>
+          <w:iCs/>
+          <w:kern w:val="0"/>
+          <w:sz w:val="24"/>
+          <w:szCs w:val="24"/>
+          <w14:ligatures w14:val="none"/>
+        </w:rPr>
+      </w:pPr>
+      <w:r>
+        <w:rPr>
+          <w:rFonts w:ascii="Times New Roman" w:hAnsi="Times New Roman" w:cs="Times New Roman"/>
+          <w:kern w:val="0"/>
+          <w:sz w:val="24"/>
+          <w:szCs w:val="24"/>
+          <w14:ligatures w14:val="none"/>
+        </w:rPr>
+        <w:t>[3]</w:t>
+      </w:r>
+      <w:r>
+        <w:rPr>
+          <w:rFonts w:ascii="Times New Roman" w:hAnsi="Times New Roman" w:cs="Times New Roman"/>
+          <w:kern w:val="0"/>
+          <w:sz w:val="24"/>
+          <w:szCs w:val="24"/>
+          <w14:ligatures w14:val="none"/>
+        </w:rPr>
+        <w:tab/>
+      </w:r>
+      <w:r>
+        <w:rPr>
+          <w:rFonts w:ascii="Times New Roman" w:hAnsi="Times New Roman" w:cs="Times New Roman"/>
+          <w:kern w:val="0"/>
+          <w:sz w:val="24"/>
+          <w:szCs w:val="24"/>
+          <w14:ligatures w14:val="none"/>
+        </w:rPr>
+        <w:t>Cauchy, A. (2009)</w:t>
+      </w:r>
+      <w:r>
+        <w:rPr>
+          <w:rFonts w:ascii="Times New Roman" w:hAnsi="Times New Roman" w:cs="Times New Roman"/>
+          <w:i/>
+          <w:iCs/>
+          <w:kern w:val="0"/>
+          <w:sz w:val="24"/>
+          <w:szCs w:val="24"/>
+          <w14:ligatures w14:val="none"/>
+        </w:rPr>
+        <w:t>. ANALYSE MATHÉMATIQUE. – Méthodc générale pour la résolution des systèmes d'équations simultanées.</w:t>
+      </w:r>
+      <w:bookmarkStart w:id="7" w:name="_Hlk137163932"/>
+    </w:p>
+    <w:p>
+      <w:pPr>
+        <w:autoSpaceDE w:val="0"/>
+        <w:autoSpaceDN w:val="0"/>
+        <w:adjustRightInd w:val="0"/>
+        <w:spacing w:line="240" w:lineRule="auto"/>
+        <w:jc w:val="both"/>
+        <w:rPr>
+          <w:rFonts w:ascii="Times New Roman" w:hAnsi="Times New Roman" w:cs="Times New Roman"/>
+          <w:i/>
+          <w:iCs/>
+          <w:kern w:val="0"/>
+          <w:sz w:val="24"/>
+          <w:szCs w:val="24"/>
+          <w14:ligatures w14:val="none"/>
+        </w:rPr>
+      </w:pPr>
+    </w:p>
+    <w:p>
+      <w:pPr>
+        <w:autoSpaceDE w:val="0"/>
+        <w:autoSpaceDN w:val="0"/>
+        <w:adjustRightInd w:val="0"/>
+        <w:spacing w:line="240" w:lineRule="auto"/>
+        <w:jc w:val="both"/>
+        <w:rPr>
+          <w:rFonts w:ascii="Times New Roman" w:hAnsi="Times New Roman" w:cs="Times New Roman"/>
+          <w:kern w:val="0"/>
+          <w:sz w:val="24"/>
+          <w:szCs w:val="24"/>
+          <w14:ligatures w14:val="none"/>
+        </w:rPr>
+      </w:pPr>
+      <w:r>
+        <w:rPr>
+          <w:rFonts w:ascii="Times New Roman" w:hAnsi="Times New Roman" w:cs="Times New Roman"/>
+          <w:kern w:val="0"/>
+          <w:sz w:val="24"/>
+          <w:szCs w:val="24"/>
+          <w14:ligatures w14:val="none"/>
+        </w:rPr>
+        <w:t>[</w:t>
+      </w:r>
+      <w:r>
+        <w:rPr>
+          <w:rFonts w:ascii="Times New Roman" w:hAnsi="Times New Roman" w:cs="Times New Roman"/>
+          <w:kern w:val="0"/>
+          <w:sz w:val="24"/>
+          <w:szCs w:val="24"/>
+          <w14:ligatures w14:val="none"/>
+        </w:rPr>
+        <w:t>4</w:t>
+      </w:r>
+      <w:r>
+        <w:rPr>
+          <w:rFonts w:ascii="Times New Roman" w:hAnsi="Times New Roman" w:cs="Times New Roman"/>
+          <w:kern w:val="0"/>
+          <w:sz w:val="24"/>
+          <w:szCs w:val="24"/>
+          <w14:ligatures w14:val="none"/>
+        </w:rPr>
+        <w:t>]</w:t>
+      </w:r>
+      <w:r>
+        <w:rPr>
+          <w:rFonts w:ascii="Times New Roman" w:hAnsi="Times New Roman" w:cs="Times New Roman"/>
+          <w:kern w:val="0"/>
+          <w:sz w:val="24"/>
+          <w:szCs w:val="24"/>
+          <w14:ligatures w14:val="none"/>
+        </w:rPr>
+        <w:tab/>
+      </w:r>
+      <w:r>
+        <w:rPr>
+          <w:rFonts w:ascii="Times New Roman" w:hAnsi="Times New Roman" w:cs="Times New Roman"/>
+          <w:kern w:val="0"/>
+          <w:sz w:val="24"/>
+          <w:szCs w:val="24"/>
+          <w14:ligatures w14:val="none"/>
+        </w:rPr>
+        <w:t>Garofalo, Joh</w:t>
+      </w:r>
+      <w:r>
+        <w:rPr>
+          <w:rFonts w:ascii="Times New Roman" w:hAnsi="Times New Roman" w:cs="Times New Roman"/>
+          <w:kern w:val="0"/>
+          <w:sz w:val="24"/>
+          <w:szCs w:val="24"/>
+          <w14:ligatures w14:val="none"/>
+        </w:rPr>
+        <w:t>n</w:t>
+      </w:r>
+      <w:r>
+        <w:rPr>
+          <w:rFonts w:ascii="Times New Roman" w:hAnsi="Times New Roman" w:cs="Times New Roman"/>
+          <w:kern w:val="0"/>
+          <w:sz w:val="24"/>
+          <w:szCs w:val="24"/>
+          <w14:ligatures w14:val="none"/>
+        </w:rPr>
+        <w:t xml:space="preserve"> M</w:t>
+      </w:r>
+      <w:r>
+        <w:rPr>
+          <w:rFonts w:ascii="Times New Roman" w:hAnsi="Times New Roman" w:cs="Times New Roman"/>
+          <w:kern w:val="0"/>
+          <w:sz w:val="24"/>
+          <w:szCs w:val="24"/>
+          <w14:ligatures w14:val="none"/>
+        </w:rPr>
+        <w:t xml:space="preserve">. </w:t>
+      </w:r>
+      <w:r>
+        <w:rPr>
+          <w:rFonts w:ascii="Times New Roman" w:hAnsi="Times New Roman" w:cs="Times New Roman"/>
+          <w:kern w:val="0"/>
+          <w:sz w:val="24"/>
+          <w:szCs w:val="24"/>
+          <w14:ligatures w14:val="none"/>
+        </w:rPr>
+        <w:t>“Gradient-Decent/Skingradientdecent_v4 at Main · Johnbodhi/Gradient-Decent.” GitHub, 14 June 2023, github.com/johnbodhi/gradient-decent/tree/main/skinGradientDecent_V4.</w:t>
+      </w:r>
+    </w:p>
+    <w:p>
+      <w:pPr>
+        <w:autoSpaceDE w:val="0"/>
+        <w:autoSpaceDN w:val="0"/>
+        <w:adjustRightInd w:val="0"/>
+        <w:spacing w:line="240" w:lineRule="auto"/>
+        <w:jc w:val="both"/>
+        <w:rPr>
+          <w:rFonts w:ascii="Times New Roman" w:hAnsi="Times New Roman" w:cs="Times New Roman"/>
+          <w:kern w:val="0"/>
+          <w:sz w:val="24"/>
+          <w:szCs w:val="24"/>
+          <w14:ligatures w14:val="none"/>
+        </w:rPr>
+      </w:pPr>
+    </w:p>
+    <w:p>
+      <w:pPr>
+        <w:autoSpaceDE w:val="0"/>
+        <w:autoSpaceDN w:val="0"/>
+        <w:adjustRightInd w:val="0"/>
+        <w:spacing w:line="240" w:lineRule="auto"/>
+        <w:jc w:val="both"/>
+        <w:rPr>
+          <w:rFonts w:ascii="Times New Roman" w:hAnsi="Times New Roman" w:cs="Times New Roman"/>
+          <w:i/>
+          <w:iCs/>
+          <w:kern w:val="0"/>
+          <w:sz w:val="24"/>
+          <w:szCs w:val="24"/>
+          <w14:ligatures w14:val="none"/>
+        </w:rPr>
+      </w:pPr>
+      <w:r>
+        <w:rPr>
+          <w:rFonts w:ascii="Times New Roman" w:hAnsi="Times New Roman" w:cs="Times New Roman"/>
+          <w:kern w:val="0"/>
+          <w:sz w:val="24"/>
+          <w:szCs w:val="24"/>
+          <w14:ligatures w14:val="none"/>
+        </w:rPr>
+        <w:t>[</w:t>
+      </w:r>
+      <w:r>
+        <w:rPr>
+          <w:rFonts w:ascii="Times New Roman" w:hAnsi="Times New Roman" w:cs="Times New Roman"/>
+          <w:kern w:val="0"/>
+          <w:sz w:val="24"/>
+          <w:szCs w:val="24"/>
+          <w14:ligatures w14:val="none"/>
+        </w:rPr>
+        <w:t>5</w:t>
+      </w:r>
+      <w:r>
+        <w:rPr>
+          <w:rFonts w:ascii="Times New Roman" w:hAnsi="Times New Roman" w:cs="Times New Roman"/>
+          <w:kern w:val="0"/>
+          <w:sz w:val="24"/>
+          <w:szCs w:val="24"/>
+          <w14:ligatures w14:val="none"/>
+        </w:rPr>
+        <w:t>]</w:t>
+      </w:r>
+      <w:r>
+        <w:rPr>
+          <w:rFonts w:ascii="Times New Roman" w:hAnsi="Times New Roman" w:cs="Times New Roman"/>
+          <w:kern w:val="0"/>
+          <w:sz w:val="24"/>
+          <w:szCs w:val="24"/>
+          <w14:ligatures w14:val="none"/>
+        </w:rPr>
+        <w:tab/>
+      </w:r>
+      <w:r>
+        <w:rPr>
+          <w:rFonts w:ascii="Times New Roman" w:hAnsi="Times New Roman" w:cs="Times New Roman"/>
+          <w:kern w:val="0"/>
+          <w:sz w:val="24"/>
+          <w:szCs w:val="24"/>
+          <w14:ligatures w14:val="none"/>
+        </w:rPr>
+        <w:t>Garofalo, John M. “Gradient-Decent/Skingradientdecent_v5 at Main · Johnbodhi/Gradient-Decent.” GitHub, 14 June 2023, github.com/johnbodhi/gradient-decent/tree/main/skinGradientDecent_V5.</w:t>
+      </w:r>
     </w:p>
     <w:p>
       <w:pPr>
@@ -4678,41 +4980,8 @@
           <w:szCs w:val="24"/>
           <w14:ligatures w14:val="none"/>
         </w:rPr>
-        <w:t>[3]</w:t>
-      </w:r>
-      <w:r>
-        <w:rPr>
-          <w:rFonts w:ascii="Times New Roman" w:hAnsi="Times New Roman" w:cs="Times New Roman"/>
-          <w:kern w:val="0"/>
-          <w:sz w:val="24"/>
-          <w:szCs w:val="24"/>
-          <w14:ligatures w14:val="none"/>
-        </w:rPr>
-        <w:tab/>
-      </w:r>
-      <w:r>
-        <w:rPr>
-          <w:rFonts w:ascii="Times New Roman" w:hAnsi="Times New Roman" w:cs="Times New Roman"/>
-          <w:kern w:val="0"/>
-          <w:sz w:val="24"/>
-          <w:szCs w:val="24"/>
-          <w14:ligatures w14:val="none"/>
-        </w:rPr>
-        <w:t>Cauchy, A. (2009)</w:t>
-      </w:r>
-      <w:r>
-        <w:rPr>
-          <w:rFonts w:ascii="Times New Roman" w:hAnsi="Times New Roman" w:cs="Times New Roman"/>
-          <w:i/>
-          <w:iCs/>
-          <w:kern w:val="0"/>
-          <w:sz w:val="24"/>
-          <w:szCs w:val="24"/>
-          <w14:ligatures w14:val="none"/>
-        </w:rPr>
-        <w:t>. ANALYSE MATHÉMATIQUE. – Méthodc générale pour la résolution des systèmes d'équations simultanées.</w:t>
-      </w:r>
-      <w:bookmarkStart w:id="7" w:name="_Hlk137163932"/>
+        <w:t xml:space="preserve">  </w:t>
+      </w:r>
     </w:p>
     <w:bookmarkEnd w:id="7"/>
     <w:p>
@@ -5411,7 +5680,6 @@
   <w:style w:type="character" w:default="1" w:styleId="DefaultParagraphFont">
     <w:name w:val="Default Paragraph Font"/>
     <w:uiPriority w:val="1"/>
-    <w:semiHidden/>
     <w:unhideWhenUsed/>
   </w:style>
   <w:style w:type="table" w:default="1" w:styleId="TableNormal">

--- a/skinGradientDecent_V5/Eighth ISIC Skin Image Analysis Workshop/Eighth ISIC Skin Image Analysis Workshop Submission.docx
+++ b/skinGradientDecent_V5/Eighth ISIC Skin Image Analysis Workshop/Eighth ISIC Skin Image Analysis Workshop Submission.docx
@@ -208,7 +208,15 @@
           <w:sz w:val="24"/>
           <w:szCs w:val="24"/>
         </w:rPr>
-        <w:t xml:space="preserve"> misclassification in these patients</w:t>
+        <w:t xml:space="preserve"> long-term</w:t>
+      </w:r>
+      <w:r>
+        <w:rPr>
+          <w:rFonts w:ascii="Times New Roman" w:hAnsi="Times New Roman" w:cs="Times New Roman"/>
+          <w:sz w:val="24"/>
+          <w:szCs w:val="24"/>
+        </w:rPr>
+        <w:t xml:space="preserve"> misclassification in patients</w:t>
       </w:r>
       <w:r>
         <w:rPr>
@@ -2938,7 +2946,47 @@
           <w:szCs w:val="24"/>
           <w14:ligatures w14:val="none"/>
         </w:rPr>
-        <w:t xml:space="preserve"> We can classify an infinite number o</w:t>
+        <w:t xml:space="preserve"> </w:t>
+      </w:r>
+      <w:r>
+        <w:rPr>
+          <w:rFonts w:ascii="Times New Roman" w:hAnsi="Times New Roman" w:cs="Times New Roman"/>
+          <w:kern w:val="0"/>
+          <w:sz w:val="24"/>
+          <w:szCs w:val="24"/>
+          <w14:ligatures w14:val="none"/>
+        </w:rPr>
+        <w:t xml:space="preserve">In algorithms [4] and [5], we can train the filter with less than one frame of pixel data. </w:t>
+      </w:r>
+      <w:r>
+        <w:rPr>
+          <w:rFonts w:ascii="Times New Roman" w:hAnsi="Times New Roman" w:cs="Times New Roman"/>
+          <w:kern w:val="0"/>
+          <w:sz w:val="24"/>
+          <w:szCs w:val="24"/>
+          <w14:ligatures w14:val="none"/>
+        </w:rPr>
+        <w:t xml:space="preserve">We can </w:t>
+      </w:r>
+      <w:r>
+        <w:rPr>
+          <w:rFonts w:ascii="Times New Roman" w:hAnsi="Times New Roman" w:cs="Times New Roman"/>
+          <w:kern w:val="0"/>
+          <w:sz w:val="24"/>
+          <w:szCs w:val="24"/>
+          <w14:ligatures w14:val="none"/>
+        </w:rPr>
+        <w:t xml:space="preserve">also </w:t>
+      </w:r>
+      <w:r>
+        <w:rPr>
+          <w:rFonts w:ascii="Times New Roman" w:hAnsi="Times New Roman" w:cs="Times New Roman"/>
+          <w:kern w:val="0"/>
+          <w:sz w:val="24"/>
+          <w:szCs w:val="24"/>
+          <w14:ligatures w14:val="none"/>
+        </w:rPr>
+        <w:t>classify an infinite number o</w:t>
       </w:r>
       <w:r>
         <w:rPr>
@@ -2958,7 +3006,37 @@
           <w:szCs w:val="24"/>
           <w14:ligatures w14:val="none"/>
         </w:rPr>
-        <w:t xml:space="preserve"> objects, or as many objects as the system itself can store.</w:t>
+        <w:t xml:space="preserve"> objects, or as many objects as the system itself can store</w:t>
+      </w:r>
+      <w:r>
+        <w:rPr>
+          <w:rFonts w:ascii="Times New Roman" w:hAnsi="Times New Roman" w:cs="Times New Roman"/>
+          <w:kern w:val="0"/>
+          <w:sz w:val="24"/>
+          <w:szCs w:val="24"/>
+          <w14:ligatures w14:val="none"/>
+        </w:rPr>
+        <w:t xml:space="preserve"> in a single execution</w:t>
+      </w:r>
+      <w:r>
+        <w:rPr>
+          <w:rFonts w:ascii="Times New Roman" w:hAnsi="Times New Roman" w:cs="Times New Roman"/>
+          <w:kern w:val="0"/>
+          <w:sz w:val="24"/>
+          <w:szCs w:val="24"/>
+          <w14:ligatures w14:val="none"/>
+        </w:rPr>
+        <w:t xml:space="preserve"> in [5]</w:t>
+      </w:r>
+      <w:r>
+        <w:rPr>
+          <w:rFonts w:ascii="Times New Roman" w:hAnsi="Times New Roman" w:cs="Times New Roman"/>
+          <w:kern w:val="0"/>
+          <w:sz w:val="24"/>
+          <w:szCs w:val="24"/>
+          <w14:ligatures w14:val="none"/>
+        </w:rPr>
+        <w:t>.</w:t>
       </w:r>
     </w:p>
     <w:p>
@@ -3123,7 +3201,27 @@
           <w:szCs w:val="24"/>
           <w14:ligatures w14:val="none"/>
         </w:rPr>
-        <w:t xml:space="preserve"> of objects in the </w:t>
+        <w:t xml:space="preserve"> of objects </w:t>
+      </w:r>
+      <w:r>
+        <w:rPr>
+          <w:rFonts w:ascii="Times New Roman" w:hAnsi="Times New Roman" w:cs="Times New Roman"/>
+          <w:kern w:val="0"/>
+          <w:sz w:val="24"/>
+          <w:szCs w:val="24"/>
+          <w14:ligatures w14:val="none"/>
+        </w:rPr>
+        <w:t>about</w:t>
+      </w:r>
+      <w:r>
+        <w:rPr>
+          <w:rFonts w:ascii="Times New Roman" w:hAnsi="Times New Roman" w:cs="Times New Roman"/>
+          <w:kern w:val="0"/>
+          <w:sz w:val="24"/>
+          <w:szCs w:val="24"/>
+          <w14:ligatures w14:val="none"/>
+        </w:rPr>
+        <w:t xml:space="preserve"> the </w:t>
       </w:r>
       <w:r>
         <w:rPr>
@@ -3277,7 +3375,57 @@
           <w:szCs w:val="24"/>
           <w14:ligatures w14:val="none"/>
         </w:rPr>
-        <w:t>As with most convergence algorithms it is important to configure the routine to have stationary, or non-stationary aspects. The present classifier is a highly non-stationary process that will evolve the filter during the entire execution. Although, it is usually more beneficial to keep the filter as a stationary entity during the Gradient Decent routine, without either a priori or a posteriori updates on the running averages.</w:t>
+        <w:t xml:space="preserve">As with most convergence algorithms it is important to configure the routine to have stationary, or non-stationary aspects. The present classifier is a highly non-stationary process that </w:t>
+      </w:r>
+      <w:r>
+        <w:rPr>
+          <w:rFonts w:ascii="Times New Roman" w:hAnsi="Times New Roman" w:cs="Times New Roman"/>
+          <w:kern w:val="0"/>
+          <w:sz w:val="24"/>
+          <w:szCs w:val="24"/>
+          <w14:ligatures w14:val="none"/>
+        </w:rPr>
+        <w:t>can</w:t>
+      </w:r>
+      <w:r>
+        <w:rPr>
+          <w:rFonts w:ascii="Times New Roman" w:hAnsi="Times New Roman" w:cs="Times New Roman"/>
+          <w:kern w:val="0"/>
+          <w:sz w:val="24"/>
+          <w:szCs w:val="24"/>
+          <w14:ligatures w14:val="none"/>
+        </w:rPr>
+        <w:t xml:space="preserve"> evolve the filter during the entire execution. Although, it is usually more beneficial to keep the filter as a stationary entity during the Gradient Decent routine, without either a priori or a posteriori updates on the running averages</w:t>
+      </w:r>
+      <w:r>
+        <w:rPr>
+          <w:rFonts w:ascii="Times New Roman" w:hAnsi="Times New Roman" w:cs="Times New Roman"/>
+          <w:kern w:val="0"/>
+          <w:sz w:val="24"/>
+          <w:szCs w:val="24"/>
+          <w14:ligatures w14:val="none"/>
+        </w:rPr>
+        <w:t xml:space="preserve"> the routine remains highly non-stationary</w:t>
+      </w:r>
+      <w:r>
+        <w:rPr>
+          <w:rFonts w:ascii="Times New Roman" w:hAnsi="Times New Roman" w:cs="Times New Roman"/>
+          <w:kern w:val="0"/>
+          <w:sz w:val="24"/>
+          <w:szCs w:val="24"/>
+          <w14:ligatures w14:val="none"/>
+        </w:rPr>
+        <w:t>,</w:t>
+      </w:r>
+      <w:r>
+        <w:rPr>
+          <w:rFonts w:ascii="Times New Roman" w:hAnsi="Times New Roman" w:cs="Times New Roman"/>
+          <w:kern w:val="0"/>
+          <w:sz w:val="24"/>
+          <w:szCs w:val="24"/>
+          <w14:ligatures w14:val="none"/>
+        </w:rPr>
+        <w:t xml:space="preserve"> regardless.</w:t>
       </w:r>
     </w:p>
     <w:p>
@@ -3451,7 +3599,57 @@
           <w14:ligatures w14:val="none"/>
         </w:rPr>
         <w:tab/>
-        <w:t>Naturally, most signals are processed in a convolutional manner, and the Gradient Decent method is no exception. When minimizing the cost of making a decision, the convolutional approach is superior simply by the nature of the language. By using the convolutional neural network convention we easily juxtapose minimizable output data, and a higher order convex relation is achieved for very accurate discrimination purposes.</w:t>
+        <w:t xml:space="preserve">Naturally, most signals are processed in a convolutional manner, and the Gradient Decent method is no exception. When minimizing the cost of making a decision, the convolutional approach is superior simply by the nature of the </w:t>
+      </w:r>
+      <w:r>
+        <w:rPr>
+          <w:rFonts w:ascii="Times New Roman" w:hAnsi="Times New Roman" w:cs="Times New Roman"/>
+          <w:kern w:val="0"/>
+          <w:sz w:val="24"/>
+          <w:szCs w:val="24"/>
+          <w14:ligatures w14:val="none"/>
+        </w:rPr>
+        <w:t xml:space="preserve">programming </w:t>
+      </w:r>
+      <w:r>
+        <w:rPr>
+          <w:rFonts w:ascii="Times New Roman" w:hAnsi="Times New Roman" w:cs="Times New Roman"/>
+          <w:kern w:val="0"/>
+          <w:sz w:val="24"/>
+          <w:szCs w:val="24"/>
+          <w14:ligatures w14:val="none"/>
+        </w:rPr>
+        <w:t>language. By using the convolutional neural network convention we easily juxtapose minimizable output data, and a higher order convex relation is achieved for very accurate discrimination purposes.</w:t>
+      </w:r>
+      <w:r>
+        <w:rPr>
+          <w:rFonts w:ascii="Times New Roman" w:hAnsi="Times New Roman" w:cs="Times New Roman"/>
+          <w:kern w:val="0"/>
+          <w:sz w:val="24"/>
+          <w:szCs w:val="24"/>
+          <w14:ligatures w14:val="none"/>
+        </w:rPr>
+        <w:t xml:space="preserve"> This is </w:t>
+      </w:r>
+      <w:r>
+        <w:rPr>
+          <w:rFonts w:ascii="Times New Roman" w:hAnsi="Times New Roman" w:cs="Times New Roman"/>
+          <w:kern w:val="0"/>
+          <w:sz w:val="24"/>
+          <w:szCs w:val="24"/>
+          <w14:ligatures w14:val="none"/>
+        </w:rPr>
+        <w:t xml:space="preserve">also </w:t>
+      </w:r>
+      <w:r>
+        <w:rPr>
+          <w:rFonts w:ascii="Times New Roman" w:hAnsi="Times New Roman" w:cs="Times New Roman"/>
+          <w:kern w:val="0"/>
+          <w:sz w:val="24"/>
+          <w:szCs w:val="24"/>
+          <w14:ligatures w14:val="none"/>
+        </w:rPr>
+        <w:t>thought to be the selection of a minimum random walk.</w:t>
       </w:r>
     </w:p>
     <w:p>
@@ -3651,7 +3849,7 @@
           <w:sz w:val="24"/>
           <w:szCs w:val="24"/>
         </w:rPr>
-        <w:t xml:space="preserve"> in [3].  The use of this method in computer vision has proven to be unmatched against several different methods including k-NN, k-means in isolation, and Naïve Bayes. The Gradient Decent Method outperforms the others in a variety of metrics, the most </w:t>
+        <w:t xml:space="preserve"> in [3].  The use of this method in computer vision has proven to be unmatched against several different methods including k-NN, k-means in isolation, and Naïve </w:t>
       </w:r>
       <w:r>
         <w:rPr>
@@ -3660,7 +3858,7 @@
           <w:szCs w:val="24"/>
         </w:rPr>
         <w:lastRenderedPageBreak/>
-        <w:t>important being the minimization of the cost function.  From this standpoint, I have demonstrated the power of the convolutional paradigm</w:t>
+        <w:t>Bayes. The Gradient Decent Method outperforms the others in a variety of metrics, the most important being the minimization of the cost function.  From this standpoint, I have demonstrated the power of the convolutional paradigm</w:t>
       </w:r>
       <w:r>
         <w:rPr>
@@ -4197,7 +4395,7 @@
           <w14:ligatures w14:val="none"/>
         </w:rPr>
         <w:tab/>
-        <w:t xml:space="preserve">From the result we can see the effectiveness for different algorithm implementations on separate data sets. The modifications required for Derm7pt necessitated expanding the object classes into groups that may extend to infinity, whereas for MedNode we only needed two classes in one group for a determination. The effectiveness of the Gradient Decent Method is </w:t>
+        <w:t xml:space="preserve">From the result we can see the effectiveness for different algorithm implementations on separate data sets. The modifications required for Derm7pt necessitated expanding the object classes into groups that may extend to infinity, whereas for MedNode we only needed two </w:t>
       </w:r>
       <w:r>
         <w:rPr>
@@ -4208,23 +4406,48 @@
           <w14:ligatures w14:val="none"/>
         </w:rPr>
         <w:lastRenderedPageBreak/>
-        <w:t>apparent for computer vision, but it may be successfully extended to a variety of classification procedures.</w:t>
-      </w:r>
-    </w:p>
-    <w:p>
-      <w:pPr>
-        <w:spacing w:line="480" w:lineRule="auto"/>
-        <w:jc w:val="both"/>
-        <w:rPr>
-          <w:rFonts w:ascii="Times New Roman" w:hAnsi="Times New Roman" w:cs="Times New Roman"/>
-          <w:b/>
-          <w:bCs/>
-          <w:kern w:val="0"/>
-          <w:sz w:val="28"/>
-          <w:szCs w:val="28"/>
-          <w14:ligatures w14:val="none"/>
-        </w:rPr>
-      </w:pPr>
+        <w:t xml:space="preserve">classes in one group for a determination. The effectiveness of the Gradient Decent </w:t>
+      </w:r>
+      <w:r>
+        <w:rPr>
+          <w:rFonts w:ascii="Times New Roman" w:hAnsi="Times New Roman" w:cs="Times New Roman"/>
+          <w:kern w:val="0"/>
+          <w:sz w:val="24"/>
+          <w:szCs w:val="24"/>
+          <w14:ligatures w14:val="none"/>
+        </w:rPr>
+        <w:t>m</w:t>
+      </w:r>
+      <w:r>
+        <w:rPr>
+          <w:rFonts w:ascii="Times New Roman" w:hAnsi="Times New Roman" w:cs="Times New Roman"/>
+          <w:kern w:val="0"/>
+          <w:sz w:val="24"/>
+          <w:szCs w:val="24"/>
+          <w14:ligatures w14:val="none"/>
+        </w:rPr>
+        <w:t xml:space="preserve">ethod is apparent for computer vision, but it may be successfully extended to a variety of classification </w:t>
+      </w:r>
+      <w:r>
+        <w:rPr>
+          <w:rFonts w:ascii="Times New Roman" w:hAnsi="Times New Roman" w:cs="Times New Roman"/>
+          <w:kern w:val="0"/>
+          <w:sz w:val="24"/>
+          <w:szCs w:val="24"/>
+          <w14:ligatures w14:val="none"/>
+        </w:rPr>
+        <w:t>applications</w:t>
+      </w:r>
+      <w:r>
+        <w:rPr>
+          <w:rFonts w:ascii="Times New Roman" w:hAnsi="Times New Roman" w:cs="Times New Roman"/>
+          <w:kern w:val="0"/>
+          <w:sz w:val="24"/>
+          <w:szCs w:val="24"/>
+          <w14:ligatures w14:val="none"/>
+        </w:rPr>
+        <w:t>.</w:t>
+      </w:r>
     </w:p>
     <w:p>
       <w:pPr>
@@ -5680,6 +5903,7 @@
   <w:style w:type="character" w:default="1" w:styleId="DefaultParagraphFont">
     <w:name w:val="Default Paragraph Font"/>
     <w:uiPriority w:val="1"/>
+    <w:semiHidden/>
     <w:unhideWhenUsed/>
   </w:style>
   <w:style w:type="table" w:default="1" w:styleId="TableNormal">
